--- a/template_pt-BR.example.docx
+++ b/template_pt-BR.example.docx
@@ -26,97 +26,124 @@
         <w:rPr>
           <w:lang w:val="pt-BR"/>
         </w:rPr>
-        <w:t xml:space="preserve">{% for res in </w:t>
+        <w:t>{%</w:t>
       </w:r>
-      <w:proofErr w:type="spellStart"/>
       <w:r>
         <w:rPr>
           <w:lang w:val="pt-BR"/>
         </w:rPr>
-        <w:t>results</w:t>
+        <w:t>p</w:t>
       </w:r>
-      <w:proofErr w:type="spellEnd"/>
       <w:r>
         <w:rPr>
           <w:lang w:val="pt-BR"/>
         </w:rPr>
-        <w:t xml:space="preserve"> %}</w:t>
+        <w:t xml:space="preserve"> for res in results %}</w:t>
       </w:r>
     </w:p>
     <w:p>
       <w:r>
-        <w:t xml:space="preserve">{% if </w:t>
+        <w:t>{%</w:t>
       </w:r>
-      <w:proofErr w:type="spellStart"/>
-      <w:proofErr w:type="gramStart"/>
       <w:r>
-        <w:t>res.rule</w:t>
+        <w:t>p</w:t>
       </w:r>
-      <w:proofErr w:type="gramEnd"/>
       <w:r>
-        <w:t>_name</w:t>
+        <w:t xml:space="preserve"> if res.rule_name == "FortiGate" %}</w:t>
       </w:r>
-      <w:proofErr w:type="spellEnd"/>
-      <w:r>
-        <w:t xml:space="preserve"> == "FortiGate</w:t>
-      </w:r>
-      <w:proofErr w:type="gramStart"/>
-      <w:r>
-        <w:t>" %}</w:t>
-      </w:r>
-      <w:proofErr w:type="gramEnd"/>
     </w:p>
     <w:p>
       <w:pPr>
         <w:pStyle w:val="Ttulo1"/>
       </w:pPr>
-      <w:proofErr w:type="gramStart"/>
       <w:r>
-        <w:t xml:space="preserve">{{ </w:t>
+        <w:t>{{ res.rule_name }}: {{ res.host }}</w:t>
       </w:r>
-      <w:proofErr w:type="spellStart"/>
+    </w:p>
+    <w:p>
       <w:r>
-        <w:t>res</w:t>
+        <w:t>{%</w:t>
       </w:r>
-      <w:proofErr w:type="gramEnd"/>
       <w:r>
-        <w:t>.rule_</w:t>
+        <w:t>p</w:t>
       </w:r>
-      <w:proofErr w:type="gramStart"/>
       <w:r>
-        <w:t>name</w:t>
+        <w:t xml:space="preserve"> if res.error %}</w:t>
       </w:r>
-      <w:proofErr w:type="spellEnd"/>
+    </w:p>
+    <w:p>
       <w:r>
-        <w:t xml:space="preserve"> }</w:t>
+        <w:t>Erro: {{ res.error }}</w:t>
       </w:r>
-      <w:proofErr w:type="gramEnd"/>
+    </w:p>
+    <w:p>
       <w:r>
-        <w:t xml:space="preserve">}: </w:t>
+        <w:t>{%</w:t>
       </w:r>
-      <w:proofErr w:type="gramStart"/>
       <w:r>
-        <w:t xml:space="preserve">{{ </w:t>
+        <w:t>p</w:t>
       </w:r>
-      <w:proofErr w:type="spellStart"/>
       <w:r>
-        <w:t>res</w:t>
+        <w:t xml:space="preserve"> else %}</w:t>
       </w:r>
-      <w:proofErr w:type="gramEnd"/>
+    </w:p>
+    <w:p>
       <w:r>
-        <w:t>.</w:t>
+        <w:t>Status</w:t>
       </w:r>
-      <w:proofErr w:type="gramStart"/>
       <w:r>
-        <w:t>host</w:t>
+        <w:t xml:space="preserve"> do Link WAN1</w:t>
       </w:r>
-      <w:proofErr w:type="spellEnd"/>
       <w:r>
-        <w:t xml:space="preserve"> }</w:t>
+        <w:t>: {{ res.wan_status.WAN1 }}</w:t>
       </w:r>
-      <w:proofErr w:type="gramEnd"/>
+    </w:p>
+    <w:p>
       <w:r>
-        <w:t>}</w:t>
+        <w:t>Status do Link WAN2: {{ res.wan_status.WAN2 }}</w:t>
+      </w:r>
+    </w:p>
+    <w:p>
+      <w:r>
+        <w:t>{%</w:t>
+      </w:r>
+      <w:r>
+        <w:t>p</w:t>
+      </w:r>
+      <w:r>
+        <w:t xml:space="preserve"> if res.wan_status.WAN3 %}</w:t>
+      </w:r>
+    </w:p>
+    <w:p>
+      <w:r>
+        <w:t>Status do Link WAN3: {{ res.wan_status.WAN3 }}</w:t>
+      </w:r>
+    </w:p>
+    <w:p>
+      <w:r>
+        <w:t>{%</w:t>
+      </w:r>
+      <w:r>
+        <w:t>p</w:t>
+      </w:r>
+      <w:r>
+        <w:t xml:space="preserve"> endif %}</w:t>
+      </w:r>
+    </w:p>
+    <w:p>
+      <w:r>
+        <w:t>{% if res.screenshot %}</w:t>
+      </w:r>
+    </w:p>
+    <w:p>
+      <w:r>
+        <w:t>Evid</w:t>
+      </w:r>
+      <w:r>
+        <w:t>ência</w:t>
+      </w:r>
+      <w:r>
+        <w:t xml:space="preserve"> (Screenshot):</w:t>
       </w:r>
     </w:p>
     <w:p>
@@ -129,37 +156,7 @@
         <w:rPr>
           <w:lang w:val="pt-BR"/>
         </w:rPr>
-        <w:t xml:space="preserve">{% </w:t>
-      </w:r>
-      <w:proofErr w:type="spellStart"/>
-      <w:r>
-        <w:rPr>
-          <w:lang w:val="pt-BR"/>
-        </w:rPr>
-        <w:t>if</w:t>
-      </w:r>
-      <w:proofErr w:type="spellEnd"/>
-      <w:r>
-        <w:rPr>
-          <w:lang w:val="pt-BR"/>
-        </w:rPr>
-        <w:t xml:space="preserve"> </w:t>
-      </w:r>
-      <w:proofErr w:type="spellStart"/>
-      <w:proofErr w:type="gramStart"/>
-      <w:r>
-        <w:rPr>
-          <w:lang w:val="pt-BR"/>
-        </w:rPr>
-        <w:t>res.error</w:t>
-      </w:r>
-      <w:proofErr w:type="spellEnd"/>
-      <w:proofErr w:type="gramEnd"/>
-      <w:r>
-        <w:rPr>
-          <w:lang w:val="pt-BR"/>
-        </w:rPr>
-        <w:t xml:space="preserve"> %}</w:t>
+        <w:t>{{ res.screenshot }}</w:t>
       </w:r>
     </w:p>
     <w:p>
@@ -172,245 +169,19 @@
         <w:rPr>
           <w:lang w:val="pt-BR"/>
         </w:rPr>
-        <w:t xml:space="preserve">Erro: </w:t>
+        <w:t>{%</w:t>
       </w:r>
-      <w:proofErr w:type="gramStart"/>
       <w:r>
         <w:rPr>
           <w:lang w:val="pt-BR"/>
         </w:rPr>
-        <w:t xml:space="preserve">{{ </w:t>
+        <w:t>p</w:t>
       </w:r>
-      <w:proofErr w:type="spellStart"/>
       <w:r>
         <w:rPr>
           <w:lang w:val="pt-BR"/>
         </w:rPr>
-        <w:t>res</w:t>
-      </w:r>
-      <w:proofErr w:type="gramEnd"/>
-      <w:r>
-        <w:rPr>
-          <w:lang w:val="pt-BR"/>
-        </w:rPr>
-        <w:t>.</w:t>
-      </w:r>
-      <w:proofErr w:type="gramStart"/>
-      <w:r>
-        <w:rPr>
-          <w:lang w:val="pt-BR"/>
-        </w:rPr>
-        <w:t>error</w:t>
-      </w:r>
-      <w:proofErr w:type="spellEnd"/>
-      <w:r>
-        <w:rPr>
-          <w:lang w:val="pt-BR"/>
-        </w:rPr>
-        <w:t xml:space="preserve"> }</w:t>
-      </w:r>
-      <w:proofErr w:type="gramEnd"/>
-      <w:r>
-        <w:rPr>
-          <w:lang w:val="pt-BR"/>
-        </w:rPr>
-        <w:t>}</w:t>
-      </w:r>
-    </w:p>
-    <w:p>
-      <w:r>
-        <w:t>{% else %}</w:t>
-      </w:r>
-    </w:p>
-    <w:p>
-      <w:r>
-        <w:t>Status</w:t>
-      </w:r>
-      <w:r>
-        <w:t xml:space="preserve"> do Link WAN1</w:t>
-      </w:r>
-      <w:r>
-        <w:t xml:space="preserve">: </w:t>
-      </w:r>
-      <w:proofErr w:type="gramStart"/>
-      <w:r>
-        <w:t>{{ res.wan</w:t>
-      </w:r>
-      <w:proofErr w:type="gramEnd"/>
-      <w:r>
-        <w:t>_</w:t>
-      </w:r>
-      <w:proofErr w:type="gramStart"/>
-      <w:r>
-        <w:t>status.WAN1 }</w:t>
-      </w:r>
-      <w:proofErr w:type="gramEnd"/>
-      <w:r>
-        <w:t>}</w:t>
-      </w:r>
-    </w:p>
-    <w:p>
-      <w:r>
-        <w:t xml:space="preserve">Status do Link WAN2: </w:t>
-      </w:r>
-      <w:proofErr w:type="gramStart"/>
-      <w:r>
-        <w:t>{{ res.wan</w:t>
-      </w:r>
-      <w:proofErr w:type="gramEnd"/>
-      <w:r>
-        <w:t>_</w:t>
-      </w:r>
-      <w:proofErr w:type="gramStart"/>
-      <w:r>
-        <w:t>status.WAN2 }</w:t>
-      </w:r>
-      <w:proofErr w:type="gramEnd"/>
-      <w:r>
-        <w:t>}</w:t>
-      </w:r>
-    </w:p>
-    <w:p>
-      <w:r>
-        <w:t>{% if res.wan_</w:t>
-      </w:r>
-      <w:proofErr w:type="gramStart"/>
-      <w:r>
-        <w:t>status.WAN</w:t>
-      </w:r>
-      <w:proofErr w:type="gramEnd"/>
-      <w:r>
-        <w:t>3 %}</w:t>
-      </w:r>
-    </w:p>
-    <w:p>
-      <w:r>
-        <w:t xml:space="preserve">Status do Link WAN3: </w:t>
-      </w:r>
-      <w:proofErr w:type="gramStart"/>
-      <w:r>
-        <w:t>{{ res.wan</w:t>
-      </w:r>
-      <w:proofErr w:type="gramEnd"/>
-      <w:r>
-        <w:t>_</w:t>
-      </w:r>
-      <w:proofErr w:type="gramStart"/>
-      <w:r>
-        <w:t>status.WAN3 }</w:t>
-      </w:r>
-      <w:proofErr w:type="gramEnd"/>
-      <w:r>
-        <w:t>}</w:t>
-      </w:r>
-    </w:p>
-    <w:p>
-      <w:r>
-        <w:t>{% endif %}</w:t>
-      </w:r>
-    </w:p>
-    <w:p>
-      <w:r>
-        <w:t xml:space="preserve">{% if </w:t>
-      </w:r>
-      <w:proofErr w:type="spellStart"/>
-      <w:proofErr w:type="gramStart"/>
-      <w:r>
-        <w:t>res.screenshot</w:t>
-      </w:r>
-      <w:proofErr w:type="spellEnd"/>
-      <w:proofErr w:type="gramEnd"/>
-      <w:r>
-        <w:t xml:space="preserve"> %}</w:t>
-      </w:r>
-    </w:p>
-    <w:p>
-      <w:proofErr w:type="spellStart"/>
-      <w:r>
-        <w:t>Evid</w:t>
-      </w:r>
-      <w:r>
-        <w:t>ência</w:t>
-      </w:r>
-      <w:proofErr w:type="spellEnd"/>
-      <w:r>
-        <w:t xml:space="preserve"> (Screenshot):</w:t>
-      </w:r>
-    </w:p>
-    <w:p>
-      <w:pPr>
-        <w:rPr>
-          <w:lang w:val="pt-BR"/>
-        </w:rPr>
-      </w:pPr>
-      <w:proofErr w:type="gramStart"/>
-      <w:r>
-        <w:rPr>
-          <w:lang w:val="pt-BR"/>
-        </w:rPr>
-        <w:t xml:space="preserve">{{ </w:t>
-      </w:r>
-      <w:proofErr w:type="spellStart"/>
-      <w:r>
-        <w:rPr>
-          <w:lang w:val="pt-BR"/>
-        </w:rPr>
-        <w:t>res</w:t>
-      </w:r>
-      <w:proofErr w:type="gramEnd"/>
-      <w:r>
-        <w:rPr>
-          <w:lang w:val="pt-BR"/>
-        </w:rPr>
-        <w:t>.</w:t>
-      </w:r>
-      <w:proofErr w:type="gramStart"/>
-      <w:r>
-        <w:rPr>
-          <w:lang w:val="pt-BR"/>
-        </w:rPr>
-        <w:t>screenshot</w:t>
-      </w:r>
-      <w:proofErr w:type="spellEnd"/>
-      <w:r>
-        <w:rPr>
-          <w:lang w:val="pt-BR"/>
-        </w:rPr>
-        <w:t xml:space="preserve"> }</w:t>
-      </w:r>
-      <w:proofErr w:type="gramEnd"/>
-      <w:r>
-        <w:rPr>
-          <w:lang w:val="pt-BR"/>
-        </w:rPr>
-        <w:t>}</w:t>
-      </w:r>
-    </w:p>
-    <w:p>
-      <w:pPr>
-        <w:rPr>
-          <w:lang w:val="pt-BR"/>
-        </w:rPr>
-      </w:pPr>
-      <w:r>
-        <w:rPr>
-          <w:lang w:val="pt-BR"/>
-        </w:rPr>
-        <w:t xml:space="preserve">{% </w:t>
-      </w:r>
-      <w:proofErr w:type="spellStart"/>
-      <w:r>
-        <w:rPr>
-          <w:lang w:val="pt-BR"/>
-        </w:rPr>
-        <w:t>else</w:t>
-      </w:r>
-      <w:proofErr w:type="spellEnd"/>
-      <w:r>
-        <w:rPr>
-          <w:lang w:val="pt-BR"/>
-        </w:rPr>
-        <w:t xml:space="preserve"> %}</w:t>
+        <w:t xml:space="preserve"> else %}</w:t>
       </w:r>
     </w:p>
     <w:p>
@@ -433,31 +204,103 @@
       </w:r>
     </w:p>
     <w:p>
+      <w:pPr>
+        <w:rPr>
+          <w:lang w:val="pt-BR"/>
+        </w:rPr>
+      </w:pPr>
       <w:r>
-        <w:t>{% endif %}</w:t>
+        <w:rPr>
+          <w:lang w:val="pt-BR"/>
+        </w:rPr>
+        <w:t>{%</w:t>
+      </w:r>
+      <w:r>
+        <w:rPr>
+          <w:lang w:val="pt-BR"/>
+        </w:rPr>
+        <w:t>p</w:t>
+      </w:r>
+      <w:r>
+        <w:rPr>
+          <w:lang w:val="pt-BR"/>
+        </w:rPr>
+        <w:t xml:space="preserve"> endif %}</w:t>
       </w:r>
     </w:p>
     <w:p>
+      <w:pPr>
+        <w:rPr>
+          <w:lang w:val="pt-BR"/>
+        </w:rPr>
+      </w:pPr>
       <w:r>
-        <w:t>{% endif %}</w:t>
+        <w:rPr>
+          <w:lang w:val="pt-BR"/>
+        </w:rPr>
+        <w:t>{%</w:t>
+      </w:r>
+      <w:r>
+        <w:rPr>
+          <w:lang w:val="pt-BR"/>
+        </w:rPr>
+        <w:t>p</w:t>
+      </w:r>
+      <w:r>
+        <w:rPr>
+          <w:lang w:val="pt-BR"/>
+        </w:rPr>
+        <w:t xml:space="preserve"> endif %}</w:t>
       </w:r>
     </w:p>
     <w:p>
+      <w:pPr>
+        <w:rPr>
+          <w:lang w:val="pt-BR"/>
+        </w:rPr>
+      </w:pPr>
       <w:r>
-        <w:t>{% endif %}</w:t>
+        <w:rPr>
+          <w:lang w:val="pt-BR"/>
+        </w:rPr>
+        <w:t>{%</w:t>
+      </w:r>
+      <w:r>
+        <w:rPr>
+          <w:lang w:val="pt-BR"/>
+        </w:rPr>
+        <w:t>p</w:t>
+      </w:r>
+      <w:r>
+        <w:rPr>
+          <w:lang w:val="pt-BR"/>
+        </w:rPr>
+        <w:t xml:space="preserve"> endif %}</w:t>
       </w:r>
     </w:p>
     <w:p>
+      <w:pPr>
+        <w:rPr>
+          <w:lang w:val="pt-BR"/>
+        </w:rPr>
+      </w:pPr>
       <w:r>
-        <w:t xml:space="preserve">{% </w:t>
+        <w:rPr>
+          <w:lang w:val="pt-BR"/>
+        </w:rPr>
+        <w:t>{%</w:t>
       </w:r>
-      <w:proofErr w:type="spellStart"/>
       <w:r>
-        <w:t>endfor</w:t>
+        <w:rPr>
+          <w:lang w:val="pt-BR"/>
+        </w:rPr>
+        <w:t>p</w:t>
       </w:r>
-      <w:proofErr w:type="spellEnd"/>
       <w:r>
-        <w:t xml:space="preserve"> %}</w:t>
+        <w:rPr>
+          <w:lang w:val="pt-BR"/>
+        </w:rPr>
+        <w:t xml:space="preserve"> endfor %}</w:t>
       </w:r>
     </w:p>
     <w:sectPr>
@@ -1276,6 +1119,7 @@
   <w:style w:type="character" w:default="1" w:styleId="Fontepargpadro">
     <w:name w:val="Default Paragraph Font"/>
     <w:uiPriority w:val="1"/>
+    <w:semiHidden/>
     <w:unhideWhenUsed/>
   </w:style>
   <w:style w:type="table" w:default="1" w:styleId="Tabelanormal">

--- a/template_pt-BR.example.docx
+++ b/template_pt-BR.example.docx
@@ -38,7 +38,68 @@
         <w:rPr>
           <w:lang w:val="pt-BR"/>
         </w:rPr>
-        <w:t xml:space="preserve"> for res in results %}</w:t>
+        <w:t xml:space="preserve"> for res in </w:t>
+      </w:r>
+      <w:proofErr w:type="spellStart"/>
+      <w:r>
+        <w:rPr>
+          <w:lang w:val="pt-BR"/>
+        </w:rPr>
+        <w:t>results</w:t>
+      </w:r>
+      <w:proofErr w:type="spellEnd"/>
+      <w:r>
+        <w:rPr>
+          <w:lang w:val="pt-BR"/>
+        </w:rPr>
+        <w:t xml:space="preserve"> %}</w:t>
+      </w:r>
+      <w:r>
+        <w:rPr>
+          <w:lang w:val="pt-BR"/>
+        </w:rPr>
+        <w:t xml:space="preserve"> </w:t>
+      </w:r>
+      <w:r>
+        <w:t>{%</w:t>
+      </w:r>
+      <w:r>
+        <w:t>p</w:t>
+      </w:r>
+      <w:r>
+        <w:t xml:space="preserve"> if </w:t>
+      </w:r>
+      <w:proofErr w:type="spellStart"/>
+      <w:r>
+        <w:t>res.rule_name</w:t>
+      </w:r>
+      <w:proofErr w:type="spellEnd"/>
+      <w:r>
+        <w:t xml:space="preserve"> == "FortiGate" %}</w:t>
+      </w:r>
+    </w:p>
+    <w:p>
+      <w:pPr>
+        <w:pStyle w:val="Ttulo1"/>
+      </w:pPr>
+      <w:r>
+        <w:t xml:space="preserve">{{ </w:t>
+      </w:r>
+      <w:proofErr w:type="spellStart"/>
+      <w:r>
+        <w:t>res.rule_name</w:t>
+      </w:r>
+      <w:proofErr w:type="spellEnd"/>
+      <w:r>
+        <w:t xml:space="preserve"> }}: {{ </w:t>
+      </w:r>
+      <w:proofErr w:type="spellStart"/>
+      <w:r>
+        <w:t>res.host</w:t>
+      </w:r>
+      <w:proofErr w:type="spellEnd"/>
+      <w:r>
+        <w:t xml:space="preserve"> }}</w:t>
       </w:r>
     </w:p>
     <w:p>
@@ -49,34 +110,33 @@
         <w:t>p</w:t>
       </w:r>
       <w:r>
-        <w:t xml:space="preserve"> if res.rule_name == "FortiGate" %}</w:t>
+        <w:t xml:space="preserve"> if </w:t>
       </w:r>
-    </w:p>
-    <w:p>
-      <w:pPr>
-        <w:pStyle w:val="Ttulo1"/>
-      </w:pPr>
+      <w:proofErr w:type="spellStart"/>
       <w:r>
-        <w:t>{{ res.rule_name }}: {{ res.host }}</w:t>
+        <w:t>res.error</w:t>
       </w:r>
-    </w:p>
-    <w:p>
+      <w:proofErr w:type="spellEnd"/>
       <w:r>
-        <w:t>{%</w:t>
+        <w:t xml:space="preserve"> %}</w:t>
       </w:r>
       <w:r>
-        <w:t>p</w:t>
+        <w:t xml:space="preserve"> </w:t>
       </w:r>
       <w:r>
-        <w:t xml:space="preserve"> if res.error %}</w:t>
+        <w:t xml:space="preserve">Erro: {{ </w:t>
       </w:r>
-    </w:p>
-    <w:p>
+      <w:proofErr w:type="spellStart"/>
       <w:r>
-        <w:t>Erro: {{ res.error }}</w:t>
+        <w:t>res.error</w:t>
       </w:r>
-    </w:p>
-    <w:p>
+      <w:proofErr w:type="spellEnd"/>
+      <w:r>
+        <w:t xml:space="preserve"> }}</w:t>
+      </w:r>
+      <w:r>
+        <w:t xml:space="preserve"> </w:t>
+      </w:r>
       <w:r>
         <w:t>{%</w:t>
       </w:r>
@@ -111,15 +171,8 @@
         <w:t>p</w:t>
       </w:r>
       <w:r>
-        <w:t xml:space="preserve"> if res.wan_status.WAN3 %}</w:t>
+        <w:t xml:space="preserve"> if res.wan_status.WAN3 %}Status do Link WAN3: {{ res.wan_status.WAN3 }}</w:t>
       </w:r>
-    </w:p>
-    <w:p>
-      <w:r>
-        <w:t>Status do Link WAN3: {{ res.wan_status.WAN3 }}</w:t>
-      </w:r>
-    </w:p>
-    <w:p>
       <w:r>
         <w:t>{%</w:t>
       </w:r>
@@ -132,31 +185,178 @@
     </w:p>
     <w:p>
       <w:r>
-        <w:t>{% if res.screenshot %}</w:t>
+        <w:t xml:space="preserve">{% if </w:t>
       </w:r>
-    </w:p>
-    <w:p>
+      <w:proofErr w:type="spellStart"/>
+      <w:r>
+        <w:t>res.screenshot</w:t>
+      </w:r>
+      <w:proofErr w:type="spellEnd"/>
+      <w:r>
+        <w:t xml:space="preserve"> %}</w:t>
+      </w:r>
+      <w:r>
+        <w:t xml:space="preserve"> </w:t>
+      </w:r>
+      <w:proofErr w:type="spellStart"/>
       <w:r>
         <w:t>Evid</w:t>
       </w:r>
       <w:r>
         <w:t>ência</w:t>
       </w:r>
+      <w:proofErr w:type="spellEnd"/>
       <w:r>
         <w:t xml:space="preserve"> (Screenshot):</w:t>
       </w:r>
-    </w:p>
-    <w:p>
-      <w:pPr>
-        <w:rPr>
-          <w:lang w:val="pt-BR"/>
-        </w:rPr>
-      </w:pPr>
+      <w:r>
+        <w:t xml:space="preserve"> </w:t>
+      </w:r>
+      <w:r>
+        <w:t xml:space="preserve">{{ </w:t>
+      </w:r>
+      <w:proofErr w:type="spellStart"/>
+      <w:r>
+        <w:t>res.screenshot</w:t>
+      </w:r>
+      <w:proofErr w:type="spellEnd"/>
+      <w:r>
+        <w:t xml:space="preserve"> }}</w:t>
+      </w:r>
+      <w:r>
+        <w:t xml:space="preserve"> </w:t>
+      </w:r>
+      <w:r>
+        <w:t>{%</w:t>
+      </w:r>
+      <w:r>
+        <w:t>p</w:t>
+      </w:r>
+      <w:r>
+        <w:t xml:space="preserve"> else %}</w:t>
+      </w:r>
+      <w:r>
+        <w:t xml:space="preserve"> </w:t>
+      </w:r>
+      <w:proofErr w:type="spellStart"/>
+      <w:r>
+        <w:t>N</w:t>
+      </w:r>
+      <w:r>
+        <w:t>enhuma</w:t>
+      </w:r>
+      <w:proofErr w:type="spellEnd"/>
+      <w:r>
+        <w:t xml:space="preserve"> </w:t>
+      </w:r>
+      <w:proofErr w:type="spellStart"/>
+      <w:r>
+        <w:t>imagem</w:t>
+      </w:r>
+      <w:proofErr w:type="spellEnd"/>
+      <w:r>
+        <w:t xml:space="preserve"> de </w:t>
+      </w:r>
+      <w:proofErr w:type="spellStart"/>
+      <w:r>
+        <w:t>evidência</w:t>
+      </w:r>
+      <w:proofErr w:type="spellEnd"/>
+      <w:r>
+        <w:t xml:space="preserve"> </w:t>
+      </w:r>
+      <w:proofErr w:type="spellStart"/>
+      <w:r>
+        <w:t>disponível</w:t>
+      </w:r>
+      <w:proofErr w:type="spellEnd"/>
+      <w:r>
+        <w:t>.</w:t>
+      </w:r>
+      <w:r>
+        <w:t xml:space="preserve"> </w:t>
+      </w:r>
+      <w:r>
+        <w:t>{%</w:t>
+      </w:r>
+      <w:r>
+        <w:t>p</w:t>
+      </w:r>
+      <w:r>
+        <w:t xml:space="preserve"> endif %}</w:t>
+      </w:r>
+      <w:r>
+        <w:t xml:space="preserve"> </w:t>
+      </w:r>
       <w:r>
         <w:rPr>
           <w:lang w:val="pt-BR"/>
         </w:rPr>
-        <w:t>{{ res.screenshot }}</w:t>
+        <w:t>{%</w:t>
+      </w:r>
+      <w:r>
+        <w:rPr>
+          <w:lang w:val="pt-BR"/>
+        </w:rPr>
+        <w:t>p</w:t>
+      </w:r>
+      <w:r>
+        <w:rPr>
+          <w:lang w:val="pt-BR"/>
+        </w:rPr>
+        <w:t xml:space="preserve"> </w:t>
+      </w:r>
+      <w:proofErr w:type="spellStart"/>
+      <w:r>
+        <w:rPr>
+          <w:lang w:val="pt-BR"/>
+        </w:rPr>
+        <w:t>endif</w:t>
+      </w:r>
+      <w:proofErr w:type="spellEnd"/>
+      <w:r>
+        <w:rPr>
+          <w:lang w:val="pt-BR"/>
+        </w:rPr>
+        <w:t xml:space="preserve"> %}</w:t>
+      </w:r>
+      <w:r>
+        <w:rPr>
+          <w:lang w:val="pt-BR"/>
+        </w:rPr>
+        <w:t xml:space="preserve"> </w:t>
+      </w:r>
+      <w:r>
+        <w:rPr>
+          <w:lang w:val="pt-BR"/>
+        </w:rPr>
+        <w:t>{%</w:t>
+      </w:r>
+      <w:r>
+        <w:rPr>
+          <w:lang w:val="pt-BR"/>
+        </w:rPr>
+        <w:t>p</w:t>
+      </w:r>
+      <w:r>
+        <w:rPr>
+          <w:lang w:val="pt-BR"/>
+        </w:rPr>
+        <w:t xml:space="preserve"> </w:t>
+      </w:r>
+      <w:proofErr w:type="spellStart"/>
+      <w:r>
+        <w:rPr>
+          <w:lang w:val="pt-BR"/>
+        </w:rPr>
+        <w:t>endif</w:t>
+      </w:r>
+      <w:proofErr w:type="spellEnd"/>
+      <w:r>
+        <w:rPr>
+          <w:lang w:val="pt-BR"/>
+        </w:rPr>
+        <w:t xml:space="preserve"> %}</w:t>
       </w:r>
     </w:p>
     <w:p>
@@ -181,126 +381,21 @@
         <w:rPr>
           <w:lang w:val="pt-BR"/>
         </w:rPr>
-        <w:t xml:space="preserve"> else %}</w:t>
+        <w:t xml:space="preserve"> </w:t>
       </w:r>
-    </w:p>
-    <w:p>
-      <w:pPr>
-        <w:rPr>
-          <w:lang w:val="pt-BR"/>
-        </w:rPr>
-      </w:pPr>
+      <w:proofErr w:type="spellStart"/>
       <w:r>
         <w:rPr>
           <w:lang w:val="pt-BR"/>
         </w:rPr>
-        <w:t>N</w:t>
+        <w:t>endfor</w:t>
       </w:r>
+      <w:proofErr w:type="spellEnd"/>
       <w:r>
         <w:rPr>
           <w:lang w:val="pt-BR"/>
         </w:rPr>
-        <w:t>enhuma imagem de evidência disponível.</w:t>
-      </w:r>
-    </w:p>
-    <w:p>
-      <w:pPr>
-        <w:rPr>
-          <w:lang w:val="pt-BR"/>
-        </w:rPr>
-      </w:pPr>
-      <w:r>
-        <w:rPr>
-          <w:lang w:val="pt-BR"/>
-        </w:rPr>
-        <w:t>{%</w:t>
-      </w:r>
-      <w:r>
-        <w:rPr>
-          <w:lang w:val="pt-BR"/>
-        </w:rPr>
-        <w:t>p</w:t>
-      </w:r>
-      <w:r>
-        <w:rPr>
-          <w:lang w:val="pt-BR"/>
-        </w:rPr>
-        <w:t xml:space="preserve"> endif %}</w:t>
-      </w:r>
-    </w:p>
-    <w:p>
-      <w:pPr>
-        <w:rPr>
-          <w:lang w:val="pt-BR"/>
-        </w:rPr>
-      </w:pPr>
-      <w:r>
-        <w:rPr>
-          <w:lang w:val="pt-BR"/>
-        </w:rPr>
-        <w:t>{%</w:t>
-      </w:r>
-      <w:r>
-        <w:rPr>
-          <w:lang w:val="pt-BR"/>
-        </w:rPr>
-        <w:t>p</w:t>
-      </w:r>
-      <w:r>
-        <w:rPr>
-          <w:lang w:val="pt-BR"/>
-        </w:rPr>
-        <w:t xml:space="preserve"> endif %}</w:t>
-      </w:r>
-    </w:p>
-    <w:p>
-      <w:pPr>
-        <w:rPr>
-          <w:lang w:val="pt-BR"/>
-        </w:rPr>
-      </w:pPr>
-      <w:r>
-        <w:rPr>
-          <w:lang w:val="pt-BR"/>
-        </w:rPr>
-        <w:t>{%</w:t>
-      </w:r>
-      <w:r>
-        <w:rPr>
-          <w:lang w:val="pt-BR"/>
-        </w:rPr>
-        <w:t>p</w:t>
-      </w:r>
-      <w:r>
-        <w:rPr>
-          <w:lang w:val="pt-BR"/>
-        </w:rPr>
-        <w:t xml:space="preserve"> endif %}</w:t>
-      </w:r>
-    </w:p>
-    <w:p>
-      <w:pPr>
-        <w:rPr>
-          <w:lang w:val="pt-BR"/>
-        </w:rPr>
-      </w:pPr>
-      <w:r>
-        <w:rPr>
-          <w:lang w:val="pt-BR"/>
-        </w:rPr>
-        <w:t>{%</w:t>
-      </w:r>
-      <w:r>
-        <w:rPr>
-          <w:lang w:val="pt-BR"/>
-        </w:rPr>
-        <w:t>p</w:t>
-      </w:r>
-      <w:r>
-        <w:rPr>
-          <w:lang w:val="pt-BR"/>
-        </w:rPr>
-        <w:t xml:space="preserve"> endfor %}</w:t>
+        <w:t xml:space="preserve"> %}</w:t>
       </w:r>
     </w:p>
     <w:sectPr>
@@ -1119,7 +1214,6 @@
   <w:style w:type="character" w:default="1" w:styleId="Fontepargpadro">
     <w:name w:val="Default Paragraph Font"/>
     <w:uiPriority w:val="1"/>
-    <w:semiHidden/>
     <w:unhideWhenUsed/>
   </w:style>
   <w:style w:type="table" w:default="1" w:styleId="Tabelanormal">

--- a/template_pt-BR.example.docx
+++ b/template_pt-BR.example.docx
@@ -70,8 +70,13 @@
         <w:t xml:space="preserve"> if </w:t>
       </w:r>
       <w:proofErr w:type="spellStart"/>
+      <w:proofErr w:type="gramStart"/>
       <w:r>
-        <w:t>res.rule_name</w:t>
+        <w:t>res.rule</w:t>
+      </w:r>
+      <w:proofErr w:type="gramEnd"/>
+      <w:r>
+        <w:t>_name</w:t>
       </w:r>
       <w:proofErr w:type="spellEnd"/>
       <w:r>
@@ -82,24 +87,53 @@
       <w:pPr>
         <w:pStyle w:val="Ttulo1"/>
       </w:pPr>
+      <w:proofErr w:type="gramStart"/>
       <w:r>
         <w:t xml:space="preserve">{{ </w:t>
       </w:r>
       <w:proofErr w:type="spellStart"/>
       <w:r>
-        <w:t>res.rule_name</w:t>
+        <w:t>res</w:t>
+      </w:r>
+      <w:proofErr w:type="gramEnd"/>
+      <w:r>
+        <w:t>.rule_</w:t>
+      </w:r>
+      <w:proofErr w:type="gramStart"/>
+      <w:r>
+        <w:t>name</w:t>
       </w:r>
       <w:proofErr w:type="spellEnd"/>
       <w:r>
-        <w:t xml:space="preserve"> }}: {{ </w:t>
+        <w:t xml:space="preserve"> }</w:t>
+      </w:r>
+      <w:proofErr w:type="gramEnd"/>
+      <w:r>
+        <w:t xml:space="preserve">}: </w:t>
+      </w:r>
+      <w:proofErr w:type="gramStart"/>
+      <w:r>
+        <w:t xml:space="preserve">{{ </w:t>
       </w:r>
       <w:proofErr w:type="spellStart"/>
       <w:r>
-        <w:t>res.host</w:t>
+        <w:t>res</w:t>
+      </w:r>
+      <w:proofErr w:type="gramEnd"/>
+      <w:r>
+        <w:t>.</w:t>
+      </w:r>
+      <w:proofErr w:type="gramStart"/>
+      <w:r>
+        <w:t>host</w:t>
       </w:r>
       <w:proofErr w:type="spellEnd"/>
       <w:r>
-        <w:t xml:space="preserve"> }}</w:t>
+        <w:t xml:space="preserve"> }</w:t>
+      </w:r>
+      <w:proofErr w:type="gramEnd"/>
+      <w:r>
+        <w:t>}</w:t>
       </w:r>
     </w:p>
     <w:p>
@@ -113,10 +147,12 @@
         <w:t xml:space="preserve"> if </w:t>
       </w:r>
       <w:proofErr w:type="spellStart"/>
+      <w:proofErr w:type="gramStart"/>
       <w:r>
         <w:t>res.error</w:t>
       </w:r>
       <w:proofErr w:type="spellEnd"/>
+      <w:proofErr w:type="gramEnd"/>
       <w:r>
         <w:t xml:space="preserve"> %}</w:t>
       </w:r>
@@ -124,15 +160,31 @@
         <w:t xml:space="preserve"> </w:t>
       </w:r>
       <w:r>
-        <w:t xml:space="preserve">Erro: {{ </w:t>
+        <w:t xml:space="preserve">Erro: </w:t>
+      </w:r>
+      <w:proofErr w:type="gramStart"/>
+      <w:r>
+        <w:t xml:space="preserve">{{ </w:t>
       </w:r>
       <w:proofErr w:type="spellStart"/>
       <w:r>
-        <w:t>res.error</w:t>
+        <w:t>res</w:t>
+      </w:r>
+      <w:proofErr w:type="gramEnd"/>
+      <w:r>
+        <w:t>.</w:t>
+      </w:r>
+      <w:proofErr w:type="gramStart"/>
+      <w:r>
+        <w:t>error</w:t>
       </w:r>
       <w:proofErr w:type="spellEnd"/>
       <w:r>
-        <w:t xml:space="preserve"> }}</w:t>
+        <w:t xml:space="preserve"> }</w:t>
+      </w:r>
+      <w:proofErr w:type="gramEnd"/>
+      <w:r>
+        <w:t>}</w:t>
       </w:r>
       <w:r>
         <w:t xml:space="preserve"> </w:t>
@@ -144,8 +196,13 @@
         <w:t>p</w:t>
       </w:r>
       <w:r>
-        <w:t xml:space="preserve"> else %}</w:t>
+        <w:t xml:space="preserve"> </w:t>
       </w:r>
+      <w:proofErr w:type="gramStart"/>
+      <w:r>
+        <w:t>else %}</w:t>
+      </w:r>
+      <w:proofErr w:type="gramEnd"/>
     </w:p>
     <w:p>
       <w:r>
@@ -155,12 +212,44 @@
         <w:t xml:space="preserve"> do Link WAN1</w:t>
       </w:r>
       <w:r>
-        <w:t>: {{ res.wan_status.WAN1 }}</w:t>
+        <w:t xml:space="preserve">: </w:t>
+      </w:r>
+      <w:proofErr w:type="gramStart"/>
+      <w:r>
+        <w:t>{{ res.wan</w:t>
+      </w:r>
+      <w:proofErr w:type="gramEnd"/>
+      <w:r>
+        <w:t>_</w:t>
+      </w:r>
+      <w:proofErr w:type="gramStart"/>
+      <w:r>
+        <w:t>status.WAN1 }</w:t>
+      </w:r>
+      <w:proofErr w:type="gramEnd"/>
+      <w:r>
+        <w:t>}</w:t>
       </w:r>
     </w:p>
     <w:p>
       <w:r>
-        <w:t>Status do Link WAN2: {{ res.wan_status.WAN2 }}</w:t>
+        <w:t xml:space="preserve">Status do Link WAN2: </w:t>
+      </w:r>
+      <w:proofErr w:type="gramStart"/>
+      <w:r>
+        <w:t>{{ res.wan</w:t>
+      </w:r>
+      <w:proofErr w:type="gramEnd"/>
+      <w:r>
+        <w:t>_</w:t>
+      </w:r>
+      <w:proofErr w:type="gramStart"/>
+      <w:r>
+        <w:t>status.WAN2 }</w:t>
+      </w:r>
+      <w:proofErr w:type="gramEnd"/>
+      <w:r>
+        <w:t>}</w:t>
       </w:r>
     </w:p>
     <w:p>
@@ -171,27 +260,66 @@
         <w:t>p</w:t>
       </w:r>
       <w:r>
-        <w:t xml:space="preserve"> if res.wan_status.WAN3 %}Status do Link WAN3: {{ res.wan_status.WAN3 }}</w:t>
+        <w:t xml:space="preserve"> if res.wan_</w:t>
+      </w:r>
+      <w:proofErr w:type="gramStart"/>
+      <w:r>
+        <w:t>status.WAN</w:t>
+      </w:r>
+      <w:proofErr w:type="gramEnd"/>
+      <w:r>
+        <w:t xml:space="preserve">3 </w:t>
+      </w:r>
+      <w:proofErr w:type="gramStart"/>
+      <w:r>
+        <w:t>%}Status</w:t>
+      </w:r>
+      <w:proofErr w:type="gramEnd"/>
+      <w:r>
+        <w:t xml:space="preserve"> do Link WAN3: </w:t>
+      </w:r>
+      <w:proofErr w:type="gramStart"/>
+      <w:r>
+        <w:t>{{ res.wan</w:t>
+      </w:r>
+      <w:proofErr w:type="gramEnd"/>
+      <w:r>
+        <w:t>_</w:t>
+      </w:r>
+      <w:proofErr w:type="gramStart"/>
+      <w:r>
+        <w:t>status.WAN3 }}</w:t>
       </w:r>
       <w:r>
-        <w:t>{%</w:t>
+        <w:t>{</w:t>
+      </w:r>
+      <w:proofErr w:type="gramEnd"/>
+      <w:r>
+        <w:t>%</w:t>
       </w:r>
       <w:r>
         <w:t>p</w:t>
       </w:r>
       <w:r>
-        <w:t xml:space="preserve"> endif %}</w:t>
+        <w:t xml:space="preserve"> </w:t>
       </w:r>
+      <w:proofErr w:type="gramStart"/>
+      <w:r>
+        <w:t>endif %}</w:t>
+      </w:r>
+      <w:proofErr w:type="gramEnd"/>
     </w:p>
     <w:p>
       <w:r>
         <w:t xml:space="preserve">{% if </w:t>
       </w:r>
       <w:proofErr w:type="spellStart"/>
+      <w:proofErr w:type="gramStart"/>
       <w:r>
         <w:t>res.screenshot</w:t>
       </w:r>
       <w:proofErr w:type="spellEnd"/>
+      <w:proofErr w:type="gramEnd"/>
       <w:r>
         <w:t xml:space="preserve"> %}</w:t>
       </w:r>
@@ -212,28 +340,35 @@
       <w:r>
         <w:t xml:space="preserve"> </w:t>
       </w:r>
+      <w:proofErr w:type="gramStart"/>
       <w:r>
         <w:t xml:space="preserve">{{ </w:t>
       </w:r>
       <w:proofErr w:type="spellStart"/>
       <w:r>
-        <w:t>res.screenshot</w:t>
+        <w:t>res</w:t>
+      </w:r>
+      <w:proofErr w:type="gramEnd"/>
+      <w:r>
+        <w:t>.</w:t>
+      </w:r>
+      <w:proofErr w:type="gramStart"/>
+      <w:r>
+        <w:t>screenshot</w:t>
       </w:r>
       <w:proofErr w:type="spellEnd"/>
       <w:r>
-        <w:t xml:space="preserve"> }}</w:t>
+        <w:t xml:space="preserve"> }</w:t>
+      </w:r>
+      <w:proofErr w:type="gramEnd"/>
+      <w:r>
+        <w:t>}</w:t>
       </w:r>
       <w:r>
         <w:t xml:space="preserve"> </w:t>
       </w:r>
       <w:r>
-        <w:t>{%</w:t>
-      </w:r>
-      <w:r>
-        <w:t>p</w:t>
-      </w:r>
-      <w:r>
-        <w:t xml:space="preserve"> else %}</w:t>
+        <w:t>{% else %}</w:t>
       </w:r>
       <w:r>
         <w:t xml:space="preserve"> </w:t>
@@ -277,6 +412,17 @@
         <w:t xml:space="preserve"> </w:t>
       </w:r>
       <w:r>
+        <w:t xml:space="preserve">{% </w:t>
+      </w:r>
+      <w:proofErr w:type="gramStart"/>
+      <w:r>
+        <w:t>endif %}</w:t>
+      </w:r>
+      <w:r>
+        <w:t xml:space="preserve"> </w:t>
+      </w:r>
+      <w:proofErr w:type="gramEnd"/>
+      <w:r>
         <w:t>{%</w:t>
       </w:r>
       <w:r>
@@ -289,114 +435,35 @@
         <w:t xml:space="preserve"> </w:t>
       </w:r>
       <w:r>
-        <w:rPr>
-          <w:lang w:val="pt-BR"/>
-        </w:rPr>
         <w:t>{%</w:t>
       </w:r>
       <w:r>
-        <w:rPr>
-          <w:lang w:val="pt-BR"/>
-        </w:rPr>
         <w:t>p</w:t>
       </w:r>
       <w:r>
-        <w:rPr>
-          <w:lang w:val="pt-BR"/>
-        </w:rPr>
+        <w:t xml:space="preserve"> endif %}</w:t>
+      </w:r>
+    </w:p>
+    <w:p>
+      <w:r>
+        <w:t>{%</w:t>
+      </w:r>
+      <w:r>
+        <w:t>p</w:t>
+      </w:r>
+      <w:r>
         <w:t xml:space="preserve"> </w:t>
       </w:r>
       <w:proofErr w:type="spellStart"/>
+      <w:proofErr w:type="gramStart"/>
       <w:r>
-        <w:rPr>
-          <w:lang w:val="pt-BR"/>
-        </w:rPr>
-        <w:t>endif</w:t>
-      </w:r>
-      <w:proofErr w:type="spellEnd"/>
-      <w:r>
-        <w:rPr>
-          <w:lang w:val="pt-BR"/>
-        </w:rPr>
-        <w:t xml:space="preserve"> %}</w:t>
-      </w:r>
-      <w:r>
-        <w:rPr>
-          <w:lang w:val="pt-BR"/>
-        </w:rPr>
-        <w:t xml:space="preserve"> </w:t>
-      </w:r>
-      <w:r>
-        <w:rPr>
-          <w:lang w:val="pt-BR"/>
-        </w:rPr>
-        <w:t>{%</w:t>
-      </w:r>
-      <w:r>
-        <w:rPr>
-          <w:lang w:val="pt-BR"/>
-        </w:rPr>
-        <w:t>p</w:t>
-      </w:r>
-      <w:r>
-        <w:rPr>
-          <w:lang w:val="pt-BR"/>
-        </w:rPr>
-        <w:t xml:space="preserve"> </w:t>
-      </w:r>
-      <w:proofErr w:type="spellStart"/>
-      <w:r>
-        <w:rPr>
-          <w:lang w:val="pt-BR"/>
-        </w:rPr>
-        <w:t>endif</w:t>
-      </w:r>
-      <w:proofErr w:type="spellEnd"/>
-      <w:r>
-        <w:rPr>
-          <w:lang w:val="pt-BR"/>
-        </w:rPr>
-        <w:t xml:space="preserve"> %}</w:t>
-      </w:r>
-    </w:p>
-    <w:p>
-      <w:pPr>
-        <w:rPr>
-          <w:lang w:val="pt-BR"/>
-        </w:rPr>
-      </w:pPr>
-      <w:r>
-        <w:rPr>
-          <w:lang w:val="pt-BR"/>
-        </w:rPr>
-        <w:t>{%</w:t>
-      </w:r>
-      <w:r>
-        <w:rPr>
-          <w:lang w:val="pt-BR"/>
-        </w:rPr>
-        <w:t>p</w:t>
-      </w:r>
-      <w:r>
-        <w:rPr>
-          <w:lang w:val="pt-BR"/>
-        </w:rPr>
-        <w:t xml:space="preserve"> </w:t>
-      </w:r>
-      <w:proofErr w:type="spellStart"/>
-      <w:r>
-        <w:rPr>
-          <w:lang w:val="pt-BR"/>
-        </w:rPr>
         <w:t>endfor</w:t>
       </w:r>
       <w:proofErr w:type="spellEnd"/>
       <w:r>
-        <w:rPr>
-          <w:lang w:val="pt-BR"/>
-        </w:rPr>
         <w:t xml:space="preserve"> %}</w:t>
       </w:r>
+      <w:proofErr w:type="gramEnd"/>
     </w:p>
     <w:sectPr>
       <w:pgSz w:w="12240" w:h="15840"/>
@@ -1214,6 +1281,7 @@
   <w:style w:type="character" w:default="1" w:styleId="Fontepargpadro">
     <w:name w:val="Default Paragraph Font"/>
     <w:uiPriority w:val="1"/>
+    <w:semiHidden/>
     <w:unhideWhenUsed/>
   </w:style>
   <w:style w:type="table" w:default="1" w:styleId="Tabelanormal">

--- a/template_pt-BR.example.docx
+++ b/template_pt-BR.example.docx
@@ -54,12 +54,8 @@
         </w:rPr>
         <w:t xml:space="preserve"> %}</w:t>
       </w:r>
-      <w:r>
-        <w:rPr>
-          <w:lang w:val="pt-BR"/>
-        </w:rPr>
-        <w:t xml:space="preserve"> </w:t>
-      </w:r>
+    </w:p>
+    <w:p>
       <w:r>
         <w:t>{%</w:t>
       </w:r>
@@ -80,8 +76,13 @@
       </w:r>
       <w:proofErr w:type="spellEnd"/>
       <w:r>
-        <w:t xml:space="preserve"> == "FortiGate" %}</w:t>
+        <w:t xml:space="preserve"> == "FortiGate</w:t>
       </w:r>
+      <w:proofErr w:type="gramStart"/>
+      <w:r>
+        <w:t>" %}</w:t>
+      </w:r>
+      <w:proofErr w:type="gramEnd"/>
     </w:p>
     <w:p>
       <w:pPr>
@@ -156,9 +157,8 @@
       <w:r>
         <w:t xml:space="preserve"> %}</w:t>
       </w:r>
-      <w:r>
-        <w:t xml:space="preserve"> </w:t>
-      </w:r>
+    </w:p>
+    <w:p>
       <w:r>
         <w:t xml:space="preserve">Erro: </w:t>
       </w:r>
@@ -186,9 +186,8 @@
       <w:r>
         <w:t>}</w:t>
       </w:r>
-      <w:r>
-        <w:t xml:space="preserve"> </w:t>
-      </w:r>
+    </w:p>
+    <w:p>
       <w:r>
         <w:t>{%</w:t>
       </w:r>
@@ -268,15 +267,12 @@
       </w:r>
       <w:proofErr w:type="gramEnd"/>
       <w:r>
-        <w:t xml:space="preserve">3 </w:t>
+        <w:t>3 %}</w:t>
       </w:r>
-      <w:proofErr w:type="gramStart"/>
+    </w:p>
+    <w:p>
       <w:r>
-        <w:t>%}Status</w:t>
-      </w:r>
-      <w:proofErr w:type="gramEnd"/>
-      <w:r>
-        <w:t xml:space="preserve"> do Link WAN3: </w:t>
+        <w:t xml:space="preserve">Status do Link WAN3: </w:t>
       </w:r>
       <w:proofErr w:type="gramStart"/>
       <w:r>
@@ -288,14 +284,16 @@
       </w:r>
       <w:proofErr w:type="gramStart"/>
       <w:r>
-        <w:t>status.WAN3 }}</w:t>
-      </w:r>
-      <w:r>
-        <w:t>{</w:t>
+        <w:t>status.WAN3 }</w:t>
       </w:r>
       <w:proofErr w:type="gramEnd"/>
       <w:r>
-        <w:t>%</w:t>
+        <w:t>}</w:t>
+      </w:r>
+    </w:p>
+    <w:p>
+      <w:r>
+        <w:t>{%</w:t>
       </w:r>
       <w:r>
         <w:t>p</w:t>
@@ -311,7 +309,13 @@
     </w:p>
     <w:p>
       <w:r>
-        <w:t xml:space="preserve">{% if </w:t>
+        <w:t>{%</w:t>
+      </w:r>
+      <w:r>
+        <w:t>p</w:t>
+      </w:r>
+      <w:r>
+        <w:t xml:space="preserve"> if </w:t>
       </w:r>
       <w:proofErr w:type="spellStart"/>
       <w:proofErr w:type="gramStart"/>
@@ -323,125 +327,268 @@
       <w:r>
         <w:t xml:space="preserve"> %}</w:t>
       </w:r>
+    </w:p>
+    <w:p>
+      <w:pPr>
+        <w:rPr>
+          <w:lang w:val="pt-BR"/>
+        </w:rPr>
+      </w:pPr>
       <w:r>
+        <w:rPr>
+          <w:lang w:val="pt-BR"/>
+        </w:rPr>
+        <w:t>Evid</w:t>
+      </w:r>
+      <w:r>
+        <w:rPr>
+          <w:lang w:val="pt-BR"/>
+        </w:rPr>
+        <w:t>ência</w:t>
+      </w:r>
+      <w:r>
+        <w:rPr>
+          <w:lang w:val="pt-BR"/>
+        </w:rPr>
+        <w:t xml:space="preserve"> (</w:t>
+      </w:r>
+      <w:proofErr w:type="spellStart"/>
+      <w:r>
+        <w:rPr>
+          <w:lang w:val="pt-BR"/>
+        </w:rPr>
+        <w:t>Screenshot</w:t>
+      </w:r>
+      <w:proofErr w:type="spellEnd"/>
+      <w:r>
+        <w:rPr>
+          <w:lang w:val="pt-BR"/>
+        </w:rPr>
+        <w:t>):</w:t>
+      </w:r>
+    </w:p>
+    <w:p>
+      <w:pPr>
+        <w:rPr>
+          <w:lang w:val="pt-BR"/>
+        </w:rPr>
+      </w:pPr>
+      <w:proofErr w:type="gramStart"/>
+      <w:r>
+        <w:rPr>
+          <w:lang w:val="pt-BR"/>
+        </w:rPr>
+        <w:t xml:space="preserve">{{ </w:t>
+      </w:r>
+      <w:proofErr w:type="spellStart"/>
+      <w:r>
+        <w:rPr>
+          <w:lang w:val="pt-BR"/>
+        </w:rPr>
+        <w:t>res</w:t>
+      </w:r>
+      <w:proofErr w:type="gramEnd"/>
+      <w:r>
+        <w:rPr>
+          <w:lang w:val="pt-BR"/>
+        </w:rPr>
+        <w:t>.</w:t>
+      </w:r>
+      <w:proofErr w:type="gramStart"/>
+      <w:r>
+        <w:rPr>
+          <w:lang w:val="pt-BR"/>
+        </w:rPr>
+        <w:t>screenshot</w:t>
+      </w:r>
+      <w:proofErr w:type="spellEnd"/>
+      <w:r>
+        <w:rPr>
+          <w:lang w:val="pt-BR"/>
+        </w:rPr>
+        <w:t xml:space="preserve"> }</w:t>
+      </w:r>
+      <w:proofErr w:type="gramEnd"/>
+      <w:r>
+        <w:rPr>
+          <w:lang w:val="pt-BR"/>
+        </w:rPr>
+        <w:t>}</w:t>
+      </w:r>
+    </w:p>
+    <w:p>
+      <w:pPr>
+        <w:rPr>
+          <w:lang w:val="pt-BR"/>
+        </w:rPr>
+      </w:pPr>
+      <w:r>
+        <w:rPr>
+          <w:lang w:val="pt-BR"/>
+        </w:rPr>
+        <w:t>{%</w:t>
+      </w:r>
+      <w:r>
+        <w:rPr>
+          <w:lang w:val="pt-BR"/>
+        </w:rPr>
+        <w:t>p</w:t>
+      </w:r>
+      <w:r>
+        <w:rPr>
+          <w:lang w:val="pt-BR"/>
+        </w:rPr>
         <w:t xml:space="preserve"> </w:t>
       </w:r>
       <w:proofErr w:type="spellStart"/>
       <w:r>
-        <w:t>Evid</w:t>
-      </w:r>
-      <w:r>
-        <w:t>ência</w:t>
+        <w:rPr>
+          <w:lang w:val="pt-BR"/>
+        </w:rPr>
+        <w:t>else</w:t>
       </w:r>
       <w:proofErr w:type="spellEnd"/>
       <w:r>
-        <w:t xml:space="preserve"> (Screenshot):</w:t>
+        <w:rPr>
+          <w:lang w:val="pt-BR"/>
+        </w:rPr>
+        <w:t xml:space="preserve"> %}</w:t>
+      </w:r>
+    </w:p>
+    <w:p>
+      <w:pPr>
+        <w:rPr>
+          <w:lang w:val="pt-BR"/>
+        </w:rPr>
+      </w:pPr>
+      <w:r>
+        <w:rPr>
+          <w:lang w:val="pt-BR"/>
+        </w:rPr>
+        <w:t>N</w:t>
       </w:r>
       <w:r>
-        <w:t xml:space="preserve"> </w:t>
+        <w:rPr>
+          <w:lang w:val="pt-BR"/>
+        </w:rPr>
+        <w:t>enhuma imagem de evidência disponível.</w:t>
       </w:r>
-      <w:proofErr w:type="gramStart"/>
+    </w:p>
+    <w:p>
+      <w:pPr>
+        <w:rPr>
+          <w:lang w:val="pt-BR"/>
+        </w:rPr>
+      </w:pPr>
       <w:r>
-        <w:t xml:space="preserve">{{ </w:t>
-      </w:r>
-      <w:proofErr w:type="spellStart"/>
-      <w:r>
-        <w:t>res</w:t>
-      </w:r>
-      <w:proofErr w:type="gramEnd"/>
-      <w:r>
-        <w:t>.</w:t>
-      </w:r>
-      <w:proofErr w:type="gramStart"/>
-      <w:r>
-        <w:t>screenshot</w:t>
-      </w:r>
-      <w:proofErr w:type="spellEnd"/>
-      <w:r>
-        <w:t xml:space="preserve"> }</w:t>
-      </w:r>
-      <w:proofErr w:type="gramEnd"/>
-      <w:r>
-        <w:t>}</w:t>
+        <w:rPr>
+          <w:lang w:val="pt-BR"/>
+        </w:rPr>
+        <w:t>{%</w:t>
       </w:r>
       <w:r>
-        <w:t xml:space="preserve"> </w:t>
+        <w:rPr>
+          <w:lang w:val="pt-BR"/>
+        </w:rPr>
+        <w:t>p</w:t>
       </w:r>
       <w:r>
-        <w:t>{% else %}</w:t>
-      </w:r>
-      <w:r>
+        <w:rPr>
+          <w:lang w:val="pt-BR"/>
+        </w:rPr>
         <w:t xml:space="preserve"> </w:t>
       </w:r>
       <w:proofErr w:type="spellStart"/>
       <w:r>
-        <w:t>N</w:t>
-      </w:r>
-      <w:r>
-        <w:t>enhuma</w:t>
+        <w:rPr>
+          <w:lang w:val="pt-BR"/>
+        </w:rPr>
+        <w:t>endif</w:t>
       </w:r>
       <w:proofErr w:type="spellEnd"/>
       <w:r>
+        <w:rPr>
+          <w:lang w:val="pt-BR"/>
+        </w:rPr>
+        <w:t xml:space="preserve"> %}</w:t>
+      </w:r>
+    </w:p>
+    <w:p>
+      <w:pPr>
+        <w:rPr>
+          <w:lang w:val="pt-BR"/>
+        </w:rPr>
+      </w:pPr>
+      <w:r>
+        <w:rPr>
+          <w:lang w:val="pt-BR"/>
+        </w:rPr>
+        <w:t>{%</w:t>
+      </w:r>
+      <w:r>
+        <w:rPr>
+          <w:lang w:val="pt-BR"/>
+        </w:rPr>
+        <w:t>p</w:t>
+      </w:r>
+      <w:r>
+        <w:rPr>
+          <w:lang w:val="pt-BR"/>
+        </w:rPr>
         <w:t xml:space="preserve"> </w:t>
       </w:r>
       <w:proofErr w:type="spellStart"/>
       <w:r>
-        <w:t>imagem</w:t>
+        <w:rPr>
+          <w:lang w:val="pt-BR"/>
+        </w:rPr>
+        <w:t>endif</w:t>
       </w:r>
       <w:proofErr w:type="spellEnd"/>
       <w:r>
-        <w:t xml:space="preserve"> de </w:t>
+        <w:rPr>
+          <w:lang w:val="pt-BR"/>
+        </w:rPr>
+        <w:t xml:space="preserve"> %}</w:t>
       </w:r>
-      <w:proofErr w:type="spellStart"/>
+    </w:p>
+    <w:p>
+      <w:pPr>
+        <w:rPr>
+          <w:lang w:val="pt-BR"/>
+        </w:rPr>
+      </w:pPr>
       <w:r>
-        <w:t>evidência</w:t>
+        <w:rPr>
+          <w:lang w:val="pt-BR"/>
+        </w:rPr>
+        <w:t>{%</w:t>
       </w:r>
-      <w:proofErr w:type="spellEnd"/>
       <w:r>
+        <w:rPr>
+          <w:lang w:val="pt-BR"/>
+        </w:rPr>
+        <w:t>p</w:t>
+      </w:r>
+      <w:r>
+        <w:rPr>
+          <w:lang w:val="pt-BR"/>
+        </w:rPr>
         <w:t xml:space="preserve"> </w:t>
       </w:r>
       <w:proofErr w:type="spellStart"/>
       <w:r>
-        <w:t>disponível</w:t>
+        <w:rPr>
+          <w:lang w:val="pt-BR"/>
+        </w:rPr>
+        <w:t>endif</w:t>
       </w:r>
       <w:proofErr w:type="spellEnd"/>
       <w:r>
-        <w:t>.</w:t>
-      </w:r>
-      <w:r>
-        <w:t xml:space="preserve"> </w:t>
-      </w:r>
-      <w:r>
-        <w:t xml:space="preserve">{% </w:t>
-      </w:r>
-      <w:proofErr w:type="gramStart"/>
-      <w:r>
-        <w:t>endif %}</w:t>
-      </w:r>
-      <w:r>
-        <w:t xml:space="preserve"> </w:t>
-      </w:r>
-      <w:proofErr w:type="gramEnd"/>
-      <w:r>
-        <w:t>{%</w:t>
-      </w:r>
-      <w:r>
-        <w:t>p</w:t>
-      </w:r>
-      <w:r>
-        <w:t xml:space="preserve"> endif %}</w:t>
-      </w:r>
-      <w:r>
-        <w:t xml:space="preserve"> </w:t>
-      </w:r>
-      <w:r>
-        <w:t>{%</w:t>
-      </w:r>
-      <w:r>
-        <w:t>p</w:t>
-      </w:r>
-      <w:r>
-        <w:t xml:space="preserve"> endif %}</w:t>
+        <w:rPr>
+          <w:lang w:val="pt-BR"/>
+        </w:rPr>
+        <w:t xml:space="preserve"> %}</w:t>
       </w:r>
     </w:p>
     <w:p>

--- a/template_pt-BR.example.docx
+++ b/template_pt-BR.example.docx
@@ -38,21 +38,7 @@
         <w:rPr>
           <w:lang w:val="pt-BR"/>
         </w:rPr>
-        <w:t xml:space="preserve"> for res in </w:t>
-      </w:r>
-      <w:proofErr w:type="spellStart"/>
-      <w:r>
-        <w:rPr>
-          <w:lang w:val="pt-BR"/>
-        </w:rPr>
-        <w:t>results</w:t>
-      </w:r>
-      <w:proofErr w:type="spellEnd"/>
-      <w:r>
-        <w:rPr>
-          <w:lang w:val="pt-BR"/>
-        </w:rPr>
-        <w:t xml:space="preserve"> %}</w:t>
+        <w:t xml:space="preserve"> for res in results %}</w:t>
       </w:r>
     </w:p>
     <w:p>
@@ -65,18 +51,13 @@
       <w:r>
         <w:t xml:space="preserve"> if </w:t>
       </w:r>
-      <w:proofErr w:type="spellStart"/>
       <w:proofErr w:type="gramStart"/>
       <w:r>
         <w:t>res.rule</w:t>
       </w:r>
       <w:proofErr w:type="gramEnd"/>
       <w:r>
-        <w:t>_name</w:t>
-      </w:r>
-      <w:proofErr w:type="spellEnd"/>
-      <w:r>
-        <w:t xml:space="preserve"> == "FortiGate</w:t>
+        <w:t>_name == "FortiGate</w:t>
       </w:r>
       <w:proofErr w:type="gramStart"/>
       <w:r>
@@ -90,11 +71,7 @@
       </w:pPr>
       <w:proofErr w:type="gramStart"/>
       <w:r>
-        <w:t xml:space="preserve">{{ </w:t>
-      </w:r>
-      <w:proofErr w:type="spellStart"/>
-      <w:r>
-        <w:t>res</w:t>
+        <w:t>{{ res</w:t>
       </w:r>
       <w:proofErr w:type="gramEnd"/>
       <w:r>
@@ -102,11 +79,7 @@
       </w:r>
       <w:proofErr w:type="gramStart"/>
       <w:r>
-        <w:t>name</w:t>
-      </w:r>
-      <w:proofErr w:type="spellEnd"/>
-      <w:r>
-        <w:t xml:space="preserve"> }</w:t>
+        <w:t>name }</w:t>
       </w:r>
       <w:proofErr w:type="gramEnd"/>
       <w:r>
@@ -114,11 +87,7 @@
       </w:r>
       <w:proofErr w:type="gramStart"/>
       <w:r>
-        <w:t xml:space="preserve">{{ </w:t>
-      </w:r>
-      <w:proofErr w:type="spellStart"/>
-      <w:r>
-        <w:t>res</w:t>
+        <w:t>{{ res</w:t>
       </w:r>
       <w:proofErr w:type="gramEnd"/>
       <w:r>
@@ -126,11 +95,7 @@
       </w:r>
       <w:proofErr w:type="gramStart"/>
       <w:r>
-        <w:t>host</w:t>
-      </w:r>
-      <w:proofErr w:type="spellEnd"/>
-      <w:r>
-        <w:t xml:space="preserve"> }</w:t>
+        <w:t>host }</w:t>
       </w:r>
       <w:proofErr w:type="gramEnd"/>
       <w:r>
@@ -147,12 +112,10 @@
       <w:r>
         <w:t xml:space="preserve"> if </w:t>
       </w:r>
-      <w:proofErr w:type="spellStart"/>
       <w:proofErr w:type="gramStart"/>
       <w:r>
         <w:t>res.error</w:t>
       </w:r>
-      <w:proofErr w:type="spellEnd"/>
       <w:proofErr w:type="gramEnd"/>
       <w:r>
         <w:t xml:space="preserve"> %}</w:t>
@@ -164,11 +127,7 @@
       </w:r>
       <w:proofErr w:type="gramStart"/>
       <w:r>
-        <w:t xml:space="preserve">{{ </w:t>
-      </w:r>
-      <w:proofErr w:type="spellStart"/>
-      <w:r>
-        <w:t>res</w:t>
+        <w:t>{{ res</w:t>
       </w:r>
       <w:proofErr w:type="gramEnd"/>
       <w:r>
@@ -176,11 +135,7 @@
       </w:r>
       <w:proofErr w:type="gramStart"/>
       <w:r>
-        <w:t>error</w:t>
-      </w:r>
-      <w:proofErr w:type="spellEnd"/>
-      <w:r>
-        <w:t xml:space="preserve"> }</w:t>
+        <w:t>error }</w:t>
       </w:r>
       <w:proofErr w:type="gramEnd"/>
       <w:r>
@@ -229,6 +184,49 @@
       <w:r>
         <w:t>}</w:t>
       </w:r>
+      <w:r>
+        <w:t xml:space="preserve"> </w:t>
+      </w:r>
+      <w:r>
+        <w:t>{% if res.wan_</w:t>
+      </w:r>
+      <w:proofErr w:type="gramStart"/>
+      <w:r>
+        <w:t>status.WAN</w:t>
+      </w:r>
+      <w:proofErr w:type="gramEnd"/>
+      <w:r>
+        <w:t xml:space="preserve">1_IP </w:t>
+      </w:r>
+      <w:proofErr w:type="gramStart"/>
+      <w:r>
+        <w:t>%}({{ res.wan</w:t>
+      </w:r>
+      <w:proofErr w:type="gramEnd"/>
+      <w:r>
+        <w:t>_</w:t>
+      </w:r>
+      <w:proofErr w:type="gramStart"/>
+      <w:r>
+        <w:t>status.WAN</w:t>
+      </w:r>
+      <w:proofErr w:type="gramEnd"/>
+      <w:r>
+        <w:t>1_</w:t>
+      </w:r>
+      <w:proofErr w:type="gramStart"/>
+      <w:r>
+        <w:t>IP }}){</w:t>
+      </w:r>
+      <w:proofErr w:type="gramEnd"/>
+      <w:r>
+        <w:t xml:space="preserve">% </w:t>
+      </w:r>
+      <w:proofErr w:type="gramStart"/>
+      <w:r>
+        <w:t>endif %}</w:t>
+      </w:r>
+      <w:proofErr w:type="gramEnd"/>
     </w:p>
     <w:p>
       <w:r>
@@ -250,6 +248,55 @@
       <w:r>
         <w:t>}</w:t>
       </w:r>
+      <w:r>
+        <w:t xml:space="preserve"> </w:t>
+      </w:r>
+      <w:r>
+        <w:t>{% if res.wan_</w:t>
+      </w:r>
+      <w:proofErr w:type="gramStart"/>
+      <w:r>
+        <w:t>status.WAN</w:t>
+      </w:r>
+      <w:proofErr w:type="gramEnd"/>
+      <w:r>
+        <w:t>2</w:t>
+      </w:r>
+      <w:r>
+        <w:t xml:space="preserve">_IP </w:t>
+      </w:r>
+      <w:proofErr w:type="gramStart"/>
+      <w:r>
+        <w:t>%}({{ res.wan</w:t>
+      </w:r>
+      <w:proofErr w:type="gramEnd"/>
+      <w:r>
+        <w:t>_</w:t>
+      </w:r>
+      <w:proofErr w:type="gramStart"/>
+      <w:r>
+        <w:t>status.WAN</w:t>
+      </w:r>
+      <w:proofErr w:type="gramEnd"/>
+      <w:r>
+        <w:t>2</w:t>
+      </w:r>
+      <w:r>
+        <w:t>_</w:t>
+      </w:r>
+      <w:proofErr w:type="gramStart"/>
+      <w:r>
+        <w:t>IP }}){</w:t>
+      </w:r>
+      <w:proofErr w:type="gramEnd"/>
+      <w:r>
+        <w:t xml:space="preserve">% </w:t>
+      </w:r>
+      <w:proofErr w:type="gramStart"/>
+      <w:r>
+        <w:t>endif %}</w:t>
+      </w:r>
+      <w:proofErr w:type="gramEnd"/>
     </w:p>
     <w:p>
       <w:r>
@@ -290,6 +337,55 @@
       <w:r>
         <w:t>}</w:t>
       </w:r>
+      <w:r>
+        <w:t xml:space="preserve"> </w:t>
+      </w:r>
+      <w:r>
+        <w:t>{% if res.wan_</w:t>
+      </w:r>
+      <w:proofErr w:type="gramStart"/>
+      <w:r>
+        <w:t>status.WAN</w:t>
+      </w:r>
+      <w:proofErr w:type="gramEnd"/>
+      <w:r>
+        <w:t>3</w:t>
+      </w:r>
+      <w:r>
+        <w:t xml:space="preserve">_IP </w:t>
+      </w:r>
+      <w:proofErr w:type="gramStart"/>
+      <w:r>
+        <w:t>%}({{ res.wan</w:t>
+      </w:r>
+      <w:proofErr w:type="gramEnd"/>
+      <w:r>
+        <w:t>_</w:t>
+      </w:r>
+      <w:proofErr w:type="gramStart"/>
+      <w:r>
+        <w:t>status.WAN</w:t>
+      </w:r>
+      <w:proofErr w:type="gramEnd"/>
+      <w:r>
+        <w:t>3</w:t>
+      </w:r>
+      <w:r>
+        <w:t>_</w:t>
+      </w:r>
+      <w:proofErr w:type="gramStart"/>
+      <w:r>
+        <w:t>IP }}){</w:t>
+      </w:r>
+      <w:proofErr w:type="gramEnd"/>
+      <w:r>
+        <w:t xml:space="preserve">% </w:t>
+      </w:r>
+      <w:proofErr w:type="gramStart"/>
+      <w:r>
+        <w:t>endif %}</w:t>
+      </w:r>
+      <w:proofErr w:type="gramEnd"/>
     </w:p>
     <w:p>
       <w:r>
@@ -317,143 +413,59 @@
       <w:r>
         <w:t xml:space="preserve"> if </w:t>
       </w:r>
-      <w:proofErr w:type="spellStart"/>
       <w:proofErr w:type="gramStart"/>
       <w:r>
         <w:t>res.screenshot</w:t>
       </w:r>
-      <w:proofErr w:type="spellEnd"/>
       <w:proofErr w:type="gramEnd"/>
       <w:r>
         <w:t xml:space="preserve"> %}</w:t>
       </w:r>
     </w:p>
     <w:p>
-      <w:pPr>
-        <w:rPr>
-          <w:lang w:val="pt-BR"/>
-        </w:rPr>
-      </w:pPr>
       <w:r>
-        <w:rPr>
-          <w:lang w:val="pt-BR"/>
-        </w:rPr>
         <w:t>Evid</w:t>
       </w:r>
       <w:r>
-        <w:rPr>
-          <w:lang w:val="pt-BR"/>
-        </w:rPr>
         <w:t>ência</w:t>
       </w:r>
       <w:r>
-        <w:rPr>
-          <w:lang w:val="pt-BR"/>
-        </w:rPr>
-        <w:t xml:space="preserve"> (</w:t>
-      </w:r>
-      <w:proofErr w:type="spellStart"/>
-      <w:r>
-        <w:rPr>
-          <w:lang w:val="pt-BR"/>
-        </w:rPr>
-        <w:t>Screenshot</w:t>
-      </w:r>
-      <w:proofErr w:type="spellEnd"/>
-      <w:r>
-        <w:rPr>
-          <w:lang w:val="pt-BR"/>
-        </w:rPr>
-        <w:t>):</w:t>
+        <w:t xml:space="preserve"> (Screenshot):</w:t>
       </w:r>
     </w:p>
     <w:p>
-      <w:pPr>
-        <w:rPr>
-          <w:lang w:val="pt-BR"/>
-        </w:rPr>
-      </w:pPr>
       <w:proofErr w:type="gramStart"/>
       <w:r>
-        <w:rPr>
-          <w:lang w:val="pt-BR"/>
-        </w:rPr>
-        <w:t xml:space="preserve">{{ </w:t>
-      </w:r>
-      <w:proofErr w:type="spellStart"/>
-      <w:r>
-        <w:rPr>
-          <w:lang w:val="pt-BR"/>
-        </w:rPr>
-        <w:t>res</w:t>
+        <w:t>{{ res</w:t>
       </w:r>
       <w:proofErr w:type="gramEnd"/>
       <w:r>
-        <w:rPr>
-          <w:lang w:val="pt-BR"/>
-        </w:rPr>
         <w:t>.</w:t>
       </w:r>
       <w:proofErr w:type="gramStart"/>
       <w:r>
-        <w:rPr>
-          <w:lang w:val="pt-BR"/>
-        </w:rPr>
-        <w:t>screenshot</w:t>
-      </w:r>
-      <w:proofErr w:type="spellEnd"/>
-      <w:r>
-        <w:rPr>
-          <w:lang w:val="pt-BR"/>
-        </w:rPr>
-        <w:t xml:space="preserve"> }</w:t>
+        <w:t>screenshot }</w:t>
       </w:r>
       <w:proofErr w:type="gramEnd"/>
       <w:r>
-        <w:rPr>
-          <w:lang w:val="pt-BR"/>
-        </w:rPr>
         <w:t>}</w:t>
       </w:r>
     </w:p>
     <w:p>
-      <w:pPr>
-        <w:rPr>
-          <w:lang w:val="pt-BR"/>
-        </w:rPr>
-      </w:pPr>
       <w:r>
-        <w:rPr>
-          <w:lang w:val="pt-BR"/>
-        </w:rPr>
         <w:t>{%</w:t>
       </w:r>
       <w:r>
-        <w:rPr>
-          <w:lang w:val="pt-BR"/>
-        </w:rPr>
         <w:t>p</w:t>
       </w:r>
       <w:r>
-        <w:rPr>
-          <w:lang w:val="pt-BR"/>
-        </w:rPr>
         <w:t xml:space="preserve"> </w:t>
       </w:r>
-      <w:proofErr w:type="spellStart"/>
+      <w:proofErr w:type="gramStart"/>
       <w:r>
-        <w:rPr>
-          <w:lang w:val="pt-BR"/>
-        </w:rPr>
-        <w:t>else</w:t>
+        <w:t>else %}</w:t>
       </w:r>
-      <w:proofErr w:type="spellEnd"/>
-      <w:r>
-        <w:rPr>
-          <w:lang w:val="pt-BR"/>
-        </w:rPr>
-        <w:t xml:space="preserve"> %}</w:t>
-      </w:r>
+      <w:proofErr w:type="gramEnd"/>
     </w:p>
     <w:p>
       <w:pPr>
@@ -496,21 +508,7 @@
         <w:rPr>
           <w:lang w:val="pt-BR"/>
         </w:rPr>
-        <w:t xml:space="preserve"> </w:t>
-      </w:r>
-      <w:proofErr w:type="spellStart"/>
-      <w:r>
-        <w:rPr>
-          <w:lang w:val="pt-BR"/>
-        </w:rPr>
-        <w:t>endif</w:t>
-      </w:r>
-      <w:proofErr w:type="spellEnd"/>
-      <w:r>
-        <w:rPr>
-          <w:lang w:val="pt-BR"/>
-        </w:rPr>
-        <w:t xml:space="preserve"> %}</w:t>
+        <w:t xml:space="preserve"> endif %}</w:t>
       </w:r>
     </w:p>
     <w:p>
@@ -535,21 +533,7 @@
         <w:rPr>
           <w:lang w:val="pt-BR"/>
         </w:rPr>
-        <w:t xml:space="preserve"> </w:t>
-      </w:r>
-      <w:proofErr w:type="spellStart"/>
-      <w:r>
-        <w:rPr>
-          <w:lang w:val="pt-BR"/>
-        </w:rPr>
-        <w:t>endif</w:t>
-      </w:r>
-      <w:proofErr w:type="spellEnd"/>
-      <w:r>
-        <w:rPr>
-          <w:lang w:val="pt-BR"/>
-        </w:rPr>
-        <w:t xml:space="preserve"> %}</w:t>
+        <w:t xml:space="preserve"> endif %}</w:t>
       </w:r>
     </w:p>
     <w:p>
@@ -574,21 +558,7 @@
         <w:rPr>
           <w:lang w:val="pt-BR"/>
         </w:rPr>
-        <w:t xml:space="preserve"> </w:t>
-      </w:r>
-      <w:proofErr w:type="spellStart"/>
-      <w:r>
-        <w:rPr>
-          <w:lang w:val="pt-BR"/>
-        </w:rPr>
-        <w:t>endif</w:t>
-      </w:r>
-      <w:proofErr w:type="spellEnd"/>
-      <w:r>
-        <w:rPr>
-          <w:lang w:val="pt-BR"/>
-        </w:rPr>
-        <w:t xml:space="preserve"> %}</w:t>
+        <w:t xml:space="preserve"> endif %}</w:t>
       </w:r>
     </w:p>
     <w:p>
@@ -601,14 +571,9 @@
       <w:r>
         <w:t xml:space="preserve"> </w:t>
       </w:r>
-      <w:proofErr w:type="spellStart"/>
       <w:proofErr w:type="gramStart"/>
       <w:r>
-        <w:t>endfor</w:t>
-      </w:r>
-      <w:proofErr w:type="spellEnd"/>
-      <w:r>
-        <w:t xml:space="preserve"> %}</w:t>
+        <w:t>endfor %}</w:t>
       </w:r>
       <w:proofErr w:type="gramEnd"/>
     </w:p>
@@ -1428,7 +1393,6 @@
   <w:style w:type="character" w:default="1" w:styleId="Fontepargpadro">
     <w:name w:val="Default Paragraph Font"/>
     <w:uiPriority w:val="1"/>
-    <w:semiHidden/>
     <w:unhideWhenUsed/>
   </w:style>
   <w:style w:type="table" w:default="1" w:styleId="Tabelanormal">

--- a/template_pt-BR.example.docx
+++ b/template_pt-BR.example.docx
@@ -18,46 +18,595 @@
     </w:p>
     <w:p>
       <w:pPr>
+        <w:pStyle w:val="Ttulo1"/>
+      </w:pPr>
+      <w:r>
         <w:rPr>
           <w:lang w:val="pt-BR"/>
         </w:rPr>
-      </w:pPr>
-      <w:r>
-        <w:rPr>
-          <w:lang w:val="pt-BR"/>
-        </w:rPr>
-        <w:t>{%</w:t>
-      </w:r>
-      <w:r>
-        <w:rPr>
-          <w:lang w:val="pt-BR"/>
-        </w:rPr>
-        <w:t>p</w:t>
-      </w:r>
-      <w:r>
-        <w:rPr>
-          <w:lang w:val="pt-BR"/>
-        </w:rPr>
-        <w:t xml:space="preserve"> for res in results %}</w:t>
+        <w:t>Sumário Executivo</w:t>
       </w:r>
     </w:p>
     <w:p>
       <w:r>
+        <w:rPr>
+          <w:rFonts w:ascii="Segoe UI Emoji" w:hAnsi="Segoe UI Emoji" w:cs="Segoe UI Emoji"/>
+        </w:rPr>
+        <w:t>🟢</w:t>
+      </w:r>
+      <w:r>
+        <w:t xml:space="preserve"> Ok (</w:t>
+      </w:r>
+      <w:r>
+        <w:t xml:space="preserve">Ping </w:t>
+      </w:r>
+      <w:r>
+        <w:t>≤</w:t>
+      </w:r>
+      <w:r>
+        <w:t xml:space="preserve"> 50ms): </w:t>
+      </w:r>
+      <w:proofErr w:type="gramStart"/>
+      <w:r>
+        <w:t>{{ results</w:t>
+      </w:r>
+      <w:proofErr w:type="gramEnd"/>
+      <w:r>
+        <w:t xml:space="preserve"> | </w:t>
+      </w:r>
+      <w:proofErr w:type="spellStart"/>
+      <w:proofErr w:type="gramStart"/>
+      <w:r>
+        <w:t>rejectattr</w:t>
+      </w:r>
+      <w:proofErr w:type="spellEnd"/>
+      <w:r>
+        <w:t>(</w:t>
+      </w:r>
+      <w:proofErr w:type="gramEnd"/>
+      <w:r>
+        <w:t>'latency', '</w:t>
+      </w:r>
+      <w:proofErr w:type="spellStart"/>
+      <w:r>
+        <w:t>equalto</w:t>
+      </w:r>
+      <w:proofErr w:type="spellEnd"/>
+      <w:r>
+        <w:t xml:space="preserve">', '') | </w:t>
+      </w:r>
+      <w:proofErr w:type="spellStart"/>
+      <w:proofErr w:type="gramStart"/>
+      <w:r>
+        <w:t>selectattr</w:t>
+      </w:r>
+      <w:proofErr w:type="spellEnd"/>
+      <w:r>
+        <w:t>(</w:t>
+      </w:r>
+      <w:proofErr w:type="gramEnd"/>
+      <w:r>
+        <w:t xml:space="preserve">'latency', 'le', 50) | list | </w:t>
+      </w:r>
+      <w:proofErr w:type="gramStart"/>
+      <w:r>
+        <w:t>length }</w:t>
+      </w:r>
+      <w:proofErr w:type="gramEnd"/>
+      <w:r>
+        <w:t>}</w:t>
+      </w:r>
+    </w:p>
+    <w:p>
+      <w:r>
+        <w:rPr>
+          <w:rFonts w:ascii="Segoe UI Emoji" w:hAnsi="Segoe UI Emoji" w:cs="Segoe UI Emoji"/>
+        </w:rPr>
+        <w:t>🟡</w:t>
+      </w:r>
+      <w:r>
+        <w:t xml:space="preserve"> Warning (</w:t>
+      </w:r>
+      <w:r>
+        <w:t>Ping</w:t>
+      </w:r>
+      <w:r>
+        <w:t xml:space="preserve"> 50ms </w:t>
+      </w:r>
+      <w:r>
+        <w:t>≤</w:t>
+      </w:r>
+      <w:r>
+        <w:t xml:space="preserve"> 150ms): </w:t>
+      </w:r>
+      <w:proofErr w:type="gramStart"/>
+      <w:r>
+        <w:t>{{ results</w:t>
+      </w:r>
+      <w:proofErr w:type="gramEnd"/>
+      <w:r>
+        <w:t xml:space="preserve"> | </w:t>
+      </w:r>
+      <w:proofErr w:type="spellStart"/>
+      <w:proofErr w:type="gramStart"/>
+      <w:r>
+        <w:t>rejectattr</w:t>
+      </w:r>
+      <w:proofErr w:type="spellEnd"/>
+      <w:r>
+        <w:t>(</w:t>
+      </w:r>
+      <w:proofErr w:type="gramEnd"/>
+      <w:r>
+        <w:t>'latency', '</w:t>
+      </w:r>
+      <w:proofErr w:type="spellStart"/>
+      <w:r>
+        <w:t>equalto</w:t>
+      </w:r>
+      <w:proofErr w:type="spellEnd"/>
+      <w:r>
+        <w:t xml:space="preserve">', '') | </w:t>
+      </w:r>
+      <w:proofErr w:type="spellStart"/>
+      <w:proofErr w:type="gramStart"/>
+      <w:r>
+        <w:t>selectattr</w:t>
+      </w:r>
+      <w:proofErr w:type="spellEnd"/>
+      <w:r>
+        <w:t>(</w:t>
+      </w:r>
+      <w:proofErr w:type="gramEnd"/>
+      <w:r>
+        <w:t>'latency', '</w:t>
+      </w:r>
+      <w:proofErr w:type="spellStart"/>
+      <w:r>
+        <w:t>gt</w:t>
+      </w:r>
+      <w:proofErr w:type="spellEnd"/>
+      <w:r>
+        <w:t xml:space="preserve">', 50) | </w:t>
+      </w:r>
+      <w:proofErr w:type="spellStart"/>
+      <w:proofErr w:type="gramStart"/>
+      <w:r>
+        <w:t>selectattr</w:t>
+      </w:r>
+      <w:proofErr w:type="spellEnd"/>
+      <w:r>
+        <w:t>(</w:t>
+      </w:r>
+      <w:proofErr w:type="gramEnd"/>
+      <w:r>
+        <w:t xml:space="preserve">'latency', 'le', 150) | list | </w:t>
+      </w:r>
+      <w:proofErr w:type="gramStart"/>
+      <w:r>
+        <w:t>length }}{</w:t>
+      </w:r>
+      <w:proofErr w:type="gramEnd"/>
+      <w:r>
+        <w:t xml:space="preserve">% set warns = results | </w:t>
+      </w:r>
+      <w:proofErr w:type="spellStart"/>
+      <w:proofErr w:type="gramStart"/>
+      <w:r>
+        <w:t>rejectattr</w:t>
+      </w:r>
+      <w:proofErr w:type="spellEnd"/>
+      <w:r>
+        <w:t>(</w:t>
+      </w:r>
+      <w:proofErr w:type="gramEnd"/>
+      <w:r>
+        <w:t>'latency', '</w:t>
+      </w:r>
+      <w:proofErr w:type="spellStart"/>
+      <w:r>
+        <w:t>equalto</w:t>
+      </w:r>
+      <w:proofErr w:type="spellEnd"/>
+      <w:r>
+        <w:t xml:space="preserve">', '') | </w:t>
+      </w:r>
+      <w:proofErr w:type="spellStart"/>
+      <w:proofErr w:type="gramStart"/>
+      <w:r>
+        <w:t>selectattr</w:t>
+      </w:r>
+      <w:proofErr w:type="spellEnd"/>
+      <w:r>
+        <w:t>(</w:t>
+      </w:r>
+      <w:proofErr w:type="gramEnd"/>
+      <w:r>
+        <w:t>'latency', '</w:t>
+      </w:r>
+      <w:proofErr w:type="spellStart"/>
+      <w:r>
+        <w:t>gt</w:t>
+      </w:r>
+      <w:proofErr w:type="spellEnd"/>
+      <w:r>
+        <w:t xml:space="preserve">', 50) | </w:t>
+      </w:r>
+      <w:proofErr w:type="spellStart"/>
+      <w:proofErr w:type="gramStart"/>
+      <w:r>
+        <w:t>selectattr</w:t>
+      </w:r>
+      <w:proofErr w:type="spellEnd"/>
+      <w:r>
+        <w:t>(</w:t>
+      </w:r>
+      <w:proofErr w:type="gramEnd"/>
+      <w:r>
+        <w:t xml:space="preserve">'latency', 'le', 150) | map(attribute='host') | list </w:t>
+      </w:r>
+      <w:proofErr w:type="gramStart"/>
+      <w:r>
+        <w:t>%}{</w:t>
+      </w:r>
+      <w:proofErr w:type="gramEnd"/>
+      <w:r>
+        <w:t xml:space="preserve">% if </w:t>
+      </w:r>
+      <w:proofErr w:type="spellStart"/>
+      <w:r>
+        <w:t>warns|length</w:t>
+      </w:r>
+      <w:proofErr w:type="spellEnd"/>
+      <w:r>
+        <w:t xml:space="preserve"> &gt; 0 %} (</w:t>
+      </w:r>
+      <w:proofErr w:type="gramStart"/>
+      <w:r>
+        <w:t>{{ warns</w:t>
+      </w:r>
+      <w:proofErr w:type="gramEnd"/>
+      <w:r>
+        <w:t xml:space="preserve"> | </w:t>
+      </w:r>
+      <w:proofErr w:type="gramStart"/>
+      <w:r>
+        <w:t>join(</w:t>
+      </w:r>
+      <w:proofErr w:type="gramEnd"/>
+      <w:r>
+        <w:t>', '</w:t>
+      </w:r>
+      <w:proofErr w:type="gramStart"/>
+      <w:r>
+        <w:t>) }}){</w:t>
+      </w:r>
+      <w:proofErr w:type="gramEnd"/>
+      <w:r>
+        <w:t>% endif %}</w:t>
+      </w:r>
+    </w:p>
+    <w:p>
+      <w:r>
+        <w:rPr>
+          <w:rFonts w:ascii="Segoe UI Emoji" w:hAnsi="Segoe UI Emoji" w:cs="Segoe UI Emoji"/>
+        </w:rPr>
+        <w:t>🔴</w:t>
+      </w:r>
+      <w:r>
+        <w:t xml:space="preserve"> Critical (</w:t>
+      </w:r>
+      <w:r>
+        <w:t xml:space="preserve">Ping </w:t>
+      </w:r>
+      <w:r>
+        <w:t>≥</w:t>
+      </w:r>
+      <w:r>
+        <w:t xml:space="preserve"> 150ms): </w:t>
+      </w:r>
+      <w:proofErr w:type="gramStart"/>
+      <w:r>
+        <w:t>{{ results</w:t>
+      </w:r>
+      <w:proofErr w:type="gramEnd"/>
+      <w:r>
+        <w:t xml:space="preserve"> | </w:t>
+      </w:r>
+      <w:proofErr w:type="spellStart"/>
+      <w:proofErr w:type="gramStart"/>
+      <w:r>
+        <w:t>rejectattr</w:t>
+      </w:r>
+      <w:proofErr w:type="spellEnd"/>
+      <w:r>
+        <w:t>(</w:t>
+      </w:r>
+      <w:proofErr w:type="gramEnd"/>
+      <w:r>
+        <w:t>'latency', '</w:t>
+      </w:r>
+      <w:proofErr w:type="spellStart"/>
+      <w:r>
+        <w:t>equalto</w:t>
+      </w:r>
+      <w:proofErr w:type="spellEnd"/>
+      <w:r>
+        <w:t xml:space="preserve">', '') | </w:t>
+      </w:r>
+      <w:proofErr w:type="spellStart"/>
+      <w:proofErr w:type="gramStart"/>
+      <w:r>
+        <w:t>selectattr</w:t>
+      </w:r>
+      <w:proofErr w:type="spellEnd"/>
+      <w:r>
+        <w:t>(</w:t>
+      </w:r>
+      <w:proofErr w:type="gramEnd"/>
+      <w:r>
+        <w:t>'latency', '</w:t>
+      </w:r>
+      <w:proofErr w:type="spellStart"/>
+      <w:r>
+        <w:t>gt</w:t>
+      </w:r>
+      <w:proofErr w:type="spellEnd"/>
+      <w:r>
+        <w:t xml:space="preserve">', 150) | list | </w:t>
+      </w:r>
+      <w:proofErr w:type="gramStart"/>
+      <w:r>
+        <w:t>length }}{</w:t>
+      </w:r>
+      <w:proofErr w:type="gramEnd"/>
+      <w:r>
+        <w:t xml:space="preserve">% set crits = results | </w:t>
+      </w:r>
+      <w:proofErr w:type="spellStart"/>
+      <w:proofErr w:type="gramStart"/>
+      <w:r>
+        <w:t>rejectattr</w:t>
+      </w:r>
+      <w:proofErr w:type="spellEnd"/>
+      <w:r>
+        <w:t>(</w:t>
+      </w:r>
+      <w:proofErr w:type="gramEnd"/>
+      <w:r>
+        <w:t>'latency', '</w:t>
+      </w:r>
+      <w:proofErr w:type="spellStart"/>
+      <w:r>
+        <w:t>equalto</w:t>
+      </w:r>
+      <w:proofErr w:type="spellEnd"/>
+      <w:r>
+        <w:t xml:space="preserve">', '') | </w:t>
+      </w:r>
+      <w:proofErr w:type="spellStart"/>
+      <w:proofErr w:type="gramStart"/>
+      <w:r>
+        <w:t>selectattr</w:t>
+      </w:r>
+      <w:proofErr w:type="spellEnd"/>
+      <w:r>
+        <w:t>(</w:t>
+      </w:r>
+      <w:proofErr w:type="gramEnd"/>
+      <w:r>
+        <w:t>'latency', '</w:t>
+      </w:r>
+      <w:proofErr w:type="spellStart"/>
+      <w:r>
+        <w:t>gt</w:t>
+      </w:r>
+      <w:proofErr w:type="spellEnd"/>
+      <w:r>
+        <w:t xml:space="preserve">', 150) | map(attribute='host') | list </w:t>
+      </w:r>
+      <w:proofErr w:type="gramStart"/>
+      <w:r>
+        <w:t>%}{</w:t>
+      </w:r>
+      <w:proofErr w:type="gramEnd"/>
+      <w:r>
+        <w:t xml:space="preserve">% if </w:t>
+      </w:r>
+      <w:proofErr w:type="spellStart"/>
+      <w:r>
+        <w:t>crits|length</w:t>
+      </w:r>
+      <w:proofErr w:type="spellEnd"/>
+      <w:r>
+        <w:t xml:space="preserve"> &gt; 0 %} (</w:t>
+      </w:r>
+      <w:proofErr w:type="gramStart"/>
+      <w:r>
+        <w:t>{{ crits</w:t>
+      </w:r>
+      <w:proofErr w:type="gramEnd"/>
+      <w:r>
+        <w:t xml:space="preserve"> | </w:t>
+      </w:r>
+      <w:proofErr w:type="gramStart"/>
+      <w:r>
+        <w:t>join(</w:t>
+      </w:r>
+      <w:proofErr w:type="gramEnd"/>
+      <w:r>
+        <w:t>', '</w:t>
+      </w:r>
+      <w:proofErr w:type="gramStart"/>
+      <w:r>
+        <w:t>) }}){</w:t>
+      </w:r>
+      <w:proofErr w:type="gramEnd"/>
+      <w:r>
+        <w:t>% endif %}</w:t>
+      </w:r>
+    </w:p>
+    <w:p>
+      <w:r>
+        <w:rPr>
+          <w:rFonts w:ascii="Segoe UI Emoji" w:hAnsi="Segoe UI Emoji" w:cs="Segoe UI Emoji"/>
+        </w:rPr>
+        <w:t>❌</w:t>
+      </w:r>
+      <w:r>
+        <w:t xml:space="preserve"> </w:t>
+      </w:r>
+      <w:r>
+        <w:t xml:space="preserve">Ping </w:t>
+      </w:r>
+      <w:r>
+        <w:t xml:space="preserve">Timeout: </w:t>
+      </w:r>
+      <w:proofErr w:type="gramStart"/>
+      <w:r>
+        <w:t>{{ results</w:t>
+      </w:r>
+      <w:proofErr w:type="gramEnd"/>
+      <w:r>
+        <w:t xml:space="preserve"> | </w:t>
+      </w:r>
+      <w:proofErr w:type="spellStart"/>
+      <w:proofErr w:type="gramStart"/>
+      <w:r>
+        <w:t>selectattr</w:t>
+      </w:r>
+      <w:proofErr w:type="spellEnd"/>
+      <w:r>
+        <w:t>(</w:t>
+      </w:r>
+      <w:proofErr w:type="gramEnd"/>
+      <w:r>
+        <w:t>'latency', '</w:t>
+      </w:r>
+      <w:proofErr w:type="spellStart"/>
+      <w:r>
+        <w:t>equalto</w:t>
+      </w:r>
+      <w:proofErr w:type="spellEnd"/>
+      <w:r>
+        <w:t xml:space="preserve">', '') | list | </w:t>
+      </w:r>
+      <w:proofErr w:type="gramStart"/>
+      <w:r>
+        <w:t>length }}{</w:t>
+      </w:r>
+      <w:proofErr w:type="gramEnd"/>
+      <w:r>
+        <w:t xml:space="preserve">% set timeouts = results | </w:t>
+      </w:r>
+      <w:proofErr w:type="spellStart"/>
+      <w:proofErr w:type="gramStart"/>
+      <w:r>
+        <w:t>selectattr</w:t>
+      </w:r>
+      <w:proofErr w:type="spellEnd"/>
+      <w:r>
+        <w:t>(</w:t>
+      </w:r>
+      <w:proofErr w:type="gramEnd"/>
+      <w:r>
+        <w:t>'latency', '</w:t>
+      </w:r>
+      <w:proofErr w:type="spellStart"/>
+      <w:r>
+        <w:t>equalto</w:t>
+      </w:r>
+      <w:proofErr w:type="spellEnd"/>
+      <w:r>
+        <w:t xml:space="preserve">', '') | map(attribute='host') | list </w:t>
+      </w:r>
+      <w:proofErr w:type="gramStart"/>
+      <w:r>
+        <w:t>%}{</w:t>
+      </w:r>
+      <w:proofErr w:type="gramEnd"/>
+      <w:r>
+        <w:t xml:space="preserve">% if </w:t>
+      </w:r>
+      <w:proofErr w:type="spellStart"/>
+      <w:r>
+        <w:t>timeouts|length</w:t>
+      </w:r>
+      <w:proofErr w:type="spellEnd"/>
+      <w:r>
+        <w:t xml:space="preserve"> &gt; 0 %} (</w:t>
+      </w:r>
+      <w:proofErr w:type="gramStart"/>
+      <w:r>
+        <w:t>{{ timeouts</w:t>
+      </w:r>
+      <w:proofErr w:type="gramEnd"/>
+      <w:r>
+        <w:t xml:space="preserve"> | </w:t>
+      </w:r>
+      <w:proofErr w:type="gramStart"/>
+      <w:r>
+        <w:t>join(</w:t>
+      </w:r>
+      <w:proofErr w:type="gramEnd"/>
+      <w:r>
+        <w:t>', '</w:t>
+      </w:r>
+      <w:proofErr w:type="gramStart"/>
+      <w:r>
+        <w:t>) }}){</w:t>
+      </w:r>
+      <w:proofErr w:type="gramEnd"/>
+      <w:r>
+        <w:t>% endif %}</w:t>
+      </w:r>
+    </w:p>
+    <w:p>
+      <w:r>
         <w:t>{%</w:t>
       </w:r>
       <w:r>
         <w:t>p</w:t>
       </w:r>
       <w:r>
+        <w:t xml:space="preserve"> for </w:t>
+      </w:r>
+      <w:proofErr w:type="gramStart"/>
+      <w:r>
+        <w:t>res</w:t>
+      </w:r>
+      <w:proofErr w:type="gramEnd"/>
+      <w:r>
+        <w:t xml:space="preserve"> in </w:t>
+      </w:r>
+      <w:proofErr w:type="gramStart"/>
+      <w:r>
+        <w:t>results %}</w:t>
+      </w:r>
+      <w:proofErr w:type="gramEnd"/>
+    </w:p>
+    <w:p>
+      <w:r>
+        <w:t>{%</w:t>
+      </w:r>
+      <w:r>
+        <w:t>p</w:t>
+      </w:r>
+      <w:r>
         <w:t xml:space="preserve"> if </w:t>
       </w:r>
+      <w:proofErr w:type="spellStart"/>
       <w:proofErr w:type="gramStart"/>
       <w:r>
         <w:t>res.rule</w:t>
       </w:r>
       <w:proofErr w:type="gramEnd"/>
       <w:r>
-        <w:t>_name == "FortiGate</w:t>
+        <w:t>_name</w:t>
+      </w:r>
+      <w:proofErr w:type="spellEnd"/>
+      <w:r>
+        <w:t xml:space="preserve"> == "FortiGate</w:t>
       </w:r>
       <w:proofErr w:type="gramStart"/>
       <w:r>
@@ -71,7 +620,11 @@
       </w:pPr>
       <w:proofErr w:type="gramStart"/>
       <w:r>
-        <w:t>{{ res</w:t>
+        <w:t xml:space="preserve">{{ </w:t>
+      </w:r>
+      <w:proofErr w:type="spellStart"/>
+      <w:r>
+        <w:t>res</w:t>
       </w:r>
       <w:proofErr w:type="gramEnd"/>
       <w:r>
@@ -79,7 +632,11 @@
       </w:r>
       <w:proofErr w:type="gramStart"/>
       <w:r>
-        <w:t>name }</w:t>
+        <w:t>name</w:t>
+      </w:r>
+      <w:proofErr w:type="spellEnd"/>
+      <w:r>
+        <w:t xml:space="preserve"> }</w:t>
       </w:r>
       <w:proofErr w:type="gramEnd"/>
       <w:r>
@@ -87,7 +644,11 @@
       </w:r>
       <w:proofErr w:type="gramStart"/>
       <w:r>
-        <w:t>{{ res</w:t>
+        <w:t xml:space="preserve">{{ </w:t>
+      </w:r>
+      <w:proofErr w:type="spellStart"/>
+      <w:r>
+        <w:t>res</w:t>
       </w:r>
       <w:proofErr w:type="gramEnd"/>
       <w:r>
@@ -95,7 +656,11 @@
       </w:r>
       <w:proofErr w:type="gramStart"/>
       <w:r>
-        <w:t>host }</w:t>
+        <w:t>host</w:t>
+      </w:r>
+      <w:proofErr w:type="spellEnd"/>
+      <w:r>
+        <w:t xml:space="preserve"> }</w:t>
       </w:r>
       <w:proofErr w:type="gramEnd"/>
       <w:r>
@@ -112,10 +677,12 @@
       <w:r>
         <w:t xml:space="preserve"> if </w:t>
       </w:r>
+      <w:proofErr w:type="spellStart"/>
       <w:proofErr w:type="gramStart"/>
       <w:r>
         <w:t>res.error</w:t>
       </w:r>
+      <w:proofErr w:type="spellEnd"/>
       <w:proofErr w:type="gramEnd"/>
       <w:r>
         <w:t xml:space="preserve"> %}</w:t>
@@ -127,7 +694,11 @@
       </w:r>
       <w:proofErr w:type="gramStart"/>
       <w:r>
-        <w:t>{{ res</w:t>
+        <w:t xml:space="preserve">{{ </w:t>
+      </w:r>
+      <w:proofErr w:type="spellStart"/>
+      <w:r>
+        <w:t>res</w:t>
       </w:r>
       <w:proofErr w:type="gramEnd"/>
       <w:r>
@@ -135,7 +706,11 @@
       </w:r>
       <w:proofErr w:type="gramStart"/>
       <w:r>
-        <w:t>error }</w:t>
+        <w:t>error</w:t>
+      </w:r>
+      <w:proofErr w:type="spellEnd"/>
+      <w:r>
+        <w:t xml:space="preserve"> }</w:t>
       </w:r>
       <w:proofErr w:type="gramEnd"/>
       <w:r>
@@ -160,16 +735,252 @@
     </w:p>
     <w:p>
       <w:r>
-        <w:t>Status</w:t>
-      </w:r>
-      <w:r>
-        <w:t xml:space="preserve"> do Link WAN1</w:t>
-      </w:r>
+        <w:t>Status do Link WAN1: {% if res.wan_</w:t>
+      </w:r>
+      <w:proofErr w:type="gramStart"/>
+      <w:r>
+        <w:t>status.WAN</w:t>
+      </w:r>
+      <w:proofErr w:type="gramEnd"/>
+      <w:r>
+        <w:t xml:space="preserve">1_IP </w:t>
+      </w:r>
+      <w:proofErr w:type="gramStart"/>
+      <w:r>
+        <w:t>%}{{ res.wan</w:t>
+      </w:r>
+      <w:proofErr w:type="gramEnd"/>
+      <w:r>
+        <w:t>_</w:t>
+      </w:r>
+      <w:proofErr w:type="gramStart"/>
+      <w:r>
+        <w:t>status.WAN</w:t>
+      </w:r>
+      <w:proofErr w:type="gramEnd"/>
+      <w:r>
+        <w:t>1_</w:t>
+      </w:r>
+      <w:proofErr w:type="gramStart"/>
+      <w:r>
+        <w:t>IP }}{</w:t>
+      </w:r>
+      <w:proofErr w:type="gramEnd"/>
+      <w:r>
+        <w:t>% endif %} (</w:t>
+      </w:r>
+      <w:proofErr w:type="gramStart"/>
+      <w:r>
+        <w:t>{{ res.wan</w:t>
+      </w:r>
+      <w:proofErr w:type="gramEnd"/>
+      <w:r>
+        <w:t>_</w:t>
+      </w:r>
+      <w:proofErr w:type="gramStart"/>
+      <w:r>
+        <w:t>status.WAN1 }</w:t>
+      </w:r>
+      <w:proofErr w:type="gramEnd"/>
+      <w:r>
+        <w:t>}) {% if res.wan_</w:t>
+      </w:r>
+      <w:proofErr w:type="gramStart"/>
+      <w:r>
+        <w:t>status.WAN</w:t>
+      </w:r>
+      <w:proofErr w:type="gramEnd"/>
+      <w:r>
+        <w:t xml:space="preserve">1_LATENCY </w:t>
+      </w:r>
+      <w:proofErr w:type="gramStart"/>
+      <w:r>
+        <w:t>%}{</w:t>
+      </w:r>
+      <w:proofErr w:type="gramEnd"/>
+      <w:r>
+        <w:t>% set ping = res.wan_</w:t>
+      </w:r>
+      <w:proofErr w:type="gramStart"/>
+      <w:r>
+        <w:t>status.WAN</w:t>
+      </w:r>
+      <w:proofErr w:type="gramEnd"/>
+      <w:r>
+        <w:t xml:space="preserve">1_LATENCY|int </w:t>
+      </w:r>
+      <w:proofErr w:type="gramStart"/>
+      <w:r>
+        <w:t>%}</w:t>
+      </w:r>
+      <w:proofErr w:type="spellStart"/>
+      <w:r>
+        <w:t>Latência</w:t>
+      </w:r>
+      <w:proofErr w:type="spellEnd"/>
+      <w:proofErr w:type="gramEnd"/>
       <w:r>
         <w:t xml:space="preserve">: </w:t>
       </w:r>
       <w:proofErr w:type="gramStart"/>
       <w:r>
+        <w:t>{{ ping</w:t>
+      </w:r>
+      <w:proofErr w:type="gramEnd"/>
+      <w:r>
+        <w:t xml:space="preserve"> }}</w:t>
+      </w:r>
+      <w:proofErr w:type="spellStart"/>
+      <w:r>
+        <w:t>ms</w:t>
+      </w:r>
+      <w:proofErr w:type="spellEnd"/>
+      <w:r>
+        <w:t xml:space="preserve"> ({% if ping &lt;= 50 </w:t>
+      </w:r>
+      <w:proofErr w:type="gramStart"/>
+      <w:r>
+        <w:t>%}Ok</w:t>
+      </w:r>
+      <w:proofErr w:type="gramEnd"/>
+      <w:r>
+        <w:t xml:space="preserve"> </w:t>
+      </w:r>
+      <w:proofErr w:type="gramStart"/>
+      <w:r>
+        <w:rPr>
+          <w:rFonts w:ascii="Segoe UI Emoji" w:hAnsi="Segoe UI Emoji" w:cs="Segoe UI Emoji"/>
+        </w:rPr>
+        <w:t>🟢</w:t>
+      </w:r>
+      <w:r>
+        <w:t>{</w:t>
+      </w:r>
+      <w:proofErr w:type="gramEnd"/>
+      <w:r>
+        <w:t xml:space="preserve">% </w:t>
+      </w:r>
+      <w:proofErr w:type="spellStart"/>
+      <w:r>
+        <w:t>elif</w:t>
+      </w:r>
+      <w:proofErr w:type="spellEnd"/>
+      <w:r>
+        <w:t xml:space="preserve"> ping &lt;= 150 </w:t>
+      </w:r>
+      <w:proofErr w:type="gramStart"/>
+      <w:r>
+        <w:t>%}Warning</w:t>
+      </w:r>
+      <w:proofErr w:type="gramEnd"/>
+      <w:r>
+        <w:t xml:space="preserve"> </w:t>
+      </w:r>
+      <w:proofErr w:type="gramStart"/>
+      <w:r>
+        <w:rPr>
+          <w:rFonts w:ascii="Segoe UI Emoji" w:hAnsi="Segoe UI Emoji" w:cs="Segoe UI Emoji"/>
+        </w:rPr>
+        <w:t>🟡</w:t>
+      </w:r>
+      <w:r>
+        <w:t>{</w:t>
+      </w:r>
+      <w:proofErr w:type="gramEnd"/>
+      <w:r>
+        <w:t xml:space="preserve">% else </w:t>
+      </w:r>
+      <w:proofErr w:type="gramStart"/>
+      <w:r>
+        <w:t>%}Critical</w:t>
+      </w:r>
+      <w:proofErr w:type="gramEnd"/>
+      <w:r>
+        <w:t xml:space="preserve"> </w:t>
+      </w:r>
+      <w:proofErr w:type="gramStart"/>
+      <w:r>
+        <w:rPr>
+          <w:rFonts w:ascii="Segoe UI Emoji" w:hAnsi="Segoe UI Emoji" w:cs="Segoe UI Emoji"/>
+        </w:rPr>
+        <w:t>🔴</w:t>
+      </w:r>
+      <w:r>
+        <w:t>{</w:t>
+      </w:r>
+      <w:proofErr w:type="gramEnd"/>
+      <w:r>
+        <w:t>% endif %</w:t>
+      </w:r>
+      <w:proofErr w:type="gramStart"/>
+      <w:r>
+        <w:t>}){</w:t>
+      </w:r>
+      <w:proofErr w:type="gramEnd"/>
+      <w:r>
+        <w:t xml:space="preserve">% else </w:t>
+      </w:r>
+      <w:proofErr w:type="gramStart"/>
+      <w:r>
+        <w:t>%}(</w:t>
+      </w:r>
+      <w:proofErr w:type="gramEnd"/>
+      <w:r>
+        <w:t xml:space="preserve">Ping Timeout </w:t>
+      </w:r>
+      <w:proofErr w:type="gramStart"/>
+      <w:r>
+        <w:rPr>
+          <w:rFonts w:ascii="Segoe UI Emoji" w:hAnsi="Segoe UI Emoji" w:cs="Segoe UI Emoji"/>
+        </w:rPr>
+        <w:t>❌</w:t>
+      </w:r>
+      <w:r>
+        <w:t>){</w:t>
+      </w:r>
+      <w:proofErr w:type="gramEnd"/>
+      <w:r>
+        <w:t>% endif %}</w:t>
+      </w:r>
+    </w:p>
+    <w:p>
+      <w:r>
+        <w:t>Status do Link WAN2: {% if res.wan_</w:t>
+      </w:r>
+      <w:proofErr w:type="gramStart"/>
+      <w:r>
+        <w:t>status.WAN</w:t>
+      </w:r>
+      <w:proofErr w:type="gramEnd"/>
+      <w:r>
+        <w:t xml:space="preserve">2_IP </w:t>
+      </w:r>
+      <w:proofErr w:type="gramStart"/>
+      <w:r>
+        <w:t>%}{{ res.wan</w:t>
+      </w:r>
+      <w:proofErr w:type="gramEnd"/>
+      <w:r>
+        <w:t>_</w:t>
+      </w:r>
+      <w:proofErr w:type="gramStart"/>
+      <w:r>
+        <w:t>status.WAN</w:t>
+      </w:r>
+      <w:proofErr w:type="gramEnd"/>
+      <w:r>
+        <w:t>2_</w:t>
+      </w:r>
+      <w:proofErr w:type="gramStart"/>
+      <w:r>
+        <w:t>IP }}{</w:t>
+      </w:r>
+      <w:proofErr w:type="gramEnd"/>
+      <w:r>
+        <w:t>% endif %} (</w:t>
+      </w:r>
+      <w:proofErr w:type="gramStart"/>
+      <w:r>
         <w:t>{{ res.wan</w:t>
       </w:r>
       <w:proofErr w:type="gramEnd"/>
@@ -178,32 +989,208 @@
       </w:r>
       <w:proofErr w:type="gramStart"/>
       <w:r>
-        <w:t>status.WAN1 }</w:t>
+        <w:t>status.WAN2 }</w:t>
       </w:r>
       <w:proofErr w:type="gramEnd"/>
       <w:r>
-        <w:t>}</w:t>
-      </w:r>
+        <w:t>}) {% if res.wan_</w:t>
+      </w:r>
+      <w:proofErr w:type="gramStart"/>
+      <w:r>
+        <w:t>status.WAN</w:t>
+      </w:r>
+      <w:proofErr w:type="gramEnd"/>
+      <w:r>
+        <w:t xml:space="preserve">2_LATENCY </w:t>
+      </w:r>
+      <w:proofErr w:type="gramStart"/>
+      <w:r>
+        <w:t>%}{</w:t>
+      </w:r>
+      <w:proofErr w:type="gramEnd"/>
+      <w:r>
+        <w:t>% set ping = res.wan_</w:t>
+      </w:r>
+      <w:proofErr w:type="gramStart"/>
+      <w:r>
+        <w:t>status.WAN</w:t>
+      </w:r>
+      <w:proofErr w:type="gramEnd"/>
+      <w:r>
+        <w:t xml:space="preserve">2_LATENCY|int </w:t>
+      </w:r>
+      <w:proofErr w:type="gramStart"/>
+      <w:r>
+        <w:t>%}</w:t>
+      </w:r>
+      <w:proofErr w:type="spellStart"/>
+      <w:r>
+        <w:t>Latência</w:t>
+      </w:r>
+      <w:proofErr w:type="spellEnd"/>
+      <w:proofErr w:type="gramEnd"/>
+      <w:r>
+        <w:t xml:space="preserve">: </w:t>
+      </w:r>
+      <w:proofErr w:type="gramStart"/>
+      <w:r>
+        <w:t>{{ ping</w:t>
+      </w:r>
+      <w:proofErr w:type="gramEnd"/>
+      <w:r>
+        <w:t xml:space="preserve"> }}</w:t>
+      </w:r>
+      <w:proofErr w:type="spellStart"/>
+      <w:r>
+        <w:t>ms</w:t>
+      </w:r>
+      <w:proofErr w:type="spellEnd"/>
+      <w:r>
+        <w:t xml:space="preserve"> ({% if ping &lt;= 50 </w:t>
+      </w:r>
+      <w:proofErr w:type="gramStart"/>
+      <w:r>
+        <w:t>%}Ok</w:t>
+      </w:r>
+      <w:proofErr w:type="gramEnd"/>
       <w:r>
         <w:t xml:space="preserve"> </w:t>
       </w:r>
-      <w:r>
-        <w:t>{% if res.wan_</w:t>
-      </w:r>
       <w:proofErr w:type="gramStart"/>
       <w:r>
+        <w:rPr>
+          <w:rFonts w:ascii="Segoe UI Emoji" w:hAnsi="Segoe UI Emoji" w:cs="Segoe UI Emoji"/>
+        </w:rPr>
+        <w:lastRenderedPageBreak/>
+        <w:t>🟢</w:t>
+      </w:r>
+      <w:r>
+        <w:t>{</w:t>
+      </w:r>
+      <w:proofErr w:type="gramEnd"/>
+      <w:r>
+        <w:t xml:space="preserve">% </w:t>
+      </w:r>
+      <w:proofErr w:type="spellStart"/>
+      <w:r>
+        <w:t>elif</w:t>
+      </w:r>
+      <w:proofErr w:type="spellEnd"/>
+      <w:r>
+        <w:t xml:space="preserve"> ping &lt;= 150 </w:t>
+      </w:r>
+      <w:proofErr w:type="gramStart"/>
+      <w:r>
+        <w:t>%}Warning</w:t>
+      </w:r>
+      <w:proofErr w:type="gramEnd"/>
+      <w:r>
+        <w:t xml:space="preserve"> </w:t>
+      </w:r>
+      <w:proofErr w:type="gramStart"/>
+      <w:r>
+        <w:rPr>
+          <w:rFonts w:ascii="Segoe UI Emoji" w:hAnsi="Segoe UI Emoji" w:cs="Segoe UI Emoji"/>
+        </w:rPr>
+        <w:t>🟡</w:t>
+      </w:r>
+      <w:r>
+        <w:t>{</w:t>
+      </w:r>
+      <w:proofErr w:type="gramEnd"/>
+      <w:r>
+        <w:t xml:space="preserve">% else </w:t>
+      </w:r>
+      <w:proofErr w:type="gramStart"/>
+      <w:r>
+        <w:t>%}Critical</w:t>
+      </w:r>
+      <w:proofErr w:type="gramEnd"/>
+      <w:r>
+        <w:t xml:space="preserve"> </w:t>
+      </w:r>
+      <w:proofErr w:type="gramStart"/>
+      <w:r>
+        <w:rPr>
+          <w:rFonts w:ascii="Segoe UI Emoji" w:hAnsi="Segoe UI Emoji" w:cs="Segoe UI Emoji"/>
+        </w:rPr>
+        <w:t>🔴</w:t>
+      </w:r>
+      <w:r>
+        <w:t>{</w:t>
+      </w:r>
+      <w:proofErr w:type="gramEnd"/>
+      <w:r>
+        <w:t>% endif %</w:t>
+      </w:r>
+      <w:proofErr w:type="gramStart"/>
+      <w:r>
+        <w:t>}){</w:t>
+      </w:r>
+      <w:proofErr w:type="gramEnd"/>
+      <w:r>
+        <w:t xml:space="preserve">% else </w:t>
+      </w:r>
+      <w:proofErr w:type="gramStart"/>
+      <w:r>
+        <w:t>%}(</w:t>
+      </w:r>
+      <w:proofErr w:type="gramEnd"/>
+      <w:r>
+        <w:t xml:space="preserve">Ping Timeout </w:t>
+      </w:r>
+      <w:proofErr w:type="gramStart"/>
+      <w:r>
+        <w:rPr>
+          <w:rFonts w:ascii="Segoe UI Emoji" w:hAnsi="Segoe UI Emoji" w:cs="Segoe UI Emoji"/>
+        </w:rPr>
+        <w:t>❌</w:t>
+      </w:r>
+      <w:r>
+        <w:t>){</w:t>
+      </w:r>
+      <w:proofErr w:type="gramEnd"/>
+      <w:r>
+        <w:t>% endif %}</w:t>
+      </w:r>
+    </w:p>
+    <w:p>
+      <w:r>
+        <w:t>{%</w:t>
+      </w:r>
+      <w:r>
+        <w:t>p</w:t>
+      </w:r>
+      <w:r>
+        <w:t xml:space="preserve"> if res.wan_</w:t>
+      </w:r>
+      <w:proofErr w:type="gramStart"/>
+      <w:r>
         <w:t>status.WAN</w:t>
       </w:r>
       <w:proofErr w:type="gramEnd"/>
       <w:r>
-        <w:t xml:space="preserve">1_IP </w:t>
+        <w:t>3 %}</w:t>
+      </w:r>
+    </w:p>
+    <w:p>
+      <w:r>
+        <w:t>Status do Link WAN3: {% if res.wan_</w:t>
       </w:r>
       <w:proofErr w:type="gramStart"/>
       <w:r>
-        <w:t>%}({{ res.wan</w:t>
+        <w:t>status.WAN</w:t>
       </w:r>
       <w:proofErr w:type="gramEnd"/>
       <w:r>
+        <w:t xml:space="preserve">3_IP </w:t>
+      </w:r>
+      <w:proofErr w:type="gramStart"/>
+      <w:r>
+        <w:t>%}{{ res.wan</w:t>
+      </w:r>
+      <w:proofErr w:type="gramEnd"/>
+      <w:r>
         <w:t>_</w:t>
       </w:r>
       <w:proofErr w:type="gramStart"/>
@@ -212,15 +1199,199 @@
       </w:r>
       <w:proofErr w:type="gramEnd"/>
       <w:r>
-        <w:t>1_</w:t>
+        <w:t>3_</w:t>
       </w:r>
       <w:proofErr w:type="gramStart"/>
       <w:r>
-        <w:t>IP }}){</w:t>
+        <w:t>IP }}{</w:t>
       </w:r>
       <w:proofErr w:type="gramEnd"/>
       <w:r>
+        <w:t>% endif %} (</w:t>
+      </w:r>
+      <w:proofErr w:type="gramStart"/>
+      <w:r>
+        <w:t>{{ res.wan</w:t>
+      </w:r>
+      <w:proofErr w:type="gramEnd"/>
+      <w:r>
+        <w:t>_</w:t>
+      </w:r>
+      <w:proofErr w:type="gramStart"/>
+      <w:r>
+        <w:t>status.WAN3 }</w:t>
+      </w:r>
+      <w:proofErr w:type="gramEnd"/>
+      <w:r>
+        <w:t>}) {% if res.wan_</w:t>
+      </w:r>
+      <w:proofErr w:type="gramStart"/>
+      <w:r>
+        <w:t>status.WAN</w:t>
+      </w:r>
+      <w:proofErr w:type="gramEnd"/>
+      <w:r>
+        <w:t xml:space="preserve">3_LATENCY </w:t>
+      </w:r>
+      <w:proofErr w:type="gramStart"/>
+      <w:r>
+        <w:t>%}{</w:t>
+      </w:r>
+      <w:proofErr w:type="gramEnd"/>
+      <w:r>
+        <w:t>% set ping = res.wan_</w:t>
+      </w:r>
+      <w:proofErr w:type="gramStart"/>
+      <w:r>
+        <w:t>status.WAN</w:t>
+      </w:r>
+      <w:proofErr w:type="gramEnd"/>
+      <w:r>
+        <w:t xml:space="preserve">3_LATENCY|int </w:t>
+      </w:r>
+      <w:proofErr w:type="gramStart"/>
+      <w:r>
+        <w:t>%}</w:t>
+      </w:r>
+      <w:proofErr w:type="spellStart"/>
+      <w:r>
+        <w:t>Latência</w:t>
+      </w:r>
+      <w:proofErr w:type="spellEnd"/>
+      <w:proofErr w:type="gramEnd"/>
+      <w:r>
+        <w:t xml:space="preserve">: </w:t>
+      </w:r>
+      <w:proofErr w:type="gramStart"/>
+      <w:r>
+        <w:t>{{ ping</w:t>
+      </w:r>
+      <w:proofErr w:type="gramEnd"/>
+      <w:r>
+        <w:t xml:space="preserve"> }}</w:t>
+      </w:r>
+      <w:proofErr w:type="spellStart"/>
+      <w:r>
+        <w:t>ms</w:t>
+      </w:r>
+      <w:proofErr w:type="spellEnd"/>
+      <w:r>
+        <w:t xml:space="preserve"> ({% if ping &lt;= 50 </w:t>
+      </w:r>
+      <w:proofErr w:type="gramStart"/>
+      <w:r>
+        <w:t>%}Ok</w:t>
+      </w:r>
+      <w:proofErr w:type="gramEnd"/>
+      <w:r>
+        <w:t xml:space="preserve"> </w:t>
+      </w:r>
+      <w:proofErr w:type="gramStart"/>
+      <w:r>
+        <w:rPr>
+          <w:rFonts w:ascii="Segoe UI Emoji" w:hAnsi="Segoe UI Emoji" w:cs="Segoe UI Emoji"/>
+        </w:rPr>
+        <w:t>🟢</w:t>
+      </w:r>
+      <w:r>
+        <w:t>{</w:t>
+      </w:r>
+      <w:proofErr w:type="gramEnd"/>
+      <w:r>
         <w:t xml:space="preserve">% </w:t>
+      </w:r>
+      <w:proofErr w:type="spellStart"/>
+      <w:r>
+        <w:t>elif</w:t>
+      </w:r>
+      <w:proofErr w:type="spellEnd"/>
+      <w:r>
+        <w:t xml:space="preserve"> ping &lt;= 150 </w:t>
+      </w:r>
+      <w:proofErr w:type="gramStart"/>
+      <w:r>
+        <w:t>%}Warning</w:t>
+      </w:r>
+      <w:proofErr w:type="gramEnd"/>
+      <w:r>
+        <w:t xml:space="preserve"> </w:t>
+      </w:r>
+      <w:proofErr w:type="gramStart"/>
+      <w:r>
+        <w:rPr>
+          <w:rFonts w:ascii="Segoe UI Emoji" w:hAnsi="Segoe UI Emoji" w:cs="Segoe UI Emoji"/>
+        </w:rPr>
+        <w:t>🟡</w:t>
+      </w:r>
+      <w:r>
+        <w:t>{</w:t>
+      </w:r>
+      <w:proofErr w:type="gramEnd"/>
+      <w:r>
+        <w:t xml:space="preserve">% else </w:t>
+      </w:r>
+      <w:proofErr w:type="gramStart"/>
+      <w:r>
+        <w:t>%}Critical</w:t>
+      </w:r>
+      <w:proofErr w:type="gramEnd"/>
+      <w:r>
+        <w:t xml:space="preserve"> </w:t>
+      </w:r>
+      <w:proofErr w:type="gramStart"/>
+      <w:r>
+        <w:rPr>
+          <w:rFonts w:ascii="Segoe UI Emoji" w:hAnsi="Segoe UI Emoji" w:cs="Segoe UI Emoji"/>
+        </w:rPr>
+        <w:t>🔴</w:t>
+      </w:r>
+      <w:r>
+        <w:t>{</w:t>
+      </w:r>
+      <w:proofErr w:type="gramEnd"/>
+      <w:r>
+        <w:t>% endif %</w:t>
+      </w:r>
+      <w:proofErr w:type="gramStart"/>
+      <w:r>
+        <w:t>}){</w:t>
+      </w:r>
+      <w:proofErr w:type="gramEnd"/>
+      <w:r>
+        <w:t xml:space="preserve">% else </w:t>
+      </w:r>
+      <w:proofErr w:type="gramStart"/>
+      <w:r>
+        <w:t>%}(</w:t>
+      </w:r>
+      <w:proofErr w:type="gramEnd"/>
+      <w:r>
+        <w:t xml:space="preserve">Ping Timeout </w:t>
+      </w:r>
+      <w:proofErr w:type="gramStart"/>
+      <w:r>
+        <w:rPr>
+          <w:rFonts w:ascii="Segoe UI Emoji" w:hAnsi="Segoe UI Emoji" w:cs="Segoe UI Emoji"/>
+        </w:rPr>
+        <w:t>❌</w:t>
+      </w:r>
+      <w:r>
+        <w:t>){</w:t>
+      </w:r>
+      <w:proofErr w:type="gramEnd"/>
+      <w:r>
+        <w:t>% endif %}</w:t>
+      </w:r>
+    </w:p>
+    <w:p>
+      <w:r>
+        <w:t>{%</w:t>
+      </w:r>
+      <w:r>
+        <w:t>p</w:t>
+      </w:r>
+      <w:r>
+        <w:t xml:space="preserve"> </w:t>
       </w:r>
       <w:proofErr w:type="gramStart"/>
       <w:r>
@@ -230,205 +1401,34 @@
     </w:p>
     <w:p>
       <w:r>
-        <w:t xml:space="preserve">Status do Link WAN2: </w:t>
-      </w:r>
+        <w:t>{%</w:t>
+      </w:r>
+      <w:r>
+        <w:t>p</w:t>
+      </w:r>
+      <w:r>
+        <w:t xml:space="preserve"> if </w:t>
+      </w:r>
+      <w:proofErr w:type="spellStart"/>
       <w:proofErr w:type="gramStart"/>
       <w:r>
-        <w:t>{{ res.wan</w:t>
-      </w:r>
+        <w:t>res.screenshot</w:t>
+      </w:r>
+      <w:proofErr w:type="spellEnd"/>
       <w:proofErr w:type="gramEnd"/>
       <w:r>
-        <w:t>_</w:t>
-      </w:r>
-      <w:proofErr w:type="gramStart"/>
-      <w:r>
-        <w:t>status.WAN2 }</w:t>
-      </w:r>
-      <w:proofErr w:type="gramEnd"/>
-      <w:r>
-        <w:t>}</w:t>
-      </w:r>
-      <w:r>
-        <w:t xml:space="preserve"> </w:t>
-      </w:r>
-      <w:r>
-        <w:t>{% if res.wan_</w:t>
-      </w:r>
-      <w:proofErr w:type="gramStart"/>
-      <w:r>
-        <w:t>status.WAN</w:t>
-      </w:r>
-      <w:proofErr w:type="gramEnd"/>
-      <w:r>
-        <w:t>2</w:t>
-      </w:r>
-      <w:r>
-        <w:t xml:space="preserve">_IP </w:t>
-      </w:r>
-      <w:proofErr w:type="gramStart"/>
-      <w:r>
-        <w:t>%}({{ res.wan</w:t>
-      </w:r>
-      <w:proofErr w:type="gramEnd"/>
-      <w:r>
-        <w:t>_</w:t>
-      </w:r>
-      <w:proofErr w:type="gramStart"/>
-      <w:r>
-        <w:t>status.WAN</w:t>
-      </w:r>
-      <w:proofErr w:type="gramEnd"/>
-      <w:r>
-        <w:t>2</w:t>
-      </w:r>
-      <w:r>
-        <w:t>_</w:t>
-      </w:r>
-      <w:proofErr w:type="gramStart"/>
-      <w:r>
-        <w:t>IP }}){</w:t>
-      </w:r>
-      <w:proofErr w:type="gramEnd"/>
-      <w:r>
-        <w:t xml:space="preserve">% </w:t>
-      </w:r>
-      <w:proofErr w:type="gramStart"/>
-      <w:r>
-        <w:t>endif %}</w:t>
-      </w:r>
-      <w:proofErr w:type="gramEnd"/>
+        <w:t xml:space="preserve"> %}</w:t>
+      </w:r>
     </w:p>
     <w:p>
-      <w:r>
-        <w:t>{%</w:t>
-      </w:r>
-      <w:r>
-        <w:t>p</w:t>
-      </w:r>
-      <w:r>
-        <w:t xml:space="preserve"> if res.wan_</w:t>
-      </w:r>
-      <w:proofErr w:type="gramStart"/>
-      <w:r>
-        <w:t>status.WAN</w:t>
-      </w:r>
-      <w:proofErr w:type="gramEnd"/>
-      <w:r>
-        <w:t>3 %}</w:t>
-      </w:r>
-    </w:p>
-    <w:p>
-      <w:r>
-        <w:t xml:space="preserve">Status do Link WAN3: </w:t>
-      </w:r>
-      <w:proofErr w:type="gramStart"/>
-      <w:r>
-        <w:t>{{ res.wan</w:t>
-      </w:r>
-      <w:proofErr w:type="gramEnd"/>
-      <w:r>
-        <w:t>_</w:t>
-      </w:r>
-      <w:proofErr w:type="gramStart"/>
-      <w:r>
-        <w:t>status.WAN3 }</w:t>
-      </w:r>
-      <w:proofErr w:type="gramEnd"/>
-      <w:r>
-        <w:t>}</w:t>
-      </w:r>
-      <w:r>
-        <w:t xml:space="preserve"> </w:t>
-      </w:r>
-      <w:r>
-        <w:t>{% if res.wan_</w:t>
-      </w:r>
-      <w:proofErr w:type="gramStart"/>
-      <w:r>
-        <w:t>status.WAN</w:t>
-      </w:r>
-      <w:proofErr w:type="gramEnd"/>
-      <w:r>
-        <w:t>3</w:t>
-      </w:r>
-      <w:r>
-        <w:t xml:space="preserve">_IP </w:t>
-      </w:r>
-      <w:proofErr w:type="gramStart"/>
-      <w:r>
-        <w:t>%}({{ res.wan</w:t>
-      </w:r>
-      <w:proofErr w:type="gramEnd"/>
-      <w:r>
-        <w:t>_</w:t>
-      </w:r>
-      <w:proofErr w:type="gramStart"/>
-      <w:r>
-        <w:t>status.WAN</w:t>
-      </w:r>
-      <w:proofErr w:type="gramEnd"/>
-      <w:r>
-        <w:t>3</w:t>
-      </w:r>
-      <w:r>
-        <w:t>_</w:t>
-      </w:r>
-      <w:proofErr w:type="gramStart"/>
-      <w:r>
-        <w:t>IP }}){</w:t>
-      </w:r>
-      <w:proofErr w:type="gramEnd"/>
-      <w:r>
-        <w:t xml:space="preserve">% </w:t>
-      </w:r>
-      <w:proofErr w:type="gramStart"/>
-      <w:r>
-        <w:t>endif %}</w:t>
-      </w:r>
-      <w:proofErr w:type="gramEnd"/>
-    </w:p>
-    <w:p>
-      <w:r>
-        <w:t>{%</w:t>
-      </w:r>
-      <w:r>
-        <w:t>p</w:t>
-      </w:r>
-      <w:r>
-        <w:t xml:space="preserve"> </w:t>
-      </w:r>
-      <w:proofErr w:type="gramStart"/>
-      <w:r>
-        <w:t>endif %}</w:t>
-      </w:r>
-      <w:proofErr w:type="gramEnd"/>
-    </w:p>
-    <w:p>
-      <w:r>
-        <w:t>{%</w:t>
-      </w:r>
-      <w:r>
-        <w:t>p</w:t>
-      </w:r>
-      <w:r>
-        <w:t xml:space="preserve"> if </w:t>
-      </w:r>
-      <w:proofErr w:type="gramStart"/>
-      <w:r>
-        <w:t>res.screenshot</w:t>
-      </w:r>
-      <w:proofErr w:type="gramEnd"/>
-      <w:r>
-        <w:t xml:space="preserve"> %}</w:t>
-      </w:r>
-    </w:p>
-    <w:p>
+      <w:proofErr w:type="spellStart"/>
       <w:r>
         <w:t>Evid</w:t>
       </w:r>
       <w:r>
         <w:t>ência</w:t>
       </w:r>
+      <w:proofErr w:type="spellEnd"/>
       <w:r>
         <w:t xml:space="preserve"> (Screenshot):</w:t>
       </w:r>
@@ -436,7 +1436,11 @@
     <w:p>
       <w:proofErr w:type="gramStart"/>
       <w:r>
-        <w:t>{{ res</w:t>
+        <w:t xml:space="preserve">{{ </w:t>
+      </w:r>
+      <w:proofErr w:type="spellStart"/>
+      <w:r>
+        <w:t>res</w:t>
       </w:r>
       <w:proofErr w:type="gramEnd"/>
       <w:r>
@@ -444,7 +1448,11 @@
       </w:r>
       <w:proofErr w:type="gramStart"/>
       <w:r>
-        <w:t>screenshot }</w:t>
+        <w:t>screenshot</w:t>
+      </w:r>
+      <w:proofErr w:type="spellEnd"/>
+      <w:r>
+        <w:t xml:space="preserve"> }</w:t>
       </w:r>
       <w:proofErr w:type="gramEnd"/>
       <w:r>
@@ -508,7 +1516,21 @@
         <w:rPr>
           <w:lang w:val="pt-BR"/>
         </w:rPr>
-        <w:t xml:space="preserve"> endif %}</w:t>
+        <w:t xml:space="preserve"> </w:t>
+      </w:r>
+      <w:proofErr w:type="spellStart"/>
+      <w:r>
+        <w:rPr>
+          <w:lang w:val="pt-BR"/>
+        </w:rPr>
+        <w:t>endif</w:t>
+      </w:r>
+      <w:proofErr w:type="spellEnd"/>
+      <w:r>
+        <w:rPr>
+          <w:lang w:val="pt-BR"/>
+        </w:rPr>
+        <w:t xml:space="preserve"> %}</w:t>
       </w:r>
     </w:p>
     <w:p>
@@ -533,7 +1555,21 @@
         <w:rPr>
           <w:lang w:val="pt-BR"/>
         </w:rPr>
-        <w:t xml:space="preserve"> endif %}</w:t>
+        <w:t xml:space="preserve"> </w:t>
+      </w:r>
+      <w:proofErr w:type="spellStart"/>
+      <w:r>
+        <w:rPr>
+          <w:lang w:val="pt-BR"/>
+        </w:rPr>
+        <w:t>endif</w:t>
+      </w:r>
+      <w:proofErr w:type="spellEnd"/>
+      <w:r>
+        <w:rPr>
+          <w:lang w:val="pt-BR"/>
+        </w:rPr>
+        <w:t xml:space="preserve"> %}</w:t>
       </w:r>
     </w:p>
     <w:p>
@@ -558,7 +1594,21 @@
         <w:rPr>
           <w:lang w:val="pt-BR"/>
         </w:rPr>
-        <w:t xml:space="preserve"> endif %}</w:t>
+        <w:t xml:space="preserve"> </w:t>
+      </w:r>
+      <w:proofErr w:type="spellStart"/>
+      <w:r>
+        <w:rPr>
+          <w:lang w:val="pt-BR"/>
+        </w:rPr>
+        <w:t>endif</w:t>
+      </w:r>
+      <w:proofErr w:type="spellEnd"/>
+      <w:r>
+        <w:rPr>
+          <w:lang w:val="pt-BR"/>
+        </w:rPr>
+        <w:t xml:space="preserve"> %}</w:t>
       </w:r>
     </w:p>
     <w:p>
@@ -571,9 +1621,14 @@
       <w:r>
         <w:t xml:space="preserve"> </w:t>
       </w:r>
+      <w:proofErr w:type="spellStart"/>
       <w:proofErr w:type="gramStart"/>
       <w:r>
-        <w:t>endfor %}</w:t>
+        <w:t>endfor</w:t>
+      </w:r>
+      <w:proofErr w:type="spellEnd"/>
+      <w:r>
+        <w:t xml:space="preserve"> %}</w:t>
       </w:r>
       <w:proofErr w:type="gramEnd"/>
     </w:p>

--- a/template_pt-BR.example.docx
+++ b/template_pt-BR.example.docx
@@ -35,66 +35,13 @@
         <w:t>🟢</w:t>
       </w:r>
       <w:r>
-        <w:t xml:space="preserve"> Ok (</w:t>
-      </w:r>
-      <w:r>
-        <w:t xml:space="preserve">Ping </w:t>
+        <w:t xml:space="preserve"> Ok (Ping </w:t>
       </w:r>
       <w:r>
         <w:t>≤</w:t>
       </w:r>
       <w:r>
-        <w:t xml:space="preserve"> 50ms): </w:t>
-      </w:r>
-      <w:proofErr w:type="gramStart"/>
-      <w:r>
-        <w:t>{{ results</w:t>
-      </w:r>
-      <w:proofErr w:type="gramEnd"/>
-      <w:r>
-        <w:t xml:space="preserve"> | </w:t>
-      </w:r>
-      <w:proofErr w:type="spellStart"/>
-      <w:proofErr w:type="gramStart"/>
-      <w:r>
-        <w:t>rejectattr</w:t>
-      </w:r>
-      <w:proofErr w:type="spellEnd"/>
-      <w:r>
-        <w:t>(</w:t>
-      </w:r>
-      <w:proofErr w:type="gramEnd"/>
-      <w:r>
-        <w:t>'latency', '</w:t>
-      </w:r>
-      <w:proofErr w:type="spellStart"/>
-      <w:r>
-        <w:t>equalto</w:t>
-      </w:r>
-      <w:proofErr w:type="spellEnd"/>
-      <w:r>
-        <w:t xml:space="preserve">', '') | </w:t>
-      </w:r>
-      <w:proofErr w:type="spellStart"/>
-      <w:proofErr w:type="gramStart"/>
-      <w:r>
-        <w:t>selectattr</w:t>
-      </w:r>
-      <w:proofErr w:type="spellEnd"/>
-      <w:r>
-        <w:t>(</w:t>
-      </w:r>
-      <w:proofErr w:type="gramEnd"/>
-      <w:r>
-        <w:t xml:space="preserve">'latency', 'le', 50) | list | </w:t>
-      </w:r>
-      <w:proofErr w:type="gramStart"/>
-      <w:r>
-        <w:t>length }</w:t>
-      </w:r>
-      <w:proofErr w:type="gramEnd"/>
-      <w:r>
-        <w:t>}</w:t>
+        <w:t xml:space="preserve"> 50ms): {{ results | rejectattr('latency', 'equalto', '') | selectattr('latency', 'le', 50) | list | length }}</w:t>
       </w:r>
     </w:p>
     <w:p>
@@ -105,185 +52,13 @@
         <w:t>🟡</w:t>
       </w:r>
       <w:r>
-        <w:t xml:space="preserve"> Warning (</w:t>
-      </w:r>
-      <w:r>
-        <w:t>Ping</w:t>
-      </w:r>
-      <w:r>
-        <w:t xml:space="preserve"> 50ms </w:t>
+        <w:t xml:space="preserve"> Warning (Ping 50ms </w:t>
       </w:r>
       <w:r>
         <w:t>≤</w:t>
       </w:r>
       <w:r>
-        <w:t xml:space="preserve"> 150ms): </w:t>
-      </w:r>
-      <w:proofErr w:type="gramStart"/>
-      <w:r>
-        <w:t>{{ results</w:t>
-      </w:r>
-      <w:proofErr w:type="gramEnd"/>
-      <w:r>
-        <w:t xml:space="preserve"> | </w:t>
-      </w:r>
-      <w:proofErr w:type="spellStart"/>
-      <w:proofErr w:type="gramStart"/>
-      <w:r>
-        <w:t>rejectattr</w:t>
-      </w:r>
-      <w:proofErr w:type="spellEnd"/>
-      <w:r>
-        <w:t>(</w:t>
-      </w:r>
-      <w:proofErr w:type="gramEnd"/>
-      <w:r>
-        <w:t>'latency', '</w:t>
-      </w:r>
-      <w:proofErr w:type="spellStart"/>
-      <w:r>
-        <w:t>equalto</w:t>
-      </w:r>
-      <w:proofErr w:type="spellEnd"/>
-      <w:r>
-        <w:t xml:space="preserve">', '') | </w:t>
-      </w:r>
-      <w:proofErr w:type="spellStart"/>
-      <w:proofErr w:type="gramStart"/>
-      <w:r>
-        <w:t>selectattr</w:t>
-      </w:r>
-      <w:proofErr w:type="spellEnd"/>
-      <w:r>
-        <w:t>(</w:t>
-      </w:r>
-      <w:proofErr w:type="gramEnd"/>
-      <w:r>
-        <w:t>'latency', '</w:t>
-      </w:r>
-      <w:proofErr w:type="spellStart"/>
-      <w:r>
-        <w:t>gt</w:t>
-      </w:r>
-      <w:proofErr w:type="spellEnd"/>
-      <w:r>
-        <w:t xml:space="preserve">', 50) | </w:t>
-      </w:r>
-      <w:proofErr w:type="spellStart"/>
-      <w:proofErr w:type="gramStart"/>
-      <w:r>
-        <w:t>selectattr</w:t>
-      </w:r>
-      <w:proofErr w:type="spellEnd"/>
-      <w:r>
-        <w:t>(</w:t>
-      </w:r>
-      <w:proofErr w:type="gramEnd"/>
-      <w:r>
-        <w:t xml:space="preserve">'latency', 'le', 150) | list | </w:t>
-      </w:r>
-      <w:proofErr w:type="gramStart"/>
-      <w:r>
-        <w:t>length }}{</w:t>
-      </w:r>
-      <w:proofErr w:type="gramEnd"/>
-      <w:r>
-        <w:t xml:space="preserve">% set warns = results | </w:t>
-      </w:r>
-      <w:proofErr w:type="spellStart"/>
-      <w:proofErr w:type="gramStart"/>
-      <w:r>
-        <w:t>rejectattr</w:t>
-      </w:r>
-      <w:proofErr w:type="spellEnd"/>
-      <w:r>
-        <w:t>(</w:t>
-      </w:r>
-      <w:proofErr w:type="gramEnd"/>
-      <w:r>
-        <w:t>'latency', '</w:t>
-      </w:r>
-      <w:proofErr w:type="spellStart"/>
-      <w:r>
-        <w:t>equalto</w:t>
-      </w:r>
-      <w:proofErr w:type="spellEnd"/>
-      <w:r>
-        <w:t xml:space="preserve">', '') | </w:t>
-      </w:r>
-      <w:proofErr w:type="spellStart"/>
-      <w:proofErr w:type="gramStart"/>
-      <w:r>
-        <w:t>selectattr</w:t>
-      </w:r>
-      <w:proofErr w:type="spellEnd"/>
-      <w:r>
-        <w:t>(</w:t>
-      </w:r>
-      <w:proofErr w:type="gramEnd"/>
-      <w:r>
-        <w:t>'latency', '</w:t>
-      </w:r>
-      <w:proofErr w:type="spellStart"/>
-      <w:r>
-        <w:t>gt</w:t>
-      </w:r>
-      <w:proofErr w:type="spellEnd"/>
-      <w:r>
-        <w:t xml:space="preserve">', 50) | </w:t>
-      </w:r>
-      <w:proofErr w:type="spellStart"/>
-      <w:proofErr w:type="gramStart"/>
-      <w:r>
-        <w:t>selectattr</w:t>
-      </w:r>
-      <w:proofErr w:type="spellEnd"/>
-      <w:r>
-        <w:t>(</w:t>
-      </w:r>
-      <w:proofErr w:type="gramEnd"/>
-      <w:r>
-        <w:t xml:space="preserve">'latency', 'le', 150) | map(attribute='host') | list </w:t>
-      </w:r>
-      <w:proofErr w:type="gramStart"/>
-      <w:r>
-        <w:t>%}{</w:t>
-      </w:r>
-      <w:proofErr w:type="gramEnd"/>
-      <w:r>
-        <w:t xml:space="preserve">% if </w:t>
-      </w:r>
-      <w:proofErr w:type="spellStart"/>
-      <w:r>
-        <w:t>warns|length</w:t>
-      </w:r>
-      <w:proofErr w:type="spellEnd"/>
-      <w:r>
-        <w:t xml:space="preserve"> &gt; 0 %} (</w:t>
-      </w:r>
-      <w:proofErr w:type="gramStart"/>
-      <w:r>
-        <w:t>{{ warns</w:t>
-      </w:r>
-      <w:proofErr w:type="gramEnd"/>
-      <w:r>
-        <w:t xml:space="preserve"> | </w:t>
-      </w:r>
-      <w:proofErr w:type="gramStart"/>
-      <w:r>
-        <w:t>join(</w:t>
-      </w:r>
-      <w:proofErr w:type="gramEnd"/>
-      <w:r>
-        <w:t>', '</w:t>
-      </w:r>
-      <w:proofErr w:type="gramStart"/>
-      <w:r>
-        <w:t>) }}){</w:t>
-      </w:r>
-      <w:proofErr w:type="gramEnd"/>
-      <w:r>
-        <w:t>% endif %}</w:t>
+        <w:t xml:space="preserve"> 150ms): {{ results | rejectattr('latency', 'equalto', '') | selectattr('latency', 'gt', 50) | selectattr('latency', 'le', 150) | list | length }}{% set warns = results | rejectattr('latency', 'equalto', '') | selectattr('latency', 'gt', 50) | selectattr('latency', 'le', 150) | map(attribute='host') | list %}{% if warns|length &gt; 0 %} ({{ warns | join(', ') }}){% endif %}</w:t>
       </w:r>
     </w:p>
     <w:p>
@@ -294,156 +69,13 @@
         <w:t>🔴</w:t>
       </w:r>
       <w:r>
-        <w:t xml:space="preserve"> Critical (</w:t>
-      </w:r>
-      <w:r>
-        <w:t xml:space="preserve">Ping </w:t>
+        <w:t xml:space="preserve"> Critical (Ping </w:t>
       </w:r>
       <w:r>
         <w:t>≥</w:t>
       </w:r>
       <w:r>
-        <w:t xml:space="preserve"> 150ms): </w:t>
-      </w:r>
-      <w:proofErr w:type="gramStart"/>
-      <w:r>
-        <w:t>{{ results</w:t>
-      </w:r>
-      <w:proofErr w:type="gramEnd"/>
-      <w:r>
-        <w:t xml:space="preserve"> | </w:t>
-      </w:r>
-      <w:proofErr w:type="spellStart"/>
-      <w:proofErr w:type="gramStart"/>
-      <w:r>
-        <w:t>rejectattr</w:t>
-      </w:r>
-      <w:proofErr w:type="spellEnd"/>
-      <w:r>
-        <w:t>(</w:t>
-      </w:r>
-      <w:proofErr w:type="gramEnd"/>
-      <w:r>
-        <w:t>'latency', '</w:t>
-      </w:r>
-      <w:proofErr w:type="spellStart"/>
-      <w:r>
-        <w:t>equalto</w:t>
-      </w:r>
-      <w:proofErr w:type="spellEnd"/>
-      <w:r>
-        <w:t xml:space="preserve">', '') | </w:t>
-      </w:r>
-      <w:proofErr w:type="spellStart"/>
-      <w:proofErr w:type="gramStart"/>
-      <w:r>
-        <w:t>selectattr</w:t>
-      </w:r>
-      <w:proofErr w:type="spellEnd"/>
-      <w:r>
-        <w:t>(</w:t>
-      </w:r>
-      <w:proofErr w:type="gramEnd"/>
-      <w:r>
-        <w:t>'latency', '</w:t>
-      </w:r>
-      <w:proofErr w:type="spellStart"/>
-      <w:r>
-        <w:t>gt</w:t>
-      </w:r>
-      <w:proofErr w:type="spellEnd"/>
-      <w:r>
-        <w:t xml:space="preserve">', 150) | list | </w:t>
-      </w:r>
-      <w:proofErr w:type="gramStart"/>
-      <w:r>
-        <w:t>length }}{</w:t>
-      </w:r>
-      <w:proofErr w:type="gramEnd"/>
-      <w:r>
-        <w:t xml:space="preserve">% set crits = results | </w:t>
-      </w:r>
-      <w:proofErr w:type="spellStart"/>
-      <w:proofErr w:type="gramStart"/>
-      <w:r>
-        <w:t>rejectattr</w:t>
-      </w:r>
-      <w:proofErr w:type="spellEnd"/>
-      <w:r>
-        <w:t>(</w:t>
-      </w:r>
-      <w:proofErr w:type="gramEnd"/>
-      <w:r>
-        <w:t>'latency', '</w:t>
-      </w:r>
-      <w:proofErr w:type="spellStart"/>
-      <w:r>
-        <w:t>equalto</w:t>
-      </w:r>
-      <w:proofErr w:type="spellEnd"/>
-      <w:r>
-        <w:t xml:space="preserve">', '') | </w:t>
-      </w:r>
-      <w:proofErr w:type="spellStart"/>
-      <w:proofErr w:type="gramStart"/>
-      <w:r>
-        <w:t>selectattr</w:t>
-      </w:r>
-      <w:proofErr w:type="spellEnd"/>
-      <w:r>
-        <w:t>(</w:t>
-      </w:r>
-      <w:proofErr w:type="gramEnd"/>
-      <w:r>
-        <w:t>'latency', '</w:t>
-      </w:r>
-      <w:proofErr w:type="spellStart"/>
-      <w:r>
-        <w:t>gt</w:t>
-      </w:r>
-      <w:proofErr w:type="spellEnd"/>
-      <w:r>
-        <w:t xml:space="preserve">', 150) | map(attribute='host') | list </w:t>
-      </w:r>
-      <w:proofErr w:type="gramStart"/>
-      <w:r>
-        <w:t>%}{</w:t>
-      </w:r>
-      <w:proofErr w:type="gramEnd"/>
-      <w:r>
-        <w:t xml:space="preserve">% if </w:t>
-      </w:r>
-      <w:proofErr w:type="spellStart"/>
-      <w:r>
-        <w:t>crits|length</w:t>
-      </w:r>
-      <w:proofErr w:type="spellEnd"/>
-      <w:r>
-        <w:t xml:space="preserve"> &gt; 0 %} (</w:t>
-      </w:r>
-      <w:proofErr w:type="gramStart"/>
-      <w:r>
-        <w:t>{{ crits</w:t>
-      </w:r>
-      <w:proofErr w:type="gramEnd"/>
-      <w:r>
-        <w:t xml:space="preserve"> | </w:t>
-      </w:r>
-      <w:proofErr w:type="gramStart"/>
-      <w:r>
-        <w:t>join(</w:t>
-      </w:r>
-      <w:proofErr w:type="gramEnd"/>
-      <w:r>
-        <w:t>', '</w:t>
-      </w:r>
-      <w:proofErr w:type="gramStart"/>
-      <w:r>
-        <w:t>) }}){</w:t>
-      </w:r>
-      <w:proofErr w:type="gramEnd"/>
-      <w:r>
-        <w:t>% endif %}</w:t>
+        <w:t xml:space="preserve"> 150ms): {{ results | rejectattr('latency', 'equalto', '') | selectattr('latency', 'gt', 150) | list | length }}{% set crits = results | rejectattr('latency', 'equalto', '') | selectattr('latency', 'gt', 150) | map(attribute='host') | list %}{% if crits|length &gt; 0 %} ({{ crits | join(', ') }}){% endif %}</w:t>
       </w:r>
     </w:p>
     <w:p>
@@ -454,111 +86,7 @@
         <w:t>❌</w:t>
       </w:r>
       <w:r>
-        <w:t xml:space="preserve"> </w:t>
-      </w:r>
-      <w:r>
-        <w:t xml:space="preserve">Ping </w:t>
-      </w:r>
-      <w:r>
-        <w:t xml:space="preserve">Timeout: </w:t>
-      </w:r>
-      <w:proofErr w:type="gramStart"/>
-      <w:r>
-        <w:t>{{ results</w:t>
-      </w:r>
-      <w:proofErr w:type="gramEnd"/>
-      <w:r>
-        <w:t xml:space="preserve"> | </w:t>
-      </w:r>
-      <w:proofErr w:type="spellStart"/>
-      <w:proofErr w:type="gramStart"/>
-      <w:r>
-        <w:t>selectattr</w:t>
-      </w:r>
-      <w:proofErr w:type="spellEnd"/>
-      <w:r>
-        <w:t>(</w:t>
-      </w:r>
-      <w:proofErr w:type="gramEnd"/>
-      <w:r>
-        <w:t>'latency', '</w:t>
-      </w:r>
-      <w:proofErr w:type="spellStart"/>
-      <w:r>
-        <w:t>equalto</w:t>
-      </w:r>
-      <w:proofErr w:type="spellEnd"/>
-      <w:r>
-        <w:t xml:space="preserve">', '') | list | </w:t>
-      </w:r>
-      <w:proofErr w:type="gramStart"/>
-      <w:r>
-        <w:t>length }}{</w:t>
-      </w:r>
-      <w:proofErr w:type="gramEnd"/>
-      <w:r>
-        <w:t xml:space="preserve">% set timeouts = results | </w:t>
-      </w:r>
-      <w:proofErr w:type="spellStart"/>
-      <w:proofErr w:type="gramStart"/>
-      <w:r>
-        <w:t>selectattr</w:t>
-      </w:r>
-      <w:proofErr w:type="spellEnd"/>
-      <w:r>
-        <w:t>(</w:t>
-      </w:r>
-      <w:proofErr w:type="gramEnd"/>
-      <w:r>
-        <w:t>'latency', '</w:t>
-      </w:r>
-      <w:proofErr w:type="spellStart"/>
-      <w:r>
-        <w:t>equalto</w:t>
-      </w:r>
-      <w:proofErr w:type="spellEnd"/>
-      <w:r>
-        <w:t xml:space="preserve">', '') | map(attribute='host') | list </w:t>
-      </w:r>
-      <w:proofErr w:type="gramStart"/>
-      <w:r>
-        <w:t>%}{</w:t>
-      </w:r>
-      <w:proofErr w:type="gramEnd"/>
-      <w:r>
-        <w:t xml:space="preserve">% if </w:t>
-      </w:r>
-      <w:proofErr w:type="spellStart"/>
-      <w:r>
-        <w:t>timeouts|length</w:t>
-      </w:r>
-      <w:proofErr w:type="spellEnd"/>
-      <w:r>
-        <w:t xml:space="preserve"> &gt; 0 %} (</w:t>
-      </w:r>
-      <w:proofErr w:type="gramStart"/>
-      <w:r>
-        <w:t>{{ timeouts</w:t>
-      </w:r>
-      <w:proofErr w:type="gramEnd"/>
-      <w:r>
-        <w:t xml:space="preserve"> | </w:t>
-      </w:r>
-      <w:proofErr w:type="gramStart"/>
-      <w:r>
-        <w:t>join(</w:t>
-      </w:r>
-      <w:proofErr w:type="gramEnd"/>
-      <w:r>
-        <w:t>', '</w:t>
-      </w:r>
-      <w:proofErr w:type="gramStart"/>
-      <w:r>
-        <w:t>) }}){</w:t>
-      </w:r>
-      <w:proofErr w:type="gramEnd"/>
-      <w:r>
-        <w:t>% endif %}</w:t>
+        <w:t xml:space="preserve"> Ping Timeout: {{ results | selectattr('latency', 'equalto', '') | list | length }}{% set timeouts = results | selectattr('latency', 'equalto', '') | map(attribute='host') | list %}{% if timeouts|length &gt; 0 %} ({{ timeouts | join(', ') }}){% endif %}</w:t>
       </w:r>
     </w:p>
     <w:p>
@@ -569,102 +97,72 @@
         <w:t>p</w:t>
       </w:r>
       <w:r>
-        <w:t xml:space="preserve"> for </w:t>
+        <w:t xml:space="preserve"> for res in results %}</w:t>
       </w:r>
-      <w:proofErr w:type="gramStart"/>
-      <w:r>
-        <w:t>res</w:t>
-      </w:r>
-      <w:proofErr w:type="gramEnd"/>
-      <w:r>
-        <w:t xml:space="preserve"> in </w:t>
-      </w:r>
-      <w:proofErr w:type="gramStart"/>
-      <w:r>
-        <w:t>results %}</w:t>
-      </w:r>
-      <w:proofErr w:type="gramEnd"/>
-    </w:p>
-    <w:p>
-      <w:r>
-        <w:t>{%</w:t>
-      </w:r>
-      <w:r>
-        <w:t>p</w:t>
-      </w:r>
-      <w:r>
-        <w:t xml:space="preserve"> if </w:t>
-      </w:r>
-      <w:proofErr w:type="spellStart"/>
-      <w:proofErr w:type="gramStart"/>
-      <w:r>
-        <w:t>res.rule</w:t>
-      </w:r>
-      <w:proofErr w:type="gramEnd"/>
-      <w:r>
-        <w:t>_name</w:t>
-      </w:r>
-      <w:proofErr w:type="spellEnd"/>
-      <w:r>
-        <w:t xml:space="preserve"> == "FortiGate</w:t>
-      </w:r>
-      <w:proofErr w:type="gramStart"/>
-      <w:r>
-        <w:t>" %}</w:t>
-      </w:r>
-      <w:proofErr w:type="gramEnd"/>
     </w:p>
     <w:p>
       <w:pPr>
         <w:pStyle w:val="Ttulo1"/>
       </w:pPr>
-      <w:proofErr w:type="gramStart"/>
       <w:r>
-        <w:t xml:space="preserve">{{ </w:t>
+        <w:t>{{ res.rule_name }}: {{ res.host }}</w:t>
       </w:r>
-      <w:proofErr w:type="spellStart"/>
+    </w:p>
+    <w:p>
       <w:r>
-        <w:t>res</w:t>
+        <w:t>{%p if res.rule_name in ['Switch', 'Access Point'] %}</w:t>
       </w:r>
-      <w:proofErr w:type="gramEnd"/>
+    </w:p>
+    <w:p>
       <w:r>
-        <w:t>.rule_</w:t>
+        <w:t>{% if res.latency %}{% set ping = res.latency|int %}Lat</w:t>
       </w:r>
-      <w:proofErr w:type="gramStart"/>
       <w:r>
-        <w:t>name</w:t>
+        <w:t>ência</w:t>
       </w:r>
-      <w:proofErr w:type="spellEnd"/>
       <w:r>
-        <w:t xml:space="preserve"> }</w:t>
+        <w:t xml:space="preserve">: {{ ping }}ms ({% if ping &lt;= 50 %}Ok </w:t>
       </w:r>
-      <w:proofErr w:type="gramEnd"/>
       <w:r>
-        <w:t xml:space="preserve">}: </w:t>
+        <w:rPr>
+          <w:rFonts w:ascii="Segoe UI Emoji" w:hAnsi="Segoe UI Emoji" w:cs="Segoe UI Emoji"/>
+        </w:rPr>
+        <w:t>🟢</w:t>
       </w:r>
-      <w:proofErr w:type="gramStart"/>
       <w:r>
-        <w:t xml:space="preserve">{{ </w:t>
+        <w:t xml:space="preserve">{% elif ping &lt;= 150 %}Warning </w:t>
       </w:r>
-      <w:proofErr w:type="spellStart"/>
       <w:r>
-        <w:t>res</w:t>
+        <w:rPr>
+          <w:rFonts w:ascii="Segoe UI Emoji" w:hAnsi="Segoe UI Emoji" w:cs="Segoe UI Emoji"/>
+        </w:rPr>
+        <w:t>🟡</w:t>
       </w:r>
-      <w:proofErr w:type="gramEnd"/>
       <w:r>
-        <w:t>.</w:t>
+        <w:t xml:space="preserve">{% else %}Critical </w:t>
       </w:r>
-      <w:proofErr w:type="gramStart"/>
       <w:r>
-        <w:t>host</w:t>
+        <w:rPr>
+          <w:rFonts w:ascii="Segoe UI Emoji" w:hAnsi="Segoe UI Emoji" w:cs="Segoe UI Emoji"/>
+        </w:rPr>
+        <w:t>🔴</w:t>
       </w:r>
-      <w:proofErr w:type="spellEnd"/>
       <w:r>
-        <w:t xml:space="preserve"> }</w:t>
+        <w:t xml:space="preserve">{% endif %}){% else %}(Ping Timeout </w:t>
       </w:r>
-      <w:proofErr w:type="gramEnd"/>
       <w:r>
-        <w:t>}</w:t>
+        <w:rPr>
+          <w:rFonts w:ascii="Segoe UI Emoji" w:hAnsi="Segoe UI Emoji" w:cs="Segoe UI Emoji"/>
+        </w:rPr>
+        <w:t>❌</w:t>
+      </w:r>
+      <w:r>
+        <w:t>){% endif %}</w:t>
+      </w:r>
+    </w:p>
+    <w:p>
+      <w:r>
+        <w:t>{%p elif res.rule_name == "FortiGate" %}</w:t>
       </w:r>
     </w:p>
     <w:p>
@@ -675,46 +173,12 @@
         <w:t>p</w:t>
       </w:r>
       <w:r>
-        <w:t xml:space="preserve"> if </w:t>
-      </w:r>
-      <w:proofErr w:type="spellStart"/>
-      <w:proofErr w:type="gramStart"/>
-      <w:r>
-        <w:t>res.error</w:t>
-      </w:r>
-      <w:proofErr w:type="spellEnd"/>
-      <w:proofErr w:type="gramEnd"/>
-      <w:r>
-        <w:t xml:space="preserve"> %}</w:t>
+        <w:t xml:space="preserve"> if res.error %}</w:t>
       </w:r>
     </w:p>
     <w:p>
       <w:r>
-        <w:t xml:space="preserve">Erro: </w:t>
-      </w:r>
-      <w:proofErr w:type="gramStart"/>
-      <w:r>
-        <w:t xml:space="preserve">{{ </w:t>
-      </w:r>
-      <w:proofErr w:type="spellStart"/>
-      <w:r>
-        <w:t>res</w:t>
-      </w:r>
-      <w:proofErr w:type="gramEnd"/>
-      <w:r>
-        <w:t>.</w:t>
-      </w:r>
-      <w:proofErr w:type="gramStart"/>
-      <w:r>
-        <w:t>error</w:t>
-      </w:r>
-      <w:proofErr w:type="spellEnd"/>
-      <w:r>
-        <w:t xml:space="preserve"> }</w:t>
-      </w:r>
-      <w:proofErr w:type="gramEnd"/>
-      <w:r>
-        <w:t>}</w:t>
+        <w:t>Erro: {{ res.error }}</w:t>
       </w:r>
     </w:p>
     <w:p>
@@ -725,338 +189,13 @@
         <w:t>p</w:t>
       </w:r>
       <w:r>
-        <w:t xml:space="preserve"> </w:t>
-      </w:r>
-      <w:proofErr w:type="gramStart"/>
-      <w:r>
-        <w:t>else %}</w:t>
-      </w:r>
-      <w:proofErr w:type="gramEnd"/>
-    </w:p>
-    <w:p>
-      <w:r>
-        <w:t>Status do Link WAN1: {% if res.wan_</w:t>
-      </w:r>
-      <w:proofErr w:type="gramStart"/>
-      <w:r>
-        <w:t>status.WAN</w:t>
-      </w:r>
-      <w:proofErr w:type="gramEnd"/>
-      <w:r>
-        <w:t xml:space="preserve">1_IP </w:t>
-      </w:r>
-      <w:proofErr w:type="gramStart"/>
-      <w:r>
-        <w:t>%}{{ res.wan</w:t>
-      </w:r>
-      <w:proofErr w:type="gramEnd"/>
-      <w:r>
-        <w:t>_</w:t>
-      </w:r>
-      <w:proofErr w:type="gramStart"/>
-      <w:r>
-        <w:t>status.WAN</w:t>
-      </w:r>
-      <w:proofErr w:type="gramEnd"/>
-      <w:r>
-        <w:t>1_</w:t>
-      </w:r>
-      <w:proofErr w:type="gramStart"/>
-      <w:r>
-        <w:t>IP }}{</w:t>
-      </w:r>
-      <w:proofErr w:type="gramEnd"/>
-      <w:r>
-        <w:t>% endif %} (</w:t>
-      </w:r>
-      <w:proofErr w:type="gramStart"/>
-      <w:r>
-        <w:t>{{ res.wan</w:t>
-      </w:r>
-      <w:proofErr w:type="gramEnd"/>
-      <w:r>
-        <w:t>_</w:t>
-      </w:r>
-      <w:proofErr w:type="gramStart"/>
-      <w:r>
-        <w:t>status.WAN1 }</w:t>
-      </w:r>
-      <w:proofErr w:type="gramEnd"/>
-      <w:r>
-        <w:t>}) {% if res.wan_</w:t>
-      </w:r>
-      <w:proofErr w:type="gramStart"/>
-      <w:r>
-        <w:t>status.WAN</w:t>
-      </w:r>
-      <w:proofErr w:type="gramEnd"/>
-      <w:r>
-        <w:t xml:space="preserve">1_LATENCY </w:t>
-      </w:r>
-      <w:proofErr w:type="gramStart"/>
-      <w:r>
-        <w:t>%}{</w:t>
-      </w:r>
-      <w:proofErr w:type="gramEnd"/>
-      <w:r>
-        <w:t>% set ping = res.wan_</w:t>
-      </w:r>
-      <w:proofErr w:type="gramStart"/>
-      <w:r>
-        <w:t>status.WAN</w:t>
-      </w:r>
-      <w:proofErr w:type="gramEnd"/>
-      <w:r>
-        <w:t xml:space="preserve">1_LATENCY|int </w:t>
-      </w:r>
-      <w:proofErr w:type="gramStart"/>
-      <w:r>
-        <w:t>%}</w:t>
-      </w:r>
-      <w:proofErr w:type="spellStart"/>
-      <w:r>
-        <w:t>Latência</w:t>
-      </w:r>
-      <w:proofErr w:type="spellEnd"/>
-      <w:proofErr w:type="gramEnd"/>
-      <w:r>
-        <w:t xml:space="preserve">: </w:t>
-      </w:r>
-      <w:proofErr w:type="gramStart"/>
-      <w:r>
-        <w:t>{{ ping</w:t>
-      </w:r>
-      <w:proofErr w:type="gramEnd"/>
-      <w:r>
-        <w:t xml:space="preserve"> }}</w:t>
-      </w:r>
-      <w:proofErr w:type="spellStart"/>
-      <w:r>
-        <w:t>ms</w:t>
-      </w:r>
-      <w:proofErr w:type="spellEnd"/>
-      <w:r>
-        <w:t xml:space="preserve"> ({% if ping &lt;= 50 </w:t>
-      </w:r>
-      <w:proofErr w:type="gramStart"/>
-      <w:r>
-        <w:t>%}Ok</w:t>
-      </w:r>
-      <w:proofErr w:type="gramEnd"/>
-      <w:r>
-        <w:t xml:space="preserve"> </w:t>
-      </w:r>
-      <w:proofErr w:type="gramStart"/>
-      <w:r>
-        <w:rPr>
-          <w:rFonts w:ascii="Segoe UI Emoji" w:hAnsi="Segoe UI Emoji" w:cs="Segoe UI Emoji"/>
-        </w:rPr>
-        <w:t>🟢</w:t>
-      </w:r>
-      <w:r>
-        <w:t>{</w:t>
-      </w:r>
-      <w:proofErr w:type="gramEnd"/>
-      <w:r>
-        <w:t xml:space="preserve">% </w:t>
-      </w:r>
-      <w:proofErr w:type="spellStart"/>
-      <w:r>
-        <w:t>elif</w:t>
-      </w:r>
-      <w:proofErr w:type="spellEnd"/>
-      <w:r>
-        <w:t xml:space="preserve"> ping &lt;= 150 </w:t>
-      </w:r>
-      <w:proofErr w:type="gramStart"/>
-      <w:r>
-        <w:t>%}Warning</w:t>
-      </w:r>
-      <w:proofErr w:type="gramEnd"/>
-      <w:r>
-        <w:t xml:space="preserve"> </w:t>
-      </w:r>
-      <w:proofErr w:type="gramStart"/>
-      <w:r>
-        <w:rPr>
-          <w:rFonts w:ascii="Segoe UI Emoji" w:hAnsi="Segoe UI Emoji" w:cs="Segoe UI Emoji"/>
-        </w:rPr>
-        <w:t>🟡</w:t>
-      </w:r>
-      <w:r>
-        <w:t>{</w:t>
-      </w:r>
-      <w:proofErr w:type="gramEnd"/>
-      <w:r>
-        <w:t xml:space="preserve">% else </w:t>
-      </w:r>
-      <w:proofErr w:type="gramStart"/>
-      <w:r>
-        <w:t>%}Critical</w:t>
-      </w:r>
-      <w:proofErr w:type="gramEnd"/>
-      <w:r>
-        <w:t xml:space="preserve"> </w:t>
-      </w:r>
-      <w:proofErr w:type="gramStart"/>
-      <w:r>
-        <w:rPr>
-          <w:rFonts w:ascii="Segoe UI Emoji" w:hAnsi="Segoe UI Emoji" w:cs="Segoe UI Emoji"/>
-        </w:rPr>
-        <w:t>🔴</w:t>
-      </w:r>
-      <w:r>
-        <w:t>{</w:t>
-      </w:r>
-      <w:proofErr w:type="gramEnd"/>
-      <w:r>
-        <w:t>% endif %</w:t>
-      </w:r>
-      <w:proofErr w:type="gramStart"/>
-      <w:r>
-        <w:t>}){</w:t>
-      </w:r>
-      <w:proofErr w:type="gramEnd"/>
-      <w:r>
-        <w:t xml:space="preserve">% else </w:t>
-      </w:r>
-      <w:proofErr w:type="gramStart"/>
-      <w:r>
-        <w:t>%}(</w:t>
-      </w:r>
-      <w:proofErr w:type="gramEnd"/>
-      <w:r>
-        <w:t xml:space="preserve">Ping Timeout </w:t>
-      </w:r>
-      <w:proofErr w:type="gramStart"/>
-      <w:r>
-        <w:rPr>
-          <w:rFonts w:ascii="Segoe UI Emoji" w:hAnsi="Segoe UI Emoji" w:cs="Segoe UI Emoji"/>
-        </w:rPr>
-        <w:t>❌</w:t>
-      </w:r>
-      <w:r>
-        <w:t>){</w:t>
-      </w:r>
-      <w:proofErr w:type="gramEnd"/>
-      <w:r>
-        <w:t>% endif %}</w:t>
+        <w:t xml:space="preserve"> else %}</w:t>
       </w:r>
     </w:p>
     <w:p>
       <w:r>
-        <w:t>Status do Link WAN2: {% if res.wan_</w:t>
+        <w:t xml:space="preserve">Status do Link WAN1: {% if res.wan_status.WAN1_IP %}{{ res.wan_status.WAN1_IP }}{% endif %} ({{ res.wan_status.WAN1 }}) {% if res.wan_status.WAN1_LATENCY %}{% set ping = res.wan_status.WAN1_LATENCY|int %}Latência: {{ ping }}ms ({% if ping &lt;= 50 %}Ok </w:t>
       </w:r>
-      <w:proofErr w:type="gramStart"/>
-      <w:r>
-        <w:t>status.WAN</w:t>
-      </w:r>
-      <w:proofErr w:type="gramEnd"/>
-      <w:r>
-        <w:t xml:space="preserve">2_IP </w:t>
-      </w:r>
-      <w:proofErr w:type="gramStart"/>
-      <w:r>
-        <w:t>%}{{ res.wan</w:t>
-      </w:r>
-      <w:proofErr w:type="gramEnd"/>
-      <w:r>
-        <w:t>_</w:t>
-      </w:r>
-      <w:proofErr w:type="gramStart"/>
-      <w:r>
-        <w:t>status.WAN</w:t>
-      </w:r>
-      <w:proofErr w:type="gramEnd"/>
-      <w:r>
-        <w:t>2_</w:t>
-      </w:r>
-      <w:proofErr w:type="gramStart"/>
-      <w:r>
-        <w:t>IP }}{</w:t>
-      </w:r>
-      <w:proofErr w:type="gramEnd"/>
-      <w:r>
-        <w:t>% endif %} (</w:t>
-      </w:r>
-      <w:proofErr w:type="gramStart"/>
-      <w:r>
-        <w:t>{{ res.wan</w:t>
-      </w:r>
-      <w:proofErr w:type="gramEnd"/>
-      <w:r>
-        <w:t>_</w:t>
-      </w:r>
-      <w:proofErr w:type="gramStart"/>
-      <w:r>
-        <w:t>status.WAN2 }</w:t>
-      </w:r>
-      <w:proofErr w:type="gramEnd"/>
-      <w:r>
-        <w:t>}) {% if res.wan_</w:t>
-      </w:r>
-      <w:proofErr w:type="gramStart"/>
-      <w:r>
-        <w:t>status.WAN</w:t>
-      </w:r>
-      <w:proofErr w:type="gramEnd"/>
-      <w:r>
-        <w:t xml:space="preserve">2_LATENCY </w:t>
-      </w:r>
-      <w:proofErr w:type="gramStart"/>
-      <w:r>
-        <w:t>%}{</w:t>
-      </w:r>
-      <w:proofErr w:type="gramEnd"/>
-      <w:r>
-        <w:t>% set ping = res.wan_</w:t>
-      </w:r>
-      <w:proofErr w:type="gramStart"/>
-      <w:r>
-        <w:t>status.WAN</w:t>
-      </w:r>
-      <w:proofErr w:type="gramEnd"/>
-      <w:r>
-        <w:t xml:space="preserve">2_LATENCY|int </w:t>
-      </w:r>
-      <w:proofErr w:type="gramStart"/>
-      <w:r>
-        <w:t>%}</w:t>
-      </w:r>
-      <w:proofErr w:type="spellStart"/>
-      <w:r>
-        <w:t>Latência</w:t>
-      </w:r>
-      <w:proofErr w:type="spellEnd"/>
-      <w:proofErr w:type="gramEnd"/>
-      <w:r>
-        <w:t xml:space="preserve">: </w:t>
-      </w:r>
-      <w:proofErr w:type="gramStart"/>
-      <w:r>
-        <w:t>{{ ping</w:t>
-      </w:r>
-      <w:proofErr w:type="gramEnd"/>
-      <w:r>
-        <w:t xml:space="preserve"> }}</w:t>
-      </w:r>
-      <w:proofErr w:type="spellStart"/>
-      <w:r>
-        <w:t>ms</w:t>
-      </w:r>
-      <w:proofErr w:type="spellEnd"/>
-      <w:r>
-        <w:t xml:space="preserve"> ({% if ping &lt;= 50 </w:t>
-      </w:r>
-      <w:proofErr w:type="gramStart"/>
-      <w:r>
-        <w:t>%}Ok</w:t>
-      </w:r>
-      <w:proofErr w:type="gramEnd"/>
-      <w:r>
-        <w:t xml:space="preserve"> </w:t>
-      </w:r>
-      <w:proofErr w:type="gramStart"/>
       <w:r>
         <w:rPr>
           <w:rFonts w:ascii="Segoe UI Emoji" w:hAnsi="Segoe UI Emoji" w:cs="Segoe UI Emoji"/>
@@ -1065,29 +204,8 @@
         <w:t>🟢</w:t>
       </w:r>
       <w:r>
-        <w:t>{</w:t>
+        <w:t xml:space="preserve">{% elif ping &lt;= 150 %}Warning </w:t>
       </w:r>
-      <w:proofErr w:type="gramEnd"/>
-      <w:r>
-        <w:t xml:space="preserve">% </w:t>
-      </w:r>
-      <w:proofErr w:type="spellStart"/>
-      <w:r>
-        <w:t>elif</w:t>
-      </w:r>
-      <w:proofErr w:type="spellEnd"/>
-      <w:r>
-        <w:t xml:space="preserve"> ping &lt;= 150 </w:t>
-      </w:r>
-      <w:proofErr w:type="gramStart"/>
-      <w:r>
-        <w:t>%}Warning</w:t>
-      </w:r>
-      <w:proofErr w:type="gramEnd"/>
-      <w:r>
-        <w:t xml:space="preserve"> </w:t>
-      </w:r>
-      <w:proofErr w:type="gramStart"/>
       <w:r>
         <w:rPr>
           <w:rFonts w:ascii="Segoe UI Emoji" w:hAnsi="Segoe UI Emoji" w:cs="Segoe UI Emoji"/>
@@ -1095,21 +213,8 @@
         <w:t>🟡</w:t>
       </w:r>
       <w:r>
-        <w:t>{</w:t>
+        <w:t xml:space="preserve">{% else %}Critical </w:t>
       </w:r>
-      <w:proofErr w:type="gramEnd"/>
-      <w:r>
-        <w:t xml:space="preserve">% else </w:t>
-      </w:r>
-      <w:proofErr w:type="gramStart"/>
-      <w:r>
-        <w:t>%}Critical</w:t>
-      </w:r>
-      <w:proofErr w:type="gramEnd"/>
-      <w:r>
-        <w:t xml:space="preserve"> </w:t>
-      </w:r>
-      <w:proofErr w:type="gramStart"/>
       <w:r>
         <w:rPr>
           <w:rFonts w:ascii="Segoe UI Emoji" w:hAnsi="Segoe UI Emoji" w:cs="Segoe UI Emoji"/>
@@ -1117,29 +222,8 @@
         <w:t>🔴</w:t>
       </w:r>
       <w:r>
-        <w:t>{</w:t>
+        <w:t xml:space="preserve">{% endif %}){% else %}(Ping Timeout </w:t>
       </w:r>
-      <w:proofErr w:type="gramEnd"/>
-      <w:r>
-        <w:t>% endif %</w:t>
-      </w:r>
-      <w:proofErr w:type="gramStart"/>
-      <w:r>
-        <w:t>}){</w:t>
-      </w:r>
-      <w:proofErr w:type="gramEnd"/>
-      <w:r>
-        <w:t xml:space="preserve">% else </w:t>
-      </w:r>
-      <w:proofErr w:type="gramStart"/>
-      <w:r>
-        <w:t>%}(</w:t>
-      </w:r>
-      <w:proofErr w:type="gramEnd"/>
-      <w:r>
-        <w:t xml:space="preserve">Ping Timeout </w:t>
-      </w:r>
-      <w:proofErr w:type="gramStart"/>
       <w:r>
         <w:rPr>
           <w:rFonts w:ascii="Segoe UI Emoji" w:hAnsi="Segoe UI Emoji" w:cs="Segoe UI Emoji"/>
@@ -1147,11 +231,48 @@
         <w:t>❌</w:t>
       </w:r>
       <w:r>
-        <w:t>){</w:t>
+        <w:t>){% endif %}</w:t>
       </w:r>
-      <w:proofErr w:type="gramEnd"/>
+    </w:p>
+    <w:p>
       <w:r>
-        <w:t>% endif %}</w:t>
+        <w:t xml:space="preserve">Status do Link WAN2: {% if res.wan_status.WAN2_IP %}{{ res.wan_status.WAN2_IP }}{% endif %} ({{ res.wan_status.WAN2 }}) {% if res.wan_status.WAN2_LATENCY %}{% set ping = res.wan_status.WAN2_LATENCY|int %}Latência: {{ ping }}ms ({% if ping &lt;= 50 %}Ok </w:t>
+      </w:r>
+      <w:r>
+        <w:rPr>
+          <w:rFonts w:ascii="Segoe UI Emoji" w:hAnsi="Segoe UI Emoji" w:cs="Segoe UI Emoji"/>
+        </w:rPr>
+        <w:t>🟢</w:t>
+      </w:r>
+      <w:r>
+        <w:t xml:space="preserve">{% elif ping &lt;= 150 %}Warning </w:t>
+      </w:r>
+      <w:r>
+        <w:rPr>
+          <w:rFonts w:ascii="Segoe UI Emoji" w:hAnsi="Segoe UI Emoji" w:cs="Segoe UI Emoji"/>
+        </w:rPr>
+        <w:t>🟡</w:t>
+      </w:r>
+      <w:r>
+        <w:t xml:space="preserve">{% else %}Critical </w:t>
+      </w:r>
+      <w:r>
+        <w:rPr>
+          <w:rFonts w:ascii="Segoe UI Emoji" w:hAnsi="Segoe UI Emoji" w:cs="Segoe UI Emoji"/>
+        </w:rPr>
+        <w:t>🔴</w:t>
+      </w:r>
+      <w:r>
+        <w:t xml:space="preserve">{% endif %}){% else %}(Ping Timeout </w:t>
+      </w:r>
+      <w:r>
+        <w:rPr>
+          <w:rFonts w:ascii="Segoe UI Emoji" w:hAnsi="Segoe UI Emoji" w:cs="Segoe UI Emoji"/>
+        </w:rPr>
+        <w:t>❌</w:t>
+      </w:r>
+      <w:r>
+        <w:t>){% endif %}</w:t>
       </w:r>
     </w:p>
     <w:p>
@@ -1162,131 +283,13 @@
         <w:t>p</w:t>
       </w:r>
       <w:r>
-        <w:t xml:space="preserve"> if res.wan_</w:t>
-      </w:r>
-      <w:proofErr w:type="gramStart"/>
-      <w:r>
-        <w:t>status.WAN</w:t>
-      </w:r>
-      <w:proofErr w:type="gramEnd"/>
-      <w:r>
-        <w:t>3 %}</w:t>
+        <w:t xml:space="preserve"> if res.wan_status.WAN3 %}</w:t>
       </w:r>
     </w:p>
     <w:p>
       <w:r>
-        <w:t>Status do Link WAN3: {% if res.wan_</w:t>
+        <w:t xml:space="preserve">Status do Link WAN3: {% if res.wan_status.WAN3_IP %}{{ res.wan_status.WAN3_IP }}{% endif %} ({{ res.wan_status.WAN3 }}) {% if res.wan_status.WAN3_LATENCY %}{% set ping = res.wan_status.WAN3_LATENCY|int %}Latência: {{ ping }}ms ({% if ping &lt;= 50 %}Ok </w:t>
       </w:r>
-      <w:proofErr w:type="gramStart"/>
-      <w:r>
-        <w:t>status.WAN</w:t>
-      </w:r>
-      <w:proofErr w:type="gramEnd"/>
-      <w:r>
-        <w:t xml:space="preserve">3_IP </w:t>
-      </w:r>
-      <w:proofErr w:type="gramStart"/>
-      <w:r>
-        <w:t>%}{{ res.wan</w:t>
-      </w:r>
-      <w:proofErr w:type="gramEnd"/>
-      <w:r>
-        <w:t>_</w:t>
-      </w:r>
-      <w:proofErr w:type="gramStart"/>
-      <w:r>
-        <w:t>status.WAN</w:t>
-      </w:r>
-      <w:proofErr w:type="gramEnd"/>
-      <w:r>
-        <w:t>3_</w:t>
-      </w:r>
-      <w:proofErr w:type="gramStart"/>
-      <w:r>
-        <w:t>IP }}{</w:t>
-      </w:r>
-      <w:proofErr w:type="gramEnd"/>
-      <w:r>
-        <w:t>% endif %} (</w:t>
-      </w:r>
-      <w:proofErr w:type="gramStart"/>
-      <w:r>
-        <w:t>{{ res.wan</w:t>
-      </w:r>
-      <w:proofErr w:type="gramEnd"/>
-      <w:r>
-        <w:t>_</w:t>
-      </w:r>
-      <w:proofErr w:type="gramStart"/>
-      <w:r>
-        <w:t>status.WAN3 }</w:t>
-      </w:r>
-      <w:proofErr w:type="gramEnd"/>
-      <w:r>
-        <w:t>}) {% if res.wan_</w:t>
-      </w:r>
-      <w:proofErr w:type="gramStart"/>
-      <w:r>
-        <w:t>status.WAN</w:t>
-      </w:r>
-      <w:proofErr w:type="gramEnd"/>
-      <w:r>
-        <w:t xml:space="preserve">3_LATENCY </w:t>
-      </w:r>
-      <w:proofErr w:type="gramStart"/>
-      <w:r>
-        <w:t>%}{</w:t>
-      </w:r>
-      <w:proofErr w:type="gramEnd"/>
-      <w:r>
-        <w:t>% set ping = res.wan_</w:t>
-      </w:r>
-      <w:proofErr w:type="gramStart"/>
-      <w:r>
-        <w:t>status.WAN</w:t>
-      </w:r>
-      <w:proofErr w:type="gramEnd"/>
-      <w:r>
-        <w:t xml:space="preserve">3_LATENCY|int </w:t>
-      </w:r>
-      <w:proofErr w:type="gramStart"/>
-      <w:r>
-        <w:t>%}</w:t>
-      </w:r>
-      <w:proofErr w:type="spellStart"/>
-      <w:r>
-        <w:t>Latência</w:t>
-      </w:r>
-      <w:proofErr w:type="spellEnd"/>
-      <w:proofErr w:type="gramEnd"/>
-      <w:r>
-        <w:t xml:space="preserve">: </w:t>
-      </w:r>
-      <w:proofErr w:type="gramStart"/>
-      <w:r>
-        <w:t>{{ ping</w:t>
-      </w:r>
-      <w:proofErr w:type="gramEnd"/>
-      <w:r>
-        <w:t xml:space="preserve"> }}</w:t>
-      </w:r>
-      <w:proofErr w:type="spellStart"/>
-      <w:r>
-        <w:t>ms</w:t>
-      </w:r>
-      <w:proofErr w:type="spellEnd"/>
-      <w:r>
-        <w:t xml:space="preserve"> ({% if ping &lt;= 50 </w:t>
-      </w:r>
-      <w:proofErr w:type="gramStart"/>
-      <w:r>
-        <w:t>%}Ok</w:t>
-      </w:r>
-      <w:proofErr w:type="gramEnd"/>
-      <w:r>
-        <w:t xml:space="preserve"> </w:t>
-      </w:r>
-      <w:proofErr w:type="gramStart"/>
       <w:r>
         <w:rPr>
           <w:rFonts w:ascii="Segoe UI Emoji" w:hAnsi="Segoe UI Emoji" w:cs="Segoe UI Emoji"/>
@@ -1294,29 +297,8 @@
         <w:t>🟢</w:t>
       </w:r>
       <w:r>
-        <w:t>{</w:t>
+        <w:t xml:space="preserve">{% elif ping &lt;= 150 %}Warning </w:t>
       </w:r>
-      <w:proofErr w:type="gramEnd"/>
-      <w:r>
-        <w:t xml:space="preserve">% </w:t>
-      </w:r>
-      <w:proofErr w:type="spellStart"/>
-      <w:r>
-        <w:t>elif</w:t>
-      </w:r>
-      <w:proofErr w:type="spellEnd"/>
-      <w:r>
-        <w:t xml:space="preserve"> ping &lt;= 150 </w:t>
-      </w:r>
-      <w:proofErr w:type="gramStart"/>
-      <w:r>
-        <w:t>%}Warning</w:t>
-      </w:r>
-      <w:proofErr w:type="gramEnd"/>
-      <w:r>
-        <w:t xml:space="preserve"> </w:t>
-      </w:r>
-      <w:proofErr w:type="gramStart"/>
       <w:r>
         <w:rPr>
           <w:rFonts w:ascii="Segoe UI Emoji" w:hAnsi="Segoe UI Emoji" w:cs="Segoe UI Emoji"/>
@@ -1324,21 +306,8 @@
         <w:t>🟡</w:t>
       </w:r>
       <w:r>
-        <w:t>{</w:t>
+        <w:t xml:space="preserve">{% else %}Critical </w:t>
       </w:r>
-      <w:proofErr w:type="gramEnd"/>
-      <w:r>
-        <w:t xml:space="preserve">% else </w:t>
-      </w:r>
-      <w:proofErr w:type="gramStart"/>
-      <w:r>
-        <w:t>%}Critical</w:t>
-      </w:r>
-      <w:proofErr w:type="gramEnd"/>
-      <w:r>
-        <w:t xml:space="preserve"> </w:t>
-      </w:r>
-      <w:proofErr w:type="gramStart"/>
       <w:r>
         <w:rPr>
           <w:rFonts w:ascii="Segoe UI Emoji" w:hAnsi="Segoe UI Emoji" w:cs="Segoe UI Emoji"/>
@@ -1346,29 +315,8 @@
         <w:t>🔴</w:t>
       </w:r>
       <w:r>
-        <w:t>{</w:t>
+        <w:t xml:space="preserve">{% endif %}){% else %}(Ping Timeout </w:t>
       </w:r>
-      <w:proofErr w:type="gramEnd"/>
-      <w:r>
-        <w:t>% endif %</w:t>
-      </w:r>
-      <w:proofErr w:type="gramStart"/>
-      <w:r>
-        <w:t>}){</w:t>
-      </w:r>
-      <w:proofErr w:type="gramEnd"/>
-      <w:r>
-        <w:t xml:space="preserve">% else </w:t>
-      </w:r>
-      <w:proofErr w:type="gramStart"/>
-      <w:r>
-        <w:t>%}(</w:t>
-      </w:r>
-      <w:proofErr w:type="gramEnd"/>
-      <w:r>
-        <w:t xml:space="preserve">Ping Timeout </w:t>
-      </w:r>
-      <w:proofErr w:type="gramStart"/>
       <w:r>
         <w:rPr>
           <w:rFonts w:ascii="Segoe UI Emoji" w:hAnsi="Segoe UI Emoji" w:cs="Segoe UI Emoji"/>
@@ -1376,11 +324,7 @@
         <w:t>❌</w:t>
       </w:r>
       <w:r>
-        <w:t>){</w:t>
-      </w:r>
-      <w:proofErr w:type="gramEnd"/>
-      <w:r>
-        <w:t>% endif %}</w:t>
+        <w:t>){% endif %}</w:t>
       </w:r>
     </w:p>
     <w:p>
@@ -1391,72 +335,7 @@
         <w:t>p</w:t>
       </w:r>
       <w:r>
-        <w:t xml:space="preserve"> </w:t>
-      </w:r>
-      <w:proofErr w:type="gramStart"/>
-      <w:r>
-        <w:t>endif %}</w:t>
-      </w:r>
-      <w:proofErr w:type="gramEnd"/>
-    </w:p>
-    <w:p>
-      <w:r>
-        <w:t>{%</w:t>
-      </w:r>
-      <w:r>
-        <w:t>p</w:t>
-      </w:r>
-      <w:r>
-        <w:t xml:space="preserve"> if </w:t>
-      </w:r>
-      <w:proofErr w:type="spellStart"/>
-      <w:proofErr w:type="gramStart"/>
-      <w:r>
-        <w:t>res.screenshot</w:t>
-      </w:r>
-      <w:proofErr w:type="spellEnd"/>
-      <w:proofErr w:type="gramEnd"/>
-      <w:r>
-        <w:t xml:space="preserve"> %}</w:t>
-      </w:r>
-    </w:p>
-    <w:p>
-      <w:proofErr w:type="spellStart"/>
-      <w:r>
-        <w:t>Evid</w:t>
-      </w:r>
-      <w:r>
-        <w:t>ência</w:t>
-      </w:r>
-      <w:proofErr w:type="spellEnd"/>
-      <w:r>
-        <w:t xml:space="preserve"> (Screenshot):</w:t>
-      </w:r>
-    </w:p>
-    <w:p>
-      <w:proofErr w:type="gramStart"/>
-      <w:r>
-        <w:t xml:space="preserve">{{ </w:t>
-      </w:r>
-      <w:proofErr w:type="spellStart"/>
-      <w:r>
-        <w:t>res</w:t>
-      </w:r>
-      <w:proofErr w:type="gramEnd"/>
-      <w:r>
-        <w:t>.</w:t>
-      </w:r>
-      <w:proofErr w:type="gramStart"/>
-      <w:r>
-        <w:t>screenshot</w:t>
-      </w:r>
-      <w:proofErr w:type="spellEnd"/>
-      <w:r>
-        <w:t xml:space="preserve"> }</w:t>
-      </w:r>
-      <w:proofErr w:type="gramEnd"/>
-      <w:r>
-        <w:t>}</w:t>
+        <w:t xml:space="preserve"> endif %}</w:t>
       </w:r>
     </w:p>
     <w:p>
@@ -1467,13 +346,71 @@
         <w:t>p</w:t>
       </w:r>
       <w:r>
-        <w:t xml:space="preserve"> </w:t>
+        <w:t xml:space="preserve"> if res.screenshot %}</w:t>
       </w:r>
-      <w:proofErr w:type="gramStart"/>
+    </w:p>
+    <w:p>
+      <w:pPr>
+        <w:rPr>
+          <w:lang w:val="pt-BR"/>
+        </w:rPr>
+      </w:pPr>
       <w:r>
-        <w:t>else %}</w:t>
+        <w:rPr>
+          <w:lang w:val="pt-BR"/>
+        </w:rPr>
+        <w:t>Evid</w:t>
       </w:r>
-      <w:proofErr w:type="gramEnd"/>
+      <w:r>
+        <w:rPr>
+          <w:lang w:val="pt-BR"/>
+        </w:rPr>
+        <w:t>ência</w:t>
+      </w:r>
+      <w:r>
+        <w:rPr>
+          <w:lang w:val="pt-BR"/>
+        </w:rPr>
+        <w:t xml:space="preserve"> (Screenshot):</w:t>
+      </w:r>
+    </w:p>
+    <w:p>
+      <w:pPr>
+        <w:rPr>
+          <w:lang w:val="pt-BR"/>
+        </w:rPr>
+      </w:pPr>
+      <w:r>
+        <w:rPr>
+          <w:lang w:val="pt-BR"/>
+        </w:rPr>
+        <w:t>{{ res.screenshot }}</w:t>
+      </w:r>
+    </w:p>
+    <w:p>
+      <w:pPr>
+        <w:rPr>
+          <w:lang w:val="pt-BR"/>
+        </w:rPr>
+      </w:pPr>
+      <w:r>
+        <w:rPr>
+          <w:lang w:val="pt-BR"/>
+        </w:rPr>
+        <w:t>{%</w:t>
+      </w:r>
+      <w:r>
+        <w:rPr>
+          <w:lang w:val="pt-BR"/>
+        </w:rPr>
+        <w:t>p</w:t>
+      </w:r>
+      <w:r>
+        <w:rPr>
+          <w:lang w:val="pt-BR"/>
+        </w:rPr>
+        <w:t xml:space="preserve"> else %}</w:t>
+      </w:r>
     </w:p>
     <w:p>
       <w:pPr>
@@ -1516,21 +453,7 @@
         <w:rPr>
           <w:lang w:val="pt-BR"/>
         </w:rPr>
-        <w:t xml:space="preserve"> </w:t>
-      </w:r>
-      <w:proofErr w:type="spellStart"/>
-      <w:r>
-        <w:rPr>
-          <w:lang w:val="pt-BR"/>
-        </w:rPr>
-        <w:t>endif</w:t>
-      </w:r>
-      <w:proofErr w:type="spellEnd"/>
-      <w:r>
-        <w:rPr>
-          <w:lang w:val="pt-BR"/>
-        </w:rPr>
-        <w:t xml:space="preserve"> %}</w:t>
+        <w:t xml:space="preserve"> endif %}</w:t>
       </w:r>
     </w:p>
     <w:p>
@@ -1555,21 +478,7 @@
         <w:rPr>
           <w:lang w:val="pt-BR"/>
         </w:rPr>
-        <w:t xml:space="preserve"> </w:t>
-      </w:r>
-      <w:proofErr w:type="spellStart"/>
-      <w:r>
-        <w:rPr>
-          <w:lang w:val="pt-BR"/>
-        </w:rPr>
-        <w:t>endif</w:t>
-      </w:r>
-      <w:proofErr w:type="spellEnd"/>
-      <w:r>
-        <w:rPr>
-          <w:lang w:val="pt-BR"/>
-        </w:rPr>
-        <w:t xml:space="preserve"> %}</w:t>
+        <w:t xml:space="preserve"> endif %}</w:t>
       </w:r>
     </w:p>
     <w:p>
@@ -1594,21 +503,7 @@
         <w:rPr>
           <w:lang w:val="pt-BR"/>
         </w:rPr>
-        <w:t xml:space="preserve"> </w:t>
-      </w:r>
-      <w:proofErr w:type="spellStart"/>
-      <w:r>
-        <w:rPr>
-          <w:lang w:val="pt-BR"/>
-        </w:rPr>
-        <w:t>endif</w:t>
-      </w:r>
-      <w:proofErr w:type="spellEnd"/>
-      <w:r>
-        <w:rPr>
-          <w:lang w:val="pt-BR"/>
-        </w:rPr>
-        <w:t xml:space="preserve"> %}</w:t>
+        <w:t xml:space="preserve"> endif %}</w:t>
       </w:r>
     </w:p>
     <w:p>
@@ -1619,18 +514,8 @@
         <w:t>p</w:t>
       </w:r>
       <w:r>
-        <w:t xml:space="preserve"> </w:t>
+        <w:t xml:space="preserve"> endfor %}</w:t>
       </w:r>
-      <w:proofErr w:type="spellStart"/>
-      <w:proofErr w:type="gramStart"/>
-      <w:r>
-        <w:t>endfor</w:t>
-      </w:r>
-      <w:proofErr w:type="spellEnd"/>
-      <w:r>
-        <w:t xml:space="preserve"> %}</w:t>
-      </w:r>
-      <w:proofErr w:type="gramEnd"/>
     </w:p>
     <w:sectPr>
       <w:pgSz w:w="12240" w:h="15840"/>
@@ -2448,6 +1333,7 @@
   <w:style w:type="character" w:default="1" w:styleId="Fontepargpadro">
     <w:name w:val="Default Paragraph Font"/>
     <w:uiPriority w:val="1"/>
+    <w:semiHidden/>
     <w:unhideWhenUsed/>
   </w:style>
   <w:style w:type="table" w:default="1" w:styleId="Tabelanormal">

--- a/template_pt-BR.example.docx
+++ b/template_pt-BR.example.docx
@@ -41,7 +41,31 @@
         <w:t>≤</w:t>
       </w:r>
       <w:r>
-        <w:t xml:space="preserve"> 50ms): {{ results | rejectattr('latency', 'equalto', '') | selectattr('latency', 'le', 50) | list | length }}</w:t>
+        <w:t xml:space="preserve"> 50ms): {{ results | </w:t>
+      </w:r>
+      <w:proofErr w:type="spellStart"/>
+      <w:r>
+        <w:t>rejectattr</w:t>
+      </w:r>
+      <w:proofErr w:type="spellEnd"/>
+      <w:r>
+        <w:t>('latency', '</w:t>
+      </w:r>
+      <w:proofErr w:type="spellStart"/>
+      <w:r>
+        <w:t>equalto</w:t>
+      </w:r>
+      <w:proofErr w:type="spellEnd"/>
+      <w:r>
+        <w:t xml:space="preserve">', '') | </w:t>
+      </w:r>
+      <w:proofErr w:type="spellStart"/>
+      <w:r>
+        <w:t>selectattr</w:t>
+      </w:r>
+      <w:proofErr w:type="spellEnd"/>
+      <w:r>
+        <w:t>('latency', 'le', 50) | list | length }}</w:t>
       </w:r>
     </w:p>
     <w:p>
@@ -58,7 +82,95 @@
         <w:t>≤</w:t>
       </w:r>
       <w:r>
-        <w:t xml:space="preserve"> 150ms): {{ results | rejectattr('latency', 'equalto', '') | selectattr('latency', 'gt', 50) | selectattr('latency', 'le', 150) | list | length }}{% set warns = results | rejectattr('latency', 'equalto', '') | selectattr('latency', 'gt', 50) | selectattr('latency', 'le', 150) | map(attribute='host') | list %}{% if warns|length &gt; 0 %} ({{ warns | join(', ') }}){% endif %}</w:t>
+        <w:t xml:space="preserve"> 150ms): {{ results | </w:t>
+      </w:r>
+      <w:proofErr w:type="spellStart"/>
+      <w:r>
+        <w:t>rejectattr</w:t>
+      </w:r>
+      <w:proofErr w:type="spellEnd"/>
+      <w:r>
+        <w:t>('latency', '</w:t>
+      </w:r>
+      <w:proofErr w:type="spellStart"/>
+      <w:r>
+        <w:t>equalto</w:t>
+      </w:r>
+      <w:proofErr w:type="spellEnd"/>
+      <w:r>
+        <w:t xml:space="preserve">', '') | </w:t>
+      </w:r>
+      <w:proofErr w:type="spellStart"/>
+      <w:r>
+        <w:t>selectattr</w:t>
+      </w:r>
+      <w:proofErr w:type="spellEnd"/>
+      <w:r>
+        <w:t>('latency', '</w:t>
+      </w:r>
+      <w:proofErr w:type="spellStart"/>
+      <w:r>
+        <w:t>gt</w:t>
+      </w:r>
+      <w:proofErr w:type="spellEnd"/>
+      <w:r>
+        <w:t xml:space="preserve">', 50) | </w:t>
+      </w:r>
+      <w:proofErr w:type="spellStart"/>
+      <w:r>
+        <w:t>selectattr</w:t>
+      </w:r>
+      <w:proofErr w:type="spellEnd"/>
+      <w:r>
+        <w:t xml:space="preserve">('latency', 'le', 150) | list | length }}{% set warns = results | </w:t>
+      </w:r>
+      <w:proofErr w:type="spellStart"/>
+      <w:r>
+        <w:t>rejectattr</w:t>
+      </w:r>
+      <w:proofErr w:type="spellEnd"/>
+      <w:r>
+        <w:t>('latency', '</w:t>
+      </w:r>
+      <w:proofErr w:type="spellStart"/>
+      <w:r>
+        <w:t>equalto</w:t>
+      </w:r>
+      <w:proofErr w:type="spellEnd"/>
+      <w:r>
+        <w:t xml:space="preserve">', '') | </w:t>
+      </w:r>
+      <w:proofErr w:type="spellStart"/>
+      <w:r>
+        <w:t>selectattr</w:t>
+      </w:r>
+      <w:proofErr w:type="spellEnd"/>
+      <w:r>
+        <w:t>('latency', '</w:t>
+      </w:r>
+      <w:proofErr w:type="spellStart"/>
+      <w:r>
+        <w:t>gt</w:t>
+      </w:r>
+      <w:proofErr w:type="spellEnd"/>
+      <w:r>
+        <w:t xml:space="preserve">', 50) | </w:t>
+      </w:r>
+      <w:proofErr w:type="spellStart"/>
+      <w:r>
+        <w:t>selectattr</w:t>
+      </w:r>
+      <w:proofErr w:type="spellEnd"/>
+      <w:r>
+        <w:t xml:space="preserve">('latency', 'le', 150) | map(attribute='host') | list %}{% if </w:t>
+      </w:r>
+      <w:proofErr w:type="spellStart"/>
+      <w:r>
+        <w:t>warns|length</w:t>
+      </w:r>
+      <w:proofErr w:type="spellEnd"/>
+      <w:r>
+        <w:t xml:space="preserve"> &gt; 0 %} ({{ warns | join(', ') }}){% endif %}</w:t>
       </w:r>
     </w:p>
     <w:p>
@@ -75,7 +187,79 @@
         <w:t>≥</w:t>
       </w:r>
       <w:r>
-        <w:t xml:space="preserve"> 150ms): {{ results | rejectattr('latency', 'equalto', '') | selectattr('latency', 'gt', 150) | list | length }}{% set crits = results | rejectattr('latency', 'equalto', '') | selectattr('latency', 'gt', 150) | map(attribute='host') | list %}{% if crits|length &gt; 0 %} ({{ crits | join(', ') }}){% endif %}</w:t>
+        <w:t xml:space="preserve"> 150ms): {{ results | </w:t>
+      </w:r>
+      <w:proofErr w:type="spellStart"/>
+      <w:r>
+        <w:t>rejectattr</w:t>
+      </w:r>
+      <w:proofErr w:type="spellEnd"/>
+      <w:r>
+        <w:t>('latency', '</w:t>
+      </w:r>
+      <w:proofErr w:type="spellStart"/>
+      <w:r>
+        <w:t>equalto</w:t>
+      </w:r>
+      <w:proofErr w:type="spellEnd"/>
+      <w:r>
+        <w:t xml:space="preserve">', '') | </w:t>
+      </w:r>
+      <w:proofErr w:type="spellStart"/>
+      <w:r>
+        <w:t>selectattr</w:t>
+      </w:r>
+      <w:proofErr w:type="spellEnd"/>
+      <w:r>
+        <w:t>('latency', '</w:t>
+      </w:r>
+      <w:proofErr w:type="spellStart"/>
+      <w:r>
+        <w:t>gt</w:t>
+      </w:r>
+      <w:proofErr w:type="spellEnd"/>
+      <w:r>
+        <w:t xml:space="preserve">', 150) | list | length }}{% set crits = results | </w:t>
+      </w:r>
+      <w:proofErr w:type="spellStart"/>
+      <w:r>
+        <w:t>rejectattr</w:t>
+      </w:r>
+      <w:proofErr w:type="spellEnd"/>
+      <w:r>
+        <w:t>('latency', '</w:t>
+      </w:r>
+      <w:proofErr w:type="spellStart"/>
+      <w:r>
+        <w:t>equalto</w:t>
+      </w:r>
+      <w:proofErr w:type="spellEnd"/>
+      <w:r>
+        <w:t xml:space="preserve">', '') | </w:t>
+      </w:r>
+      <w:proofErr w:type="spellStart"/>
+      <w:r>
+        <w:t>selectattr</w:t>
+      </w:r>
+      <w:proofErr w:type="spellEnd"/>
+      <w:r>
+        <w:t>('latency', '</w:t>
+      </w:r>
+      <w:proofErr w:type="spellStart"/>
+      <w:r>
+        <w:t>gt</w:t>
+      </w:r>
+      <w:proofErr w:type="spellEnd"/>
+      <w:r>
+        <w:t xml:space="preserve">', 150) | map(attribute='host') | list %}{% if </w:t>
+      </w:r>
+      <w:proofErr w:type="spellStart"/>
+      <w:r>
+        <w:t>crits|length</w:t>
+      </w:r>
+      <w:proofErr w:type="spellEnd"/>
+      <w:r>
+        <w:t xml:space="preserve"> &gt; 0 %} ({{ crits | join(', ') }}){% endif %}</w:t>
       </w:r>
     </w:p>
     <w:p>
@@ -86,7 +270,47 @@
         <w:t>❌</w:t>
       </w:r>
       <w:r>
-        <w:t xml:space="preserve"> Ping Timeout: {{ results | selectattr('latency', 'equalto', '') | list | length }}{% set timeouts = results | selectattr('latency', 'equalto', '') | map(attribute='host') | list %}{% if timeouts|length &gt; 0 %} ({{ timeouts | join(', ') }}){% endif %}</w:t>
+        <w:t xml:space="preserve"> Ping Timeout: {{ results | </w:t>
+      </w:r>
+      <w:proofErr w:type="spellStart"/>
+      <w:r>
+        <w:t>selectattr</w:t>
+      </w:r>
+      <w:proofErr w:type="spellEnd"/>
+      <w:r>
+        <w:t>('latency', '</w:t>
+      </w:r>
+      <w:proofErr w:type="spellStart"/>
+      <w:r>
+        <w:t>equalto</w:t>
+      </w:r>
+      <w:proofErr w:type="spellEnd"/>
+      <w:r>
+        <w:t xml:space="preserve">', '') | list | length }}{% set timeouts = results | </w:t>
+      </w:r>
+      <w:proofErr w:type="spellStart"/>
+      <w:r>
+        <w:t>selectattr</w:t>
+      </w:r>
+      <w:proofErr w:type="spellEnd"/>
+      <w:r>
+        <w:t>('latency', '</w:t>
+      </w:r>
+      <w:proofErr w:type="spellStart"/>
+      <w:r>
+        <w:t>equalto</w:t>
+      </w:r>
+      <w:proofErr w:type="spellEnd"/>
+      <w:r>
+        <w:t xml:space="preserve">', '') | map(attribute='host') | list %}{% if </w:t>
+      </w:r>
+      <w:proofErr w:type="spellStart"/>
+      <w:r>
+        <w:t>timeouts|length</w:t>
+      </w:r>
+      <w:proofErr w:type="spellEnd"/>
+      <w:r>
+        <w:t xml:space="preserve"> &gt; 0 %} ({{ timeouts | join(', ') }}){% endif %}</w:t>
       </w:r>
     </w:p>
     <w:p>
@@ -105,23 +329,76 @@
         <w:pStyle w:val="Ttulo1"/>
       </w:pPr>
       <w:r>
-        <w:t>{{ res.rule_name }}: {{ res.host }}</w:t>
+        <w:t xml:space="preserve">{{ </w:t>
+      </w:r>
+      <w:proofErr w:type="spellStart"/>
+      <w:r>
+        <w:t>res.rule_name</w:t>
+      </w:r>
+      <w:proofErr w:type="spellEnd"/>
+      <w:r>
+        <w:t xml:space="preserve"> }}: {{ </w:t>
+      </w:r>
+      <w:proofErr w:type="spellStart"/>
+      <w:r>
+        <w:t>res.host</w:t>
+      </w:r>
+      <w:proofErr w:type="spellEnd"/>
+      <w:r>
+        <w:t xml:space="preserve"> }}</w:t>
       </w:r>
     </w:p>
     <w:p>
       <w:r>
-        <w:t>{%p if res.rule_name in ['Switch', 'Access Point'] %}</w:t>
+        <w:t xml:space="preserve">{%p if </w:t>
+      </w:r>
+      <w:proofErr w:type="spellStart"/>
+      <w:r>
+        <w:t>res.rule_name</w:t>
+      </w:r>
+      <w:proofErr w:type="spellEnd"/>
+      <w:r>
+        <w:t xml:space="preserve"> in ['Switch', 'Access Point'] %}</w:t>
       </w:r>
     </w:p>
     <w:p>
       <w:r>
-        <w:t>{% if res.latency %}{% set ping = res.latency|int %}Lat</w:t>
+        <w:t xml:space="preserve">{% if </w:t>
+      </w:r>
+      <w:proofErr w:type="spellStart"/>
+      <w:r>
+        <w:t>res.latency</w:t>
+      </w:r>
+      <w:proofErr w:type="spellEnd"/>
+      <w:r>
+        <w:t xml:space="preserve"> %}{% set ping = </w:t>
+      </w:r>
+      <w:proofErr w:type="spellStart"/>
+      <w:r>
+        <w:t>res.latency|int</w:t>
+      </w:r>
+      <w:proofErr w:type="spellEnd"/>
+      <w:r>
+        <w:t xml:space="preserve"> %}</w:t>
+      </w:r>
+      <w:proofErr w:type="spellStart"/>
+      <w:r>
+        <w:t>Lat</w:t>
       </w:r>
       <w:r>
         <w:t>ência</w:t>
       </w:r>
-      <w:r>
-        <w:t xml:space="preserve">: {{ ping }}ms ({% if ping &lt;= 50 %}Ok </w:t>
+      <w:proofErr w:type="spellEnd"/>
+      <w:r>
+        <w:t>: {{ ping }}</w:t>
+      </w:r>
+      <w:proofErr w:type="spellStart"/>
+      <w:r>
+        <w:t>ms</w:t>
+      </w:r>
+      <w:proofErr w:type="spellEnd"/>
+      <w:r>
+        <w:t xml:space="preserve"> ({% if ping &lt;= 50 %}Ok </w:t>
       </w:r>
       <w:r>
         <w:rPr>
@@ -130,7 +407,15 @@
         <w:t>🟢</w:t>
       </w:r>
       <w:r>
-        <w:t xml:space="preserve">{% elif ping &lt;= 150 %}Warning </w:t>
+        <w:t xml:space="preserve">{% </w:t>
+      </w:r>
+      <w:proofErr w:type="spellStart"/>
+      <w:r>
+        <w:t>elif</w:t>
+      </w:r>
+      <w:proofErr w:type="spellEnd"/>
+      <w:r>
+        <w:t xml:space="preserve"> ping &lt;= 150 %}Warning </w:t>
       </w:r>
       <w:r>
         <w:rPr>
@@ -162,7 +447,23 @@
     </w:p>
     <w:p>
       <w:r>
-        <w:t>{%p elif res.rule_name == "FortiGate" %}</w:t>
+        <w:t xml:space="preserve">{%p </w:t>
+      </w:r>
+      <w:proofErr w:type="spellStart"/>
+      <w:r>
+        <w:t>elif</w:t>
+      </w:r>
+      <w:proofErr w:type="spellEnd"/>
+      <w:r>
+        <w:t xml:space="preserve"> </w:t>
+      </w:r>
+      <w:proofErr w:type="spellStart"/>
+      <w:r>
+        <w:t>res.rule_name</w:t>
+      </w:r>
+      <w:proofErr w:type="spellEnd"/>
+      <w:r>
+        <w:t xml:space="preserve"> == "FortiGate" %}</w:t>
       </w:r>
     </w:p>
     <w:p>
@@ -173,12 +474,28 @@
         <w:t>p</w:t>
       </w:r>
       <w:r>
-        <w:t xml:space="preserve"> if res.error %}</w:t>
+        <w:t xml:space="preserve"> if </w:t>
+      </w:r>
+      <w:proofErr w:type="spellStart"/>
+      <w:r>
+        <w:t>res.error</w:t>
+      </w:r>
+      <w:proofErr w:type="spellEnd"/>
+      <w:r>
+        <w:t xml:space="preserve"> %}</w:t>
       </w:r>
     </w:p>
     <w:p>
       <w:r>
-        <w:t>Erro: {{ res.error }}</w:t>
+        <w:t xml:space="preserve">Erro: {{ </w:t>
+      </w:r>
+      <w:proofErr w:type="spellStart"/>
+      <w:r>
+        <w:t>res.error</w:t>
+      </w:r>
+      <w:proofErr w:type="spellEnd"/>
+      <w:r>
+        <w:t xml:space="preserve"> }}</w:t>
       </w:r>
     </w:p>
     <w:p>
@@ -194,7 +511,23 @@
     </w:p>
     <w:p>
       <w:r>
-        <w:t xml:space="preserve">Status do Link WAN1: {% if res.wan_status.WAN1_IP %}{{ res.wan_status.WAN1_IP }}{% endif %} ({{ res.wan_status.WAN1 }}) {% if res.wan_status.WAN1_LATENCY %}{% set ping = res.wan_status.WAN1_LATENCY|int %}Latência: {{ ping }}ms ({% if ping &lt;= 50 %}Ok </w:t>
+        <w:t>Status do Link WAN1: {% if res.wan_status.WAN1_IP %}{{ res.wan_status.WAN1_IP }}{% endif %} ({{ res.wan_status.WAN1 }}) {% if res.wan_status.WAN1_LATENCY %}{% set ping = res.wan_status.WAN1_LATENCY|int %}</w:t>
+      </w:r>
+      <w:proofErr w:type="spellStart"/>
+      <w:r>
+        <w:t>Latência</w:t>
+      </w:r>
+      <w:proofErr w:type="spellEnd"/>
+      <w:r>
+        <w:t>: {{ ping }}</w:t>
+      </w:r>
+      <w:proofErr w:type="spellStart"/>
+      <w:r>
+        <w:t>ms</w:t>
+      </w:r>
+      <w:proofErr w:type="spellEnd"/>
+      <w:r>
+        <w:t xml:space="preserve"> ({% if ping &lt;= 50 %}Ok </w:t>
       </w:r>
       <w:r>
         <w:rPr>
@@ -204,7 +537,15 @@
         <w:t>🟢</w:t>
       </w:r>
       <w:r>
-        <w:t xml:space="preserve">{% elif ping &lt;= 150 %}Warning </w:t>
+        <w:t xml:space="preserve">{% </w:t>
+      </w:r>
+      <w:proofErr w:type="spellStart"/>
+      <w:r>
+        <w:t>elif</w:t>
+      </w:r>
+      <w:proofErr w:type="spellEnd"/>
+      <w:r>
+        <w:t xml:space="preserve"> ping &lt;= 150 %}Warning </w:t>
       </w:r>
       <w:r>
         <w:rPr>
@@ -236,7 +577,23 @@
     </w:p>
     <w:p>
       <w:r>
-        <w:t xml:space="preserve">Status do Link WAN2: {% if res.wan_status.WAN2_IP %}{{ res.wan_status.WAN2_IP }}{% endif %} ({{ res.wan_status.WAN2 }}) {% if res.wan_status.WAN2_LATENCY %}{% set ping = res.wan_status.WAN2_LATENCY|int %}Latência: {{ ping }}ms ({% if ping &lt;= 50 %}Ok </w:t>
+        <w:t>Status do Link WAN2: {% if res.wan_status.WAN2_IP %}{{ res.wan_status.WAN2_IP }}{% endif %} ({{ res.wan_status.WAN2 }}) {% if res.wan_status.WAN2_LATENCY %}{% set ping = res.wan_status.WAN2_LATENCY|int %}</w:t>
+      </w:r>
+      <w:proofErr w:type="spellStart"/>
+      <w:r>
+        <w:t>Latência</w:t>
+      </w:r>
+      <w:proofErr w:type="spellEnd"/>
+      <w:r>
+        <w:t>: {{ ping }}</w:t>
+      </w:r>
+      <w:proofErr w:type="spellStart"/>
+      <w:r>
+        <w:t>ms</w:t>
+      </w:r>
+      <w:proofErr w:type="spellEnd"/>
+      <w:r>
+        <w:t xml:space="preserve"> ({% if ping &lt;= 50 %}Ok </w:t>
       </w:r>
       <w:r>
         <w:rPr>
@@ -245,7 +602,15 @@
         <w:t>🟢</w:t>
       </w:r>
       <w:r>
-        <w:t xml:space="preserve">{% elif ping &lt;= 150 %}Warning </w:t>
+        <w:t xml:space="preserve">{% </w:t>
+      </w:r>
+      <w:proofErr w:type="spellStart"/>
+      <w:r>
+        <w:t>elif</w:t>
+      </w:r>
+      <w:proofErr w:type="spellEnd"/>
+      <w:r>
+        <w:t xml:space="preserve"> ping &lt;= 150 %}Warning </w:t>
       </w:r>
       <w:r>
         <w:rPr>
@@ -288,7 +653,23 @@
     </w:p>
     <w:p>
       <w:r>
-        <w:t xml:space="preserve">Status do Link WAN3: {% if res.wan_status.WAN3_IP %}{{ res.wan_status.WAN3_IP }}{% endif %} ({{ res.wan_status.WAN3 }}) {% if res.wan_status.WAN3_LATENCY %}{% set ping = res.wan_status.WAN3_LATENCY|int %}Latência: {{ ping }}ms ({% if ping &lt;= 50 %}Ok </w:t>
+        <w:t>Status do Link WAN3: {% if res.wan_status.WAN3_IP %}{{ res.wan_status.WAN3_IP }}{% endif %} ({{ res.wan_status.WAN3 }}) {% if res.wan_status.WAN3_LATENCY %}{% set ping = res.wan_status.WAN3_LATENCY|int %}</w:t>
+      </w:r>
+      <w:proofErr w:type="spellStart"/>
+      <w:r>
+        <w:t>Latência</w:t>
+      </w:r>
+      <w:proofErr w:type="spellEnd"/>
+      <w:r>
+        <w:t>: {{ ping }}</w:t>
+      </w:r>
+      <w:proofErr w:type="spellStart"/>
+      <w:r>
+        <w:t>ms</w:t>
+      </w:r>
+      <w:proofErr w:type="spellEnd"/>
+      <w:r>
+        <w:t xml:space="preserve"> ({% if ping &lt;= 50 %}Ok </w:t>
       </w:r>
       <w:r>
         <w:rPr>
@@ -297,7 +678,15 @@
         <w:t>🟢</w:t>
       </w:r>
       <w:r>
-        <w:t xml:space="preserve">{% elif ping &lt;= 150 %}Warning </w:t>
+        <w:t xml:space="preserve">{% </w:t>
+      </w:r>
+      <w:proofErr w:type="spellStart"/>
+      <w:r>
+        <w:t>elif</w:t>
+      </w:r>
+      <w:proofErr w:type="spellEnd"/>
+      <w:r>
+        <w:t xml:space="preserve"> ping &lt;= 150 %}Warning </w:t>
       </w:r>
       <w:r>
         <w:rPr>
@@ -346,7 +735,41 @@
         <w:t>p</w:t>
       </w:r>
       <w:r>
-        <w:t xml:space="preserve"> if res.screenshot %}</w:t>
+        <w:t xml:space="preserve"> endif %}</w:t>
+      </w:r>
+    </w:p>
+    <w:p>
+      <w:r>
+        <w:t>{%</w:t>
+      </w:r>
+      <w:r>
+        <w:t>p</w:t>
+      </w:r>
+      <w:r>
+        <w:t xml:space="preserve"> endif %}</w:t>
+      </w:r>
+    </w:p>
+    <w:p>
+      <w:r>
+        <w:t xml:space="preserve">{%p if </w:t>
+      </w:r>
+      <w:proofErr w:type="spellStart"/>
+      <w:r>
+        <w:t>res.screenshot</w:t>
+      </w:r>
+      <w:proofErr w:type="spellEnd"/>
+      <w:r>
+        <w:t xml:space="preserve"> %}</w:t>
+      </w:r>
+    </w:p>
+    <w:p>
+      <w:proofErr w:type="spellStart"/>
+      <w:r>
+        <w:t>Evidência</w:t>
+      </w:r>
+      <w:proofErr w:type="spellEnd"/>
+      <w:r>
+        <w:t xml:space="preserve"> (Screenshot):</w:t>
       </w:r>
     </w:p>
     <w:p>
@@ -359,19 +782,21 @@
         <w:rPr>
           <w:lang w:val="pt-BR"/>
         </w:rPr>
-        <w:t>Evid</w:t>
-      </w:r>
+        <w:t xml:space="preserve">{{ </w:t>
+      </w:r>
+      <w:proofErr w:type="spellStart"/>
       <w:r>
         <w:rPr>
           <w:lang w:val="pt-BR"/>
         </w:rPr>
-        <w:t>ência</w:t>
-      </w:r>
+        <w:t>res.screenshot</w:t>
+      </w:r>
+      <w:proofErr w:type="spellEnd"/>
       <w:r>
         <w:rPr>
           <w:lang w:val="pt-BR"/>
         </w:rPr>
-        <w:t xml:space="preserve"> (Screenshot):</w:t>
+        <w:t xml:space="preserve"> }}</w:t>
       </w:r>
     </w:p>
     <w:p>
@@ -384,7 +809,21 @@
         <w:rPr>
           <w:lang w:val="pt-BR"/>
         </w:rPr>
-        <w:t>{{ res.screenshot }}</w:t>
+        <w:t xml:space="preserve">{%p </w:t>
+      </w:r>
+      <w:proofErr w:type="spellStart"/>
+      <w:r>
+        <w:rPr>
+          <w:lang w:val="pt-BR"/>
+        </w:rPr>
+        <w:t>else</w:t>
+      </w:r>
+      <w:proofErr w:type="spellEnd"/>
+      <w:r>
+        <w:rPr>
+          <w:lang w:val="pt-BR"/>
+        </w:rPr>
+        <w:t xml:space="preserve"> %}</w:t>
       </w:r>
     </w:p>
     <w:p>
@@ -397,19 +836,7 @@
         <w:rPr>
           <w:lang w:val="pt-BR"/>
         </w:rPr>
-        <w:t>{%</w:t>
-      </w:r>
-      <w:r>
-        <w:rPr>
-          <w:lang w:val="pt-BR"/>
-        </w:rPr>
-        <w:t>p</w:t>
-      </w:r>
-      <w:r>
-        <w:rPr>
-          <w:lang w:val="pt-BR"/>
-        </w:rPr>
-        <w:t xml:space="preserve"> else %}</w:t>
+        <w:t>Nenhuma imagem de evidência disponível.</w:t>
       </w:r>
     </w:p>
     <w:p>
@@ -422,25 +849,6 @@
         <w:rPr>
           <w:lang w:val="pt-BR"/>
         </w:rPr>
-        <w:t>N</w:t>
-      </w:r>
-      <w:r>
-        <w:rPr>
-          <w:lang w:val="pt-BR"/>
-        </w:rPr>
-        <w:t>enhuma imagem de evidência disponível.</w:t>
-      </w:r>
-    </w:p>
-    <w:p>
-      <w:pPr>
-        <w:rPr>
-          <w:lang w:val="pt-BR"/>
-        </w:rPr>
-      </w:pPr>
-      <w:r>
-        <w:rPr>
-          <w:lang w:val="pt-BR"/>
-        </w:rPr>
         <w:t>{%</w:t>
       </w:r>
       <w:r>
@@ -453,68 +861,40 @@
         <w:rPr>
           <w:lang w:val="pt-BR"/>
         </w:rPr>
-        <w:t xml:space="preserve"> endif %}</w:t>
-      </w:r>
-    </w:p>
-    <w:p>
-      <w:pPr>
+        <w:t xml:space="preserve"> </w:t>
+      </w:r>
+      <w:proofErr w:type="spellStart"/>
+      <w:r>
         <w:rPr>
           <w:lang w:val="pt-BR"/>
         </w:rPr>
-      </w:pPr>
+        <w:t>endif</w:t>
+      </w:r>
+      <w:proofErr w:type="spellEnd"/>
       <w:r>
         <w:rPr>
           <w:lang w:val="pt-BR"/>
         </w:rPr>
-        <w:t>{%</w:t>
-      </w:r>
-      <w:r>
-        <w:rPr>
-          <w:lang w:val="pt-BR"/>
-        </w:rPr>
-        <w:t>p</w:t>
-      </w:r>
-      <w:r>
-        <w:rPr>
-          <w:lang w:val="pt-BR"/>
-        </w:rPr>
-        <w:t xml:space="preserve"> endif %}</w:t>
+        <w:t xml:space="preserve"> %}</w:t>
       </w:r>
     </w:p>
     <w:p>
-      <w:pPr>
-        <w:rPr>
-          <w:lang w:val="pt-BR"/>
-        </w:rPr>
-      </w:pPr>
-      <w:r>
-        <w:rPr>
-          <w:lang w:val="pt-BR"/>
-        </w:rPr>
+      <w:r>
         <w:t>{%</w:t>
       </w:r>
       <w:r>
-        <w:rPr>
-          <w:lang w:val="pt-BR"/>
-        </w:rPr>
         <w:t>p</w:t>
       </w:r>
       <w:r>
-        <w:rPr>
-          <w:lang w:val="pt-BR"/>
-        </w:rPr>
-        <w:t xml:space="preserve"> endif %}</w:t>
-      </w:r>
-    </w:p>
-    <w:p>
-      <w:r>
-        <w:t>{%</w:t>
-      </w:r>
-      <w:r>
-        <w:t>p</w:t>
-      </w:r>
-      <w:r>
-        <w:t xml:space="preserve"> endfor %}</w:t>
+        <w:t xml:space="preserve"> </w:t>
+      </w:r>
+      <w:proofErr w:type="spellStart"/>
+      <w:r>
+        <w:t>endfor</w:t>
+      </w:r>
+      <w:proofErr w:type="spellEnd"/>
+      <w:r>
+        <w:t xml:space="preserve"> %}</w:t>
       </w:r>
     </w:p>
     <w:sectPr>

--- a/template_pt-BR.example.docx
+++ b/template_pt-BR.example.docx
@@ -41,15 +41,28 @@
         <w:t>≤</w:t>
       </w:r>
       <w:r>
-        <w:t xml:space="preserve"> 50ms): {{ results | </w:t>
+        <w:t xml:space="preserve"> 50ms): </w:t>
+      </w:r>
+      <w:proofErr w:type="gramStart"/>
+      <w:r>
+        <w:t>{{ results</w:t>
+      </w:r>
+      <w:proofErr w:type="gramEnd"/>
+      <w:r>
+        <w:t xml:space="preserve"> | </w:t>
       </w:r>
       <w:proofErr w:type="spellStart"/>
+      <w:proofErr w:type="gramStart"/>
       <w:r>
         <w:t>rejectattr</w:t>
       </w:r>
       <w:proofErr w:type="spellEnd"/>
       <w:r>
-        <w:t>('latency', '</w:t>
+        <w:t>(</w:t>
+      </w:r>
+      <w:proofErr w:type="gramEnd"/>
+      <w:r>
+        <w:t>'latency', '</w:t>
       </w:r>
       <w:proofErr w:type="spellStart"/>
       <w:r>
@@ -60,12 +73,25 @@
         <w:t xml:space="preserve">', '') | </w:t>
       </w:r>
       <w:proofErr w:type="spellStart"/>
+      <w:proofErr w:type="gramStart"/>
       <w:r>
         <w:t>selectattr</w:t>
       </w:r>
       <w:proofErr w:type="spellEnd"/>
       <w:r>
-        <w:t>('latency', 'le', 50) | list | length }}</w:t>
+        <w:t>(</w:t>
+      </w:r>
+      <w:proofErr w:type="gramEnd"/>
+      <w:r>
+        <w:t xml:space="preserve">'latency', 'le', 50) | list | </w:t>
+      </w:r>
+      <w:proofErr w:type="gramStart"/>
+      <w:r>
+        <w:t>length }</w:t>
+      </w:r>
+      <w:proofErr w:type="gramEnd"/>
+      <w:r>
+        <w:t>}</w:t>
       </w:r>
     </w:p>
     <w:p>
@@ -82,15 +108,28 @@
         <w:t>≤</w:t>
       </w:r>
       <w:r>
-        <w:t xml:space="preserve"> 150ms): {{ results | </w:t>
+        <w:t xml:space="preserve"> 150ms): </w:t>
+      </w:r>
+      <w:proofErr w:type="gramStart"/>
+      <w:r>
+        <w:t>{{ results</w:t>
+      </w:r>
+      <w:proofErr w:type="gramEnd"/>
+      <w:r>
+        <w:t xml:space="preserve"> | </w:t>
       </w:r>
       <w:proofErr w:type="spellStart"/>
+      <w:proofErr w:type="gramStart"/>
       <w:r>
         <w:t>rejectattr</w:t>
       </w:r>
       <w:proofErr w:type="spellEnd"/>
       <w:r>
-        <w:t>('latency', '</w:t>
+        <w:t>(</w:t>
+      </w:r>
+      <w:proofErr w:type="gramEnd"/>
+      <w:r>
+        <w:t>'latency', '</w:t>
       </w:r>
       <w:proofErr w:type="spellStart"/>
       <w:r>
@@ -101,12 +140,17 @@
         <w:t xml:space="preserve">', '') | </w:t>
       </w:r>
       <w:proofErr w:type="spellStart"/>
+      <w:proofErr w:type="gramStart"/>
       <w:r>
         <w:t>selectattr</w:t>
       </w:r>
       <w:proofErr w:type="spellEnd"/>
       <w:r>
-        <w:t>('latency', '</w:t>
+        <w:t>(</w:t>
+      </w:r>
+      <w:proofErr w:type="gramEnd"/>
+      <w:r>
+        <w:t>'latency', '</w:t>
       </w:r>
       <w:proofErr w:type="spellStart"/>
       <w:r>
@@ -117,20 +161,38 @@
         <w:t xml:space="preserve">', 50) | </w:t>
       </w:r>
       <w:proofErr w:type="spellStart"/>
+      <w:proofErr w:type="gramStart"/>
       <w:r>
         <w:t>selectattr</w:t>
       </w:r>
       <w:proofErr w:type="spellEnd"/>
       <w:r>
-        <w:t xml:space="preserve">('latency', 'le', 150) | list | length }}{% set warns = results | </w:t>
+        <w:t>(</w:t>
+      </w:r>
+      <w:proofErr w:type="gramEnd"/>
+      <w:r>
+        <w:t xml:space="preserve">'latency', 'le', 150) | list | </w:t>
+      </w:r>
+      <w:proofErr w:type="gramStart"/>
+      <w:r>
+        <w:t>length }}{</w:t>
+      </w:r>
+      <w:proofErr w:type="gramEnd"/>
+      <w:r>
+        <w:t xml:space="preserve">% set warns = results | </w:t>
       </w:r>
       <w:proofErr w:type="spellStart"/>
+      <w:proofErr w:type="gramStart"/>
       <w:r>
         <w:t>rejectattr</w:t>
       </w:r>
       <w:proofErr w:type="spellEnd"/>
       <w:r>
-        <w:t>('latency', '</w:t>
+        <w:t>(</w:t>
+      </w:r>
+      <w:proofErr w:type="gramEnd"/>
+      <w:r>
+        <w:t>'latency', '</w:t>
       </w:r>
       <w:proofErr w:type="spellStart"/>
       <w:r>
@@ -141,12 +203,17 @@
         <w:t xml:space="preserve">', '') | </w:t>
       </w:r>
       <w:proofErr w:type="spellStart"/>
+      <w:proofErr w:type="gramStart"/>
       <w:r>
         <w:t>selectattr</w:t>
       </w:r>
       <w:proofErr w:type="spellEnd"/>
       <w:r>
-        <w:t>('latency', '</w:t>
+        <w:t>(</w:t>
+      </w:r>
+      <w:proofErr w:type="gramEnd"/>
+      <w:r>
+        <w:t>'latency', '</w:t>
       </w:r>
       <w:proofErr w:type="spellStart"/>
       <w:r>
@@ -157,12 +224,25 @@
         <w:t xml:space="preserve">', 50) | </w:t>
       </w:r>
       <w:proofErr w:type="spellStart"/>
+      <w:proofErr w:type="gramStart"/>
       <w:r>
         <w:t>selectattr</w:t>
       </w:r>
       <w:proofErr w:type="spellEnd"/>
       <w:r>
-        <w:t xml:space="preserve">('latency', 'le', 150) | map(attribute='host') | list %}{% if </w:t>
+        <w:t>(</w:t>
+      </w:r>
+      <w:proofErr w:type="gramEnd"/>
+      <w:r>
+        <w:t xml:space="preserve">'latency', 'le', 150) | map(attribute='host') | list </w:t>
+      </w:r>
+      <w:proofErr w:type="gramStart"/>
+      <w:r>
+        <w:t>%}{</w:t>
+      </w:r>
+      <w:proofErr w:type="gramEnd"/>
+      <w:r>
+        <w:t xml:space="preserve">% if </w:t>
       </w:r>
       <w:proofErr w:type="spellStart"/>
       <w:r>
@@ -170,7 +250,31 @@
       </w:r>
       <w:proofErr w:type="spellEnd"/>
       <w:r>
-        <w:t xml:space="preserve"> &gt; 0 %} ({{ warns | join(', ') }}){% endif %}</w:t>
+        <w:t xml:space="preserve"> &gt; 0 %} (</w:t>
+      </w:r>
+      <w:proofErr w:type="gramStart"/>
+      <w:r>
+        <w:t>{{ warns</w:t>
+      </w:r>
+      <w:proofErr w:type="gramEnd"/>
+      <w:r>
+        <w:t xml:space="preserve"> | </w:t>
+      </w:r>
+      <w:proofErr w:type="gramStart"/>
+      <w:r>
+        <w:t>join(</w:t>
+      </w:r>
+      <w:proofErr w:type="gramEnd"/>
+      <w:r>
+        <w:t>', '</w:t>
+      </w:r>
+      <w:proofErr w:type="gramStart"/>
+      <w:r>
+        <w:t>) }}){</w:t>
+      </w:r>
+      <w:proofErr w:type="gramEnd"/>
+      <w:r>
+        <w:t>% endif %}</w:t>
       </w:r>
     </w:p>
     <w:p>
@@ -187,15 +291,28 @@
         <w:t>≥</w:t>
       </w:r>
       <w:r>
-        <w:t xml:space="preserve"> 150ms): {{ results | </w:t>
+        <w:t xml:space="preserve"> 150ms): </w:t>
+      </w:r>
+      <w:proofErr w:type="gramStart"/>
+      <w:r>
+        <w:t>{{ results</w:t>
+      </w:r>
+      <w:proofErr w:type="gramEnd"/>
+      <w:r>
+        <w:t xml:space="preserve"> | </w:t>
       </w:r>
       <w:proofErr w:type="spellStart"/>
+      <w:proofErr w:type="gramStart"/>
       <w:r>
         <w:t>rejectattr</w:t>
       </w:r>
       <w:proofErr w:type="spellEnd"/>
       <w:r>
-        <w:t>('latency', '</w:t>
+        <w:t>(</w:t>
+      </w:r>
+      <w:proofErr w:type="gramEnd"/>
+      <w:r>
+        <w:t>'latency', '</w:t>
       </w:r>
       <w:proofErr w:type="spellStart"/>
       <w:r>
@@ -206,12 +323,17 @@
         <w:t xml:space="preserve">', '') | </w:t>
       </w:r>
       <w:proofErr w:type="spellStart"/>
+      <w:proofErr w:type="gramStart"/>
       <w:r>
         <w:t>selectattr</w:t>
       </w:r>
       <w:proofErr w:type="spellEnd"/>
       <w:r>
-        <w:t>('latency', '</w:t>
+        <w:t>(</w:t>
+      </w:r>
+      <w:proofErr w:type="gramEnd"/>
+      <w:r>
+        <w:t>'latency', '</w:t>
       </w:r>
       <w:proofErr w:type="spellStart"/>
       <w:r>
@@ -219,15 +341,28 @@
       </w:r>
       <w:proofErr w:type="spellEnd"/>
       <w:r>
-        <w:t xml:space="preserve">', 150) | list | length }}{% set crits = results | </w:t>
+        <w:t xml:space="preserve">', 150) | list | </w:t>
+      </w:r>
+      <w:proofErr w:type="gramStart"/>
+      <w:r>
+        <w:t>length }}{</w:t>
+      </w:r>
+      <w:proofErr w:type="gramEnd"/>
+      <w:r>
+        <w:t xml:space="preserve">% set crits = results | </w:t>
       </w:r>
       <w:proofErr w:type="spellStart"/>
+      <w:proofErr w:type="gramStart"/>
       <w:r>
         <w:t>rejectattr</w:t>
       </w:r>
       <w:proofErr w:type="spellEnd"/>
       <w:r>
-        <w:t>('latency', '</w:t>
+        <w:t>(</w:t>
+      </w:r>
+      <w:proofErr w:type="gramEnd"/>
+      <w:r>
+        <w:t>'latency', '</w:t>
       </w:r>
       <w:proofErr w:type="spellStart"/>
       <w:r>
@@ -238,12 +373,17 @@
         <w:t xml:space="preserve">', '') | </w:t>
       </w:r>
       <w:proofErr w:type="spellStart"/>
+      <w:proofErr w:type="gramStart"/>
       <w:r>
         <w:t>selectattr</w:t>
       </w:r>
       <w:proofErr w:type="spellEnd"/>
       <w:r>
-        <w:t>('latency', '</w:t>
+        <w:t>(</w:t>
+      </w:r>
+      <w:proofErr w:type="gramEnd"/>
+      <w:r>
+        <w:t>'latency', '</w:t>
       </w:r>
       <w:proofErr w:type="spellStart"/>
       <w:r>
@@ -251,7 +391,15 @@
       </w:r>
       <w:proofErr w:type="spellEnd"/>
       <w:r>
-        <w:t xml:space="preserve">', 150) | map(attribute='host') | list %}{% if </w:t>
+        <w:t xml:space="preserve">', 150) | map(attribute='host') | list </w:t>
+      </w:r>
+      <w:proofErr w:type="gramStart"/>
+      <w:r>
+        <w:t>%}{</w:t>
+      </w:r>
+      <w:proofErr w:type="gramEnd"/>
+      <w:r>
+        <w:t xml:space="preserve">% if </w:t>
       </w:r>
       <w:proofErr w:type="spellStart"/>
       <w:r>
@@ -259,7 +407,31 @@
       </w:r>
       <w:proofErr w:type="spellEnd"/>
       <w:r>
-        <w:t xml:space="preserve"> &gt; 0 %} ({{ crits | join(', ') }}){% endif %}</w:t>
+        <w:t xml:space="preserve"> &gt; 0 %} (</w:t>
+      </w:r>
+      <w:proofErr w:type="gramStart"/>
+      <w:r>
+        <w:t>{{ crits</w:t>
+      </w:r>
+      <w:proofErr w:type="gramEnd"/>
+      <w:r>
+        <w:t xml:space="preserve"> | </w:t>
+      </w:r>
+      <w:proofErr w:type="gramStart"/>
+      <w:r>
+        <w:t>join(</w:t>
+      </w:r>
+      <w:proofErr w:type="gramEnd"/>
+      <w:r>
+        <w:t>', '</w:t>
+      </w:r>
+      <w:proofErr w:type="gramStart"/>
+      <w:r>
+        <w:t>) }}){</w:t>
+      </w:r>
+      <w:proofErr w:type="gramEnd"/>
+      <w:r>
+        <w:t>% endif %}</w:t>
       </w:r>
     </w:p>
     <w:p>
@@ -270,15 +442,28 @@
         <w:t>❌</w:t>
       </w:r>
       <w:r>
-        <w:t xml:space="preserve"> Ping Timeout: {{ results | </w:t>
+        <w:t xml:space="preserve"> Ping Timeout: </w:t>
+      </w:r>
+      <w:proofErr w:type="gramStart"/>
+      <w:r>
+        <w:t>{{ results</w:t>
+      </w:r>
+      <w:proofErr w:type="gramEnd"/>
+      <w:r>
+        <w:t xml:space="preserve"> | </w:t>
       </w:r>
       <w:proofErr w:type="spellStart"/>
+      <w:proofErr w:type="gramStart"/>
       <w:r>
         <w:t>selectattr</w:t>
       </w:r>
       <w:proofErr w:type="spellEnd"/>
       <w:r>
-        <w:t>('latency', '</w:t>
+        <w:t>(</w:t>
+      </w:r>
+      <w:proofErr w:type="gramEnd"/>
+      <w:r>
+        <w:t>'latency', '</w:t>
       </w:r>
       <w:proofErr w:type="spellStart"/>
       <w:r>
@@ -286,15 +471,28 @@
       </w:r>
       <w:proofErr w:type="spellEnd"/>
       <w:r>
-        <w:t xml:space="preserve">', '') | list | length }}{% set timeouts = results | </w:t>
+        <w:t xml:space="preserve">', '') | list | </w:t>
+      </w:r>
+      <w:proofErr w:type="gramStart"/>
+      <w:r>
+        <w:t>length }}{</w:t>
+      </w:r>
+      <w:proofErr w:type="gramEnd"/>
+      <w:r>
+        <w:t xml:space="preserve">% set timeouts = results | </w:t>
       </w:r>
       <w:proofErr w:type="spellStart"/>
+      <w:proofErr w:type="gramStart"/>
       <w:r>
         <w:t>selectattr</w:t>
       </w:r>
       <w:proofErr w:type="spellEnd"/>
       <w:r>
-        <w:t>('latency', '</w:t>
+        <w:t>(</w:t>
+      </w:r>
+      <w:proofErr w:type="gramEnd"/>
+      <w:r>
+        <w:t>'latency', '</w:t>
       </w:r>
       <w:proofErr w:type="spellStart"/>
       <w:r>
@@ -302,7 +500,15 @@
       </w:r>
       <w:proofErr w:type="spellEnd"/>
       <w:r>
-        <w:t xml:space="preserve">', '') | map(attribute='host') | list %}{% if </w:t>
+        <w:t xml:space="preserve">', '') | map(attribute='host') | list </w:t>
+      </w:r>
+      <w:proofErr w:type="gramStart"/>
+      <w:r>
+        <w:t>%}{</w:t>
+      </w:r>
+      <w:proofErr w:type="gramEnd"/>
+      <w:r>
+        <w:t xml:space="preserve">% if </w:t>
       </w:r>
       <w:proofErr w:type="spellStart"/>
       <w:r>
@@ -310,7 +516,31 @@
       </w:r>
       <w:proofErr w:type="spellEnd"/>
       <w:r>
-        <w:t xml:space="preserve"> &gt; 0 %} ({{ timeouts | join(', ') }}){% endif %}</w:t>
+        <w:t xml:space="preserve"> &gt; 0 %} (</w:t>
+      </w:r>
+      <w:proofErr w:type="gramStart"/>
+      <w:r>
+        <w:t>{{ timeouts</w:t>
+      </w:r>
+      <w:proofErr w:type="gramEnd"/>
+      <w:r>
+        <w:t xml:space="preserve"> | </w:t>
+      </w:r>
+      <w:proofErr w:type="gramStart"/>
+      <w:r>
+        <w:t>join(</w:t>
+      </w:r>
+      <w:proofErr w:type="gramEnd"/>
+      <w:r>
+        <w:t>', '</w:t>
+      </w:r>
+      <w:proofErr w:type="gramStart"/>
+      <w:r>
+        <w:t>) }}){</w:t>
+      </w:r>
+      <w:proofErr w:type="gramEnd"/>
+      <w:r>
+        <w:t>% endif %}</w:t>
       </w:r>
     </w:p>
     <w:p>
@@ -321,31 +551,73 @@
         <w:t>p</w:t>
       </w:r>
       <w:r>
-        <w:t xml:space="preserve"> for res in results %}</w:t>
-      </w:r>
+        <w:t xml:space="preserve"> for </w:t>
+      </w:r>
+      <w:proofErr w:type="gramStart"/>
+      <w:r>
+        <w:t>res</w:t>
+      </w:r>
+      <w:proofErr w:type="gramEnd"/>
+      <w:r>
+        <w:t xml:space="preserve"> in </w:t>
+      </w:r>
+      <w:proofErr w:type="gramStart"/>
+      <w:r>
+        <w:t>results %}</w:t>
+      </w:r>
+      <w:proofErr w:type="gramEnd"/>
     </w:p>
     <w:p>
       <w:pPr>
         <w:pStyle w:val="Ttulo1"/>
       </w:pPr>
+      <w:proofErr w:type="gramStart"/>
       <w:r>
         <w:t xml:space="preserve">{{ </w:t>
       </w:r>
       <w:proofErr w:type="spellStart"/>
       <w:r>
-        <w:t>res.rule_name</w:t>
+        <w:t>res</w:t>
+      </w:r>
+      <w:proofErr w:type="gramEnd"/>
+      <w:r>
+        <w:t>.rule_</w:t>
+      </w:r>
+      <w:proofErr w:type="gramStart"/>
+      <w:r>
+        <w:t>name</w:t>
       </w:r>
       <w:proofErr w:type="spellEnd"/>
       <w:r>
-        <w:t xml:space="preserve"> }}: {{ </w:t>
+        <w:t xml:space="preserve"> }</w:t>
+      </w:r>
+      <w:proofErr w:type="gramEnd"/>
+      <w:r>
+        <w:t xml:space="preserve">}: </w:t>
+      </w:r>
+      <w:proofErr w:type="gramStart"/>
+      <w:r>
+        <w:t xml:space="preserve">{{ </w:t>
       </w:r>
       <w:proofErr w:type="spellStart"/>
       <w:r>
-        <w:t>res.host</w:t>
+        <w:t>res</w:t>
+      </w:r>
+      <w:proofErr w:type="gramEnd"/>
+      <w:r>
+        <w:t>.</w:t>
+      </w:r>
+      <w:proofErr w:type="gramStart"/>
+      <w:r>
+        <w:t>host</w:t>
       </w:r>
       <w:proofErr w:type="spellEnd"/>
       <w:r>
-        <w:t xml:space="preserve"> }}</w:t>
+        <w:t xml:space="preserve"> }</w:t>
+      </w:r>
+      <w:proofErr w:type="gramEnd"/>
+      <w:r>
+        <w:t>}</w:t>
       </w:r>
     </w:p>
     <w:p>
@@ -353,33 +625,62 @@
         <w:t xml:space="preserve">{%p if </w:t>
       </w:r>
       <w:proofErr w:type="spellStart"/>
-      <w:r>
-        <w:t>res.rule_name</w:t>
+      <w:proofErr w:type="gramStart"/>
+      <w:r>
+        <w:t>res.rule</w:t>
+      </w:r>
+      <w:proofErr w:type="gramEnd"/>
+      <w:r>
+        <w:t>_name</w:t>
       </w:r>
       <w:proofErr w:type="spellEnd"/>
       <w:r>
-        <w:t xml:space="preserve"> in ['Switch', 'Access Point'] %}</w:t>
-      </w:r>
+        <w:t xml:space="preserve"> in ['Switch', 'Access Point'</w:t>
+      </w:r>
+      <w:proofErr w:type="gramStart"/>
+      <w:r>
+        <w:t>] %}</w:t>
+      </w:r>
+      <w:proofErr w:type="gramEnd"/>
     </w:p>
     <w:p>
       <w:r>
         <w:t xml:space="preserve">{% if </w:t>
       </w:r>
       <w:proofErr w:type="spellStart"/>
+      <w:proofErr w:type="gramStart"/>
       <w:r>
         <w:t>res.latency</w:t>
       </w:r>
       <w:proofErr w:type="spellEnd"/>
-      <w:r>
-        <w:t xml:space="preserve"> %}{% set ping = </w:t>
+      <w:proofErr w:type="gramEnd"/>
+      <w:r>
+        <w:t xml:space="preserve"> </w:t>
+      </w:r>
+      <w:proofErr w:type="gramStart"/>
+      <w:r>
+        <w:t>%}{</w:t>
+      </w:r>
+      <w:proofErr w:type="gramEnd"/>
+      <w:r>
+        <w:t xml:space="preserve">% set ping = </w:t>
       </w:r>
       <w:proofErr w:type="spellStart"/>
-      <w:r>
-        <w:t>res.latency|int</w:t>
+      <w:proofErr w:type="gramStart"/>
+      <w:r>
+        <w:t>res.latency</w:t>
+      </w:r>
+      <w:proofErr w:type="gramEnd"/>
+      <w:r>
+        <w:t>|int</w:t>
       </w:r>
       <w:proofErr w:type="spellEnd"/>
       <w:r>
-        <w:t xml:space="preserve"> %}</w:t>
+        <w:t xml:space="preserve"> </w:t>
+      </w:r>
+      <w:proofErr w:type="gramStart"/>
+      <w:r>
+        <w:t>%}</w:t>
       </w:r>
       <w:proofErr w:type="spellStart"/>
       <w:r>
@@ -389,8 +690,17 @@
         <w:t>ência</w:t>
       </w:r>
       <w:proofErr w:type="spellEnd"/>
-      <w:r>
-        <w:t>: {{ ping }}</w:t>
+      <w:proofErr w:type="gramEnd"/>
+      <w:r>
+        <w:t xml:space="preserve">: </w:t>
+      </w:r>
+      <w:proofErr w:type="gramStart"/>
+      <w:r>
+        <w:t>{{ ping</w:t>
+      </w:r>
+      <w:proofErr w:type="gramEnd"/>
+      <w:r>
+        <w:t xml:space="preserve"> }}</w:t>
       </w:r>
       <w:proofErr w:type="spellStart"/>
       <w:r>
@@ -398,8 +708,17 @@
       </w:r>
       <w:proofErr w:type="spellEnd"/>
       <w:r>
-        <w:t xml:space="preserve"> ({% if ping &lt;= 50 %}Ok </w:t>
-      </w:r>
+        <w:t xml:space="preserve"> ({% if ping &lt;= 50 </w:t>
+      </w:r>
+      <w:proofErr w:type="gramStart"/>
+      <w:r>
+        <w:t>%}Ok</w:t>
+      </w:r>
+      <w:proofErr w:type="gramEnd"/>
+      <w:r>
+        <w:t xml:space="preserve"> </w:t>
+      </w:r>
+      <w:proofErr w:type="gramStart"/>
       <w:r>
         <w:rPr>
           <w:rFonts w:ascii="Segoe UI Emoji" w:hAnsi="Segoe UI Emoji" w:cs="Segoe UI Emoji"/>
@@ -407,7 +726,11 @@
         <w:t>🟢</w:t>
       </w:r>
       <w:r>
-        <w:t xml:space="preserve">{% </w:t>
+        <w:t>{</w:t>
+      </w:r>
+      <w:proofErr w:type="gramEnd"/>
+      <w:r>
+        <w:t xml:space="preserve">% </w:t>
       </w:r>
       <w:proofErr w:type="spellStart"/>
       <w:r>
@@ -415,8 +738,17 @@
       </w:r>
       <w:proofErr w:type="spellEnd"/>
       <w:r>
-        <w:t xml:space="preserve"> ping &lt;= 150 %}Warning </w:t>
-      </w:r>
+        <w:t xml:space="preserve"> ping &lt;= 150 </w:t>
+      </w:r>
+      <w:proofErr w:type="gramStart"/>
+      <w:r>
+        <w:t>%}Warning</w:t>
+      </w:r>
+      <w:proofErr w:type="gramEnd"/>
+      <w:r>
+        <w:t xml:space="preserve"> </w:t>
+      </w:r>
+      <w:proofErr w:type="gramStart"/>
       <w:r>
         <w:rPr>
           <w:rFonts w:ascii="Segoe UI Emoji" w:hAnsi="Segoe UI Emoji" w:cs="Segoe UI Emoji"/>
@@ -424,8 +756,21 @@
         <w:t>🟡</w:t>
       </w:r>
       <w:r>
-        <w:t xml:space="preserve">{% else %}Critical </w:t>
-      </w:r>
+        <w:t>{</w:t>
+      </w:r>
+      <w:proofErr w:type="gramEnd"/>
+      <w:r>
+        <w:t xml:space="preserve">% else </w:t>
+      </w:r>
+      <w:proofErr w:type="gramStart"/>
+      <w:r>
+        <w:t>%}Critical</w:t>
+      </w:r>
+      <w:proofErr w:type="gramEnd"/>
+      <w:r>
+        <w:t xml:space="preserve"> </w:t>
+      </w:r>
+      <w:proofErr w:type="gramStart"/>
       <w:r>
         <w:rPr>
           <w:rFonts w:ascii="Segoe UI Emoji" w:hAnsi="Segoe UI Emoji" w:cs="Segoe UI Emoji"/>
@@ -433,8 +778,29 @@
         <w:t>🔴</w:t>
       </w:r>
       <w:r>
-        <w:t xml:space="preserve">{% endif %}){% else %}(Ping Timeout </w:t>
-      </w:r>
+        <w:t>{</w:t>
+      </w:r>
+      <w:proofErr w:type="gramEnd"/>
+      <w:r>
+        <w:t>% endif %</w:t>
+      </w:r>
+      <w:proofErr w:type="gramStart"/>
+      <w:r>
+        <w:t>}){</w:t>
+      </w:r>
+      <w:proofErr w:type="gramEnd"/>
+      <w:r>
+        <w:t xml:space="preserve">% else </w:t>
+      </w:r>
+      <w:proofErr w:type="gramStart"/>
+      <w:r>
+        <w:t>%}(</w:t>
+      </w:r>
+      <w:proofErr w:type="gramEnd"/>
+      <w:r>
+        <w:t xml:space="preserve">Ping Timeout </w:t>
+      </w:r>
+      <w:proofErr w:type="gramStart"/>
       <w:r>
         <w:rPr>
           <w:rFonts w:ascii="Segoe UI Emoji" w:hAnsi="Segoe UI Emoji" w:cs="Segoe UI Emoji"/>
@@ -442,7 +808,11 @@
         <w:t>❌</w:t>
       </w:r>
       <w:r>
-        <w:t>){% endif %}</w:t>
+        <w:t>){</w:t>
+      </w:r>
+      <w:proofErr w:type="gramEnd"/>
+      <w:r>
+        <w:t>% endif %}</w:t>
       </w:r>
     </w:p>
     <w:p>
@@ -458,13 +828,23 @@
         <w:t xml:space="preserve"> </w:t>
       </w:r>
       <w:proofErr w:type="spellStart"/>
-      <w:r>
-        <w:t>res.rule_name</w:t>
+      <w:proofErr w:type="gramStart"/>
+      <w:r>
+        <w:t>res.rule</w:t>
+      </w:r>
+      <w:proofErr w:type="gramEnd"/>
+      <w:r>
+        <w:t>_name</w:t>
       </w:r>
       <w:proofErr w:type="spellEnd"/>
       <w:r>
-        <w:t xml:space="preserve"> == "FortiGate" %}</w:t>
-      </w:r>
+        <w:t xml:space="preserve"> == "FortiGate</w:t>
+      </w:r>
+      <w:proofErr w:type="gramStart"/>
+      <w:r>
+        <w:t>" %}</w:t>
+      </w:r>
+      <w:proofErr w:type="gramEnd"/>
     </w:p>
     <w:p>
       <w:r>
@@ -477,25 +857,43 @@
         <w:t xml:space="preserve"> if </w:t>
       </w:r>
       <w:proofErr w:type="spellStart"/>
+      <w:proofErr w:type="gramStart"/>
       <w:r>
         <w:t>res.error</w:t>
       </w:r>
       <w:proofErr w:type="spellEnd"/>
+      <w:proofErr w:type="gramEnd"/>
       <w:r>
         <w:t xml:space="preserve"> %}</w:t>
       </w:r>
     </w:p>
     <w:p>
       <w:r>
-        <w:t xml:space="preserve">Erro: {{ </w:t>
+        <w:t xml:space="preserve">Erro: </w:t>
+      </w:r>
+      <w:proofErr w:type="gramStart"/>
+      <w:r>
+        <w:t xml:space="preserve">{{ </w:t>
       </w:r>
       <w:proofErr w:type="spellStart"/>
       <w:r>
-        <w:t>res.error</w:t>
+        <w:t>res</w:t>
+      </w:r>
+      <w:proofErr w:type="gramEnd"/>
+      <w:r>
+        <w:t>.</w:t>
+      </w:r>
+      <w:proofErr w:type="gramStart"/>
+      <w:r>
+        <w:t>error</w:t>
       </w:r>
       <w:proofErr w:type="spellEnd"/>
       <w:r>
-        <w:t xml:space="preserve"> }}</w:t>
+        <w:t xml:space="preserve"> }</w:t>
+      </w:r>
+      <w:proofErr w:type="gramEnd"/>
+      <w:r>
+        <w:t>}</w:t>
       </w:r>
     </w:p>
     <w:p>
@@ -506,20 +904,110 @@
         <w:t>p</w:t>
       </w:r>
       <w:r>
-        <w:t xml:space="preserve"> else %}</w:t>
-      </w:r>
+        <w:t xml:space="preserve"> </w:t>
+      </w:r>
+      <w:proofErr w:type="gramStart"/>
+      <w:r>
+        <w:t>else %}</w:t>
+      </w:r>
+      <w:proofErr w:type="gramEnd"/>
     </w:p>
     <w:p>
       <w:r>
-        <w:t>Status do Link WAN1: {% if res.wan_status.WAN1_IP %}{{ res.wan_status.WAN1_IP }}{% endif %} ({{ res.wan_status.WAN1 }}) {% if res.wan_status.WAN1_LATENCY %}{% set ping = res.wan_status.WAN1_LATENCY|int %}</w:t>
+        <w:t>Status do Link WAN1: {% if res.wan_</w:t>
+      </w:r>
+      <w:proofErr w:type="gramStart"/>
+      <w:r>
+        <w:t>status.WAN</w:t>
+      </w:r>
+      <w:proofErr w:type="gramEnd"/>
+      <w:r>
+        <w:t xml:space="preserve">1_IP </w:t>
+      </w:r>
+      <w:proofErr w:type="gramStart"/>
+      <w:r>
+        <w:t>%}{{ res.wan</w:t>
+      </w:r>
+      <w:proofErr w:type="gramEnd"/>
+      <w:r>
+        <w:t>_</w:t>
+      </w:r>
+      <w:proofErr w:type="gramStart"/>
+      <w:r>
+        <w:t>status.WAN</w:t>
+      </w:r>
+      <w:proofErr w:type="gramEnd"/>
+      <w:r>
+        <w:t>1_</w:t>
+      </w:r>
+      <w:proofErr w:type="gramStart"/>
+      <w:r>
+        <w:t>IP }}{</w:t>
+      </w:r>
+      <w:proofErr w:type="gramEnd"/>
+      <w:r>
+        <w:t>% endif %} (</w:t>
+      </w:r>
+      <w:proofErr w:type="gramStart"/>
+      <w:r>
+        <w:t>{{ res.wan</w:t>
+      </w:r>
+      <w:proofErr w:type="gramEnd"/>
+      <w:r>
+        <w:t>_</w:t>
+      </w:r>
+      <w:proofErr w:type="gramStart"/>
+      <w:r>
+        <w:t>status.WAN1 }</w:t>
+      </w:r>
+      <w:proofErr w:type="gramEnd"/>
+      <w:r>
+        <w:t>}) {% if res.wan_</w:t>
+      </w:r>
+      <w:proofErr w:type="gramStart"/>
+      <w:r>
+        <w:t>status.WAN</w:t>
+      </w:r>
+      <w:proofErr w:type="gramEnd"/>
+      <w:r>
+        <w:t xml:space="preserve">1_LATENCY </w:t>
+      </w:r>
+      <w:proofErr w:type="gramStart"/>
+      <w:r>
+        <w:t>%}{</w:t>
+      </w:r>
+      <w:proofErr w:type="gramEnd"/>
+      <w:r>
+        <w:t>% set ping = res.wan_</w:t>
+      </w:r>
+      <w:proofErr w:type="gramStart"/>
+      <w:r>
+        <w:t>status.WAN</w:t>
+      </w:r>
+      <w:proofErr w:type="gramEnd"/>
+      <w:r>
+        <w:t xml:space="preserve">1_LATENCY|int </w:t>
+      </w:r>
+      <w:proofErr w:type="gramStart"/>
+      <w:r>
+        <w:t>%}</w:t>
       </w:r>
       <w:proofErr w:type="spellStart"/>
       <w:r>
         <w:t>Latência</w:t>
       </w:r>
       <w:proofErr w:type="spellEnd"/>
-      <w:r>
-        <w:t>: {{ ping }}</w:t>
+      <w:proofErr w:type="gramEnd"/>
+      <w:r>
+        <w:t xml:space="preserve">: </w:t>
+      </w:r>
+      <w:proofErr w:type="gramStart"/>
+      <w:r>
+        <w:t>{{ ping</w:t>
+      </w:r>
+      <w:proofErr w:type="gramEnd"/>
+      <w:r>
+        <w:t xml:space="preserve"> }}</w:t>
       </w:r>
       <w:proofErr w:type="spellStart"/>
       <w:r>
@@ -527,8 +1015,17 @@
       </w:r>
       <w:proofErr w:type="spellEnd"/>
       <w:r>
-        <w:t xml:space="preserve"> ({% if ping &lt;= 50 %}Ok </w:t>
-      </w:r>
+        <w:t xml:space="preserve"> ({% if ping &lt;= 50 </w:t>
+      </w:r>
+      <w:proofErr w:type="gramStart"/>
+      <w:r>
+        <w:t>%}Ok</w:t>
+      </w:r>
+      <w:proofErr w:type="gramEnd"/>
+      <w:r>
+        <w:t xml:space="preserve"> </w:t>
+      </w:r>
+      <w:proofErr w:type="gramStart"/>
       <w:r>
         <w:rPr>
           <w:rFonts w:ascii="Segoe UI Emoji" w:hAnsi="Segoe UI Emoji" w:cs="Segoe UI Emoji"/>
@@ -537,7 +1034,11 @@
         <w:t>🟢</w:t>
       </w:r>
       <w:r>
-        <w:t xml:space="preserve">{% </w:t>
+        <w:t>{</w:t>
+      </w:r>
+      <w:proofErr w:type="gramEnd"/>
+      <w:r>
+        <w:t xml:space="preserve">% </w:t>
       </w:r>
       <w:proofErr w:type="spellStart"/>
       <w:r>
@@ -545,8 +1046,17 @@
       </w:r>
       <w:proofErr w:type="spellEnd"/>
       <w:r>
-        <w:t xml:space="preserve"> ping &lt;= 150 %}Warning </w:t>
-      </w:r>
+        <w:t xml:space="preserve"> ping &lt;= 150 </w:t>
+      </w:r>
+      <w:proofErr w:type="gramStart"/>
+      <w:r>
+        <w:t>%}Warning</w:t>
+      </w:r>
+      <w:proofErr w:type="gramEnd"/>
+      <w:r>
+        <w:t xml:space="preserve"> </w:t>
+      </w:r>
+      <w:proofErr w:type="gramStart"/>
       <w:r>
         <w:rPr>
           <w:rFonts w:ascii="Segoe UI Emoji" w:hAnsi="Segoe UI Emoji" w:cs="Segoe UI Emoji"/>
@@ -554,8 +1064,21 @@
         <w:t>🟡</w:t>
       </w:r>
       <w:r>
-        <w:t xml:space="preserve">{% else %}Critical </w:t>
-      </w:r>
+        <w:t>{</w:t>
+      </w:r>
+      <w:proofErr w:type="gramEnd"/>
+      <w:r>
+        <w:t xml:space="preserve">% else </w:t>
+      </w:r>
+      <w:proofErr w:type="gramStart"/>
+      <w:r>
+        <w:t>%}Critical</w:t>
+      </w:r>
+      <w:proofErr w:type="gramEnd"/>
+      <w:r>
+        <w:t xml:space="preserve"> </w:t>
+      </w:r>
+      <w:proofErr w:type="gramStart"/>
       <w:r>
         <w:rPr>
           <w:rFonts w:ascii="Segoe UI Emoji" w:hAnsi="Segoe UI Emoji" w:cs="Segoe UI Emoji"/>
@@ -563,8 +1086,29 @@
         <w:t>🔴</w:t>
       </w:r>
       <w:r>
-        <w:t xml:space="preserve">{% endif %}){% else %}(Ping Timeout </w:t>
-      </w:r>
+        <w:t>{</w:t>
+      </w:r>
+      <w:proofErr w:type="gramEnd"/>
+      <w:r>
+        <w:t>% endif %</w:t>
+      </w:r>
+      <w:proofErr w:type="gramStart"/>
+      <w:r>
+        <w:t>}){</w:t>
+      </w:r>
+      <w:proofErr w:type="gramEnd"/>
+      <w:r>
+        <w:t xml:space="preserve">% else </w:t>
+      </w:r>
+      <w:proofErr w:type="gramStart"/>
+      <w:r>
+        <w:t>%}(</w:t>
+      </w:r>
+      <w:proofErr w:type="gramEnd"/>
+      <w:r>
+        <w:t xml:space="preserve">Ping Timeout </w:t>
+      </w:r>
+      <w:proofErr w:type="gramStart"/>
       <w:r>
         <w:rPr>
           <w:rFonts w:ascii="Segoe UI Emoji" w:hAnsi="Segoe UI Emoji" w:cs="Segoe UI Emoji"/>
@@ -572,20 +1116,109 @@
         <w:t>❌</w:t>
       </w:r>
       <w:r>
-        <w:t>){% endif %}</w:t>
+        <w:t>){</w:t>
+      </w:r>
+      <w:proofErr w:type="gramEnd"/>
+      <w:r>
+        <w:t>% endif %}</w:t>
       </w:r>
     </w:p>
     <w:p>
       <w:r>
-        <w:t>Status do Link WAN2: {% if res.wan_status.WAN2_IP %}{{ res.wan_status.WAN2_IP }}{% endif %} ({{ res.wan_status.WAN2 }}) {% if res.wan_status.WAN2_LATENCY %}{% set ping = res.wan_status.WAN2_LATENCY|int %}</w:t>
+        <w:t>Status do Link WAN2: {% if res.wan_</w:t>
+      </w:r>
+      <w:proofErr w:type="gramStart"/>
+      <w:r>
+        <w:t>status.WAN</w:t>
+      </w:r>
+      <w:proofErr w:type="gramEnd"/>
+      <w:r>
+        <w:t xml:space="preserve">2_IP </w:t>
+      </w:r>
+      <w:proofErr w:type="gramStart"/>
+      <w:r>
+        <w:t>%}{{ res.wan</w:t>
+      </w:r>
+      <w:proofErr w:type="gramEnd"/>
+      <w:r>
+        <w:t>_</w:t>
+      </w:r>
+      <w:proofErr w:type="gramStart"/>
+      <w:r>
+        <w:t>status.WAN</w:t>
+      </w:r>
+      <w:proofErr w:type="gramEnd"/>
+      <w:r>
+        <w:t>2_</w:t>
+      </w:r>
+      <w:proofErr w:type="gramStart"/>
+      <w:r>
+        <w:t>IP }}{</w:t>
+      </w:r>
+      <w:proofErr w:type="gramEnd"/>
+      <w:r>
+        <w:t>% endif %} (</w:t>
+      </w:r>
+      <w:proofErr w:type="gramStart"/>
+      <w:r>
+        <w:t>{{ res.wan</w:t>
+      </w:r>
+      <w:proofErr w:type="gramEnd"/>
+      <w:r>
+        <w:t>_</w:t>
+      </w:r>
+      <w:proofErr w:type="gramStart"/>
+      <w:r>
+        <w:t>status.WAN2 }</w:t>
+      </w:r>
+      <w:proofErr w:type="gramEnd"/>
+      <w:r>
+        <w:t>}) {% if res.wan_</w:t>
+      </w:r>
+      <w:proofErr w:type="gramStart"/>
+      <w:r>
+        <w:t>status.WAN</w:t>
+      </w:r>
+      <w:proofErr w:type="gramEnd"/>
+      <w:r>
+        <w:t xml:space="preserve">2_LATENCY </w:t>
+      </w:r>
+      <w:proofErr w:type="gramStart"/>
+      <w:r>
+        <w:t>%}{</w:t>
+      </w:r>
+      <w:proofErr w:type="gramEnd"/>
+      <w:r>
+        <w:t>% set ping = res.wan_</w:t>
+      </w:r>
+      <w:proofErr w:type="gramStart"/>
+      <w:r>
+        <w:t>status.WAN</w:t>
+      </w:r>
+      <w:proofErr w:type="gramEnd"/>
+      <w:r>
+        <w:t xml:space="preserve">2_LATENCY|int </w:t>
+      </w:r>
+      <w:proofErr w:type="gramStart"/>
+      <w:r>
+        <w:t>%}</w:t>
       </w:r>
       <w:proofErr w:type="spellStart"/>
       <w:r>
         <w:t>Latência</w:t>
       </w:r>
       <w:proofErr w:type="spellEnd"/>
-      <w:r>
-        <w:t>: {{ ping }}</w:t>
+      <w:proofErr w:type="gramEnd"/>
+      <w:r>
+        <w:t xml:space="preserve">: </w:t>
+      </w:r>
+      <w:proofErr w:type="gramStart"/>
+      <w:r>
+        <w:t>{{ ping</w:t>
+      </w:r>
+      <w:proofErr w:type="gramEnd"/>
+      <w:r>
+        <w:t xml:space="preserve"> }}</w:t>
       </w:r>
       <w:proofErr w:type="spellStart"/>
       <w:r>
@@ -593,8 +1226,17 @@
       </w:r>
       <w:proofErr w:type="spellEnd"/>
       <w:r>
-        <w:t xml:space="preserve"> ({% if ping &lt;= 50 %}Ok </w:t>
-      </w:r>
+        <w:t xml:space="preserve"> ({% if ping &lt;= 50 </w:t>
+      </w:r>
+      <w:proofErr w:type="gramStart"/>
+      <w:r>
+        <w:t>%}Ok</w:t>
+      </w:r>
+      <w:proofErr w:type="gramEnd"/>
+      <w:r>
+        <w:t xml:space="preserve"> </w:t>
+      </w:r>
+      <w:proofErr w:type="gramStart"/>
       <w:r>
         <w:rPr>
           <w:rFonts w:ascii="Segoe UI Emoji" w:hAnsi="Segoe UI Emoji" w:cs="Segoe UI Emoji"/>
@@ -602,7 +1244,11 @@
         <w:t>🟢</w:t>
       </w:r>
       <w:r>
-        <w:t xml:space="preserve">{% </w:t>
+        <w:t>{</w:t>
+      </w:r>
+      <w:proofErr w:type="gramEnd"/>
+      <w:r>
+        <w:t xml:space="preserve">% </w:t>
       </w:r>
       <w:proofErr w:type="spellStart"/>
       <w:r>
@@ -610,8 +1256,17 @@
       </w:r>
       <w:proofErr w:type="spellEnd"/>
       <w:r>
-        <w:t xml:space="preserve"> ping &lt;= 150 %}Warning </w:t>
-      </w:r>
+        <w:t xml:space="preserve"> ping &lt;= 150 </w:t>
+      </w:r>
+      <w:proofErr w:type="gramStart"/>
+      <w:r>
+        <w:t>%}Warning</w:t>
+      </w:r>
+      <w:proofErr w:type="gramEnd"/>
+      <w:r>
+        <w:t xml:space="preserve"> </w:t>
+      </w:r>
+      <w:proofErr w:type="gramStart"/>
       <w:r>
         <w:rPr>
           <w:rFonts w:ascii="Segoe UI Emoji" w:hAnsi="Segoe UI Emoji" w:cs="Segoe UI Emoji"/>
@@ -619,8 +1274,21 @@
         <w:t>🟡</w:t>
       </w:r>
       <w:r>
-        <w:t xml:space="preserve">{% else %}Critical </w:t>
-      </w:r>
+        <w:t>{</w:t>
+      </w:r>
+      <w:proofErr w:type="gramEnd"/>
+      <w:r>
+        <w:t xml:space="preserve">% else </w:t>
+      </w:r>
+      <w:proofErr w:type="gramStart"/>
+      <w:r>
+        <w:t>%}Critical</w:t>
+      </w:r>
+      <w:proofErr w:type="gramEnd"/>
+      <w:r>
+        <w:t xml:space="preserve"> </w:t>
+      </w:r>
+      <w:proofErr w:type="gramStart"/>
       <w:r>
         <w:rPr>
           <w:rFonts w:ascii="Segoe UI Emoji" w:hAnsi="Segoe UI Emoji" w:cs="Segoe UI Emoji"/>
@@ -628,8 +1296,29 @@
         <w:t>🔴</w:t>
       </w:r>
       <w:r>
-        <w:t xml:space="preserve">{% endif %}){% else %}(Ping Timeout </w:t>
-      </w:r>
+        <w:t>{</w:t>
+      </w:r>
+      <w:proofErr w:type="gramEnd"/>
+      <w:r>
+        <w:t>% endif %</w:t>
+      </w:r>
+      <w:proofErr w:type="gramStart"/>
+      <w:r>
+        <w:t>}){</w:t>
+      </w:r>
+      <w:proofErr w:type="gramEnd"/>
+      <w:r>
+        <w:t xml:space="preserve">% else </w:t>
+      </w:r>
+      <w:proofErr w:type="gramStart"/>
+      <w:r>
+        <w:t>%}(</w:t>
+      </w:r>
+      <w:proofErr w:type="gramEnd"/>
+      <w:r>
+        <w:t xml:space="preserve">Ping Timeout </w:t>
+      </w:r>
+      <w:proofErr w:type="gramStart"/>
       <w:r>
         <w:rPr>
           <w:rFonts w:ascii="Segoe UI Emoji" w:hAnsi="Segoe UI Emoji" w:cs="Segoe UI Emoji"/>
@@ -637,7 +1326,11 @@
         <w:t>❌</w:t>
       </w:r>
       <w:r>
-        <w:t>){% endif %}</w:t>
+        <w:t>){</w:t>
+      </w:r>
+      <w:proofErr w:type="gramEnd"/>
+      <w:r>
+        <w:t>% endif %}</w:t>
       </w:r>
     </w:p>
     <w:p>
@@ -648,20 +1341,155 @@
         <w:t>p</w:t>
       </w:r>
       <w:r>
-        <w:t xml:space="preserve"> if res.wan_status.WAN3 %}</w:t>
+        <w:t xml:space="preserve"> if res.wan_</w:t>
+      </w:r>
+      <w:proofErr w:type="gramStart"/>
+      <w:r>
+        <w:t>status.</w:t>
+      </w:r>
+      <w:r>
+        <w:t>INTERNAL</w:t>
+      </w:r>
+      <w:proofErr w:type="gramEnd"/>
+      <w:r>
+        <w:t>5</w:t>
+      </w:r>
+      <w:r>
+        <w:t xml:space="preserve"> %}</w:t>
       </w:r>
     </w:p>
     <w:p>
       <w:r>
-        <w:t>Status do Link WAN3: {% if res.wan_status.WAN3_IP %}{{ res.wan_status.WAN3_IP }}{% endif %} ({{ res.wan_status.WAN3 }}) {% if res.wan_status.WAN3_LATENCY %}{% set ping = res.wan_status.WAN3_LATENCY|int %}</w:t>
+        <w:t xml:space="preserve">Status do Link </w:t>
+      </w:r>
+      <w:r>
+        <w:t>INTERNAL5</w:t>
+      </w:r>
+      <w:r>
+        <w:t>: {% if res.wan_</w:t>
+      </w:r>
+      <w:proofErr w:type="gramStart"/>
+      <w:r>
+        <w:t>status.</w:t>
+      </w:r>
+      <w:r>
+        <w:t>INTERNAL</w:t>
+      </w:r>
+      <w:proofErr w:type="gramEnd"/>
+      <w:r>
+        <w:t>5</w:t>
+      </w:r>
+      <w:r>
+        <w:t xml:space="preserve">_IP </w:t>
+      </w:r>
+      <w:proofErr w:type="gramStart"/>
+      <w:r>
+        <w:t>%}{{ res.wan</w:t>
+      </w:r>
+      <w:proofErr w:type="gramEnd"/>
+      <w:r>
+        <w:t>_</w:t>
+      </w:r>
+      <w:proofErr w:type="gramStart"/>
+      <w:r>
+        <w:t>status.</w:t>
+      </w:r>
+      <w:r>
+        <w:t>INTERNAL</w:t>
+      </w:r>
+      <w:proofErr w:type="gramEnd"/>
+      <w:r>
+        <w:t>5</w:t>
+      </w:r>
+      <w:r>
+        <w:t>_</w:t>
+      </w:r>
+      <w:proofErr w:type="gramStart"/>
+      <w:r>
+        <w:t>IP }}{</w:t>
+      </w:r>
+      <w:proofErr w:type="gramEnd"/>
+      <w:r>
+        <w:t>% endif %} (</w:t>
+      </w:r>
+      <w:proofErr w:type="gramStart"/>
+      <w:r>
+        <w:t>{{ res.wan</w:t>
+      </w:r>
+      <w:proofErr w:type="gramEnd"/>
+      <w:r>
+        <w:t>_</w:t>
+      </w:r>
+      <w:proofErr w:type="gramStart"/>
+      <w:r>
+        <w:t>status.</w:t>
+      </w:r>
+      <w:r>
+        <w:t>INTERNAL5</w:t>
+      </w:r>
+      <w:r>
+        <w:t xml:space="preserve"> }</w:t>
+      </w:r>
+      <w:proofErr w:type="gramEnd"/>
+      <w:r>
+        <w:t>}) {% if res.wan_</w:t>
+      </w:r>
+      <w:proofErr w:type="gramStart"/>
+      <w:r>
+        <w:t>status.</w:t>
+      </w:r>
+      <w:r>
+        <w:t>INTERNAL</w:t>
+      </w:r>
+      <w:proofErr w:type="gramEnd"/>
+      <w:r>
+        <w:t>5</w:t>
+      </w:r>
+      <w:r>
+        <w:t xml:space="preserve">_LATENCY </w:t>
+      </w:r>
+      <w:proofErr w:type="gramStart"/>
+      <w:r>
+        <w:t>%}{</w:t>
+      </w:r>
+      <w:proofErr w:type="gramEnd"/>
+      <w:r>
+        <w:t>% set ping = res.wan_</w:t>
+      </w:r>
+      <w:proofErr w:type="gramStart"/>
+      <w:r>
+        <w:t>status.</w:t>
+      </w:r>
+      <w:r>
+        <w:t>INTERNAL</w:t>
+      </w:r>
+      <w:proofErr w:type="gramEnd"/>
+      <w:r>
+        <w:t>5</w:t>
+      </w:r>
+      <w:r>
+        <w:t xml:space="preserve">_LATENCY|int </w:t>
+      </w:r>
+      <w:proofErr w:type="gramStart"/>
+      <w:r>
+        <w:t>%}</w:t>
       </w:r>
       <w:proofErr w:type="spellStart"/>
       <w:r>
         <w:t>Latência</w:t>
       </w:r>
       <w:proofErr w:type="spellEnd"/>
-      <w:r>
-        <w:t>: {{ ping }}</w:t>
+      <w:proofErr w:type="gramEnd"/>
+      <w:r>
+        <w:t xml:space="preserve">: </w:t>
+      </w:r>
+      <w:proofErr w:type="gramStart"/>
+      <w:r>
+        <w:t>{{ ping</w:t>
+      </w:r>
+      <w:proofErr w:type="gramEnd"/>
+      <w:r>
+        <w:t xml:space="preserve"> }}</w:t>
       </w:r>
       <w:proofErr w:type="spellStart"/>
       <w:r>
@@ -669,8 +1497,17 @@
       </w:r>
       <w:proofErr w:type="spellEnd"/>
       <w:r>
-        <w:t xml:space="preserve"> ({% if ping &lt;= 50 %}Ok </w:t>
-      </w:r>
+        <w:t xml:space="preserve"> ({% if ping &lt;= 50 </w:t>
+      </w:r>
+      <w:proofErr w:type="gramStart"/>
+      <w:r>
+        <w:t>%}Ok</w:t>
+      </w:r>
+      <w:proofErr w:type="gramEnd"/>
+      <w:r>
+        <w:t xml:space="preserve"> </w:t>
+      </w:r>
+      <w:proofErr w:type="gramStart"/>
       <w:r>
         <w:rPr>
           <w:rFonts w:ascii="Segoe UI Emoji" w:hAnsi="Segoe UI Emoji" w:cs="Segoe UI Emoji"/>
@@ -678,7 +1515,11 @@
         <w:t>🟢</w:t>
       </w:r>
       <w:r>
-        <w:t xml:space="preserve">{% </w:t>
+        <w:t>{</w:t>
+      </w:r>
+      <w:proofErr w:type="gramEnd"/>
+      <w:r>
+        <w:t xml:space="preserve">% </w:t>
       </w:r>
       <w:proofErr w:type="spellStart"/>
       <w:r>
@@ -686,8 +1527,17 @@
       </w:r>
       <w:proofErr w:type="spellEnd"/>
       <w:r>
-        <w:t xml:space="preserve"> ping &lt;= 150 %}Warning </w:t>
-      </w:r>
+        <w:t xml:space="preserve"> ping &lt;= 150 </w:t>
+      </w:r>
+      <w:proofErr w:type="gramStart"/>
+      <w:r>
+        <w:t>%}Warning</w:t>
+      </w:r>
+      <w:proofErr w:type="gramEnd"/>
+      <w:r>
+        <w:t xml:space="preserve"> </w:t>
+      </w:r>
+      <w:proofErr w:type="gramStart"/>
       <w:r>
         <w:rPr>
           <w:rFonts w:ascii="Segoe UI Emoji" w:hAnsi="Segoe UI Emoji" w:cs="Segoe UI Emoji"/>
@@ -695,8 +1545,21 @@
         <w:t>🟡</w:t>
       </w:r>
       <w:r>
-        <w:t xml:space="preserve">{% else %}Critical </w:t>
-      </w:r>
+        <w:t>{</w:t>
+      </w:r>
+      <w:proofErr w:type="gramEnd"/>
+      <w:r>
+        <w:t xml:space="preserve">% else </w:t>
+      </w:r>
+      <w:proofErr w:type="gramStart"/>
+      <w:r>
+        <w:t>%}Critical</w:t>
+      </w:r>
+      <w:proofErr w:type="gramEnd"/>
+      <w:r>
+        <w:t xml:space="preserve"> </w:t>
+      </w:r>
+      <w:proofErr w:type="gramStart"/>
       <w:r>
         <w:rPr>
           <w:rFonts w:ascii="Segoe UI Emoji" w:hAnsi="Segoe UI Emoji" w:cs="Segoe UI Emoji"/>
@@ -704,8 +1567,29 @@
         <w:t>🔴</w:t>
       </w:r>
       <w:r>
-        <w:t xml:space="preserve">{% endif %}){% else %}(Ping Timeout </w:t>
-      </w:r>
+        <w:t>{</w:t>
+      </w:r>
+      <w:proofErr w:type="gramEnd"/>
+      <w:r>
+        <w:t>% endif %</w:t>
+      </w:r>
+      <w:proofErr w:type="gramStart"/>
+      <w:r>
+        <w:t>}){</w:t>
+      </w:r>
+      <w:proofErr w:type="gramEnd"/>
+      <w:r>
+        <w:t xml:space="preserve">% else </w:t>
+      </w:r>
+      <w:proofErr w:type="gramStart"/>
+      <w:r>
+        <w:t>%}(</w:t>
+      </w:r>
+      <w:proofErr w:type="gramEnd"/>
+      <w:r>
+        <w:t xml:space="preserve">Ping Timeout </w:t>
+      </w:r>
+      <w:proofErr w:type="gramStart"/>
       <w:r>
         <w:rPr>
           <w:rFonts w:ascii="Segoe UI Emoji" w:hAnsi="Segoe UI Emoji" w:cs="Segoe UI Emoji"/>
@@ -713,7 +1597,11 @@
         <w:t>❌</w:t>
       </w:r>
       <w:r>
-        <w:t>){% endif %}</w:t>
+        <w:t>){</w:t>
+      </w:r>
+      <w:proofErr w:type="gramEnd"/>
+      <w:r>
+        <w:t>% endif %}</w:t>
       </w:r>
     </w:p>
     <w:p>
@@ -724,8 +1612,13 @@
         <w:t>p</w:t>
       </w:r>
       <w:r>
-        <w:t xml:space="preserve"> endif %}</w:t>
-      </w:r>
+        <w:t xml:space="preserve"> </w:t>
+      </w:r>
+      <w:proofErr w:type="gramStart"/>
+      <w:r>
+        <w:t>endif %}</w:t>
+      </w:r>
+      <w:proofErr w:type="gramEnd"/>
     </w:p>
     <w:p>
       <w:r>
@@ -735,8 +1628,13 @@
         <w:t>p</w:t>
       </w:r>
       <w:r>
-        <w:t xml:space="preserve"> endif %}</w:t>
-      </w:r>
+        <w:t xml:space="preserve"> </w:t>
+      </w:r>
+      <w:proofErr w:type="gramStart"/>
+      <w:r>
+        <w:t>endif %}</w:t>
+      </w:r>
+      <w:proofErr w:type="gramEnd"/>
     </w:p>
     <w:p>
       <w:r>
@@ -746,18 +1644,25 @@
         <w:t>p</w:t>
       </w:r>
       <w:r>
-        <w:t xml:space="preserve"> endif %}</w:t>
-      </w:r>
+        <w:t xml:space="preserve"> </w:t>
+      </w:r>
+      <w:proofErr w:type="gramStart"/>
+      <w:r>
+        <w:t>endif %}</w:t>
+      </w:r>
+      <w:proofErr w:type="gramEnd"/>
     </w:p>
     <w:p>
       <w:r>
         <w:t xml:space="preserve">{%p if </w:t>
       </w:r>
       <w:proofErr w:type="spellStart"/>
+      <w:proofErr w:type="gramStart"/>
       <w:r>
         <w:t>res.screenshot</w:t>
       </w:r>
       <w:proofErr w:type="spellEnd"/>
+      <w:proofErr w:type="gramEnd"/>
       <w:r>
         <w:t xml:space="preserve"> %}</w:t>
       </w:r>
@@ -778,6 +1683,7 @@
           <w:lang w:val="pt-BR"/>
         </w:rPr>
       </w:pPr>
+      <w:proofErr w:type="gramStart"/>
       <w:r>
         <w:rPr>
           <w:lang w:val="pt-BR"/>
@@ -789,14 +1695,35 @@
         <w:rPr>
           <w:lang w:val="pt-BR"/>
         </w:rPr>
-        <w:t>res.screenshot</w:t>
-      </w:r>
-      <w:proofErr w:type="spellEnd"/>
+        <w:t>res</w:t>
+      </w:r>
+      <w:proofErr w:type="gramEnd"/>
       <w:r>
         <w:rPr>
           <w:lang w:val="pt-BR"/>
         </w:rPr>
-        <w:t xml:space="preserve"> }}</w:t>
+        <w:t>.</w:t>
+      </w:r>
+      <w:proofErr w:type="gramStart"/>
+      <w:r>
+        <w:rPr>
+          <w:lang w:val="pt-BR"/>
+        </w:rPr>
+        <w:t>screenshot</w:t>
+      </w:r>
+      <w:proofErr w:type="spellEnd"/>
+      <w:r>
+        <w:rPr>
+          <w:lang w:val="pt-BR"/>
+        </w:rPr>
+        <w:t xml:space="preserve"> }</w:t>
+      </w:r>
+      <w:proofErr w:type="gramEnd"/>
+      <w:r>
+        <w:rPr>
+          <w:lang w:val="pt-BR"/>
+        </w:rPr>
+        <w:t>}</w:t>
       </w:r>
     </w:p>
     <w:p>
@@ -889,6 +1816,7 @@
         <w:t xml:space="preserve"> </w:t>
       </w:r>
       <w:proofErr w:type="spellStart"/>
+      <w:proofErr w:type="gramStart"/>
       <w:r>
         <w:t>endfor</w:t>
       </w:r>
@@ -896,6 +1824,7 @@
       <w:r>
         <w:t xml:space="preserve"> %}</w:t>
       </w:r>
+      <w:proofErr w:type="gramEnd"/>
     </w:p>
     <w:sectPr>
       <w:pgSz w:w="12240" w:h="15840"/>

--- a/template_pt-BR.example.docx
+++ b/template_pt-BR.example.docx
@@ -41,28 +41,15 @@
         <w:t>≤</w:t>
       </w:r>
       <w:r>
-        <w:t xml:space="preserve"> 50ms): </w:t>
-      </w:r>
-      <w:proofErr w:type="gramStart"/>
-      <w:r>
-        <w:t>{{ results</w:t>
-      </w:r>
-      <w:proofErr w:type="gramEnd"/>
-      <w:r>
-        <w:t xml:space="preserve"> | </w:t>
+        <w:t xml:space="preserve"> 50ms): {{ results | </w:t>
       </w:r>
       <w:proofErr w:type="spellStart"/>
-      <w:proofErr w:type="gramStart"/>
       <w:r>
         <w:t>rejectattr</w:t>
       </w:r>
       <w:proofErr w:type="spellEnd"/>
       <w:r>
-        <w:t>(</w:t>
-      </w:r>
-      <w:proofErr w:type="gramEnd"/>
-      <w:r>
-        <w:t>'latency', '</w:t>
+        <w:t>('latency', '</w:t>
       </w:r>
       <w:proofErr w:type="spellStart"/>
       <w:r>
@@ -73,25 +60,12 @@
         <w:t xml:space="preserve">', '') | </w:t>
       </w:r>
       <w:proofErr w:type="spellStart"/>
-      <w:proofErr w:type="gramStart"/>
       <w:r>
         <w:t>selectattr</w:t>
       </w:r>
       <w:proofErr w:type="spellEnd"/>
       <w:r>
-        <w:t>(</w:t>
-      </w:r>
-      <w:proofErr w:type="gramEnd"/>
-      <w:r>
-        <w:t xml:space="preserve">'latency', 'le', 50) | list | </w:t>
-      </w:r>
-      <w:proofErr w:type="gramStart"/>
-      <w:r>
-        <w:t>length }</w:t>
-      </w:r>
-      <w:proofErr w:type="gramEnd"/>
-      <w:r>
-        <w:t>}</w:t>
+        <w:t>('latency', 'le', 50) | list | length }}</w:t>
       </w:r>
     </w:p>
     <w:p>
@@ -108,28 +82,15 @@
         <w:t>≤</w:t>
       </w:r>
       <w:r>
-        <w:t xml:space="preserve"> 150ms): </w:t>
-      </w:r>
-      <w:proofErr w:type="gramStart"/>
-      <w:r>
-        <w:t>{{ results</w:t>
-      </w:r>
-      <w:proofErr w:type="gramEnd"/>
-      <w:r>
-        <w:t xml:space="preserve"> | </w:t>
+        <w:t xml:space="preserve"> 150ms): {{ results | </w:t>
       </w:r>
       <w:proofErr w:type="spellStart"/>
-      <w:proofErr w:type="gramStart"/>
       <w:r>
         <w:t>rejectattr</w:t>
       </w:r>
       <w:proofErr w:type="spellEnd"/>
       <w:r>
-        <w:t>(</w:t>
-      </w:r>
-      <w:proofErr w:type="gramEnd"/>
-      <w:r>
-        <w:t>'latency', '</w:t>
+        <w:t>('latency', '</w:t>
       </w:r>
       <w:proofErr w:type="spellStart"/>
       <w:r>
@@ -140,17 +101,12 @@
         <w:t xml:space="preserve">', '') | </w:t>
       </w:r>
       <w:proofErr w:type="spellStart"/>
-      <w:proofErr w:type="gramStart"/>
       <w:r>
         <w:t>selectattr</w:t>
       </w:r>
       <w:proofErr w:type="spellEnd"/>
       <w:r>
-        <w:t>(</w:t>
-      </w:r>
-      <w:proofErr w:type="gramEnd"/>
-      <w:r>
-        <w:t>'latency', '</w:t>
+        <w:t>('latency', '</w:t>
       </w:r>
       <w:proofErr w:type="spellStart"/>
       <w:r>
@@ -161,38 +117,20 @@
         <w:t xml:space="preserve">', 50) | </w:t>
       </w:r>
       <w:proofErr w:type="spellStart"/>
-      <w:proofErr w:type="gramStart"/>
       <w:r>
         <w:t>selectattr</w:t>
       </w:r>
       <w:proofErr w:type="spellEnd"/>
       <w:r>
-        <w:t>(</w:t>
-      </w:r>
-      <w:proofErr w:type="gramEnd"/>
-      <w:r>
-        <w:t xml:space="preserve">'latency', 'le', 150) | list | </w:t>
-      </w:r>
-      <w:proofErr w:type="gramStart"/>
-      <w:r>
-        <w:t>length }}{</w:t>
-      </w:r>
-      <w:proofErr w:type="gramEnd"/>
-      <w:r>
-        <w:t xml:space="preserve">% set warns = results | </w:t>
+        <w:t xml:space="preserve">('latency', 'le', 150) | list | length }}{% set warns = results | </w:t>
       </w:r>
       <w:proofErr w:type="spellStart"/>
-      <w:proofErr w:type="gramStart"/>
       <w:r>
         <w:t>rejectattr</w:t>
       </w:r>
       <w:proofErr w:type="spellEnd"/>
       <w:r>
-        <w:t>(</w:t>
-      </w:r>
-      <w:proofErr w:type="gramEnd"/>
-      <w:r>
-        <w:t>'latency', '</w:t>
+        <w:t>('latency', '</w:t>
       </w:r>
       <w:proofErr w:type="spellStart"/>
       <w:r>
@@ -203,17 +141,12 @@
         <w:t xml:space="preserve">', '') | </w:t>
       </w:r>
       <w:proofErr w:type="spellStart"/>
-      <w:proofErr w:type="gramStart"/>
       <w:r>
         <w:t>selectattr</w:t>
       </w:r>
       <w:proofErr w:type="spellEnd"/>
       <w:r>
-        <w:t>(</w:t>
-      </w:r>
-      <w:proofErr w:type="gramEnd"/>
-      <w:r>
-        <w:t>'latency', '</w:t>
+        <w:t>('latency', '</w:t>
       </w:r>
       <w:proofErr w:type="spellStart"/>
       <w:r>
@@ -224,25 +157,12 @@
         <w:t xml:space="preserve">', 50) | </w:t>
       </w:r>
       <w:proofErr w:type="spellStart"/>
-      <w:proofErr w:type="gramStart"/>
       <w:r>
         <w:t>selectattr</w:t>
       </w:r>
       <w:proofErr w:type="spellEnd"/>
       <w:r>
-        <w:t>(</w:t>
-      </w:r>
-      <w:proofErr w:type="gramEnd"/>
-      <w:r>
-        <w:t xml:space="preserve">'latency', 'le', 150) | map(attribute='host') | list </w:t>
-      </w:r>
-      <w:proofErr w:type="gramStart"/>
-      <w:r>
-        <w:t>%}{</w:t>
-      </w:r>
-      <w:proofErr w:type="gramEnd"/>
-      <w:r>
-        <w:t xml:space="preserve">% if </w:t>
+        <w:t xml:space="preserve">('latency', 'le', 150) | map(attribute='host') | list %}{% if </w:t>
       </w:r>
       <w:proofErr w:type="spellStart"/>
       <w:r>
@@ -250,31 +170,7 @@
       </w:r>
       <w:proofErr w:type="spellEnd"/>
       <w:r>
-        <w:t xml:space="preserve"> &gt; 0 %} (</w:t>
-      </w:r>
-      <w:proofErr w:type="gramStart"/>
-      <w:r>
-        <w:t>{{ warns</w:t>
-      </w:r>
-      <w:proofErr w:type="gramEnd"/>
-      <w:r>
-        <w:t xml:space="preserve"> | </w:t>
-      </w:r>
-      <w:proofErr w:type="gramStart"/>
-      <w:r>
-        <w:t>join(</w:t>
-      </w:r>
-      <w:proofErr w:type="gramEnd"/>
-      <w:r>
-        <w:t>', '</w:t>
-      </w:r>
-      <w:proofErr w:type="gramStart"/>
-      <w:r>
-        <w:t>) }}){</w:t>
-      </w:r>
-      <w:proofErr w:type="gramEnd"/>
-      <w:r>
-        <w:t>% endif %}</w:t>
+        <w:t xml:space="preserve"> &gt; 0 %} ({{ warns | join(', ') }}){% endif %}</w:t>
       </w:r>
     </w:p>
     <w:p>
@@ -291,28 +187,15 @@
         <w:t>≥</w:t>
       </w:r>
       <w:r>
-        <w:t xml:space="preserve"> 150ms): </w:t>
-      </w:r>
-      <w:proofErr w:type="gramStart"/>
-      <w:r>
-        <w:t>{{ results</w:t>
-      </w:r>
-      <w:proofErr w:type="gramEnd"/>
-      <w:r>
-        <w:t xml:space="preserve"> | </w:t>
+        <w:t xml:space="preserve"> 150ms): {{ results | </w:t>
       </w:r>
       <w:proofErr w:type="spellStart"/>
-      <w:proofErr w:type="gramStart"/>
       <w:r>
         <w:t>rejectattr</w:t>
       </w:r>
       <w:proofErr w:type="spellEnd"/>
       <w:r>
-        <w:t>(</w:t>
-      </w:r>
-      <w:proofErr w:type="gramEnd"/>
-      <w:r>
-        <w:t>'latency', '</w:t>
+        <w:t>('latency', '</w:t>
       </w:r>
       <w:proofErr w:type="spellStart"/>
       <w:r>
@@ -323,17 +206,12 @@
         <w:t xml:space="preserve">', '') | </w:t>
       </w:r>
       <w:proofErr w:type="spellStart"/>
-      <w:proofErr w:type="gramStart"/>
       <w:r>
         <w:t>selectattr</w:t>
       </w:r>
       <w:proofErr w:type="spellEnd"/>
       <w:r>
-        <w:t>(</w:t>
-      </w:r>
-      <w:proofErr w:type="gramEnd"/>
-      <w:r>
-        <w:t>'latency', '</w:t>
+        <w:t>('latency', '</w:t>
       </w:r>
       <w:proofErr w:type="spellStart"/>
       <w:r>
@@ -341,28 +219,15 @@
       </w:r>
       <w:proofErr w:type="spellEnd"/>
       <w:r>
-        <w:t xml:space="preserve">', 150) | list | </w:t>
-      </w:r>
-      <w:proofErr w:type="gramStart"/>
-      <w:r>
-        <w:t>length }}{</w:t>
-      </w:r>
-      <w:proofErr w:type="gramEnd"/>
-      <w:r>
-        <w:t xml:space="preserve">% set crits = results | </w:t>
+        <w:t xml:space="preserve">', 150) | list | length }}{% set crits = results | </w:t>
       </w:r>
       <w:proofErr w:type="spellStart"/>
-      <w:proofErr w:type="gramStart"/>
       <w:r>
         <w:t>rejectattr</w:t>
       </w:r>
       <w:proofErr w:type="spellEnd"/>
       <w:r>
-        <w:t>(</w:t>
-      </w:r>
-      <w:proofErr w:type="gramEnd"/>
-      <w:r>
-        <w:t>'latency', '</w:t>
+        <w:t>('latency', '</w:t>
       </w:r>
       <w:proofErr w:type="spellStart"/>
       <w:r>
@@ -373,17 +238,12 @@
         <w:t xml:space="preserve">', '') | </w:t>
       </w:r>
       <w:proofErr w:type="spellStart"/>
-      <w:proofErr w:type="gramStart"/>
       <w:r>
         <w:t>selectattr</w:t>
       </w:r>
       <w:proofErr w:type="spellEnd"/>
       <w:r>
-        <w:t>(</w:t>
-      </w:r>
-      <w:proofErr w:type="gramEnd"/>
-      <w:r>
-        <w:t>'latency', '</w:t>
+        <w:t>('latency', '</w:t>
       </w:r>
       <w:proofErr w:type="spellStart"/>
       <w:r>
@@ -391,15 +251,7 @@
       </w:r>
       <w:proofErr w:type="spellEnd"/>
       <w:r>
-        <w:t xml:space="preserve">', 150) | map(attribute='host') | list </w:t>
-      </w:r>
-      <w:proofErr w:type="gramStart"/>
-      <w:r>
-        <w:t>%}{</w:t>
-      </w:r>
-      <w:proofErr w:type="gramEnd"/>
-      <w:r>
-        <w:t xml:space="preserve">% if </w:t>
+        <w:t xml:space="preserve">', 150) | map(attribute='host') | list %}{% if </w:t>
       </w:r>
       <w:proofErr w:type="spellStart"/>
       <w:r>
@@ -407,31 +259,7 @@
       </w:r>
       <w:proofErr w:type="spellEnd"/>
       <w:r>
-        <w:t xml:space="preserve"> &gt; 0 %} (</w:t>
-      </w:r>
-      <w:proofErr w:type="gramStart"/>
-      <w:r>
-        <w:t>{{ crits</w:t>
-      </w:r>
-      <w:proofErr w:type="gramEnd"/>
-      <w:r>
-        <w:t xml:space="preserve"> | </w:t>
-      </w:r>
-      <w:proofErr w:type="gramStart"/>
-      <w:r>
-        <w:t>join(</w:t>
-      </w:r>
-      <w:proofErr w:type="gramEnd"/>
-      <w:r>
-        <w:t>', '</w:t>
-      </w:r>
-      <w:proofErr w:type="gramStart"/>
-      <w:r>
-        <w:t>) }}){</w:t>
-      </w:r>
-      <w:proofErr w:type="gramEnd"/>
-      <w:r>
-        <w:t>% endif %}</w:t>
+        <w:t xml:space="preserve"> &gt; 0 %} ({{ crits | join(', ') }}){% endif %}</w:t>
       </w:r>
     </w:p>
     <w:p>
@@ -442,28 +270,15 @@
         <w:t>❌</w:t>
       </w:r>
       <w:r>
-        <w:t xml:space="preserve"> Ping Timeout: </w:t>
-      </w:r>
-      <w:proofErr w:type="gramStart"/>
-      <w:r>
-        <w:t>{{ results</w:t>
-      </w:r>
-      <w:proofErr w:type="gramEnd"/>
-      <w:r>
-        <w:t xml:space="preserve"> | </w:t>
+        <w:t xml:space="preserve"> Ping Timeout: {{ results | </w:t>
       </w:r>
       <w:proofErr w:type="spellStart"/>
-      <w:proofErr w:type="gramStart"/>
       <w:r>
         <w:t>selectattr</w:t>
       </w:r>
       <w:proofErr w:type="spellEnd"/>
       <w:r>
-        <w:t>(</w:t>
-      </w:r>
-      <w:proofErr w:type="gramEnd"/>
-      <w:r>
-        <w:t>'latency', '</w:t>
+        <w:t>('latency', '</w:t>
       </w:r>
       <w:proofErr w:type="spellStart"/>
       <w:r>
@@ -471,28 +286,15 @@
       </w:r>
       <w:proofErr w:type="spellEnd"/>
       <w:r>
-        <w:t xml:space="preserve">', '') | list | </w:t>
-      </w:r>
-      <w:proofErr w:type="gramStart"/>
-      <w:r>
-        <w:t>length }}{</w:t>
-      </w:r>
-      <w:proofErr w:type="gramEnd"/>
-      <w:r>
-        <w:t xml:space="preserve">% set timeouts = results | </w:t>
+        <w:t xml:space="preserve">', '') | list | length }}{% set timeouts = results | </w:t>
       </w:r>
       <w:proofErr w:type="spellStart"/>
-      <w:proofErr w:type="gramStart"/>
       <w:r>
         <w:t>selectattr</w:t>
       </w:r>
       <w:proofErr w:type="spellEnd"/>
       <w:r>
-        <w:t>(</w:t>
-      </w:r>
-      <w:proofErr w:type="gramEnd"/>
-      <w:r>
-        <w:t>'latency', '</w:t>
+        <w:t>('latency', '</w:t>
       </w:r>
       <w:proofErr w:type="spellStart"/>
       <w:r>
@@ -500,15 +302,7 @@
       </w:r>
       <w:proofErr w:type="spellEnd"/>
       <w:r>
-        <w:t xml:space="preserve">', '') | map(attribute='host') | list </w:t>
-      </w:r>
-      <w:proofErr w:type="gramStart"/>
-      <w:r>
-        <w:t>%}{</w:t>
-      </w:r>
-      <w:proofErr w:type="gramEnd"/>
-      <w:r>
-        <w:t xml:space="preserve">% if </w:t>
+        <w:t xml:space="preserve">', '') | map(attribute='host') | list %}{% if </w:t>
       </w:r>
       <w:proofErr w:type="spellStart"/>
       <w:r>
@@ -516,31 +310,7 @@
       </w:r>
       <w:proofErr w:type="spellEnd"/>
       <w:r>
-        <w:t xml:space="preserve"> &gt; 0 %} (</w:t>
-      </w:r>
-      <w:proofErr w:type="gramStart"/>
-      <w:r>
-        <w:t>{{ timeouts</w:t>
-      </w:r>
-      <w:proofErr w:type="gramEnd"/>
-      <w:r>
-        <w:t xml:space="preserve"> | </w:t>
-      </w:r>
-      <w:proofErr w:type="gramStart"/>
-      <w:r>
-        <w:t>join(</w:t>
-      </w:r>
-      <w:proofErr w:type="gramEnd"/>
-      <w:r>
-        <w:t>', '</w:t>
-      </w:r>
-      <w:proofErr w:type="gramStart"/>
-      <w:r>
-        <w:t>) }}){</w:t>
-      </w:r>
-      <w:proofErr w:type="gramEnd"/>
-      <w:r>
-        <w:t>% endif %}</w:t>
+        <w:t xml:space="preserve"> &gt; 0 %} ({{ timeouts | join(', ') }}){% endif %}</w:t>
       </w:r>
     </w:p>
     <w:p>
@@ -551,73 +321,31 @@
         <w:t>p</w:t>
       </w:r>
       <w:r>
-        <w:t xml:space="preserve"> for </w:t>
-      </w:r>
-      <w:proofErr w:type="gramStart"/>
-      <w:r>
-        <w:t>res</w:t>
-      </w:r>
-      <w:proofErr w:type="gramEnd"/>
-      <w:r>
-        <w:t xml:space="preserve"> in </w:t>
-      </w:r>
-      <w:proofErr w:type="gramStart"/>
-      <w:r>
-        <w:t>results %}</w:t>
-      </w:r>
-      <w:proofErr w:type="gramEnd"/>
+        <w:t xml:space="preserve"> for res in results %}</w:t>
+      </w:r>
     </w:p>
     <w:p>
       <w:pPr>
         <w:pStyle w:val="Ttulo1"/>
       </w:pPr>
-      <w:proofErr w:type="gramStart"/>
       <w:r>
         <w:t xml:space="preserve">{{ </w:t>
       </w:r>
       <w:proofErr w:type="spellStart"/>
       <w:r>
-        <w:t>res</w:t>
-      </w:r>
-      <w:proofErr w:type="gramEnd"/>
-      <w:r>
-        <w:t>.rule_</w:t>
-      </w:r>
-      <w:proofErr w:type="gramStart"/>
-      <w:r>
-        <w:t>name</w:t>
+        <w:t>res.rule_name</w:t>
       </w:r>
       <w:proofErr w:type="spellEnd"/>
       <w:r>
-        <w:t xml:space="preserve"> }</w:t>
-      </w:r>
-      <w:proofErr w:type="gramEnd"/>
-      <w:r>
-        <w:t xml:space="preserve">}: </w:t>
-      </w:r>
-      <w:proofErr w:type="gramStart"/>
-      <w:r>
-        <w:t xml:space="preserve">{{ </w:t>
+        <w:t xml:space="preserve"> }}: {{ </w:t>
       </w:r>
       <w:proofErr w:type="spellStart"/>
       <w:r>
-        <w:t>res</w:t>
-      </w:r>
-      <w:proofErr w:type="gramEnd"/>
-      <w:r>
-        <w:t>.</w:t>
-      </w:r>
-      <w:proofErr w:type="gramStart"/>
-      <w:r>
-        <w:t>host</w:t>
+        <w:t>res.host</w:t>
       </w:r>
       <w:proofErr w:type="spellEnd"/>
       <w:r>
-        <w:t xml:space="preserve"> }</w:t>
-      </w:r>
-      <w:proofErr w:type="gramEnd"/>
-      <w:r>
-        <w:t>}</w:t>
+        <w:t xml:space="preserve"> }}</w:t>
       </w:r>
     </w:p>
     <w:p>
@@ -625,62 +353,33 @@
         <w:t xml:space="preserve">{%p if </w:t>
       </w:r>
       <w:proofErr w:type="spellStart"/>
-      <w:proofErr w:type="gramStart"/>
-      <w:r>
-        <w:t>res.rule</w:t>
-      </w:r>
-      <w:proofErr w:type="gramEnd"/>
-      <w:r>
-        <w:t>_name</w:t>
+      <w:r>
+        <w:t>res.rule_name</w:t>
       </w:r>
       <w:proofErr w:type="spellEnd"/>
       <w:r>
-        <w:t xml:space="preserve"> in ['Switch', 'Access Point'</w:t>
-      </w:r>
-      <w:proofErr w:type="gramStart"/>
-      <w:r>
-        <w:t>] %}</w:t>
-      </w:r>
-      <w:proofErr w:type="gramEnd"/>
+        <w:t xml:space="preserve"> in ['Switch', 'Access Point'] %}</w:t>
+      </w:r>
     </w:p>
     <w:p>
       <w:r>
         <w:t xml:space="preserve">{% if </w:t>
       </w:r>
       <w:proofErr w:type="spellStart"/>
-      <w:proofErr w:type="gramStart"/>
       <w:r>
         <w:t>res.latency</w:t>
       </w:r>
       <w:proofErr w:type="spellEnd"/>
-      <w:proofErr w:type="gramEnd"/>
-      <w:r>
-        <w:t xml:space="preserve"> </w:t>
-      </w:r>
-      <w:proofErr w:type="gramStart"/>
-      <w:r>
-        <w:t>%}{</w:t>
-      </w:r>
-      <w:proofErr w:type="gramEnd"/>
-      <w:r>
-        <w:t xml:space="preserve">% set ping = </w:t>
+      <w:r>
+        <w:t xml:space="preserve"> %}{% set ping = </w:t>
       </w:r>
       <w:proofErr w:type="spellStart"/>
-      <w:proofErr w:type="gramStart"/>
-      <w:r>
-        <w:t>res.latency</w:t>
-      </w:r>
-      <w:proofErr w:type="gramEnd"/>
-      <w:r>
-        <w:t>|int</w:t>
+      <w:r>
+        <w:t>res.latency|int</w:t>
       </w:r>
       <w:proofErr w:type="spellEnd"/>
       <w:r>
-        <w:t xml:space="preserve"> </w:t>
-      </w:r>
-      <w:proofErr w:type="gramStart"/>
-      <w:r>
-        <w:t>%}</w:t>
+        <w:t xml:space="preserve"> %}</w:t>
       </w:r>
       <w:proofErr w:type="spellStart"/>
       <w:r>
@@ -690,17 +389,8 @@
         <w:t>ência</w:t>
       </w:r>
       <w:proofErr w:type="spellEnd"/>
-      <w:proofErr w:type="gramEnd"/>
-      <w:r>
-        <w:t xml:space="preserve">: </w:t>
-      </w:r>
-      <w:proofErr w:type="gramStart"/>
-      <w:r>
-        <w:t>{{ ping</w:t>
-      </w:r>
-      <w:proofErr w:type="gramEnd"/>
-      <w:r>
-        <w:t xml:space="preserve"> }}</w:t>
+      <w:r>
+        <w:t>: {{ ping }}</w:t>
       </w:r>
       <w:proofErr w:type="spellStart"/>
       <w:r>
@@ -708,17 +398,8 @@
       </w:r>
       <w:proofErr w:type="spellEnd"/>
       <w:r>
-        <w:t xml:space="preserve"> ({% if ping &lt;= 50 </w:t>
-      </w:r>
-      <w:proofErr w:type="gramStart"/>
-      <w:r>
-        <w:t>%}Ok</w:t>
-      </w:r>
-      <w:proofErr w:type="gramEnd"/>
-      <w:r>
-        <w:t xml:space="preserve"> </w:t>
-      </w:r>
-      <w:proofErr w:type="gramStart"/>
+        <w:t xml:space="preserve"> ({% if ping &lt;= 50 %}Ok </w:t>
+      </w:r>
       <w:r>
         <w:rPr>
           <w:rFonts w:ascii="Segoe UI Emoji" w:hAnsi="Segoe UI Emoji" w:cs="Segoe UI Emoji"/>
@@ -726,11 +407,7 @@
         <w:t>🟢</w:t>
       </w:r>
       <w:r>
-        <w:t>{</w:t>
-      </w:r>
-      <w:proofErr w:type="gramEnd"/>
-      <w:r>
-        <w:t xml:space="preserve">% </w:t>
+        <w:t xml:space="preserve">{% </w:t>
       </w:r>
       <w:proofErr w:type="spellStart"/>
       <w:r>
@@ -738,17 +415,8 @@
       </w:r>
       <w:proofErr w:type="spellEnd"/>
       <w:r>
-        <w:t xml:space="preserve"> ping &lt;= 150 </w:t>
-      </w:r>
-      <w:proofErr w:type="gramStart"/>
-      <w:r>
-        <w:t>%}Warning</w:t>
-      </w:r>
-      <w:proofErr w:type="gramEnd"/>
-      <w:r>
-        <w:t xml:space="preserve"> </w:t>
-      </w:r>
-      <w:proofErr w:type="gramStart"/>
+        <w:t xml:space="preserve"> ping &lt;= 150 %}Warning </w:t>
+      </w:r>
       <w:r>
         <w:rPr>
           <w:rFonts w:ascii="Segoe UI Emoji" w:hAnsi="Segoe UI Emoji" w:cs="Segoe UI Emoji"/>
@@ -756,21 +424,8 @@
         <w:t>🟡</w:t>
       </w:r>
       <w:r>
-        <w:t>{</w:t>
-      </w:r>
-      <w:proofErr w:type="gramEnd"/>
-      <w:r>
-        <w:t xml:space="preserve">% else </w:t>
-      </w:r>
-      <w:proofErr w:type="gramStart"/>
-      <w:r>
-        <w:t>%}Critical</w:t>
-      </w:r>
-      <w:proofErr w:type="gramEnd"/>
-      <w:r>
-        <w:t xml:space="preserve"> </w:t>
-      </w:r>
-      <w:proofErr w:type="gramStart"/>
+        <w:t xml:space="preserve">{% else %}Critical </w:t>
+      </w:r>
       <w:r>
         <w:rPr>
           <w:rFonts w:ascii="Segoe UI Emoji" w:hAnsi="Segoe UI Emoji" w:cs="Segoe UI Emoji"/>
@@ -778,29 +433,8 @@
         <w:t>🔴</w:t>
       </w:r>
       <w:r>
-        <w:t>{</w:t>
-      </w:r>
-      <w:proofErr w:type="gramEnd"/>
-      <w:r>
-        <w:t>% endif %</w:t>
-      </w:r>
-      <w:proofErr w:type="gramStart"/>
-      <w:r>
-        <w:t>}){</w:t>
-      </w:r>
-      <w:proofErr w:type="gramEnd"/>
-      <w:r>
-        <w:t xml:space="preserve">% else </w:t>
-      </w:r>
-      <w:proofErr w:type="gramStart"/>
-      <w:r>
-        <w:t>%}(</w:t>
-      </w:r>
-      <w:proofErr w:type="gramEnd"/>
-      <w:r>
-        <w:t xml:space="preserve">Ping Timeout </w:t>
-      </w:r>
-      <w:proofErr w:type="gramStart"/>
+        <w:t xml:space="preserve">{% endif %}){% else %}(Ping Timeout </w:t>
+      </w:r>
       <w:r>
         <w:rPr>
           <w:rFonts w:ascii="Segoe UI Emoji" w:hAnsi="Segoe UI Emoji" w:cs="Segoe UI Emoji"/>
@@ -808,11 +442,7 @@
         <w:t>❌</w:t>
       </w:r>
       <w:r>
-        <w:t>){</w:t>
-      </w:r>
-      <w:proofErr w:type="gramEnd"/>
-      <w:r>
-        <w:t>% endif %}</w:t>
+        <w:t>){% endif %}</w:t>
       </w:r>
     </w:p>
     <w:p>
@@ -828,23 +458,13 @@
         <w:t xml:space="preserve"> </w:t>
       </w:r>
       <w:proofErr w:type="spellStart"/>
-      <w:proofErr w:type="gramStart"/>
-      <w:r>
-        <w:t>res.rule</w:t>
-      </w:r>
-      <w:proofErr w:type="gramEnd"/>
-      <w:r>
-        <w:t>_name</w:t>
+      <w:r>
+        <w:t>res.rule_name</w:t>
       </w:r>
       <w:proofErr w:type="spellEnd"/>
       <w:r>
-        <w:t xml:space="preserve"> == "FortiGate</w:t>
-      </w:r>
-      <w:proofErr w:type="gramStart"/>
-      <w:r>
-        <w:t>" %}</w:t>
-      </w:r>
-      <w:proofErr w:type="gramEnd"/>
+        <w:t xml:space="preserve"> == "FortiGate" %}</w:t>
+      </w:r>
     </w:p>
     <w:p>
       <w:r>
@@ -857,43 +477,25 @@
         <w:t xml:space="preserve"> if </w:t>
       </w:r>
       <w:proofErr w:type="spellStart"/>
-      <w:proofErr w:type="gramStart"/>
       <w:r>
         <w:t>res.error</w:t>
       </w:r>
       <w:proofErr w:type="spellEnd"/>
-      <w:proofErr w:type="gramEnd"/>
       <w:r>
         <w:t xml:space="preserve"> %}</w:t>
       </w:r>
     </w:p>
     <w:p>
       <w:r>
-        <w:t xml:space="preserve">Erro: </w:t>
-      </w:r>
-      <w:proofErr w:type="gramStart"/>
-      <w:r>
-        <w:t xml:space="preserve">{{ </w:t>
+        <w:t xml:space="preserve">Erro: {{ </w:t>
       </w:r>
       <w:proofErr w:type="spellStart"/>
       <w:r>
-        <w:t>res</w:t>
-      </w:r>
-      <w:proofErr w:type="gramEnd"/>
-      <w:r>
-        <w:t>.</w:t>
-      </w:r>
-      <w:proofErr w:type="gramStart"/>
-      <w:r>
-        <w:t>error</w:t>
+        <w:t>res.error</w:t>
       </w:r>
       <w:proofErr w:type="spellEnd"/>
       <w:r>
-        <w:t xml:space="preserve"> }</w:t>
-      </w:r>
-      <w:proofErr w:type="gramEnd"/>
-      <w:r>
-        <w:t>}</w:t>
+        <w:t xml:space="preserve"> }}</w:t>
       </w:r>
     </w:p>
     <w:p>
@@ -904,110 +506,170 @@
         <w:t>p</w:t>
       </w:r>
       <w:r>
-        <w:t xml:space="preserve"> </w:t>
-      </w:r>
-      <w:proofErr w:type="gramStart"/>
-      <w:r>
-        <w:t>else %}</w:t>
-      </w:r>
-      <w:proofErr w:type="gramEnd"/>
+        <w:t xml:space="preserve"> else %}</w:t>
+      </w:r>
     </w:p>
     <w:p>
       <w:r>
-        <w:t>Status do Link WAN1: {% if res.wan_</w:t>
-      </w:r>
-      <w:proofErr w:type="gramStart"/>
-      <w:r>
-        <w:t>status.WAN</w:t>
-      </w:r>
-      <w:proofErr w:type="gramEnd"/>
-      <w:r>
-        <w:t xml:space="preserve">1_IP </w:t>
-      </w:r>
-      <w:proofErr w:type="gramStart"/>
-      <w:r>
-        <w:t>%}{{ res.wan</w:t>
-      </w:r>
-      <w:proofErr w:type="gramEnd"/>
-      <w:r>
-        <w:t>_</w:t>
-      </w:r>
-      <w:proofErr w:type="gramStart"/>
-      <w:r>
-        <w:t>status.WAN</w:t>
-      </w:r>
-      <w:proofErr w:type="gramEnd"/>
-      <w:r>
-        <w:t>1_</w:t>
-      </w:r>
-      <w:proofErr w:type="gramStart"/>
-      <w:r>
-        <w:t>IP }}{</w:t>
-      </w:r>
-      <w:proofErr w:type="gramEnd"/>
-      <w:r>
-        <w:t>% endif %} (</w:t>
-      </w:r>
-      <w:proofErr w:type="gramStart"/>
-      <w:r>
-        <w:t>{{ res.wan</w:t>
-      </w:r>
-      <w:proofErr w:type="gramEnd"/>
-      <w:r>
-        <w:t>_</w:t>
-      </w:r>
-      <w:proofErr w:type="gramStart"/>
-      <w:r>
-        <w:t>status.WAN1 }</w:t>
-      </w:r>
-      <w:proofErr w:type="gramEnd"/>
-      <w:r>
-        <w:t>}) {% if res.wan_</w:t>
-      </w:r>
-      <w:proofErr w:type="gramStart"/>
-      <w:r>
-        <w:t>status.WAN</w:t>
-      </w:r>
-      <w:proofErr w:type="gramEnd"/>
-      <w:r>
-        <w:t xml:space="preserve">1_LATENCY </w:t>
-      </w:r>
-      <w:proofErr w:type="gramStart"/>
-      <w:r>
-        <w:t>%}{</w:t>
-      </w:r>
-      <w:proofErr w:type="gramEnd"/>
-      <w:r>
-        <w:t>% set ping = res.wan_</w:t>
-      </w:r>
-      <w:proofErr w:type="gramStart"/>
-      <w:r>
-        <w:t>status.WAN</w:t>
-      </w:r>
-      <w:proofErr w:type="gramEnd"/>
-      <w:r>
-        <w:t xml:space="preserve">1_LATENCY|int </w:t>
-      </w:r>
-      <w:proofErr w:type="gramStart"/>
-      <w:r>
-        <w:t>%}</w:t>
+        <w:t xml:space="preserve">{%p for </w:t>
       </w:r>
       <w:proofErr w:type="spellStart"/>
       <w:r>
+        <w:t>intf_key</w:t>
+      </w:r>
+      <w:proofErr w:type="spellEnd"/>
+      <w:r>
+        <w:t xml:space="preserve">, </w:t>
+      </w:r>
+      <w:proofErr w:type="spellStart"/>
+      <w:r>
+        <w:t>intf_data</w:t>
+      </w:r>
+      <w:proofErr w:type="spellEnd"/>
+      <w:r>
+        <w:t xml:space="preserve"> in </w:t>
+      </w:r>
+      <w:proofErr w:type="spellStart"/>
+      <w:r>
+        <w:t>res.wan_status.items</w:t>
+      </w:r>
+      <w:proofErr w:type="spellEnd"/>
+      <w:r>
+        <w:t>() %}</w:t>
+      </w:r>
+    </w:p>
+    <w:p>
+      <w:r>
+        <w:t xml:space="preserve">{% set </w:t>
+      </w:r>
+      <w:proofErr w:type="spellStart"/>
+      <w:r>
+        <w:t>isp_map</w:t>
+      </w:r>
+      <w:proofErr w:type="spellEnd"/>
+      <w:r>
+        <w:t xml:space="preserve"> = {'WAN1': 'ISP1', 'WAN2': 'ISP2'} %}</w:t>
+      </w:r>
+    </w:p>
+    <w:p>
+      <w:r>
+        <w:t xml:space="preserve">{% set </w:t>
+      </w:r>
+      <w:proofErr w:type="spellStart"/>
+      <w:r>
+        <w:t>isp_name</w:t>
+      </w:r>
+      <w:proofErr w:type="spellEnd"/>
+      <w:r>
+        <w:t xml:space="preserve"> = </w:t>
+      </w:r>
+      <w:proofErr w:type="spellStart"/>
+      <w:r>
+        <w:t>isp_map.get</w:t>
+      </w:r>
+      <w:proofErr w:type="spellEnd"/>
+      <w:r>
+        <w:t>(</w:t>
+      </w:r>
+      <w:proofErr w:type="spellStart"/>
+      <w:r>
+        <w:t>intf_key</w:t>
+      </w:r>
+      <w:proofErr w:type="spellEnd"/>
+      <w:r>
+        <w:t xml:space="preserve">, </w:t>
+      </w:r>
+      <w:proofErr w:type="spellStart"/>
+      <w:r>
+        <w:t>intf_key</w:t>
+      </w:r>
+      <w:proofErr w:type="spellEnd"/>
+      <w:r>
+        <w:t>) %}</w:t>
+      </w:r>
+    </w:p>
+    <w:p>
+      <w:r>
+        <w:lastRenderedPageBreak/>
+        <w:t xml:space="preserve">Status do Link </w:t>
+      </w:r>
+      <w:r>
+        <w:t xml:space="preserve">{{ </w:t>
+      </w:r>
+      <w:proofErr w:type="spellStart"/>
+      <w:r>
+        <w:t>isp_name</w:t>
+      </w:r>
+      <w:proofErr w:type="spellEnd"/>
+      <w:r>
+        <w:t xml:space="preserve"> }} ({{ </w:t>
+      </w:r>
+      <w:proofErr w:type="spellStart"/>
+      <w:r>
+        <w:t>intf_key</w:t>
+      </w:r>
+      <w:proofErr w:type="spellEnd"/>
+      <w:r>
+        <w:t xml:space="preserve"> }})</w:t>
+      </w:r>
+      <w:r>
+        <w:t xml:space="preserve">: {% if </w:t>
+      </w:r>
+      <w:proofErr w:type="spellStart"/>
+      <w:r>
+        <w:t>intf_data.ip</w:t>
+      </w:r>
+      <w:proofErr w:type="spellEnd"/>
+      <w:r>
+        <w:t xml:space="preserve"> %}{{ </w:t>
+      </w:r>
+      <w:proofErr w:type="spellStart"/>
+      <w:r>
+        <w:t>intf_data.ip</w:t>
+      </w:r>
+      <w:proofErr w:type="spellEnd"/>
+      <w:r>
+        <w:t xml:space="preserve"> }}{% endif %} ({{ </w:t>
+      </w:r>
+      <w:proofErr w:type="spellStart"/>
+      <w:r>
+        <w:t>intf_data.status</w:t>
+      </w:r>
+      <w:proofErr w:type="spellEnd"/>
+      <w:r>
+        <w:t xml:space="preserve"> }})</w:t>
+      </w:r>
+    </w:p>
+    <w:p>
+      <w:r>
+        <w:t xml:space="preserve">{% if </w:t>
+      </w:r>
+      <w:proofErr w:type="spellStart"/>
+      <w:r>
+        <w:t>intf_data.latency</w:t>
+      </w:r>
+      <w:proofErr w:type="spellEnd"/>
+      <w:r>
+        <w:t xml:space="preserve"> %}{% set ping = </w:t>
+      </w:r>
+      <w:proofErr w:type="spellStart"/>
+      <w:r>
+        <w:t>intf_data.latency|int</w:t>
+      </w:r>
+      <w:proofErr w:type="spellEnd"/>
+      <w:r>
+        <w:t xml:space="preserve"> %}</w:t>
+      </w:r>
+      <w:proofErr w:type="spellStart"/>
+      <w:r>
         <w:t>Latência</w:t>
       </w:r>
       <w:proofErr w:type="spellEnd"/>
-      <w:proofErr w:type="gramEnd"/>
-      <w:r>
-        <w:t xml:space="preserve">: </w:t>
-      </w:r>
-      <w:proofErr w:type="gramStart"/>
-      <w:r>
-        <w:t>{{ ping</w:t>
-      </w:r>
-      <w:proofErr w:type="gramEnd"/>
-      <w:r>
-        <w:t xml:space="preserve"> }}</w:t>
+      <w:r>
+        <w:t xml:space="preserve"> do Gateway</w:t>
+      </w:r>
+      <w:r>
+        <w:t xml:space="preserve"> ({{ intf_data.gw }}): {{ ping }}</w:t>
       </w:r>
       <w:proofErr w:type="spellStart"/>
       <w:r>
@@ -1015,30 +677,17 @@
       </w:r>
       <w:proofErr w:type="spellEnd"/>
       <w:r>
-        <w:t xml:space="preserve"> ({% if ping &lt;= 50 </w:t>
-      </w:r>
-      <w:proofErr w:type="gramStart"/>
-      <w:r>
-        <w:t>%}Ok</w:t>
-      </w:r>
-      <w:proofErr w:type="gramEnd"/>
-      <w:r>
-        <w:t xml:space="preserve"> </w:t>
-      </w:r>
-      <w:proofErr w:type="gramStart"/>
+        <w:t xml:space="preserve"> ({% if ping &lt;= 50 %}Ok </w:t>
+      </w:r>
       <w:r>
         <w:rPr>
           <w:rFonts w:ascii="Segoe UI Emoji" w:hAnsi="Segoe UI Emoji" w:cs="Segoe UI Emoji"/>
+          <w:lang w:val="pt-BR"/>
         </w:rPr>
-        <w:lastRenderedPageBreak/>
         <w:t>🟢</w:t>
       </w:r>
       <w:r>
-        <w:t>{</w:t>
-      </w:r>
-      <w:proofErr w:type="gramEnd"/>
-      <w:r>
-        <w:t xml:space="preserve">% </w:t>
+        <w:t xml:space="preserve">{% </w:t>
       </w:r>
       <w:proofErr w:type="spellStart"/>
       <w:r>
@@ -1046,69 +695,28 @@
       </w:r>
       <w:proofErr w:type="spellEnd"/>
       <w:r>
-        <w:t xml:space="preserve"> ping &lt;= 150 </w:t>
-      </w:r>
-      <w:proofErr w:type="gramStart"/>
-      <w:r>
-        <w:t>%}Warning</w:t>
-      </w:r>
-      <w:proofErr w:type="gramEnd"/>
-      <w:r>
-        <w:t xml:space="preserve"> </w:t>
-      </w:r>
-      <w:proofErr w:type="gramStart"/>
+        <w:t xml:space="preserve"> ping &lt;= 150 %}Warning </w:t>
+      </w:r>
       <w:r>
         <w:rPr>
           <w:rFonts w:ascii="Segoe UI Emoji" w:hAnsi="Segoe UI Emoji" w:cs="Segoe UI Emoji"/>
+          <w:lang w:val="pt-BR"/>
         </w:rPr>
         <w:t>🟡</w:t>
       </w:r>
       <w:r>
-        <w:t>{</w:t>
-      </w:r>
-      <w:proofErr w:type="gramEnd"/>
-      <w:r>
-        <w:t xml:space="preserve">% else </w:t>
-      </w:r>
-      <w:proofErr w:type="gramStart"/>
-      <w:r>
-        <w:t>%}Critical</w:t>
-      </w:r>
-      <w:proofErr w:type="gramEnd"/>
-      <w:r>
-        <w:t xml:space="preserve"> </w:t>
-      </w:r>
-      <w:proofErr w:type="gramStart"/>
+        <w:t xml:space="preserve">{% else %}Critical </w:t>
+      </w:r>
       <w:r>
         <w:rPr>
           <w:rFonts w:ascii="Segoe UI Emoji" w:hAnsi="Segoe UI Emoji" w:cs="Segoe UI Emoji"/>
+          <w:lang w:val="pt-BR"/>
         </w:rPr>
         <w:t>🔴</w:t>
       </w:r>
       <w:r>
-        <w:t>{</w:t>
-      </w:r>
-      <w:proofErr w:type="gramEnd"/>
-      <w:r>
-        <w:t>% endif %</w:t>
-      </w:r>
-      <w:proofErr w:type="gramStart"/>
-      <w:r>
-        <w:t>}){</w:t>
-      </w:r>
-      <w:proofErr w:type="gramEnd"/>
-      <w:r>
-        <w:t xml:space="preserve">% else </w:t>
-      </w:r>
-      <w:proofErr w:type="gramStart"/>
-      <w:r>
-        <w:t>%}(</w:t>
-      </w:r>
-      <w:proofErr w:type="gramEnd"/>
-      <w:r>
-        <w:t xml:space="preserve">Ping Timeout </w:t>
-      </w:r>
-      <w:proofErr w:type="gramStart"/>
+        <w:t xml:space="preserve">{% endif %}){% else %}(Ping Timeout </w:t>
+      </w:r>
       <w:r>
         <w:rPr>
           <w:rFonts w:ascii="Segoe UI Emoji" w:hAnsi="Segoe UI Emoji" w:cs="Segoe UI Emoji"/>
@@ -1116,553 +724,73 @@
         <w:t>❌</w:t>
       </w:r>
       <w:r>
-        <w:t>){</w:t>
-      </w:r>
-      <w:proofErr w:type="gramEnd"/>
-      <w:r>
-        <w:t>% endif %}</w:t>
+        <w:t>){% endif %}</w:t>
       </w:r>
     </w:p>
     <w:p>
       <w:r>
-        <w:t>Status do Link WAN2: {% if res.wan_</w:t>
-      </w:r>
-      <w:proofErr w:type="gramStart"/>
-      <w:r>
-        <w:t>status.WAN</w:t>
-      </w:r>
-      <w:proofErr w:type="gramEnd"/>
-      <w:r>
-        <w:t xml:space="preserve">2_IP </w:t>
-      </w:r>
-      <w:proofErr w:type="gramStart"/>
-      <w:r>
-        <w:t>%}{{ res.wan</w:t>
-      </w:r>
-      <w:proofErr w:type="gramEnd"/>
-      <w:r>
-        <w:t>_</w:t>
-      </w:r>
-      <w:proofErr w:type="gramStart"/>
-      <w:r>
-        <w:t>status.WAN</w:t>
-      </w:r>
-      <w:proofErr w:type="gramEnd"/>
-      <w:r>
-        <w:t>2_</w:t>
-      </w:r>
-      <w:proofErr w:type="gramStart"/>
-      <w:r>
-        <w:t>IP }}{</w:t>
-      </w:r>
-      <w:proofErr w:type="gramEnd"/>
-      <w:r>
-        <w:t>% endif %} (</w:t>
-      </w:r>
-      <w:proofErr w:type="gramStart"/>
-      <w:r>
-        <w:t>{{ res.wan</w:t>
-      </w:r>
-      <w:proofErr w:type="gramEnd"/>
-      <w:r>
-        <w:t>_</w:t>
-      </w:r>
-      <w:proofErr w:type="gramStart"/>
-      <w:r>
-        <w:t>status.WAN2 }</w:t>
-      </w:r>
-      <w:proofErr w:type="gramEnd"/>
-      <w:r>
-        <w:t>}) {% if res.wan_</w:t>
-      </w:r>
-      <w:proofErr w:type="gramStart"/>
-      <w:r>
-        <w:t>status.WAN</w:t>
-      </w:r>
-      <w:proofErr w:type="gramEnd"/>
-      <w:r>
-        <w:t xml:space="preserve">2_LATENCY </w:t>
-      </w:r>
-      <w:proofErr w:type="gramStart"/>
-      <w:r>
-        <w:t>%}{</w:t>
-      </w:r>
-      <w:proofErr w:type="gramEnd"/>
-      <w:r>
-        <w:t>% set ping = res.wan_</w:t>
-      </w:r>
-      <w:proofErr w:type="gramStart"/>
-      <w:r>
-        <w:t>status.WAN</w:t>
-      </w:r>
-      <w:proofErr w:type="gramEnd"/>
-      <w:r>
-        <w:t xml:space="preserve">2_LATENCY|int </w:t>
-      </w:r>
-      <w:proofErr w:type="gramStart"/>
-      <w:r>
-        <w:t>%}</w:t>
+        <w:t xml:space="preserve">{%p </w:t>
       </w:r>
       <w:proofErr w:type="spellStart"/>
       <w:r>
-        <w:t>Latência</w:t>
+        <w:t>endfor</w:t>
       </w:r>
       <w:proofErr w:type="spellEnd"/>
-      <w:proofErr w:type="gramEnd"/>
-      <w:r>
-        <w:t xml:space="preserve">: </w:t>
-      </w:r>
-      <w:proofErr w:type="gramStart"/>
-      <w:r>
-        <w:t>{{ ping</w:t>
-      </w:r>
-      <w:proofErr w:type="gramEnd"/>
-      <w:r>
-        <w:t xml:space="preserve"> }}</w:t>
+      <w:r>
+        <w:t xml:space="preserve"> %} {# CLOSES: for </w:t>
       </w:r>
       <w:proofErr w:type="spellStart"/>
       <w:r>
-        <w:t>ms</w:t>
+        <w:t>intf_key</w:t>
       </w:r>
       <w:proofErr w:type="spellEnd"/>
       <w:r>
-        <w:t xml:space="preserve"> ({% if ping &lt;= 50 </w:t>
-      </w:r>
-      <w:proofErr w:type="gramStart"/>
-      <w:r>
-        <w:t>%}Ok</w:t>
-      </w:r>
-      <w:proofErr w:type="gramEnd"/>
-      <w:r>
-        <w:t xml:space="preserve"> </w:t>
-      </w:r>
-      <w:proofErr w:type="gramStart"/>
-      <w:r>
-        <w:rPr>
-          <w:rFonts w:ascii="Segoe UI Emoji" w:hAnsi="Segoe UI Emoji" w:cs="Segoe UI Emoji"/>
-        </w:rPr>
-        <w:t>🟢</w:t>
-      </w:r>
-      <w:r>
-        <w:t>{</w:t>
-      </w:r>
-      <w:proofErr w:type="gramEnd"/>
-      <w:r>
-        <w:t xml:space="preserve">% </w:t>
+        <w:t xml:space="preserve">, </w:t>
       </w:r>
       <w:proofErr w:type="spellStart"/>
       <w:r>
-        <w:t>elif</w:t>
+        <w:t>intf_data</w:t>
       </w:r>
       <w:proofErr w:type="spellEnd"/>
       <w:r>
-        <w:t xml:space="preserve"> ping &lt;= 150 </w:t>
-      </w:r>
-      <w:proofErr w:type="gramStart"/>
-      <w:r>
-        <w:t>%}Warning</w:t>
-      </w:r>
-      <w:proofErr w:type="gramEnd"/>
-      <w:r>
-        <w:t xml:space="preserve"> </w:t>
-      </w:r>
-      <w:proofErr w:type="gramStart"/>
-      <w:r>
-        <w:rPr>
-          <w:rFonts w:ascii="Segoe UI Emoji" w:hAnsi="Segoe UI Emoji" w:cs="Segoe UI Emoji"/>
-        </w:rPr>
-        <w:t>🟡</w:t>
-      </w:r>
-      <w:r>
-        <w:t>{</w:t>
-      </w:r>
-      <w:proofErr w:type="gramEnd"/>
-      <w:r>
-        <w:t xml:space="preserve">% else </w:t>
-      </w:r>
-      <w:proofErr w:type="gramStart"/>
-      <w:r>
-        <w:t>%}Critical</w:t>
-      </w:r>
-      <w:proofErr w:type="gramEnd"/>
-      <w:r>
-        <w:t xml:space="preserve"> </w:t>
-      </w:r>
-      <w:proofErr w:type="gramStart"/>
-      <w:r>
-        <w:rPr>
-          <w:rFonts w:ascii="Segoe UI Emoji" w:hAnsi="Segoe UI Emoji" w:cs="Segoe UI Emoji"/>
-        </w:rPr>
-        <w:t>🔴</w:t>
-      </w:r>
-      <w:r>
-        <w:t>{</w:t>
-      </w:r>
-      <w:proofErr w:type="gramEnd"/>
-      <w:r>
-        <w:t>% endif %</w:t>
-      </w:r>
-      <w:proofErr w:type="gramStart"/>
-      <w:r>
-        <w:t>}){</w:t>
-      </w:r>
-      <w:proofErr w:type="gramEnd"/>
-      <w:r>
-        <w:t xml:space="preserve">% else </w:t>
-      </w:r>
-      <w:proofErr w:type="gramStart"/>
-      <w:r>
-        <w:t>%}(</w:t>
-      </w:r>
-      <w:proofErr w:type="gramEnd"/>
-      <w:r>
-        <w:t xml:space="preserve">Ping Timeout </w:t>
-      </w:r>
-      <w:proofErr w:type="gramStart"/>
-      <w:r>
-        <w:rPr>
-          <w:rFonts w:ascii="Segoe UI Emoji" w:hAnsi="Segoe UI Emoji" w:cs="Segoe UI Emoji"/>
-        </w:rPr>
-        <w:t>❌</w:t>
-      </w:r>
-      <w:r>
-        <w:t>){</w:t>
-      </w:r>
-      <w:proofErr w:type="gramEnd"/>
-      <w:r>
-        <w:t>% endif %}</w:t>
+        <w:t xml:space="preserve"> #} </w:t>
       </w:r>
     </w:p>
     <w:p>
       <w:r>
-        <w:t>{%</w:t>
-      </w:r>
-      <w:r>
-        <w:t>p</w:t>
-      </w:r>
-      <w:r>
-        <w:t xml:space="preserve"> if res.wan_</w:t>
-      </w:r>
-      <w:proofErr w:type="gramStart"/>
-      <w:r>
-        <w:t>status.</w:t>
-      </w:r>
-      <w:r>
-        <w:t>INTERNAL</w:t>
-      </w:r>
-      <w:proofErr w:type="gramEnd"/>
-      <w:r>
-        <w:t>5</w:t>
-      </w:r>
-      <w:r>
-        <w:t xml:space="preserve"> %}</w:t>
+        <w:t xml:space="preserve">{%p endif %} {# CLOSES: if </w:t>
+      </w:r>
+      <w:proofErr w:type="spellStart"/>
+      <w:r>
+        <w:t>res.error</w:t>
+      </w:r>
+      <w:proofErr w:type="spellEnd"/>
+      <w:r>
+        <w:t xml:space="preserve"> #}</w:t>
       </w:r>
     </w:p>
     <w:p>
       <w:r>
-        <w:t xml:space="preserve">Status do Link </w:t>
-      </w:r>
-      <w:r>
-        <w:t>INTERNAL5</w:t>
-      </w:r>
-      <w:r>
-        <w:t>: {% if res.wan_</w:t>
-      </w:r>
-      <w:proofErr w:type="gramStart"/>
-      <w:r>
-        <w:t>status.</w:t>
-      </w:r>
-      <w:r>
-        <w:t>INTERNAL</w:t>
-      </w:r>
-      <w:proofErr w:type="gramEnd"/>
-      <w:r>
-        <w:t>5</w:t>
-      </w:r>
-      <w:r>
-        <w:t xml:space="preserve">_IP </w:t>
-      </w:r>
-      <w:proofErr w:type="gramStart"/>
-      <w:r>
-        <w:t>%}{{ res.wan</w:t>
-      </w:r>
-      <w:proofErr w:type="gramEnd"/>
-      <w:r>
-        <w:t>_</w:t>
-      </w:r>
-      <w:proofErr w:type="gramStart"/>
-      <w:r>
-        <w:t>status.</w:t>
-      </w:r>
-      <w:r>
-        <w:t>INTERNAL</w:t>
-      </w:r>
-      <w:proofErr w:type="gramEnd"/>
-      <w:r>
-        <w:t>5</w:t>
-      </w:r>
-      <w:r>
-        <w:t>_</w:t>
-      </w:r>
-      <w:proofErr w:type="gramStart"/>
-      <w:r>
-        <w:t>IP }}{</w:t>
-      </w:r>
-      <w:proofErr w:type="gramEnd"/>
-      <w:r>
-        <w:t>% endif %} (</w:t>
-      </w:r>
-      <w:proofErr w:type="gramStart"/>
-      <w:r>
-        <w:t>{{ res.wan</w:t>
-      </w:r>
-      <w:proofErr w:type="gramEnd"/>
-      <w:r>
-        <w:t>_</w:t>
-      </w:r>
-      <w:proofErr w:type="gramStart"/>
-      <w:r>
-        <w:t>status.</w:t>
-      </w:r>
-      <w:r>
-        <w:t>INTERNAL5</w:t>
-      </w:r>
-      <w:r>
-        <w:t xml:space="preserve"> }</w:t>
-      </w:r>
-      <w:proofErr w:type="gramEnd"/>
-      <w:r>
-        <w:t>}) {% if res.wan_</w:t>
-      </w:r>
-      <w:proofErr w:type="gramStart"/>
-      <w:r>
-        <w:t>status.</w:t>
-      </w:r>
-      <w:r>
-        <w:t>INTERNAL</w:t>
-      </w:r>
-      <w:proofErr w:type="gramEnd"/>
-      <w:r>
-        <w:t>5</w:t>
-      </w:r>
-      <w:r>
-        <w:t xml:space="preserve">_LATENCY </w:t>
-      </w:r>
-      <w:proofErr w:type="gramStart"/>
-      <w:r>
-        <w:t>%}{</w:t>
-      </w:r>
-      <w:proofErr w:type="gramEnd"/>
-      <w:r>
-        <w:t>% set ping = res.wan_</w:t>
-      </w:r>
-      <w:proofErr w:type="gramStart"/>
-      <w:r>
-        <w:t>status.</w:t>
-      </w:r>
-      <w:r>
-        <w:t>INTERNAL</w:t>
-      </w:r>
-      <w:proofErr w:type="gramEnd"/>
-      <w:r>
-        <w:t>5</w:t>
-      </w:r>
-      <w:r>
-        <w:t xml:space="preserve">_LATENCY|int </w:t>
-      </w:r>
-      <w:proofErr w:type="gramStart"/>
-      <w:r>
-        <w:t>%}</w:t>
+        <w:t xml:space="preserve">{%p endif %} {# CLOSES: if </w:t>
       </w:r>
       <w:proofErr w:type="spellStart"/>
       <w:r>
-        <w:t>Latência</w:t>
+        <w:t>res.rule_name</w:t>
       </w:r>
       <w:proofErr w:type="spellEnd"/>
-      <w:proofErr w:type="gramEnd"/>
-      <w:r>
-        <w:t xml:space="preserve">: </w:t>
-      </w:r>
-      <w:proofErr w:type="gramStart"/>
-      <w:r>
-        <w:t>{{ ping</w:t>
-      </w:r>
-      <w:proofErr w:type="gramEnd"/>
-      <w:r>
-        <w:t xml:space="preserve"> }}</w:t>
-      </w:r>
-      <w:proofErr w:type="spellStart"/>
-      <w:r>
-        <w:t>ms</w:t>
-      </w:r>
-      <w:proofErr w:type="spellEnd"/>
-      <w:r>
-        <w:t xml:space="preserve"> ({% if ping &lt;= 50 </w:t>
-      </w:r>
-      <w:proofErr w:type="gramStart"/>
-      <w:r>
-        <w:t>%}Ok</w:t>
-      </w:r>
-      <w:proofErr w:type="gramEnd"/>
-      <w:r>
-        <w:t xml:space="preserve"> </w:t>
-      </w:r>
-      <w:proofErr w:type="gramStart"/>
-      <w:r>
-        <w:rPr>
-          <w:rFonts w:ascii="Segoe UI Emoji" w:hAnsi="Segoe UI Emoji" w:cs="Segoe UI Emoji"/>
-        </w:rPr>
-        <w:t>🟢</w:t>
-      </w:r>
-      <w:r>
-        <w:t>{</w:t>
-      </w:r>
-      <w:proofErr w:type="gramEnd"/>
-      <w:r>
-        <w:t xml:space="preserve">% </w:t>
-      </w:r>
-      <w:proofErr w:type="spellStart"/>
-      <w:r>
-        <w:t>elif</w:t>
-      </w:r>
-      <w:proofErr w:type="spellEnd"/>
-      <w:r>
-        <w:t xml:space="preserve"> ping &lt;= 150 </w:t>
-      </w:r>
-      <w:proofErr w:type="gramStart"/>
-      <w:r>
-        <w:t>%}Warning</w:t>
-      </w:r>
-      <w:proofErr w:type="gramEnd"/>
-      <w:r>
-        <w:t xml:space="preserve"> </w:t>
-      </w:r>
-      <w:proofErr w:type="gramStart"/>
-      <w:r>
-        <w:rPr>
-          <w:rFonts w:ascii="Segoe UI Emoji" w:hAnsi="Segoe UI Emoji" w:cs="Segoe UI Emoji"/>
-        </w:rPr>
-        <w:t>🟡</w:t>
-      </w:r>
-      <w:r>
-        <w:t>{</w:t>
-      </w:r>
-      <w:proofErr w:type="gramEnd"/>
-      <w:r>
-        <w:t xml:space="preserve">% else </w:t>
-      </w:r>
-      <w:proofErr w:type="gramStart"/>
-      <w:r>
-        <w:t>%}Critical</w:t>
-      </w:r>
-      <w:proofErr w:type="gramEnd"/>
-      <w:r>
-        <w:t xml:space="preserve"> </w:t>
-      </w:r>
-      <w:proofErr w:type="gramStart"/>
-      <w:r>
-        <w:rPr>
-          <w:rFonts w:ascii="Segoe UI Emoji" w:hAnsi="Segoe UI Emoji" w:cs="Segoe UI Emoji"/>
-        </w:rPr>
-        <w:t>🔴</w:t>
-      </w:r>
-      <w:r>
-        <w:t>{</w:t>
-      </w:r>
-      <w:proofErr w:type="gramEnd"/>
-      <w:r>
-        <w:t>% endif %</w:t>
-      </w:r>
-      <w:proofErr w:type="gramStart"/>
-      <w:r>
-        <w:t>}){</w:t>
-      </w:r>
-      <w:proofErr w:type="gramEnd"/>
-      <w:r>
-        <w:t xml:space="preserve">% else </w:t>
-      </w:r>
-      <w:proofErr w:type="gramStart"/>
-      <w:r>
-        <w:t>%}(</w:t>
-      </w:r>
-      <w:proofErr w:type="gramEnd"/>
-      <w:r>
-        <w:t xml:space="preserve">Ping Timeout </w:t>
-      </w:r>
-      <w:proofErr w:type="gramStart"/>
-      <w:r>
-        <w:rPr>
-          <w:rFonts w:ascii="Segoe UI Emoji" w:hAnsi="Segoe UI Emoji" w:cs="Segoe UI Emoji"/>
-        </w:rPr>
-        <w:t>❌</w:t>
-      </w:r>
-      <w:r>
-        <w:t>){</w:t>
-      </w:r>
-      <w:proofErr w:type="gramEnd"/>
-      <w:r>
-        <w:t>% endif %}</w:t>
+      <w:r>
+        <w:t xml:space="preserve"> in ['Switch', 'Access Point'] #}</w:t>
       </w:r>
     </w:p>
     <w:p>
       <w:r>
-        <w:t>{%</w:t>
-      </w:r>
-      <w:r>
-        <w:t>p</w:t>
-      </w:r>
-      <w:r>
-        <w:t xml:space="preserve"> </w:t>
-      </w:r>
-      <w:proofErr w:type="gramStart"/>
-      <w:r>
-        <w:t>endif %}</w:t>
-      </w:r>
-      <w:proofErr w:type="gramEnd"/>
-    </w:p>
-    <w:p>
-      <w:r>
-        <w:t>{%</w:t>
-      </w:r>
-      <w:r>
-        <w:t>p</w:t>
-      </w:r>
-      <w:r>
-        <w:t xml:space="preserve"> </w:t>
-      </w:r>
-      <w:proofErr w:type="gramStart"/>
-      <w:r>
-        <w:t>endif %}</w:t>
-      </w:r>
-      <w:proofErr w:type="gramEnd"/>
-    </w:p>
-    <w:p>
-      <w:r>
-        <w:t>{%</w:t>
-      </w:r>
-      <w:r>
-        <w:t>p</w:t>
-      </w:r>
-      <w:r>
-        <w:t xml:space="preserve"> </w:t>
-      </w:r>
-      <w:proofErr w:type="gramStart"/>
-      <w:r>
-        <w:t>endif %}</w:t>
-      </w:r>
-      <w:proofErr w:type="gramEnd"/>
-    </w:p>
-    <w:p>
-      <w:r>
         <w:t xml:space="preserve">{%p if </w:t>
       </w:r>
       <w:proofErr w:type="spellStart"/>
-      <w:proofErr w:type="gramStart"/>
       <w:r>
         <w:t>res.screenshot</w:t>
       </w:r>
       <w:proofErr w:type="spellEnd"/>
-      <w:proofErr w:type="gramEnd"/>
       <w:r>
         <w:t xml:space="preserve"> %}</w:t>
       </w:r>
@@ -1683,7 +811,6 @@
           <w:lang w:val="pt-BR"/>
         </w:rPr>
       </w:pPr>
-      <w:proofErr w:type="gramStart"/>
       <w:r>
         <w:rPr>
           <w:lang w:val="pt-BR"/>
@@ -1695,35 +822,14 @@
         <w:rPr>
           <w:lang w:val="pt-BR"/>
         </w:rPr>
-        <w:t>res</w:t>
-      </w:r>
-      <w:proofErr w:type="gramEnd"/>
+        <w:t>res.screenshot</w:t>
+      </w:r>
+      <w:proofErr w:type="spellEnd"/>
       <w:r>
         <w:rPr>
           <w:lang w:val="pt-BR"/>
         </w:rPr>
-        <w:t>.</w:t>
-      </w:r>
-      <w:proofErr w:type="gramStart"/>
-      <w:r>
-        <w:rPr>
-          <w:lang w:val="pt-BR"/>
-        </w:rPr>
-        <w:t>screenshot</w:t>
-      </w:r>
-      <w:proofErr w:type="spellEnd"/>
-      <w:r>
-        <w:rPr>
-          <w:lang w:val="pt-BR"/>
-        </w:rPr>
-        <w:t xml:space="preserve"> }</w:t>
-      </w:r>
-      <w:proofErr w:type="gramEnd"/>
-      <w:r>
-        <w:rPr>
-          <w:lang w:val="pt-BR"/>
-        </w:rPr>
-        <w:t>}</w:t>
+        <w:t xml:space="preserve"> }}</w:t>
       </w:r>
     </w:p>
     <w:p>
@@ -1816,7 +922,6 @@
         <w:t xml:space="preserve"> </w:t>
       </w:r>
       <w:proofErr w:type="spellStart"/>
-      <w:proofErr w:type="gramStart"/>
       <w:r>
         <w:t>endfor</w:t>
       </w:r>
@@ -1824,7 +929,6 @@
       <w:r>
         <w:t xml:space="preserve"> %}</w:t>
       </w:r>
-      <w:proofErr w:type="gramEnd"/>
     </w:p>
     <w:sectPr>
       <w:pgSz w:w="12240" w:h="15840"/>
@@ -2642,7 +1746,6 @@
   <w:style w:type="character" w:default="1" w:styleId="Fontepargpadro">
     <w:name w:val="Default Paragraph Font"/>
     <w:uiPriority w:val="1"/>
-    <w:semiHidden/>
     <w:unhideWhenUsed/>
   </w:style>
   <w:style w:type="table" w:default="1" w:styleId="Tabelanormal">

--- a/template_pt-BR.example.docx
+++ b/template_pt-BR.example.docx
@@ -19,6 +19,9 @@
     <w:p>
       <w:pPr>
         <w:pStyle w:val="Ttulo1"/>
+        <w:rPr>
+          <w:lang w:val="pt-BR"/>
+        </w:rPr>
       </w:pPr>
       <w:r>
         <w:rPr>
@@ -28,6 +31,11 @@
       </w:r>
     </w:p>
     <w:p>
+      <w:pPr>
+        <w:rPr>
+          <w:lang w:val="pt-BR"/>
+        </w:rPr>
+      </w:pPr>
       <w:r>
         <w:rPr>
           <w:rFonts w:ascii="Segoe UI Emoji" w:hAnsi="Segoe UI Emoji" w:cs="Segoe UI Emoji"/>
@@ -35,40 +43,18 @@
         <w:t>🟢</w:t>
       </w:r>
       <w:r>
-        <w:t xml:space="preserve"> Ok (Ping </w:t>
-      </w:r>
-      <w:r>
-        <w:t>≤</w:t>
-      </w:r>
-      <w:r>
-        <w:t xml:space="preserve"> 50ms): {{ results | </w:t>
-      </w:r>
-      <w:proofErr w:type="spellStart"/>
-      <w:r>
-        <w:t>rejectattr</w:t>
-      </w:r>
-      <w:proofErr w:type="spellEnd"/>
-      <w:r>
-        <w:t>('latency', '</w:t>
-      </w:r>
-      <w:proofErr w:type="spellStart"/>
-      <w:r>
-        <w:t>equalto</w:t>
-      </w:r>
-      <w:proofErr w:type="spellEnd"/>
-      <w:r>
-        <w:t xml:space="preserve">', '') | </w:t>
-      </w:r>
-      <w:proofErr w:type="spellStart"/>
-      <w:r>
-        <w:t>selectattr</w:t>
-      </w:r>
-      <w:proofErr w:type="spellEnd"/>
-      <w:r>
-        <w:t>('latency', 'le', 50) | list | length }}</w:t>
+        <w:rPr>
+          <w:lang w:val="pt-BR"/>
+        </w:rPr>
+        <w:t xml:space="preserve"> Ok (Ping ≤ 50ms): {{ results | rejectattr('latency', 'equalto', '') | selectattr('latency', 'le', 50) | list | length }}</w:t>
       </w:r>
     </w:p>
     <w:p>
+      <w:pPr>
+        <w:rPr>
+          <w:lang w:val="pt-BR"/>
+        </w:rPr>
+      </w:pPr>
       <w:r>
         <w:rPr>
           <w:rFonts w:ascii="Segoe UI Emoji" w:hAnsi="Segoe UI Emoji" w:cs="Segoe UI Emoji"/>
@@ -76,104 +62,18 @@
         <w:t>🟡</w:t>
       </w:r>
       <w:r>
-        <w:t xml:space="preserve"> Warning (Ping 50ms </w:t>
-      </w:r>
-      <w:r>
-        <w:t>≤</w:t>
-      </w:r>
-      <w:r>
-        <w:t xml:space="preserve"> 150ms): {{ results | </w:t>
-      </w:r>
-      <w:proofErr w:type="spellStart"/>
-      <w:r>
-        <w:t>rejectattr</w:t>
-      </w:r>
-      <w:proofErr w:type="spellEnd"/>
-      <w:r>
-        <w:t>('latency', '</w:t>
-      </w:r>
-      <w:proofErr w:type="spellStart"/>
-      <w:r>
-        <w:t>equalto</w:t>
-      </w:r>
-      <w:proofErr w:type="spellEnd"/>
-      <w:r>
-        <w:t xml:space="preserve">', '') | </w:t>
-      </w:r>
-      <w:proofErr w:type="spellStart"/>
-      <w:r>
-        <w:t>selectattr</w:t>
-      </w:r>
-      <w:proofErr w:type="spellEnd"/>
-      <w:r>
-        <w:t>('latency', '</w:t>
-      </w:r>
-      <w:proofErr w:type="spellStart"/>
-      <w:r>
-        <w:t>gt</w:t>
-      </w:r>
-      <w:proofErr w:type="spellEnd"/>
-      <w:r>
-        <w:t xml:space="preserve">', 50) | </w:t>
-      </w:r>
-      <w:proofErr w:type="spellStart"/>
-      <w:r>
-        <w:t>selectattr</w:t>
-      </w:r>
-      <w:proofErr w:type="spellEnd"/>
-      <w:r>
-        <w:t xml:space="preserve">('latency', 'le', 150) | list | length }}{% set warns = results | </w:t>
-      </w:r>
-      <w:proofErr w:type="spellStart"/>
-      <w:r>
-        <w:t>rejectattr</w:t>
-      </w:r>
-      <w:proofErr w:type="spellEnd"/>
-      <w:r>
-        <w:t>('latency', '</w:t>
-      </w:r>
-      <w:proofErr w:type="spellStart"/>
-      <w:r>
-        <w:t>equalto</w:t>
-      </w:r>
-      <w:proofErr w:type="spellEnd"/>
-      <w:r>
-        <w:t xml:space="preserve">', '') | </w:t>
-      </w:r>
-      <w:proofErr w:type="spellStart"/>
-      <w:r>
-        <w:t>selectattr</w:t>
-      </w:r>
-      <w:proofErr w:type="spellEnd"/>
-      <w:r>
-        <w:t>('latency', '</w:t>
-      </w:r>
-      <w:proofErr w:type="spellStart"/>
-      <w:r>
-        <w:t>gt</w:t>
-      </w:r>
-      <w:proofErr w:type="spellEnd"/>
-      <w:r>
-        <w:t xml:space="preserve">', 50) | </w:t>
-      </w:r>
-      <w:proofErr w:type="spellStart"/>
-      <w:r>
-        <w:t>selectattr</w:t>
-      </w:r>
-      <w:proofErr w:type="spellEnd"/>
-      <w:r>
-        <w:t xml:space="preserve">('latency', 'le', 150) | map(attribute='host') | list %}{% if </w:t>
-      </w:r>
-      <w:proofErr w:type="spellStart"/>
-      <w:r>
-        <w:t>warns|length</w:t>
-      </w:r>
-      <w:proofErr w:type="spellEnd"/>
-      <w:r>
-        <w:t xml:space="preserve"> &gt; 0 %} ({{ warns | join(', ') }}){% endif %}</w:t>
+        <w:rPr>
+          <w:lang w:val="pt-BR"/>
+        </w:rPr>
+        <w:t xml:space="preserve"> Warning (Ping 50ms ≤ 150ms): {{ results | rejectattr('latency', 'equalto', '') | selectattr('latency', 'gt', 50) | selectattr('latency', 'le', 150) | list | length }}{% set warns = results | rejectattr('latency', 'equalto', '') | selectattr('latency', 'gt', 50) | selectattr('latency', 'le', 150) | map(attribute='host') | list %}{% if warns|length &gt; 0 %} ({{ warns | join(', ') }}){% endif %}</w:t>
       </w:r>
     </w:p>
     <w:p>
+      <w:pPr>
+        <w:rPr>
+          <w:lang w:val="pt-BR"/>
+        </w:rPr>
+      </w:pPr>
       <w:r>
         <w:rPr>
           <w:rFonts w:ascii="Segoe UI Emoji" w:hAnsi="Segoe UI Emoji" w:cs="Segoe UI Emoji"/>
@@ -181,136 +81,30 @@
         <w:t>🔴</w:t>
       </w:r>
       <w:r>
-        <w:t xml:space="preserve"> Critical (Ping </w:t>
-      </w:r>
-      <w:r>
-        <w:t>≥</w:t>
-      </w:r>
-      <w:r>
-        <w:t xml:space="preserve"> 150ms): {{ results | </w:t>
-      </w:r>
-      <w:proofErr w:type="spellStart"/>
-      <w:r>
-        <w:t>rejectattr</w:t>
-      </w:r>
-      <w:proofErr w:type="spellEnd"/>
-      <w:r>
-        <w:t>('latency', '</w:t>
-      </w:r>
-      <w:proofErr w:type="spellStart"/>
-      <w:r>
-        <w:t>equalto</w:t>
-      </w:r>
-      <w:proofErr w:type="spellEnd"/>
-      <w:r>
-        <w:t xml:space="preserve">', '') | </w:t>
-      </w:r>
-      <w:proofErr w:type="spellStart"/>
-      <w:r>
-        <w:t>selectattr</w:t>
-      </w:r>
-      <w:proofErr w:type="spellEnd"/>
-      <w:r>
-        <w:t>('latency', '</w:t>
-      </w:r>
-      <w:proofErr w:type="spellStart"/>
-      <w:r>
-        <w:t>gt</w:t>
-      </w:r>
-      <w:proofErr w:type="spellEnd"/>
-      <w:r>
-        <w:t xml:space="preserve">', 150) | list | length }}{% set crits = results | </w:t>
-      </w:r>
-      <w:proofErr w:type="spellStart"/>
-      <w:r>
-        <w:t>rejectattr</w:t>
-      </w:r>
-      <w:proofErr w:type="spellEnd"/>
-      <w:r>
-        <w:t>('latency', '</w:t>
-      </w:r>
-      <w:proofErr w:type="spellStart"/>
-      <w:r>
-        <w:t>equalto</w:t>
-      </w:r>
-      <w:proofErr w:type="spellEnd"/>
-      <w:r>
-        <w:t xml:space="preserve">', '') | </w:t>
-      </w:r>
-      <w:proofErr w:type="spellStart"/>
-      <w:r>
-        <w:t>selectattr</w:t>
-      </w:r>
-      <w:proofErr w:type="spellEnd"/>
-      <w:r>
-        <w:t>('latency', '</w:t>
-      </w:r>
-      <w:proofErr w:type="spellStart"/>
-      <w:r>
-        <w:t>gt</w:t>
-      </w:r>
-      <w:proofErr w:type="spellEnd"/>
-      <w:r>
-        <w:t xml:space="preserve">', 150) | map(attribute='host') | list %}{% if </w:t>
-      </w:r>
-      <w:proofErr w:type="spellStart"/>
-      <w:r>
-        <w:t>crits|length</w:t>
-      </w:r>
-      <w:proofErr w:type="spellEnd"/>
-      <w:r>
-        <w:t xml:space="preserve"> &gt; 0 %} ({{ crits | join(', ') }}){% endif %}</w:t>
+        <w:rPr>
+          <w:lang w:val="pt-BR"/>
+        </w:rPr>
+        <w:t xml:space="preserve"> Critical (Ping ≥ 150ms): {{ results | rejectattr('latency', 'equalto', '') | selectattr('latency', 'gt', 150) | list | length }}{% set crits = results | rejectattr('latency', 'equalto', '') | selectattr('latency', 'gt', 150) | map(attribute='host') | list %}{% if crits|length &gt; 0 %} ({{ crits | join(', ') }}){% endif %}</w:t>
       </w:r>
     </w:p>
     <w:p>
+      <w:pPr>
+        <w:rPr>
+          <w:lang w:val="pt-BR"/>
+        </w:rPr>
+      </w:pPr>
       <w:r>
         <w:rPr>
           <w:rFonts w:ascii="Segoe UI Emoji" w:hAnsi="Segoe UI Emoji" w:cs="Segoe UI Emoji"/>
+          <w:lang w:val="pt-BR"/>
         </w:rPr>
         <w:t>❌</w:t>
       </w:r>
       <w:r>
-        <w:t xml:space="preserve"> Ping Timeout: {{ results | </w:t>
-      </w:r>
-      <w:proofErr w:type="spellStart"/>
-      <w:r>
-        <w:t>selectattr</w:t>
-      </w:r>
-      <w:proofErr w:type="spellEnd"/>
-      <w:r>
-        <w:t>('latency', '</w:t>
-      </w:r>
-      <w:proofErr w:type="spellStart"/>
-      <w:r>
-        <w:t>equalto</w:t>
-      </w:r>
-      <w:proofErr w:type="spellEnd"/>
-      <w:r>
-        <w:t xml:space="preserve">', '') | list | length }}{% set timeouts = results | </w:t>
-      </w:r>
-      <w:proofErr w:type="spellStart"/>
-      <w:r>
-        <w:t>selectattr</w:t>
-      </w:r>
-      <w:proofErr w:type="spellEnd"/>
-      <w:r>
-        <w:t>('latency', '</w:t>
-      </w:r>
-      <w:proofErr w:type="spellStart"/>
-      <w:r>
-        <w:t>equalto</w:t>
-      </w:r>
-      <w:proofErr w:type="spellEnd"/>
-      <w:r>
-        <w:t xml:space="preserve">', '') | map(attribute='host') | list %}{% if </w:t>
-      </w:r>
-      <w:proofErr w:type="spellStart"/>
-      <w:r>
-        <w:t>timeouts|length</w:t>
-      </w:r>
-      <w:proofErr w:type="spellEnd"/>
-      <w:r>
-        <w:t xml:space="preserve"> &gt; 0 %} ({{ timeouts | join(', ') }}){% endif %}</w:t>
+        <w:rPr>
+          <w:lang w:val="pt-BR"/>
+        </w:rPr>
+        <w:t xml:space="preserve"> Ping Timeout: {{ results | selectattr('latency', 'equalto', '') | list | length }}{% set timeouts = results | selectattr('latency', 'equalto', '') | map(attribute='host') | list %}{% if timeouts|length &gt; 0 %} ({{ timeouts | join(', ') }}){% endif %}</w:t>
       </w:r>
     </w:p>
     <w:p>
@@ -329,76 +123,29 @@
         <w:pStyle w:val="Ttulo1"/>
       </w:pPr>
       <w:r>
-        <w:t xml:space="preserve">{{ </w:t>
-      </w:r>
-      <w:proofErr w:type="spellStart"/>
-      <w:r>
-        <w:t>res.rule_name</w:t>
-      </w:r>
-      <w:proofErr w:type="spellEnd"/>
-      <w:r>
-        <w:t xml:space="preserve"> }}: {{ </w:t>
-      </w:r>
-      <w:proofErr w:type="spellStart"/>
-      <w:r>
-        <w:t>res.host</w:t>
-      </w:r>
-      <w:proofErr w:type="spellEnd"/>
-      <w:r>
-        <w:t xml:space="preserve"> }}</w:t>
+        <w:t>{{ res.rule_name }}: {{ res.host }}</w:t>
       </w:r>
     </w:p>
     <w:p>
       <w:r>
-        <w:t xml:space="preserve">{%p if </w:t>
-      </w:r>
-      <w:proofErr w:type="spellStart"/>
-      <w:r>
-        <w:t>res.rule_name</w:t>
-      </w:r>
-      <w:proofErr w:type="spellEnd"/>
-      <w:r>
-        <w:t xml:space="preserve"> in ['Switch', 'Access Point'] %}</w:t>
+        <w:t>{%p if res.rule_name in ['Switch', 'Access Point'] %}</w:t>
       </w:r>
     </w:p>
     <w:p>
       <w:r>
-        <w:t xml:space="preserve">{% if </w:t>
+        <w:t>{%</w:t>
       </w:r>
-      <w:proofErr w:type="spellStart"/>
       <w:r>
-        <w:t>res.latency</w:t>
+        <w:t>p</w:t>
       </w:r>
-      <w:proofErr w:type="spellEnd"/>
       <w:r>
-        <w:t xml:space="preserve"> %}{% set ping = </w:t>
-      </w:r>
-      <w:proofErr w:type="spellStart"/>
-      <w:r>
-        <w:t>res.latency|int</w:t>
-      </w:r>
-      <w:proofErr w:type="spellEnd"/>
-      <w:r>
-        <w:t xml:space="preserve"> %}</w:t>
-      </w:r>
-      <w:proofErr w:type="spellStart"/>
-      <w:r>
-        <w:t>Lat</w:t>
+        <w:t xml:space="preserve"> if res.latency %}{% set ping = res.latency|int %}Lat</w:t>
       </w:r>
       <w:r>
         <w:t>ência</w:t>
       </w:r>
-      <w:proofErr w:type="spellEnd"/>
       <w:r>
-        <w:t>: {{ ping }}</w:t>
-      </w:r>
-      <w:proofErr w:type="spellStart"/>
-      <w:r>
-        <w:t>ms</w:t>
-      </w:r>
-      <w:proofErr w:type="spellEnd"/>
-      <w:r>
-        <w:t xml:space="preserve"> ({% if ping &lt;= 50 %}Ok </w:t>
+        <w:t xml:space="preserve">: {{ ping }}ms ({% if ping &lt;= 50 %}Ok </w:t>
       </w:r>
       <w:r>
         <w:rPr>
@@ -407,15 +154,7 @@
         <w:t>🟢</w:t>
       </w:r>
       <w:r>
-        <w:t xml:space="preserve">{% </w:t>
-      </w:r>
-      <w:proofErr w:type="spellStart"/>
-      <w:r>
-        <w:t>elif</w:t>
-      </w:r>
-      <w:proofErr w:type="spellEnd"/>
-      <w:r>
-        <w:t xml:space="preserve"> ping &lt;= 150 %}Warning </w:t>
+        <w:t xml:space="preserve">{% elif ping &lt;= 150 %}Warning </w:t>
       </w:r>
       <w:r>
         <w:rPr>
@@ -442,28 +181,18 @@
         <w:t>❌</w:t>
       </w:r>
       <w:r>
-        <w:t>){% endif %}</w:t>
+        <w:t>){%</w:t>
+      </w:r>
+      <w:r>
+        <w:t>p</w:t>
+      </w:r>
+      <w:r>
+        <w:t xml:space="preserve"> endif %}</w:t>
       </w:r>
     </w:p>
     <w:p>
       <w:r>
-        <w:t xml:space="preserve">{%p </w:t>
-      </w:r>
-      <w:proofErr w:type="spellStart"/>
-      <w:r>
-        <w:t>elif</w:t>
-      </w:r>
-      <w:proofErr w:type="spellEnd"/>
-      <w:r>
-        <w:t xml:space="preserve"> </w:t>
-      </w:r>
-      <w:proofErr w:type="spellStart"/>
-      <w:r>
-        <w:t>res.rule_name</w:t>
-      </w:r>
-      <w:proofErr w:type="spellEnd"/>
-      <w:r>
-        <w:t xml:space="preserve"> == "FortiGate" %}</w:t>
+        <w:t>{%p elif res.rule_name == "FortiGate" %}</w:t>
       </w:r>
     </w:p>
     <w:p>
@@ -474,28 +203,12 @@
         <w:t>p</w:t>
       </w:r>
       <w:r>
-        <w:t xml:space="preserve"> if </w:t>
-      </w:r>
-      <w:proofErr w:type="spellStart"/>
-      <w:r>
-        <w:t>res.error</w:t>
-      </w:r>
-      <w:proofErr w:type="spellEnd"/>
-      <w:r>
-        <w:t xml:space="preserve"> %}</w:t>
+        <w:t xml:space="preserve"> if res.error %}</w:t>
       </w:r>
     </w:p>
     <w:p>
       <w:r>
-        <w:t xml:space="preserve">Erro: {{ </w:t>
-      </w:r>
-      <w:proofErr w:type="spellStart"/>
-      <w:r>
-        <w:t>res.error</w:t>
-      </w:r>
-      <w:proofErr w:type="spellEnd"/>
-      <w:r>
-        <w:t xml:space="preserve"> }}</w:t>
+        <w:t>Erro: {{ res.error }}</w:t>
       </w:r>
     </w:p>
     <w:p>
@@ -511,81 +224,17 @@
     </w:p>
     <w:p>
       <w:r>
-        <w:t xml:space="preserve">{%p for </w:t>
-      </w:r>
-      <w:proofErr w:type="spellStart"/>
-      <w:r>
-        <w:t>intf_key</w:t>
-      </w:r>
-      <w:proofErr w:type="spellEnd"/>
-      <w:r>
-        <w:t xml:space="preserve">, </w:t>
-      </w:r>
-      <w:proofErr w:type="spellStart"/>
-      <w:r>
-        <w:t>intf_data</w:t>
-      </w:r>
-      <w:proofErr w:type="spellEnd"/>
-      <w:r>
-        <w:t xml:space="preserve"> in </w:t>
-      </w:r>
-      <w:proofErr w:type="spellStart"/>
-      <w:r>
-        <w:t>res.wan_status.items</w:t>
-      </w:r>
-      <w:proofErr w:type="spellEnd"/>
-      <w:r>
-        <w:t>() %}</w:t>
+        <w:t>{%p for intf_key, intf_data in res.wan_status.items() %}</w:t>
       </w:r>
     </w:p>
     <w:p>
       <w:r>
-        <w:t xml:space="preserve">{% set </w:t>
-      </w:r>
-      <w:proofErr w:type="spellStart"/>
-      <w:r>
-        <w:t>isp_map</w:t>
-      </w:r>
-      <w:proofErr w:type="spellEnd"/>
-      <w:r>
-        <w:t xml:space="preserve"> = {'WAN1': 'ISP1', 'WAN2': 'ISP2'} %}</w:t>
+        <w:t>{% set isp_map = {'WAN1': 'ISP1', 'WAN2': 'ISP2'} %}</w:t>
       </w:r>
     </w:p>
     <w:p>
       <w:r>
-        <w:t xml:space="preserve">{% set </w:t>
-      </w:r>
-      <w:proofErr w:type="spellStart"/>
-      <w:r>
-        <w:t>isp_name</w:t>
-      </w:r>
-      <w:proofErr w:type="spellEnd"/>
-      <w:r>
-        <w:t xml:space="preserve"> = </w:t>
-      </w:r>
-      <w:proofErr w:type="spellStart"/>
-      <w:r>
-        <w:t>isp_map.get</w:t>
-      </w:r>
-      <w:proofErr w:type="spellEnd"/>
-      <w:r>
-        <w:t>(</w:t>
-      </w:r>
-      <w:proofErr w:type="spellStart"/>
-      <w:r>
-        <w:t>intf_key</w:t>
-      </w:r>
-      <w:proofErr w:type="spellEnd"/>
-      <w:r>
-        <w:t xml:space="preserve">, </w:t>
-      </w:r>
-      <w:proofErr w:type="spellStart"/>
-      <w:r>
-        <w:t>intf_key</w:t>
-      </w:r>
-      <w:proofErr w:type="spellEnd"/>
-      <w:r>
-        <w:t>) %}</w:t>
+        <w:t>{% set isp_name = isp_map.get(intf_key, intf_key) %}</w:t>
       </w:r>
     </w:p>
     <w:p>
@@ -594,90 +243,42 @@
         <w:t xml:space="preserve">Status do Link </w:t>
       </w:r>
       <w:r>
-        <w:t xml:space="preserve">{{ </w:t>
-      </w:r>
-      <w:proofErr w:type="spellStart"/>
-      <w:r>
-        <w:t>isp_name</w:t>
-      </w:r>
-      <w:proofErr w:type="spellEnd"/>
-      <w:r>
-        <w:t xml:space="preserve"> }} ({{ </w:t>
-      </w:r>
-      <w:proofErr w:type="spellStart"/>
-      <w:r>
-        <w:t>intf_key</w:t>
-      </w:r>
-      <w:proofErr w:type="spellEnd"/>
-      <w:r>
-        <w:t xml:space="preserve"> }})</w:t>
+        <w:t>{{ isp_name }} ({{ intf_key }})</w:t>
       </w:r>
       <w:r>
-        <w:t xml:space="preserve">: {% if </w:t>
-      </w:r>
-      <w:proofErr w:type="spellStart"/>
-      <w:r>
-        <w:t>intf_data.ip</w:t>
-      </w:r>
-      <w:proofErr w:type="spellEnd"/>
-      <w:r>
-        <w:t xml:space="preserve"> %}{{ </w:t>
-      </w:r>
-      <w:proofErr w:type="spellStart"/>
-      <w:r>
-        <w:t>intf_data.ip</w:t>
-      </w:r>
-      <w:proofErr w:type="spellEnd"/>
-      <w:r>
-        <w:t xml:space="preserve"> }}{% endif %} ({{ </w:t>
-      </w:r>
-      <w:proofErr w:type="spellStart"/>
-      <w:r>
-        <w:t>intf_data.status</w:t>
-      </w:r>
-      <w:proofErr w:type="spellEnd"/>
-      <w:r>
-        <w:t xml:space="preserve"> }})</w:t>
+        <w:t>: {% if intf_data.ip %}{{ intf_data.ip }}{% endif %} ({{ intf_data.status }})</w:t>
       </w:r>
     </w:p>
     <w:p>
       <w:r>
-        <w:t xml:space="preserve">{% if </w:t>
+        <w:t>{%</w:t>
       </w:r>
-      <w:proofErr w:type="spellStart"/>
       <w:r>
-        <w:t>intf_data.latency</w:t>
+        <w:t>p</w:t>
       </w:r>
-      <w:proofErr w:type="spellEnd"/>
       <w:r>
-        <w:t xml:space="preserve"> %}{% set ping = </w:t>
+        <w:t xml:space="preserve"> if intf_data.</w:t>
       </w:r>
-      <w:proofErr w:type="spellStart"/>
       <w:r>
-        <w:t>intf_data.latency|int</w:t>
+        <w:t>ping_interface</w:t>
       </w:r>
-      <w:proofErr w:type="spellEnd"/>
       <w:r>
         <w:t xml:space="preserve"> %}</w:t>
       </w:r>
-      <w:proofErr w:type="spellStart"/>
       <w:r>
-        <w:t>Latência</w:t>
-      </w:r>
-      <w:proofErr w:type="spellEnd"/>
-      <w:r>
-        <w:t xml:space="preserve"> do Gateway</w:t>
+        <w:t>{%</w:t>
       </w:r>
       <w:r>
-        <w:t xml:space="preserve"> ({{ intf_data.gw }}): {{ ping }}</w:t>
+        <w:t>p</w:t>
       </w:r>
-      <w:proofErr w:type="spellStart"/>
       <w:r>
-        <w:t>ms</w:t>
+        <w:t xml:space="preserve"> if intf_data.latency %}{% set ping = intf_data.latency|int %}</w:t>
       </w:r>
-      <w:proofErr w:type="spellEnd"/>
       <w:r>
-        <w:t xml:space="preserve"> ({% if ping &lt;= 50 %}Ok </w:t>
+        <w:t>Latência do Gateway</w:t>
+      </w:r>
+      <w:r>
+        <w:t xml:space="preserve"> ({{ intf_data.gw }}): {{ ping }}ms ({% if ping &lt;= 50 %}Ok </w:t>
       </w:r>
       <w:r>
         <w:rPr>
@@ -687,15 +288,7 @@
         <w:t>🟢</w:t>
       </w:r>
       <w:r>
-        <w:t xml:space="preserve">{% </w:t>
-      </w:r>
-      <w:proofErr w:type="spellStart"/>
-      <w:r>
-        <w:t>elif</w:t>
-      </w:r>
-      <w:proofErr w:type="spellEnd"/>
-      <w:r>
-        <w:t xml:space="preserve"> ping &lt;= 150 %}Warning </w:t>
+        <w:t xml:space="preserve">{% elif ping &lt;= 150 %}Warning </w:t>
       </w:r>
       <w:r>
         <w:rPr>
@@ -724,85 +317,47 @@
         <w:t>❌</w:t>
       </w:r>
       <w:r>
-        <w:t>){% endif %}</w:t>
+        <w:t>){%</w:t>
+      </w:r>
+      <w:r>
+        <w:t>p</w:t>
+      </w:r>
+      <w:r>
+        <w:t xml:space="preserve"> endif %}</w:t>
+      </w:r>
+      <w:r>
+        <w:t>{%</w:t>
+      </w:r>
+      <w:r>
+        <w:t>p</w:t>
+      </w:r>
+      <w:r>
+        <w:t xml:space="preserve"> endif %}</w:t>
       </w:r>
     </w:p>
     <w:p>
       <w:r>
-        <w:t xml:space="preserve">{%p </w:t>
-      </w:r>
-      <w:proofErr w:type="spellStart"/>
-      <w:r>
-        <w:t>endfor</w:t>
-      </w:r>
-      <w:proofErr w:type="spellEnd"/>
-      <w:r>
-        <w:t xml:space="preserve"> %} {# CLOSES: for </w:t>
-      </w:r>
-      <w:proofErr w:type="spellStart"/>
-      <w:r>
-        <w:t>intf_key</w:t>
-      </w:r>
-      <w:proofErr w:type="spellEnd"/>
-      <w:r>
-        <w:t xml:space="preserve">, </w:t>
-      </w:r>
-      <w:proofErr w:type="spellStart"/>
-      <w:r>
-        <w:t>intf_data</w:t>
-      </w:r>
-      <w:proofErr w:type="spellEnd"/>
-      <w:r>
-        <w:t xml:space="preserve"> #} </w:t>
+        <w:t xml:space="preserve">{%p endfor %} {# CLOSES: for intf_key, intf_data #} </w:t>
       </w:r>
     </w:p>
     <w:p>
       <w:r>
-        <w:t xml:space="preserve">{%p endif %} {# CLOSES: if </w:t>
-      </w:r>
-      <w:proofErr w:type="spellStart"/>
-      <w:r>
-        <w:t>res.error</w:t>
-      </w:r>
-      <w:proofErr w:type="spellEnd"/>
-      <w:r>
-        <w:t xml:space="preserve"> #}</w:t>
+        <w:t>{%p endif %} {# CLOSES: if res.error #}</w:t>
       </w:r>
     </w:p>
     <w:p>
       <w:r>
-        <w:t xml:space="preserve">{%p endif %} {# CLOSES: if </w:t>
-      </w:r>
-      <w:proofErr w:type="spellStart"/>
-      <w:r>
-        <w:t>res.rule_name</w:t>
-      </w:r>
-      <w:proofErr w:type="spellEnd"/>
-      <w:r>
-        <w:t xml:space="preserve"> in ['Switch', 'Access Point'] #}</w:t>
+        <w:t>{%p endif %} {# CLOSES: if res.rule_name in ['Switch', 'Access Point'] #}</w:t>
       </w:r>
     </w:p>
     <w:p>
       <w:r>
-        <w:t xml:space="preserve">{%p if </w:t>
-      </w:r>
-      <w:proofErr w:type="spellStart"/>
-      <w:r>
-        <w:t>res.screenshot</w:t>
-      </w:r>
-      <w:proofErr w:type="spellEnd"/>
-      <w:r>
-        <w:t xml:space="preserve"> %}</w:t>
+        <w:t>{%p if res.screenshot %}</w:t>
       </w:r>
     </w:p>
     <w:p>
-      <w:proofErr w:type="spellStart"/>
       <w:r>
-        <w:t>Evidência</w:t>
-      </w:r>
-      <w:proofErr w:type="spellEnd"/>
-      <w:r>
-        <w:t xml:space="preserve"> (Screenshot):</w:t>
+        <w:t>Evidência (Screenshot):</w:t>
       </w:r>
     </w:p>
     <w:p>
@@ -815,21 +370,7 @@
         <w:rPr>
           <w:lang w:val="pt-BR"/>
         </w:rPr>
-        <w:t xml:space="preserve">{{ </w:t>
-      </w:r>
-      <w:proofErr w:type="spellStart"/>
-      <w:r>
-        <w:rPr>
-          <w:lang w:val="pt-BR"/>
-        </w:rPr>
-        <w:t>res.screenshot</w:t>
-      </w:r>
-      <w:proofErr w:type="spellEnd"/>
-      <w:r>
-        <w:rPr>
-          <w:lang w:val="pt-BR"/>
-        </w:rPr>
-        <w:t xml:space="preserve"> }}</w:t>
+        <w:t>{{ res.screenshot }}</w:t>
       </w:r>
     </w:p>
     <w:p>
@@ -842,21 +383,7 @@
         <w:rPr>
           <w:lang w:val="pt-BR"/>
         </w:rPr>
-        <w:t xml:space="preserve">{%p </w:t>
-      </w:r>
-      <w:proofErr w:type="spellStart"/>
-      <w:r>
-        <w:rPr>
-          <w:lang w:val="pt-BR"/>
-        </w:rPr>
-        <w:t>else</w:t>
-      </w:r>
-      <w:proofErr w:type="spellEnd"/>
-      <w:r>
-        <w:rPr>
-          <w:lang w:val="pt-BR"/>
-        </w:rPr>
-        <w:t xml:space="preserve"> %}</w:t>
+        <w:t>{%p else %}</w:t>
       </w:r>
     </w:p>
     <w:p>
@@ -894,21 +421,7 @@
         <w:rPr>
           <w:lang w:val="pt-BR"/>
         </w:rPr>
-        <w:t xml:space="preserve"> </w:t>
-      </w:r>
-      <w:proofErr w:type="spellStart"/>
-      <w:r>
-        <w:rPr>
-          <w:lang w:val="pt-BR"/>
-        </w:rPr>
-        <w:t>endif</w:t>
-      </w:r>
-      <w:proofErr w:type="spellEnd"/>
-      <w:r>
-        <w:rPr>
-          <w:lang w:val="pt-BR"/>
-        </w:rPr>
-        <w:t xml:space="preserve"> %}</w:t>
+        <w:t xml:space="preserve"> endif %}</w:t>
       </w:r>
     </w:p>
     <w:p>
@@ -919,15 +432,7 @@
         <w:t>p</w:t>
       </w:r>
       <w:r>
-        <w:t xml:space="preserve"> </w:t>
-      </w:r>
-      <w:proofErr w:type="spellStart"/>
-      <w:r>
-        <w:t>endfor</w:t>
-      </w:r>
-      <w:proofErr w:type="spellEnd"/>
-      <w:r>
-        <w:t xml:space="preserve"> %}</w:t>
+        <w:t xml:space="preserve"> endfor %}</w:t>
       </w:r>
     </w:p>
     <w:sectPr>
@@ -1746,6 +1251,7 @@
   <w:style w:type="character" w:default="1" w:styleId="Fontepargpadro">
     <w:name w:val="Default Paragraph Font"/>
     <w:uiPriority w:val="1"/>
+    <w:semiHidden/>
     <w:unhideWhenUsed/>
   </w:style>
   <w:style w:type="table" w:default="1" w:styleId="Tabelanormal">

--- a/template_pt-BR.example.docx
+++ b/template_pt-BR.example.docx
@@ -46,7 +46,165 @@
         <w:rPr>
           <w:lang w:val="pt-BR"/>
         </w:rPr>
-        <w:t xml:space="preserve"> Ok (Ping ≤ 50ms): {{ results | rejectattr('latency', 'equalto', '') | selectattr('latency', 'le', 50) | list | length }}</w:t>
+        <w:t xml:space="preserve"> Ok (Ping ≤ 50ms): </w:t>
+      </w:r>
+      <w:proofErr w:type="gramStart"/>
+      <w:r>
+        <w:rPr>
+          <w:lang w:val="pt-BR"/>
+        </w:rPr>
+        <w:t xml:space="preserve">{{ </w:t>
+      </w:r>
+      <w:proofErr w:type="spellStart"/>
+      <w:r>
+        <w:rPr>
+          <w:lang w:val="pt-BR"/>
+        </w:rPr>
+        <w:t>results</w:t>
+      </w:r>
+      <w:proofErr w:type="spellEnd"/>
+      <w:proofErr w:type="gramEnd"/>
+      <w:r>
+        <w:rPr>
+          <w:lang w:val="pt-BR"/>
+        </w:rPr>
+        <w:t xml:space="preserve"> | </w:t>
+      </w:r>
+      <w:proofErr w:type="spellStart"/>
+      <w:proofErr w:type="gramStart"/>
+      <w:r>
+        <w:rPr>
+          <w:lang w:val="pt-BR"/>
+        </w:rPr>
+        <w:t>rejectattr</w:t>
+      </w:r>
+      <w:proofErr w:type="spellEnd"/>
+      <w:r>
+        <w:rPr>
+          <w:lang w:val="pt-BR"/>
+        </w:rPr>
+        <w:t>(</w:t>
+      </w:r>
+      <w:proofErr w:type="gramEnd"/>
+      <w:r>
+        <w:rPr>
+          <w:lang w:val="pt-BR"/>
+        </w:rPr>
+        <w:t>'</w:t>
+      </w:r>
+      <w:proofErr w:type="spellStart"/>
+      <w:r>
+        <w:rPr>
+          <w:lang w:val="pt-BR"/>
+        </w:rPr>
+        <w:t>latency</w:t>
+      </w:r>
+      <w:proofErr w:type="spellEnd"/>
+      <w:r>
+        <w:rPr>
+          <w:lang w:val="pt-BR"/>
+        </w:rPr>
+        <w:t>', '</w:t>
+      </w:r>
+      <w:proofErr w:type="spellStart"/>
+      <w:r>
+        <w:rPr>
+          <w:lang w:val="pt-BR"/>
+        </w:rPr>
+        <w:t>equalto</w:t>
+      </w:r>
+      <w:proofErr w:type="spellEnd"/>
+      <w:r>
+        <w:rPr>
+          <w:lang w:val="pt-BR"/>
+        </w:rPr>
+        <w:t xml:space="preserve">', '') | </w:t>
+      </w:r>
+      <w:proofErr w:type="spellStart"/>
+      <w:proofErr w:type="gramStart"/>
+      <w:r>
+        <w:rPr>
+          <w:lang w:val="pt-BR"/>
+        </w:rPr>
+        <w:t>selectattr</w:t>
+      </w:r>
+      <w:proofErr w:type="spellEnd"/>
+      <w:r>
+        <w:rPr>
+          <w:lang w:val="pt-BR"/>
+        </w:rPr>
+        <w:t>(</w:t>
+      </w:r>
+      <w:proofErr w:type="gramEnd"/>
+      <w:r>
+        <w:rPr>
+          <w:lang w:val="pt-BR"/>
+        </w:rPr>
+        <w:t>'</w:t>
+      </w:r>
+      <w:proofErr w:type="spellStart"/>
+      <w:r>
+        <w:rPr>
+          <w:lang w:val="pt-BR"/>
+        </w:rPr>
+        <w:t>latency</w:t>
+      </w:r>
+      <w:proofErr w:type="spellEnd"/>
+      <w:r>
+        <w:rPr>
+          <w:lang w:val="pt-BR"/>
+        </w:rPr>
+        <w:t>', '</w:t>
+      </w:r>
+      <w:proofErr w:type="spellStart"/>
+      <w:r>
+        <w:rPr>
+          <w:lang w:val="pt-BR"/>
+        </w:rPr>
+        <w:t>le</w:t>
+      </w:r>
+      <w:proofErr w:type="spellEnd"/>
+      <w:r>
+        <w:rPr>
+          <w:lang w:val="pt-BR"/>
+        </w:rPr>
+        <w:t xml:space="preserve">', 50) | </w:t>
+      </w:r>
+      <w:proofErr w:type="spellStart"/>
+      <w:r>
+        <w:rPr>
+          <w:lang w:val="pt-BR"/>
+        </w:rPr>
+        <w:t>list</w:t>
+      </w:r>
+      <w:proofErr w:type="spellEnd"/>
+      <w:r>
+        <w:rPr>
+          <w:lang w:val="pt-BR"/>
+        </w:rPr>
+        <w:t xml:space="preserve"> | </w:t>
+      </w:r>
+      <w:proofErr w:type="spellStart"/>
+      <w:proofErr w:type="gramStart"/>
+      <w:r>
+        <w:rPr>
+          <w:lang w:val="pt-BR"/>
+        </w:rPr>
+        <w:t>length</w:t>
+      </w:r>
+      <w:proofErr w:type="spellEnd"/>
+      <w:r>
+        <w:rPr>
+          <w:lang w:val="pt-BR"/>
+        </w:rPr>
+        <w:t xml:space="preserve"> }</w:t>
+      </w:r>
+      <w:proofErr w:type="gramEnd"/>
+      <w:r>
+        <w:rPr>
+          <w:lang w:val="pt-BR"/>
+        </w:rPr>
+        <w:t>}</w:t>
       </w:r>
     </w:p>
     <w:p>
@@ -65,7 +223,563 @@
         <w:rPr>
           <w:lang w:val="pt-BR"/>
         </w:rPr>
-        <w:t xml:space="preserve"> Warning (Ping 50ms ≤ 150ms): {{ results | rejectattr('latency', 'equalto', '') | selectattr('latency', 'gt', 50) | selectattr('latency', 'le', 150) | list | length }}{% set warns = results | rejectattr('latency', 'equalto', '') | selectattr('latency', 'gt', 50) | selectattr('latency', 'le', 150) | map(attribute='host') | list %}{% if warns|length &gt; 0 %} ({{ warns | join(', ') }}){% endif %}</w:t>
+        <w:t xml:space="preserve"> </w:t>
+      </w:r>
+      <w:proofErr w:type="spellStart"/>
+      <w:r>
+        <w:rPr>
+          <w:lang w:val="pt-BR"/>
+        </w:rPr>
+        <w:t>Warning</w:t>
+      </w:r>
+      <w:proofErr w:type="spellEnd"/>
+      <w:r>
+        <w:rPr>
+          <w:lang w:val="pt-BR"/>
+        </w:rPr>
+        <w:t xml:space="preserve"> (Ping 50ms ≤ 150ms): </w:t>
+      </w:r>
+      <w:proofErr w:type="gramStart"/>
+      <w:r>
+        <w:rPr>
+          <w:lang w:val="pt-BR"/>
+        </w:rPr>
+        <w:t xml:space="preserve">{{ </w:t>
+      </w:r>
+      <w:proofErr w:type="spellStart"/>
+      <w:r>
+        <w:rPr>
+          <w:lang w:val="pt-BR"/>
+        </w:rPr>
+        <w:t>results</w:t>
+      </w:r>
+      <w:proofErr w:type="spellEnd"/>
+      <w:proofErr w:type="gramEnd"/>
+      <w:r>
+        <w:rPr>
+          <w:lang w:val="pt-BR"/>
+        </w:rPr>
+        <w:t xml:space="preserve"> | </w:t>
+      </w:r>
+      <w:proofErr w:type="spellStart"/>
+      <w:proofErr w:type="gramStart"/>
+      <w:r>
+        <w:rPr>
+          <w:lang w:val="pt-BR"/>
+        </w:rPr>
+        <w:t>rejectattr</w:t>
+      </w:r>
+      <w:proofErr w:type="spellEnd"/>
+      <w:r>
+        <w:rPr>
+          <w:lang w:val="pt-BR"/>
+        </w:rPr>
+        <w:t>(</w:t>
+      </w:r>
+      <w:proofErr w:type="gramEnd"/>
+      <w:r>
+        <w:rPr>
+          <w:lang w:val="pt-BR"/>
+        </w:rPr>
+        <w:t>'</w:t>
+      </w:r>
+      <w:proofErr w:type="spellStart"/>
+      <w:r>
+        <w:rPr>
+          <w:lang w:val="pt-BR"/>
+        </w:rPr>
+        <w:t>latency</w:t>
+      </w:r>
+      <w:proofErr w:type="spellEnd"/>
+      <w:r>
+        <w:rPr>
+          <w:lang w:val="pt-BR"/>
+        </w:rPr>
+        <w:t>', '</w:t>
+      </w:r>
+      <w:proofErr w:type="spellStart"/>
+      <w:r>
+        <w:rPr>
+          <w:lang w:val="pt-BR"/>
+        </w:rPr>
+        <w:t>equalto</w:t>
+      </w:r>
+      <w:proofErr w:type="spellEnd"/>
+      <w:r>
+        <w:rPr>
+          <w:lang w:val="pt-BR"/>
+        </w:rPr>
+        <w:t xml:space="preserve">', '') | </w:t>
+      </w:r>
+      <w:proofErr w:type="spellStart"/>
+      <w:proofErr w:type="gramStart"/>
+      <w:r>
+        <w:rPr>
+          <w:lang w:val="pt-BR"/>
+        </w:rPr>
+        <w:t>selectattr</w:t>
+      </w:r>
+      <w:proofErr w:type="spellEnd"/>
+      <w:r>
+        <w:rPr>
+          <w:lang w:val="pt-BR"/>
+        </w:rPr>
+        <w:t>(</w:t>
+      </w:r>
+      <w:proofErr w:type="gramEnd"/>
+      <w:r>
+        <w:rPr>
+          <w:lang w:val="pt-BR"/>
+        </w:rPr>
+        <w:t>'</w:t>
+      </w:r>
+      <w:proofErr w:type="spellStart"/>
+      <w:r>
+        <w:rPr>
+          <w:lang w:val="pt-BR"/>
+        </w:rPr>
+        <w:t>latency</w:t>
+      </w:r>
+      <w:proofErr w:type="spellEnd"/>
+      <w:r>
+        <w:rPr>
+          <w:lang w:val="pt-BR"/>
+        </w:rPr>
+        <w:t>', '</w:t>
+      </w:r>
+      <w:proofErr w:type="spellStart"/>
+      <w:r>
+        <w:rPr>
+          <w:lang w:val="pt-BR"/>
+        </w:rPr>
+        <w:t>gt</w:t>
+      </w:r>
+      <w:proofErr w:type="spellEnd"/>
+      <w:r>
+        <w:rPr>
+          <w:lang w:val="pt-BR"/>
+        </w:rPr>
+        <w:t xml:space="preserve">', 50) | </w:t>
+      </w:r>
+      <w:proofErr w:type="spellStart"/>
+      <w:proofErr w:type="gramStart"/>
+      <w:r>
+        <w:rPr>
+          <w:lang w:val="pt-BR"/>
+        </w:rPr>
+        <w:t>selectattr</w:t>
+      </w:r>
+      <w:proofErr w:type="spellEnd"/>
+      <w:r>
+        <w:rPr>
+          <w:lang w:val="pt-BR"/>
+        </w:rPr>
+        <w:t>(</w:t>
+      </w:r>
+      <w:proofErr w:type="gramEnd"/>
+      <w:r>
+        <w:rPr>
+          <w:lang w:val="pt-BR"/>
+        </w:rPr>
+        <w:t>'</w:t>
+      </w:r>
+      <w:proofErr w:type="spellStart"/>
+      <w:r>
+        <w:rPr>
+          <w:lang w:val="pt-BR"/>
+        </w:rPr>
+        <w:t>latency</w:t>
+      </w:r>
+      <w:proofErr w:type="spellEnd"/>
+      <w:r>
+        <w:rPr>
+          <w:lang w:val="pt-BR"/>
+        </w:rPr>
+        <w:t>', '</w:t>
+      </w:r>
+      <w:proofErr w:type="spellStart"/>
+      <w:r>
+        <w:rPr>
+          <w:lang w:val="pt-BR"/>
+        </w:rPr>
+        <w:t>le</w:t>
+      </w:r>
+      <w:proofErr w:type="spellEnd"/>
+      <w:r>
+        <w:rPr>
+          <w:lang w:val="pt-BR"/>
+        </w:rPr>
+        <w:t xml:space="preserve">', 150) | </w:t>
+      </w:r>
+      <w:proofErr w:type="spellStart"/>
+      <w:r>
+        <w:rPr>
+          <w:lang w:val="pt-BR"/>
+        </w:rPr>
+        <w:t>list</w:t>
+      </w:r>
+      <w:proofErr w:type="spellEnd"/>
+      <w:r>
+        <w:rPr>
+          <w:lang w:val="pt-BR"/>
+        </w:rPr>
+        <w:t xml:space="preserve"> | </w:t>
+      </w:r>
+      <w:proofErr w:type="spellStart"/>
+      <w:proofErr w:type="gramStart"/>
+      <w:r>
+        <w:rPr>
+          <w:lang w:val="pt-BR"/>
+        </w:rPr>
+        <w:t>length</w:t>
+      </w:r>
+      <w:proofErr w:type="spellEnd"/>
+      <w:r>
+        <w:rPr>
+          <w:lang w:val="pt-BR"/>
+        </w:rPr>
+        <w:t xml:space="preserve"> }}{</w:t>
+      </w:r>
+      <w:proofErr w:type="gramEnd"/>
+      <w:r>
+        <w:rPr>
+          <w:lang w:val="pt-BR"/>
+        </w:rPr>
+        <w:t xml:space="preserve">% set </w:t>
+      </w:r>
+      <w:proofErr w:type="spellStart"/>
+      <w:r>
+        <w:rPr>
+          <w:lang w:val="pt-BR"/>
+        </w:rPr>
+        <w:t>warns</w:t>
+      </w:r>
+      <w:proofErr w:type="spellEnd"/>
+      <w:r>
+        <w:rPr>
+          <w:lang w:val="pt-BR"/>
+        </w:rPr>
+        <w:t xml:space="preserve"> = </w:t>
+      </w:r>
+      <w:proofErr w:type="spellStart"/>
+      <w:r>
+        <w:rPr>
+          <w:lang w:val="pt-BR"/>
+        </w:rPr>
+        <w:t>results</w:t>
+      </w:r>
+      <w:proofErr w:type="spellEnd"/>
+      <w:r>
+        <w:rPr>
+          <w:lang w:val="pt-BR"/>
+        </w:rPr>
+        <w:t xml:space="preserve"> | </w:t>
+      </w:r>
+      <w:proofErr w:type="spellStart"/>
+      <w:proofErr w:type="gramStart"/>
+      <w:r>
+        <w:rPr>
+          <w:lang w:val="pt-BR"/>
+        </w:rPr>
+        <w:t>rejectattr</w:t>
+      </w:r>
+      <w:proofErr w:type="spellEnd"/>
+      <w:r>
+        <w:rPr>
+          <w:lang w:val="pt-BR"/>
+        </w:rPr>
+        <w:t>(</w:t>
+      </w:r>
+      <w:proofErr w:type="gramEnd"/>
+      <w:r>
+        <w:rPr>
+          <w:lang w:val="pt-BR"/>
+        </w:rPr>
+        <w:t>'</w:t>
+      </w:r>
+      <w:proofErr w:type="spellStart"/>
+      <w:r>
+        <w:rPr>
+          <w:lang w:val="pt-BR"/>
+        </w:rPr>
+        <w:t>latency</w:t>
+      </w:r>
+      <w:proofErr w:type="spellEnd"/>
+      <w:r>
+        <w:rPr>
+          <w:lang w:val="pt-BR"/>
+        </w:rPr>
+        <w:t>', '</w:t>
+      </w:r>
+      <w:proofErr w:type="spellStart"/>
+      <w:r>
+        <w:rPr>
+          <w:lang w:val="pt-BR"/>
+        </w:rPr>
+        <w:t>equalto</w:t>
+      </w:r>
+      <w:proofErr w:type="spellEnd"/>
+      <w:r>
+        <w:rPr>
+          <w:lang w:val="pt-BR"/>
+        </w:rPr>
+        <w:t xml:space="preserve">', '') | </w:t>
+      </w:r>
+      <w:proofErr w:type="spellStart"/>
+      <w:proofErr w:type="gramStart"/>
+      <w:r>
+        <w:rPr>
+          <w:lang w:val="pt-BR"/>
+        </w:rPr>
+        <w:t>selectattr</w:t>
+      </w:r>
+      <w:proofErr w:type="spellEnd"/>
+      <w:r>
+        <w:rPr>
+          <w:lang w:val="pt-BR"/>
+        </w:rPr>
+        <w:t>(</w:t>
+      </w:r>
+      <w:proofErr w:type="gramEnd"/>
+      <w:r>
+        <w:rPr>
+          <w:lang w:val="pt-BR"/>
+        </w:rPr>
+        <w:t>'</w:t>
+      </w:r>
+      <w:proofErr w:type="spellStart"/>
+      <w:r>
+        <w:rPr>
+          <w:lang w:val="pt-BR"/>
+        </w:rPr>
+        <w:t>latency</w:t>
+      </w:r>
+      <w:proofErr w:type="spellEnd"/>
+      <w:r>
+        <w:rPr>
+          <w:lang w:val="pt-BR"/>
+        </w:rPr>
+        <w:t>', '</w:t>
+      </w:r>
+      <w:proofErr w:type="spellStart"/>
+      <w:r>
+        <w:rPr>
+          <w:lang w:val="pt-BR"/>
+        </w:rPr>
+        <w:t>gt</w:t>
+      </w:r>
+      <w:proofErr w:type="spellEnd"/>
+      <w:r>
+        <w:rPr>
+          <w:lang w:val="pt-BR"/>
+        </w:rPr>
+        <w:t xml:space="preserve">', 50) | </w:t>
+      </w:r>
+      <w:proofErr w:type="spellStart"/>
+      <w:proofErr w:type="gramStart"/>
+      <w:r>
+        <w:rPr>
+          <w:lang w:val="pt-BR"/>
+        </w:rPr>
+        <w:t>selectattr</w:t>
+      </w:r>
+      <w:proofErr w:type="spellEnd"/>
+      <w:r>
+        <w:rPr>
+          <w:lang w:val="pt-BR"/>
+        </w:rPr>
+        <w:t>(</w:t>
+      </w:r>
+      <w:proofErr w:type="gramEnd"/>
+      <w:r>
+        <w:rPr>
+          <w:lang w:val="pt-BR"/>
+        </w:rPr>
+        <w:t>'</w:t>
+      </w:r>
+      <w:proofErr w:type="spellStart"/>
+      <w:r>
+        <w:rPr>
+          <w:lang w:val="pt-BR"/>
+        </w:rPr>
+        <w:t>latency</w:t>
+      </w:r>
+      <w:proofErr w:type="spellEnd"/>
+      <w:r>
+        <w:rPr>
+          <w:lang w:val="pt-BR"/>
+        </w:rPr>
+        <w:t>', '</w:t>
+      </w:r>
+      <w:proofErr w:type="spellStart"/>
+      <w:r>
+        <w:rPr>
+          <w:lang w:val="pt-BR"/>
+        </w:rPr>
+        <w:t>le</w:t>
+      </w:r>
+      <w:proofErr w:type="spellEnd"/>
+      <w:r>
+        <w:rPr>
+          <w:lang w:val="pt-BR"/>
+        </w:rPr>
+        <w:t xml:space="preserve">', 150) | </w:t>
+      </w:r>
+      <w:proofErr w:type="spellStart"/>
+      <w:r>
+        <w:rPr>
+          <w:lang w:val="pt-BR"/>
+        </w:rPr>
+        <w:t>map</w:t>
+      </w:r>
+      <w:proofErr w:type="spellEnd"/>
+      <w:r>
+        <w:rPr>
+          <w:lang w:val="pt-BR"/>
+        </w:rPr>
+        <w:t>(</w:t>
+      </w:r>
+      <w:proofErr w:type="spellStart"/>
+      <w:r>
+        <w:rPr>
+          <w:lang w:val="pt-BR"/>
+        </w:rPr>
+        <w:t>attribute</w:t>
+      </w:r>
+      <w:proofErr w:type="spellEnd"/>
+      <w:r>
+        <w:rPr>
+          <w:lang w:val="pt-BR"/>
+        </w:rPr>
+        <w:t xml:space="preserve">='host') | </w:t>
+      </w:r>
+      <w:proofErr w:type="spellStart"/>
+      <w:r>
+        <w:rPr>
+          <w:lang w:val="pt-BR"/>
+        </w:rPr>
+        <w:t>list</w:t>
+      </w:r>
+      <w:proofErr w:type="spellEnd"/>
+      <w:r>
+        <w:rPr>
+          <w:lang w:val="pt-BR"/>
+        </w:rPr>
+        <w:t xml:space="preserve"> </w:t>
+      </w:r>
+      <w:proofErr w:type="gramStart"/>
+      <w:r>
+        <w:rPr>
+          <w:lang w:val="pt-BR"/>
+        </w:rPr>
+        <w:t>%}{</w:t>
+      </w:r>
+      <w:proofErr w:type="gramEnd"/>
+      <w:r>
+        <w:rPr>
+          <w:lang w:val="pt-BR"/>
+        </w:rPr>
+        <w:t xml:space="preserve">% </w:t>
+      </w:r>
+      <w:proofErr w:type="spellStart"/>
+      <w:r>
+        <w:rPr>
+          <w:lang w:val="pt-BR"/>
+        </w:rPr>
+        <w:t>if</w:t>
+      </w:r>
+      <w:proofErr w:type="spellEnd"/>
+      <w:r>
+        <w:rPr>
+          <w:lang w:val="pt-BR"/>
+        </w:rPr>
+        <w:t xml:space="preserve"> </w:t>
+      </w:r>
+      <w:proofErr w:type="spellStart"/>
+      <w:r>
+        <w:rPr>
+          <w:lang w:val="pt-BR"/>
+        </w:rPr>
+        <w:t>warns|length</w:t>
+      </w:r>
+      <w:proofErr w:type="spellEnd"/>
+      <w:r>
+        <w:rPr>
+          <w:lang w:val="pt-BR"/>
+        </w:rPr>
+        <w:t xml:space="preserve"> &gt; 0 %} (</w:t>
+      </w:r>
+      <w:proofErr w:type="gramStart"/>
+      <w:r>
+        <w:rPr>
+          <w:lang w:val="pt-BR"/>
+        </w:rPr>
+        <w:t xml:space="preserve">{{ </w:t>
+      </w:r>
+      <w:proofErr w:type="spellStart"/>
+      <w:r>
+        <w:rPr>
+          <w:lang w:val="pt-BR"/>
+        </w:rPr>
+        <w:t>warns</w:t>
+      </w:r>
+      <w:proofErr w:type="spellEnd"/>
+      <w:proofErr w:type="gramEnd"/>
+      <w:r>
+        <w:rPr>
+          <w:lang w:val="pt-BR"/>
+        </w:rPr>
+        <w:t xml:space="preserve"> | </w:t>
+      </w:r>
+      <w:proofErr w:type="spellStart"/>
+      <w:proofErr w:type="gramStart"/>
+      <w:r>
+        <w:rPr>
+          <w:lang w:val="pt-BR"/>
+        </w:rPr>
+        <w:t>join</w:t>
+      </w:r>
+      <w:proofErr w:type="spellEnd"/>
+      <w:r>
+        <w:rPr>
+          <w:lang w:val="pt-BR"/>
+        </w:rPr>
+        <w:t>(</w:t>
+      </w:r>
+      <w:proofErr w:type="gramEnd"/>
+      <w:r>
+        <w:rPr>
+          <w:lang w:val="pt-BR"/>
+        </w:rPr>
+        <w:t>', '</w:t>
+      </w:r>
+      <w:proofErr w:type="gramStart"/>
+      <w:r>
+        <w:rPr>
+          <w:lang w:val="pt-BR"/>
+        </w:rPr>
+        <w:t>) }}){</w:t>
+      </w:r>
+      <w:proofErr w:type="gramEnd"/>
+      <w:r>
+        <w:rPr>
+          <w:lang w:val="pt-BR"/>
+        </w:rPr>
+        <w:t xml:space="preserve">% </w:t>
+      </w:r>
+      <w:proofErr w:type="spellStart"/>
+      <w:r>
+        <w:rPr>
+          <w:lang w:val="pt-BR"/>
+        </w:rPr>
+        <w:t>endif</w:t>
+      </w:r>
+      <w:proofErr w:type="spellEnd"/>
+      <w:r>
+        <w:rPr>
+          <w:lang w:val="pt-BR"/>
+        </w:rPr>
+        <w:t xml:space="preserve"> %}</w:t>
       </w:r>
     </w:p>
     <w:p>
@@ -84,7 +798,463 @@
         <w:rPr>
           <w:lang w:val="pt-BR"/>
         </w:rPr>
-        <w:t xml:space="preserve"> Critical (Ping ≥ 150ms): {{ results | rejectattr('latency', 'equalto', '') | selectattr('latency', 'gt', 150) | list | length }}{% set crits = results | rejectattr('latency', 'equalto', '') | selectattr('latency', 'gt', 150) | map(attribute='host') | list %}{% if crits|length &gt; 0 %} ({{ crits | join(', ') }}){% endif %}</w:t>
+        <w:t xml:space="preserve"> </w:t>
+      </w:r>
+      <w:proofErr w:type="spellStart"/>
+      <w:r>
+        <w:rPr>
+          <w:lang w:val="pt-BR"/>
+        </w:rPr>
+        <w:t>Critical</w:t>
+      </w:r>
+      <w:proofErr w:type="spellEnd"/>
+      <w:r>
+        <w:rPr>
+          <w:lang w:val="pt-BR"/>
+        </w:rPr>
+        <w:t xml:space="preserve"> (Ping ≥ 150ms): </w:t>
+      </w:r>
+      <w:proofErr w:type="gramStart"/>
+      <w:r>
+        <w:rPr>
+          <w:lang w:val="pt-BR"/>
+        </w:rPr>
+        <w:t xml:space="preserve">{{ </w:t>
+      </w:r>
+      <w:proofErr w:type="spellStart"/>
+      <w:r>
+        <w:rPr>
+          <w:lang w:val="pt-BR"/>
+        </w:rPr>
+        <w:t>results</w:t>
+      </w:r>
+      <w:proofErr w:type="spellEnd"/>
+      <w:proofErr w:type="gramEnd"/>
+      <w:r>
+        <w:rPr>
+          <w:lang w:val="pt-BR"/>
+        </w:rPr>
+        <w:t xml:space="preserve"> | </w:t>
+      </w:r>
+      <w:proofErr w:type="spellStart"/>
+      <w:proofErr w:type="gramStart"/>
+      <w:r>
+        <w:rPr>
+          <w:lang w:val="pt-BR"/>
+        </w:rPr>
+        <w:t>rejectattr</w:t>
+      </w:r>
+      <w:proofErr w:type="spellEnd"/>
+      <w:r>
+        <w:rPr>
+          <w:lang w:val="pt-BR"/>
+        </w:rPr>
+        <w:t>(</w:t>
+      </w:r>
+      <w:proofErr w:type="gramEnd"/>
+      <w:r>
+        <w:rPr>
+          <w:lang w:val="pt-BR"/>
+        </w:rPr>
+        <w:t>'</w:t>
+      </w:r>
+      <w:proofErr w:type="spellStart"/>
+      <w:r>
+        <w:rPr>
+          <w:lang w:val="pt-BR"/>
+        </w:rPr>
+        <w:t>latency</w:t>
+      </w:r>
+      <w:proofErr w:type="spellEnd"/>
+      <w:r>
+        <w:rPr>
+          <w:lang w:val="pt-BR"/>
+        </w:rPr>
+        <w:t>', '</w:t>
+      </w:r>
+      <w:proofErr w:type="spellStart"/>
+      <w:r>
+        <w:rPr>
+          <w:lang w:val="pt-BR"/>
+        </w:rPr>
+        <w:t>equalto</w:t>
+      </w:r>
+      <w:proofErr w:type="spellEnd"/>
+      <w:r>
+        <w:rPr>
+          <w:lang w:val="pt-BR"/>
+        </w:rPr>
+        <w:t xml:space="preserve">', '') | </w:t>
+      </w:r>
+      <w:proofErr w:type="spellStart"/>
+      <w:proofErr w:type="gramStart"/>
+      <w:r>
+        <w:rPr>
+          <w:lang w:val="pt-BR"/>
+        </w:rPr>
+        <w:t>selectattr</w:t>
+      </w:r>
+      <w:proofErr w:type="spellEnd"/>
+      <w:r>
+        <w:rPr>
+          <w:lang w:val="pt-BR"/>
+        </w:rPr>
+        <w:t>(</w:t>
+      </w:r>
+      <w:proofErr w:type="gramEnd"/>
+      <w:r>
+        <w:rPr>
+          <w:lang w:val="pt-BR"/>
+        </w:rPr>
+        <w:t>'</w:t>
+      </w:r>
+      <w:proofErr w:type="spellStart"/>
+      <w:r>
+        <w:rPr>
+          <w:lang w:val="pt-BR"/>
+        </w:rPr>
+        <w:t>latency</w:t>
+      </w:r>
+      <w:proofErr w:type="spellEnd"/>
+      <w:r>
+        <w:rPr>
+          <w:lang w:val="pt-BR"/>
+        </w:rPr>
+        <w:t>', '</w:t>
+      </w:r>
+      <w:proofErr w:type="spellStart"/>
+      <w:r>
+        <w:rPr>
+          <w:lang w:val="pt-BR"/>
+        </w:rPr>
+        <w:t>gt</w:t>
+      </w:r>
+      <w:proofErr w:type="spellEnd"/>
+      <w:r>
+        <w:rPr>
+          <w:lang w:val="pt-BR"/>
+        </w:rPr>
+        <w:t xml:space="preserve">', 150) | </w:t>
+      </w:r>
+      <w:proofErr w:type="spellStart"/>
+      <w:r>
+        <w:rPr>
+          <w:lang w:val="pt-BR"/>
+        </w:rPr>
+        <w:t>list</w:t>
+      </w:r>
+      <w:proofErr w:type="spellEnd"/>
+      <w:r>
+        <w:rPr>
+          <w:lang w:val="pt-BR"/>
+        </w:rPr>
+        <w:t xml:space="preserve"> | </w:t>
+      </w:r>
+      <w:proofErr w:type="spellStart"/>
+      <w:proofErr w:type="gramStart"/>
+      <w:r>
+        <w:rPr>
+          <w:lang w:val="pt-BR"/>
+        </w:rPr>
+        <w:t>length</w:t>
+      </w:r>
+      <w:proofErr w:type="spellEnd"/>
+      <w:r>
+        <w:rPr>
+          <w:lang w:val="pt-BR"/>
+        </w:rPr>
+        <w:t xml:space="preserve"> }}{</w:t>
+      </w:r>
+      <w:proofErr w:type="gramEnd"/>
+      <w:r>
+        <w:rPr>
+          <w:lang w:val="pt-BR"/>
+        </w:rPr>
+        <w:t xml:space="preserve">% set </w:t>
+      </w:r>
+      <w:proofErr w:type="spellStart"/>
+      <w:r>
+        <w:rPr>
+          <w:lang w:val="pt-BR"/>
+        </w:rPr>
+        <w:t>crits</w:t>
+      </w:r>
+      <w:proofErr w:type="spellEnd"/>
+      <w:r>
+        <w:rPr>
+          <w:lang w:val="pt-BR"/>
+        </w:rPr>
+        <w:t xml:space="preserve"> = </w:t>
+      </w:r>
+      <w:proofErr w:type="spellStart"/>
+      <w:r>
+        <w:rPr>
+          <w:lang w:val="pt-BR"/>
+        </w:rPr>
+        <w:t>results</w:t>
+      </w:r>
+      <w:proofErr w:type="spellEnd"/>
+      <w:r>
+        <w:rPr>
+          <w:lang w:val="pt-BR"/>
+        </w:rPr>
+        <w:t xml:space="preserve"> | </w:t>
+      </w:r>
+      <w:proofErr w:type="spellStart"/>
+      <w:proofErr w:type="gramStart"/>
+      <w:r>
+        <w:rPr>
+          <w:lang w:val="pt-BR"/>
+        </w:rPr>
+        <w:t>rejectattr</w:t>
+      </w:r>
+      <w:proofErr w:type="spellEnd"/>
+      <w:r>
+        <w:rPr>
+          <w:lang w:val="pt-BR"/>
+        </w:rPr>
+        <w:t>(</w:t>
+      </w:r>
+      <w:proofErr w:type="gramEnd"/>
+      <w:r>
+        <w:rPr>
+          <w:lang w:val="pt-BR"/>
+        </w:rPr>
+        <w:t>'</w:t>
+      </w:r>
+      <w:proofErr w:type="spellStart"/>
+      <w:r>
+        <w:rPr>
+          <w:lang w:val="pt-BR"/>
+        </w:rPr>
+        <w:t>latency</w:t>
+      </w:r>
+      <w:proofErr w:type="spellEnd"/>
+      <w:r>
+        <w:rPr>
+          <w:lang w:val="pt-BR"/>
+        </w:rPr>
+        <w:t>', '</w:t>
+      </w:r>
+      <w:proofErr w:type="spellStart"/>
+      <w:r>
+        <w:rPr>
+          <w:lang w:val="pt-BR"/>
+        </w:rPr>
+        <w:t>equalto</w:t>
+      </w:r>
+      <w:proofErr w:type="spellEnd"/>
+      <w:r>
+        <w:rPr>
+          <w:lang w:val="pt-BR"/>
+        </w:rPr>
+        <w:t xml:space="preserve">', '') | </w:t>
+      </w:r>
+      <w:proofErr w:type="spellStart"/>
+      <w:proofErr w:type="gramStart"/>
+      <w:r>
+        <w:rPr>
+          <w:lang w:val="pt-BR"/>
+        </w:rPr>
+        <w:t>selectattr</w:t>
+      </w:r>
+      <w:proofErr w:type="spellEnd"/>
+      <w:r>
+        <w:rPr>
+          <w:lang w:val="pt-BR"/>
+        </w:rPr>
+        <w:t>(</w:t>
+      </w:r>
+      <w:proofErr w:type="gramEnd"/>
+      <w:r>
+        <w:rPr>
+          <w:lang w:val="pt-BR"/>
+        </w:rPr>
+        <w:t>'</w:t>
+      </w:r>
+      <w:proofErr w:type="spellStart"/>
+      <w:r>
+        <w:rPr>
+          <w:lang w:val="pt-BR"/>
+        </w:rPr>
+        <w:t>latency</w:t>
+      </w:r>
+      <w:proofErr w:type="spellEnd"/>
+      <w:r>
+        <w:rPr>
+          <w:lang w:val="pt-BR"/>
+        </w:rPr>
+        <w:t>', '</w:t>
+      </w:r>
+      <w:proofErr w:type="spellStart"/>
+      <w:r>
+        <w:rPr>
+          <w:lang w:val="pt-BR"/>
+        </w:rPr>
+        <w:t>gt</w:t>
+      </w:r>
+      <w:proofErr w:type="spellEnd"/>
+      <w:r>
+        <w:rPr>
+          <w:lang w:val="pt-BR"/>
+        </w:rPr>
+        <w:t xml:space="preserve">', 150) | </w:t>
+      </w:r>
+      <w:proofErr w:type="spellStart"/>
+      <w:r>
+        <w:rPr>
+          <w:lang w:val="pt-BR"/>
+        </w:rPr>
+        <w:t>map</w:t>
+      </w:r>
+      <w:proofErr w:type="spellEnd"/>
+      <w:r>
+        <w:rPr>
+          <w:lang w:val="pt-BR"/>
+        </w:rPr>
+        <w:t>(</w:t>
+      </w:r>
+      <w:proofErr w:type="spellStart"/>
+      <w:r>
+        <w:rPr>
+          <w:lang w:val="pt-BR"/>
+        </w:rPr>
+        <w:t>attribute</w:t>
+      </w:r>
+      <w:proofErr w:type="spellEnd"/>
+      <w:r>
+        <w:rPr>
+          <w:lang w:val="pt-BR"/>
+        </w:rPr>
+        <w:t xml:space="preserve">='host') | </w:t>
+      </w:r>
+      <w:proofErr w:type="spellStart"/>
+      <w:r>
+        <w:rPr>
+          <w:lang w:val="pt-BR"/>
+        </w:rPr>
+        <w:t>list</w:t>
+      </w:r>
+      <w:proofErr w:type="spellEnd"/>
+      <w:r>
+        <w:rPr>
+          <w:lang w:val="pt-BR"/>
+        </w:rPr>
+        <w:t xml:space="preserve"> </w:t>
+      </w:r>
+      <w:proofErr w:type="gramStart"/>
+      <w:r>
+        <w:rPr>
+          <w:lang w:val="pt-BR"/>
+        </w:rPr>
+        <w:t>%}{</w:t>
+      </w:r>
+      <w:proofErr w:type="gramEnd"/>
+      <w:r>
+        <w:rPr>
+          <w:lang w:val="pt-BR"/>
+        </w:rPr>
+        <w:t xml:space="preserve">% </w:t>
+      </w:r>
+      <w:proofErr w:type="spellStart"/>
+      <w:r>
+        <w:rPr>
+          <w:lang w:val="pt-BR"/>
+        </w:rPr>
+        <w:t>if</w:t>
+      </w:r>
+      <w:proofErr w:type="spellEnd"/>
+      <w:r>
+        <w:rPr>
+          <w:lang w:val="pt-BR"/>
+        </w:rPr>
+        <w:t xml:space="preserve"> </w:t>
+      </w:r>
+      <w:proofErr w:type="spellStart"/>
+      <w:r>
+        <w:rPr>
+          <w:lang w:val="pt-BR"/>
+        </w:rPr>
+        <w:t>crits|length</w:t>
+      </w:r>
+      <w:proofErr w:type="spellEnd"/>
+      <w:r>
+        <w:rPr>
+          <w:lang w:val="pt-BR"/>
+        </w:rPr>
+        <w:t xml:space="preserve"> &gt; 0 %} (</w:t>
+      </w:r>
+      <w:proofErr w:type="gramStart"/>
+      <w:r>
+        <w:rPr>
+          <w:lang w:val="pt-BR"/>
+        </w:rPr>
+        <w:t xml:space="preserve">{{ </w:t>
+      </w:r>
+      <w:proofErr w:type="spellStart"/>
+      <w:r>
+        <w:rPr>
+          <w:lang w:val="pt-BR"/>
+        </w:rPr>
+        <w:t>crits</w:t>
+      </w:r>
+      <w:proofErr w:type="spellEnd"/>
+      <w:proofErr w:type="gramEnd"/>
+      <w:r>
+        <w:rPr>
+          <w:lang w:val="pt-BR"/>
+        </w:rPr>
+        <w:t xml:space="preserve"> | </w:t>
+      </w:r>
+      <w:proofErr w:type="spellStart"/>
+      <w:proofErr w:type="gramStart"/>
+      <w:r>
+        <w:rPr>
+          <w:lang w:val="pt-BR"/>
+        </w:rPr>
+        <w:t>join</w:t>
+      </w:r>
+      <w:proofErr w:type="spellEnd"/>
+      <w:r>
+        <w:rPr>
+          <w:lang w:val="pt-BR"/>
+        </w:rPr>
+        <w:t>(</w:t>
+      </w:r>
+      <w:proofErr w:type="gramEnd"/>
+      <w:r>
+        <w:rPr>
+          <w:lang w:val="pt-BR"/>
+        </w:rPr>
+        <w:t>', '</w:t>
+      </w:r>
+      <w:proofErr w:type="gramStart"/>
+      <w:r>
+        <w:rPr>
+          <w:lang w:val="pt-BR"/>
+        </w:rPr>
+        <w:t>) }}){</w:t>
+      </w:r>
+      <w:proofErr w:type="gramEnd"/>
+      <w:r>
+        <w:rPr>
+          <w:lang w:val="pt-BR"/>
+        </w:rPr>
+        <w:t xml:space="preserve">% </w:t>
+      </w:r>
+      <w:proofErr w:type="spellStart"/>
+      <w:r>
+        <w:rPr>
+          <w:lang w:val="pt-BR"/>
+        </w:rPr>
+        <w:t>endif</w:t>
+      </w:r>
+      <w:proofErr w:type="spellEnd"/>
+      <w:r>
+        <w:rPr>
+          <w:lang w:val="pt-BR"/>
+        </w:rPr>
+        <w:t xml:space="preserve"> %}</w:t>
       </w:r>
     </w:p>
     <w:p>
@@ -104,7 +1274,327 @@
         <w:rPr>
           <w:lang w:val="pt-BR"/>
         </w:rPr>
-        <w:t xml:space="preserve"> Ping Timeout: {{ results | selectattr('latency', 'equalto', '') | list | length }}{% set timeouts = results | selectattr('latency', 'equalto', '') | map(attribute='host') | list %}{% if timeouts|length &gt; 0 %} ({{ timeouts | join(', ') }}){% endif %}</w:t>
+        <w:t xml:space="preserve"> Ping Timeout: </w:t>
+      </w:r>
+      <w:proofErr w:type="gramStart"/>
+      <w:r>
+        <w:rPr>
+          <w:lang w:val="pt-BR"/>
+        </w:rPr>
+        <w:t xml:space="preserve">{{ </w:t>
+      </w:r>
+      <w:proofErr w:type="spellStart"/>
+      <w:r>
+        <w:rPr>
+          <w:lang w:val="pt-BR"/>
+        </w:rPr>
+        <w:t>results</w:t>
+      </w:r>
+      <w:proofErr w:type="spellEnd"/>
+      <w:proofErr w:type="gramEnd"/>
+      <w:r>
+        <w:rPr>
+          <w:lang w:val="pt-BR"/>
+        </w:rPr>
+        <w:t xml:space="preserve"> | </w:t>
+      </w:r>
+      <w:proofErr w:type="spellStart"/>
+      <w:proofErr w:type="gramStart"/>
+      <w:r>
+        <w:rPr>
+          <w:lang w:val="pt-BR"/>
+        </w:rPr>
+        <w:t>selectattr</w:t>
+      </w:r>
+      <w:proofErr w:type="spellEnd"/>
+      <w:r>
+        <w:rPr>
+          <w:lang w:val="pt-BR"/>
+        </w:rPr>
+        <w:t>(</w:t>
+      </w:r>
+      <w:proofErr w:type="gramEnd"/>
+      <w:r>
+        <w:rPr>
+          <w:lang w:val="pt-BR"/>
+        </w:rPr>
+        <w:t>'</w:t>
+      </w:r>
+      <w:proofErr w:type="spellStart"/>
+      <w:r>
+        <w:rPr>
+          <w:lang w:val="pt-BR"/>
+        </w:rPr>
+        <w:t>latency</w:t>
+      </w:r>
+      <w:proofErr w:type="spellEnd"/>
+      <w:r>
+        <w:rPr>
+          <w:lang w:val="pt-BR"/>
+        </w:rPr>
+        <w:t>', '</w:t>
+      </w:r>
+      <w:proofErr w:type="spellStart"/>
+      <w:r>
+        <w:rPr>
+          <w:lang w:val="pt-BR"/>
+        </w:rPr>
+        <w:t>equalto</w:t>
+      </w:r>
+      <w:proofErr w:type="spellEnd"/>
+      <w:r>
+        <w:rPr>
+          <w:lang w:val="pt-BR"/>
+        </w:rPr>
+        <w:t xml:space="preserve">', '') | </w:t>
+      </w:r>
+      <w:proofErr w:type="spellStart"/>
+      <w:r>
+        <w:rPr>
+          <w:lang w:val="pt-BR"/>
+        </w:rPr>
+        <w:t>list</w:t>
+      </w:r>
+      <w:proofErr w:type="spellEnd"/>
+      <w:r>
+        <w:rPr>
+          <w:lang w:val="pt-BR"/>
+        </w:rPr>
+        <w:t xml:space="preserve"> | </w:t>
+      </w:r>
+      <w:proofErr w:type="spellStart"/>
+      <w:proofErr w:type="gramStart"/>
+      <w:r>
+        <w:rPr>
+          <w:lang w:val="pt-BR"/>
+        </w:rPr>
+        <w:t>length</w:t>
+      </w:r>
+      <w:proofErr w:type="spellEnd"/>
+      <w:r>
+        <w:rPr>
+          <w:lang w:val="pt-BR"/>
+        </w:rPr>
+        <w:t xml:space="preserve"> }}{</w:t>
+      </w:r>
+      <w:proofErr w:type="gramEnd"/>
+      <w:r>
+        <w:rPr>
+          <w:lang w:val="pt-BR"/>
+        </w:rPr>
+        <w:t xml:space="preserve">% set timeouts = </w:t>
+      </w:r>
+      <w:proofErr w:type="spellStart"/>
+      <w:r>
+        <w:rPr>
+          <w:lang w:val="pt-BR"/>
+        </w:rPr>
+        <w:t>results</w:t>
+      </w:r>
+      <w:proofErr w:type="spellEnd"/>
+      <w:r>
+        <w:rPr>
+          <w:lang w:val="pt-BR"/>
+        </w:rPr>
+        <w:t xml:space="preserve"> | </w:t>
+      </w:r>
+      <w:proofErr w:type="spellStart"/>
+      <w:proofErr w:type="gramStart"/>
+      <w:r>
+        <w:rPr>
+          <w:lang w:val="pt-BR"/>
+        </w:rPr>
+        <w:t>selectattr</w:t>
+      </w:r>
+      <w:proofErr w:type="spellEnd"/>
+      <w:r>
+        <w:rPr>
+          <w:lang w:val="pt-BR"/>
+        </w:rPr>
+        <w:t>(</w:t>
+      </w:r>
+      <w:proofErr w:type="gramEnd"/>
+      <w:r>
+        <w:rPr>
+          <w:lang w:val="pt-BR"/>
+        </w:rPr>
+        <w:t>'</w:t>
+      </w:r>
+      <w:proofErr w:type="spellStart"/>
+      <w:r>
+        <w:rPr>
+          <w:lang w:val="pt-BR"/>
+        </w:rPr>
+        <w:t>latency</w:t>
+      </w:r>
+      <w:proofErr w:type="spellEnd"/>
+      <w:r>
+        <w:rPr>
+          <w:lang w:val="pt-BR"/>
+        </w:rPr>
+        <w:t>', '</w:t>
+      </w:r>
+      <w:proofErr w:type="spellStart"/>
+      <w:r>
+        <w:rPr>
+          <w:lang w:val="pt-BR"/>
+        </w:rPr>
+        <w:t>equalto</w:t>
+      </w:r>
+      <w:proofErr w:type="spellEnd"/>
+      <w:r>
+        <w:rPr>
+          <w:lang w:val="pt-BR"/>
+        </w:rPr>
+        <w:t xml:space="preserve">', '') | </w:t>
+      </w:r>
+      <w:proofErr w:type="spellStart"/>
+      <w:r>
+        <w:rPr>
+          <w:lang w:val="pt-BR"/>
+        </w:rPr>
+        <w:t>map</w:t>
+      </w:r>
+      <w:proofErr w:type="spellEnd"/>
+      <w:r>
+        <w:rPr>
+          <w:lang w:val="pt-BR"/>
+        </w:rPr>
+        <w:t>(</w:t>
+      </w:r>
+      <w:proofErr w:type="spellStart"/>
+      <w:r>
+        <w:rPr>
+          <w:lang w:val="pt-BR"/>
+        </w:rPr>
+        <w:t>attribute</w:t>
+      </w:r>
+      <w:proofErr w:type="spellEnd"/>
+      <w:r>
+        <w:rPr>
+          <w:lang w:val="pt-BR"/>
+        </w:rPr>
+        <w:t xml:space="preserve">='host') | </w:t>
+      </w:r>
+      <w:proofErr w:type="spellStart"/>
+      <w:r>
+        <w:rPr>
+          <w:lang w:val="pt-BR"/>
+        </w:rPr>
+        <w:t>list</w:t>
+      </w:r>
+      <w:proofErr w:type="spellEnd"/>
+      <w:r>
+        <w:rPr>
+          <w:lang w:val="pt-BR"/>
+        </w:rPr>
+        <w:t xml:space="preserve"> </w:t>
+      </w:r>
+      <w:proofErr w:type="gramStart"/>
+      <w:r>
+        <w:rPr>
+          <w:lang w:val="pt-BR"/>
+        </w:rPr>
+        <w:t>%}{</w:t>
+      </w:r>
+      <w:proofErr w:type="gramEnd"/>
+      <w:r>
+        <w:rPr>
+          <w:lang w:val="pt-BR"/>
+        </w:rPr>
+        <w:t xml:space="preserve">% </w:t>
+      </w:r>
+      <w:proofErr w:type="spellStart"/>
+      <w:r>
+        <w:rPr>
+          <w:lang w:val="pt-BR"/>
+        </w:rPr>
+        <w:t>if</w:t>
+      </w:r>
+      <w:proofErr w:type="spellEnd"/>
+      <w:r>
+        <w:rPr>
+          <w:lang w:val="pt-BR"/>
+        </w:rPr>
+        <w:t xml:space="preserve"> </w:t>
+      </w:r>
+      <w:proofErr w:type="spellStart"/>
+      <w:r>
+        <w:rPr>
+          <w:lang w:val="pt-BR"/>
+        </w:rPr>
+        <w:t>timeouts|length</w:t>
+      </w:r>
+      <w:proofErr w:type="spellEnd"/>
+      <w:r>
+        <w:rPr>
+          <w:lang w:val="pt-BR"/>
+        </w:rPr>
+        <w:t xml:space="preserve"> &gt; 0 %} (</w:t>
+      </w:r>
+      <w:proofErr w:type="gramStart"/>
+      <w:r>
+        <w:rPr>
+          <w:lang w:val="pt-BR"/>
+        </w:rPr>
+        <w:t>{{ timeouts</w:t>
+      </w:r>
+      <w:proofErr w:type="gramEnd"/>
+      <w:r>
+        <w:rPr>
+          <w:lang w:val="pt-BR"/>
+        </w:rPr>
+        <w:t xml:space="preserve"> | </w:t>
+      </w:r>
+      <w:proofErr w:type="spellStart"/>
+      <w:proofErr w:type="gramStart"/>
+      <w:r>
+        <w:rPr>
+          <w:lang w:val="pt-BR"/>
+        </w:rPr>
+        <w:t>join</w:t>
+      </w:r>
+      <w:proofErr w:type="spellEnd"/>
+      <w:r>
+        <w:rPr>
+          <w:lang w:val="pt-BR"/>
+        </w:rPr>
+        <w:t>(</w:t>
+      </w:r>
+      <w:proofErr w:type="gramEnd"/>
+      <w:r>
+        <w:rPr>
+          <w:lang w:val="pt-BR"/>
+        </w:rPr>
+        <w:t>', '</w:t>
+      </w:r>
+      <w:proofErr w:type="gramStart"/>
+      <w:r>
+        <w:rPr>
+          <w:lang w:val="pt-BR"/>
+        </w:rPr>
+        <w:t>) }}){</w:t>
+      </w:r>
+      <w:proofErr w:type="gramEnd"/>
+      <w:r>
+        <w:rPr>
+          <w:lang w:val="pt-BR"/>
+        </w:rPr>
+        <w:t xml:space="preserve">% </w:t>
+      </w:r>
+      <w:proofErr w:type="spellStart"/>
+      <w:r>
+        <w:rPr>
+          <w:lang w:val="pt-BR"/>
+        </w:rPr>
+        <w:t>endif</w:t>
+      </w:r>
+      <w:proofErr w:type="spellEnd"/>
+      <w:r>
+        <w:rPr>
+          <w:lang w:val="pt-BR"/>
+        </w:rPr>
+        <w:t xml:space="preserve"> %}</w:t>
       </w:r>
     </w:p>
     <w:p>
@@ -115,21 +1605,97 @@
         <w:t>p</w:t>
       </w:r>
       <w:r>
-        <w:t xml:space="preserve"> for res in results %}</w:t>
-      </w:r>
+        <w:t xml:space="preserve"> for </w:t>
+      </w:r>
+      <w:proofErr w:type="gramStart"/>
+      <w:r>
+        <w:t>res</w:t>
+      </w:r>
+      <w:proofErr w:type="gramEnd"/>
+      <w:r>
+        <w:t xml:space="preserve"> in </w:t>
+      </w:r>
+      <w:proofErr w:type="gramStart"/>
+      <w:r>
+        <w:t>results %}</w:t>
+      </w:r>
+      <w:proofErr w:type="gramEnd"/>
     </w:p>
     <w:p>
       <w:pPr>
         <w:pStyle w:val="Ttulo1"/>
       </w:pPr>
-      <w:r>
-        <w:t>{{ res.rule_name }}: {{ res.host }}</w:t>
+      <w:proofErr w:type="gramStart"/>
+      <w:r>
+        <w:t xml:space="preserve">{{ </w:t>
+      </w:r>
+      <w:proofErr w:type="spellStart"/>
+      <w:r>
+        <w:t>res</w:t>
+      </w:r>
+      <w:proofErr w:type="gramEnd"/>
+      <w:r>
+        <w:t>.rule_</w:t>
+      </w:r>
+      <w:proofErr w:type="gramStart"/>
+      <w:r>
+        <w:t>name</w:t>
+      </w:r>
+      <w:proofErr w:type="spellEnd"/>
+      <w:r>
+        <w:t xml:space="preserve"> }</w:t>
+      </w:r>
+      <w:proofErr w:type="gramEnd"/>
+      <w:r>
+        <w:t xml:space="preserve">}: </w:t>
+      </w:r>
+      <w:proofErr w:type="gramStart"/>
+      <w:r>
+        <w:t xml:space="preserve">{{ </w:t>
+      </w:r>
+      <w:proofErr w:type="spellStart"/>
+      <w:r>
+        <w:t>res</w:t>
+      </w:r>
+      <w:proofErr w:type="gramEnd"/>
+      <w:r>
+        <w:t>.</w:t>
+      </w:r>
+      <w:proofErr w:type="gramStart"/>
+      <w:r>
+        <w:t>host</w:t>
+      </w:r>
+      <w:proofErr w:type="spellEnd"/>
+      <w:r>
+        <w:t xml:space="preserve"> }</w:t>
+      </w:r>
+      <w:proofErr w:type="gramEnd"/>
+      <w:r>
+        <w:t>}</w:t>
       </w:r>
     </w:p>
     <w:p>
       <w:r>
-        <w:t>{%p if res.rule_name in ['Switch', 'Access Point'] %}</w:t>
-      </w:r>
+        <w:t xml:space="preserve">{%p if </w:t>
+      </w:r>
+      <w:proofErr w:type="spellStart"/>
+      <w:proofErr w:type="gramStart"/>
+      <w:r>
+        <w:t>res.rule</w:t>
+      </w:r>
+      <w:proofErr w:type="gramEnd"/>
+      <w:r>
+        <w:t>_name</w:t>
+      </w:r>
+      <w:proofErr w:type="spellEnd"/>
+      <w:r>
+        <w:t xml:space="preserve"> in ['Switch', 'Access Point'</w:t>
+      </w:r>
+      <w:proofErr w:type="gramStart"/>
+      <w:r>
+        <w:t>] %}</w:t>
+      </w:r>
+      <w:proofErr w:type="gramEnd"/>
     </w:p>
     <w:p>
       <w:r>
@@ -139,60 +1705,141 @@
         <w:t>p</w:t>
       </w:r>
       <w:r>
-        <w:t xml:space="preserve"> if res.latency %}{% set ping = res.latency|int %}Lat</w:t>
-      </w:r>
-      <w:r>
-        <w:t>ência</w:t>
-      </w:r>
-      <w:r>
-        <w:t xml:space="preserve">: {{ ping }}ms ({% if ping &lt;= 50 %}Ok </w:t>
-      </w:r>
-      <w:r>
-        <w:rPr>
-          <w:rFonts w:ascii="Segoe UI Emoji" w:hAnsi="Segoe UI Emoji" w:cs="Segoe UI Emoji"/>
-        </w:rPr>
-        <w:t>🟢</w:t>
-      </w:r>
-      <w:r>
-        <w:t xml:space="preserve">{% elif ping &lt;= 150 %}Warning </w:t>
-      </w:r>
-      <w:r>
-        <w:rPr>
-          <w:rFonts w:ascii="Segoe UI Emoji" w:hAnsi="Segoe UI Emoji" w:cs="Segoe UI Emoji"/>
-        </w:rPr>
-        <w:t>🟡</w:t>
-      </w:r>
-      <w:r>
-        <w:t xml:space="preserve">{% else %}Critical </w:t>
-      </w:r>
-      <w:r>
-        <w:rPr>
-          <w:rFonts w:ascii="Segoe UI Emoji" w:hAnsi="Segoe UI Emoji" w:cs="Segoe UI Emoji"/>
-        </w:rPr>
-        <w:t>🔴</w:t>
-      </w:r>
-      <w:r>
-        <w:t xml:space="preserve">{% endif %}){% else %}(Ping Timeout </w:t>
-      </w:r>
-      <w:r>
-        <w:rPr>
-          <w:rFonts w:ascii="Segoe UI Emoji" w:hAnsi="Segoe UI Emoji" w:cs="Segoe UI Emoji"/>
-        </w:rPr>
-        <w:t>❌</w:t>
-      </w:r>
-      <w:r>
-        <w:t>){%</w:t>
-      </w:r>
-      <w:r>
-        <w:t>p</w:t>
-      </w:r>
-      <w:r>
-        <w:t xml:space="preserve"> endif %}</w:t>
+        <w:t xml:space="preserve"> if </w:t>
+      </w:r>
+      <w:proofErr w:type="spellStart"/>
+      <w:proofErr w:type="gramStart"/>
+      <w:r>
+        <w:t>res.latency</w:t>
+      </w:r>
+      <w:proofErr w:type="spellEnd"/>
+      <w:proofErr w:type="gramEnd"/>
+      <w:r>
+        <w:t xml:space="preserve"> %}</w:t>
       </w:r>
     </w:p>
     <w:p>
       <w:r>
-        <w:t>{%p elif res.rule_name == "FortiGate" %}</w:t>
+        <w:t xml:space="preserve">{% set ping = </w:t>
+      </w:r>
+      <w:proofErr w:type="spellStart"/>
+      <w:proofErr w:type="gramStart"/>
+      <w:r>
+        <w:t>res.latency</w:t>
+      </w:r>
+      <w:proofErr w:type="gramEnd"/>
+      <w:r>
+        <w:t>|int</w:t>
+      </w:r>
+      <w:proofErr w:type="spellEnd"/>
+      <w:r>
+        <w:t xml:space="preserve"> </w:t>
+      </w:r>
+      <w:proofErr w:type="gramStart"/>
+      <w:r>
+        <w:t>%}</w:t>
+      </w:r>
+      <w:proofErr w:type="spellStart"/>
+      <w:r>
+        <w:t>Lat</w:t>
+      </w:r>
+      <w:r>
+        <w:t>ência</w:t>
+      </w:r>
+      <w:proofErr w:type="spellEnd"/>
+      <w:proofErr w:type="gramEnd"/>
+      <w:r>
+        <w:t xml:space="preserve">: </w:t>
+      </w:r>
+      <w:proofErr w:type="gramStart"/>
+      <w:r>
+        <w:t>{{ ping</w:t>
+      </w:r>
+      <w:proofErr w:type="gramEnd"/>
+      <w:r>
+        <w:t xml:space="preserve"> }}</w:t>
+      </w:r>
+      <w:proofErr w:type="spellStart"/>
+      <w:r>
+        <w:t>ms</w:t>
+      </w:r>
+      <w:proofErr w:type="spellEnd"/>
+      <w:r>
+        <w:t xml:space="preserve"> ({% if ping &lt;= 50 </w:t>
+      </w:r>
+      <w:proofErr w:type="gramStart"/>
+      <w:r>
+        <w:t>%}Ok</w:t>
+      </w:r>
+      <w:proofErr w:type="gramEnd"/>
+      <w:r>
+        <w:t xml:space="preserve"> </w:t>
+      </w:r>
+      <w:proofErr w:type="gramStart"/>
+      <w:r>
+        <w:rPr>
+          <w:rFonts w:ascii="Segoe UI Emoji" w:hAnsi="Segoe UI Emoji" w:cs="Segoe UI Emoji"/>
+        </w:rPr>
+        <w:t>🟢</w:t>
+      </w:r>
+      <w:r>
+        <w:t>{</w:t>
+      </w:r>
+      <w:proofErr w:type="gramEnd"/>
+      <w:r>
+        <w:t xml:space="preserve">% </w:t>
+      </w:r>
+      <w:proofErr w:type="spellStart"/>
+      <w:r>
+        <w:t>elif</w:t>
+      </w:r>
+      <w:proofErr w:type="spellEnd"/>
+      <w:r>
+        <w:t xml:space="preserve"> ping &lt;= 150 </w:t>
+      </w:r>
+      <w:proofErr w:type="gramStart"/>
+      <w:r>
+        <w:t>%}Warning</w:t>
+      </w:r>
+      <w:proofErr w:type="gramEnd"/>
+      <w:r>
+        <w:t xml:space="preserve"> </w:t>
+      </w:r>
+      <w:proofErr w:type="gramStart"/>
+      <w:r>
+        <w:rPr>
+          <w:rFonts w:ascii="Segoe UI Emoji" w:hAnsi="Segoe UI Emoji" w:cs="Segoe UI Emoji"/>
+        </w:rPr>
+        <w:t>🟡</w:t>
+      </w:r>
+      <w:r>
+        <w:t>{</w:t>
+      </w:r>
+      <w:proofErr w:type="gramEnd"/>
+      <w:r>
+        <w:t xml:space="preserve">% else </w:t>
+      </w:r>
+      <w:proofErr w:type="gramStart"/>
+      <w:r>
+        <w:t>%}Critical</w:t>
+      </w:r>
+      <w:proofErr w:type="gramEnd"/>
+      <w:r>
+        <w:t xml:space="preserve"> </w:t>
+      </w:r>
+      <w:proofErr w:type="gramStart"/>
+      <w:r>
+        <w:rPr>
+          <w:rFonts w:ascii="Segoe UI Emoji" w:hAnsi="Segoe UI Emoji" w:cs="Segoe UI Emoji"/>
+        </w:rPr>
+        <w:t>🔴</w:t>
+      </w:r>
+      <w:r>
+        <w:t>{</w:t>
+      </w:r>
+      <w:proofErr w:type="gramEnd"/>
+      <w:r>
+        <w:t>% endif %})</w:t>
       </w:r>
     </w:p>
     <w:p>
@@ -203,12 +1850,26 @@
         <w:t>p</w:t>
       </w:r>
       <w:r>
-        <w:t xml:space="preserve"> if res.error %}</w:t>
-      </w:r>
+        <w:t xml:space="preserve"> </w:t>
+      </w:r>
+      <w:proofErr w:type="gramStart"/>
+      <w:r>
+        <w:t>else %}</w:t>
+      </w:r>
+      <w:proofErr w:type="gramEnd"/>
     </w:p>
     <w:p>
       <w:r>
-        <w:t>Erro: {{ res.error }}</w:t>
+        <w:t xml:space="preserve">(Ping Timeout </w:t>
+      </w:r>
+      <w:r>
+        <w:rPr>
+          <w:rFonts w:ascii="Segoe UI Emoji" w:hAnsi="Segoe UI Emoji" w:cs="Segoe UI Emoji"/>
+        </w:rPr>
+        <w:t>❌</w:t>
+      </w:r>
+      <w:r>
+        <w:t>)</w:t>
       </w:r>
     </w:p>
     <w:p>
@@ -219,145 +1880,707 @@
         <w:t>p</w:t>
       </w:r>
       <w:r>
-        <w:t xml:space="preserve"> else %}</w:t>
-      </w:r>
+        <w:t xml:space="preserve"> </w:t>
+      </w:r>
+      <w:proofErr w:type="gramStart"/>
+      <w:r>
+        <w:t>endif %}</w:t>
+      </w:r>
+      <w:proofErr w:type="gramEnd"/>
     </w:p>
     <w:p>
       <w:r>
-        <w:t>{%p for intf_key, intf_data in res.wan_status.items() %}</w:t>
-      </w:r>
+        <w:t xml:space="preserve">{%p </w:t>
+      </w:r>
+      <w:proofErr w:type="spellStart"/>
+      <w:r>
+        <w:t>elif</w:t>
+      </w:r>
+      <w:proofErr w:type="spellEnd"/>
+      <w:r>
+        <w:t xml:space="preserve"> </w:t>
+      </w:r>
+      <w:proofErr w:type="spellStart"/>
+      <w:proofErr w:type="gramStart"/>
+      <w:r>
+        <w:t>res.rule</w:t>
+      </w:r>
+      <w:proofErr w:type="gramEnd"/>
+      <w:r>
+        <w:t>_name</w:t>
+      </w:r>
+      <w:proofErr w:type="spellEnd"/>
+      <w:r>
+        <w:t xml:space="preserve"> == "FortiGate</w:t>
+      </w:r>
+      <w:proofErr w:type="gramStart"/>
+      <w:r>
+        <w:t>" %}</w:t>
+      </w:r>
+      <w:proofErr w:type="gramEnd"/>
     </w:p>
     <w:p>
       <w:r>
-        <w:t>{% set isp_map = {'WAN1': 'ISP1', 'WAN2': 'ISP2'} %}</w:t>
+        <w:t>{%</w:t>
+      </w:r>
+      <w:r>
+        <w:t>p</w:t>
+      </w:r>
+      <w:r>
+        <w:t xml:space="preserve"> if </w:t>
+      </w:r>
+      <w:proofErr w:type="spellStart"/>
+      <w:proofErr w:type="gramStart"/>
+      <w:r>
+        <w:t>res.error</w:t>
+      </w:r>
+      <w:proofErr w:type="spellEnd"/>
+      <w:proofErr w:type="gramEnd"/>
+      <w:r>
+        <w:t xml:space="preserve"> %}</w:t>
       </w:r>
     </w:p>
     <w:p>
       <w:r>
-        <w:t>{% set isp_name = isp_map.get(intf_key, intf_key) %}</w:t>
+        <w:t xml:space="preserve">Erro: </w:t>
+      </w:r>
+      <w:proofErr w:type="gramStart"/>
+      <w:r>
+        <w:t xml:space="preserve">{{ </w:t>
+      </w:r>
+      <w:proofErr w:type="spellStart"/>
+      <w:r>
+        <w:t>res</w:t>
+      </w:r>
+      <w:proofErr w:type="gramEnd"/>
+      <w:r>
+        <w:t>.</w:t>
+      </w:r>
+      <w:proofErr w:type="gramStart"/>
+      <w:r>
+        <w:t>error</w:t>
+      </w:r>
+      <w:proofErr w:type="spellEnd"/>
+      <w:r>
+        <w:t xml:space="preserve"> }</w:t>
+      </w:r>
+      <w:proofErr w:type="gramEnd"/>
+      <w:r>
+        <w:t>}</w:t>
       </w:r>
     </w:p>
     <w:p>
       <w:r>
         <w:lastRenderedPageBreak/>
-        <w:t xml:space="preserve">Status do Link </w:t>
-      </w:r>
-      <w:r>
-        <w:t>{{ isp_name }} ({{ intf_key }})</w:t>
-      </w:r>
-      <w:r>
-        <w:t>: {% if intf_data.ip %}{{ intf_data.ip }}{% endif %} ({{ intf_data.status }})</w:t>
-      </w:r>
+        <w:t>{%</w:t>
+      </w:r>
+      <w:r>
+        <w:t>p</w:t>
+      </w:r>
+      <w:r>
+        <w:t xml:space="preserve"> </w:t>
+      </w:r>
+      <w:proofErr w:type="gramStart"/>
+      <w:r>
+        <w:t>else %}</w:t>
+      </w:r>
+      <w:proofErr w:type="gramEnd"/>
     </w:p>
     <w:p>
       <w:r>
-        <w:t>{%</w:t>
-      </w:r>
-      <w:r>
-        <w:t>p</w:t>
-      </w:r>
-      <w:r>
-        <w:t xml:space="preserve"> if intf_data.</w:t>
-      </w:r>
-      <w:r>
-        <w:t>ping_interface</w:t>
-      </w:r>
-      <w:r>
-        <w:t xml:space="preserve"> %}</w:t>
-      </w:r>
-      <w:r>
-        <w:t>{%</w:t>
-      </w:r>
-      <w:r>
-        <w:t>p</w:t>
-      </w:r>
-      <w:r>
-        <w:t xml:space="preserve"> if intf_data.latency %}{% set ping = intf_data.latency|int %}</w:t>
-      </w:r>
-      <w:r>
-        <w:t>Latência do Gateway</w:t>
-      </w:r>
-      <w:r>
-        <w:t xml:space="preserve"> ({{ intf_data.gw }}): {{ ping }}ms ({% if ping &lt;= 50 %}Ok </w:t>
-      </w:r>
-      <w:r>
-        <w:rPr>
-          <w:rFonts w:ascii="Segoe UI Emoji" w:hAnsi="Segoe UI Emoji" w:cs="Segoe UI Emoji"/>
-          <w:lang w:val="pt-BR"/>
-        </w:rPr>
-        <w:t>🟢</w:t>
-      </w:r>
-      <w:r>
-        <w:t xml:space="preserve">{% elif ping &lt;= 150 %}Warning </w:t>
-      </w:r>
-      <w:r>
-        <w:rPr>
-          <w:rFonts w:ascii="Segoe UI Emoji" w:hAnsi="Segoe UI Emoji" w:cs="Segoe UI Emoji"/>
-          <w:lang w:val="pt-BR"/>
-        </w:rPr>
-        <w:t>🟡</w:t>
-      </w:r>
-      <w:r>
-        <w:t xml:space="preserve">{% else %}Critical </w:t>
-      </w:r>
-      <w:r>
-        <w:rPr>
-          <w:rFonts w:ascii="Segoe UI Emoji" w:hAnsi="Segoe UI Emoji" w:cs="Segoe UI Emoji"/>
-          <w:lang w:val="pt-BR"/>
-        </w:rPr>
-        <w:t>🔴</w:t>
-      </w:r>
-      <w:r>
-        <w:t xml:space="preserve">{% endif %}){% else %}(Ping Timeout </w:t>
-      </w:r>
-      <w:r>
-        <w:rPr>
-          <w:rFonts w:ascii="Segoe UI Emoji" w:hAnsi="Segoe UI Emoji" w:cs="Segoe UI Emoji"/>
-        </w:rPr>
-        <w:t>❌</w:t>
-      </w:r>
-      <w:r>
-        <w:t>){%</w:t>
-      </w:r>
-      <w:r>
-        <w:t>p</w:t>
-      </w:r>
-      <w:r>
-        <w:t xml:space="preserve"> endif %}</w:t>
-      </w:r>
-      <w:r>
-        <w:t>{%</w:t>
-      </w:r>
-      <w:r>
-        <w:t>p</w:t>
-      </w:r>
-      <w:r>
-        <w:t xml:space="preserve"> endif %}</w:t>
-      </w:r>
+        <w:t xml:space="preserve">{%p for </w:t>
+      </w:r>
+      <w:proofErr w:type="spellStart"/>
+      <w:r>
+        <w:t>intf_key</w:t>
+      </w:r>
+      <w:proofErr w:type="spellEnd"/>
+      <w:r>
+        <w:t xml:space="preserve">, </w:t>
+      </w:r>
+      <w:proofErr w:type="spellStart"/>
+      <w:r>
+        <w:t>intf_data</w:t>
+      </w:r>
+      <w:proofErr w:type="spellEnd"/>
+      <w:r>
+        <w:t xml:space="preserve"> in </w:t>
+      </w:r>
+      <w:proofErr w:type="spellStart"/>
+      <w:r>
+        <w:t>res.wan_</w:t>
+      </w:r>
+      <w:proofErr w:type="gramStart"/>
+      <w:r>
+        <w:t>status.items</w:t>
+      </w:r>
+      <w:proofErr w:type="spellEnd"/>
+      <w:proofErr w:type="gramEnd"/>
+      <w:r>
+        <w:t>(</w:t>
+      </w:r>
+      <w:proofErr w:type="gramStart"/>
+      <w:r>
+        <w:t>) %}</w:t>
+      </w:r>
+      <w:proofErr w:type="gramEnd"/>
     </w:p>
     <w:p>
       <w:r>
-        <w:t xml:space="preserve">{%p endfor %} {# CLOSES: for intf_key, intf_data #} </w:t>
+        <w:t xml:space="preserve">{% set </w:t>
+      </w:r>
+      <w:proofErr w:type="spellStart"/>
+      <w:r>
+        <w:t>isp_map</w:t>
+      </w:r>
+      <w:proofErr w:type="spellEnd"/>
+      <w:r>
+        <w:t xml:space="preserve"> </w:t>
+      </w:r>
+      <w:proofErr w:type="gramStart"/>
+      <w:r>
+        <w:t>= {'</w:t>
+      </w:r>
+      <w:proofErr w:type="gramEnd"/>
+      <w:r>
+        <w:t>WAN1': 'ISP1', 'WAN2': '</w:t>
+      </w:r>
+      <w:proofErr w:type="gramStart"/>
+      <w:r>
+        <w:t>ISP2'}</w:t>
+      </w:r>
+      <w:proofErr w:type="gramEnd"/>
+      <w:r>
+        <w:t xml:space="preserve"> %}</w:t>
       </w:r>
     </w:p>
     <w:p>
       <w:r>
-        <w:t>{%p endif %} {# CLOSES: if res.error #}</w:t>
-      </w:r>
+        <w:t xml:space="preserve">{% set </w:t>
+      </w:r>
+      <w:proofErr w:type="spellStart"/>
+      <w:r>
+        <w:t>isp_name</w:t>
+      </w:r>
+      <w:proofErr w:type="spellEnd"/>
+      <w:r>
+        <w:t xml:space="preserve"> = </w:t>
+      </w:r>
+      <w:proofErr w:type="spellStart"/>
+      <w:proofErr w:type="gramStart"/>
+      <w:r>
+        <w:t>isp_map.get</w:t>
+      </w:r>
+      <w:proofErr w:type="spellEnd"/>
+      <w:r>
+        <w:t>(</w:t>
+      </w:r>
+      <w:proofErr w:type="spellStart"/>
+      <w:proofErr w:type="gramEnd"/>
+      <w:r>
+        <w:t>intf_key</w:t>
+      </w:r>
+      <w:proofErr w:type="spellEnd"/>
+      <w:r>
+        <w:t xml:space="preserve">, </w:t>
+      </w:r>
+      <w:proofErr w:type="spellStart"/>
+      <w:r>
+        <w:t>intf_key</w:t>
+      </w:r>
+      <w:proofErr w:type="spellEnd"/>
+      <w:proofErr w:type="gramStart"/>
+      <w:r>
+        <w:t>) %}</w:t>
+      </w:r>
+      <w:proofErr w:type="gramEnd"/>
     </w:p>
     <w:p>
       <w:r>
-        <w:t>{%p endif %} {# CLOSES: if res.rule_name in ['Switch', 'Access Point'] #}</w:t>
+        <w:t xml:space="preserve">Status </w:t>
+      </w:r>
+      <w:proofErr w:type="gramStart"/>
+      <w:r>
+        <w:t>do</w:t>
+      </w:r>
+      <w:proofErr w:type="gramEnd"/>
+      <w:r>
+        <w:t xml:space="preserve"> Link </w:t>
+      </w:r>
+      <w:proofErr w:type="gramStart"/>
+      <w:r>
+        <w:t xml:space="preserve">{{ </w:t>
+      </w:r>
+      <w:proofErr w:type="spellStart"/>
+      <w:r>
+        <w:t>isp</w:t>
+      </w:r>
+      <w:proofErr w:type="gramEnd"/>
+      <w:r>
+        <w:t>_</w:t>
+      </w:r>
+      <w:proofErr w:type="gramStart"/>
+      <w:r>
+        <w:t>name</w:t>
+      </w:r>
+      <w:proofErr w:type="spellEnd"/>
+      <w:r>
+        <w:t xml:space="preserve"> }</w:t>
+      </w:r>
+      <w:proofErr w:type="gramEnd"/>
+      <w:r>
+        <w:t>} (</w:t>
+      </w:r>
+      <w:proofErr w:type="gramStart"/>
+      <w:r>
+        <w:t xml:space="preserve">{{ </w:t>
+      </w:r>
+      <w:proofErr w:type="spellStart"/>
+      <w:r>
+        <w:t>intf</w:t>
+      </w:r>
+      <w:proofErr w:type="gramEnd"/>
+      <w:r>
+        <w:t>_</w:t>
+      </w:r>
+      <w:proofErr w:type="gramStart"/>
+      <w:r>
+        <w:t>key</w:t>
+      </w:r>
+      <w:proofErr w:type="spellEnd"/>
+      <w:r>
+        <w:t xml:space="preserve"> }</w:t>
+      </w:r>
+      <w:proofErr w:type="gramEnd"/>
+      <w:r>
+        <w:t>})</w:t>
+      </w:r>
+      <w:proofErr w:type="gramStart"/>
+      <w:r>
+        <w:t>: {%</w:t>
+      </w:r>
+      <w:proofErr w:type="gramEnd"/>
+      <w:r>
+        <w:t xml:space="preserve"> if </w:t>
+      </w:r>
+      <w:proofErr w:type="spellStart"/>
+      <w:r>
+        <w:t>intf_</w:t>
+      </w:r>
+      <w:proofErr w:type="gramStart"/>
+      <w:r>
+        <w:t>data.ip</w:t>
+      </w:r>
+      <w:proofErr w:type="spellEnd"/>
+      <w:proofErr w:type="gramEnd"/>
+      <w:r>
+        <w:t xml:space="preserve"> </w:t>
+      </w:r>
+      <w:proofErr w:type="gramStart"/>
+      <w:r>
+        <w:t xml:space="preserve">%}{{ </w:t>
+      </w:r>
+      <w:proofErr w:type="spellStart"/>
+      <w:r>
+        <w:t>intf</w:t>
+      </w:r>
+      <w:proofErr w:type="gramEnd"/>
+      <w:r>
+        <w:t>_</w:t>
+      </w:r>
+      <w:proofErr w:type="gramStart"/>
+      <w:r>
+        <w:t>data.ip</w:t>
+      </w:r>
+      <w:proofErr w:type="spellEnd"/>
+      <w:proofErr w:type="gramEnd"/>
+      <w:r>
+        <w:t xml:space="preserve"> </w:t>
+      </w:r>
+      <w:proofErr w:type="gramStart"/>
+      <w:r>
+        <w:t>}}{</w:t>
+      </w:r>
+      <w:proofErr w:type="gramEnd"/>
+      <w:r>
+        <w:t xml:space="preserve">% </w:t>
+      </w:r>
+      <w:proofErr w:type="gramStart"/>
+      <w:r>
+        <w:t>endif %}</w:t>
+      </w:r>
+      <w:proofErr w:type="gramEnd"/>
+      <w:r>
+        <w:t xml:space="preserve"> (</w:t>
+      </w:r>
+      <w:proofErr w:type="gramStart"/>
+      <w:r>
+        <w:t xml:space="preserve">{{ </w:t>
+      </w:r>
+      <w:proofErr w:type="spellStart"/>
+      <w:r>
+        <w:t>intf</w:t>
+      </w:r>
+      <w:proofErr w:type="gramEnd"/>
+      <w:r>
+        <w:t>_</w:t>
+      </w:r>
+      <w:proofErr w:type="gramStart"/>
+      <w:r>
+        <w:t>data.status</w:t>
+      </w:r>
+      <w:proofErr w:type="spellEnd"/>
+      <w:proofErr w:type="gramEnd"/>
+      <w:r>
+        <w:t xml:space="preserve"> }})</w:t>
       </w:r>
     </w:p>
     <w:p>
       <w:r>
-        <w:t>{%p if res.screenshot %}</w:t>
-      </w:r>
+        <w:t>{%</w:t>
+      </w:r>
+      <w:r>
+        <w:t>p</w:t>
+      </w:r>
+      <w:r>
+        <w:t xml:space="preserve"> if </w:t>
+      </w:r>
+      <w:proofErr w:type="spellStart"/>
+      <w:r>
+        <w:t>intf_</w:t>
+      </w:r>
+      <w:proofErr w:type="gramStart"/>
+      <w:r>
+        <w:t>data.</w:t>
+      </w:r>
+      <w:r>
+        <w:t>ping</w:t>
+      </w:r>
+      <w:proofErr w:type="gramEnd"/>
+      <w:r>
+        <w:t>_</w:t>
+      </w:r>
+      <w:proofErr w:type="gramStart"/>
+      <w:r>
+        <w:t>interface</w:t>
+      </w:r>
+      <w:proofErr w:type="spellEnd"/>
+      <w:r>
+        <w:t xml:space="preserve"> %}</w:t>
+      </w:r>
+      <w:proofErr w:type="gramEnd"/>
     </w:p>
     <w:p>
       <w:r>
-        <w:t>Evidência (Screenshot):</w:t>
+        <w:t xml:space="preserve">{% if </w:t>
+      </w:r>
+      <w:proofErr w:type="spellStart"/>
+      <w:r>
+        <w:t>intf_</w:t>
+      </w:r>
+      <w:proofErr w:type="gramStart"/>
+      <w:r>
+        <w:t>data.latency</w:t>
+      </w:r>
+      <w:proofErr w:type="spellEnd"/>
+      <w:proofErr w:type="gramEnd"/>
+      <w:r>
+        <w:t xml:space="preserve"> </w:t>
+      </w:r>
+      <w:proofErr w:type="gramStart"/>
+      <w:r>
+        <w:t>%}{</w:t>
+      </w:r>
+      <w:proofErr w:type="gramEnd"/>
+      <w:r>
+        <w:t xml:space="preserve">% set ping = </w:t>
+      </w:r>
+      <w:proofErr w:type="spellStart"/>
+      <w:r>
+        <w:t>intf_</w:t>
+      </w:r>
+      <w:proofErr w:type="gramStart"/>
+      <w:r>
+        <w:t>data.latency</w:t>
+      </w:r>
+      <w:proofErr w:type="gramEnd"/>
+      <w:r>
+        <w:t>|int</w:t>
+      </w:r>
+      <w:proofErr w:type="spellEnd"/>
+      <w:r>
+        <w:t xml:space="preserve"> </w:t>
+      </w:r>
+      <w:proofErr w:type="gramStart"/>
+      <w:r>
+        <w:t>%}</w:t>
+      </w:r>
+      <w:proofErr w:type="spellStart"/>
+      <w:r>
+        <w:t>Latência</w:t>
+      </w:r>
+      <w:proofErr w:type="spellEnd"/>
+      <w:proofErr w:type="gramEnd"/>
+      <w:r>
+        <w:t xml:space="preserve"> do Gateway</w:t>
+      </w:r>
+      <w:r>
+        <w:t xml:space="preserve"> (</w:t>
+      </w:r>
+      <w:proofErr w:type="gramStart"/>
+      <w:r>
+        <w:t>{{ intf_data.gw</w:t>
+      </w:r>
+      <w:proofErr w:type="gramEnd"/>
+      <w:r>
+        <w:t xml:space="preserve"> }}): </w:t>
+      </w:r>
+      <w:proofErr w:type="gramStart"/>
+      <w:r>
+        <w:t>{{ ping</w:t>
+      </w:r>
+      <w:proofErr w:type="gramEnd"/>
+      <w:r>
+        <w:t xml:space="preserve"> }}</w:t>
+      </w:r>
+      <w:proofErr w:type="spellStart"/>
+      <w:r>
+        <w:t>ms</w:t>
+      </w:r>
+      <w:proofErr w:type="spellEnd"/>
+      <w:r>
+        <w:t xml:space="preserve"> ({% if ping &lt;= 50 </w:t>
+      </w:r>
+      <w:proofErr w:type="gramStart"/>
+      <w:r>
+        <w:t>%}Ok</w:t>
+      </w:r>
+      <w:proofErr w:type="gramEnd"/>
+      <w:r>
+        <w:t xml:space="preserve"> </w:t>
+      </w:r>
+      <w:proofErr w:type="gramStart"/>
+      <w:r>
+        <w:rPr>
+          <w:rFonts w:ascii="Segoe UI Emoji" w:hAnsi="Segoe UI Emoji" w:cs="Segoe UI Emoji"/>
+          <w:lang w:val="pt-BR"/>
+        </w:rPr>
+        <w:t>🟢</w:t>
+      </w:r>
+      <w:r>
+        <w:t>{</w:t>
+      </w:r>
+      <w:proofErr w:type="gramEnd"/>
+      <w:r>
+        <w:t xml:space="preserve">% </w:t>
+      </w:r>
+      <w:proofErr w:type="spellStart"/>
+      <w:r>
+        <w:t>elif</w:t>
+      </w:r>
+      <w:proofErr w:type="spellEnd"/>
+      <w:r>
+        <w:t xml:space="preserve"> ping &lt;= 150 </w:t>
+      </w:r>
+      <w:proofErr w:type="gramStart"/>
+      <w:r>
+        <w:t>%}Warning</w:t>
+      </w:r>
+      <w:proofErr w:type="gramEnd"/>
+      <w:r>
+        <w:t xml:space="preserve"> </w:t>
+      </w:r>
+      <w:proofErr w:type="gramStart"/>
+      <w:r>
+        <w:rPr>
+          <w:rFonts w:ascii="Segoe UI Emoji" w:hAnsi="Segoe UI Emoji" w:cs="Segoe UI Emoji"/>
+          <w:lang w:val="pt-BR"/>
+        </w:rPr>
+        <w:t>🟡</w:t>
+      </w:r>
+      <w:r>
+        <w:t>{</w:t>
+      </w:r>
+      <w:proofErr w:type="gramEnd"/>
+      <w:r>
+        <w:t xml:space="preserve">% else </w:t>
+      </w:r>
+      <w:proofErr w:type="gramStart"/>
+      <w:r>
+        <w:t>%}Critical</w:t>
+      </w:r>
+      <w:proofErr w:type="gramEnd"/>
+      <w:r>
+        <w:t xml:space="preserve"> </w:t>
+      </w:r>
+      <w:proofErr w:type="gramStart"/>
+      <w:r>
+        <w:rPr>
+          <w:rFonts w:ascii="Segoe UI Emoji" w:hAnsi="Segoe UI Emoji" w:cs="Segoe UI Emoji"/>
+          <w:lang w:val="pt-BR"/>
+        </w:rPr>
+        <w:t>🔴</w:t>
+      </w:r>
+      <w:r>
+        <w:t>{</w:t>
+      </w:r>
+      <w:proofErr w:type="gramEnd"/>
+      <w:r>
+        <w:t>% endif %</w:t>
+      </w:r>
+      <w:proofErr w:type="gramStart"/>
+      <w:r>
+        <w:t>}){</w:t>
+      </w:r>
+      <w:proofErr w:type="gramEnd"/>
+      <w:r>
+        <w:t xml:space="preserve">% else </w:t>
+      </w:r>
+      <w:proofErr w:type="gramStart"/>
+      <w:r>
+        <w:t>%}(</w:t>
+      </w:r>
+      <w:proofErr w:type="gramEnd"/>
+      <w:r>
+        <w:t xml:space="preserve">Ping Timeout </w:t>
+      </w:r>
+      <w:proofErr w:type="gramStart"/>
+      <w:r>
+        <w:rPr>
+          <w:rFonts w:ascii="Segoe UI Emoji" w:hAnsi="Segoe UI Emoji" w:cs="Segoe UI Emoji"/>
+        </w:rPr>
+        <w:t>❌</w:t>
+      </w:r>
+      <w:r>
+        <w:t>){</w:t>
+      </w:r>
+      <w:proofErr w:type="gramEnd"/>
+      <w:r>
+        <w:t>% endif %}</w:t>
+      </w:r>
+    </w:p>
+    <w:p>
+      <w:r>
+        <w:t>{%</w:t>
+      </w:r>
+      <w:r>
+        <w:t>p</w:t>
+      </w:r>
+      <w:r>
+        <w:t xml:space="preserve"> </w:t>
+      </w:r>
+      <w:proofErr w:type="gramStart"/>
+      <w:r>
+        <w:t>endif %}</w:t>
+      </w:r>
+      <w:proofErr w:type="gramEnd"/>
+    </w:p>
+    <w:p>
+      <w:r>
+        <w:t xml:space="preserve">{%p </w:t>
+      </w:r>
+      <w:proofErr w:type="spellStart"/>
+      <w:r>
+        <w:t>endfor</w:t>
+      </w:r>
+      <w:proofErr w:type="spellEnd"/>
+      <w:r>
+        <w:t xml:space="preserve"> %} {# CLOSES: for </w:t>
+      </w:r>
+      <w:proofErr w:type="spellStart"/>
+      <w:r>
+        <w:t>intf_key</w:t>
+      </w:r>
+      <w:proofErr w:type="spellEnd"/>
+      <w:r>
+        <w:t xml:space="preserve">, </w:t>
+      </w:r>
+      <w:proofErr w:type="spellStart"/>
+      <w:r>
+        <w:t>intf_data</w:t>
+      </w:r>
+      <w:proofErr w:type="spellEnd"/>
+      <w:r>
+        <w:t xml:space="preserve"> #} </w:t>
+      </w:r>
+    </w:p>
+    <w:p>
+      <w:r>
+        <w:t xml:space="preserve">{%p </w:t>
+      </w:r>
+      <w:proofErr w:type="gramStart"/>
+      <w:r>
+        <w:t>endif %} {#</w:t>
+      </w:r>
+      <w:proofErr w:type="gramEnd"/>
+      <w:r>
+        <w:t xml:space="preserve"> CLOSES: if </w:t>
+      </w:r>
+      <w:proofErr w:type="spellStart"/>
+      <w:proofErr w:type="gramStart"/>
+      <w:r>
+        <w:t>res.error</w:t>
+      </w:r>
+      <w:proofErr w:type="spellEnd"/>
+      <w:proofErr w:type="gramEnd"/>
+      <w:r>
+        <w:t xml:space="preserve"> #}</w:t>
+      </w:r>
+    </w:p>
+    <w:p>
+      <w:r>
+        <w:t xml:space="preserve">{%p </w:t>
+      </w:r>
+      <w:proofErr w:type="gramStart"/>
+      <w:r>
+        <w:t>endif %} {#</w:t>
+      </w:r>
+      <w:proofErr w:type="gramEnd"/>
+      <w:r>
+        <w:t xml:space="preserve"> CLOSES: if </w:t>
+      </w:r>
+      <w:proofErr w:type="spellStart"/>
+      <w:proofErr w:type="gramStart"/>
+      <w:r>
+        <w:t>res.rule</w:t>
+      </w:r>
+      <w:proofErr w:type="gramEnd"/>
+      <w:r>
+        <w:t>_name</w:t>
+      </w:r>
+      <w:proofErr w:type="spellEnd"/>
+      <w:r>
+        <w:t xml:space="preserve"> in ['Switch', 'Access Point</w:t>
+      </w:r>
+      <w:proofErr w:type="gramStart"/>
+      <w:r>
+        <w:t>'] #}</w:t>
+      </w:r>
+      <w:proofErr w:type="gramEnd"/>
+    </w:p>
+    <w:p>
+      <w:r>
+        <w:t xml:space="preserve">{%p if </w:t>
+      </w:r>
+      <w:proofErr w:type="spellStart"/>
+      <w:proofErr w:type="gramStart"/>
+      <w:r>
+        <w:t>res.screenshot</w:t>
+      </w:r>
+      <w:proofErr w:type="spellEnd"/>
+      <w:proofErr w:type="gramEnd"/>
+      <w:r>
+        <w:t xml:space="preserve"> %}</w:t>
+      </w:r>
+    </w:p>
+    <w:p>
+      <w:proofErr w:type="spellStart"/>
+      <w:r>
+        <w:t>Evidência</w:t>
+      </w:r>
+      <w:proofErr w:type="spellEnd"/>
+      <w:r>
+        <w:t xml:space="preserve"> (Screenshot):</w:t>
       </w:r>
     </w:p>
     <w:p>
@@ -366,11 +2589,47 @@
           <w:lang w:val="pt-BR"/>
         </w:rPr>
       </w:pPr>
-      <w:r>
-        <w:rPr>
-          <w:lang w:val="pt-BR"/>
-        </w:rPr>
-        <w:t>{{ res.screenshot }}</w:t>
+      <w:proofErr w:type="gramStart"/>
+      <w:r>
+        <w:rPr>
+          <w:lang w:val="pt-BR"/>
+        </w:rPr>
+        <w:t xml:space="preserve">{{ </w:t>
+      </w:r>
+      <w:proofErr w:type="spellStart"/>
+      <w:r>
+        <w:rPr>
+          <w:lang w:val="pt-BR"/>
+        </w:rPr>
+        <w:t>res</w:t>
+      </w:r>
+      <w:proofErr w:type="gramEnd"/>
+      <w:r>
+        <w:rPr>
+          <w:lang w:val="pt-BR"/>
+        </w:rPr>
+        <w:t>.</w:t>
+      </w:r>
+      <w:proofErr w:type="gramStart"/>
+      <w:r>
+        <w:rPr>
+          <w:lang w:val="pt-BR"/>
+        </w:rPr>
+        <w:t>screenshot</w:t>
+      </w:r>
+      <w:proofErr w:type="spellEnd"/>
+      <w:r>
+        <w:rPr>
+          <w:lang w:val="pt-BR"/>
+        </w:rPr>
+        <w:t xml:space="preserve"> }</w:t>
+      </w:r>
+      <w:proofErr w:type="gramEnd"/>
+      <w:r>
+        <w:rPr>
+          <w:lang w:val="pt-BR"/>
+        </w:rPr>
+        <w:t>}</w:t>
       </w:r>
     </w:p>
     <w:p>
@@ -383,7 +2642,21 @@
         <w:rPr>
           <w:lang w:val="pt-BR"/>
         </w:rPr>
-        <w:t>{%p else %}</w:t>
+        <w:t xml:space="preserve">{%p </w:t>
+      </w:r>
+      <w:proofErr w:type="spellStart"/>
+      <w:r>
+        <w:rPr>
+          <w:lang w:val="pt-BR"/>
+        </w:rPr>
+        <w:t>else</w:t>
+      </w:r>
+      <w:proofErr w:type="spellEnd"/>
+      <w:r>
+        <w:rPr>
+          <w:lang w:val="pt-BR"/>
+        </w:rPr>
+        <w:t xml:space="preserve"> %}</w:t>
       </w:r>
     </w:p>
     <w:p>
@@ -421,7 +2694,21 @@
         <w:rPr>
           <w:lang w:val="pt-BR"/>
         </w:rPr>
-        <w:t xml:space="preserve"> endif %}</w:t>
+        <w:t xml:space="preserve"> </w:t>
+      </w:r>
+      <w:proofErr w:type="spellStart"/>
+      <w:r>
+        <w:rPr>
+          <w:lang w:val="pt-BR"/>
+        </w:rPr>
+        <w:t>endif</w:t>
+      </w:r>
+      <w:proofErr w:type="spellEnd"/>
+      <w:r>
+        <w:rPr>
+          <w:lang w:val="pt-BR"/>
+        </w:rPr>
+        <w:t xml:space="preserve"> %}</w:t>
       </w:r>
     </w:p>
     <w:p>
@@ -432,8 +2719,18 @@
         <w:t>p</w:t>
       </w:r>
       <w:r>
-        <w:t xml:space="preserve"> endfor %}</w:t>
-      </w:r>
+        <w:t xml:space="preserve"> </w:t>
+      </w:r>
+      <w:proofErr w:type="spellStart"/>
+      <w:proofErr w:type="gramStart"/>
+      <w:r>
+        <w:t>endfor</w:t>
+      </w:r>
+      <w:proofErr w:type="spellEnd"/>
+      <w:r>
+        <w:t xml:space="preserve"> %}</w:t>
+      </w:r>
+      <w:proofErr w:type="gramEnd"/>
     </w:p>
     <w:sectPr>
       <w:pgSz w:w="12240" w:h="15840"/>

--- a/template_pt-BR.example.docx
+++ b/template_pt-BR.example.docx
@@ -2027,28 +2027,30 @@
     </w:p>
     <w:p>
       <w:r>
-        <w:t xml:space="preserve">{% set </w:t>
+        <w:t xml:space="preserve">{%p if </w:t>
       </w:r>
       <w:proofErr w:type="spellStart"/>
       <w:r>
-        <w:t>isp_map</w:t>
+        <w:t>intf_</w:t>
+      </w:r>
+      <w:proofErr w:type="gramStart"/>
+      <w:r>
+        <w:t>data.ip</w:t>
       </w:r>
       <w:proofErr w:type="spellEnd"/>
-      <w:r>
-        <w:t xml:space="preserve"> </w:t>
+      <w:proofErr w:type="gramEnd"/>
+      <w:r>
+        <w:t xml:space="preserve"> or 'DOWN' not in </w:t>
+      </w:r>
+      <w:proofErr w:type="spellStart"/>
+      <w:r>
+        <w:t>intf_</w:t>
       </w:r>
       <w:proofErr w:type="gramStart"/>
       <w:r>
-        <w:t>= {'</w:t>
-      </w:r>
-      <w:proofErr w:type="gramEnd"/>
-      <w:r>
-        <w:t>WAN1': 'ISP1', 'WAN2': '</w:t>
-      </w:r>
-      <w:proofErr w:type="gramStart"/>
-      <w:r>
-        <w:t>ISP2'}</w:t>
-      </w:r>
+        <w:t>data.status</w:t>
+      </w:r>
+      <w:proofErr w:type="spellEnd"/>
       <w:proofErr w:type="gramEnd"/>
       <w:r>
         <w:t xml:space="preserve"> %}</w:t>
@@ -2060,6 +2062,22 @@
       </w:r>
       <w:proofErr w:type="spellStart"/>
       <w:r>
+        <w:t>isp_map</w:t>
+      </w:r>
+      <w:proofErr w:type="spellEnd"/>
+      <w:r>
+        <w:t xml:space="preserve"> = {'WAN1': 'ISP1', 'WAN2': 'ISP2'} </w:t>
+      </w:r>
+      <w:proofErr w:type="gramStart"/>
+      <w:r>
+        <w:t>%}{</w:t>
+      </w:r>
+      <w:proofErr w:type="gramEnd"/>
+      <w:r>
+        <w:t xml:space="preserve">% set </w:t>
+      </w:r>
+      <w:proofErr w:type="spellStart"/>
+      <w:r>
         <w:t>isp_name</w:t>
       </w:r>
       <w:proofErr w:type="spellEnd"/>
@@ -2089,87 +2107,201 @@
         <w:t>intf_key</w:t>
       </w:r>
       <w:proofErr w:type="spellEnd"/>
+      <w:r>
+        <w:t xml:space="preserve">) </w:t>
+      </w:r>
       <w:proofErr w:type="gramStart"/>
       <w:r>
-        <w:t>) %}</w:t>
+        <w:t>%}Status</w:t>
+      </w:r>
+      <w:proofErr w:type="gramEnd"/>
+      <w:r>
+        <w:t xml:space="preserve"> do Link </w:t>
+      </w:r>
+      <w:proofErr w:type="gramStart"/>
+      <w:r>
+        <w:t xml:space="preserve">{{ </w:t>
+      </w:r>
+      <w:proofErr w:type="spellStart"/>
+      <w:r>
+        <w:t>isp</w:t>
+      </w:r>
+      <w:proofErr w:type="gramEnd"/>
+      <w:r>
+        <w:t>_</w:t>
+      </w:r>
+      <w:proofErr w:type="gramStart"/>
+      <w:r>
+        <w:t>name</w:t>
+      </w:r>
+      <w:proofErr w:type="spellEnd"/>
+      <w:r>
+        <w:t xml:space="preserve"> }</w:t>
+      </w:r>
+      <w:proofErr w:type="gramEnd"/>
+      <w:r>
+        <w:t>} (</w:t>
+      </w:r>
+      <w:proofErr w:type="gramStart"/>
+      <w:r>
+        <w:t xml:space="preserve">{{ </w:t>
+      </w:r>
+      <w:proofErr w:type="spellStart"/>
+      <w:r>
+        <w:t>intf</w:t>
+      </w:r>
+      <w:proofErr w:type="gramEnd"/>
+      <w:r>
+        <w:t>_</w:t>
+      </w:r>
+      <w:proofErr w:type="gramStart"/>
+      <w:r>
+        <w:t>key</w:t>
+      </w:r>
+      <w:proofErr w:type="spellEnd"/>
+      <w:r>
+        <w:t xml:space="preserve"> }</w:t>
+      </w:r>
+      <w:proofErr w:type="gramEnd"/>
+      <w:r>
+        <w:t xml:space="preserve">}): {% if </w:t>
+      </w:r>
+      <w:proofErr w:type="spellStart"/>
+      <w:r>
+        <w:t>intf_</w:t>
+      </w:r>
+      <w:proofErr w:type="gramStart"/>
+      <w:r>
+        <w:t>data.ip</w:t>
+      </w:r>
+      <w:proofErr w:type="spellEnd"/>
+      <w:proofErr w:type="gramEnd"/>
+      <w:r>
+        <w:t xml:space="preserve"> </w:t>
+      </w:r>
+      <w:proofErr w:type="gramStart"/>
+      <w:r>
+        <w:t xml:space="preserve">%}{{ </w:t>
+      </w:r>
+      <w:proofErr w:type="spellStart"/>
+      <w:r>
+        <w:t>intf</w:t>
+      </w:r>
+      <w:proofErr w:type="gramEnd"/>
+      <w:r>
+        <w:t>_</w:t>
+      </w:r>
+      <w:proofErr w:type="gramStart"/>
+      <w:r>
+        <w:t>data.ip</w:t>
+      </w:r>
+      <w:proofErr w:type="spellEnd"/>
+      <w:proofErr w:type="gramEnd"/>
+      <w:r>
+        <w:t xml:space="preserve"> </w:t>
+      </w:r>
+      <w:proofErr w:type="gramStart"/>
+      <w:r>
+        <w:t>}}{</w:t>
+      </w:r>
+      <w:proofErr w:type="gramEnd"/>
+      <w:r>
+        <w:t>% endif %} (</w:t>
+      </w:r>
+      <w:proofErr w:type="gramStart"/>
+      <w:r>
+        <w:t xml:space="preserve">{{ </w:t>
+      </w:r>
+      <w:proofErr w:type="spellStart"/>
+      <w:r>
+        <w:t>intf</w:t>
+      </w:r>
+      <w:proofErr w:type="gramEnd"/>
+      <w:r>
+        <w:t>_</w:t>
+      </w:r>
+      <w:proofErr w:type="gramStart"/>
+      <w:r>
+        <w:t>data.status</w:t>
+      </w:r>
+      <w:proofErr w:type="spellEnd"/>
+      <w:proofErr w:type="gramEnd"/>
+      <w:r>
+        <w:t xml:space="preserve"> </w:t>
+      </w:r>
+      <w:proofErr w:type="gramStart"/>
+      <w:r>
+        <w:t>}}{</w:t>
+      </w:r>
+      <w:proofErr w:type="gramEnd"/>
+      <w:r>
+        <w:t xml:space="preserve">% if 'DOWN' in </w:t>
+      </w:r>
+      <w:proofErr w:type="spellStart"/>
+      <w:r>
+        <w:t>intf_</w:t>
+      </w:r>
+      <w:proofErr w:type="gramStart"/>
+      <w:r>
+        <w:t>data.status</w:t>
+      </w:r>
+      <w:proofErr w:type="spellEnd"/>
+      <w:proofErr w:type="gramEnd"/>
+      <w:r>
+        <w:t xml:space="preserve"> %} </w:t>
+      </w:r>
+      <w:proofErr w:type="gramStart"/>
+      <w:r>
+        <w:rPr>
+          <w:rFonts w:ascii="Segoe UI Emoji" w:hAnsi="Segoe UI Emoji" w:cs="Segoe UI Emoji"/>
+        </w:rPr>
+        <w:t>❌</w:t>
+      </w:r>
+      <w:r>
+        <w:t>{</w:t>
+      </w:r>
+      <w:proofErr w:type="gramEnd"/>
+      <w:r>
+        <w:t>% endif %})</w:t>
+      </w:r>
+    </w:p>
+    <w:p>
+      <w:r>
+        <w:t xml:space="preserve">{%p if </w:t>
+      </w:r>
+      <w:proofErr w:type="spellStart"/>
+      <w:r>
+        <w:t>intf_</w:t>
+      </w:r>
+      <w:proofErr w:type="gramStart"/>
+      <w:r>
+        <w:t>data.ping</w:t>
+      </w:r>
+      <w:proofErr w:type="gramEnd"/>
+      <w:r>
+        <w:t>_</w:t>
+      </w:r>
+      <w:proofErr w:type="gramStart"/>
+      <w:r>
+        <w:t>interface</w:t>
+      </w:r>
+      <w:proofErr w:type="spellEnd"/>
+      <w:r>
+        <w:t xml:space="preserve"> %}</w:t>
       </w:r>
       <w:proofErr w:type="gramEnd"/>
     </w:p>
     <w:p>
       <w:r>
-        <w:t xml:space="preserve">Status </w:t>
+        <w:t xml:space="preserve">{% if </w:t>
+      </w:r>
+      <w:proofErr w:type="spellStart"/>
+      <w:r>
+        <w:t>intf_</w:t>
       </w:r>
       <w:proofErr w:type="gramStart"/>
       <w:r>
-        <w:t>do</w:t>
-      </w:r>
-      <w:proofErr w:type="gramEnd"/>
-      <w:r>
-        <w:t xml:space="preserve"> Link </w:t>
-      </w:r>
-      <w:proofErr w:type="gramStart"/>
-      <w:r>
-        <w:t xml:space="preserve">{{ </w:t>
-      </w:r>
-      <w:proofErr w:type="spellStart"/>
-      <w:r>
-        <w:t>isp</w:t>
-      </w:r>
-      <w:proofErr w:type="gramEnd"/>
-      <w:r>
-        <w:t>_</w:t>
-      </w:r>
-      <w:proofErr w:type="gramStart"/>
-      <w:r>
-        <w:t>name</w:t>
-      </w:r>
-      <w:proofErr w:type="spellEnd"/>
-      <w:r>
-        <w:t xml:space="preserve"> }</w:t>
-      </w:r>
-      <w:proofErr w:type="gramEnd"/>
-      <w:r>
-        <w:t>} (</w:t>
-      </w:r>
-      <w:proofErr w:type="gramStart"/>
-      <w:r>
-        <w:t xml:space="preserve">{{ </w:t>
-      </w:r>
-      <w:proofErr w:type="spellStart"/>
-      <w:r>
-        <w:t>intf</w:t>
-      </w:r>
-      <w:proofErr w:type="gramEnd"/>
-      <w:r>
-        <w:t>_</w:t>
-      </w:r>
-      <w:proofErr w:type="gramStart"/>
-      <w:r>
-        <w:t>key</w:t>
-      </w:r>
-      <w:proofErr w:type="spellEnd"/>
-      <w:r>
-        <w:t xml:space="preserve"> }</w:t>
-      </w:r>
-      <w:proofErr w:type="gramEnd"/>
-      <w:r>
-        <w:t>})</w:t>
-      </w:r>
-      <w:proofErr w:type="gramStart"/>
-      <w:r>
-        <w:t>: {%</w:t>
-      </w:r>
-      <w:proofErr w:type="gramEnd"/>
-      <w:r>
-        <w:t xml:space="preserve"> if </w:t>
-      </w:r>
-      <w:proofErr w:type="spellStart"/>
-      <w:r>
-        <w:t>intf_</w:t>
-      </w:r>
-      <w:proofErr w:type="gramStart"/>
-      <w:r>
-        <w:t>data.ip</w:t>
+        <w:t>data.latency</w:t>
       </w:r>
       <w:proofErr w:type="spellEnd"/>
       <w:proofErr w:type="gramEnd"/>
@@ -2178,296 +2310,186 @@
       </w:r>
       <w:proofErr w:type="gramStart"/>
       <w:r>
-        <w:t xml:space="preserve">%}{{ </w:t>
+        <w:t>%}{</w:t>
+      </w:r>
+      <w:proofErr w:type="gramEnd"/>
+      <w:r>
+        <w:t xml:space="preserve">% set ping = </w:t>
       </w:r>
       <w:proofErr w:type="spellStart"/>
       <w:r>
-        <w:t>intf</w:t>
+        <w:t>intf_</w:t>
+      </w:r>
+      <w:proofErr w:type="gramStart"/>
+      <w:r>
+        <w:t>data.latency</w:t>
       </w:r>
       <w:proofErr w:type="gramEnd"/>
       <w:r>
-        <w:t>_</w:t>
+        <w:t>|int</w:t>
+      </w:r>
+      <w:proofErr w:type="spellEnd"/>
+      <w:r>
+        <w:t xml:space="preserve"> </w:t>
       </w:r>
       <w:proofErr w:type="gramStart"/>
       <w:r>
-        <w:t>data.ip</w:t>
+        <w:t>%}</w:t>
+      </w:r>
+      <w:proofErr w:type="spellStart"/>
+      <w:r>
+        <w:t>Latência</w:t>
       </w:r>
       <w:proofErr w:type="spellEnd"/>
       <w:proofErr w:type="gramEnd"/>
       <w:r>
+        <w:t xml:space="preserve"> do Gateway (</w:t>
+      </w:r>
+      <w:proofErr w:type="gramStart"/>
+      <w:r>
+        <w:t>{{ intf_data.gw</w:t>
+      </w:r>
+      <w:proofErr w:type="gramEnd"/>
+      <w:r>
+        <w:t xml:space="preserve"> }}): </w:t>
+      </w:r>
+      <w:proofErr w:type="gramStart"/>
+      <w:r>
+        <w:t>{{ ping</w:t>
+      </w:r>
+      <w:proofErr w:type="gramEnd"/>
+      <w:r>
+        <w:t xml:space="preserve"> }}</w:t>
+      </w:r>
+      <w:proofErr w:type="spellStart"/>
+      <w:r>
+        <w:t>ms</w:t>
+      </w:r>
+      <w:proofErr w:type="spellEnd"/>
+      <w:r>
+        <w:t xml:space="preserve"> ({% if ping &lt;= 50 </w:t>
+      </w:r>
+      <w:proofErr w:type="gramStart"/>
+      <w:r>
+        <w:t>%}Ok</w:t>
+      </w:r>
+      <w:proofErr w:type="gramEnd"/>
+      <w:r>
         <w:t xml:space="preserve"> </w:t>
       </w:r>
       <w:proofErr w:type="gramStart"/>
       <w:r>
-        <w:t>}}{</w:t>
+        <w:rPr>
+          <w:rFonts w:ascii="Segoe UI Emoji" w:hAnsi="Segoe UI Emoji" w:cs="Segoe UI Emoji"/>
+          <w:lang w:val="pt-BR"/>
+        </w:rPr>
+        <w:t>🟢</w:t>
+      </w:r>
+      <w:r>
+        <w:t>{</w:t>
       </w:r>
       <w:proofErr w:type="gramEnd"/>
       <w:r>
         <w:t xml:space="preserve">% </w:t>
       </w:r>
+      <w:proofErr w:type="spellStart"/>
+      <w:r>
+        <w:t>elif</w:t>
+      </w:r>
+      <w:proofErr w:type="spellEnd"/>
+      <w:r>
+        <w:t xml:space="preserve"> ping &lt;= 150 </w:t>
+      </w:r>
       <w:proofErr w:type="gramStart"/>
       <w:r>
-        <w:t>endif %}</w:t>
+        <w:t>%}Warning</w:t>
       </w:r>
       <w:proofErr w:type="gramEnd"/>
       <w:r>
-        <w:t xml:space="preserve"> (</w:t>
+        <w:t xml:space="preserve"> </w:t>
       </w:r>
       <w:proofErr w:type="gramStart"/>
       <w:r>
-        <w:t xml:space="preserve">{{ </w:t>
-      </w:r>
-      <w:proofErr w:type="spellStart"/>
-      <w:r>
-        <w:t>intf</w:t>
+        <w:rPr>
+          <w:rFonts w:ascii="Segoe UI Emoji" w:hAnsi="Segoe UI Emoji" w:cs="Segoe UI Emoji"/>
+          <w:lang w:val="pt-BR"/>
+        </w:rPr>
+        <w:t>🟡</w:t>
+      </w:r>
+      <w:r>
+        <w:t>{</w:t>
       </w:r>
       <w:proofErr w:type="gramEnd"/>
       <w:r>
-        <w:t>_</w:t>
+        <w:t xml:space="preserve">% else </w:t>
       </w:r>
       <w:proofErr w:type="gramStart"/>
       <w:r>
-        <w:t>data.status</w:t>
-      </w:r>
-      <w:proofErr w:type="spellEnd"/>
+        <w:t>%}Critical</w:t>
+      </w:r>
       <w:proofErr w:type="gramEnd"/>
       <w:r>
-        <w:t xml:space="preserve"> }})</w:t>
+        <w:t xml:space="preserve"> </w:t>
+      </w:r>
+      <w:proofErr w:type="gramStart"/>
+      <w:r>
+        <w:rPr>
+          <w:rFonts w:ascii="Segoe UI Emoji" w:hAnsi="Segoe UI Emoji" w:cs="Segoe UI Emoji"/>
+          <w:lang w:val="pt-BR"/>
+        </w:rPr>
+        <w:t>🔴</w:t>
+      </w:r>
+      <w:r>
+        <w:t>{</w:t>
+      </w:r>
+      <w:proofErr w:type="gramEnd"/>
+      <w:r>
+        <w:t>% endif %</w:t>
+      </w:r>
+      <w:proofErr w:type="gramStart"/>
+      <w:r>
+        <w:t>}){</w:t>
+      </w:r>
+      <w:proofErr w:type="gramEnd"/>
+      <w:r>
+        <w:t xml:space="preserve">% else </w:t>
+      </w:r>
+      <w:proofErr w:type="gramStart"/>
+      <w:r>
+        <w:t>%}(</w:t>
+      </w:r>
+      <w:proofErr w:type="gramEnd"/>
+      <w:r>
+        <w:t xml:space="preserve">Ping Timeout </w:t>
+      </w:r>
+      <w:proofErr w:type="gramStart"/>
+      <w:r>
+        <w:rPr>
+          <w:rFonts w:ascii="Segoe UI Emoji" w:hAnsi="Segoe UI Emoji" w:cs="Segoe UI Emoji"/>
+        </w:rPr>
+        <w:t>❌</w:t>
+      </w:r>
+      <w:r>
+        <w:t>){</w:t>
+      </w:r>
+      <w:proofErr w:type="gramEnd"/>
+      <w:r>
+        <w:t>% endif %}</w:t>
       </w:r>
     </w:p>
     <w:p>
       <w:r>
-        <w:t>{%</w:t>
-      </w:r>
-      <w:r>
-        <w:t>p</w:t>
-      </w:r>
-      <w:r>
-        <w:t xml:space="preserve"> if </w:t>
-      </w:r>
-      <w:proofErr w:type="spellStart"/>
-      <w:r>
-        <w:t>intf_</w:t>
+        <w:t xml:space="preserve">{%p </w:t>
       </w:r>
       <w:proofErr w:type="gramStart"/>
       <w:r>
-        <w:t>data.</w:t>
-      </w:r>
-      <w:r>
-        <w:t>ping</w:t>
-      </w:r>
-      <w:proofErr w:type="gramEnd"/>
-      <w:r>
-        <w:t>_</w:t>
-      </w:r>
-      <w:proofErr w:type="gramStart"/>
-      <w:r>
-        <w:t>interface</w:t>
-      </w:r>
-      <w:proofErr w:type="spellEnd"/>
-      <w:r>
-        <w:t xml:space="preserve"> %}</w:t>
+        <w:t>endif %}</w:t>
       </w:r>
       <w:proofErr w:type="gramEnd"/>
     </w:p>
     <w:p>
       <w:r>
-        <w:t xml:space="preserve">{% if </w:t>
-      </w:r>
-      <w:proofErr w:type="spellStart"/>
-      <w:r>
-        <w:t>intf_</w:t>
-      </w:r>
-      <w:proofErr w:type="gramStart"/>
-      <w:r>
-        <w:t>data.latency</w:t>
-      </w:r>
-      <w:proofErr w:type="spellEnd"/>
-      <w:proofErr w:type="gramEnd"/>
-      <w:r>
-        <w:t xml:space="preserve"> </w:t>
-      </w:r>
-      <w:proofErr w:type="gramStart"/>
-      <w:r>
-        <w:t>%}{</w:t>
-      </w:r>
-      <w:proofErr w:type="gramEnd"/>
-      <w:r>
-        <w:t xml:space="preserve">% set ping = </w:t>
-      </w:r>
-      <w:proofErr w:type="spellStart"/>
-      <w:r>
-        <w:t>intf_</w:t>
-      </w:r>
-      <w:proofErr w:type="gramStart"/>
-      <w:r>
-        <w:t>data.latency</w:t>
-      </w:r>
-      <w:proofErr w:type="gramEnd"/>
-      <w:r>
-        <w:t>|int</w:t>
-      </w:r>
-      <w:proofErr w:type="spellEnd"/>
-      <w:r>
-        <w:t xml:space="preserve"> </w:t>
-      </w:r>
-      <w:proofErr w:type="gramStart"/>
-      <w:r>
-        <w:t>%}</w:t>
-      </w:r>
-      <w:proofErr w:type="spellStart"/>
-      <w:r>
-        <w:t>Latência</w:t>
-      </w:r>
-      <w:proofErr w:type="spellEnd"/>
-      <w:proofErr w:type="gramEnd"/>
-      <w:r>
-        <w:t xml:space="preserve"> do Gateway</w:t>
-      </w:r>
-      <w:r>
-        <w:t xml:space="preserve"> (</w:t>
-      </w:r>
-      <w:proofErr w:type="gramStart"/>
-      <w:r>
-        <w:t>{{ intf_data.gw</w:t>
-      </w:r>
-      <w:proofErr w:type="gramEnd"/>
-      <w:r>
-        <w:t xml:space="preserve"> }}): </w:t>
-      </w:r>
-      <w:proofErr w:type="gramStart"/>
-      <w:r>
-        <w:t>{{ ping</w:t>
-      </w:r>
-      <w:proofErr w:type="gramEnd"/>
-      <w:r>
-        <w:t xml:space="preserve"> }}</w:t>
-      </w:r>
-      <w:proofErr w:type="spellStart"/>
-      <w:r>
-        <w:t>ms</w:t>
-      </w:r>
-      <w:proofErr w:type="spellEnd"/>
-      <w:r>
-        <w:t xml:space="preserve"> ({% if ping &lt;= 50 </w:t>
-      </w:r>
-      <w:proofErr w:type="gramStart"/>
-      <w:r>
-        <w:t>%}Ok</w:t>
-      </w:r>
-      <w:proofErr w:type="gramEnd"/>
-      <w:r>
-        <w:t xml:space="preserve"> </w:t>
-      </w:r>
-      <w:proofErr w:type="gramStart"/>
-      <w:r>
-        <w:rPr>
-          <w:rFonts w:ascii="Segoe UI Emoji" w:hAnsi="Segoe UI Emoji" w:cs="Segoe UI Emoji"/>
-          <w:lang w:val="pt-BR"/>
-        </w:rPr>
-        <w:t>🟢</w:t>
-      </w:r>
-      <w:r>
-        <w:t>{</w:t>
-      </w:r>
-      <w:proofErr w:type="gramEnd"/>
-      <w:r>
-        <w:t xml:space="preserve">% </w:t>
-      </w:r>
-      <w:proofErr w:type="spellStart"/>
-      <w:r>
-        <w:t>elif</w:t>
-      </w:r>
-      <w:proofErr w:type="spellEnd"/>
-      <w:r>
-        <w:t xml:space="preserve"> ping &lt;= 150 </w:t>
-      </w:r>
-      <w:proofErr w:type="gramStart"/>
-      <w:r>
-        <w:t>%}Warning</w:t>
-      </w:r>
-      <w:proofErr w:type="gramEnd"/>
-      <w:r>
-        <w:t xml:space="preserve"> </w:t>
-      </w:r>
-      <w:proofErr w:type="gramStart"/>
-      <w:r>
-        <w:rPr>
-          <w:rFonts w:ascii="Segoe UI Emoji" w:hAnsi="Segoe UI Emoji" w:cs="Segoe UI Emoji"/>
-          <w:lang w:val="pt-BR"/>
-        </w:rPr>
-        <w:t>🟡</w:t>
-      </w:r>
-      <w:r>
-        <w:t>{</w:t>
-      </w:r>
-      <w:proofErr w:type="gramEnd"/>
-      <w:r>
-        <w:t xml:space="preserve">% else </w:t>
-      </w:r>
-      <w:proofErr w:type="gramStart"/>
-      <w:r>
-        <w:t>%}Critical</w:t>
-      </w:r>
-      <w:proofErr w:type="gramEnd"/>
-      <w:r>
-        <w:t xml:space="preserve"> </w:t>
-      </w:r>
-      <w:proofErr w:type="gramStart"/>
-      <w:r>
-        <w:rPr>
-          <w:rFonts w:ascii="Segoe UI Emoji" w:hAnsi="Segoe UI Emoji" w:cs="Segoe UI Emoji"/>
-          <w:lang w:val="pt-BR"/>
-        </w:rPr>
-        <w:t>🔴</w:t>
-      </w:r>
-      <w:r>
-        <w:t>{</w:t>
-      </w:r>
-      <w:proofErr w:type="gramEnd"/>
-      <w:r>
-        <w:t>% endif %</w:t>
-      </w:r>
-      <w:proofErr w:type="gramStart"/>
-      <w:r>
-        <w:t>}){</w:t>
-      </w:r>
-      <w:proofErr w:type="gramEnd"/>
-      <w:r>
-        <w:t xml:space="preserve">% else </w:t>
-      </w:r>
-      <w:proofErr w:type="gramStart"/>
-      <w:r>
-        <w:t>%}(</w:t>
-      </w:r>
-      <w:proofErr w:type="gramEnd"/>
-      <w:r>
-        <w:t xml:space="preserve">Ping Timeout </w:t>
-      </w:r>
-      <w:proofErr w:type="gramStart"/>
-      <w:r>
-        <w:rPr>
-          <w:rFonts w:ascii="Segoe UI Emoji" w:hAnsi="Segoe UI Emoji" w:cs="Segoe UI Emoji"/>
-        </w:rPr>
-        <w:t>❌</w:t>
-      </w:r>
-      <w:r>
-        <w:t>){</w:t>
-      </w:r>
-      <w:proofErr w:type="gramEnd"/>
-      <w:r>
-        <w:t>% endif %}</w:t>
-      </w:r>
-    </w:p>
-    <w:p>
-      <w:r>
-        <w:t>{%</w:t>
-      </w:r>
-      <w:r>
-        <w:t>p</w:t>
-      </w:r>
-      <w:r>
-        <w:t xml:space="preserve"> </w:t>
+        <w:t xml:space="preserve">{%p </w:t>
       </w:r>
       <w:proofErr w:type="gramStart"/>
       <w:r>
@@ -3548,7 +3570,6 @@
   <w:style w:type="character" w:default="1" w:styleId="Fontepargpadro">
     <w:name w:val="Default Paragraph Font"/>
     <w:uiPriority w:val="1"/>
-    <w:semiHidden/>
     <w:unhideWhenUsed/>
   </w:style>
   <w:style w:type="table" w:default="1" w:styleId="Tabelanormal">

--- a/template_pt-BR.example.docx
+++ b/template_pt-BR.example.docx
@@ -32,184 +32,16 @@
     </w:p>
     <w:p>
       <w:pPr>
+        <w:spacing w:after="0"/>
         <w:rPr>
           <w:lang w:val="pt-BR"/>
         </w:rPr>
       </w:pPr>
-      <w:r>
-        <w:rPr>
-          <w:rFonts w:ascii="Segoe UI Emoji" w:hAnsi="Segoe UI Emoji" w:cs="Segoe UI Emoji"/>
-        </w:rPr>
-        <w:t>🟢</w:t>
-      </w:r>
-      <w:r>
-        <w:rPr>
-          <w:lang w:val="pt-BR"/>
-        </w:rPr>
-        <w:t xml:space="preserve"> Ok (Ping ≤ 50ms): </w:t>
-      </w:r>
-      <w:proofErr w:type="gramStart"/>
-      <w:r>
-        <w:rPr>
-          <w:lang w:val="pt-BR"/>
-        </w:rPr>
-        <w:t xml:space="preserve">{{ </w:t>
-      </w:r>
-      <w:proofErr w:type="spellStart"/>
-      <w:r>
-        <w:rPr>
-          <w:lang w:val="pt-BR"/>
-        </w:rPr>
-        <w:t>results</w:t>
-      </w:r>
-      <w:proofErr w:type="spellEnd"/>
-      <w:proofErr w:type="gramEnd"/>
-      <w:r>
-        <w:rPr>
-          <w:lang w:val="pt-BR"/>
-        </w:rPr>
-        <w:t xml:space="preserve"> | </w:t>
-      </w:r>
-      <w:proofErr w:type="spellStart"/>
-      <w:proofErr w:type="gramStart"/>
-      <w:r>
-        <w:rPr>
-          <w:lang w:val="pt-BR"/>
-        </w:rPr>
-        <w:t>rejectattr</w:t>
-      </w:r>
-      <w:proofErr w:type="spellEnd"/>
-      <w:r>
-        <w:rPr>
-          <w:lang w:val="pt-BR"/>
-        </w:rPr>
-        <w:t>(</w:t>
-      </w:r>
-      <w:proofErr w:type="gramEnd"/>
-      <w:r>
-        <w:rPr>
-          <w:lang w:val="pt-BR"/>
-        </w:rPr>
-        <w:t>'</w:t>
-      </w:r>
-      <w:proofErr w:type="spellStart"/>
-      <w:r>
-        <w:rPr>
-          <w:lang w:val="pt-BR"/>
-        </w:rPr>
-        <w:t>latency</w:t>
-      </w:r>
-      <w:proofErr w:type="spellEnd"/>
-      <w:r>
-        <w:rPr>
-          <w:lang w:val="pt-BR"/>
-        </w:rPr>
-        <w:t>', '</w:t>
-      </w:r>
-      <w:proofErr w:type="spellStart"/>
-      <w:r>
-        <w:rPr>
-          <w:lang w:val="pt-BR"/>
-        </w:rPr>
-        <w:t>equalto</w:t>
-      </w:r>
-      <w:proofErr w:type="spellEnd"/>
-      <w:r>
-        <w:rPr>
-          <w:lang w:val="pt-BR"/>
-        </w:rPr>
-        <w:t xml:space="preserve">', '') | </w:t>
-      </w:r>
-      <w:proofErr w:type="spellStart"/>
-      <w:proofErr w:type="gramStart"/>
-      <w:r>
-        <w:rPr>
-          <w:lang w:val="pt-BR"/>
-        </w:rPr>
-        <w:t>selectattr</w:t>
-      </w:r>
-      <w:proofErr w:type="spellEnd"/>
-      <w:r>
-        <w:rPr>
-          <w:lang w:val="pt-BR"/>
-        </w:rPr>
-        <w:t>(</w:t>
-      </w:r>
-      <w:proofErr w:type="gramEnd"/>
-      <w:r>
-        <w:rPr>
-          <w:lang w:val="pt-BR"/>
-        </w:rPr>
-        <w:t>'</w:t>
-      </w:r>
-      <w:proofErr w:type="spellStart"/>
-      <w:r>
-        <w:rPr>
-          <w:lang w:val="pt-BR"/>
-        </w:rPr>
-        <w:t>latency</w:t>
-      </w:r>
-      <w:proofErr w:type="spellEnd"/>
-      <w:r>
-        <w:rPr>
-          <w:lang w:val="pt-BR"/>
-        </w:rPr>
-        <w:t>', '</w:t>
-      </w:r>
-      <w:proofErr w:type="spellStart"/>
-      <w:r>
-        <w:rPr>
-          <w:lang w:val="pt-BR"/>
-        </w:rPr>
-        <w:t>le</w:t>
-      </w:r>
-      <w:proofErr w:type="spellEnd"/>
-      <w:r>
-        <w:rPr>
-          <w:lang w:val="pt-BR"/>
-        </w:rPr>
-        <w:t xml:space="preserve">', 50) | </w:t>
-      </w:r>
-      <w:proofErr w:type="spellStart"/>
-      <w:r>
-        <w:rPr>
-          <w:lang w:val="pt-BR"/>
-        </w:rPr>
-        <w:t>list</w:t>
-      </w:r>
-      <w:proofErr w:type="spellEnd"/>
-      <w:r>
-        <w:rPr>
-          <w:lang w:val="pt-BR"/>
-        </w:rPr>
-        <w:t xml:space="preserve"> | </w:t>
-      </w:r>
-      <w:proofErr w:type="spellStart"/>
-      <w:proofErr w:type="gramStart"/>
-      <w:r>
-        <w:rPr>
-          <w:lang w:val="pt-BR"/>
-        </w:rPr>
-        <w:t>length</w:t>
-      </w:r>
-      <w:proofErr w:type="spellEnd"/>
-      <w:r>
-        <w:rPr>
-          <w:lang w:val="pt-BR"/>
-        </w:rPr>
-        <w:t xml:space="preserve"> }</w:t>
-      </w:r>
-      <w:proofErr w:type="gramEnd"/>
-      <w:r>
-        <w:rPr>
-          <w:lang w:val="pt-BR"/>
-        </w:rPr>
-        <w:t>}</w:t>
-      </w:r>
     </w:p>
     <w:p>
       <w:pPr>
         <w:rPr>
+          <w:rFonts w:asciiTheme="majorHAnsi" w:hAnsiTheme="majorHAnsi" w:cstheme="majorHAnsi"/>
           <w:lang w:val="pt-BR"/>
         </w:rPr>
       </w:pPr>
@@ -217,38 +49,44 @@
         <w:rPr>
           <w:rFonts w:ascii="Segoe UI Emoji" w:hAnsi="Segoe UI Emoji" w:cs="Segoe UI Emoji"/>
         </w:rPr>
-        <w:t>🟡</w:t>
-      </w:r>
-      <w:r>
-        <w:rPr>
+        <w:t>🟢</w:t>
+      </w:r>
+      <w:r>
+        <w:rPr>
+          <w:rFonts w:asciiTheme="majorHAnsi" w:hAnsiTheme="majorHAnsi" w:cstheme="majorHAnsi"/>
           <w:lang w:val="pt-BR"/>
         </w:rPr>
         <w:t xml:space="preserve"> </w:t>
       </w:r>
+      <w:r>
+        <w:rPr>
+          <w:rFonts w:asciiTheme="majorHAnsi" w:hAnsiTheme="majorHAnsi" w:cstheme="majorHAnsi"/>
+          <w:b/>
+          <w:bCs/>
+          <w:color w:val="00B050"/>
+          <w:lang w:val="pt-BR"/>
+        </w:rPr>
+        <w:t>Ok</w:t>
+      </w:r>
+      <w:r>
+        <w:rPr>
+          <w:rFonts w:asciiTheme="majorHAnsi" w:hAnsiTheme="majorHAnsi" w:cstheme="majorHAnsi"/>
+          <w:lang w:val="pt-BR"/>
+        </w:rPr>
+        <w:t xml:space="preserve"> (Ping ≤ 50ms): </w:t>
+      </w:r>
+      <w:proofErr w:type="gramStart"/>
+      <w:r>
+        <w:rPr>
+          <w:rFonts w:asciiTheme="majorHAnsi" w:hAnsiTheme="majorHAnsi" w:cstheme="majorHAnsi"/>
+          <w:lang w:val="pt-BR"/>
+        </w:rPr>
+        <w:t xml:space="preserve">{{ </w:t>
+      </w:r>
       <w:proofErr w:type="spellStart"/>
       <w:r>
         <w:rPr>
-          <w:lang w:val="pt-BR"/>
-        </w:rPr>
-        <w:t>Warning</w:t>
-      </w:r>
-      <w:proofErr w:type="spellEnd"/>
-      <w:r>
-        <w:rPr>
-          <w:lang w:val="pt-BR"/>
-        </w:rPr>
-        <w:t xml:space="preserve"> (Ping 50ms ≤ 150ms): </w:t>
-      </w:r>
-      <w:proofErr w:type="gramStart"/>
-      <w:r>
-        <w:rPr>
-          <w:lang w:val="pt-BR"/>
-        </w:rPr>
-        <w:t xml:space="preserve">{{ </w:t>
-      </w:r>
-      <w:proofErr w:type="spellStart"/>
-      <w:r>
-        <w:rPr>
+          <w:rFonts w:asciiTheme="majorHAnsi" w:hAnsiTheme="majorHAnsi" w:cstheme="majorHAnsi"/>
           <w:lang w:val="pt-BR"/>
         </w:rPr>
         <w:t>results</w:t>
@@ -257,6 +95,7 @@
       <w:proofErr w:type="gramEnd"/>
       <w:r>
         <w:rPr>
+          <w:rFonts w:asciiTheme="majorHAnsi" w:hAnsiTheme="majorHAnsi" w:cstheme="majorHAnsi"/>
           <w:lang w:val="pt-BR"/>
         </w:rPr>
         <w:t xml:space="preserve"> | </w:t>
@@ -265,6 +104,7 @@
       <w:proofErr w:type="gramStart"/>
       <w:r>
         <w:rPr>
+          <w:rFonts w:asciiTheme="majorHAnsi" w:hAnsiTheme="majorHAnsi" w:cstheme="majorHAnsi"/>
           <w:lang w:val="pt-BR"/>
         </w:rPr>
         <w:t>rejectattr</w:t>
@@ -272,6 +112,7 @@
       <w:proofErr w:type="spellEnd"/>
       <w:r>
         <w:rPr>
+          <w:rFonts w:asciiTheme="majorHAnsi" w:hAnsiTheme="majorHAnsi" w:cstheme="majorHAnsi"/>
           <w:lang w:val="pt-BR"/>
         </w:rPr>
         <w:t>(</w:t>
@@ -279,6 +120,7 @@
       <w:proofErr w:type="gramEnd"/>
       <w:r>
         <w:rPr>
+          <w:rFonts w:asciiTheme="majorHAnsi" w:hAnsiTheme="majorHAnsi" w:cstheme="majorHAnsi"/>
           <w:lang w:val="pt-BR"/>
         </w:rPr>
         <w:t>'</w:t>
@@ -286,6 +128,7 @@
       <w:proofErr w:type="spellStart"/>
       <w:r>
         <w:rPr>
+          <w:rFonts w:asciiTheme="majorHAnsi" w:hAnsiTheme="majorHAnsi" w:cstheme="majorHAnsi"/>
           <w:lang w:val="pt-BR"/>
         </w:rPr>
         <w:t>latency</w:t>
@@ -293,6 +136,7 @@
       <w:proofErr w:type="spellEnd"/>
       <w:r>
         <w:rPr>
+          <w:rFonts w:asciiTheme="majorHAnsi" w:hAnsiTheme="majorHAnsi" w:cstheme="majorHAnsi"/>
           <w:lang w:val="pt-BR"/>
         </w:rPr>
         <w:t>', '</w:t>
@@ -300,6 +144,7 @@
       <w:proofErr w:type="spellStart"/>
       <w:r>
         <w:rPr>
+          <w:rFonts w:asciiTheme="majorHAnsi" w:hAnsiTheme="majorHAnsi" w:cstheme="majorHAnsi"/>
           <w:lang w:val="pt-BR"/>
         </w:rPr>
         <w:t>equalto</w:t>
@@ -307,6 +152,7 @@
       <w:proofErr w:type="spellEnd"/>
       <w:r>
         <w:rPr>
+          <w:rFonts w:asciiTheme="majorHAnsi" w:hAnsiTheme="majorHAnsi" w:cstheme="majorHAnsi"/>
           <w:lang w:val="pt-BR"/>
         </w:rPr>
         <w:t xml:space="preserve">', '') | </w:t>
@@ -315,6 +161,7 @@
       <w:proofErr w:type="gramStart"/>
       <w:r>
         <w:rPr>
+          <w:rFonts w:asciiTheme="majorHAnsi" w:hAnsiTheme="majorHAnsi" w:cstheme="majorHAnsi"/>
           <w:lang w:val="pt-BR"/>
         </w:rPr>
         <w:t>selectattr</w:t>
@@ -322,6 +169,7 @@
       <w:proofErr w:type="spellEnd"/>
       <w:r>
         <w:rPr>
+          <w:rFonts w:asciiTheme="majorHAnsi" w:hAnsiTheme="majorHAnsi" w:cstheme="majorHAnsi"/>
           <w:lang w:val="pt-BR"/>
         </w:rPr>
         <w:t>(</w:t>
@@ -329,6 +177,7 @@
       <w:proofErr w:type="gramEnd"/>
       <w:r>
         <w:rPr>
+          <w:rFonts w:asciiTheme="majorHAnsi" w:hAnsiTheme="majorHAnsi" w:cstheme="majorHAnsi"/>
           <w:lang w:val="pt-BR"/>
         </w:rPr>
         <w:t>'</w:t>
@@ -336,6 +185,7 @@
       <w:proofErr w:type="spellStart"/>
       <w:r>
         <w:rPr>
+          <w:rFonts w:asciiTheme="majorHAnsi" w:hAnsiTheme="majorHAnsi" w:cstheme="majorHAnsi"/>
           <w:lang w:val="pt-BR"/>
         </w:rPr>
         <w:t>latency</w:t>
@@ -343,6 +193,7 @@
       <w:proofErr w:type="spellEnd"/>
       <w:r>
         <w:rPr>
+          <w:rFonts w:asciiTheme="majorHAnsi" w:hAnsiTheme="majorHAnsi" w:cstheme="majorHAnsi"/>
           <w:lang w:val="pt-BR"/>
         </w:rPr>
         <w:t>', '</w:t>
@@ -350,441 +201,65 @@
       <w:proofErr w:type="spellStart"/>
       <w:r>
         <w:rPr>
-          <w:lang w:val="pt-BR"/>
-        </w:rPr>
-        <w:t>gt</w:t>
+          <w:rFonts w:asciiTheme="majorHAnsi" w:hAnsiTheme="majorHAnsi" w:cstheme="majorHAnsi"/>
+          <w:lang w:val="pt-BR"/>
+        </w:rPr>
+        <w:t>le</w:t>
       </w:r>
       <w:proofErr w:type="spellEnd"/>
       <w:r>
         <w:rPr>
+          <w:rFonts w:asciiTheme="majorHAnsi" w:hAnsiTheme="majorHAnsi" w:cstheme="majorHAnsi"/>
           <w:lang w:val="pt-BR"/>
         </w:rPr>
         <w:t xml:space="preserve">', 50) | </w:t>
+      </w:r>
+      <w:proofErr w:type="spellStart"/>
+      <w:r>
+        <w:rPr>
+          <w:rFonts w:asciiTheme="majorHAnsi" w:hAnsiTheme="majorHAnsi" w:cstheme="majorHAnsi"/>
+          <w:lang w:val="pt-BR"/>
+        </w:rPr>
+        <w:t>list</w:t>
+      </w:r>
+      <w:proofErr w:type="spellEnd"/>
+      <w:r>
+        <w:rPr>
+          <w:rFonts w:asciiTheme="majorHAnsi" w:hAnsiTheme="majorHAnsi" w:cstheme="majorHAnsi"/>
+          <w:lang w:val="pt-BR"/>
+        </w:rPr>
+        <w:t xml:space="preserve"> | </w:t>
       </w:r>
       <w:proofErr w:type="spellStart"/>
       <w:proofErr w:type="gramStart"/>
       <w:r>
         <w:rPr>
-          <w:lang w:val="pt-BR"/>
-        </w:rPr>
-        <w:t>selectattr</w:t>
+          <w:rFonts w:asciiTheme="majorHAnsi" w:hAnsiTheme="majorHAnsi" w:cstheme="majorHAnsi"/>
+          <w:lang w:val="pt-BR"/>
+        </w:rPr>
+        <w:t>length</w:t>
       </w:r>
       <w:proofErr w:type="spellEnd"/>
       <w:r>
         <w:rPr>
-          <w:lang w:val="pt-BR"/>
-        </w:rPr>
-        <w:t>(</w:t>
+          <w:rFonts w:asciiTheme="majorHAnsi" w:hAnsiTheme="majorHAnsi" w:cstheme="majorHAnsi"/>
+          <w:lang w:val="pt-BR"/>
+        </w:rPr>
+        <w:t xml:space="preserve"> }</w:t>
       </w:r>
       <w:proofErr w:type="gramEnd"/>
       <w:r>
         <w:rPr>
-          <w:lang w:val="pt-BR"/>
-        </w:rPr>
-        <w:t>'</w:t>
-      </w:r>
-      <w:proofErr w:type="spellStart"/>
-      <w:r>
-        <w:rPr>
-          <w:lang w:val="pt-BR"/>
-        </w:rPr>
-        <w:t>latency</w:t>
-      </w:r>
-      <w:proofErr w:type="spellEnd"/>
-      <w:r>
-        <w:rPr>
-          <w:lang w:val="pt-BR"/>
-        </w:rPr>
-        <w:t>', '</w:t>
-      </w:r>
-      <w:proofErr w:type="spellStart"/>
-      <w:r>
-        <w:rPr>
-          <w:lang w:val="pt-BR"/>
-        </w:rPr>
-        <w:t>le</w:t>
-      </w:r>
-      <w:proofErr w:type="spellEnd"/>
-      <w:r>
-        <w:rPr>
-          <w:lang w:val="pt-BR"/>
-        </w:rPr>
-        <w:t xml:space="preserve">', 150) | </w:t>
-      </w:r>
-      <w:proofErr w:type="spellStart"/>
-      <w:r>
-        <w:rPr>
-          <w:lang w:val="pt-BR"/>
-        </w:rPr>
-        <w:t>list</w:t>
-      </w:r>
-      <w:proofErr w:type="spellEnd"/>
-      <w:r>
-        <w:rPr>
-          <w:lang w:val="pt-BR"/>
-        </w:rPr>
-        <w:t xml:space="preserve"> | </w:t>
-      </w:r>
-      <w:proofErr w:type="spellStart"/>
-      <w:proofErr w:type="gramStart"/>
-      <w:r>
-        <w:rPr>
-          <w:lang w:val="pt-BR"/>
-        </w:rPr>
-        <w:t>length</w:t>
-      </w:r>
-      <w:proofErr w:type="spellEnd"/>
-      <w:r>
-        <w:rPr>
-          <w:lang w:val="pt-BR"/>
-        </w:rPr>
-        <w:t xml:space="preserve"> }}{</w:t>
-      </w:r>
-      <w:proofErr w:type="gramEnd"/>
-      <w:r>
-        <w:rPr>
-          <w:lang w:val="pt-BR"/>
-        </w:rPr>
-        <w:t xml:space="preserve">% set </w:t>
-      </w:r>
-      <w:proofErr w:type="spellStart"/>
-      <w:r>
-        <w:rPr>
-          <w:lang w:val="pt-BR"/>
-        </w:rPr>
-        <w:t>warns</w:t>
-      </w:r>
-      <w:proofErr w:type="spellEnd"/>
-      <w:r>
-        <w:rPr>
-          <w:lang w:val="pt-BR"/>
-        </w:rPr>
-        <w:t xml:space="preserve"> = </w:t>
-      </w:r>
-      <w:proofErr w:type="spellStart"/>
-      <w:r>
-        <w:rPr>
-          <w:lang w:val="pt-BR"/>
-        </w:rPr>
-        <w:t>results</w:t>
-      </w:r>
-      <w:proofErr w:type="spellEnd"/>
-      <w:r>
-        <w:rPr>
-          <w:lang w:val="pt-BR"/>
-        </w:rPr>
-        <w:t xml:space="preserve"> | </w:t>
-      </w:r>
-      <w:proofErr w:type="spellStart"/>
-      <w:proofErr w:type="gramStart"/>
-      <w:r>
-        <w:rPr>
-          <w:lang w:val="pt-BR"/>
-        </w:rPr>
-        <w:t>rejectattr</w:t>
-      </w:r>
-      <w:proofErr w:type="spellEnd"/>
-      <w:r>
-        <w:rPr>
-          <w:lang w:val="pt-BR"/>
-        </w:rPr>
-        <w:t>(</w:t>
-      </w:r>
-      <w:proofErr w:type="gramEnd"/>
-      <w:r>
-        <w:rPr>
-          <w:lang w:val="pt-BR"/>
-        </w:rPr>
-        <w:t>'</w:t>
-      </w:r>
-      <w:proofErr w:type="spellStart"/>
-      <w:r>
-        <w:rPr>
-          <w:lang w:val="pt-BR"/>
-        </w:rPr>
-        <w:t>latency</w:t>
-      </w:r>
-      <w:proofErr w:type="spellEnd"/>
-      <w:r>
-        <w:rPr>
-          <w:lang w:val="pt-BR"/>
-        </w:rPr>
-        <w:t>', '</w:t>
-      </w:r>
-      <w:proofErr w:type="spellStart"/>
-      <w:r>
-        <w:rPr>
-          <w:lang w:val="pt-BR"/>
-        </w:rPr>
-        <w:t>equalto</w:t>
-      </w:r>
-      <w:proofErr w:type="spellEnd"/>
-      <w:r>
-        <w:rPr>
-          <w:lang w:val="pt-BR"/>
-        </w:rPr>
-        <w:t xml:space="preserve">', '') | </w:t>
-      </w:r>
-      <w:proofErr w:type="spellStart"/>
-      <w:proofErr w:type="gramStart"/>
-      <w:r>
-        <w:rPr>
-          <w:lang w:val="pt-BR"/>
-        </w:rPr>
-        <w:t>selectattr</w:t>
-      </w:r>
-      <w:proofErr w:type="spellEnd"/>
-      <w:r>
-        <w:rPr>
-          <w:lang w:val="pt-BR"/>
-        </w:rPr>
-        <w:t>(</w:t>
-      </w:r>
-      <w:proofErr w:type="gramEnd"/>
-      <w:r>
-        <w:rPr>
-          <w:lang w:val="pt-BR"/>
-        </w:rPr>
-        <w:t>'</w:t>
-      </w:r>
-      <w:proofErr w:type="spellStart"/>
-      <w:r>
-        <w:rPr>
-          <w:lang w:val="pt-BR"/>
-        </w:rPr>
-        <w:t>latency</w:t>
-      </w:r>
-      <w:proofErr w:type="spellEnd"/>
-      <w:r>
-        <w:rPr>
-          <w:lang w:val="pt-BR"/>
-        </w:rPr>
-        <w:t>', '</w:t>
-      </w:r>
-      <w:proofErr w:type="spellStart"/>
-      <w:r>
-        <w:rPr>
-          <w:lang w:val="pt-BR"/>
-        </w:rPr>
-        <w:t>gt</w:t>
-      </w:r>
-      <w:proofErr w:type="spellEnd"/>
-      <w:r>
-        <w:rPr>
-          <w:lang w:val="pt-BR"/>
-        </w:rPr>
-        <w:t xml:space="preserve">', 50) | </w:t>
-      </w:r>
-      <w:proofErr w:type="spellStart"/>
-      <w:proofErr w:type="gramStart"/>
-      <w:r>
-        <w:rPr>
-          <w:lang w:val="pt-BR"/>
-        </w:rPr>
-        <w:t>selectattr</w:t>
-      </w:r>
-      <w:proofErr w:type="spellEnd"/>
-      <w:r>
-        <w:rPr>
-          <w:lang w:val="pt-BR"/>
-        </w:rPr>
-        <w:t>(</w:t>
-      </w:r>
-      <w:proofErr w:type="gramEnd"/>
-      <w:r>
-        <w:rPr>
-          <w:lang w:val="pt-BR"/>
-        </w:rPr>
-        <w:t>'</w:t>
-      </w:r>
-      <w:proofErr w:type="spellStart"/>
-      <w:r>
-        <w:rPr>
-          <w:lang w:val="pt-BR"/>
-        </w:rPr>
-        <w:t>latency</w:t>
-      </w:r>
-      <w:proofErr w:type="spellEnd"/>
-      <w:r>
-        <w:rPr>
-          <w:lang w:val="pt-BR"/>
-        </w:rPr>
-        <w:t>', '</w:t>
-      </w:r>
-      <w:proofErr w:type="spellStart"/>
-      <w:r>
-        <w:rPr>
-          <w:lang w:val="pt-BR"/>
-        </w:rPr>
-        <w:t>le</w:t>
-      </w:r>
-      <w:proofErr w:type="spellEnd"/>
-      <w:r>
-        <w:rPr>
-          <w:lang w:val="pt-BR"/>
-        </w:rPr>
-        <w:t xml:space="preserve">', 150) | </w:t>
-      </w:r>
-      <w:proofErr w:type="spellStart"/>
-      <w:r>
-        <w:rPr>
-          <w:lang w:val="pt-BR"/>
-        </w:rPr>
-        <w:t>map</w:t>
-      </w:r>
-      <w:proofErr w:type="spellEnd"/>
-      <w:r>
-        <w:rPr>
-          <w:lang w:val="pt-BR"/>
-        </w:rPr>
-        <w:t>(</w:t>
-      </w:r>
-      <w:proofErr w:type="spellStart"/>
-      <w:r>
-        <w:rPr>
-          <w:lang w:val="pt-BR"/>
-        </w:rPr>
-        <w:t>attribute</w:t>
-      </w:r>
-      <w:proofErr w:type="spellEnd"/>
-      <w:r>
-        <w:rPr>
-          <w:lang w:val="pt-BR"/>
-        </w:rPr>
-        <w:t xml:space="preserve">='host') | </w:t>
-      </w:r>
-      <w:proofErr w:type="spellStart"/>
-      <w:r>
-        <w:rPr>
-          <w:lang w:val="pt-BR"/>
-        </w:rPr>
-        <w:t>list</w:t>
-      </w:r>
-      <w:proofErr w:type="spellEnd"/>
-      <w:r>
-        <w:rPr>
-          <w:lang w:val="pt-BR"/>
-        </w:rPr>
-        <w:t xml:space="preserve"> </w:t>
-      </w:r>
-      <w:proofErr w:type="gramStart"/>
-      <w:r>
-        <w:rPr>
-          <w:lang w:val="pt-BR"/>
-        </w:rPr>
-        <w:t>%}{</w:t>
-      </w:r>
-      <w:proofErr w:type="gramEnd"/>
-      <w:r>
-        <w:rPr>
-          <w:lang w:val="pt-BR"/>
-        </w:rPr>
-        <w:t xml:space="preserve">% </w:t>
-      </w:r>
-      <w:proofErr w:type="spellStart"/>
-      <w:r>
-        <w:rPr>
-          <w:lang w:val="pt-BR"/>
-        </w:rPr>
-        <w:t>if</w:t>
-      </w:r>
-      <w:proofErr w:type="spellEnd"/>
-      <w:r>
-        <w:rPr>
-          <w:lang w:val="pt-BR"/>
-        </w:rPr>
-        <w:t xml:space="preserve"> </w:t>
-      </w:r>
-      <w:proofErr w:type="spellStart"/>
-      <w:r>
-        <w:rPr>
-          <w:lang w:val="pt-BR"/>
-        </w:rPr>
-        <w:t>warns|length</w:t>
-      </w:r>
-      <w:proofErr w:type="spellEnd"/>
-      <w:r>
-        <w:rPr>
-          <w:lang w:val="pt-BR"/>
-        </w:rPr>
-        <w:t xml:space="preserve"> &gt; 0 %} (</w:t>
-      </w:r>
-      <w:proofErr w:type="gramStart"/>
-      <w:r>
-        <w:rPr>
-          <w:lang w:val="pt-BR"/>
-        </w:rPr>
-        <w:t xml:space="preserve">{{ </w:t>
-      </w:r>
-      <w:proofErr w:type="spellStart"/>
-      <w:r>
-        <w:rPr>
-          <w:lang w:val="pt-BR"/>
-        </w:rPr>
-        <w:t>warns</w:t>
-      </w:r>
-      <w:proofErr w:type="spellEnd"/>
-      <w:proofErr w:type="gramEnd"/>
-      <w:r>
-        <w:rPr>
-          <w:lang w:val="pt-BR"/>
-        </w:rPr>
-        <w:t xml:space="preserve"> | </w:t>
-      </w:r>
-      <w:proofErr w:type="spellStart"/>
-      <w:proofErr w:type="gramStart"/>
-      <w:r>
-        <w:rPr>
-          <w:lang w:val="pt-BR"/>
-        </w:rPr>
-        <w:t>join</w:t>
-      </w:r>
-      <w:proofErr w:type="spellEnd"/>
-      <w:r>
-        <w:rPr>
-          <w:lang w:val="pt-BR"/>
-        </w:rPr>
-        <w:t>(</w:t>
-      </w:r>
-      <w:proofErr w:type="gramEnd"/>
-      <w:r>
-        <w:rPr>
-          <w:lang w:val="pt-BR"/>
-        </w:rPr>
-        <w:t>', '</w:t>
-      </w:r>
-      <w:proofErr w:type="gramStart"/>
-      <w:r>
-        <w:rPr>
-          <w:lang w:val="pt-BR"/>
-        </w:rPr>
-        <w:t>) }}){</w:t>
-      </w:r>
-      <w:proofErr w:type="gramEnd"/>
-      <w:r>
-        <w:rPr>
-          <w:lang w:val="pt-BR"/>
-        </w:rPr>
-        <w:t xml:space="preserve">% </w:t>
-      </w:r>
-      <w:proofErr w:type="spellStart"/>
-      <w:r>
-        <w:rPr>
-          <w:lang w:val="pt-BR"/>
-        </w:rPr>
-        <w:t>endif</w:t>
-      </w:r>
-      <w:proofErr w:type="spellEnd"/>
-      <w:r>
-        <w:rPr>
-          <w:lang w:val="pt-BR"/>
-        </w:rPr>
-        <w:t xml:space="preserve"> %}</w:t>
+          <w:rFonts w:asciiTheme="majorHAnsi" w:hAnsiTheme="majorHAnsi" w:cstheme="majorHAnsi"/>
+          <w:lang w:val="pt-BR"/>
+        </w:rPr>
+        <w:t>}</w:t>
       </w:r>
     </w:p>
     <w:p>
       <w:pPr>
         <w:rPr>
+          <w:rFonts w:asciiTheme="majorHAnsi" w:hAnsiTheme="majorHAnsi" w:cstheme="majorHAnsi"/>
           <w:lang w:val="pt-BR"/>
         </w:rPr>
       </w:pPr>
@@ -792,10 +267,11 @@
         <w:rPr>
           <w:rFonts w:ascii="Segoe UI Emoji" w:hAnsi="Segoe UI Emoji" w:cs="Segoe UI Emoji"/>
         </w:rPr>
-        <w:t>🔴</w:t>
-      </w:r>
-      <w:r>
-        <w:rPr>
+        <w:t>🟡</w:t>
+      </w:r>
+      <w:r>
+        <w:rPr>
+          <w:rFonts w:asciiTheme="majorHAnsi" w:hAnsiTheme="majorHAnsi" w:cstheme="majorHAnsi"/>
           <w:lang w:val="pt-BR"/>
         </w:rPr>
         <w:t xml:space="preserve"> </w:t>
@@ -803,20 +279,34 @@
       <w:proofErr w:type="spellStart"/>
       <w:r>
         <w:rPr>
-          <w:lang w:val="pt-BR"/>
-        </w:rPr>
-        <w:t>Critical</w:t>
+          <w:rFonts w:asciiTheme="majorHAnsi" w:hAnsiTheme="majorHAnsi" w:cstheme="majorHAnsi"/>
+          <w:b/>
+          <w:bCs/>
+          <w:color w:val="FFC000"/>
+          <w:lang w:val="pt-BR"/>
+        </w:rPr>
+        <w:t>Warning</w:t>
       </w:r>
       <w:proofErr w:type="spellEnd"/>
       <w:r>
         <w:rPr>
-          <w:lang w:val="pt-BR"/>
-        </w:rPr>
-        <w:t xml:space="preserve"> (Ping ≥ 150ms): </w:t>
+          <w:rFonts w:asciiTheme="majorHAnsi" w:hAnsiTheme="majorHAnsi" w:cstheme="majorHAnsi"/>
+          <w:color w:val="FFC000"/>
+          <w:lang w:val="pt-BR"/>
+        </w:rPr>
+        <w:t xml:space="preserve"> </w:t>
+      </w:r>
+      <w:r>
+        <w:rPr>
+          <w:rFonts w:asciiTheme="majorHAnsi" w:hAnsiTheme="majorHAnsi" w:cstheme="majorHAnsi"/>
+          <w:lang w:val="pt-BR"/>
+        </w:rPr>
+        <w:t xml:space="preserve">(Ping 50ms ≤ 150ms): </w:t>
       </w:r>
       <w:proofErr w:type="gramStart"/>
       <w:r>
         <w:rPr>
+          <w:rFonts w:asciiTheme="majorHAnsi" w:hAnsiTheme="majorHAnsi" w:cstheme="majorHAnsi"/>
           <w:lang w:val="pt-BR"/>
         </w:rPr>
         <w:t xml:space="preserve">{{ </w:t>
@@ -824,6 +314,7 @@
       <w:proofErr w:type="spellStart"/>
       <w:r>
         <w:rPr>
+          <w:rFonts w:asciiTheme="majorHAnsi" w:hAnsiTheme="majorHAnsi" w:cstheme="majorHAnsi"/>
           <w:lang w:val="pt-BR"/>
         </w:rPr>
         <w:t>results</w:t>
@@ -832,6 +323,7 @@
       <w:proofErr w:type="gramEnd"/>
       <w:r>
         <w:rPr>
+          <w:rFonts w:asciiTheme="majorHAnsi" w:hAnsiTheme="majorHAnsi" w:cstheme="majorHAnsi"/>
           <w:lang w:val="pt-BR"/>
         </w:rPr>
         <w:t xml:space="preserve"> | </w:t>
@@ -840,6 +332,7 @@
       <w:proofErr w:type="gramStart"/>
       <w:r>
         <w:rPr>
+          <w:rFonts w:asciiTheme="majorHAnsi" w:hAnsiTheme="majorHAnsi" w:cstheme="majorHAnsi"/>
           <w:lang w:val="pt-BR"/>
         </w:rPr>
         <w:t>rejectattr</w:t>
@@ -847,6 +340,7 @@
       <w:proofErr w:type="spellEnd"/>
       <w:r>
         <w:rPr>
+          <w:rFonts w:asciiTheme="majorHAnsi" w:hAnsiTheme="majorHAnsi" w:cstheme="majorHAnsi"/>
           <w:lang w:val="pt-BR"/>
         </w:rPr>
         <w:t>(</w:t>
@@ -854,6 +348,7 @@
       <w:proofErr w:type="gramEnd"/>
       <w:r>
         <w:rPr>
+          <w:rFonts w:asciiTheme="majorHAnsi" w:hAnsiTheme="majorHAnsi" w:cstheme="majorHAnsi"/>
           <w:lang w:val="pt-BR"/>
         </w:rPr>
         <w:t>'</w:t>
@@ -861,6 +356,7 @@
       <w:proofErr w:type="spellStart"/>
       <w:r>
         <w:rPr>
+          <w:rFonts w:asciiTheme="majorHAnsi" w:hAnsiTheme="majorHAnsi" w:cstheme="majorHAnsi"/>
           <w:lang w:val="pt-BR"/>
         </w:rPr>
         <w:t>latency</w:t>
@@ -868,6 +364,7 @@
       <w:proofErr w:type="spellEnd"/>
       <w:r>
         <w:rPr>
+          <w:rFonts w:asciiTheme="majorHAnsi" w:hAnsiTheme="majorHAnsi" w:cstheme="majorHAnsi"/>
           <w:lang w:val="pt-BR"/>
         </w:rPr>
         <w:t>', '</w:t>
@@ -875,6 +372,7 @@
       <w:proofErr w:type="spellStart"/>
       <w:r>
         <w:rPr>
+          <w:rFonts w:asciiTheme="majorHAnsi" w:hAnsiTheme="majorHAnsi" w:cstheme="majorHAnsi"/>
           <w:lang w:val="pt-BR"/>
         </w:rPr>
         <w:t>equalto</w:t>
@@ -882,6 +380,7 @@
       <w:proofErr w:type="spellEnd"/>
       <w:r>
         <w:rPr>
+          <w:rFonts w:asciiTheme="majorHAnsi" w:hAnsiTheme="majorHAnsi" w:cstheme="majorHAnsi"/>
           <w:lang w:val="pt-BR"/>
         </w:rPr>
         <w:t xml:space="preserve">', '') | </w:t>
@@ -890,6 +389,7 @@
       <w:proofErr w:type="gramStart"/>
       <w:r>
         <w:rPr>
+          <w:rFonts w:asciiTheme="majorHAnsi" w:hAnsiTheme="majorHAnsi" w:cstheme="majorHAnsi"/>
           <w:lang w:val="pt-BR"/>
         </w:rPr>
         <w:t>selectattr</w:t>
@@ -897,6 +397,7 @@
       <w:proofErr w:type="spellEnd"/>
       <w:r>
         <w:rPr>
+          <w:rFonts w:asciiTheme="majorHAnsi" w:hAnsiTheme="majorHAnsi" w:cstheme="majorHAnsi"/>
           <w:lang w:val="pt-BR"/>
         </w:rPr>
         <w:t>(</w:t>
@@ -904,6 +405,7 @@
       <w:proofErr w:type="gramEnd"/>
       <w:r>
         <w:rPr>
+          <w:rFonts w:asciiTheme="majorHAnsi" w:hAnsiTheme="majorHAnsi" w:cstheme="majorHAnsi"/>
           <w:lang w:val="pt-BR"/>
         </w:rPr>
         <w:t>'</w:t>
@@ -911,6 +413,7 @@
       <w:proofErr w:type="spellStart"/>
       <w:r>
         <w:rPr>
+          <w:rFonts w:asciiTheme="majorHAnsi" w:hAnsiTheme="majorHAnsi" w:cstheme="majorHAnsi"/>
           <w:lang w:val="pt-BR"/>
         </w:rPr>
         <w:t>latency</w:t>
@@ -918,6 +421,7 @@
       <w:proofErr w:type="spellEnd"/>
       <w:r>
         <w:rPr>
+          <w:rFonts w:asciiTheme="majorHAnsi" w:hAnsiTheme="majorHAnsi" w:cstheme="majorHAnsi"/>
           <w:lang w:val="pt-BR"/>
         </w:rPr>
         <w:t>', '</w:t>
@@ -925,6 +429,7 @@
       <w:proofErr w:type="spellStart"/>
       <w:r>
         <w:rPr>
+          <w:rFonts w:asciiTheme="majorHAnsi" w:hAnsiTheme="majorHAnsi" w:cstheme="majorHAnsi"/>
           <w:lang w:val="pt-BR"/>
         </w:rPr>
         <w:t>gt</w:t>
@@ -932,70 +437,80 @@
       <w:proofErr w:type="spellEnd"/>
       <w:r>
         <w:rPr>
-          <w:lang w:val="pt-BR"/>
-        </w:rPr>
-        <w:t xml:space="preserve">', 150) | </w:t>
-      </w:r>
-      <w:proofErr w:type="spellStart"/>
-      <w:r>
-        <w:rPr>
-          <w:lang w:val="pt-BR"/>
-        </w:rPr>
-        <w:t>list</w:t>
-      </w:r>
-      <w:proofErr w:type="spellEnd"/>
-      <w:r>
-        <w:rPr>
-          <w:lang w:val="pt-BR"/>
-        </w:rPr>
-        <w:t xml:space="preserve"> | </w:t>
+          <w:rFonts w:asciiTheme="majorHAnsi" w:hAnsiTheme="majorHAnsi" w:cstheme="majorHAnsi"/>
+          <w:lang w:val="pt-BR"/>
+        </w:rPr>
+        <w:t xml:space="preserve">', 50) | </w:t>
       </w:r>
       <w:proofErr w:type="spellStart"/>
       <w:proofErr w:type="gramStart"/>
       <w:r>
         <w:rPr>
-          <w:lang w:val="pt-BR"/>
-        </w:rPr>
-        <w:t>length</w:t>
+          <w:rFonts w:asciiTheme="majorHAnsi" w:hAnsiTheme="majorHAnsi" w:cstheme="majorHAnsi"/>
+          <w:lang w:val="pt-BR"/>
+        </w:rPr>
+        <w:t>selectattr</w:t>
       </w:r>
       <w:proofErr w:type="spellEnd"/>
       <w:r>
         <w:rPr>
-          <w:lang w:val="pt-BR"/>
-        </w:rPr>
-        <w:t xml:space="preserve"> }}{</w:t>
+          <w:rFonts w:asciiTheme="majorHAnsi" w:hAnsiTheme="majorHAnsi" w:cstheme="majorHAnsi"/>
+          <w:lang w:val="pt-BR"/>
+        </w:rPr>
+        <w:t>(</w:t>
       </w:r>
       <w:proofErr w:type="gramEnd"/>
       <w:r>
         <w:rPr>
-          <w:lang w:val="pt-BR"/>
-        </w:rPr>
-        <w:t xml:space="preserve">% set </w:t>
+          <w:rFonts w:asciiTheme="majorHAnsi" w:hAnsiTheme="majorHAnsi" w:cstheme="majorHAnsi"/>
+          <w:lang w:val="pt-BR"/>
+        </w:rPr>
+        <w:t>'</w:t>
       </w:r>
       <w:proofErr w:type="spellStart"/>
       <w:r>
         <w:rPr>
-          <w:lang w:val="pt-BR"/>
-        </w:rPr>
-        <w:t>crits</w:t>
+          <w:rFonts w:asciiTheme="majorHAnsi" w:hAnsiTheme="majorHAnsi" w:cstheme="majorHAnsi"/>
+          <w:lang w:val="pt-BR"/>
+        </w:rPr>
+        <w:t>latency</w:t>
       </w:r>
       <w:proofErr w:type="spellEnd"/>
       <w:r>
         <w:rPr>
-          <w:lang w:val="pt-BR"/>
-        </w:rPr>
-        <w:t xml:space="preserve"> = </w:t>
+          <w:rFonts w:asciiTheme="majorHAnsi" w:hAnsiTheme="majorHAnsi" w:cstheme="majorHAnsi"/>
+          <w:lang w:val="pt-BR"/>
+        </w:rPr>
+        <w:t>', '</w:t>
       </w:r>
       <w:proofErr w:type="spellStart"/>
       <w:r>
         <w:rPr>
-          <w:lang w:val="pt-BR"/>
-        </w:rPr>
-        <w:t>results</w:t>
+          <w:rFonts w:asciiTheme="majorHAnsi" w:hAnsiTheme="majorHAnsi" w:cstheme="majorHAnsi"/>
+          <w:lang w:val="pt-BR"/>
+        </w:rPr>
+        <w:t>le</w:t>
       </w:r>
       <w:proofErr w:type="spellEnd"/>
       <w:r>
         <w:rPr>
+          <w:rFonts w:asciiTheme="majorHAnsi" w:hAnsiTheme="majorHAnsi" w:cstheme="majorHAnsi"/>
+          <w:lang w:val="pt-BR"/>
+        </w:rPr>
+        <w:t xml:space="preserve">', 150) | </w:t>
+      </w:r>
+      <w:proofErr w:type="spellStart"/>
+      <w:r>
+        <w:rPr>
+          <w:rFonts w:asciiTheme="majorHAnsi" w:hAnsiTheme="majorHAnsi" w:cstheme="majorHAnsi"/>
+          <w:lang w:val="pt-BR"/>
+        </w:rPr>
+        <w:t>list</w:t>
+      </w:r>
+      <w:proofErr w:type="spellEnd"/>
+      <w:r>
+        <w:rPr>
+          <w:rFonts w:asciiTheme="majorHAnsi" w:hAnsiTheme="majorHAnsi" w:cstheme="majorHAnsi"/>
           <w:lang w:val="pt-BR"/>
         </w:rPr>
         <w:t xml:space="preserve"> | </w:t>
@@ -1004,56 +519,121 @@
       <w:proofErr w:type="gramStart"/>
       <w:r>
         <w:rPr>
-          <w:lang w:val="pt-BR"/>
-        </w:rPr>
-        <w:t>rejectattr</w:t>
+          <w:rFonts w:asciiTheme="majorHAnsi" w:hAnsiTheme="majorHAnsi" w:cstheme="majorHAnsi"/>
+          <w:lang w:val="pt-BR"/>
+        </w:rPr>
+        <w:t>length</w:t>
       </w:r>
       <w:proofErr w:type="spellEnd"/>
       <w:r>
         <w:rPr>
-          <w:lang w:val="pt-BR"/>
-        </w:rPr>
-        <w:t>(</w:t>
+          <w:rFonts w:asciiTheme="majorHAnsi" w:hAnsiTheme="majorHAnsi" w:cstheme="majorHAnsi"/>
+          <w:lang w:val="pt-BR"/>
+        </w:rPr>
+        <w:t xml:space="preserve"> }}{</w:t>
       </w:r>
       <w:proofErr w:type="gramEnd"/>
       <w:r>
         <w:rPr>
-          <w:lang w:val="pt-BR"/>
-        </w:rPr>
-        <w:t>'</w:t>
+          <w:rFonts w:asciiTheme="majorHAnsi" w:hAnsiTheme="majorHAnsi" w:cstheme="majorHAnsi"/>
+          <w:lang w:val="pt-BR"/>
+        </w:rPr>
+        <w:t xml:space="preserve">% set </w:t>
       </w:r>
       <w:proofErr w:type="spellStart"/>
       <w:r>
         <w:rPr>
-          <w:lang w:val="pt-BR"/>
-        </w:rPr>
-        <w:t>latency</w:t>
+          <w:rFonts w:asciiTheme="majorHAnsi" w:hAnsiTheme="majorHAnsi" w:cstheme="majorHAnsi"/>
+          <w:lang w:val="pt-BR"/>
+        </w:rPr>
+        <w:t>warns</w:t>
       </w:r>
       <w:proofErr w:type="spellEnd"/>
       <w:r>
         <w:rPr>
-          <w:lang w:val="pt-BR"/>
-        </w:rPr>
-        <w:t>', '</w:t>
+          <w:rFonts w:asciiTheme="majorHAnsi" w:hAnsiTheme="majorHAnsi" w:cstheme="majorHAnsi"/>
+          <w:lang w:val="pt-BR"/>
+        </w:rPr>
+        <w:t xml:space="preserve"> = </w:t>
       </w:r>
       <w:proofErr w:type="spellStart"/>
       <w:r>
         <w:rPr>
-          <w:lang w:val="pt-BR"/>
-        </w:rPr>
-        <w:t>equalto</w:t>
+          <w:rFonts w:asciiTheme="majorHAnsi" w:hAnsiTheme="majorHAnsi" w:cstheme="majorHAnsi"/>
+          <w:lang w:val="pt-BR"/>
+        </w:rPr>
+        <w:t>results</w:t>
       </w:r>
       <w:proofErr w:type="spellEnd"/>
       <w:r>
         <w:rPr>
-          <w:lang w:val="pt-BR"/>
-        </w:rPr>
-        <w:t xml:space="preserve">', '') | </w:t>
+          <w:rFonts w:asciiTheme="majorHAnsi" w:hAnsiTheme="majorHAnsi" w:cstheme="majorHAnsi"/>
+          <w:lang w:val="pt-BR"/>
+        </w:rPr>
+        <w:t xml:space="preserve"> | </w:t>
       </w:r>
       <w:proofErr w:type="spellStart"/>
       <w:proofErr w:type="gramStart"/>
       <w:r>
         <w:rPr>
+          <w:rFonts w:asciiTheme="majorHAnsi" w:hAnsiTheme="majorHAnsi" w:cstheme="majorHAnsi"/>
+          <w:lang w:val="pt-BR"/>
+        </w:rPr>
+        <w:t>rejectattr</w:t>
+      </w:r>
+      <w:proofErr w:type="spellEnd"/>
+      <w:r>
+        <w:rPr>
+          <w:rFonts w:asciiTheme="majorHAnsi" w:hAnsiTheme="majorHAnsi" w:cstheme="majorHAnsi"/>
+          <w:lang w:val="pt-BR"/>
+        </w:rPr>
+        <w:t>(</w:t>
+      </w:r>
+      <w:proofErr w:type="gramEnd"/>
+      <w:r>
+        <w:rPr>
+          <w:rFonts w:asciiTheme="majorHAnsi" w:hAnsiTheme="majorHAnsi" w:cstheme="majorHAnsi"/>
+          <w:lang w:val="pt-BR"/>
+        </w:rPr>
+        <w:t>'</w:t>
+      </w:r>
+      <w:proofErr w:type="spellStart"/>
+      <w:r>
+        <w:rPr>
+          <w:rFonts w:asciiTheme="majorHAnsi" w:hAnsiTheme="majorHAnsi" w:cstheme="majorHAnsi"/>
+          <w:lang w:val="pt-BR"/>
+        </w:rPr>
+        <w:t>latency</w:t>
+      </w:r>
+      <w:proofErr w:type="spellEnd"/>
+      <w:r>
+        <w:rPr>
+          <w:rFonts w:asciiTheme="majorHAnsi" w:hAnsiTheme="majorHAnsi" w:cstheme="majorHAnsi"/>
+          <w:lang w:val="pt-BR"/>
+        </w:rPr>
+        <w:t>', '</w:t>
+      </w:r>
+      <w:proofErr w:type="spellStart"/>
+      <w:r>
+        <w:rPr>
+          <w:rFonts w:asciiTheme="majorHAnsi" w:hAnsiTheme="majorHAnsi" w:cstheme="majorHAnsi"/>
+          <w:lang w:val="pt-BR"/>
+        </w:rPr>
+        <w:t>equalto</w:t>
+      </w:r>
+      <w:proofErr w:type="spellEnd"/>
+      <w:r>
+        <w:rPr>
+          <w:rFonts w:asciiTheme="majorHAnsi" w:hAnsiTheme="majorHAnsi" w:cstheme="majorHAnsi"/>
+          <w:lang w:val="pt-BR"/>
+        </w:rPr>
+        <w:t xml:space="preserve">', '') | </w:t>
+      </w:r>
+      <w:proofErr w:type="spellStart"/>
+      <w:proofErr w:type="gramStart"/>
+      <w:r>
+        <w:rPr>
+          <w:rFonts w:asciiTheme="majorHAnsi" w:hAnsiTheme="majorHAnsi" w:cstheme="majorHAnsi"/>
           <w:lang w:val="pt-BR"/>
         </w:rPr>
         <w:t>selectattr</w:t>
@@ -1061,6 +641,7 @@
       <w:proofErr w:type="spellEnd"/>
       <w:r>
         <w:rPr>
+          <w:rFonts w:asciiTheme="majorHAnsi" w:hAnsiTheme="majorHAnsi" w:cstheme="majorHAnsi"/>
           <w:lang w:val="pt-BR"/>
         </w:rPr>
         <w:t>(</w:t>
@@ -1068,6 +649,7 @@
       <w:proofErr w:type="gramEnd"/>
       <w:r>
         <w:rPr>
+          <w:rFonts w:asciiTheme="majorHAnsi" w:hAnsiTheme="majorHAnsi" w:cstheme="majorHAnsi"/>
           <w:lang w:val="pt-BR"/>
         </w:rPr>
         <w:t>'</w:t>
@@ -1075,6 +657,7 @@
       <w:proofErr w:type="spellStart"/>
       <w:r>
         <w:rPr>
+          <w:rFonts w:asciiTheme="majorHAnsi" w:hAnsiTheme="majorHAnsi" w:cstheme="majorHAnsi"/>
           <w:lang w:val="pt-BR"/>
         </w:rPr>
         <w:t>latency</w:t>
@@ -1082,6 +665,7 @@
       <w:proofErr w:type="spellEnd"/>
       <w:r>
         <w:rPr>
+          <w:rFonts w:asciiTheme="majorHAnsi" w:hAnsiTheme="majorHAnsi" w:cstheme="majorHAnsi"/>
           <w:lang w:val="pt-BR"/>
         </w:rPr>
         <w:t>', '</w:t>
@@ -1089,6 +673,7 @@
       <w:proofErr w:type="spellStart"/>
       <w:r>
         <w:rPr>
+          <w:rFonts w:asciiTheme="majorHAnsi" w:hAnsiTheme="majorHAnsi" w:cstheme="majorHAnsi"/>
           <w:lang w:val="pt-BR"/>
         </w:rPr>
         <w:t>gt</w:t>
@@ -1096,6 +681,64 @@
       <w:proofErr w:type="spellEnd"/>
       <w:r>
         <w:rPr>
+          <w:rFonts w:asciiTheme="majorHAnsi" w:hAnsiTheme="majorHAnsi" w:cstheme="majorHAnsi"/>
+          <w:lang w:val="pt-BR"/>
+        </w:rPr>
+        <w:t xml:space="preserve">', 50) | </w:t>
+      </w:r>
+      <w:proofErr w:type="spellStart"/>
+      <w:proofErr w:type="gramStart"/>
+      <w:r>
+        <w:rPr>
+          <w:rFonts w:asciiTheme="majorHAnsi" w:hAnsiTheme="majorHAnsi" w:cstheme="majorHAnsi"/>
+          <w:lang w:val="pt-BR"/>
+        </w:rPr>
+        <w:t>selectattr</w:t>
+      </w:r>
+      <w:proofErr w:type="spellEnd"/>
+      <w:r>
+        <w:rPr>
+          <w:rFonts w:asciiTheme="majorHAnsi" w:hAnsiTheme="majorHAnsi" w:cstheme="majorHAnsi"/>
+          <w:lang w:val="pt-BR"/>
+        </w:rPr>
+        <w:t>(</w:t>
+      </w:r>
+      <w:proofErr w:type="gramEnd"/>
+      <w:r>
+        <w:rPr>
+          <w:rFonts w:asciiTheme="majorHAnsi" w:hAnsiTheme="majorHAnsi" w:cstheme="majorHAnsi"/>
+          <w:lang w:val="pt-BR"/>
+        </w:rPr>
+        <w:t>'</w:t>
+      </w:r>
+      <w:proofErr w:type="spellStart"/>
+      <w:r>
+        <w:rPr>
+          <w:rFonts w:asciiTheme="majorHAnsi" w:hAnsiTheme="majorHAnsi" w:cstheme="majorHAnsi"/>
+          <w:lang w:val="pt-BR"/>
+        </w:rPr>
+        <w:t>latency</w:t>
+      </w:r>
+      <w:proofErr w:type="spellEnd"/>
+      <w:r>
+        <w:rPr>
+          <w:rFonts w:asciiTheme="majorHAnsi" w:hAnsiTheme="majorHAnsi" w:cstheme="majorHAnsi"/>
+          <w:lang w:val="pt-BR"/>
+        </w:rPr>
+        <w:t>', '</w:t>
+      </w:r>
+      <w:proofErr w:type="spellStart"/>
+      <w:r>
+        <w:rPr>
+          <w:rFonts w:asciiTheme="majorHAnsi" w:hAnsiTheme="majorHAnsi" w:cstheme="majorHAnsi"/>
+          <w:lang w:val="pt-BR"/>
+        </w:rPr>
+        <w:t>le</w:t>
+      </w:r>
+      <w:proofErr w:type="spellEnd"/>
+      <w:r>
+        <w:rPr>
+          <w:rFonts w:asciiTheme="majorHAnsi" w:hAnsiTheme="majorHAnsi" w:cstheme="majorHAnsi"/>
           <w:lang w:val="pt-BR"/>
         </w:rPr>
         <w:t xml:space="preserve">', 150) | </w:t>
@@ -1103,6 +746,7 @@
       <w:proofErr w:type="spellStart"/>
       <w:r>
         <w:rPr>
+          <w:rFonts w:asciiTheme="majorHAnsi" w:hAnsiTheme="majorHAnsi" w:cstheme="majorHAnsi"/>
           <w:lang w:val="pt-BR"/>
         </w:rPr>
         <w:t>map</w:t>
@@ -1110,6 +754,7 @@
       <w:proofErr w:type="spellEnd"/>
       <w:r>
         <w:rPr>
+          <w:rFonts w:asciiTheme="majorHAnsi" w:hAnsiTheme="majorHAnsi" w:cstheme="majorHAnsi"/>
           <w:lang w:val="pt-BR"/>
         </w:rPr>
         <w:t>(</w:t>
@@ -1117,6 +762,7 @@
       <w:proofErr w:type="spellStart"/>
       <w:r>
         <w:rPr>
+          <w:rFonts w:asciiTheme="majorHAnsi" w:hAnsiTheme="majorHAnsi" w:cstheme="majorHAnsi"/>
           <w:lang w:val="pt-BR"/>
         </w:rPr>
         <w:t>attribute</w:t>
@@ -1124,6 +770,7 @@
       <w:proofErr w:type="spellEnd"/>
       <w:r>
         <w:rPr>
+          <w:rFonts w:asciiTheme="majorHAnsi" w:hAnsiTheme="majorHAnsi" w:cstheme="majorHAnsi"/>
           <w:lang w:val="pt-BR"/>
         </w:rPr>
         <w:t xml:space="preserve">='host') | </w:t>
@@ -1131,6 +778,7 @@
       <w:proofErr w:type="spellStart"/>
       <w:r>
         <w:rPr>
+          <w:rFonts w:asciiTheme="majorHAnsi" w:hAnsiTheme="majorHAnsi" w:cstheme="majorHAnsi"/>
           <w:lang w:val="pt-BR"/>
         </w:rPr>
         <w:t>list</w:t>
@@ -1138,6 +786,7 @@
       <w:proofErr w:type="spellEnd"/>
       <w:r>
         <w:rPr>
+          <w:rFonts w:asciiTheme="majorHAnsi" w:hAnsiTheme="majorHAnsi" w:cstheme="majorHAnsi"/>
           <w:lang w:val="pt-BR"/>
         </w:rPr>
         <w:t xml:space="preserve"> </w:t>
@@ -1145,6 +794,7 @@
       <w:proofErr w:type="gramStart"/>
       <w:r>
         <w:rPr>
+          <w:rFonts w:asciiTheme="majorHAnsi" w:hAnsiTheme="majorHAnsi" w:cstheme="majorHAnsi"/>
           <w:lang w:val="pt-BR"/>
         </w:rPr>
         <w:t>%}{</w:t>
@@ -1152,6 +802,7 @@
       <w:proofErr w:type="gramEnd"/>
       <w:r>
         <w:rPr>
+          <w:rFonts w:asciiTheme="majorHAnsi" w:hAnsiTheme="majorHAnsi" w:cstheme="majorHAnsi"/>
           <w:lang w:val="pt-BR"/>
         </w:rPr>
         <w:t xml:space="preserve">% </w:t>
@@ -1159,6 +810,7 @@
       <w:proofErr w:type="spellStart"/>
       <w:r>
         <w:rPr>
+          <w:rFonts w:asciiTheme="majorHAnsi" w:hAnsiTheme="majorHAnsi" w:cstheme="majorHAnsi"/>
           <w:lang w:val="pt-BR"/>
         </w:rPr>
         <w:t>if</w:t>
@@ -1166,6 +818,7 @@
       <w:proofErr w:type="spellEnd"/>
       <w:r>
         <w:rPr>
+          <w:rFonts w:asciiTheme="majorHAnsi" w:hAnsiTheme="majorHAnsi" w:cstheme="majorHAnsi"/>
           <w:lang w:val="pt-BR"/>
         </w:rPr>
         <w:t xml:space="preserve"> </w:t>
@@ -1173,13 +826,15 @@
       <w:proofErr w:type="spellStart"/>
       <w:r>
         <w:rPr>
-          <w:lang w:val="pt-BR"/>
-        </w:rPr>
-        <w:t>crits|length</w:t>
+          <w:rFonts w:asciiTheme="majorHAnsi" w:hAnsiTheme="majorHAnsi" w:cstheme="majorHAnsi"/>
+          <w:lang w:val="pt-BR"/>
+        </w:rPr>
+        <w:t>warns|length</w:t>
       </w:r>
       <w:proofErr w:type="spellEnd"/>
       <w:r>
         <w:rPr>
+          <w:rFonts w:asciiTheme="majorHAnsi" w:hAnsiTheme="majorHAnsi" w:cstheme="majorHAnsi"/>
           <w:lang w:val="pt-BR"/>
         </w:rPr>
         <w:t xml:space="preserve"> &gt; 0 %} (</w:t>
@@ -1187,6 +842,7 @@
       <w:proofErr w:type="gramStart"/>
       <w:r>
         <w:rPr>
+          <w:rFonts w:asciiTheme="majorHAnsi" w:hAnsiTheme="majorHAnsi" w:cstheme="majorHAnsi"/>
           <w:lang w:val="pt-BR"/>
         </w:rPr>
         <w:t xml:space="preserve">{{ </w:t>
@@ -1194,14 +850,16 @@
       <w:proofErr w:type="spellStart"/>
       <w:r>
         <w:rPr>
-          <w:lang w:val="pt-BR"/>
-        </w:rPr>
-        <w:t>crits</w:t>
+          <w:rFonts w:asciiTheme="majorHAnsi" w:hAnsiTheme="majorHAnsi" w:cstheme="majorHAnsi"/>
+          <w:lang w:val="pt-BR"/>
+        </w:rPr>
+        <w:t>warns</w:t>
       </w:r>
       <w:proofErr w:type="spellEnd"/>
       <w:proofErr w:type="gramEnd"/>
       <w:r>
         <w:rPr>
+          <w:rFonts w:asciiTheme="majorHAnsi" w:hAnsiTheme="majorHAnsi" w:cstheme="majorHAnsi"/>
           <w:lang w:val="pt-BR"/>
         </w:rPr>
         <w:t xml:space="preserve"> | </w:t>
@@ -1210,6 +868,7 @@
       <w:proofErr w:type="gramStart"/>
       <w:r>
         <w:rPr>
+          <w:rFonts w:asciiTheme="majorHAnsi" w:hAnsiTheme="majorHAnsi" w:cstheme="majorHAnsi"/>
           <w:lang w:val="pt-BR"/>
         </w:rPr>
         <w:t>join</w:t>
@@ -1217,6 +876,7 @@
       <w:proofErr w:type="spellEnd"/>
       <w:r>
         <w:rPr>
+          <w:rFonts w:asciiTheme="majorHAnsi" w:hAnsiTheme="majorHAnsi" w:cstheme="majorHAnsi"/>
           <w:lang w:val="pt-BR"/>
         </w:rPr>
         <w:t>(</w:t>
@@ -1224,6 +884,7 @@
       <w:proofErr w:type="gramEnd"/>
       <w:r>
         <w:rPr>
+          <w:rFonts w:asciiTheme="majorHAnsi" w:hAnsiTheme="majorHAnsi" w:cstheme="majorHAnsi"/>
           <w:lang w:val="pt-BR"/>
         </w:rPr>
         <w:t>', '</w:t>
@@ -1231,6 +892,7 @@
       <w:proofErr w:type="gramStart"/>
       <w:r>
         <w:rPr>
+          <w:rFonts w:asciiTheme="majorHAnsi" w:hAnsiTheme="majorHAnsi" w:cstheme="majorHAnsi"/>
           <w:lang w:val="pt-BR"/>
         </w:rPr>
         <w:t>) }}){</w:t>
@@ -1238,6 +900,7 @@
       <w:proofErr w:type="gramEnd"/>
       <w:r>
         <w:rPr>
+          <w:rFonts w:asciiTheme="majorHAnsi" w:hAnsiTheme="majorHAnsi" w:cstheme="majorHAnsi"/>
           <w:lang w:val="pt-BR"/>
         </w:rPr>
         <w:t xml:space="preserve">% </w:t>
@@ -1245,6 +908,7 @@
       <w:proofErr w:type="spellStart"/>
       <w:r>
         <w:rPr>
+          <w:rFonts w:asciiTheme="majorHAnsi" w:hAnsiTheme="majorHAnsi" w:cstheme="majorHAnsi"/>
           <w:lang w:val="pt-BR"/>
         </w:rPr>
         <w:t>endif</w:t>
@@ -1252,6 +916,7 @@
       <w:proofErr w:type="spellEnd"/>
       <w:r>
         <w:rPr>
+          <w:rFonts w:asciiTheme="majorHAnsi" w:hAnsiTheme="majorHAnsi" w:cstheme="majorHAnsi"/>
           <w:lang w:val="pt-BR"/>
         </w:rPr>
         <w:t xml:space="preserve"> %}</w:t>
@@ -1260,25 +925,54 @@
     <w:p>
       <w:pPr>
         <w:rPr>
+          <w:rFonts w:asciiTheme="majorHAnsi" w:hAnsiTheme="majorHAnsi" w:cstheme="majorHAnsi"/>
           <w:lang w:val="pt-BR"/>
         </w:rPr>
       </w:pPr>
       <w:r>
         <w:rPr>
           <w:rFonts w:ascii="Segoe UI Emoji" w:hAnsi="Segoe UI Emoji" w:cs="Segoe UI Emoji"/>
-          <w:lang w:val="pt-BR"/>
-        </w:rPr>
-        <w:t>❌</w:t>
-      </w:r>
-      <w:r>
-        <w:rPr>
-          <w:lang w:val="pt-BR"/>
-        </w:rPr>
-        <w:t xml:space="preserve"> Ping Timeout: </w:t>
+        </w:rPr>
+        <w:t>🔴</w:t>
+      </w:r>
+      <w:r>
+        <w:rPr>
+          <w:rFonts w:asciiTheme="majorHAnsi" w:hAnsiTheme="majorHAnsi" w:cstheme="majorHAnsi"/>
+          <w:lang w:val="pt-BR"/>
+        </w:rPr>
+        <w:t xml:space="preserve"> </w:t>
+      </w:r>
+      <w:proofErr w:type="spellStart"/>
+      <w:r>
+        <w:rPr>
+          <w:rFonts w:asciiTheme="majorHAnsi" w:hAnsiTheme="majorHAnsi" w:cstheme="majorHAnsi"/>
+          <w:b/>
+          <w:bCs/>
+          <w:color w:val="FF0000"/>
+          <w:lang w:val="pt-BR"/>
+        </w:rPr>
+        <w:t>Critical</w:t>
+      </w:r>
+      <w:proofErr w:type="spellEnd"/>
+      <w:r>
+        <w:rPr>
+          <w:rFonts w:asciiTheme="majorHAnsi" w:hAnsiTheme="majorHAnsi" w:cstheme="majorHAnsi"/>
+          <w:color w:val="FF0000"/>
+          <w:lang w:val="pt-BR"/>
+        </w:rPr>
+        <w:t xml:space="preserve"> </w:t>
+      </w:r>
+      <w:r>
+        <w:rPr>
+          <w:rFonts w:asciiTheme="majorHAnsi" w:hAnsiTheme="majorHAnsi" w:cstheme="majorHAnsi"/>
+          <w:lang w:val="pt-BR"/>
+        </w:rPr>
+        <w:t xml:space="preserve">(Ping ≥ 150ms): </w:t>
       </w:r>
       <w:proofErr w:type="gramStart"/>
       <w:r>
         <w:rPr>
+          <w:rFonts w:asciiTheme="majorHAnsi" w:hAnsiTheme="majorHAnsi" w:cstheme="majorHAnsi"/>
           <w:lang w:val="pt-BR"/>
         </w:rPr>
         <w:t xml:space="preserve">{{ </w:t>
@@ -1286,6 +980,7 @@
       <w:proofErr w:type="spellStart"/>
       <w:r>
         <w:rPr>
+          <w:rFonts w:asciiTheme="majorHAnsi" w:hAnsiTheme="majorHAnsi" w:cstheme="majorHAnsi"/>
           <w:lang w:val="pt-BR"/>
         </w:rPr>
         <w:t>results</w:t>
@@ -1294,6 +989,7 @@
       <w:proofErr w:type="gramEnd"/>
       <w:r>
         <w:rPr>
+          <w:rFonts w:asciiTheme="majorHAnsi" w:hAnsiTheme="majorHAnsi" w:cstheme="majorHAnsi"/>
           <w:lang w:val="pt-BR"/>
         </w:rPr>
         <w:t xml:space="preserve"> | </w:t>
@@ -1302,13 +998,15 @@
       <w:proofErr w:type="gramStart"/>
       <w:r>
         <w:rPr>
-          <w:lang w:val="pt-BR"/>
-        </w:rPr>
-        <w:t>selectattr</w:t>
+          <w:rFonts w:asciiTheme="majorHAnsi" w:hAnsiTheme="majorHAnsi" w:cstheme="majorHAnsi"/>
+          <w:lang w:val="pt-BR"/>
+        </w:rPr>
+        <w:t>rejectattr</w:t>
       </w:r>
       <w:proofErr w:type="spellEnd"/>
       <w:r>
         <w:rPr>
+          <w:rFonts w:asciiTheme="majorHAnsi" w:hAnsiTheme="majorHAnsi" w:cstheme="majorHAnsi"/>
           <w:lang w:val="pt-BR"/>
         </w:rPr>
         <w:t>(</w:t>
@@ -1316,6 +1014,7 @@
       <w:proofErr w:type="gramEnd"/>
       <w:r>
         <w:rPr>
+          <w:rFonts w:asciiTheme="majorHAnsi" w:hAnsiTheme="majorHAnsi" w:cstheme="majorHAnsi"/>
           <w:lang w:val="pt-BR"/>
         </w:rPr>
         <w:t>'</w:t>
@@ -1323,6 +1022,7 @@
       <w:proofErr w:type="spellStart"/>
       <w:r>
         <w:rPr>
+          <w:rFonts w:asciiTheme="majorHAnsi" w:hAnsiTheme="majorHAnsi" w:cstheme="majorHAnsi"/>
           <w:lang w:val="pt-BR"/>
         </w:rPr>
         <w:t>latency</w:t>
@@ -1330,6 +1030,7 @@
       <w:proofErr w:type="spellEnd"/>
       <w:r>
         <w:rPr>
+          <w:rFonts w:asciiTheme="majorHAnsi" w:hAnsiTheme="majorHAnsi" w:cstheme="majorHAnsi"/>
           <w:lang w:val="pt-BR"/>
         </w:rPr>
         <w:t>', '</w:t>
@@ -1337,6 +1038,7 @@
       <w:proofErr w:type="spellStart"/>
       <w:r>
         <w:rPr>
+          <w:rFonts w:asciiTheme="majorHAnsi" w:hAnsiTheme="majorHAnsi" w:cstheme="majorHAnsi"/>
           <w:lang w:val="pt-BR"/>
         </w:rPr>
         <w:t>equalto</w:t>
@@ -1344,56 +1046,80 @@
       <w:proofErr w:type="spellEnd"/>
       <w:r>
         <w:rPr>
+          <w:rFonts w:asciiTheme="majorHAnsi" w:hAnsiTheme="majorHAnsi" w:cstheme="majorHAnsi"/>
           <w:lang w:val="pt-BR"/>
         </w:rPr>
         <w:t xml:space="preserve">', '') | </w:t>
-      </w:r>
-      <w:proofErr w:type="spellStart"/>
-      <w:r>
-        <w:rPr>
-          <w:lang w:val="pt-BR"/>
-        </w:rPr>
-        <w:t>list</w:t>
-      </w:r>
-      <w:proofErr w:type="spellEnd"/>
-      <w:r>
-        <w:rPr>
-          <w:lang w:val="pt-BR"/>
-        </w:rPr>
-        <w:t xml:space="preserve"> | </w:t>
       </w:r>
       <w:proofErr w:type="spellStart"/>
       <w:proofErr w:type="gramStart"/>
       <w:r>
         <w:rPr>
-          <w:lang w:val="pt-BR"/>
-        </w:rPr>
-        <w:t>length</w:t>
+          <w:rFonts w:asciiTheme="majorHAnsi" w:hAnsiTheme="majorHAnsi" w:cstheme="majorHAnsi"/>
+          <w:lang w:val="pt-BR"/>
+        </w:rPr>
+        <w:t>selectattr</w:t>
       </w:r>
       <w:proofErr w:type="spellEnd"/>
       <w:r>
         <w:rPr>
-          <w:lang w:val="pt-BR"/>
-        </w:rPr>
-        <w:t xml:space="preserve"> }}{</w:t>
+          <w:rFonts w:asciiTheme="majorHAnsi" w:hAnsiTheme="majorHAnsi" w:cstheme="majorHAnsi"/>
+          <w:lang w:val="pt-BR"/>
+        </w:rPr>
+        <w:t>(</w:t>
       </w:r>
       <w:proofErr w:type="gramEnd"/>
       <w:r>
         <w:rPr>
-          <w:lang w:val="pt-BR"/>
-        </w:rPr>
-        <w:t xml:space="preserve">% set timeouts = </w:t>
+          <w:rFonts w:asciiTheme="majorHAnsi" w:hAnsiTheme="majorHAnsi" w:cstheme="majorHAnsi"/>
+          <w:lang w:val="pt-BR"/>
+        </w:rPr>
+        <w:t>'</w:t>
       </w:r>
       <w:proofErr w:type="spellStart"/>
       <w:r>
         <w:rPr>
-          <w:lang w:val="pt-BR"/>
-        </w:rPr>
-        <w:t>results</w:t>
+          <w:rFonts w:asciiTheme="majorHAnsi" w:hAnsiTheme="majorHAnsi" w:cstheme="majorHAnsi"/>
+          <w:lang w:val="pt-BR"/>
+        </w:rPr>
+        <w:t>latency</w:t>
       </w:r>
       <w:proofErr w:type="spellEnd"/>
       <w:r>
         <w:rPr>
+          <w:rFonts w:asciiTheme="majorHAnsi" w:hAnsiTheme="majorHAnsi" w:cstheme="majorHAnsi"/>
+          <w:lang w:val="pt-BR"/>
+        </w:rPr>
+        <w:t>', '</w:t>
+      </w:r>
+      <w:proofErr w:type="spellStart"/>
+      <w:r>
+        <w:rPr>
+          <w:rFonts w:asciiTheme="majorHAnsi" w:hAnsiTheme="majorHAnsi" w:cstheme="majorHAnsi"/>
+          <w:lang w:val="pt-BR"/>
+        </w:rPr>
+        <w:t>gt</w:t>
+      </w:r>
+      <w:proofErr w:type="spellEnd"/>
+      <w:r>
+        <w:rPr>
+          <w:rFonts w:asciiTheme="majorHAnsi" w:hAnsiTheme="majorHAnsi" w:cstheme="majorHAnsi"/>
+          <w:lang w:val="pt-BR"/>
+        </w:rPr>
+        <w:t xml:space="preserve">', 150) | </w:t>
+      </w:r>
+      <w:proofErr w:type="spellStart"/>
+      <w:r>
+        <w:rPr>
+          <w:rFonts w:asciiTheme="majorHAnsi" w:hAnsiTheme="majorHAnsi" w:cstheme="majorHAnsi"/>
+          <w:lang w:val="pt-BR"/>
+        </w:rPr>
+        <w:t>list</w:t>
+      </w:r>
+      <w:proofErr w:type="spellEnd"/>
+      <w:r>
+        <w:rPr>
+          <w:rFonts w:asciiTheme="majorHAnsi" w:hAnsiTheme="majorHAnsi" w:cstheme="majorHAnsi"/>
           <w:lang w:val="pt-BR"/>
         </w:rPr>
         <w:t xml:space="preserve"> | </w:t>
@@ -1402,146 +1128,55 @@
       <w:proofErr w:type="gramStart"/>
       <w:r>
         <w:rPr>
-          <w:lang w:val="pt-BR"/>
-        </w:rPr>
-        <w:t>selectattr</w:t>
+          <w:rFonts w:asciiTheme="majorHAnsi" w:hAnsiTheme="majorHAnsi" w:cstheme="majorHAnsi"/>
+          <w:lang w:val="pt-BR"/>
+        </w:rPr>
+        <w:t>length</w:t>
       </w:r>
       <w:proofErr w:type="spellEnd"/>
       <w:r>
         <w:rPr>
-          <w:lang w:val="pt-BR"/>
-        </w:rPr>
-        <w:t>(</w:t>
+          <w:rFonts w:asciiTheme="majorHAnsi" w:hAnsiTheme="majorHAnsi" w:cstheme="majorHAnsi"/>
+          <w:lang w:val="pt-BR"/>
+        </w:rPr>
+        <w:t xml:space="preserve"> }}{</w:t>
       </w:r>
       <w:proofErr w:type="gramEnd"/>
       <w:r>
         <w:rPr>
-          <w:lang w:val="pt-BR"/>
-        </w:rPr>
-        <w:t>'</w:t>
+          <w:rFonts w:asciiTheme="majorHAnsi" w:hAnsiTheme="majorHAnsi" w:cstheme="majorHAnsi"/>
+          <w:lang w:val="pt-BR"/>
+        </w:rPr>
+        <w:t xml:space="preserve">% set </w:t>
       </w:r>
       <w:proofErr w:type="spellStart"/>
       <w:r>
         <w:rPr>
-          <w:lang w:val="pt-BR"/>
-        </w:rPr>
-        <w:t>latency</w:t>
+          <w:rFonts w:asciiTheme="majorHAnsi" w:hAnsiTheme="majorHAnsi" w:cstheme="majorHAnsi"/>
+          <w:lang w:val="pt-BR"/>
+        </w:rPr>
+        <w:t>crits</w:t>
       </w:r>
       <w:proofErr w:type="spellEnd"/>
       <w:r>
         <w:rPr>
-          <w:lang w:val="pt-BR"/>
-        </w:rPr>
-        <w:t>', '</w:t>
+          <w:rFonts w:asciiTheme="majorHAnsi" w:hAnsiTheme="majorHAnsi" w:cstheme="majorHAnsi"/>
+          <w:lang w:val="pt-BR"/>
+        </w:rPr>
+        <w:t xml:space="preserve"> = </w:t>
       </w:r>
       <w:proofErr w:type="spellStart"/>
       <w:r>
         <w:rPr>
-          <w:lang w:val="pt-BR"/>
-        </w:rPr>
-        <w:t>equalto</w:t>
+          <w:rFonts w:asciiTheme="majorHAnsi" w:hAnsiTheme="majorHAnsi" w:cstheme="majorHAnsi"/>
+          <w:lang w:val="pt-BR"/>
+        </w:rPr>
+        <w:t>results</w:t>
       </w:r>
       <w:proofErr w:type="spellEnd"/>
       <w:r>
         <w:rPr>
-          <w:lang w:val="pt-BR"/>
-        </w:rPr>
-        <w:t xml:space="preserve">', '') | </w:t>
-      </w:r>
-      <w:proofErr w:type="spellStart"/>
-      <w:r>
-        <w:rPr>
-          <w:lang w:val="pt-BR"/>
-        </w:rPr>
-        <w:t>map</w:t>
-      </w:r>
-      <w:proofErr w:type="spellEnd"/>
-      <w:r>
-        <w:rPr>
-          <w:lang w:val="pt-BR"/>
-        </w:rPr>
-        <w:t>(</w:t>
-      </w:r>
-      <w:proofErr w:type="spellStart"/>
-      <w:r>
-        <w:rPr>
-          <w:lang w:val="pt-BR"/>
-        </w:rPr>
-        <w:t>attribute</w:t>
-      </w:r>
-      <w:proofErr w:type="spellEnd"/>
-      <w:r>
-        <w:rPr>
-          <w:lang w:val="pt-BR"/>
-        </w:rPr>
-        <w:t xml:space="preserve">='host') | </w:t>
-      </w:r>
-      <w:proofErr w:type="spellStart"/>
-      <w:r>
-        <w:rPr>
-          <w:lang w:val="pt-BR"/>
-        </w:rPr>
-        <w:t>list</w:t>
-      </w:r>
-      <w:proofErr w:type="spellEnd"/>
-      <w:r>
-        <w:rPr>
-          <w:lang w:val="pt-BR"/>
-        </w:rPr>
-        <w:t xml:space="preserve"> </w:t>
-      </w:r>
-      <w:proofErr w:type="gramStart"/>
-      <w:r>
-        <w:rPr>
-          <w:lang w:val="pt-BR"/>
-        </w:rPr>
-        <w:t>%}{</w:t>
-      </w:r>
-      <w:proofErr w:type="gramEnd"/>
-      <w:r>
-        <w:rPr>
-          <w:lang w:val="pt-BR"/>
-        </w:rPr>
-        <w:t xml:space="preserve">% </w:t>
-      </w:r>
-      <w:proofErr w:type="spellStart"/>
-      <w:r>
-        <w:rPr>
-          <w:lang w:val="pt-BR"/>
-        </w:rPr>
-        <w:t>if</w:t>
-      </w:r>
-      <w:proofErr w:type="spellEnd"/>
-      <w:r>
-        <w:rPr>
-          <w:lang w:val="pt-BR"/>
-        </w:rPr>
-        <w:t xml:space="preserve"> </w:t>
-      </w:r>
-      <w:proofErr w:type="spellStart"/>
-      <w:r>
-        <w:rPr>
-          <w:lang w:val="pt-BR"/>
-        </w:rPr>
-        <w:t>timeouts|length</w:t>
-      </w:r>
-      <w:proofErr w:type="spellEnd"/>
-      <w:r>
-        <w:rPr>
-          <w:lang w:val="pt-BR"/>
-        </w:rPr>
-        <w:t xml:space="preserve"> &gt; 0 %} (</w:t>
-      </w:r>
-      <w:proofErr w:type="gramStart"/>
-      <w:r>
-        <w:rPr>
-          <w:lang w:val="pt-BR"/>
-        </w:rPr>
-        <w:t>{{ timeouts</w:t>
-      </w:r>
-      <w:proofErr w:type="gramEnd"/>
-      <w:r>
-        <w:rPr>
+          <w:rFonts w:asciiTheme="majorHAnsi" w:hAnsiTheme="majorHAnsi" w:cstheme="majorHAnsi"/>
           <w:lang w:val="pt-BR"/>
         </w:rPr>
         <w:t xml:space="preserve"> | </w:t>
@@ -1550,6 +1185,242 @@
       <w:proofErr w:type="gramStart"/>
       <w:r>
         <w:rPr>
+          <w:rFonts w:asciiTheme="majorHAnsi" w:hAnsiTheme="majorHAnsi" w:cstheme="majorHAnsi"/>
+          <w:lang w:val="pt-BR"/>
+        </w:rPr>
+        <w:t>rejectattr</w:t>
+      </w:r>
+      <w:proofErr w:type="spellEnd"/>
+      <w:r>
+        <w:rPr>
+          <w:rFonts w:asciiTheme="majorHAnsi" w:hAnsiTheme="majorHAnsi" w:cstheme="majorHAnsi"/>
+          <w:lang w:val="pt-BR"/>
+        </w:rPr>
+        <w:t>(</w:t>
+      </w:r>
+      <w:proofErr w:type="gramEnd"/>
+      <w:r>
+        <w:rPr>
+          <w:rFonts w:asciiTheme="majorHAnsi" w:hAnsiTheme="majorHAnsi" w:cstheme="majorHAnsi"/>
+          <w:lang w:val="pt-BR"/>
+        </w:rPr>
+        <w:t>'</w:t>
+      </w:r>
+      <w:proofErr w:type="spellStart"/>
+      <w:r>
+        <w:rPr>
+          <w:rFonts w:asciiTheme="majorHAnsi" w:hAnsiTheme="majorHAnsi" w:cstheme="majorHAnsi"/>
+          <w:lang w:val="pt-BR"/>
+        </w:rPr>
+        <w:t>latency</w:t>
+      </w:r>
+      <w:proofErr w:type="spellEnd"/>
+      <w:r>
+        <w:rPr>
+          <w:rFonts w:asciiTheme="majorHAnsi" w:hAnsiTheme="majorHAnsi" w:cstheme="majorHAnsi"/>
+          <w:lang w:val="pt-BR"/>
+        </w:rPr>
+        <w:t>', '</w:t>
+      </w:r>
+      <w:proofErr w:type="spellStart"/>
+      <w:r>
+        <w:rPr>
+          <w:rFonts w:asciiTheme="majorHAnsi" w:hAnsiTheme="majorHAnsi" w:cstheme="majorHAnsi"/>
+          <w:lang w:val="pt-BR"/>
+        </w:rPr>
+        <w:t>equalto</w:t>
+      </w:r>
+      <w:proofErr w:type="spellEnd"/>
+      <w:r>
+        <w:rPr>
+          <w:rFonts w:asciiTheme="majorHAnsi" w:hAnsiTheme="majorHAnsi" w:cstheme="majorHAnsi"/>
+          <w:lang w:val="pt-BR"/>
+        </w:rPr>
+        <w:t xml:space="preserve">', '') | </w:t>
+      </w:r>
+      <w:proofErr w:type="spellStart"/>
+      <w:proofErr w:type="gramStart"/>
+      <w:r>
+        <w:rPr>
+          <w:rFonts w:asciiTheme="majorHAnsi" w:hAnsiTheme="majorHAnsi" w:cstheme="majorHAnsi"/>
+          <w:lang w:val="pt-BR"/>
+        </w:rPr>
+        <w:t>selectattr</w:t>
+      </w:r>
+      <w:proofErr w:type="spellEnd"/>
+      <w:r>
+        <w:rPr>
+          <w:rFonts w:asciiTheme="majorHAnsi" w:hAnsiTheme="majorHAnsi" w:cstheme="majorHAnsi"/>
+          <w:lang w:val="pt-BR"/>
+        </w:rPr>
+        <w:t>(</w:t>
+      </w:r>
+      <w:proofErr w:type="gramEnd"/>
+      <w:r>
+        <w:rPr>
+          <w:rFonts w:asciiTheme="majorHAnsi" w:hAnsiTheme="majorHAnsi" w:cstheme="majorHAnsi"/>
+          <w:lang w:val="pt-BR"/>
+        </w:rPr>
+        <w:t>'</w:t>
+      </w:r>
+      <w:proofErr w:type="spellStart"/>
+      <w:r>
+        <w:rPr>
+          <w:rFonts w:asciiTheme="majorHAnsi" w:hAnsiTheme="majorHAnsi" w:cstheme="majorHAnsi"/>
+          <w:lang w:val="pt-BR"/>
+        </w:rPr>
+        <w:t>latency</w:t>
+      </w:r>
+      <w:proofErr w:type="spellEnd"/>
+      <w:r>
+        <w:rPr>
+          <w:rFonts w:asciiTheme="majorHAnsi" w:hAnsiTheme="majorHAnsi" w:cstheme="majorHAnsi"/>
+          <w:lang w:val="pt-BR"/>
+        </w:rPr>
+        <w:t>', '</w:t>
+      </w:r>
+      <w:proofErr w:type="spellStart"/>
+      <w:r>
+        <w:rPr>
+          <w:rFonts w:asciiTheme="majorHAnsi" w:hAnsiTheme="majorHAnsi" w:cstheme="majorHAnsi"/>
+          <w:lang w:val="pt-BR"/>
+        </w:rPr>
+        <w:t>gt</w:t>
+      </w:r>
+      <w:proofErr w:type="spellEnd"/>
+      <w:r>
+        <w:rPr>
+          <w:rFonts w:asciiTheme="majorHAnsi" w:hAnsiTheme="majorHAnsi" w:cstheme="majorHAnsi"/>
+          <w:lang w:val="pt-BR"/>
+        </w:rPr>
+        <w:t xml:space="preserve">', 150) | </w:t>
+      </w:r>
+      <w:proofErr w:type="spellStart"/>
+      <w:r>
+        <w:rPr>
+          <w:rFonts w:asciiTheme="majorHAnsi" w:hAnsiTheme="majorHAnsi" w:cstheme="majorHAnsi"/>
+          <w:lang w:val="pt-BR"/>
+        </w:rPr>
+        <w:t>map</w:t>
+      </w:r>
+      <w:proofErr w:type="spellEnd"/>
+      <w:r>
+        <w:rPr>
+          <w:rFonts w:asciiTheme="majorHAnsi" w:hAnsiTheme="majorHAnsi" w:cstheme="majorHAnsi"/>
+          <w:lang w:val="pt-BR"/>
+        </w:rPr>
+        <w:t>(</w:t>
+      </w:r>
+      <w:proofErr w:type="spellStart"/>
+      <w:r>
+        <w:rPr>
+          <w:rFonts w:asciiTheme="majorHAnsi" w:hAnsiTheme="majorHAnsi" w:cstheme="majorHAnsi"/>
+          <w:lang w:val="pt-BR"/>
+        </w:rPr>
+        <w:t>attribute</w:t>
+      </w:r>
+      <w:proofErr w:type="spellEnd"/>
+      <w:r>
+        <w:rPr>
+          <w:rFonts w:asciiTheme="majorHAnsi" w:hAnsiTheme="majorHAnsi" w:cstheme="majorHAnsi"/>
+          <w:lang w:val="pt-BR"/>
+        </w:rPr>
+        <w:t xml:space="preserve">='host') | </w:t>
+      </w:r>
+      <w:proofErr w:type="spellStart"/>
+      <w:r>
+        <w:rPr>
+          <w:rFonts w:asciiTheme="majorHAnsi" w:hAnsiTheme="majorHAnsi" w:cstheme="majorHAnsi"/>
+          <w:lang w:val="pt-BR"/>
+        </w:rPr>
+        <w:t>list</w:t>
+      </w:r>
+      <w:proofErr w:type="spellEnd"/>
+      <w:r>
+        <w:rPr>
+          <w:rFonts w:asciiTheme="majorHAnsi" w:hAnsiTheme="majorHAnsi" w:cstheme="majorHAnsi"/>
+          <w:lang w:val="pt-BR"/>
+        </w:rPr>
+        <w:t xml:space="preserve"> </w:t>
+      </w:r>
+      <w:proofErr w:type="gramStart"/>
+      <w:r>
+        <w:rPr>
+          <w:rFonts w:asciiTheme="majorHAnsi" w:hAnsiTheme="majorHAnsi" w:cstheme="majorHAnsi"/>
+          <w:lang w:val="pt-BR"/>
+        </w:rPr>
+        <w:t>%}{</w:t>
+      </w:r>
+      <w:proofErr w:type="gramEnd"/>
+      <w:r>
+        <w:rPr>
+          <w:rFonts w:asciiTheme="majorHAnsi" w:hAnsiTheme="majorHAnsi" w:cstheme="majorHAnsi"/>
+          <w:lang w:val="pt-BR"/>
+        </w:rPr>
+        <w:t xml:space="preserve">% </w:t>
+      </w:r>
+      <w:proofErr w:type="spellStart"/>
+      <w:r>
+        <w:rPr>
+          <w:rFonts w:asciiTheme="majorHAnsi" w:hAnsiTheme="majorHAnsi" w:cstheme="majorHAnsi"/>
+          <w:lang w:val="pt-BR"/>
+        </w:rPr>
+        <w:t>if</w:t>
+      </w:r>
+      <w:proofErr w:type="spellEnd"/>
+      <w:r>
+        <w:rPr>
+          <w:rFonts w:asciiTheme="majorHAnsi" w:hAnsiTheme="majorHAnsi" w:cstheme="majorHAnsi"/>
+          <w:lang w:val="pt-BR"/>
+        </w:rPr>
+        <w:t xml:space="preserve"> </w:t>
+      </w:r>
+      <w:proofErr w:type="spellStart"/>
+      <w:r>
+        <w:rPr>
+          <w:rFonts w:asciiTheme="majorHAnsi" w:hAnsiTheme="majorHAnsi" w:cstheme="majorHAnsi"/>
+          <w:lang w:val="pt-BR"/>
+        </w:rPr>
+        <w:t>crits|length</w:t>
+      </w:r>
+      <w:proofErr w:type="spellEnd"/>
+      <w:r>
+        <w:rPr>
+          <w:rFonts w:asciiTheme="majorHAnsi" w:hAnsiTheme="majorHAnsi" w:cstheme="majorHAnsi"/>
+          <w:lang w:val="pt-BR"/>
+        </w:rPr>
+        <w:t xml:space="preserve"> &gt; 0 %} (</w:t>
+      </w:r>
+      <w:proofErr w:type="gramStart"/>
+      <w:r>
+        <w:rPr>
+          <w:rFonts w:asciiTheme="majorHAnsi" w:hAnsiTheme="majorHAnsi" w:cstheme="majorHAnsi"/>
+          <w:lang w:val="pt-BR"/>
+        </w:rPr>
+        <w:t xml:space="preserve">{{ </w:t>
+      </w:r>
+      <w:proofErr w:type="spellStart"/>
+      <w:r>
+        <w:rPr>
+          <w:rFonts w:asciiTheme="majorHAnsi" w:hAnsiTheme="majorHAnsi" w:cstheme="majorHAnsi"/>
+          <w:lang w:val="pt-BR"/>
+        </w:rPr>
+        <w:t>crits</w:t>
+      </w:r>
+      <w:proofErr w:type="spellEnd"/>
+      <w:proofErr w:type="gramEnd"/>
+      <w:r>
+        <w:rPr>
+          <w:rFonts w:asciiTheme="majorHAnsi" w:hAnsiTheme="majorHAnsi" w:cstheme="majorHAnsi"/>
+          <w:lang w:val="pt-BR"/>
+        </w:rPr>
+        <w:t xml:space="preserve"> | </w:t>
+      </w:r>
+      <w:proofErr w:type="spellStart"/>
+      <w:proofErr w:type="gramStart"/>
+      <w:r>
+        <w:rPr>
+          <w:rFonts w:asciiTheme="majorHAnsi" w:hAnsiTheme="majorHAnsi" w:cstheme="majorHAnsi"/>
           <w:lang w:val="pt-BR"/>
         </w:rPr>
         <w:t>join</w:t>
@@ -1557,6 +1428,7 @@
       <w:proofErr w:type="spellEnd"/>
       <w:r>
         <w:rPr>
+          <w:rFonts w:asciiTheme="majorHAnsi" w:hAnsiTheme="majorHAnsi" w:cstheme="majorHAnsi"/>
           <w:lang w:val="pt-BR"/>
         </w:rPr>
         <w:t>(</w:t>
@@ -1564,6 +1436,7 @@
       <w:proofErr w:type="gramEnd"/>
       <w:r>
         <w:rPr>
+          <w:rFonts w:asciiTheme="majorHAnsi" w:hAnsiTheme="majorHAnsi" w:cstheme="majorHAnsi"/>
           <w:lang w:val="pt-BR"/>
         </w:rPr>
         <w:t>', '</w:t>
@@ -1571,6 +1444,7 @@
       <w:proofErr w:type="gramStart"/>
       <w:r>
         <w:rPr>
+          <w:rFonts w:asciiTheme="majorHAnsi" w:hAnsiTheme="majorHAnsi" w:cstheme="majorHAnsi"/>
           <w:lang w:val="pt-BR"/>
         </w:rPr>
         <w:t>) }}){</w:t>
@@ -1578,6 +1452,7 @@
       <w:proofErr w:type="gramEnd"/>
       <w:r>
         <w:rPr>
+          <w:rFonts w:asciiTheme="majorHAnsi" w:hAnsiTheme="majorHAnsi" w:cstheme="majorHAnsi"/>
           <w:lang w:val="pt-BR"/>
         </w:rPr>
         <w:t xml:space="preserve">% </w:t>
@@ -1585,6 +1460,7 @@
       <w:proofErr w:type="spellStart"/>
       <w:r>
         <w:rPr>
+          <w:rFonts w:asciiTheme="majorHAnsi" w:hAnsiTheme="majorHAnsi" w:cstheme="majorHAnsi"/>
           <w:lang w:val="pt-BR"/>
         </w:rPr>
         <w:t>endif</w:t>
@@ -1592,31 +1468,458 @@
       <w:proofErr w:type="spellEnd"/>
       <w:r>
         <w:rPr>
+          <w:rFonts w:asciiTheme="majorHAnsi" w:hAnsiTheme="majorHAnsi" w:cstheme="majorHAnsi"/>
           <w:lang w:val="pt-BR"/>
         </w:rPr>
         <w:t xml:space="preserve"> %}</w:t>
       </w:r>
     </w:p>
     <w:p>
-      <w:r>
+      <w:pPr>
+        <w:rPr>
+          <w:rFonts w:asciiTheme="majorHAnsi" w:hAnsiTheme="majorHAnsi" w:cstheme="majorHAnsi"/>
+          <w:lang w:val="pt-BR"/>
+        </w:rPr>
+      </w:pPr>
+      <w:r>
+        <w:rPr>
+          <w:rFonts w:ascii="Segoe UI Emoji" w:hAnsi="Segoe UI Emoji" w:cs="Segoe UI Emoji"/>
+          <w:lang w:val="pt-BR"/>
+        </w:rPr>
+        <w:t>❌</w:t>
+      </w:r>
+      <w:r>
+        <w:rPr>
+          <w:rFonts w:asciiTheme="majorHAnsi" w:hAnsiTheme="majorHAnsi" w:cstheme="majorHAnsi"/>
+          <w:lang w:val="pt-BR"/>
+        </w:rPr>
+        <w:t xml:space="preserve"> </w:t>
+      </w:r>
+      <w:r>
+        <w:rPr>
+          <w:rFonts w:asciiTheme="majorHAnsi" w:hAnsiTheme="majorHAnsi" w:cstheme="majorHAnsi"/>
+          <w:b/>
+          <w:bCs/>
+          <w:lang w:val="pt-BR"/>
+        </w:rPr>
+        <w:t>Ping Timeout</w:t>
+      </w:r>
+      <w:r>
+        <w:rPr>
+          <w:rFonts w:asciiTheme="majorHAnsi" w:hAnsiTheme="majorHAnsi" w:cstheme="majorHAnsi"/>
+          <w:lang w:val="pt-BR"/>
+        </w:rPr>
+        <w:t xml:space="preserve">: </w:t>
+      </w:r>
+      <w:proofErr w:type="gramStart"/>
+      <w:r>
+        <w:rPr>
+          <w:rFonts w:asciiTheme="majorHAnsi" w:hAnsiTheme="majorHAnsi" w:cstheme="majorHAnsi"/>
+          <w:lang w:val="pt-BR"/>
+        </w:rPr>
+        <w:t xml:space="preserve">{{ </w:t>
+      </w:r>
+      <w:proofErr w:type="spellStart"/>
+      <w:r>
+        <w:rPr>
+          <w:rFonts w:asciiTheme="majorHAnsi" w:hAnsiTheme="majorHAnsi" w:cstheme="majorHAnsi"/>
+          <w:lang w:val="pt-BR"/>
+        </w:rPr>
+        <w:t>results</w:t>
+      </w:r>
+      <w:proofErr w:type="spellEnd"/>
+      <w:proofErr w:type="gramEnd"/>
+      <w:r>
+        <w:rPr>
+          <w:rFonts w:asciiTheme="majorHAnsi" w:hAnsiTheme="majorHAnsi" w:cstheme="majorHAnsi"/>
+          <w:lang w:val="pt-BR"/>
+        </w:rPr>
+        <w:t xml:space="preserve"> | </w:t>
+      </w:r>
+      <w:proofErr w:type="spellStart"/>
+      <w:proofErr w:type="gramStart"/>
+      <w:r>
+        <w:rPr>
+          <w:rFonts w:asciiTheme="majorHAnsi" w:hAnsiTheme="majorHAnsi" w:cstheme="majorHAnsi"/>
+          <w:lang w:val="pt-BR"/>
+        </w:rPr>
+        <w:t>selectattr</w:t>
+      </w:r>
+      <w:proofErr w:type="spellEnd"/>
+      <w:r>
+        <w:rPr>
+          <w:rFonts w:asciiTheme="majorHAnsi" w:hAnsiTheme="majorHAnsi" w:cstheme="majorHAnsi"/>
+          <w:lang w:val="pt-BR"/>
+        </w:rPr>
+        <w:t>(</w:t>
+      </w:r>
+      <w:proofErr w:type="gramEnd"/>
+      <w:r>
+        <w:rPr>
+          <w:rFonts w:asciiTheme="majorHAnsi" w:hAnsiTheme="majorHAnsi" w:cstheme="majorHAnsi"/>
+          <w:lang w:val="pt-BR"/>
+        </w:rPr>
+        <w:t>'</w:t>
+      </w:r>
+      <w:proofErr w:type="spellStart"/>
+      <w:r>
+        <w:rPr>
+          <w:rFonts w:asciiTheme="majorHAnsi" w:hAnsiTheme="majorHAnsi" w:cstheme="majorHAnsi"/>
+          <w:lang w:val="pt-BR"/>
+        </w:rPr>
+        <w:t>latency</w:t>
+      </w:r>
+      <w:proofErr w:type="spellEnd"/>
+      <w:r>
+        <w:rPr>
+          <w:rFonts w:asciiTheme="majorHAnsi" w:hAnsiTheme="majorHAnsi" w:cstheme="majorHAnsi"/>
+          <w:lang w:val="pt-BR"/>
+        </w:rPr>
+        <w:t>', '</w:t>
+      </w:r>
+      <w:proofErr w:type="spellStart"/>
+      <w:r>
+        <w:rPr>
+          <w:rFonts w:asciiTheme="majorHAnsi" w:hAnsiTheme="majorHAnsi" w:cstheme="majorHAnsi"/>
+          <w:lang w:val="pt-BR"/>
+        </w:rPr>
+        <w:t>equalto</w:t>
+      </w:r>
+      <w:proofErr w:type="spellEnd"/>
+      <w:r>
+        <w:rPr>
+          <w:rFonts w:asciiTheme="majorHAnsi" w:hAnsiTheme="majorHAnsi" w:cstheme="majorHAnsi"/>
+          <w:lang w:val="pt-BR"/>
+        </w:rPr>
+        <w:t xml:space="preserve">', '') | </w:t>
+      </w:r>
+      <w:proofErr w:type="spellStart"/>
+      <w:r>
+        <w:rPr>
+          <w:rFonts w:asciiTheme="majorHAnsi" w:hAnsiTheme="majorHAnsi" w:cstheme="majorHAnsi"/>
+          <w:lang w:val="pt-BR"/>
+        </w:rPr>
+        <w:t>list</w:t>
+      </w:r>
+      <w:proofErr w:type="spellEnd"/>
+      <w:r>
+        <w:rPr>
+          <w:rFonts w:asciiTheme="majorHAnsi" w:hAnsiTheme="majorHAnsi" w:cstheme="majorHAnsi"/>
+          <w:lang w:val="pt-BR"/>
+        </w:rPr>
+        <w:t xml:space="preserve"> | </w:t>
+      </w:r>
+      <w:proofErr w:type="spellStart"/>
+      <w:proofErr w:type="gramStart"/>
+      <w:r>
+        <w:rPr>
+          <w:rFonts w:asciiTheme="majorHAnsi" w:hAnsiTheme="majorHAnsi" w:cstheme="majorHAnsi"/>
+          <w:lang w:val="pt-BR"/>
+        </w:rPr>
+        <w:t>length</w:t>
+      </w:r>
+      <w:proofErr w:type="spellEnd"/>
+      <w:r>
+        <w:rPr>
+          <w:rFonts w:asciiTheme="majorHAnsi" w:hAnsiTheme="majorHAnsi" w:cstheme="majorHAnsi"/>
+          <w:lang w:val="pt-BR"/>
+        </w:rPr>
+        <w:t xml:space="preserve"> }}{</w:t>
+      </w:r>
+      <w:proofErr w:type="gramEnd"/>
+      <w:r>
+        <w:rPr>
+          <w:rFonts w:asciiTheme="majorHAnsi" w:hAnsiTheme="majorHAnsi" w:cstheme="majorHAnsi"/>
+          <w:lang w:val="pt-BR"/>
+        </w:rPr>
+        <w:t xml:space="preserve">% set timeouts = </w:t>
+      </w:r>
+      <w:proofErr w:type="spellStart"/>
+      <w:r>
+        <w:rPr>
+          <w:rFonts w:asciiTheme="majorHAnsi" w:hAnsiTheme="majorHAnsi" w:cstheme="majorHAnsi"/>
+          <w:lang w:val="pt-BR"/>
+        </w:rPr>
+        <w:t>results</w:t>
+      </w:r>
+      <w:proofErr w:type="spellEnd"/>
+      <w:r>
+        <w:rPr>
+          <w:rFonts w:asciiTheme="majorHAnsi" w:hAnsiTheme="majorHAnsi" w:cstheme="majorHAnsi"/>
+          <w:lang w:val="pt-BR"/>
+        </w:rPr>
+        <w:t xml:space="preserve"> | </w:t>
+      </w:r>
+      <w:proofErr w:type="spellStart"/>
+      <w:proofErr w:type="gramStart"/>
+      <w:r>
+        <w:rPr>
+          <w:rFonts w:asciiTheme="majorHAnsi" w:hAnsiTheme="majorHAnsi" w:cstheme="majorHAnsi"/>
+          <w:lang w:val="pt-BR"/>
+        </w:rPr>
+        <w:t>selectattr</w:t>
+      </w:r>
+      <w:proofErr w:type="spellEnd"/>
+      <w:r>
+        <w:rPr>
+          <w:rFonts w:asciiTheme="majorHAnsi" w:hAnsiTheme="majorHAnsi" w:cstheme="majorHAnsi"/>
+          <w:lang w:val="pt-BR"/>
+        </w:rPr>
+        <w:t>(</w:t>
+      </w:r>
+      <w:proofErr w:type="gramEnd"/>
+      <w:r>
+        <w:rPr>
+          <w:rFonts w:asciiTheme="majorHAnsi" w:hAnsiTheme="majorHAnsi" w:cstheme="majorHAnsi"/>
+          <w:lang w:val="pt-BR"/>
+        </w:rPr>
+        <w:t>'</w:t>
+      </w:r>
+      <w:proofErr w:type="spellStart"/>
+      <w:r>
+        <w:rPr>
+          <w:rFonts w:asciiTheme="majorHAnsi" w:hAnsiTheme="majorHAnsi" w:cstheme="majorHAnsi"/>
+          <w:lang w:val="pt-BR"/>
+        </w:rPr>
+        <w:t>latency</w:t>
+      </w:r>
+      <w:proofErr w:type="spellEnd"/>
+      <w:r>
+        <w:rPr>
+          <w:rFonts w:asciiTheme="majorHAnsi" w:hAnsiTheme="majorHAnsi" w:cstheme="majorHAnsi"/>
+          <w:lang w:val="pt-BR"/>
+        </w:rPr>
+        <w:t>', '</w:t>
+      </w:r>
+      <w:proofErr w:type="spellStart"/>
+      <w:r>
+        <w:rPr>
+          <w:rFonts w:asciiTheme="majorHAnsi" w:hAnsiTheme="majorHAnsi" w:cstheme="majorHAnsi"/>
+          <w:lang w:val="pt-BR"/>
+        </w:rPr>
+        <w:t>equalto</w:t>
+      </w:r>
+      <w:proofErr w:type="spellEnd"/>
+      <w:r>
+        <w:rPr>
+          <w:rFonts w:asciiTheme="majorHAnsi" w:hAnsiTheme="majorHAnsi" w:cstheme="majorHAnsi"/>
+          <w:lang w:val="pt-BR"/>
+        </w:rPr>
+        <w:t xml:space="preserve">', '') | </w:t>
+      </w:r>
+      <w:proofErr w:type="spellStart"/>
+      <w:r>
+        <w:rPr>
+          <w:rFonts w:asciiTheme="majorHAnsi" w:hAnsiTheme="majorHAnsi" w:cstheme="majorHAnsi"/>
+          <w:lang w:val="pt-BR"/>
+        </w:rPr>
+        <w:t>map</w:t>
+      </w:r>
+      <w:proofErr w:type="spellEnd"/>
+      <w:r>
+        <w:rPr>
+          <w:rFonts w:asciiTheme="majorHAnsi" w:hAnsiTheme="majorHAnsi" w:cstheme="majorHAnsi"/>
+          <w:lang w:val="pt-BR"/>
+        </w:rPr>
+        <w:t>(</w:t>
+      </w:r>
+      <w:proofErr w:type="spellStart"/>
+      <w:r>
+        <w:rPr>
+          <w:rFonts w:asciiTheme="majorHAnsi" w:hAnsiTheme="majorHAnsi" w:cstheme="majorHAnsi"/>
+          <w:lang w:val="pt-BR"/>
+        </w:rPr>
+        <w:t>attribute</w:t>
+      </w:r>
+      <w:proofErr w:type="spellEnd"/>
+      <w:r>
+        <w:rPr>
+          <w:rFonts w:asciiTheme="majorHAnsi" w:hAnsiTheme="majorHAnsi" w:cstheme="majorHAnsi"/>
+          <w:lang w:val="pt-BR"/>
+        </w:rPr>
+        <w:t xml:space="preserve">='host') | </w:t>
+      </w:r>
+      <w:proofErr w:type="spellStart"/>
+      <w:r>
+        <w:rPr>
+          <w:rFonts w:asciiTheme="majorHAnsi" w:hAnsiTheme="majorHAnsi" w:cstheme="majorHAnsi"/>
+          <w:lang w:val="pt-BR"/>
+        </w:rPr>
+        <w:t>list</w:t>
+      </w:r>
+      <w:proofErr w:type="spellEnd"/>
+      <w:r>
+        <w:rPr>
+          <w:rFonts w:asciiTheme="majorHAnsi" w:hAnsiTheme="majorHAnsi" w:cstheme="majorHAnsi"/>
+          <w:lang w:val="pt-BR"/>
+        </w:rPr>
+        <w:t xml:space="preserve"> </w:t>
+      </w:r>
+      <w:proofErr w:type="gramStart"/>
+      <w:r>
+        <w:rPr>
+          <w:rFonts w:asciiTheme="majorHAnsi" w:hAnsiTheme="majorHAnsi" w:cstheme="majorHAnsi"/>
+          <w:lang w:val="pt-BR"/>
+        </w:rPr>
+        <w:t>%}{</w:t>
+      </w:r>
+      <w:proofErr w:type="gramEnd"/>
+      <w:r>
+        <w:rPr>
+          <w:rFonts w:asciiTheme="majorHAnsi" w:hAnsiTheme="majorHAnsi" w:cstheme="majorHAnsi"/>
+          <w:lang w:val="pt-BR"/>
+        </w:rPr>
+        <w:t xml:space="preserve">% </w:t>
+      </w:r>
+      <w:proofErr w:type="spellStart"/>
+      <w:r>
+        <w:rPr>
+          <w:rFonts w:asciiTheme="majorHAnsi" w:hAnsiTheme="majorHAnsi" w:cstheme="majorHAnsi"/>
+          <w:lang w:val="pt-BR"/>
+        </w:rPr>
+        <w:t>if</w:t>
+      </w:r>
+      <w:proofErr w:type="spellEnd"/>
+      <w:r>
+        <w:rPr>
+          <w:rFonts w:asciiTheme="majorHAnsi" w:hAnsiTheme="majorHAnsi" w:cstheme="majorHAnsi"/>
+          <w:lang w:val="pt-BR"/>
+        </w:rPr>
+        <w:t xml:space="preserve"> </w:t>
+      </w:r>
+      <w:proofErr w:type="spellStart"/>
+      <w:r>
+        <w:rPr>
+          <w:rFonts w:asciiTheme="majorHAnsi" w:hAnsiTheme="majorHAnsi" w:cstheme="majorHAnsi"/>
+          <w:lang w:val="pt-BR"/>
+        </w:rPr>
+        <w:t>timeouts|length</w:t>
+      </w:r>
+      <w:proofErr w:type="spellEnd"/>
+      <w:r>
+        <w:rPr>
+          <w:rFonts w:asciiTheme="majorHAnsi" w:hAnsiTheme="majorHAnsi" w:cstheme="majorHAnsi"/>
+          <w:lang w:val="pt-BR"/>
+        </w:rPr>
+        <w:t xml:space="preserve"> &gt; 0 %} (</w:t>
+      </w:r>
+      <w:proofErr w:type="gramStart"/>
+      <w:r>
+        <w:rPr>
+          <w:rFonts w:asciiTheme="majorHAnsi" w:hAnsiTheme="majorHAnsi" w:cstheme="majorHAnsi"/>
+          <w:lang w:val="pt-BR"/>
+        </w:rPr>
+        <w:t>{{ timeouts</w:t>
+      </w:r>
+      <w:proofErr w:type="gramEnd"/>
+      <w:r>
+        <w:rPr>
+          <w:rFonts w:asciiTheme="majorHAnsi" w:hAnsiTheme="majorHAnsi" w:cstheme="majorHAnsi"/>
+          <w:lang w:val="pt-BR"/>
+        </w:rPr>
+        <w:t xml:space="preserve"> | </w:t>
+      </w:r>
+      <w:proofErr w:type="spellStart"/>
+      <w:proofErr w:type="gramStart"/>
+      <w:r>
+        <w:rPr>
+          <w:rFonts w:asciiTheme="majorHAnsi" w:hAnsiTheme="majorHAnsi" w:cstheme="majorHAnsi"/>
+          <w:lang w:val="pt-BR"/>
+        </w:rPr>
+        <w:t>join</w:t>
+      </w:r>
+      <w:proofErr w:type="spellEnd"/>
+      <w:r>
+        <w:rPr>
+          <w:rFonts w:asciiTheme="majorHAnsi" w:hAnsiTheme="majorHAnsi" w:cstheme="majorHAnsi"/>
+          <w:lang w:val="pt-BR"/>
+        </w:rPr>
+        <w:t>(</w:t>
+      </w:r>
+      <w:proofErr w:type="gramEnd"/>
+      <w:r>
+        <w:rPr>
+          <w:rFonts w:asciiTheme="majorHAnsi" w:hAnsiTheme="majorHAnsi" w:cstheme="majorHAnsi"/>
+          <w:lang w:val="pt-BR"/>
+        </w:rPr>
+        <w:t>', '</w:t>
+      </w:r>
+      <w:proofErr w:type="gramStart"/>
+      <w:r>
+        <w:rPr>
+          <w:rFonts w:asciiTheme="majorHAnsi" w:hAnsiTheme="majorHAnsi" w:cstheme="majorHAnsi"/>
+          <w:lang w:val="pt-BR"/>
+        </w:rPr>
+        <w:t>) }}){</w:t>
+      </w:r>
+      <w:proofErr w:type="gramEnd"/>
+      <w:r>
+        <w:rPr>
+          <w:rFonts w:asciiTheme="majorHAnsi" w:hAnsiTheme="majorHAnsi" w:cstheme="majorHAnsi"/>
+          <w:lang w:val="pt-BR"/>
+        </w:rPr>
+        <w:t xml:space="preserve">% </w:t>
+      </w:r>
+      <w:proofErr w:type="spellStart"/>
+      <w:r>
+        <w:rPr>
+          <w:rFonts w:asciiTheme="majorHAnsi" w:hAnsiTheme="majorHAnsi" w:cstheme="majorHAnsi"/>
+          <w:lang w:val="pt-BR"/>
+        </w:rPr>
+        <w:t>endif</w:t>
+      </w:r>
+      <w:proofErr w:type="spellEnd"/>
+      <w:r>
+        <w:rPr>
+          <w:rFonts w:asciiTheme="majorHAnsi" w:hAnsiTheme="majorHAnsi" w:cstheme="majorHAnsi"/>
+          <w:lang w:val="pt-BR"/>
+        </w:rPr>
+        <w:t xml:space="preserve"> %}</w:t>
+      </w:r>
+    </w:p>
+    <w:p>
+      <w:pPr>
+        <w:rPr>
+          <w:rFonts w:asciiTheme="majorHAnsi" w:hAnsiTheme="majorHAnsi" w:cstheme="majorHAnsi"/>
+        </w:rPr>
+      </w:pPr>
+      <w:r>
+        <w:rPr>
+          <w:rFonts w:asciiTheme="majorHAnsi" w:hAnsiTheme="majorHAnsi" w:cstheme="majorHAnsi"/>
+        </w:rPr>
         <w:t>{%</w:t>
       </w:r>
       <w:r>
+        <w:rPr>
+          <w:rFonts w:asciiTheme="majorHAnsi" w:hAnsiTheme="majorHAnsi" w:cstheme="majorHAnsi"/>
+        </w:rPr>
         <w:t>p</w:t>
       </w:r>
       <w:r>
+        <w:rPr>
+          <w:rFonts w:asciiTheme="majorHAnsi" w:hAnsiTheme="majorHAnsi" w:cstheme="majorHAnsi"/>
+        </w:rPr>
         <w:t xml:space="preserve"> for </w:t>
       </w:r>
       <w:proofErr w:type="gramStart"/>
       <w:r>
+        <w:rPr>
+          <w:rFonts w:asciiTheme="majorHAnsi" w:hAnsiTheme="majorHAnsi" w:cstheme="majorHAnsi"/>
+        </w:rPr>
         <w:t>res</w:t>
       </w:r>
       <w:proofErr w:type="gramEnd"/>
       <w:r>
+        <w:rPr>
+          <w:rFonts w:asciiTheme="majorHAnsi" w:hAnsiTheme="majorHAnsi" w:cstheme="majorHAnsi"/>
+        </w:rPr>
         <w:t xml:space="preserve"> in </w:t>
       </w:r>
       <w:proofErr w:type="gramStart"/>
       <w:r>
+        <w:rPr>
+          <w:rFonts w:asciiTheme="majorHAnsi" w:hAnsiTheme="majorHAnsi" w:cstheme="majorHAnsi"/>
+        </w:rPr>
         <w:t>results %}</w:t>
       </w:r>
       <w:proofErr w:type="gramEnd"/>
@@ -1674,105 +1977,195 @@
         <w:t>}</w:t>
       </w:r>
     </w:p>
+    <w:p/>
     <w:p>
-      <w:r>
+      <w:pPr>
+        <w:spacing w:after="0"/>
+        <w:rPr>
+          <w:rFonts w:asciiTheme="majorHAnsi" w:hAnsiTheme="majorHAnsi" w:cstheme="majorHAnsi"/>
+        </w:rPr>
+      </w:pPr>
+      <w:r>
+        <w:rPr>
+          <w:rFonts w:asciiTheme="majorHAnsi" w:hAnsiTheme="majorHAnsi" w:cstheme="majorHAnsi"/>
+        </w:rPr>
         <w:t xml:space="preserve">{%p if </w:t>
       </w:r>
       <w:proofErr w:type="spellStart"/>
       <w:proofErr w:type="gramStart"/>
       <w:r>
+        <w:rPr>
+          <w:rFonts w:asciiTheme="majorHAnsi" w:hAnsiTheme="majorHAnsi" w:cstheme="majorHAnsi"/>
+        </w:rPr>
         <w:t>res.rule</w:t>
       </w:r>
       <w:proofErr w:type="gramEnd"/>
       <w:r>
+        <w:rPr>
+          <w:rFonts w:asciiTheme="majorHAnsi" w:hAnsiTheme="majorHAnsi" w:cstheme="majorHAnsi"/>
+        </w:rPr>
         <w:t>_name</w:t>
       </w:r>
       <w:proofErr w:type="spellEnd"/>
       <w:r>
+        <w:rPr>
+          <w:rFonts w:asciiTheme="majorHAnsi" w:hAnsiTheme="majorHAnsi" w:cstheme="majorHAnsi"/>
+        </w:rPr>
         <w:t xml:space="preserve"> in ['Switch', 'Access Point'</w:t>
       </w:r>
       <w:proofErr w:type="gramStart"/>
       <w:r>
+        <w:rPr>
+          <w:rFonts w:asciiTheme="majorHAnsi" w:hAnsiTheme="majorHAnsi" w:cstheme="majorHAnsi"/>
+        </w:rPr>
         <w:t>] %}</w:t>
       </w:r>
       <w:proofErr w:type="gramEnd"/>
     </w:p>
     <w:p>
-      <w:r>
+      <w:pPr>
+        <w:spacing w:after="0"/>
+        <w:rPr>
+          <w:rFonts w:asciiTheme="majorHAnsi" w:hAnsiTheme="majorHAnsi" w:cstheme="majorHAnsi"/>
+        </w:rPr>
+      </w:pPr>
+      <w:r>
+        <w:rPr>
+          <w:rFonts w:asciiTheme="majorHAnsi" w:hAnsiTheme="majorHAnsi" w:cstheme="majorHAnsi"/>
+        </w:rPr>
         <w:t>{%</w:t>
       </w:r>
       <w:r>
+        <w:rPr>
+          <w:rFonts w:asciiTheme="majorHAnsi" w:hAnsiTheme="majorHAnsi" w:cstheme="majorHAnsi"/>
+        </w:rPr>
         <w:t>p</w:t>
       </w:r>
       <w:r>
+        <w:rPr>
+          <w:rFonts w:asciiTheme="majorHAnsi" w:hAnsiTheme="majorHAnsi" w:cstheme="majorHAnsi"/>
+        </w:rPr>
         <w:t xml:space="preserve"> if </w:t>
       </w:r>
       <w:proofErr w:type="spellStart"/>
       <w:proofErr w:type="gramStart"/>
       <w:r>
+        <w:rPr>
+          <w:rFonts w:asciiTheme="majorHAnsi" w:hAnsiTheme="majorHAnsi" w:cstheme="majorHAnsi"/>
+        </w:rPr>
         <w:t>res.latency</w:t>
       </w:r>
       <w:proofErr w:type="spellEnd"/>
       <w:proofErr w:type="gramEnd"/>
       <w:r>
+        <w:rPr>
+          <w:rFonts w:asciiTheme="majorHAnsi" w:hAnsiTheme="majorHAnsi" w:cstheme="majorHAnsi"/>
+        </w:rPr>
         <w:t xml:space="preserve"> %}</w:t>
       </w:r>
     </w:p>
     <w:p>
-      <w:r>
+      <w:pPr>
+        <w:rPr>
+          <w:rFonts w:asciiTheme="majorHAnsi" w:hAnsiTheme="majorHAnsi" w:cstheme="majorHAnsi"/>
+        </w:rPr>
+      </w:pPr>
+      <w:r>
+        <w:rPr>
+          <w:rFonts w:asciiTheme="majorHAnsi" w:hAnsiTheme="majorHAnsi" w:cstheme="majorHAnsi"/>
+        </w:rPr>
         <w:t xml:space="preserve">{% set ping = </w:t>
       </w:r>
       <w:proofErr w:type="spellStart"/>
       <w:proofErr w:type="gramStart"/>
       <w:r>
+        <w:rPr>
+          <w:rFonts w:asciiTheme="majorHAnsi" w:hAnsiTheme="majorHAnsi" w:cstheme="majorHAnsi"/>
+        </w:rPr>
         <w:t>res.latency</w:t>
       </w:r>
       <w:proofErr w:type="gramEnd"/>
       <w:r>
+        <w:rPr>
+          <w:rFonts w:asciiTheme="majorHAnsi" w:hAnsiTheme="majorHAnsi" w:cstheme="majorHAnsi"/>
+        </w:rPr>
         <w:t>|int</w:t>
       </w:r>
       <w:proofErr w:type="spellEnd"/>
       <w:r>
+        <w:rPr>
+          <w:rFonts w:asciiTheme="majorHAnsi" w:hAnsiTheme="majorHAnsi" w:cstheme="majorHAnsi"/>
+        </w:rPr>
         <w:t xml:space="preserve"> </w:t>
       </w:r>
       <w:proofErr w:type="gramStart"/>
       <w:r>
+        <w:rPr>
+          <w:rFonts w:asciiTheme="majorHAnsi" w:hAnsiTheme="majorHAnsi" w:cstheme="majorHAnsi"/>
+        </w:rPr>
         <w:t>%}</w:t>
       </w:r>
       <w:proofErr w:type="spellStart"/>
       <w:r>
+        <w:rPr>
+          <w:rFonts w:asciiTheme="majorHAnsi" w:hAnsiTheme="majorHAnsi" w:cstheme="majorHAnsi"/>
+        </w:rPr>
         <w:t>Lat</w:t>
       </w:r>
       <w:r>
+        <w:rPr>
+          <w:rFonts w:asciiTheme="majorHAnsi" w:hAnsiTheme="majorHAnsi" w:cstheme="majorHAnsi"/>
+        </w:rPr>
         <w:t>ência</w:t>
       </w:r>
       <w:proofErr w:type="spellEnd"/>
       <w:proofErr w:type="gramEnd"/>
       <w:r>
+        <w:rPr>
+          <w:rFonts w:asciiTheme="majorHAnsi" w:hAnsiTheme="majorHAnsi" w:cstheme="majorHAnsi"/>
+        </w:rPr>
         <w:t xml:space="preserve">: </w:t>
       </w:r>
       <w:proofErr w:type="gramStart"/>
       <w:r>
+        <w:rPr>
+          <w:rFonts w:asciiTheme="majorHAnsi" w:hAnsiTheme="majorHAnsi" w:cstheme="majorHAnsi"/>
+        </w:rPr>
         <w:t>{{ ping</w:t>
       </w:r>
       <w:proofErr w:type="gramEnd"/>
       <w:r>
+        <w:rPr>
+          <w:rFonts w:asciiTheme="majorHAnsi" w:hAnsiTheme="majorHAnsi" w:cstheme="majorHAnsi"/>
+        </w:rPr>
         <w:t xml:space="preserve"> }}</w:t>
       </w:r>
       <w:proofErr w:type="spellStart"/>
       <w:r>
+        <w:rPr>
+          <w:rFonts w:asciiTheme="majorHAnsi" w:hAnsiTheme="majorHAnsi" w:cstheme="majorHAnsi"/>
+        </w:rPr>
         <w:t>ms</w:t>
       </w:r>
       <w:proofErr w:type="spellEnd"/>
       <w:r>
-        <w:t xml:space="preserve"> ({% if ping &lt;= 50 </w:t>
+        <w:rPr>
+          <w:rFonts w:asciiTheme="majorHAnsi" w:hAnsiTheme="majorHAnsi" w:cstheme="majorHAnsi"/>
+        </w:rPr>
+        <w:t xml:space="preserve"> {% if ping &lt;= 50 </w:t>
       </w:r>
       <w:proofErr w:type="gramStart"/>
       <w:r>
+        <w:rPr>
+          <w:rFonts w:asciiTheme="majorHAnsi" w:hAnsiTheme="majorHAnsi" w:cstheme="majorHAnsi"/>
+        </w:rPr>
         <w:t>%}Ok</w:t>
       </w:r>
       <w:proofErr w:type="gramEnd"/>
       <w:r>
+        <w:rPr>
+          <w:rFonts w:asciiTheme="majorHAnsi" w:hAnsiTheme="majorHAnsi" w:cstheme="majorHAnsi"/>
+        </w:rPr>
         <w:t xml:space="preserve"> </w:t>
       </w:r>
       <w:proofErr w:type="gramStart"/>
@@ -1783,26 +2176,44 @@
         <w:t>🟢</w:t>
       </w:r>
       <w:r>
+        <w:rPr>
+          <w:rFonts w:asciiTheme="majorHAnsi" w:hAnsiTheme="majorHAnsi" w:cstheme="majorHAnsi"/>
+        </w:rPr>
         <w:t>{</w:t>
       </w:r>
       <w:proofErr w:type="gramEnd"/>
       <w:r>
+        <w:rPr>
+          <w:rFonts w:asciiTheme="majorHAnsi" w:hAnsiTheme="majorHAnsi" w:cstheme="majorHAnsi"/>
+        </w:rPr>
         <w:t xml:space="preserve">% </w:t>
       </w:r>
       <w:proofErr w:type="spellStart"/>
       <w:r>
+        <w:rPr>
+          <w:rFonts w:asciiTheme="majorHAnsi" w:hAnsiTheme="majorHAnsi" w:cstheme="majorHAnsi"/>
+        </w:rPr>
         <w:t>elif</w:t>
       </w:r>
       <w:proofErr w:type="spellEnd"/>
       <w:r>
+        <w:rPr>
+          <w:rFonts w:asciiTheme="majorHAnsi" w:hAnsiTheme="majorHAnsi" w:cstheme="majorHAnsi"/>
+        </w:rPr>
         <w:t xml:space="preserve"> ping &lt;= 150 </w:t>
       </w:r>
       <w:proofErr w:type="gramStart"/>
       <w:r>
+        <w:rPr>
+          <w:rFonts w:asciiTheme="majorHAnsi" w:hAnsiTheme="majorHAnsi" w:cstheme="majorHAnsi"/>
+        </w:rPr>
         <w:t>%}Warning</w:t>
       </w:r>
       <w:proofErr w:type="gramEnd"/>
       <w:r>
+        <w:rPr>
+          <w:rFonts w:asciiTheme="majorHAnsi" w:hAnsiTheme="majorHAnsi" w:cstheme="majorHAnsi"/>
+        </w:rPr>
         <w:t xml:space="preserve"> </w:t>
       </w:r>
       <w:proofErr w:type="gramStart"/>
@@ -1813,18 +2224,30 @@
         <w:t>🟡</w:t>
       </w:r>
       <w:r>
+        <w:rPr>
+          <w:rFonts w:asciiTheme="majorHAnsi" w:hAnsiTheme="majorHAnsi" w:cstheme="majorHAnsi"/>
+        </w:rPr>
         <w:t>{</w:t>
       </w:r>
       <w:proofErr w:type="gramEnd"/>
       <w:r>
+        <w:rPr>
+          <w:rFonts w:asciiTheme="majorHAnsi" w:hAnsiTheme="majorHAnsi" w:cstheme="majorHAnsi"/>
+        </w:rPr>
         <w:t xml:space="preserve">% else </w:t>
       </w:r>
       <w:proofErr w:type="gramStart"/>
       <w:r>
+        <w:rPr>
+          <w:rFonts w:asciiTheme="majorHAnsi" w:hAnsiTheme="majorHAnsi" w:cstheme="majorHAnsi"/>
+        </w:rPr>
         <w:t>%}Critical</w:t>
       </w:r>
       <w:proofErr w:type="gramEnd"/>
       <w:r>
+        <w:rPr>
+          <w:rFonts w:asciiTheme="majorHAnsi" w:hAnsiTheme="majorHAnsi" w:cstheme="majorHAnsi"/>
+        </w:rPr>
         <w:t xml:space="preserve"> </w:t>
       </w:r>
       <w:proofErr w:type="gramStart"/>
@@ -1835,31 +2258,63 @@
         <w:t>🔴</w:t>
       </w:r>
       <w:r>
+        <w:rPr>
+          <w:rFonts w:asciiTheme="majorHAnsi" w:hAnsiTheme="majorHAnsi" w:cstheme="majorHAnsi"/>
+        </w:rPr>
         <w:t>{</w:t>
       </w:r>
       <w:proofErr w:type="gramEnd"/>
       <w:r>
+        <w:rPr>
+          <w:rFonts w:asciiTheme="majorHAnsi" w:hAnsiTheme="majorHAnsi" w:cstheme="majorHAnsi"/>
+        </w:rPr>
         <w:t>% endif %})</w:t>
       </w:r>
     </w:p>
     <w:p>
-      <w:r>
+      <w:pPr>
+        <w:spacing w:after="0"/>
+        <w:rPr>
+          <w:rFonts w:asciiTheme="majorHAnsi" w:hAnsiTheme="majorHAnsi" w:cstheme="majorHAnsi"/>
+        </w:rPr>
+      </w:pPr>
+      <w:r>
+        <w:rPr>
+          <w:rFonts w:asciiTheme="majorHAnsi" w:hAnsiTheme="majorHAnsi" w:cstheme="majorHAnsi"/>
+        </w:rPr>
         <w:t>{%</w:t>
       </w:r>
       <w:r>
+        <w:rPr>
+          <w:rFonts w:asciiTheme="majorHAnsi" w:hAnsiTheme="majorHAnsi" w:cstheme="majorHAnsi"/>
+        </w:rPr>
         <w:t>p</w:t>
       </w:r>
       <w:r>
+        <w:rPr>
+          <w:rFonts w:asciiTheme="majorHAnsi" w:hAnsiTheme="majorHAnsi" w:cstheme="majorHAnsi"/>
+        </w:rPr>
         <w:t xml:space="preserve"> </w:t>
       </w:r>
       <w:proofErr w:type="gramStart"/>
       <w:r>
+        <w:rPr>
+          <w:rFonts w:asciiTheme="majorHAnsi" w:hAnsiTheme="majorHAnsi" w:cstheme="majorHAnsi"/>
+        </w:rPr>
         <w:t>else %}</w:t>
       </w:r>
       <w:proofErr w:type="gramEnd"/>
     </w:p>
     <w:p>
-      <w:r>
+      <w:pPr>
+        <w:rPr>
+          <w:rFonts w:asciiTheme="majorHAnsi" w:hAnsiTheme="majorHAnsi" w:cstheme="majorHAnsi"/>
+        </w:rPr>
+      </w:pPr>
+      <w:r>
+        <w:rPr>
+          <w:rFonts w:asciiTheme="majorHAnsi" w:hAnsiTheme="majorHAnsi" w:cstheme="majorHAnsi"/>
+        </w:rPr>
         <w:t xml:space="preserve">(Ping Timeout </w:t>
       </w:r>
       <w:r>
@@ -1869,887 +2324,1664 @@
         <w:t>❌</w:t>
       </w:r>
       <w:r>
+        <w:rPr>
+          <w:rFonts w:asciiTheme="majorHAnsi" w:hAnsiTheme="majorHAnsi" w:cstheme="majorHAnsi"/>
+        </w:rPr>
         <w:t>)</w:t>
       </w:r>
     </w:p>
     <w:p>
-      <w:r>
+      <w:pPr>
+        <w:spacing w:after="0"/>
+        <w:rPr>
+          <w:rFonts w:asciiTheme="majorHAnsi" w:hAnsiTheme="majorHAnsi" w:cstheme="majorHAnsi"/>
+        </w:rPr>
+      </w:pPr>
+      <w:r>
+        <w:rPr>
+          <w:rFonts w:asciiTheme="majorHAnsi" w:hAnsiTheme="majorHAnsi" w:cstheme="majorHAnsi"/>
+        </w:rPr>
         <w:t>{%</w:t>
       </w:r>
       <w:r>
+        <w:rPr>
+          <w:rFonts w:asciiTheme="majorHAnsi" w:hAnsiTheme="majorHAnsi" w:cstheme="majorHAnsi"/>
+        </w:rPr>
         <w:t>p</w:t>
       </w:r>
       <w:r>
+        <w:rPr>
+          <w:rFonts w:asciiTheme="majorHAnsi" w:hAnsiTheme="majorHAnsi" w:cstheme="majorHAnsi"/>
+        </w:rPr>
         <w:t xml:space="preserve"> </w:t>
       </w:r>
       <w:proofErr w:type="gramStart"/>
       <w:r>
+        <w:rPr>
+          <w:rFonts w:asciiTheme="majorHAnsi" w:hAnsiTheme="majorHAnsi" w:cstheme="majorHAnsi"/>
+        </w:rPr>
         <w:t>endif %}</w:t>
       </w:r>
       <w:proofErr w:type="gramEnd"/>
     </w:p>
     <w:p>
-      <w:r>
+      <w:pPr>
+        <w:spacing w:after="0"/>
+        <w:rPr>
+          <w:rFonts w:asciiTheme="majorHAnsi" w:hAnsiTheme="majorHAnsi" w:cstheme="majorHAnsi"/>
+        </w:rPr>
+      </w:pPr>
+      <w:r>
+        <w:rPr>
+          <w:rFonts w:asciiTheme="majorHAnsi" w:hAnsiTheme="majorHAnsi" w:cstheme="majorHAnsi"/>
+        </w:rPr>
         <w:t xml:space="preserve">{%p </w:t>
       </w:r>
       <w:proofErr w:type="spellStart"/>
       <w:r>
+        <w:rPr>
+          <w:rFonts w:asciiTheme="majorHAnsi" w:hAnsiTheme="majorHAnsi" w:cstheme="majorHAnsi"/>
+        </w:rPr>
         <w:t>elif</w:t>
       </w:r>
       <w:proofErr w:type="spellEnd"/>
       <w:r>
+        <w:rPr>
+          <w:rFonts w:asciiTheme="majorHAnsi" w:hAnsiTheme="majorHAnsi" w:cstheme="majorHAnsi"/>
+        </w:rPr>
         <w:t xml:space="preserve"> </w:t>
       </w:r>
       <w:proofErr w:type="spellStart"/>
       <w:proofErr w:type="gramStart"/>
       <w:r>
+        <w:rPr>
+          <w:rFonts w:asciiTheme="majorHAnsi" w:hAnsiTheme="majorHAnsi" w:cstheme="majorHAnsi"/>
+        </w:rPr>
         <w:t>res.rule</w:t>
       </w:r>
       <w:proofErr w:type="gramEnd"/>
       <w:r>
+        <w:rPr>
+          <w:rFonts w:asciiTheme="majorHAnsi" w:hAnsiTheme="majorHAnsi" w:cstheme="majorHAnsi"/>
+        </w:rPr>
         <w:t>_name</w:t>
       </w:r>
       <w:proofErr w:type="spellEnd"/>
       <w:r>
+        <w:rPr>
+          <w:rFonts w:asciiTheme="majorHAnsi" w:hAnsiTheme="majorHAnsi" w:cstheme="majorHAnsi"/>
+        </w:rPr>
         <w:t xml:space="preserve"> == "FortiGate</w:t>
       </w:r>
       <w:proofErr w:type="gramStart"/>
       <w:r>
+        <w:rPr>
+          <w:rFonts w:asciiTheme="majorHAnsi" w:hAnsiTheme="majorHAnsi" w:cstheme="majorHAnsi"/>
+        </w:rPr>
         <w:t>" %}</w:t>
       </w:r>
       <w:proofErr w:type="gramEnd"/>
     </w:p>
     <w:p>
-      <w:r>
+      <w:pPr>
+        <w:spacing w:after="0"/>
+        <w:rPr>
+          <w:rFonts w:asciiTheme="majorHAnsi" w:hAnsiTheme="majorHAnsi" w:cstheme="majorHAnsi"/>
+        </w:rPr>
+      </w:pPr>
+      <w:r>
+        <w:rPr>
+          <w:rFonts w:asciiTheme="majorHAnsi" w:hAnsiTheme="majorHAnsi" w:cstheme="majorHAnsi"/>
+        </w:rPr>
         <w:t>{%</w:t>
       </w:r>
       <w:r>
+        <w:rPr>
+          <w:rFonts w:asciiTheme="majorHAnsi" w:hAnsiTheme="majorHAnsi" w:cstheme="majorHAnsi"/>
+        </w:rPr>
         <w:t>p</w:t>
       </w:r>
       <w:r>
+        <w:rPr>
+          <w:rFonts w:asciiTheme="majorHAnsi" w:hAnsiTheme="majorHAnsi" w:cstheme="majorHAnsi"/>
+        </w:rPr>
         <w:t xml:space="preserve"> if </w:t>
       </w:r>
       <w:proofErr w:type="spellStart"/>
       <w:proofErr w:type="gramStart"/>
       <w:r>
+        <w:rPr>
+          <w:rFonts w:asciiTheme="majorHAnsi" w:hAnsiTheme="majorHAnsi" w:cstheme="majorHAnsi"/>
+        </w:rPr>
         <w:t>res.error</w:t>
       </w:r>
       <w:proofErr w:type="spellEnd"/>
       <w:proofErr w:type="gramEnd"/>
       <w:r>
+        <w:rPr>
+          <w:rFonts w:asciiTheme="majorHAnsi" w:hAnsiTheme="majorHAnsi" w:cstheme="majorHAnsi"/>
+        </w:rPr>
         <w:t xml:space="preserve"> %}</w:t>
       </w:r>
     </w:p>
     <w:p>
-      <w:r>
+      <w:pPr>
+        <w:rPr>
+          <w:rFonts w:asciiTheme="majorHAnsi" w:hAnsiTheme="majorHAnsi" w:cstheme="majorHAnsi"/>
+        </w:rPr>
+      </w:pPr>
+      <w:r>
+        <w:rPr>
+          <w:rFonts w:asciiTheme="majorHAnsi" w:hAnsiTheme="majorHAnsi" w:cstheme="majorHAnsi"/>
+        </w:rPr>
         <w:t xml:space="preserve">Erro: </w:t>
       </w:r>
       <w:proofErr w:type="gramStart"/>
       <w:r>
+        <w:rPr>
+          <w:rFonts w:asciiTheme="majorHAnsi" w:hAnsiTheme="majorHAnsi" w:cstheme="majorHAnsi"/>
+        </w:rPr>
         <w:t xml:space="preserve">{{ </w:t>
       </w:r>
       <w:proofErr w:type="spellStart"/>
       <w:r>
+        <w:rPr>
+          <w:rFonts w:asciiTheme="majorHAnsi" w:hAnsiTheme="majorHAnsi" w:cstheme="majorHAnsi"/>
+        </w:rPr>
         <w:t>res</w:t>
       </w:r>
       <w:proofErr w:type="gramEnd"/>
       <w:r>
+        <w:rPr>
+          <w:rFonts w:asciiTheme="majorHAnsi" w:hAnsiTheme="majorHAnsi" w:cstheme="majorHAnsi"/>
+        </w:rPr>
         <w:t>.</w:t>
       </w:r>
       <w:proofErr w:type="gramStart"/>
       <w:r>
+        <w:rPr>
+          <w:rFonts w:asciiTheme="majorHAnsi" w:hAnsiTheme="majorHAnsi" w:cstheme="majorHAnsi"/>
+        </w:rPr>
         <w:t>error</w:t>
       </w:r>
       <w:proofErr w:type="spellEnd"/>
       <w:r>
+        <w:rPr>
+          <w:rFonts w:asciiTheme="majorHAnsi" w:hAnsiTheme="majorHAnsi" w:cstheme="majorHAnsi"/>
+        </w:rPr>
         <w:t xml:space="preserve"> }</w:t>
       </w:r>
       <w:proofErr w:type="gramEnd"/>
       <w:r>
+        <w:rPr>
+          <w:rFonts w:asciiTheme="majorHAnsi" w:hAnsiTheme="majorHAnsi" w:cstheme="majorHAnsi"/>
+        </w:rPr>
         <w:t>}</w:t>
       </w:r>
     </w:p>
     <w:p>
-      <w:r>
-        <w:lastRenderedPageBreak/>
+      <w:pPr>
+        <w:spacing w:after="0"/>
+        <w:rPr>
+          <w:rFonts w:asciiTheme="majorHAnsi" w:hAnsiTheme="majorHAnsi" w:cstheme="majorHAnsi"/>
+        </w:rPr>
+      </w:pPr>
+      <w:r>
+        <w:rPr>
+          <w:rFonts w:asciiTheme="majorHAnsi" w:hAnsiTheme="majorHAnsi" w:cstheme="majorHAnsi"/>
+        </w:rPr>
         <w:t>{%</w:t>
       </w:r>
       <w:r>
+        <w:rPr>
+          <w:rFonts w:asciiTheme="majorHAnsi" w:hAnsiTheme="majorHAnsi" w:cstheme="majorHAnsi"/>
+        </w:rPr>
         <w:t>p</w:t>
       </w:r>
       <w:r>
+        <w:rPr>
+          <w:rFonts w:asciiTheme="majorHAnsi" w:hAnsiTheme="majorHAnsi" w:cstheme="majorHAnsi"/>
+        </w:rPr>
         <w:t xml:space="preserve"> </w:t>
       </w:r>
       <w:proofErr w:type="gramStart"/>
       <w:r>
+        <w:rPr>
+          <w:rFonts w:asciiTheme="majorHAnsi" w:hAnsiTheme="majorHAnsi" w:cstheme="majorHAnsi"/>
+        </w:rPr>
         <w:t>else %}</w:t>
       </w:r>
       <w:proofErr w:type="gramEnd"/>
     </w:p>
     <w:p>
-      <w:r>
+      <w:pPr>
+        <w:spacing w:after="0"/>
+        <w:rPr>
+          <w:rFonts w:asciiTheme="majorHAnsi" w:hAnsiTheme="majorHAnsi" w:cstheme="majorHAnsi"/>
+        </w:rPr>
+      </w:pPr>
+      <w:r>
+        <w:rPr>
+          <w:rFonts w:asciiTheme="majorHAnsi" w:hAnsiTheme="majorHAnsi" w:cstheme="majorHAnsi"/>
+        </w:rPr>
         <w:t xml:space="preserve">{%p for </w:t>
       </w:r>
       <w:proofErr w:type="spellStart"/>
       <w:r>
+        <w:rPr>
+          <w:rFonts w:asciiTheme="majorHAnsi" w:hAnsiTheme="majorHAnsi" w:cstheme="majorHAnsi"/>
+        </w:rPr>
         <w:t>intf_key</w:t>
       </w:r>
       <w:proofErr w:type="spellEnd"/>
       <w:r>
+        <w:rPr>
+          <w:rFonts w:asciiTheme="majorHAnsi" w:hAnsiTheme="majorHAnsi" w:cstheme="majorHAnsi"/>
+        </w:rPr>
         <w:t xml:space="preserve">, </w:t>
       </w:r>
       <w:proofErr w:type="spellStart"/>
       <w:r>
+        <w:rPr>
+          <w:rFonts w:asciiTheme="majorHAnsi" w:hAnsiTheme="majorHAnsi" w:cstheme="majorHAnsi"/>
+        </w:rPr>
         <w:t>intf_data</w:t>
       </w:r>
       <w:proofErr w:type="spellEnd"/>
       <w:r>
+        <w:rPr>
+          <w:rFonts w:asciiTheme="majorHAnsi" w:hAnsiTheme="majorHAnsi" w:cstheme="majorHAnsi"/>
+        </w:rPr>
         <w:t xml:space="preserve"> in </w:t>
       </w:r>
       <w:proofErr w:type="spellStart"/>
       <w:r>
+        <w:rPr>
+          <w:rFonts w:asciiTheme="majorHAnsi" w:hAnsiTheme="majorHAnsi" w:cstheme="majorHAnsi"/>
+        </w:rPr>
         <w:t>res.wan_</w:t>
       </w:r>
       <w:proofErr w:type="gramStart"/>
       <w:r>
+        <w:rPr>
+          <w:rFonts w:asciiTheme="majorHAnsi" w:hAnsiTheme="majorHAnsi" w:cstheme="majorHAnsi"/>
+        </w:rPr>
         <w:t>status.items</w:t>
       </w:r>
       <w:proofErr w:type="spellEnd"/>
       <w:proofErr w:type="gramEnd"/>
       <w:r>
+        <w:rPr>
+          <w:rFonts w:asciiTheme="majorHAnsi" w:hAnsiTheme="majorHAnsi" w:cstheme="majorHAnsi"/>
+        </w:rPr>
         <w:t>(</w:t>
       </w:r>
       <w:proofErr w:type="gramStart"/>
       <w:r>
+        <w:rPr>
+          <w:rFonts w:asciiTheme="majorHAnsi" w:hAnsiTheme="majorHAnsi" w:cstheme="majorHAnsi"/>
+        </w:rPr>
         <w:t>) %}</w:t>
       </w:r>
       <w:proofErr w:type="gramEnd"/>
     </w:p>
     <w:p>
-      <w:r>
+      <w:pPr>
+        <w:spacing w:after="0"/>
+        <w:rPr>
+          <w:rFonts w:asciiTheme="majorHAnsi" w:hAnsiTheme="majorHAnsi" w:cstheme="majorHAnsi"/>
+        </w:rPr>
+      </w:pPr>
+      <w:r>
+        <w:rPr>
+          <w:rFonts w:asciiTheme="majorHAnsi" w:hAnsiTheme="majorHAnsi" w:cstheme="majorHAnsi"/>
+        </w:rPr>
         <w:t xml:space="preserve">{%p if </w:t>
       </w:r>
       <w:proofErr w:type="spellStart"/>
       <w:r>
+        <w:rPr>
+          <w:rFonts w:asciiTheme="majorHAnsi" w:hAnsiTheme="majorHAnsi" w:cstheme="majorHAnsi"/>
+        </w:rPr>
         <w:t>intf_</w:t>
       </w:r>
       <w:proofErr w:type="gramStart"/>
       <w:r>
+        <w:rPr>
+          <w:rFonts w:asciiTheme="majorHAnsi" w:hAnsiTheme="majorHAnsi" w:cstheme="majorHAnsi"/>
+        </w:rPr>
         <w:t>data.ip</w:t>
       </w:r>
       <w:proofErr w:type="spellEnd"/>
       <w:proofErr w:type="gramEnd"/>
       <w:r>
+        <w:rPr>
+          <w:rFonts w:asciiTheme="majorHAnsi" w:hAnsiTheme="majorHAnsi" w:cstheme="majorHAnsi"/>
+        </w:rPr>
         <w:t xml:space="preserve"> or 'DOWN' not in </w:t>
       </w:r>
       <w:proofErr w:type="spellStart"/>
       <w:r>
+        <w:rPr>
+          <w:rFonts w:asciiTheme="majorHAnsi" w:hAnsiTheme="majorHAnsi" w:cstheme="majorHAnsi"/>
+        </w:rPr>
         <w:t>intf_</w:t>
       </w:r>
       <w:proofErr w:type="gramStart"/>
       <w:r>
+        <w:rPr>
+          <w:rFonts w:asciiTheme="majorHAnsi" w:hAnsiTheme="majorHAnsi" w:cstheme="majorHAnsi"/>
+        </w:rPr>
         <w:t>data.status</w:t>
       </w:r>
       <w:proofErr w:type="spellEnd"/>
       <w:proofErr w:type="gramEnd"/>
       <w:r>
+        <w:rPr>
+          <w:rFonts w:asciiTheme="majorHAnsi" w:hAnsiTheme="majorHAnsi" w:cstheme="majorHAnsi"/>
+        </w:rPr>
         <w:t xml:space="preserve"> %}</w:t>
       </w:r>
     </w:p>
     <w:p>
-      <w:r>
+      <w:pPr>
+        <w:spacing w:after="0"/>
+        <w:rPr>
+          <w:rFonts w:asciiTheme="majorHAnsi" w:hAnsiTheme="majorHAnsi" w:cstheme="majorHAnsi"/>
+        </w:rPr>
+      </w:pPr>
+      <w:r>
+        <w:rPr>
+          <w:rFonts w:asciiTheme="majorHAnsi" w:hAnsiTheme="majorHAnsi" w:cstheme="majorHAnsi"/>
+        </w:rPr>
+        <w:lastRenderedPageBreak/>
         <w:t xml:space="preserve">{% set </w:t>
       </w:r>
       <w:proofErr w:type="spellStart"/>
       <w:r>
+        <w:rPr>
+          <w:rFonts w:asciiTheme="majorHAnsi" w:hAnsiTheme="majorHAnsi" w:cstheme="majorHAnsi"/>
+        </w:rPr>
         <w:t>isp_map</w:t>
       </w:r>
       <w:proofErr w:type="spellEnd"/>
       <w:r>
-        <w:t xml:space="preserve"> = {'WAN1': 'ISP1', 'WAN2': 'ISP2'} </w:t>
+        <w:rPr>
+          <w:rFonts w:asciiTheme="majorHAnsi" w:hAnsiTheme="majorHAnsi" w:cstheme="majorHAnsi"/>
+        </w:rPr>
+        <w:t xml:space="preserve"> </w:t>
       </w:r>
       <w:proofErr w:type="gramStart"/>
       <w:r>
+        <w:rPr>
+          <w:rFonts w:asciiTheme="majorHAnsi" w:hAnsiTheme="majorHAnsi" w:cstheme="majorHAnsi"/>
+        </w:rPr>
+        <w:t>= {'</w:t>
+      </w:r>
+      <w:proofErr w:type="gramEnd"/>
+      <w:r>
+        <w:rPr>
+          <w:rFonts w:asciiTheme="majorHAnsi" w:hAnsiTheme="majorHAnsi" w:cstheme="majorHAnsi"/>
+        </w:rPr>
+        <w:t>WAN1': 'ISP1', 'WAN2': '</w:t>
+      </w:r>
+      <w:proofErr w:type="gramStart"/>
+      <w:r>
+        <w:rPr>
+          <w:rFonts w:asciiTheme="majorHAnsi" w:hAnsiTheme="majorHAnsi" w:cstheme="majorHAnsi"/>
+        </w:rPr>
+        <w:t>ISP2'}</w:t>
+      </w:r>
+      <w:proofErr w:type="gramEnd"/>
+      <w:r>
+        <w:rPr>
+          <w:rFonts w:asciiTheme="majorHAnsi" w:hAnsiTheme="majorHAnsi" w:cstheme="majorHAnsi"/>
+        </w:rPr>
+        <w:t xml:space="preserve"> </w:t>
+      </w:r>
+      <w:proofErr w:type="gramStart"/>
+      <w:r>
+        <w:rPr>
+          <w:rFonts w:asciiTheme="majorHAnsi" w:hAnsiTheme="majorHAnsi" w:cstheme="majorHAnsi"/>
+        </w:rPr>
         <w:t>%}{</w:t>
       </w:r>
       <w:proofErr w:type="gramEnd"/>
       <w:r>
+        <w:rPr>
+          <w:rFonts w:asciiTheme="majorHAnsi" w:hAnsiTheme="majorHAnsi" w:cstheme="majorHAnsi"/>
+        </w:rPr>
         <w:t xml:space="preserve">% set </w:t>
       </w:r>
       <w:proofErr w:type="spellStart"/>
       <w:r>
+        <w:rPr>
+          <w:rFonts w:asciiTheme="majorHAnsi" w:hAnsiTheme="majorHAnsi" w:cstheme="majorHAnsi"/>
+        </w:rPr>
         <w:t>isp_name</w:t>
       </w:r>
       <w:proofErr w:type="spellEnd"/>
       <w:r>
+        <w:rPr>
+          <w:rFonts w:asciiTheme="majorHAnsi" w:hAnsiTheme="majorHAnsi" w:cstheme="majorHAnsi"/>
+        </w:rPr>
         <w:t xml:space="preserve"> = </w:t>
       </w:r>
       <w:proofErr w:type="spellStart"/>
       <w:proofErr w:type="gramStart"/>
       <w:r>
+        <w:rPr>
+          <w:rFonts w:asciiTheme="majorHAnsi" w:hAnsiTheme="majorHAnsi" w:cstheme="majorHAnsi"/>
+        </w:rPr>
         <w:t>isp_map.get</w:t>
       </w:r>
       <w:proofErr w:type="spellEnd"/>
       <w:r>
+        <w:rPr>
+          <w:rFonts w:asciiTheme="majorHAnsi" w:hAnsiTheme="majorHAnsi" w:cstheme="majorHAnsi"/>
+        </w:rPr>
         <w:t>(</w:t>
       </w:r>
       <w:proofErr w:type="spellStart"/>
       <w:proofErr w:type="gramEnd"/>
       <w:r>
+        <w:rPr>
+          <w:rFonts w:asciiTheme="majorHAnsi" w:hAnsiTheme="majorHAnsi" w:cstheme="majorHAnsi"/>
+        </w:rPr>
         <w:t>intf_key</w:t>
       </w:r>
       <w:proofErr w:type="spellEnd"/>
       <w:r>
+        <w:rPr>
+          <w:rFonts w:asciiTheme="majorHAnsi" w:hAnsiTheme="majorHAnsi" w:cstheme="majorHAnsi"/>
+        </w:rPr>
         <w:t xml:space="preserve">, </w:t>
       </w:r>
       <w:proofErr w:type="spellStart"/>
       <w:r>
+        <w:rPr>
+          <w:rFonts w:asciiTheme="majorHAnsi" w:hAnsiTheme="majorHAnsi" w:cstheme="majorHAnsi"/>
+        </w:rPr>
         <w:t>intf_key</w:t>
       </w:r>
       <w:proofErr w:type="spellEnd"/>
       <w:r>
+        <w:rPr>
+          <w:rFonts w:asciiTheme="majorHAnsi" w:hAnsiTheme="majorHAnsi" w:cstheme="majorHAnsi"/>
+        </w:rPr>
         <w:t xml:space="preserve">) </w:t>
       </w:r>
       <w:proofErr w:type="gramStart"/>
       <w:r>
-        <w:t>%}Status</w:t>
+        <w:rPr>
+          <w:rFonts w:asciiTheme="majorHAnsi" w:hAnsiTheme="majorHAnsi" w:cstheme="majorHAnsi"/>
+        </w:rPr>
+        <w:t>%}</w:t>
+      </w:r>
+      <w:r>
+        <w:rPr>
+          <w:rStyle w:val="Ttulo3Char"/>
+        </w:rPr>
+        <w:t xml:space="preserve">{{ </w:t>
+      </w:r>
+      <w:proofErr w:type="spellStart"/>
+      <w:r>
+        <w:rPr>
+          <w:rStyle w:val="Ttulo3Char"/>
+        </w:rPr>
+        <w:t>isp</w:t>
       </w:r>
       <w:proofErr w:type="gramEnd"/>
       <w:r>
-        <w:t xml:space="preserve"> do Link </w:t>
+        <w:rPr>
+          <w:rStyle w:val="Ttulo3Char"/>
+        </w:rPr>
+        <w:t>_</w:t>
       </w:r>
       <w:proofErr w:type="gramStart"/>
       <w:r>
+        <w:rPr>
+          <w:rStyle w:val="Ttulo3Char"/>
+        </w:rPr>
+        <w:t>name</w:t>
+      </w:r>
+      <w:proofErr w:type="spellEnd"/>
+      <w:r>
+        <w:rPr>
+          <w:rStyle w:val="Ttulo3Char"/>
+        </w:rPr>
+        <w:t xml:space="preserve"> }</w:t>
+      </w:r>
+      <w:proofErr w:type="gramEnd"/>
+      <w:r>
+        <w:rPr>
+          <w:rStyle w:val="Ttulo3Char"/>
+        </w:rPr>
+        <w:t>}</w:t>
+      </w:r>
+      <w:r>
+        <w:rPr>
+          <w:rStyle w:val="Ttulo3Char"/>
+        </w:rPr>
+        <w:t xml:space="preserve"> Interface</w:t>
+      </w:r>
+      <w:r>
+        <w:rPr>
+          <w:rStyle w:val="Ttulo3Char"/>
+        </w:rPr>
+        <w:t xml:space="preserve"> (</w:t>
+      </w:r>
+      <w:proofErr w:type="gramStart"/>
+      <w:r>
+        <w:rPr>
+          <w:rStyle w:val="Ttulo3Char"/>
+        </w:rPr>
         <w:t xml:space="preserve">{{ </w:t>
       </w:r>
       <w:proofErr w:type="spellStart"/>
       <w:r>
-        <w:t>isp</w:t>
+        <w:rPr>
+          <w:rStyle w:val="Ttulo3Char"/>
+        </w:rPr>
+        <w:t>intf</w:t>
       </w:r>
       <w:proofErr w:type="gramEnd"/>
       <w:r>
+        <w:rPr>
+          <w:rStyle w:val="Ttulo3Char"/>
+        </w:rPr>
         <w:t>_</w:t>
       </w:r>
       <w:proofErr w:type="gramStart"/>
       <w:r>
-        <w:t>name</w:t>
+        <w:rPr>
+          <w:rStyle w:val="Ttulo3Char"/>
+        </w:rPr>
+        <w:t>key</w:t>
       </w:r>
       <w:proofErr w:type="spellEnd"/>
       <w:r>
+        <w:rPr>
+          <w:rStyle w:val="Ttulo3Char"/>
+        </w:rPr>
         <w:t xml:space="preserve"> }</w:t>
       </w:r>
       <w:proofErr w:type="gramEnd"/>
       <w:r>
-        <w:t>} (</w:t>
+        <w:rPr>
+          <w:rStyle w:val="Ttulo3Char"/>
+        </w:rPr>
+        <w:t>})</w:t>
+      </w:r>
+    </w:p>
+    <w:p>
+      <w:pPr>
+        <w:spacing w:after="0"/>
+        <w:rPr>
+          <w:rFonts w:asciiTheme="majorHAnsi" w:hAnsiTheme="majorHAnsi" w:cstheme="majorHAnsi"/>
+        </w:rPr>
+      </w:pPr>
+      <w:r>
+        <w:rPr>
+          <w:rFonts w:asciiTheme="majorHAnsi" w:hAnsiTheme="majorHAnsi" w:cstheme="majorHAnsi"/>
+        </w:rPr>
+        <w:t xml:space="preserve">{% if </w:t>
+      </w:r>
+      <w:proofErr w:type="spellStart"/>
+      <w:r>
+        <w:rPr>
+          <w:rFonts w:asciiTheme="majorHAnsi" w:hAnsiTheme="majorHAnsi" w:cstheme="majorHAnsi"/>
+        </w:rPr>
+        <w:t>intf_</w:t>
       </w:r>
       <w:proofErr w:type="gramStart"/>
       <w:r>
-        <w:t xml:space="preserve">{{ </w:t>
-      </w:r>
-      <w:proofErr w:type="spellStart"/>
-      <w:r>
-        <w:t>intf</w:t>
-      </w:r>
-      <w:proofErr w:type="gramEnd"/>
-      <w:r>
-        <w:t>_</w:t>
-      </w:r>
-      <w:proofErr w:type="gramStart"/>
-      <w:r>
-        <w:t>key</w:t>
-      </w:r>
-      <w:proofErr w:type="spellEnd"/>
-      <w:r>
-        <w:t xml:space="preserve"> }</w:t>
-      </w:r>
-      <w:proofErr w:type="gramEnd"/>
-      <w:r>
-        <w:t xml:space="preserve">}): {% if </w:t>
-      </w:r>
-      <w:proofErr w:type="spellStart"/>
-      <w:r>
-        <w:t>intf_</w:t>
-      </w:r>
-      <w:proofErr w:type="gramStart"/>
-      <w:r>
+        <w:rPr>
+          <w:rFonts w:asciiTheme="majorHAnsi" w:hAnsiTheme="majorHAnsi" w:cstheme="majorHAnsi"/>
+        </w:rPr>
         <w:t>data.ip</w:t>
       </w:r>
       <w:proofErr w:type="spellEnd"/>
       <w:proofErr w:type="gramEnd"/>
       <w:r>
+        <w:rPr>
+          <w:rFonts w:asciiTheme="majorHAnsi" w:hAnsiTheme="majorHAnsi" w:cstheme="majorHAnsi"/>
+        </w:rPr>
         <w:t xml:space="preserve"> </w:t>
       </w:r>
       <w:proofErr w:type="gramStart"/>
       <w:r>
-        <w:t xml:space="preserve">%}{{ </w:t>
+        <w:rPr>
+          <w:rFonts w:asciiTheme="majorHAnsi" w:hAnsiTheme="majorHAnsi" w:cstheme="majorHAnsi"/>
+        </w:rPr>
+        <w:t>%}</w:t>
       </w:r>
       <w:proofErr w:type="spellStart"/>
       <w:r>
-        <w:t>intf</w:t>
-      </w:r>
-      <w:proofErr w:type="gramEnd"/>
-      <w:r>
-        <w:t>_</w:t>
-      </w:r>
-      <w:proofErr w:type="gramStart"/>
-      <w:r>
-        <w:t>data.ip</w:t>
+        <w:rPr>
+          <w:rFonts w:asciiTheme="majorHAnsi" w:hAnsiTheme="majorHAnsi" w:cstheme="majorHAnsi"/>
+        </w:rPr>
+        <w:t>Endereço</w:t>
       </w:r>
       <w:proofErr w:type="spellEnd"/>
       <w:proofErr w:type="gramEnd"/>
       <w:r>
-        <w:t xml:space="preserve"> </w:t>
+        <w:rPr>
+          <w:rFonts w:asciiTheme="majorHAnsi" w:hAnsiTheme="majorHAnsi" w:cstheme="majorHAnsi"/>
+        </w:rPr>
+        <w:t xml:space="preserve"> IP: </w:t>
       </w:r>
       <w:proofErr w:type="gramStart"/>
       <w:r>
-        <w:t>}}{</w:t>
+        <w:rPr>
+          <w:rFonts w:asciiTheme="majorHAnsi" w:hAnsiTheme="majorHAnsi" w:cstheme="majorHAnsi"/>
+        </w:rPr>
+        <w:t xml:space="preserve">{{ </w:t>
+      </w:r>
+      <w:proofErr w:type="spellStart"/>
+      <w:r>
+        <w:rPr>
+          <w:rFonts w:asciiTheme="majorHAnsi" w:hAnsiTheme="majorHAnsi" w:cstheme="majorHAnsi"/>
+        </w:rPr>
+        <w:t>intf</w:t>
       </w:r>
       <w:proofErr w:type="gramEnd"/>
       <w:r>
-        <w:t>% endif %} (</w:t>
+        <w:rPr>
+          <w:rFonts w:asciiTheme="majorHAnsi" w:hAnsiTheme="majorHAnsi" w:cstheme="majorHAnsi"/>
+        </w:rPr>
+        <w:t>_</w:t>
       </w:r>
       <w:proofErr w:type="gramStart"/>
       <w:r>
-        <w:t xml:space="preserve">{{ </w:t>
-      </w:r>
-      <w:proofErr w:type="spellStart"/>
-      <w:r>
-        <w:t>intf</w:t>
-      </w:r>
-      <w:proofErr w:type="gramEnd"/>
-      <w:r>
-        <w:t>_</w:t>
-      </w:r>
-      <w:proofErr w:type="gramStart"/>
-      <w:r>
-        <w:t>data.status</w:t>
+        <w:rPr>
+          <w:rFonts w:asciiTheme="majorHAnsi" w:hAnsiTheme="majorHAnsi" w:cstheme="majorHAnsi"/>
+        </w:rPr>
+        <w:t>data.ip</w:t>
       </w:r>
       <w:proofErr w:type="spellEnd"/>
       <w:proofErr w:type="gramEnd"/>
       <w:r>
+        <w:rPr>
+          <w:rFonts w:asciiTheme="majorHAnsi" w:hAnsiTheme="majorHAnsi" w:cstheme="majorHAnsi"/>
+        </w:rPr>
         <w:t xml:space="preserve"> </w:t>
       </w:r>
       <w:proofErr w:type="gramStart"/>
       <w:r>
+        <w:rPr>
+          <w:rFonts w:asciiTheme="majorHAnsi" w:hAnsiTheme="majorHAnsi" w:cstheme="majorHAnsi"/>
+        </w:rPr>
         <w:t>}}{</w:t>
       </w:r>
       <w:proofErr w:type="gramEnd"/>
       <w:r>
-        <w:t xml:space="preserve">% if 'DOWN' in </w:t>
+        <w:rPr>
+          <w:rFonts w:asciiTheme="majorHAnsi" w:hAnsiTheme="majorHAnsi" w:cstheme="majorHAnsi"/>
+        </w:rPr>
+        <w:t xml:space="preserve">% endif %} </w:t>
+      </w:r>
+      <w:r>
+        <w:rPr>
+          <w:rFonts w:asciiTheme="majorHAnsi" w:hAnsiTheme="majorHAnsi" w:cstheme="majorHAnsi"/>
+        </w:rPr>
+        <w:t xml:space="preserve">{% if 'UP' in </w:t>
       </w:r>
       <w:proofErr w:type="spellStart"/>
       <w:r>
+        <w:rPr>
+          <w:rFonts w:asciiTheme="majorHAnsi" w:hAnsiTheme="majorHAnsi" w:cstheme="majorHAnsi"/>
+        </w:rPr>
         <w:t>intf_</w:t>
       </w:r>
       <w:proofErr w:type="gramStart"/>
       <w:r>
+        <w:rPr>
+          <w:rFonts w:asciiTheme="majorHAnsi" w:hAnsiTheme="majorHAnsi" w:cstheme="majorHAnsi"/>
+        </w:rPr>
         <w:t>data.status</w:t>
       </w:r>
       <w:proofErr w:type="spellEnd"/>
       <w:proofErr w:type="gramEnd"/>
       <w:r>
-        <w:t xml:space="preserve"> %} </w:t>
+        <w:rPr>
+          <w:rFonts w:asciiTheme="majorHAnsi" w:hAnsiTheme="majorHAnsi" w:cstheme="majorHAnsi"/>
+        </w:rPr>
+        <w:t xml:space="preserve"> %}</w:t>
+      </w:r>
+      <w:r>
+        <w:rPr>
+          <w:rFonts w:asciiTheme="majorHAnsi" w:hAnsiTheme="majorHAnsi" w:cstheme="majorHAnsi"/>
+          <w:noProof/>
+        </w:rPr>
+        <w:drawing>
+          <wp:inline distT="0" distB="0" distL="0" distR="0" wp14:anchorId="059B7014" wp14:editId="54EB24EE">
+            <wp:extent cx="152400" cy="152400"/>
+            <wp:effectExtent l="0" t="0" r="0" b="0"/>
+            <wp:docPr id="723476421" name="Imagem 1"/>
+            <wp:cNvGraphicFramePr>
+              <a:graphicFrameLocks xmlns:a="http://schemas.openxmlformats.org/drawingml/2006/main" noChangeAspect="1"/>
+            </wp:cNvGraphicFramePr>
+            <a:graphic xmlns:a="http://schemas.openxmlformats.org/drawingml/2006/main">
+              <a:graphicData uri="http://schemas.openxmlformats.org/drawingml/2006/picture">
+                <pic:pic xmlns:pic="http://schemas.openxmlformats.org/drawingml/2006/picture">
+                  <pic:nvPicPr>
+                    <pic:cNvPr id="0" name="Picture 1"/>
+                    <pic:cNvPicPr>
+                      <a:picLocks noChangeAspect="1" noChangeArrowheads="1"/>
+                    </pic:cNvPicPr>
+                  </pic:nvPicPr>
+                  <pic:blipFill>
+                    <a:blip r:embed="rId6">
+                      <a:extLst>
+                        <a:ext uri="{28A0092B-C50C-407E-A947-70E740481C1C}">
+                          <a14:useLocalDpi xmlns:a14="http://schemas.microsoft.com/office/drawing/2010/main" val="0"/>
+                        </a:ext>
+                      </a:extLst>
+                    </a:blip>
+                    <a:srcRect/>
+                    <a:stretch>
+                      <a:fillRect/>
+                    </a:stretch>
+                  </pic:blipFill>
+                  <pic:spPr bwMode="auto">
+                    <a:xfrm>
+                      <a:off x="0" y="0"/>
+                      <a:ext cx="152400" cy="152400"/>
+                    </a:xfrm>
+                    <a:prstGeom prst="rect">
+                      <a:avLst/>
+                    </a:prstGeom>
+                    <a:noFill/>
+                    <a:ln>
+                      <a:noFill/>
+                    </a:ln>
+                  </pic:spPr>
+                </pic:pic>
+              </a:graphicData>
+            </a:graphic>
+          </wp:inline>
+        </w:drawing>
+      </w:r>
+      <w:r>
+        <w:rPr>
+          <w:rFonts w:asciiTheme="majorHAnsi" w:hAnsiTheme="majorHAnsi" w:cstheme="majorHAnsi"/>
+        </w:rPr>
+        <w:t xml:space="preserve">{% endif </w:t>
       </w:r>
       <w:proofErr w:type="gramStart"/>
       <w:r>
         <w:rPr>
-          <w:rFonts w:ascii="Segoe UI Emoji" w:hAnsi="Segoe UI Emoji" w:cs="Segoe UI Emoji"/>
-        </w:rPr>
-        <w:t>❌</w:t>
-      </w:r>
-      <w:r>
+          <w:rFonts w:asciiTheme="majorHAnsi" w:hAnsiTheme="majorHAnsi" w:cstheme="majorHAnsi"/>
+        </w:rPr>
+        <w:t>%}</w:t>
+      </w:r>
+      <w:r>
+        <w:rPr>
+          <w:rFonts w:asciiTheme="majorHAnsi" w:hAnsiTheme="majorHAnsi" w:cstheme="majorHAnsi"/>
+        </w:rPr>
         <w:t>{</w:t>
       </w:r>
       <w:proofErr w:type="gramEnd"/>
       <w:r>
-        <w:t>% endif %})</w:t>
+        <w:rPr>
+          <w:rFonts w:asciiTheme="majorHAnsi" w:hAnsiTheme="majorHAnsi" w:cstheme="majorHAnsi"/>
+        </w:rPr>
+        <w:t xml:space="preserve">% if 'DOWN' in </w:t>
+      </w:r>
+      <w:proofErr w:type="spellStart"/>
+      <w:r>
+        <w:rPr>
+          <w:rFonts w:asciiTheme="majorHAnsi" w:hAnsiTheme="majorHAnsi" w:cstheme="majorHAnsi"/>
+        </w:rPr>
+        <w:t>intf_</w:t>
+      </w:r>
+      <w:proofErr w:type="gramStart"/>
+      <w:r>
+        <w:rPr>
+          <w:rFonts w:asciiTheme="majorHAnsi" w:hAnsiTheme="majorHAnsi" w:cstheme="majorHAnsi"/>
+        </w:rPr>
+        <w:t>data.status</w:t>
+      </w:r>
+      <w:proofErr w:type="spellEnd"/>
+      <w:proofErr w:type="gramEnd"/>
+      <w:r>
+        <w:rPr>
+          <w:rFonts w:asciiTheme="majorHAnsi" w:hAnsiTheme="majorHAnsi" w:cstheme="majorHAnsi"/>
+        </w:rPr>
+        <w:t xml:space="preserve"> %}</w:t>
+      </w:r>
+      <w:r>
+        <w:rPr>
+          <w:rFonts w:asciiTheme="majorHAnsi" w:hAnsiTheme="majorHAnsi" w:cstheme="majorHAnsi"/>
+          <w:noProof/>
+        </w:rPr>
+        <w:drawing>
+          <wp:inline distT="0" distB="0" distL="0" distR="0" wp14:anchorId="3C3F1FF2" wp14:editId="1DE60D42">
+            <wp:extent cx="152400" cy="152400"/>
+            <wp:effectExtent l="0" t="0" r="0" b="0"/>
+            <wp:docPr id="182736317" name="Imagem 2"/>
+            <wp:cNvGraphicFramePr>
+              <a:graphicFrameLocks xmlns:a="http://schemas.openxmlformats.org/drawingml/2006/main" noChangeAspect="1"/>
+            </wp:cNvGraphicFramePr>
+            <a:graphic xmlns:a="http://schemas.openxmlformats.org/drawingml/2006/main">
+              <a:graphicData uri="http://schemas.openxmlformats.org/drawingml/2006/picture">
+                <pic:pic xmlns:pic="http://schemas.openxmlformats.org/drawingml/2006/picture">
+                  <pic:nvPicPr>
+                    <pic:cNvPr id="0" name="Picture 3"/>
+                    <pic:cNvPicPr>
+                      <a:picLocks noChangeAspect="1" noChangeArrowheads="1"/>
+                    </pic:cNvPicPr>
+                  </pic:nvPicPr>
+                  <pic:blipFill>
+                    <a:blip r:embed="rId7">
+                      <a:extLst>
+                        <a:ext uri="{28A0092B-C50C-407E-A947-70E740481C1C}">
+                          <a14:useLocalDpi xmlns:a14="http://schemas.microsoft.com/office/drawing/2010/main" val="0"/>
+                        </a:ext>
+                      </a:extLst>
+                    </a:blip>
+                    <a:srcRect/>
+                    <a:stretch>
+                      <a:fillRect/>
+                    </a:stretch>
+                  </pic:blipFill>
+                  <pic:spPr bwMode="auto">
+                    <a:xfrm>
+                      <a:off x="0" y="0"/>
+                      <a:ext cx="152400" cy="152400"/>
+                    </a:xfrm>
+                    <a:prstGeom prst="rect">
+                      <a:avLst/>
+                    </a:prstGeom>
+                    <a:noFill/>
+                    <a:ln>
+                      <a:noFill/>
+                    </a:ln>
+                  </pic:spPr>
+                </pic:pic>
+              </a:graphicData>
+            </a:graphic>
+          </wp:inline>
+        </w:drawing>
+      </w:r>
+      <w:r>
+        <w:rPr>
+          <w:rFonts w:asciiTheme="majorHAnsi" w:hAnsiTheme="majorHAnsi" w:cstheme="majorHAnsi"/>
+        </w:rPr>
+        <w:t>{% endif %}</w:t>
       </w:r>
     </w:p>
     <w:p>
-      <w:r>
+      <w:pPr>
+        <w:spacing w:after="0"/>
+        <w:rPr>
+          <w:rFonts w:asciiTheme="majorHAnsi" w:hAnsiTheme="majorHAnsi" w:cstheme="majorHAnsi"/>
+        </w:rPr>
+      </w:pPr>
+      <w:r>
+        <w:rPr>
+          <w:rFonts w:asciiTheme="majorHAnsi" w:hAnsiTheme="majorHAnsi" w:cstheme="majorHAnsi"/>
+        </w:rPr>
         <w:t xml:space="preserve">{%p if </w:t>
       </w:r>
       <w:proofErr w:type="spellStart"/>
       <w:r>
+        <w:rPr>
+          <w:rFonts w:asciiTheme="majorHAnsi" w:hAnsiTheme="majorHAnsi" w:cstheme="majorHAnsi"/>
+        </w:rPr>
         <w:t>intf_</w:t>
       </w:r>
       <w:proofErr w:type="gramStart"/>
       <w:r>
+        <w:rPr>
+          <w:rFonts w:asciiTheme="majorHAnsi" w:hAnsiTheme="majorHAnsi" w:cstheme="majorHAnsi"/>
+        </w:rPr>
         <w:t>data.ping</w:t>
       </w:r>
       <w:proofErr w:type="gramEnd"/>
       <w:r>
+        <w:rPr>
+          <w:rFonts w:asciiTheme="majorHAnsi" w:hAnsiTheme="majorHAnsi" w:cstheme="majorHAnsi"/>
+        </w:rPr>
         <w:t>_</w:t>
       </w:r>
       <w:proofErr w:type="gramStart"/>
       <w:r>
+        <w:rPr>
+          <w:rFonts w:asciiTheme="majorHAnsi" w:hAnsiTheme="majorHAnsi" w:cstheme="majorHAnsi"/>
+        </w:rPr>
         <w:t>interface</w:t>
       </w:r>
       <w:proofErr w:type="spellEnd"/>
       <w:r>
+        <w:rPr>
+          <w:rFonts w:asciiTheme="majorHAnsi" w:hAnsiTheme="majorHAnsi" w:cstheme="majorHAnsi"/>
+        </w:rPr>
         <w:t xml:space="preserve"> %}</w:t>
       </w:r>
       <w:proofErr w:type="gramEnd"/>
     </w:p>
     <w:p>
-      <w:r>
+      <w:pPr>
+        <w:spacing w:after="0"/>
+        <w:rPr>
+          <w:rFonts w:asciiTheme="majorHAnsi" w:hAnsiTheme="majorHAnsi" w:cstheme="majorHAnsi"/>
+        </w:rPr>
+      </w:pPr>
+      <w:r>
+        <w:rPr>
+          <w:rFonts w:asciiTheme="majorHAnsi" w:hAnsiTheme="majorHAnsi" w:cstheme="majorHAnsi"/>
+        </w:rPr>
         <w:t xml:space="preserve">{% if </w:t>
       </w:r>
       <w:proofErr w:type="spellStart"/>
       <w:r>
+        <w:rPr>
+          <w:rFonts w:asciiTheme="majorHAnsi" w:hAnsiTheme="majorHAnsi" w:cstheme="majorHAnsi"/>
+        </w:rPr>
         <w:t>intf_</w:t>
       </w:r>
       <w:proofErr w:type="gramStart"/>
       <w:r>
+        <w:rPr>
+          <w:rFonts w:asciiTheme="majorHAnsi" w:hAnsiTheme="majorHAnsi" w:cstheme="majorHAnsi"/>
+        </w:rPr>
         <w:t>data.latency</w:t>
       </w:r>
       <w:proofErr w:type="spellEnd"/>
       <w:proofErr w:type="gramEnd"/>
       <w:r>
+        <w:rPr>
+          <w:rFonts w:asciiTheme="majorHAnsi" w:hAnsiTheme="majorHAnsi" w:cstheme="majorHAnsi"/>
+        </w:rPr>
         <w:t xml:space="preserve"> </w:t>
       </w:r>
       <w:proofErr w:type="gramStart"/>
       <w:r>
-        <w:t>%}{</w:t>
-      </w:r>
-      <w:proofErr w:type="gramEnd"/>
-      <w:r>
-        <w:t xml:space="preserve">% set ping = </w:t>
+        <w:rPr>
+          <w:rFonts w:asciiTheme="majorHAnsi" w:hAnsiTheme="majorHAnsi" w:cstheme="majorHAnsi"/>
+        </w:rPr>
+        <w:t>%}</w:t>
       </w:r>
       <w:proofErr w:type="spellStart"/>
       <w:r>
-        <w:t>intf_</w:t>
-      </w:r>
-      <w:proofErr w:type="gramStart"/>
-      <w:r>
-        <w:t>data.latency</w:t>
-      </w:r>
-      <w:proofErr w:type="gramEnd"/>
-      <w:r>
-        <w:t>|int</w:t>
-      </w:r>
-      <w:proofErr w:type="spellEnd"/>
-      <w:r>
-        <w:t xml:space="preserve"> </w:t>
-      </w:r>
-      <w:proofErr w:type="gramStart"/>
-      <w:r>
-        <w:t>%}</w:t>
-      </w:r>
-      <w:proofErr w:type="spellStart"/>
-      <w:r>
+        <w:rPr>
+          <w:rFonts w:asciiTheme="majorHAnsi" w:hAnsiTheme="majorHAnsi" w:cstheme="majorHAnsi"/>
+        </w:rPr>
         <w:t>Latência</w:t>
       </w:r>
       <w:proofErr w:type="spellEnd"/>
       <w:proofErr w:type="gramEnd"/>
       <w:r>
+        <w:rPr>
+          <w:rFonts w:asciiTheme="majorHAnsi" w:hAnsiTheme="majorHAnsi" w:cstheme="majorHAnsi"/>
+        </w:rPr>
         <w:t xml:space="preserve"> do Gateway (</w:t>
       </w:r>
       <w:proofErr w:type="gramStart"/>
       <w:r>
+        <w:rPr>
+          <w:rFonts w:asciiTheme="majorHAnsi" w:hAnsiTheme="majorHAnsi" w:cstheme="majorHAnsi"/>
+        </w:rPr>
         <w:t>{{ intf_data.gw</w:t>
       </w:r>
       <w:proofErr w:type="gramEnd"/>
       <w:r>
-        <w:t xml:space="preserve"> }}): </w:t>
+        <w:rPr>
+          <w:rFonts w:asciiTheme="majorHAnsi" w:hAnsiTheme="majorHAnsi" w:cstheme="majorHAnsi"/>
+        </w:rPr>
+        <w:t xml:space="preserve"> }}):</w:t>
+      </w:r>
+      <w:r>
+        <w:rPr>
+          <w:rFonts w:asciiTheme="majorHAnsi" w:hAnsiTheme="majorHAnsi" w:cstheme="majorHAnsi"/>
+        </w:rPr>
+        <w:t xml:space="preserve"> </w:t>
+      </w:r>
+      <w:r>
+        <w:rPr>
+          <w:rFonts w:asciiTheme="majorHAnsi" w:hAnsiTheme="majorHAnsi" w:cstheme="majorHAnsi"/>
+        </w:rPr>
+        <w:t>{% set ping = i</w:t>
+      </w:r>
+      <w:proofErr w:type="spellStart"/>
+      <w:r>
+        <w:rPr>
+          <w:rFonts w:asciiTheme="majorHAnsi" w:hAnsiTheme="majorHAnsi" w:cstheme="majorHAnsi"/>
+        </w:rPr>
+        <w:t>ntf_</w:t>
       </w:r>
       <w:proofErr w:type="gramStart"/>
       <w:r>
-        <w:t>{{ ping</w:t>
+        <w:rPr>
+          <w:rFonts w:asciiTheme="majorHAnsi" w:hAnsiTheme="majorHAnsi" w:cstheme="majorHAnsi"/>
+        </w:rPr>
+        <w:t>data.latency</w:t>
       </w:r>
       <w:proofErr w:type="gramEnd"/>
       <w:r>
+        <w:rPr>
+          <w:rFonts w:asciiTheme="majorHAnsi" w:hAnsiTheme="majorHAnsi" w:cstheme="majorHAnsi"/>
+        </w:rPr>
+        <w:t>|int</w:t>
+      </w:r>
+      <w:proofErr w:type="spellEnd"/>
+      <w:r>
+        <w:rPr>
+          <w:rFonts w:asciiTheme="majorHAnsi" w:hAnsiTheme="majorHAnsi" w:cstheme="majorHAnsi"/>
+        </w:rPr>
+        <w:t xml:space="preserve"> </w:t>
+      </w:r>
+      <w:proofErr w:type="gramStart"/>
+      <w:r>
+        <w:rPr>
+          <w:rFonts w:asciiTheme="majorHAnsi" w:hAnsiTheme="majorHAnsi" w:cstheme="majorHAnsi"/>
+        </w:rPr>
+        <w:t>%}{{ ping</w:t>
+      </w:r>
+      <w:proofErr w:type="gramEnd"/>
+      <w:r>
+        <w:rPr>
+          <w:rFonts w:asciiTheme="majorHAnsi" w:hAnsiTheme="majorHAnsi" w:cstheme="majorHAnsi"/>
+        </w:rPr>
         <w:t xml:space="preserve"> }}</w:t>
       </w:r>
       <w:proofErr w:type="spellStart"/>
       <w:r>
+        <w:rPr>
+          <w:rFonts w:asciiTheme="majorHAnsi" w:hAnsiTheme="majorHAnsi" w:cstheme="majorHAnsi"/>
+        </w:rPr>
         <w:t>ms</w:t>
       </w:r>
       <w:proofErr w:type="spellEnd"/>
       <w:r>
-        <w:t xml:space="preserve"> ({% if ping &lt;= 50 </w:t>
+        <w:rPr>
+          <w:rFonts w:asciiTheme="majorHAnsi" w:hAnsiTheme="majorHAnsi" w:cstheme="majorHAnsi"/>
+        </w:rPr>
+        <w:t xml:space="preserve"> {% if ping &lt;= 50 </w:t>
       </w:r>
       <w:proofErr w:type="gramStart"/>
       <w:r>
-        <w:t>%}Ok</w:t>
+        <w:rPr>
+          <w:rFonts w:asciiTheme="majorHAnsi" w:hAnsiTheme="majorHAnsi" w:cstheme="majorHAnsi"/>
+        </w:rPr>
+        <w:t>%}</w:t>
+      </w:r>
+      <w:r>
+        <w:rPr>
+          <w:rFonts w:ascii="Segoe UI Emoji" w:hAnsi="Segoe UI Emoji" w:cs="Segoe UI Emoji"/>
+        </w:rPr>
+        <w:t>🟢</w:t>
       </w:r>
       <w:proofErr w:type="gramEnd"/>
       <w:r>
-        <w:t xml:space="preserve"> </w:t>
+        <w:rPr>
+          <w:rFonts w:asciiTheme="majorHAnsi" w:hAnsiTheme="majorHAnsi" w:cstheme="majorHAnsi"/>
+        </w:rPr>
+        <w:t xml:space="preserve">{% </w:t>
+      </w:r>
+      <w:proofErr w:type="spellStart"/>
+      <w:r>
+        <w:rPr>
+          <w:rFonts w:asciiTheme="majorHAnsi" w:hAnsiTheme="majorHAnsi" w:cstheme="majorHAnsi"/>
+        </w:rPr>
+        <w:t>elif</w:t>
+      </w:r>
+      <w:proofErr w:type="spellEnd"/>
+      <w:r>
+        <w:rPr>
+          <w:rFonts w:asciiTheme="majorHAnsi" w:hAnsiTheme="majorHAnsi" w:cstheme="majorHAnsi"/>
+        </w:rPr>
+        <w:t xml:space="preserve"> ping &lt;= 150 </w:t>
       </w:r>
       <w:proofErr w:type="gramStart"/>
       <w:r>
         <w:rPr>
+          <w:rFonts w:asciiTheme="majorHAnsi" w:hAnsiTheme="majorHAnsi" w:cstheme="majorHAnsi"/>
+        </w:rPr>
+        <w:t>%}</w:t>
+      </w:r>
+      <w:r>
+        <w:rPr>
           <w:rFonts w:ascii="Segoe UI Emoji" w:hAnsi="Segoe UI Emoji" w:cs="Segoe UI Emoji"/>
-          <w:lang w:val="pt-BR"/>
-        </w:rPr>
-        <w:t>🟢</w:t>
-      </w:r>
-      <w:r>
+        </w:rPr>
+        <w:t>🟡</w:t>
+      </w:r>
+      <w:proofErr w:type="gramEnd"/>
+      <w:r>
+        <w:rPr>
+          <w:rFonts w:asciiTheme="majorHAnsi" w:hAnsiTheme="majorHAnsi" w:cstheme="majorHAnsi"/>
+        </w:rPr>
+        <w:t xml:space="preserve">{% else </w:t>
+      </w:r>
+      <w:proofErr w:type="gramStart"/>
+      <w:r>
+        <w:rPr>
+          <w:rFonts w:asciiTheme="majorHAnsi" w:hAnsiTheme="majorHAnsi" w:cstheme="majorHAnsi"/>
+        </w:rPr>
+        <w:t>%}</w:t>
+      </w:r>
+      <w:r>
+        <w:rPr>
+          <w:rFonts w:ascii="Segoe UI Emoji" w:hAnsi="Segoe UI Emoji" w:cs="Segoe UI Emoji"/>
+        </w:rPr>
+        <w:t>🔴</w:t>
+      </w:r>
+      <w:proofErr w:type="gramEnd"/>
+      <w:r>
+        <w:rPr>
+          <w:rFonts w:asciiTheme="majorHAnsi" w:hAnsiTheme="majorHAnsi" w:cstheme="majorHAnsi"/>
+        </w:rPr>
+        <w:t xml:space="preserve">{% endif </w:t>
+      </w:r>
+      <w:proofErr w:type="gramStart"/>
+      <w:r>
+        <w:rPr>
+          <w:rFonts w:asciiTheme="majorHAnsi" w:hAnsiTheme="majorHAnsi" w:cstheme="majorHAnsi"/>
+        </w:rPr>
+        <w:t>%}{</w:t>
+      </w:r>
+      <w:proofErr w:type="gramEnd"/>
+      <w:r>
+        <w:rPr>
+          <w:rFonts w:asciiTheme="majorHAnsi" w:hAnsiTheme="majorHAnsi" w:cstheme="majorHAnsi"/>
+        </w:rPr>
+        <w:t xml:space="preserve">% else </w:t>
+      </w:r>
+      <w:proofErr w:type="gramStart"/>
+      <w:r>
+        <w:rPr>
+          <w:rFonts w:asciiTheme="majorHAnsi" w:hAnsiTheme="majorHAnsi" w:cstheme="majorHAnsi"/>
+        </w:rPr>
+        <w:t>%}Ping</w:t>
+      </w:r>
+      <w:proofErr w:type="gramEnd"/>
+      <w:r>
+        <w:rPr>
+          <w:rFonts w:asciiTheme="majorHAnsi" w:hAnsiTheme="majorHAnsi" w:cstheme="majorHAnsi"/>
+        </w:rPr>
+        <w:t xml:space="preserve"> Timeout </w:t>
+      </w:r>
+      <w:proofErr w:type="gramStart"/>
+      <w:r>
+        <w:rPr>
+          <w:rFonts w:ascii="Segoe UI Emoji" w:hAnsi="Segoe UI Emoji" w:cs="Segoe UI Emoji"/>
+        </w:rPr>
+        <w:t>❌</w:t>
+      </w:r>
+      <w:r>
+        <w:rPr>
+          <w:rFonts w:asciiTheme="majorHAnsi" w:hAnsiTheme="majorHAnsi" w:cstheme="majorHAnsi"/>
+        </w:rPr>
         <w:t>{</w:t>
       </w:r>
       <w:proofErr w:type="gramEnd"/>
       <w:r>
-        <w:t xml:space="preserve">% </w:t>
-      </w:r>
-      <w:proofErr w:type="spellStart"/>
-      <w:r>
-        <w:t>elif</w:t>
-      </w:r>
-      <w:proofErr w:type="spellEnd"/>
-      <w:r>
-        <w:t xml:space="preserve"> ping &lt;= 150 </w:t>
-      </w:r>
-      <w:proofErr w:type="gramStart"/>
-      <w:r>
-        <w:t>%}Warning</w:t>
-      </w:r>
-      <w:proofErr w:type="gramEnd"/>
-      <w:r>
-        <w:t xml:space="preserve"> </w:t>
-      </w:r>
-      <w:proofErr w:type="gramStart"/>
-      <w:r>
-        <w:rPr>
-          <w:rFonts w:ascii="Segoe UI Emoji" w:hAnsi="Segoe UI Emoji" w:cs="Segoe UI Emoji"/>
-          <w:lang w:val="pt-BR"/>
-        </w:rPr>
-        <w:t>🟡</w:t>
-      </w:r>
-      <w:r>
-        <w:t>{</w:t>
-      </w:r>
-      <w:proofErr w:type="gramEnd"/>
-      <w:r>
-        <w:t xml:space="preserve">% else </w:t>
-      </w:r>
-      <w:proofErr w:type="gramStart"/>
-      <w:r>
-        <w:t>%}Critical</w:t>
-      </w:r>
-      <w:proofErr w:type="gramEnd"/>
-      <w:r>
-        <w:t xml:space="preserve"> </w:t>
-      </w:r>
-      <w:proofErr w:type="gramStart"/>
-      <w:r>
-        <w:rPr>
-          <w:rFonts w:ascii="Segoe UI Emoji" w:hAnsi="Segoe UI Emoji" w:cs="Segoe UI Emoji"/>
-          <w:lang w:val="pt-BR"/>
-        </w:rPr>
-        <w:t>🔴</w:t>
-      </w:r>
-      <w:r>
-        <w:t>{</w:t>
-      </w:r>
-      <w:proofErr w:type="gramEnd"/>
-      <w:r>
-        <w:t>% endif %</w:t>
-      </w:r>
-      <w:proofErr w:type="gramStart"/>
-      <w:r>
-        <w:t>}){</w:t>
-      </w:r>
-      <w:proofErr w:type="gramEnd"/>
-      <w:r>
-        <w:t xml:space="preserve">% else </w:t>
-      </w:r>
-      <w:proofErr w:type="gramStart"/>
-      <w:r>
-        <w:t>%}(</w:t>
-      </w:r>
-      <w:proofErr w:type="gramEnd"/>
-      <w:r>
-        <w:t xml:space="preserve">Ping Timeout </w:t>
-      </w:r>
-      <w:proofErr w:type="gramStart"/>
-      <w:r>
-        <w:rPr>
-          <w:rFonts w:ascii="Segoe UI Emoji" w:hAnsi="Segoe UI Emoji" w:cs="Segoe UI Emoji"/>
-        </w:rPr>
-        <w:t>❌</w:t>
-      </w:r>
-      <w:r>
-        <w:t>){</w:t>
-      </w:r>
-      <w:proofErr w:type="gramEnd"/>
-      <w:r>
+        <w:rPr>
+          <w:rFonts w:asciiTheme="majorHAnsi" w:hAnsiTheme="majorHAnsi" w:cstheme="majorHAnsi"/>
+        </w:rPr>
         <w:t>% endif %}</w:t>
       </w:r>
     </w:p>
     <w:p>
-      <w:r>
+      <w:pPr>
+        <w:spacing w:after="0"/>
+        <w:rPr>
+          <w:rFonts w:asciiTheme="majorHAnsi" w:hAnsiTheme="majorHAnsi" w:cstheme="majorHAnsi"/>
+        </w:rPr>
+      </w:pPr>
+      <w:r>
+        <w:rPr>
+          <w:rFonts w:asciiTheme="majorHAnsi" w:hAnsiTheme="majorHAnsi" w:cstheme="majorHAnsi"/>
+        </w:rPr>
         <w:t xml:space="preserve">{%p </w:t>
       </w:r>
       <w:proofErr w:type="gramStart"/>
       <w:r>
+        <w:rPr>
+          <w:rFonts w:asciiTheme="majorHAnsi" w:hAnsiTheme="majorHAnsi" w:cstheme="majorHAnsi"/>
+        </w:rPr>
         <w:t>endif %}</w:t>
       </w:r>
       <w:proofErr w:type="gramEnd"/>
     </w:p>
     <w:p>
-      <w:r>
+      <w:pPr>
+        <w:spacing w:after="0"/>
+        <w:rPr>
+          <w:rFonts w:asciiTheme="majorHAnsi" w:hAnsiTheme="majorHAnsi" w:cstheme="majorHAnsi"/>
+        </w:rPr>
+      </w:pPr>
+    </w:p>
+    <w:p>
+      <w:pPr>
+        <w:spacing w:after="0"/>
+        <w:rPr>
+          <w:rFonts w:asciiTheme="majorHAnsi" w:hAnsiTheme="majorHAnsi" w:cstheme="majorHAnsi"/>
+        </w:rPr>
+      </w:pPr>
+      <w:r>
+        <w:rPr>
+          <w:rFonts w:asciiTheme="majorHAnsi" w:hAnsiTheme="majorHAnsi" w:cstheme="majorHAnsi"/>
+        </w:rPr>
         <w:t xml:space="preserve">{%p </w:t>
       </w:r>
       <w:proofErr w:type="gramStart"/>
       <w:r>
+        <w:rPr>
+          <w:rFonts w:asciiTheme="majorHAnsi" w:hAnsiTheme="majorHAnsi" w:cstheme="majorHAnsi"/>
+        </w:rPr>
         <w:t>endif %}</w:t>
+      </w:r>
+      <w:r>
+        <w:rPr>
+          <w:rFonts w:asciiTheme="majorHAnsi" w:hAnsiTheme="majorHAnsi" w:cstheme="majorHAnsi"/>
+        </w:rPr>
+        <w:t xml:space="preserve"> {#</w:t>
+      </w:r>
+      <w:proofErr w:type="gramEnd"/>
+      <w:r>
+        <w:rPr>
+          <w:rFonts w:asciiTheme="majorHAnsi" w:hAnsiTheme="majorHAnsi" w:cstheme="majorHAnsi"/>
+        </w:rPr>
+        <w:t xml:space="preserve"> CLOSES: if </w:t>
+      </w:r>
+      <w:proofErr w:type="spellStart"/>
+      <w:r>
+        <w:rPr>
+          <w:rFonts w:asciiTheme="majorHAnsi" w:hAnsiTheme="majorHAnsi" w:cstheme="majorHAnsi"/>
+        </w:rPr>
+        <w:t>intf_</w:t>
+      </w:r>
+      <w:proofErr w:type="gramStart"/>
+      <w:r>
+        <w:rPr>
+          <w:rFonts w:asciiTheme="majorHAnsi" w:hAnsiTheme="majorHAnsi" w:cstheme="majorHAnsi"/>
+        </w:rPr>
+        <w:t>data.ip</w:t>
+      </w:r>
+      <w:proofErr w:type="spellEnd"/>
+      <w:proofErr w:type="gramEnd"/>
+      <w:r>
+        <w:rPr>
+          <w:rFonts w:asciiTheme="majorHAnsi" w:hAnsiTheme="majorHAnsi" w:cstheme="majorHAnsi"/>
+        </w:rPr>
+        <w:t xml:space="preserve"> #}</w:t>
+      </w:r>
+    </w:p>
+    <w:p>
+      <w:pPr>
+        <w:spacing w:after="0"/>
+        <w:rPr>
+          <w:rFonts w:asciiTheme="majorHAnsi" w:hAnsiTheme="majorHAnsi" w:cstheme="majorHAnsi"/>
+        </w:rPr>
+      </w:pPr>
+      <w:r>
+        <w:rPr>
+          <w:rFonts w:asciiTheme="majorHAnsi" w:hAnsiTheme="majorHAnsi" w:cstheme="majorHAnsi"/>
+        </w:rPr>
+        <w:t xml:space="preserve">{%p </w:t>
+      </w:r>
+      <w:proofErr w:type="spellStart"/>
+      <w:r>
+        <w:rPr>
+          <w:rFonts w:asciiTheme="majorHAnsi" w:hAnsiTheme="majorHAnsi" w:cstheme="majorHAnsi"/>
+        </w:rPr>
+        <w:t>endfor</w:t>
+      </w:r>
+      <w:proofErr w:type="spellEnd"/>
+      <w:r>
+        <w:rPr>
+          <w:rFonts w:asciiTheme="majorHAnsi" w:hAnsiTheme="majorHAnsi" w:cstheme="majorHAnsi"/>
+        </w:rPr>
+        <w:t xml:space="preserve"> %} {# CLOSES: for </w:t>
+      </w:r>
+      <w:proofErr w:type="spellStart"/>
+      <w:r>
+        <w:rPr>
+          <w:rFonts w:asciiTheme="majorHAnsi" w:hAnsiTheme="majorHAnsi" w:cstheme="majorHAnsi"/>
+        </w:rPr>
+        <w:t>intf_key</w:t>
+      </w:r>
+      <w:proofErr w:type="spellEnd"/>
+      <w:r>
+        <w:rPr>
+          <w:rFonts w:asciiTheme="majorHAnsi" w:hAnsiTheme="majorHAnsi" w:cstheme="majorHAnsi"/>
+        </w:rPr>
+        <w:t xml:space="preserve">, </w:t>
+      </w:r>
+      <w:proofErr w:type="spellStart"/>
+      <w:r>
+        <w:rPr>
+          <w:rFonts w:asciiTheme="majorHAnsi" w:hAnsiTheme="majorHAnsi" w:cstheme="majorHAnsi"/>
+        </w:rPr>
+        <w:t>intf_data</w:t>
+      </w:r>
+      <w:proofErr w:type="spellEnd"/>
+      <w:r>
+        <w:rPr>
+          <w:rFonts w:asciiTheme="majorHAnsi" w:hAnsiTheme="majorHAnsi" w:cstheme="majorHAnsi"/>
+        </w:rPr>
+        <w:t xml:space="preserve"> #} </w:t>
+      </w:r>
+    </w:p>
+    <w:p>
+      <w:pPr>
+        <w:spacing w:after="0"/>
+        <w:rPr>
+          <w:rFonts w:asciiTheme="majorHAnsi" w:hAnsiTheme="majorHAnsi" w:cstheme="majorHAnsi"/>
+        </w:rPr>
+      </w:pPr>
+      <w:r>
+        <w:rPr>
+          <w:rFonts w:asciiTheme="majorHAnsi" w:hAnsiTheme="majorHAnsi" w:cstheme="majorHAnsi"/>
+        </w:rPr>
+        <w:t xml:space="preserve">{%p </w:t>
+      </w:r>
+      <w:proofErr w:type="gramStart"/>
+      <w:r>
+        <w:rPr>
+          <w:rFonts w:asciiTheme="majorHAnsi" w:hAnsiTheme="majorHAnsi" w:cstheme="majorHAnsi"/>
+        </w:rPr>
+        <w:t>endif %} {#</w:t>
+      </w:r>
+      <w:proofErr w:type="gramEnd"/>
+      <w:r>
+        <w:rPr>
+          <w:rFonts w:asciiTheme="majorHAnsi" w:hAnsiTheme="majorHAnsi" w:cstheme="majorHAnsi"/>
+        </w:rPr>
+        <w:t xml:space="preserve"> CLOSES: if </w:t>
+      </w:r>
+      <w:proofErr w:type="spellStart"/>
+      <w:proofErr w:type="gramStart"/>
+      <w:r>
+        <w:rPr>
+          <w:rFonts w:asciiTheme="majorHAnsi" w:hAnsiTheme="majorHAnsi" w:cstheme="majorHAnsi"/>
+        </w:rPr>
+        <w:t>res.error</w:t>
+      </w:r>
+      <w:proofErr w:type="spellEnd"/>
+      <w:proofErr w:type="gramEnd"/>
+      <w:r>
+        <w:rPr>
+          <w:rFonts w:asciiTheme="majorHAnsi" w:hAnsiTheme="majorHAnsi" w:cstheme="majorHAnsi"/>
+        </w:rPr>
+        <w:t xml:space="preserve"> #}</w:t>
+      </w:r>
+    </w:p>
+    <w:p>
+      <w:pPr>
+        <w:spacing w:after="0"/>
+        <w:rPr>
+          <w:rFonts w:asciiTheme="majorHAnsi" w:hAnsiTheme="majorHAnsi" w:cstheme="majorHAnsi"/>
+        </w:rPr>
+      </w:pPr>
+      <w:r>
+        <w:rPr>
+          <w:rFonts w:asciiTheme="majorHAnsi" w:hAnsiTheme="majorHAnsi" w:cstheme="majorHAnsi"/>
+        </w:rPr>
+        <w:t xml:space="preserve">{%p </w:t>
+      </w:r>
+      <w:proofErr w:type="gramStart"/>
+      <w:r>
+        <w:rPr>
+          <w:rFonts w:asciiTheme="majorHAnsi" w:hAnsiTheme="majorHAnsi" w:cstheme="majorHAnsi"/>
+        </w:rPr>
+        <w:t>endif %} {#</w:t>
+      </w:r>
+      <w:proofErr w:type="gramEnd"/>
+      <w:r>
+        <w:rPr>
+          <w:rFonts w:asciiTheme="majorHAnsi" w:hAnsiTheme="majorHAnsi" w:cstheme="majorHAnsi"/>
+        </w:rPr>
+        <w:t xml:space="preserve"> CLOSES: if </w:t>
+      </w:r>
+      <w:proofErr w:type="spellStart"/>
+      <w:proofErr w:type="gramStart"/>
+      <w:r>
+        <w:rPr>
+          <w:rFonts w:asciiTheme="majorHAnsi" w:hAnsiTheme="majorHAnsi" w:cstheme="majorHAnsi"/>
+        </w:rPr>
+        <w:t>res.rule</w:t>
+      </w:r>
+      <w:proofErr w:type="gramEnd"/>
+      <w:r>
+        <w:rPr>
+          <w:rFonts w:asciiTheme="majorHAnsi" w:hAnsiTheme="majorHAnsi" w:cstheme="majorHAnsi"/>
+        </w:rPr>
+        <w:t>_name</w:t>
+      </w:r>
+      <w:proofErr w:type="spellEnd"/>
+      <w:r>
+        <w:rPr>
+          <w:rFonts w:asciiTheme="majorHAnsi" w:hAnsiTheme="majorHAnsi" w:cstheme="majorHAnsi"/>
+        </w:rPr>
+        <w:t xml:space="preserve"> in ['Switch', 'Access Point</w:t>
+      </w:r>
+      <w:proofErr w:type="gramStart"/>
+      <w:r>
+        <w:rPr>
+          <w:rFonts w:asciiTheme="majorHAnsi" w:hAnsiTheme="majorHAnsi" w:cstheme="majorHAnsi"/>
+        </w:rPr>
+        <w:t>'] #}</w:t>
       </w:r>
       <w:proofErr w:type="gramEnd"/>
     </w:p>
     <w:p>
-      <w:r>
-        <w:t xml:space="preserve">{%p </w:t>
+      <w:pPr>
+        <w:spacing w:after="0"/>
+        <w:rPr>
+          <w:rFonts w:asciiTheme="majorHAnsi" w:hAnsiTheme="majorHAnsi" w:cstheme="majorHAnsi"/>
+        </w:rPr>
+      </w:pPr>
+      <w:r>
+        <w:rPr>
+          <w:rFonts w:asciiTheme="majorHAnsi" w:hAnsiTheme="majorHAnsi" w:cstheme="majorHAnsi"/>
+        </w:rPr>
+        <w:t xml:space="preserve">{%p if </w:t>
       </w:r>
       <w:proofErr w:type="spellStart"/>
-      <w:r>
-        <w:t>endfor</w:t>
+      <w:proofErr w:type="gramStart"/>
+      <w:r>
+        <w:rPr>
+          <w:rFonts w:asciiTheme="majorHAnsi" w:hAnsiTheme="majorHAnsi" w:cstheme="majorHAnsi"/>
+        </w:rPr>
+        <w:t>res.screenshot</w:t>
       </w:r>
       <w:proofErr w:type="spellEnd"/>
-      <w:r>
-        <w:t xml:space="preserve"> %} {# CLOSES: for </w:t>
-      </w:r>
-      <w:proofErr w:type="spellStart"/>
-      <w:r>
-        <w:t>intf_key</w:t>
-      </w:r>
-      <w:proofErr w:type="spellEnd"/>
-      <w:r>
-        <w:t xml:space="preserve">, </w:t>
-      </w:r>
-      <w:proofErr w:type="spellStart"/>
-      <w:r>
-        <w:t>intf_data</w:t>
-      </w:r>
-      <w:proofErr w:type="spellEnd"/>
-      <w:r>
-        <w:t xml:space="preserve"> #} </w:t>
+      <w:proofErr w:type="gramEnd"/>
+      <w:r>
+        <w:rPr>
+          <w:rFonts w:asciiTheme="majorHAnsi" w:hAnsiTheme="majorHAnsi" w:cstheme="majorHAnsi"/>
+        </w:rPr>
+        <w:t xml:space="preserve"> %}</w:t>
       </w:r>
     </w:p>
     <w:p>
-      <w:r>
-        <w:t xml:space="preserve">{%p </w:t>
-      </w:r>
-      <w:proofErr w:type="gramStart"/>
-      <w:r>
-        <w:t>endif %} {#</w:t>
-      </w:r>
-      <w:proofErr w:type="gramEnd"/>
-      <w:r>
-        <w:t xml:space="preserve"> CLOSES: if </w:t>
-      </w:r>
+      <w:pPr>
+        <w:rPr>
+          <w:rFonts w:asciiTheme="majorHAnsi" w:hAnsiTheme="majorHAnsi" w:cstheme="majorHAnsi"/>
+        </w:rPr>
+      </w:pPr>
       <w:proofErr w:type="spellStart"/>
-      <w:proofErr w:type="gramStart"/>
-      <w:r>
-        <w:t>res.error</w:t>
+      <w:r>
+        <w:rPr>
+          <w:rFonts w:asciiTheme="majorHAnsi" w:hAnsiTheme="majorHAnsi" w:cstheme="majorHAnsi"/>
+        </w:rPr>
+        <w:t>Evidência</w:t>
       </w:r>
       <w:proofErr w:type="spellEnd"/>
-      <w:proofErr w:type="gramEnd"/>
-      <w:r>
-        <w:t xml:space="preserve"> #}</w:t>
+      <w:r>
+        <w:rPr>
+          <w:rFonts w:asciiTheme="majorHAnsi" w:hAnsiTheme="majorHAnsi" w:cstheme="majorHAnsi"/>
+        </w:rPr>
+        <w:t xml:space="preserve"> (Screenshot):</w:t>
       </w:r>
     </w:p>
     <w:p>
-      <w:r>
+      <w:pPr>
+        <w:rPr>
+          <w:rFonts w:asciiTheme="majorHAnsi" w:hAnsiTheme="majorHAnsi" w:cstheme="majorHAnsi"/>
+          <w:lang w:val="pt-BR"/>
+        </w:rPr>
+      </w:pPr>
+      <w:proofErr w:type="gramStart"/>
+      <w:r>
+        <w:rPr>
+          <w:rFonts w:asciiTheme="majorHAnsi" w:hAnsiTheme="majorHAnsi" w:cstheme="majorHAnsi"/>
+          <w:lang w:val="pt-BR"/>
+        </w:rPr>
+        <w:t xml:space="preserve">{{ </w:t>
+      </w:r>
+      <w:proofErr w:type="spellStart"/>
+      <w:r>
+        <w:rPr>
+          <w:rFonts w:asciiTheme="majorHAnsi" w:hAnsiTheme="majorHAnsi" w:cstheme="majorHAnsi"/>
+          <w:lang w:val="pt-BR"/>
+        </w:rPr>
+        <w:t>res</w:t>
+      </w:r>
+      <w:proofErr w:type="gramEnd"/>
+      <w:r>
+        <w:rPr>
+          <w:rFonts w:asciiTheme="majorHAnsi" w:hAnsiTheme="majorHAnsi" w:cstheme="majorHAnsi"/>
+          <w:lang w:val="pt-BR"/>
+        </w:rPr>
+        <w:t>.</w:t>
+      </w:r>
+      <w:proofErr w:type="gramStart"/>
+      <w:r>
+        <w:rPr>
+          <w:rFonts w:asciiTheme="majorHAnsi" w:hAnsiTheme="majorHAnsi" w:cstheme="majorHAnsi"/>
+          <w:lang w:val="pt-BR"/>
+        </w:rPr>
+        <w:t>screenshot</w:t>
+      </w:r>
+      <w:proofErr w:type="spellEnd"/>
+      <w:r>
+        <w:rPr>
+          <w:rFonts w:asciiTheme="majorHAnsi" w:hAnsiTheme="majorHAnsi" w:cstheme="majorHAnsi"/>
+          <w:lang w:val="pt-BR"/>
+        </w:rPr>
+        <w:t xml:space="preserve"> }</w:t>
+      </w:r>
+      <w:proofErr w:type="gramEnd"/>
+      <w:r>
+        <w:rPr>
+          <w:rFonts w:asciiTheme="majorHAnsi" w:hAnsiTheme="majorHAnsi" w:cstheme="majorHAnsi"/>
+          <w:lang w:val="pt-BR"/>
+        </w:rPr>
+        <w:t>}</w:t>
+      </w:r>
+    </w:p>
+    <w:p>
+      <w:pPr>
+        <w:spacing w:after="0"/>
+        <w:rPr>
+          <w:rFonts w:asciiTheme="majorHAnsi" w:hAnsiTheme="majorHAnsi" w:cstheme="majorHAnsi"/>
+          <w:lang w:val="pt-BR"/>
+        </w:rPr>
+      </w:pPr>
+      <w:r>
+        <w:rPr>
+          <w:rFonts w:asciiTheme="majorHAnsi" w:hAnsiTheme="majorHAnsi" w:cstheme="majorHAnsi"/>
+          <w:lang w:val="pt-BR"/>
+        </w:rPr>
         <w:t xml:space="preserve">{%p </w:t>
       </w:r>
+      <w:proofErr w:type="spellStart"/>
+      <w:r>
+        <w:rPr>
+          <w:rFonts w:asciiTheme="majorHAnsi" w:hAnsiTheme="majorHAnsi" w:cstheme="majorHAnsi"/>
+          <w:lang w:val="pt-BR"/>
+        </w:rPr>
+        <w:t>else</w:t>
+      </w:r>
+      <w:proofErr w:type="spellEnd"/>
+      <w:r>
+        <w:rPr>
+          <w:rFonts w:asciiTheme="majorHAnsi" w:hAnsiTheme="majorHAnsi" w:cstheme="majorHAnsi"/>
+          <w:lang w:val="pt-BR"/>
+        </w:rPr>
+        <w:t xml:space="preserve"> %}</w:t>
+      </w:r>
+    </w:p>
+    <w:p>
+      <w:pPr>
+        <w:rPr>
+          <w:rFonts w:asciiTheme="majorHAnsi" w:hAnsiTheme="majorHAnsi" w:cstheme="majorHAnsi"/>
+          <w:lang w:val="pt-BR"/>
+        </w:rPr>
+      </w:pPr>
+      <w:r>
+        <w:rPr>
+          <w:rFonts w:asciiTheme="majorHAnsi" w:hAnsiTheme="majorHAnsi" w:cstheme="majorHAnsi"/>
+          <w:lang w:val="pt-BR"/>
+        </w:rPr>
+        <w:t>Nenhuma imagem de evidência disponível.</w:t>
+      </w:r>
+    </w:p>
+    <w:p>
+      <w:pPr>
+        <w:spacing w:after="0"/>
+        <w:rPr>
+          <w:rFonts w:asciiTheme="majorHAnsi" w:hAnsiTheme="majorHAnsi" w:cstheme="majorHAnsi"/>
+        </w:rPr>
+      </w:pPr>
+      <w:r>
+        <w:rPr>
+          <w:rFonts w:asciiTheme="majorHAnsi" w:hAnsiTheme="majorHAnsi" w:cstheme="majorHAnsi"/>
+        </w:rPr>
+        <w:t xml:space="preserve">{%p </w:t>
+      </w:r>
       <w:proofErr w:type="gramStart"/>
       <w:r>
-        <w:t>endif %} {#</w:t>
-      </w:r>
-      <w:proofErr w:type="gramEnd"/>
-      <w:r>
-        <w:t xml:space="preserve"> CLOSES: if </w:t>
-      </w:r>
-      <w:proofErr w:type="spellStart"/>
-      <w:proofErr w:type="gramStart"/>
-      <w:r>
-        <w:t>res.rule</w:t>
-      </w:r>
-      <w:proofErr w:type="gramEnd"/>
-      <w:r>
-        <w:t>_name</w:t>
-      </w:r>
-      <w:proofErr w:type="spellEnd"/>
-      <w:r>
-        <w:t xml:space="preserve"> in ['Switch', 'Access Point</w:t>
-      </w:r>
-      <w:proofErr w:type="gramStart"/>
-      <w:r>
-        <w:t>'] #}</w:t>
+        <w:rPr>
+          <w:rFonts w:asciiTheme="majorHAnsi" w:hAnsiTheme="majorHAnsi" w:cstheme="majorHAnsi"/>
+        </w:rPr>
+        <w:t>endif %}</w:t>
       </w:r>
       <w:proofErr w:type="gramEnd"/>
     </w:p>
     <w:p>
-      <w:r>
-        <w:t xml:space="preserve">{%p if </w:t>
+      <w:pPr>
+        <w:spacing w:after="0"/>
+        <w:rPr>
+          <w:rFonts w:asciiTheme="majorHAnsi" w:hAnsiTheme="majorHAnsi" w:cstheme="majorHAnsi"/>
+        </w:rPr>
+      </w:pPr>
+      <w:r>
+        <w:rPr>
+          <w:rFonts w:asciiTheme="majorHAnsi" w:hAnsiTheme="majorHAnsi" w:cstheme="majorHAnsi"/>
+        </w:rPr>
+        <w:t>{%</w:t>
+      </w:r>
+      <w:r>
+        <w:rPr>
+          <w:rFonts w:asciiTheme="majorHAnsi" w:hAnsiTheme="majorHAnsi" w:cstheme="majorHAnsi"/>
+        </w:rPr>
+        <w:t>p</w:t>
+      </w:r>
+      <w:r>
+        <w:rPr>
+          <w:rFonts w:asciiTheme="majorHAnsi" w:hAnsiTheme="majorHAnsi" w:cstheme="majorHAnsi"/>
+        </w:rPr>
+        <w:t xml:space="preserve"> </w:t>
       </w:r>
       <w:proofErr w:type="spellStart"/>
       <w:proofErr w:type="gramStart"/>
       <w:r>
-        <w:t>res.screenshot</w:t>
+        <w:rPr>
+          <w:rFonts w:asciiTheme="majorHAnsi" w:hAnsiTheme="majorHAnsi" w:cstheme="majorHAnsi"/>
+        </w:rPr>
+        <w:t>endfor</w:t>
       </w:r>
       <w:proofErr w:type="spellEnd"/>
-      <w:proofErr w:type="gramEnd"/>
-      <w:r>
-        <w:t xml:space="preserve"> %}</w:t>
-      </w:r>
-    </w:p>
-    <w:p>
-      <w:proofErr w:type="spellStart"/>
-      <w:r>
-        <w:t>Evidência</w:t>
-      </w:r>
-      <w:proofErr w:type="spellEnd"/>
-      <w:r>
-        <w:t xml:space="preserve"> (Screenshot):</w:t>
-      </w:r>
-    </w:p>
-    <w:p>
-      <w:pPr>
-        <w:rPr>
-          <w:lang w:val="pt-BR"/>
-        </w:rPr>
-      </w:pPr>
-      <w:proofErr w:type="gramStart"/>
-      <w:r>
-        <w:rPr>
-          <w:lang w:val="pt-BR"/>
-        </w:rPr>
-        <w:t xml:space="preserve">{{ </w:t>
-      </w:r>
-      <w:proofErr w:type="spellStart"/>
-      <w:r>
-        <w:rPr>
-          <w:lang w:val="pt-BR"/>
-        </w:rPr>
-        <w:t>res</w:t>
-      </w:r>
-      <w:proofErr w:type="gramEnd"/>
-      <w:r>
-        <w:rPr>
-          <w:lang w:val="pt-BR"/>
-        </w:rPr>
-        <w:t>.</w:t>
-      </w:r>
-      <w:proofErr w:type="gramStart"/>
-      <w:r>
-        <w:rPr>
-          <w:lang w:val="pt-BR"/>
-        </w:rPr>
-        <w:t>screenshot</w:t>
-      </w:r>
-      <w:proofErr w:type="spellEnd"/>
-      <w:r>
-        <w:rPr>
-          <w:lang w:val="pt-BR"/>
-        </w:rPr>
-        <w:t xml:space="preserve"> }</w:t>
-      </w:r>
-      <w:proofErr w:type="gramEnd"/>
-      <w:r>
-        <w:rPr>
-          <w:lang w:val="pt-BR"/>
-        </w:rPr>
-        <w:t>}</w:t>
-      </w:r>
-    </w:p>
-    <w:p>
-      <w:pPr>
-        <w:rPr>
-          <w:lang w:val="pt-BR"/>
-        </w:rPr>
-      </w:pPr>
-      <w:r>
-        <w:rPr>
-          <w:lang w:val="pt-BR"/>
-        </w:rPr>
-        <w:t xml:space="preserve">{%p </w:t>
-      </w:r>
-      <w:proofErr w:type="spellStart"/>
-      <w:r>
-        <w:rPr>
-          <w:lang w:val="pt-BR"/>
-        </w:rPr>
-        <w:t>else</w:t>
-      </w:r>
-      <w:proofErr w:type="spellEnd"/>
-      <w:r>
-        <w:rPr>
-          <w:lang w:val="pt-BR"/>
-        </w:rPr>
-        <w:t xml:space="preserve"> %}</w:t>
-      </w:r>
-    </w:p>
-    <w:p>
-      <w:pPr>
-        <w:rPr>
-          <w:lang w:val="pt-BR"/>
-        </w:rPr>
-      </w:pPr>
-      <w:r>
-        <w:rPr>
-          <w:lang w:val="pt-BR"/>
-        </w:rPr>
-        <w:t>Nenhuma imagem de evidência disponível.</w:t>
-      </w:r>
-    </w:p>
-    <w:p>
-      <w:pPr>
-        <w:rPr>
-          <w:lang w:val="pt-BR"/>
-        </w:rPr>
-      </w:pPr>
-      <w:r>
-        <w:rPr>
-          <w:lang w:val="pt-BR"/>
-        </w:rPr>
-        <w:t>{%</w:t>
-      </w:r>
-      <w:r>
-        <w:rPr>
-          <w:lang w:val="pt-BR"/>
-        </w:rPr>
-        <w:t>p</w:t>
-      </w:r>
-      <w:r>
-        <w:rPr>
-          <w:lang w:val="pt-BR"/>
-        </w:rPr>
-        <w:t xml:space="preserve"> </w:t>
-      </w:r>
-      <w:proofErr w:type="spellStart"/>
-      <w:r>
-        <w:rPr>
-          <w:lang w:val="pt-BR"/>
-        </w:rPr>
-        <w:t>endif</w:t>
-      </w:r>
-      <w:proofErr w:type="spellEnd"/>
-      <w:r>
-        <w:rPr>
-          <w:lang w:val="pt-BR"/>
-        </w:rPr>
-        <w:t xml:space="preserve"> %}</w:t>
-      </w:r>
-    </w:p>
-    <w:p>
-      <w:r>
-        <w:t>{%</w:t>
-      </w:r>
-      <w:r>
-        <w:t>p</w:t>
-      </w:r>
-      <w:r>
-        <w:t xml:space="preserve"> </w:t>
-      </w:r>
-      <w:proofErr w:type="spellStart"/>
-      <w:proofErr w:type="gramStart"/>
-      <w:r>
-        <w:t>endfor</w:t>
-      </w:r>
-      <w:proofErr w:type="spellEnd"/>
-      <w:r>
+      <w:r>
+        <w:rPr>
+          <w:rFonts w:asciiTheme="majorHAnsi" w:hAnsiTheme="majorHAnsi" w:cstheme="majorHAnsi"/>
+        </w:rPr>
         <w:t xml:space="preserve"> %}</w:t>
       </w:r>
       <w:proofErr w:type="gramEnd"/>
@@ -3570,6 +4802,7 @@
   <w:style w:type="character" w:default="1" w:styleId="Fontepargpadro">
     <w:name w:val="Default Paragraph Font"/>
     <w:uiPriority w:val="1"/>
+    <w:semiHidden/>
     <w:unhideWhenUsed/>
   </w:style>
   <w:style w:type="table" w:default="1" w:styleId="Tabelanormal">

--- a/template_pt-BR.example.docx
+++ b/template_pt-BR.example.docx
@@ -73,187 +73,7 @@
           <w:rFonts w:asciiTheme="majorHAnsi" w:hAnsiTheme="majorHAnsi" w:cstheme="majorHAnsi"/>
           <w:lang w:val="pt-BR"/>
         </w:rPr>
-        <w:t xml:space="preserve"> (Ping ≤ 50ms): </w:t>
-      </w:r>
-      <w:proofErr w:type="gramStart"/>
-      <w:r>
-        <w:rPr>
-          <w:rFonts w:asciiTheme="majorHAnsi" w:hAnsiTheme="majorHAnsi" w:cstheme="majorHAnsi"/>
-          <w:lang w:val="pt-BR"/>
-        </w:rPr>
-        <w:t xml:space="preserve">{{ </w:t>
-      </w:r>
-      <w:proofErr w:type="spellStart"/>
-      <w:r>
-        <w:rPr>
-          <w:rFonts w:asciiTheme="majorHAnsi" w:hAnsiTheme="majorHAnsi" w:cstheme="majorHAnsi"/>
-          <w:lang w:val="pt-BR"/>
-        </w:rPr>
-        <w:t>results</w:t>
-      </w:r>
-      <w:proofErr w:type="spellEnd"/>
-      <w:proofErr w:type="gramEnd"/>
-      <w:r>
-        <w:rPr>
-          <w:rFonts w:asciiTheme="majorHAnsi" w:hAnsiTheme="majorHAnsi" w:cstheme="majorHAnsi"/>
-          <w:lang w:val="pt-BR"/>
-        </w:rPr>
-        <w:t xml:space="preserve"> | </w:t>
-      </w:r>
-      <w:proofErr w:type="spellStart"/>
-      <w:proofErr w:type="gramStart"/>
-      <w:r>
-        <w:rPr>
-          <w:rFonts w:asciiTheme="majorHAnsi" w:hAnsiTheme="majorHAnsi" w:cstheme="majorHAnsi"/>
-          <w:lang w:val="pt-BR"/>
-        </w:rPr>
-        <w:t>rejectattr</w:t>
-      </w:r>
-      <w:proofErr w:type="spellEnd"/>
-      <w:r>
-        <w:rPr>
-          <w:rFonts w:asciiTheme="majorHAnsi" w:hAnsiTheme="majorHAnsi" w:cstheme="majorHAnsi"/>
-          <w:lang w:val="pt-BR"/>
-        </w:rPr>
-        <w:t>(</w:t>
-      </w:r>
-      <w:proofErr w:type="gramEnd"/>
-      <w:r>
-        <w:rPr>
-          <w:rFonts w:asciiTheme="majorHAnsi" w:hAnsiTheme="majorHAnsi" w:cstheme="majorHAnsi"/>
-          <w:lang w:val="pt-BR"/>
-        </w:rPr>
-        <w:t>'</w:t>
-      </w:r>
-      <w:proofErr w:type="spellStart"/>
-      <w:r>
-        <w:rPr>
-          <w:rFonts w:asciiTheme="majorHAnsi" w:hAnsiTheme="majorHAnsi" w:cstheme="majorHAnsi"/>
-          <w:lang w:val="pt-BR"/>
-        </w:rPr>
-        <w:t>latency</w:t>
-      </w:r>
-      <w:proofErr w:type="spellEnd"/>
-      <w:r>
-        <w:rPr>
-          <w:rFonts w:asciiTheme="majorHAnsi" w:hAnsiTheme="majorHAnsi" w:cstheme="majorHAnsi"/>
-          <w:lang w:val="pt-BR"/>
-        </w:rPr>
-        <w:t>', '</w:t>
-      </w:r>
-      <w:proofErr w:type="spellStart"/>
-      <w:r>
-        <w:rPr>
-          <w:rFonts w:asciiTheme="majorHAnsi" w:hAnsiTheme="majorHAnsi" w:cstheme="majorHAnsi"/>
-          <w:lang w:val="pt-BR"/>
-        </w:rPr>
-        <w:t>equalto</w:t>
-      </w:r>
-      <w:proofErr w:type="spellEnd"/>
-      <w:r>
-        <w:rPr>
-          <w:rFonts w:asciiTheme="majorHAnsi" w:hAnsiTheme="majorHAnsi" w:cstheme="majorHAnsi"/>
-          <w:lang w:val="pt-BR"/>
-        </w:rPr>
-        <w:t xml:space="preserve">', '') | </w:t>
-      </w:r>
-      <w:proofErr w:type="spellStart"/>
-      <w:proofErr w:type="gramStart"/>
-      <w:r>
-        <w:rPr>
-          <w:rFonts w:asciiTheme="majorHAnsi" w:hAnsiTheme="majorHAnsi" w:cstheme="majorHAnsi"/>
-          <w:lang w:val="pt-BR"/>
-        </w:rPr>
-        <w:t>selectattr</w:t>
-      </w:r>
-      <w:proofErr w:type="spellEnd"/>
-      <w:r>
-        <w:rPr>
-          <w:rFonts w:asciiTheme="majorHAnsi" w:hAnsiTheme="majorHAnsi" w:cstheme="majorHAnsi"/>
-          <w:lang w:val="pt-BR"/>
-        </w:rPr>
-        <w:t>(</w:t>
-      </w:r>
-      <w:proofErr w:type="gramEnd"/>
-      <w:r>
-        <w:rPr>
-          <w:rFonts w:asciiTheme="majorHAnsi" w:hAnsiTheme="majorHAnsi" w:cstheme="majorHAnsi"/>
-          <w:lang w:val="pt-BR"/>
-        </w:rPr>
-        <w:t>'</w:t>
-      </w:r>
-      <w:proofErr w:type="spellStart"/>
-      <w:r>
-        <w:rPr>
-          <w:rFonts w:asciiTheme="majorHAnsi" w:hAnsiTheme="majorHAnsi" w:cstheme="majorHAnsi"/>
-          <w:lang w:val="pt-BR"/>
-        </w:rPr>
-        <w:t>latency</w:t>
-      </w:r>
-      <w:proofErr w:type="spellEnd"/>
-      <w:r>
-        <w:rPr>
-          <w:rFonts w:asciiTheme="majorHAnsi" w:hAnsiTheme="majorHAnsi" w:cstheme="majorHAnsi"/>
-          <w:lang w:val="pt-BR"/>
-        </w:rPr>
-        <w:t>', '</w:t>
-      </w:r>
-      <w:proofErr w:type="spellStart"/>
-      <w:r>
-        <w:rPr>
-          <w:rFonts w:asciiTheme="majorHAnsi" w:hAnsiTheme="majorHAnsi" w:cstheme="majorHAnsi"/>
-          <w:lang w:val="pt-BR"/>
-        </w:rPr>
-        <w:t>le</w:t>
-      </w:r>
-      <w:proofErr w:type="spellEnd"/>
-      <w:r>
-        <w:rPr>
-          <w:rFonts w:asciiTheme="majorHAnsi" w:hAnsiTheme="majorHAnsi" w:cstheme="majorHAnsi"/>
-          <w:lang w:val="pt-BR"/>
-        </w:rPr>
-        <w:t xml:space="preserve">', 50) | </w:t>
-      </w:r>
-      <w:proofErr w:type="spellStart"/>
-      <w:r>
-        <w:rPr>
-          <w:rFonts w:asciiTheme="majorHAnsi" w:hAnsiTheme="majorHAnsi" w:cstheme="majorHAnsi"/>
-          <w:lang w:val="pt-BR"/>
-        </w:rPr>
-        <w:t>list</w:t>
-      </w:r>
-      <w:proofErr w:type="spellEnd"/>
-      <w:r>
-        <w:rPr>
-          <w:rFonts w:asciiTheme="majorHAnsi" w:hAnsiTheme="majorHAnsi" w:cstheme="majorHAnsi"/>
-          <w:lang w:val="pt-BR"/>
-        </w:rPr>
-        <w:t xml:space="preserve"> | </w:t>
-      </w:r>
-      <w:proofErr w:type="spellStart"/>
-      <w:proofErr w:type="gramStart"/>
-      <w:r>
-        <w:rPr>
-          <w:rFonts w:asciiTheme="majorHAnsi" w:hAnsiTheme="majorHAnsi" w:cstheme="majorHAnsi"/>
-          <w:lang w:val="pt-BR"/>
-        </w:rPr>
-        <w:t>length</w:t>
-      </w:r>
-      <w:proofErr w:type="spellEnd"/>
-      <w:r>
-        <w:rPr>
-          <w:rFonts w:asciiTheme="majorHAnsi" w:hAnsiTheme="majorHAnsi" w:cstheme="majorHAnsi"/>
-          <w:lang w:val="pt-BR"/>
-        </w:rPr>
-        <w:t xml:space="preserve"> }</w:t>
-      </w:r>
-      <w:proofErr w:type="gramEnd"/>
-      <w:r>
-        <w:rPr>
-          <w:rFonts w:asciiTheme="majorHAnsi" w:hAnsiTheme="majorHAnsi" w:cstheme="majorHAnsi"/>
-          <w:lang w:val="pt-BR"/>
-        </w:rPr>
-        <w:t>}</w:t>
+        <w:t xml:space="preserve"> (Ping ≤ 50ms): {{ results | rejectattr('latency', 'equalto', '') | selectattr('latency', 'le', 50) | list | length }}</w:t>
       </w:r>
     </w:p>
     <w:p>
@@ -276,7 +96,6 @@
         </w:rPr>
         <w:t xml:space="preserve"> </w:t>
       </w:r>
-      <w:proofErr w:type="spellStart"/>
       <w:r>
         <w:rPr>
           <w:rFonts w:asciiTheme="majorHAnsi" w:hAnsiTheme="majorHAnsi" w:cstheme="majorHAnsi"/>
@@ -287,7 +106,6 @@
         </w:rPr>
         <w:t>Warning</w:t>
       </w:r>
-      <w:proofErr w:type="spellEnd"/>
       <w:r>
         <w:rPr>
           <w:rFonts w:asciiTheme="majorHAnsi" w:hAnsiTheme="majorHAnsi" w:cstheme="majorHAnsi"/>
@@ -301,625 +119,7 @@
           <w:rFonts w:asciiTheme="majorHAnsi" w:hAnsiTheme="majorHAnsi" w:cstheme="majorHAnsi"/>
           <w:lang w:val="pt-BR"/>
         </w:rPr>
-        <w:t xml:space="preserve">(Ping 50ms ≤ 150ms): </w:t>
-      </w:r>
-      <w:proofErr w:type="gramStart"/>
-      <w:r>
-        <w:rPr>
-          <w:rFonts w:asciiTheme="majorHAnsi" w:hAnsiTheme="majorHAnsi" w:cstheme="majorHAnsi"/>
-          <w:lang w:val="pt-BR"/>
-        </w:rPr>
-        <w:t xml:space="preserve">{{ </w:t>
-      </w:r>
-      <w:proofErr w:type="spellStart"/>
-      <w:r>
-        <w:rPr>
-          <w:rFonts w:asciiTheme="majorHAnsi" w:hAnsiTheme="majorHAnsi" w:cstheme="majorHAnsi"/>
-          <w:lang w:val="pt-BR"/>
-        </w:rPr>
-        <w:t>results</w:t>
-      </w:r>
-      <w:proofErr w:type="spellEnd"/>
-      <w:proofErr w:type="gramEnd"/>
-      <w:r>
-        <w:rPr>
-          <w:rFonts w:asciiTheme="majorHAnsi" w:hAnsiTheme="majorHAnsi" w:cstheme="majorHAnsi"/>
-          <w:lang w:val="pt-BR"/>
-        </w:rPr>
-        <w:t xml:space="preserve"> | </w:t>
-      </w:r>
-      <w:proofErr w:type="spellStart"/>
-      <w:proofErr w:type="gramStart"/>
-      <w:r>
-        <w:rPr>
-          <w:rFonts w:asciiTheme="majorHAnsi" w:hAnsiTheme="majorHAnsi" w:cstheme="majorHAnsi"/>
-          <w:lang w:val="pt-BR"/>
-        </w:rPr>
-        <w:t>rejectattr</w:t>
-      </w:r>
-      <w:proofErr w:type="spellEnd"/>
-      <w:r>
-        <w:rPr>
-          <w:rFonts w:asciiTheme="majorHAnsi" w:hAnsiTheme="majorHAnsi" w:cstheme="majorHAnsi"/>
-          <w:lang w:val="pt-BR"/>
-        </w:rPr>
-        <w:t>(</w:t>
-      </w:r>
-      <w:proofErr w:type="gramEnd"/>
-      <w:r>
-        <w:rPr>
-          <w:rFonts w:asciiTheme="majorHAnsi" w:hAnsiTheme="majorHAnsi" w:cstheme="majorHAnsi"/>
-          <w:lang w:val="pt-BR"/>
-        </w:rPr>
-        <w:t>'</w:t>
-      </w:r>
-      <w:proofErr w:type="spellStart"/>
-      <w:r>
-        <w:rPr>
-          <w:rFonts w:asciiTheme="majorHAnsi" w:hAnsiTheme="majorHAnsi" w:cstheme="majorHAnsi"/>
-          <w:lang w:val="pt-BR"/>
-        </w:rPr>
-        <w:t>latency</w:t>
-      </w:r>
-      <w:proofErr w:type="spellEnd"/>
-      <w:r>
-        <w:rPr>
-          <w:rFonts w:asciiTheme="majorHAnsi" w:hAnsiTheme="majorHAnsi" w:cstheme="majorHAnsi"/>
-          <w:lang w:val="pt-BR"/>
-        </w:rPr>
-        <w:t>', '</w:t>
-      </w:r>
-      <w:proofErr w:type="spellStart"/>
-      <w:r>
-        <w:rPr>
-          <w:rFonts w:asciiTheme="majorHAnsi" w:hAnsiTheme="majorHAnsi" w:cstheme="majorHAnsi"/>
-          <w:lang w:val="pt-BR"/>
-        </w:rPr>
-        <w:t>equalto</w:t>
-      </w:r>
-      <w:proofErr w:type="spellEnd"/>
-      <w:r>
-        <w:rPr>
-          <w:rFonts w:asciiTheme="majorHAnsi" w:hAnsiTheme="majorHAnsi" w:cstheme="majorHAnsi"/>
-          <w:lang w:val="pt-BR"/>
-        </w:rPr>
-        <w:t xml:space="preserve">', '') | </w:t>
-      </w:r>
-      <w:proofErr w:type="spellStart"/>
-      <w:proofErr w:type="gramStart"/>
-      <w:r>
-        <w:rPr>
-          <w:rFonts w:asciiTheme="majorHAnsi" w:hAnsiTheme="majorHAnsi" w:cstheme="majorHAnsi"/>
-          <w:lang w:val="pt-BR"/>
-        </w:rPr>
-        <w:t>selectattr</w:t>
-      </w:r>
-      <w:proofErr w:type="spellEnd"/>
-      <w:r>
-        <w:rPr>
-          <w:rFonts w:asciiTheme="majorHAnsi" w:hAnsiTheme="majorHAnsi" w:cstheme="majorHAnsi"/>
-          <w:lang w:val="pt-BR"/>
-        </w:rPr>
-        <w:t>(</w:t>
-      </w:r>
-      <w:proofErr w:type="gramEnd"/>
-      <w:r>
-        <w:rPr>
-          <w:rFonts w:asciiTheme="majorHAnsi" w:hAnsiTheme="majorHAnsi" w:cstheme="majorHAnsi"/>
-          <w:lang w:val="pt-BR"/>
-        </w:rPr>
-        <w:t>'</w:t>
-      </w:r>
-      <w:proofErr w:type="spellStart"/>
-      <w:r>
-        <w:rPr>
-          <w:rFonts w:asciiTheme="majorHAnsi" w:hAnsiTheme="majorHAnsi" w:cstheme="majorHAnsi"/>
-          <w:lang w:val="pt-BR"/>
-        </w:rPr>
-        <w:t>latency</w:t>
-      </w:r>
-      <w:proofErr w:type="spellEnd"/>
-      <w:r>
-        <w:rPr>
-          <w:rFonts w:asciiTheme="majorHAnsi" w:hAnsiTheme="majorHAnsi" w:cstheme="majorHAnsi"/>
-          <w:lang w:val="pt-BR"/>
-        </w:rPr>
-        <w:t>', '</w:t>
-      </w:r>
-      <w:proofErr w:type="spellStart"/>
-      <w:r>
-        <w:rPr>
-          <w:rFonts w:asciiTheme="majorHAnsi" w:hAnsiTheme="majorHAnsi" w:cstheme="majorHAnsi"/>
-          <w:lang w:val="pt-BR"/>
-        </w:rPr>
-        <w:t>gt</w:t>
-      </w:r>
-      <w:proofErr w:type="spellEnd"/>
-      <w:r>
-        <w:rPr>
-          <w:rFonts w:asciiTheme="majorHAnsi" w:hAnsiTheme="majorHAnsi" w:cstheme="majorHAnsi"/>
-          <w:lang w:val="pt-BR"/>
-        </w:rPr>
-        <w:t xml:space="preserve">', 50) | </w:t>
-      </w:r>
-      <w:proofErr w:type="spellStart"/>
-      <w:proofErr w:type="gramStart"/>
-      <w:r>
-        <w:rPr>
-          <w:rFonts w:asciiTheme="majorHAnsi" w:hAnsiTheme="majorHAnsi" w:cstheme="majorHAnsi"/>
-          <w:lang w:val="pt-BR"/>
-        </w:rPr>
-        <w:t>selectattr</w:t>
-      </w:r>
-      <w:proofErr w:type="spellEnd"/>
-      <w:r>
-        <w:rPr>
-          <w:rFonts w:asciiTheme="majorHAnsi" w:hAnsiTheme="majorHAnsi" w:cstheme="majorHAnsi"/>
-          <w:lang w:val="pt-BR"/>
-        </w:rPr>
-        <w:t>(</w:t>
-      </w:r>
-      <w:proofErr w:type="gramEnd"/>
-      <w:r>
-        <w:rPr>
-          <w:rFonts w:asciiTheme="majorHAnsi" w:hAnsiTheme="majorHAnsi" w:cstheme="majorHAnsi"/>
-          <w:lang w:val="pt-BR"/>
-        </w:rPr>
-        <w:t>'</w:t>
-      </w:r>
-      <w:proofErr w:type="spellStart"/>
-      <w:r>
-        <w:rPr>
-          <w:rFonts w:asciiTheme="majorHAnsi" w:hAnsiTheme="majorHAnsi" w:cstheme="majorHAnsi"/>
-          <w:lang w:val="pt-BR"/>
-        </w:rPr>
-        <w:t>latency</w:t>
-      </w:r>
-      <w:proofErr w:type="spellEnd"/>
-      <w:r>
-        <w:rPr>
-          <w:rFonts w:asciiTheme="majorHAnsi" w:hAnsiTheme="majorHAnsi" w:cstheme="majorHAnsi"/>
-          <w:lang w:val="pt-BR"/>
-        </w:rPr>
-        <w:t>', '</w:t>
-      </w:r>
-      <w:proofErr w:type="spellStart"/>
-      <w:r>
-        <w:rPr>
-          <w:rFonts w:asciiTheme="majorHAnsi" w:hAnsiTheme="majorHAnsi" w:cstheme="majorHAnsi"/>
-          <w:lang w:val="pt-BR"/>
-        </w:rPr>
-        <w:t>le</w:t>
-      </w:r>
-      <w:proofErr w:type="spellEnd"/>
-      <w:r>
-        <w:rPr>
-          <w:rFonts w:asciiTheme="majorHAnsi" w:hAnsiTheme="majorHAnsi" w:cstheme="majorHAnsi"/>
-          <w:lang w:val="pt-BR"/>
-        </w:rPr>
-        <w:t xml:space="preserve">', 150) | </w:t>
-      </w:r>
-      <w:proofErr w:type="spellStart"/>
-      <w:r>
-        <w:rPr>
-          <w:rFonts w:asciiTheme="majorHAnsi" w:hAnsiTheme="majorHAnsi" w:cstheme="majorHAnsi"/>
-          <w:lang w:val="pt-BR"/>
-        </w:rPr>
-        <w:t>list</w:t>
-      </w:r>
-      <w:proofErr w:type="spellEnd"/>
-      <w:r>
-        <w:rPr>
-          <w:rFonts w:asciiTheme="majorHAnsi" w:hAnsiTheme="majorHAnsi" w:cstheme="majorHAnsi"/>
-          <w:lang w:val="pt-BR"/>
-        </w:rPr>
-        <w:t xml:space="preserve"> | </w:t>
-      </w:r>
-      <w:proofErr w:type="spellStart"/>
-      <w:proofErr w:type="gramStart"/>
-      <w:r>
-        <w:rPr>
-          <w:rFonts w:asciiTheme="majorHAnsi" w:hAnsiTheme="majorHAnsi" w:cstheme="majorHAnsi"/>
-          <w:lang w:val="pt-BR"/>
-        </w:rPr>
-        <w:t>length</w:t>
-      </w:r>
-      <w:proofErr w:type="spellEnd"/>
-      <w:r>
-        <w:rPr>
-          <w:rFonts w:asciiTheme="majorHAnsi" w:hAnsiTheme="majorHAnsi" w:cstheme="majorHAnsi"/>
-          <w:lang w:val="pt-BR"/>
-        </w:rPr>
-        <w:t xml:space="preserve"> }}{</w:t>
-      </w:r>
-      <w:proofErr w:type="gramEnd"/>
-      <w:r>
-        <w:rPr>
-          <w:rFonts w:asciiTheme="majorHAnsi" w:hAnsiTheme="majorHAnsi" w:cstheme="majorHAnsi"/>
-          <w:lang w:val="pt-BR"/>
-        </w:rPr>
-        <w:t xml:space="preserve">% set </w:t>
-      </w:r>
-      <w:proofErr w:type="spellStart"/>
-      <w:r>
-        <w:rPr>
-          <w:rFonts w:asciiTheme="majorHAnsi" w:hAnsiTheme="majorHAnsi" w:cstheme="majorHAnsi"/>
-          <w:lang w:val="pt-BR"/>
-        </w:rPr>
-        <w:t>warns</w:t>
-      </w:r>
-      <w:proofErr w:type="spellEnd"/>
-      <w:r>
-        <w:rPr>
-          <w:rFonts w:asciiTheme="majorHAnsi" w:hAnsiTheme="majorHAnsi" w:cstheme="majorHAnsi"/>
-          <w:lang w:val="pt-BR"/>
-        </w:rPr>
-        <w:t xml:space="preserve"> = </w:t>
-      </w:r>
-      <w:proofErr w:type="spellStart"/>
-      <w:r>
-        <w:rPr>
-          <w:rFonts w:asciiTheme="majorHAnsi" w:hAnsiTheme="majorHAnsi" w:cstheme="majorHAnsi"/>
-          <w:lang w:val="pt-BR"/>
-        </w:rPr>
-        <w:t>results</w:t>
-      </w:r>
-      <w:proofErr w:type="spellEnd"/>
-      <w:r>
-        <w:rPr>
-          <w:rFonts w:asciiTheme="majorHAnsi" w:hAnsiTheme="majorHAnsi" w:cstheme="majorHAnsi"/>
-          <w:lang w:val="pt-BR"/>
-        </w:rPr>
-        <w:t xml:space="preserve"> | </w:t>
-      </w:r>
-      <w:proofErr w:type="spellStart"/>
-      <w:proofErr w:type="gramStart"/>
-      <w:r>
-        <w:rPr>
-          <w:rFonts w:asciiTheme="majorHAnsi" w:hAnsiTheme="majorHAnsi" w:cstheme="majorHAnsi"/>
-          <w:lang w:val="pt-BR"/>
-        </w:rPr>
-        <w:t>rejectattr</w:t>
-      </w:r>
-      <w:proofErr w:type="spellEnd"/>
-      <w:r>
-        <w:rPr>
-          <w:rFonts w:asciiTheme="majorHAnsi" w:hAnsiTheme="majorHAnsi" w:cstheme="majorHAnsi"/>
-          <w:lang w:val="pt-BR"/>
-        </w:rPr>
-        <w:t>(</w:t>
-      </w:r>
-      <w:proofErr w:type="gramEnd"/>
-      <w:r>
-        <w:rPr>
-          <w:rFonts w:asciiTheme="majorHAnsi" w:hAnsiTheme="majorHAnsi" w:cstheme="majorHAnsi"/>
-          <w:lang w:val="pt-BR"/>
-        </w:rPr>
-        <w:t>'</w:t>
-      </w:r>
-      <w:proofErr w:type="spellStart"/>
-      <w:r>
-        <w:rPr>
-          <w:rFonts w:asciiTheme="majorHAnsi" w:hAnsiTheme="majorHAnsi" w:cstheme="majorHAnsi"/>
-          <w:lang w:val="pt-BR"/>
-        </w:rPr>
-        <w:t>latency</w:t>
-      </w:r>
-      <w:proofErr w:type="spellEnd"/>
-      <w:r>
-        <w:rPr>
-          <w:rFonts w:asciiTheme="majorHAnsi" w:hAnsiTheme="majorHAnsi" w:cstheme="majorHAnsi"/>
-          <w:lang w:val="pt-BR"/>
-        </w:rPr>
-        <w:t>', '</w:t>
-      </w:r>
-      <w:proofErr w:type="spellStart"/>
-      <w:r>
-        <w:rPr>
-          <w:rFonts w:asciiTheme="majorHAnsi" w:hAnsiTheme="majorHAnsi" w:cstheme="majorHAnsi"/>
-          <w:lang w:val="pt-BR"/>
-        </w:rPr>
-        <w:t>equalto</w:t>
-      </w:r>
-      <w:proofErr w:type="spellEnd"/>
-      <w:r>
-        <w:rPr>
-          <w:rFonts w:asciiTheme="majorHAnsi" w:hAnsiTheme="majorHAnsi" w:cstheme="majorHAnsi"/>
-          <w:lang w:val="pt-BR"/>
-        </w:rPr>
-        <w:t xml:space="preserve">', '') | </w:t>
-      </w:r>
-      <w:proofErr w:type="spellStart"/>
-      <w:proofErr w:type="gramStart"/>
-      <w:r>
-        <w:rPr>
-          <w:rFonts w:asciiTheme="majorHAnsi" w:hAnsiTheme="majorHAnsi" w:cstheme="majorHAnsi"/>
-          <w:lang w:val="pt-BR"/>
-        </w:rPr>
-        <w:t>selectattr</w:t>
-      </w:r>
-      <w:proofErr w:type="spellEnd"/>
-      <w:r>
-        <w:rPr>
-          <w:rFonts w:asciiTheme="majorHAnsi" w:hAnsiTheme="majorHAnsi" w:cstheme="majorHAnsi"/>
-          <w:lang w:val="pt-BR"/>
-        </w:rPr>
-        <w:t>(</w:t>
-      </w:r>
-      <w:proofErr w:type="gramEnd"/>
-      <w:r>
-        <w:rPr>
-          <w:rFonts w:asciiTheme="majorHAnsi" w:hAnsiTheme="majorHAnsi" w:cstheme="majorHAnsi"/>
-          <w:lang w:val="pt-BR"/>
-        </w:rPr>
-        <w:t>'</w:t>
-      </w:r>
-      <w:proofErr w:type="spellStart"/>
-      <w:r>
-        <w:rPr>
-          <w:rFonts w:asciiTheme="majorHAnsi" w:hAnsiTheme="majorHAnsi" w:cstheme="majorHAnsi"/>
-          <w:lang w:val="pt-BR"/>
-        </w:rPr>
-        <w:t>latency</w:t>
-      </w:r>
-      <w:proofErr w:type="spellEnd"/>
-      <w:r>
-        <w:rPr>
-          <w:rFonts w:asciiTheme="majorHAnsi" w:hAnsiTheme="majorHAnsi" w:cstheme="majorHAnsi"/>
-          <w:lang w:val="pt-BR"/>
-        </w:rPr>
-        <w:t>', '</w:t>
-      </w:r>
-      <w:proofErr w:type="spellStart"/>
-      <w:r>
-        <w:rPr>
-          <w:rFonts w:asciiTheme="majorHAnsi" w:hAnsiTheme="majorHAnsi" w:cstheme="majorHAnsi"/>
-          <w:lang w:val="pt-BR"/>
-        </w:rPr>
-        <w:t>gt</w:t>
-      </w:r>
-      <w:proofErr w:type="spellEnd"/>
-      <w:r>
-        <w:rPr>
-          <w:rFonts w:asciiTheme="majorHAnsi" w:hAnsiTheme="majorHAnsi" w:cstheme="majorHAnsi"/>
-          <w:lang w:val="pt-BR"/>
-        </w:rPr>
-        <w:t xml:space="preserve">', 50) | </w:t>
-      </w:r>
-      <w:proofErr w:type="spellStart"/>
-      <w:proofErr w:type="gramStart"/>
-      <w:r>
-        <w:rPr>
-          <w:rFonts w:asciiTheme="majorHAnsi" w:hAnsiTheme="majorHAnsi" w:cstheme="majorHAnsi"/>
-          <w:lang w:val="pt-BR"/>
-        </w:rPr>
-        <w:t>selectattr</w:t>
-      </w:r>
-      <w:proofErr w:type="spellEnd"/>
-      <w:r>
-        <w:rPr>
-          <w:rFonts w:asciiTheme="majorHAnsi" w:hAnsiTheme="majorHAnsi" w:cstheme="majorHAnsi"/>
-          <w:lang w:val="pt-BR"/>
-        </w:rPr>
-        <w:t>(</w:t>
-      </w:r>
-      <w:proofErr w:type="gramEnd"/>
-      <w:r>
-        <w:rPr>
-          <w:rFonts w:asciiTheme="majorHAnsi" w:hAnsiTheme="majorHAnsi" w:cstheme="majorHAnsi"/>
-          <w:lang w:val="pt-BR"/>
-        </w:rPr>
-        <w:t>'</w:t>
-      </w:r>
-      <w:proofErr w:type="spellStart"/>
-      <w:r>
-        <w:rPr>
-          <w:rFonts w:asciiTheme="majorHAnsi" w:hAnsiTheme="majorHAnsi" w:cstheme="majorHAnsi"/>
-          <w:lang w:val="pt-BR"/>
-        </w:rPr>
-        <w:t>latency</w:t>
-      </w:r>
-      <w:proofErr w:type="spellEnd"/>
-      <w:r>
-        <w:rPr>
-          <w:rFonts w:asciiTheme="majorHAnsi" w:hAnsiTheme="majorHAnsi" w:cstheme="majorHAnsi"/>
-          <w:lang w:val="pt-BR"/>
-        </w:rPr>
-        <w:t>', '</w:t>
-      </w:r>
-      <w:proofErr w:type="spellStart"/>
-      <w:r>
-        <w:rPr>
-          <w:rFonts w:asciiTheme="majorHAnsi" w:hAnsiTheme="majorHAnsi" w:cstheme="majorHAnsi"/>
-          <w:lang w:val="pt-BR"/>
-        </w:rPr>
-        <w:t>le</w:t>
-      </w:r>
-      <w:proofErr w:type="spellEnd"/>
-      <w:r>
-        <w:rPr>
-          <w:rFonts w:asciiTheme="majorHAnsi" w:hAnsiTheme="majorHAnsi" w:cstheme="majorHAnsi"/>
-          <w:lang w:val="pt-BR"/>
-        </w:rPr>
-        <w:t xml:space="preserve">', 150) | </w:t>
-      </w:r>
-      <w:proofErr w:type="spellStart"/>
-      <w:r>
-        <w:rPr>
-          <w:rFonts w:asciiTheme="majorHAnsi" w:hAnsiTheme="majorHAnsi" w:cstheme="majorHAnsi"/>
-          <w:lang w:val="pt-BR"/>
-        </w:rPr>
-        <w:t>map</w:t>
-      </w:r>
-      <w:proofErr w:type="spellEnd"/>
-      <w:r>
-        <w:rPr>
-          <w:rFonts w:asciiTheme="majorHAnsi" w:hAnsiTheme="majorHAnsi" w:cstheme="majorHAnsi"/>
-          <w:lang w:val="pt-BR"/>
-        </w:rPr>
-        <w:t>(</w:t>
-      </w:r>
-      <w:proofErr w:type="spellStart"/>
-      <w:r>
-        <w:rPr>
-          <w:rFonts w:asciiTheme="majorHAnsi" w:hAnsiTheme="majorHAnsi" w:cstheme="majorHAnsi"/>
-          <w:lang w:val="pt-BR"/>
-        </w:rPr>
-        <w:t>attribute</w:t>
-      </w:r>
-      <w:proofErr w:type="spellEnd"/>
-      <w:r>
-        <w:rPr>
-          <w:rFonts w:asciiTheme="majorHAnsi" w:hAnsiTheme="majorHAnsi" w:cstheme="majorHAnsi"/>
-          <w:lang w:val="pt-BR"/>
-        </w:rPr>
-        <w:t xml:space="preserve">='host') | </w:t>
-      </w:r>
-      <w:proofErr w:type="spellStart"/>
-      <w:r>
-        <w:rPr>
-          <w:rFonts w:asciiTheme="majorHAnsi" w:hAnsiTheme="majorHAnsi" w:cstheme="majorHAnsi"/>
-          <w:lang w:val="pt-BR"/>
-        </w:rPr>
-        <w:t>list</w:t>
-      </w:r>
-      <w:proofErr w:type="spellEnd"/>
-      <w:r>
-        <w:rPr>
-          <w:rFonts w:asciiTheme="majorHAnsi" w:hAnsiTheme="majorHAnsi" w:cstheme="majorHAnsi"/>
-          <w:lang w:val="pt-BR"/>
-        </w:rPr>
-        <w:t xml:space="preserve"> </w:t>
-      </w:r>
-      <w:proofErr w:type="gramStart"/>
-      <w:r>
-        <w:rPr>
-          <w:rFonts w:asciiTheme="majorHAnsi" w:hAnsiTheme="majorHAnsi" w:cstheme="majorHAnsi"/>
-          <w:lang w:val="pt-BR"/>
-        </w:rPr>
-        <w:t>%}{</w:t>
-      </w:r>
-      <w:proofErr w:type="gramEnd"/>
-      <w:r>
-        <w:rPr>
-          <w:rFonts w:asciiTheme="majorHAnsi" w:hAnsiTheme="majorHAnsi" w:cstheme="majorHAnsi"/>
-          <w:lang w:val="pt-BR"/>
-        </w:rPr>
-        <w:t xml:space="preserve">% </w:t>
-      </w:r>
-      <w:proofErr w:type="spellStart"/>
-      <w:r>
-        <w:rPr>
-          <w:rFonts w:asciiTheme="majorHAnsi" w:hAnsiTheme="majorHAnsi" w:cstheme="majorHAnsi"/>
-          <w:lang w:val="pt-BR"/>
-        </w:rPr>
-        <w:t>if</w:t>
-      </w:r>
-      <w:proofErr w:type="spellEnd"/>
-      <w:r>
-        <w:rPr>
-          <w:rFonts w:asciiTheme="majorHAnsi" w:hAnsiTheme="majorHAnsi" w:cstheme="majorHAnsi"/>
-          <w:lang w:val="pt-BR"/>
-        </w:rPr>
-        <w:t xml:space="preserve"> </w:t>
-      </w:r>
-      <w:proofErr w:type="spellStart"/>
-      <w:r>
-        <w:rPr>
-          <w:rFonts w:asciiTheme="majorHAnsi" w:hAnsiTheme="majorHAnsi" w:cstheme="majorHAnsi"/>
-          <w:lang w:val="pt-BR"/>
-        </w:rPr>
-        <w:t>warns|length</w:t>
-      </w:r>
-      <w:proofErr w:type="spellEnd"/>
-      <w:r>
-        <w:rPr>
-          <w:rFonts w:asciiTheme="majorHAnsi" w:hAnsiTheme="majorHAnsi" w:cstheme="majorHAnsi"/>
-          <w:lang w:val="pt-BR"/>
-        </w:rPr>
-        <w:t xml:space="preserve"> &gt; 0 %} (</w:t>
-      </w:r>
-      <w:proofErr w:type="gramStart"/>
-      <w:r>
-        <w:rPr>
-          <w:rFonts w:asciiTheme="majorHAnsi" w:hAnsiTheme="majorHAnsi" w:cstheme="majorHAnsi"/>
-          <w:lang w:val="pt-BR"/>
-        </w:rPr>
-        <w:t xml:space="preserve">{{ </w:t>
-      </w:r>
-      <w:proofErr w:type="spellStart"/>
-      <w:r>
-        <w:rPr>
-          <w:rFonts w:asciiTheme="majorHAnsi" w:hAnsiTheme="majorHAnsi" w:cstheme="majorHAnsi"/>
-          <w:lang w:val="pt-BR"/>
-        </w:rPr>
-        <w:t>warns</w:t>
-      </w:r>
-      <w:proofErr w:type="spellEnd"/>
-      <w:proofErr w:type="gramEnd"/>
-      <w:r>
-        <w:rPr>
-          <w:rFonts w:asciiTheme="majorHAnsi" w:hAnsiTheme="majorHAnsi" w:cstheme="majorHAnsi"/>
-          <w:lang w:val="pt-BR"/>
-        </w:rPr>
-        <w:t xml:space="preserve"> | </w:t>
-      </w:r>
-      <w:proofErr w:type="spellStart"/>
-      <w:proofErr w:type="gramStart"/>
-      <w:r>
-        <w:rPr>
-          <w:rFonts w:asciiTheme="majorHAnsi" w:hAnsiTheme="majorHAnsi" w:cstheme="majorHAnsi"/>
-          <w:lang w:val="pt-BR"/>
-        </w:rPr>
-        <w:t>join</w:t>
-      </w:r>
-      <w:proofErr w:type="spellEnd"/>
-      <w:r>
-        <w:rPr>
-          <w:rFonts w:asciiTheme="majorHAnsi" w:hAnsiTheme="majorHAnsi" w:cstheme="majorHAnsi"/>
-          <w:lang w:val="pt-BR"/>
-        </w:rPr>
-        <w:t>(</w:t>
-      </w:r>
-      <w:proofErr w:type="gramEnd"/>
-      <w:r>
-        <w:rPr>
-          <w:rFonts w:asciiTheme="majorHAnsi" w:hAnsiTheme="majorHAnsi" w:cstheme="majorHAnsi"/>
-          <w:lang w:val="pt-BR"/>
-        </w:rPr>
-        <w:t>', '</w:t>
-      </w:r>
-      <w:proofErr w:type="gramStart"/>
-      <w:r>
-        <w:rPr>
-          <w:rFonts w:asciiTheme="majorHAnsi" w:hAnsiTheme="majorHAnsi" w:cstheme="majorHAnsi"/>
-          <w:lang w:val="pt-BR"/>
-        </w:rPr>
-        <w:t>) }}){</w:t>
-      </w:r>
-      <w:proofErr w:type="gramEnd"/>
-      <w:r>
-        <w:rPr>
-          <w:rFonts w:asciiTheme="majorHAnsi" w:hAnsiTheme="majorHAnsi" w:cstheme="majorHAnsi"/>
-          <w:lang w:val="pt-BR"/>
-        </w:rPr>
-        <w:t xml:space="preserve">% </w:t>
-      </w:r>
-      <w:proofErr w:type="spellStart"/>
-      <w:r>
-        <w:rPr>
-          <w:rFonts w:asciiTheme="majorHAnsi" w:hAnsiTheme="majorHAnsi" w:cstheme="majorHAnsi"/>
-          <w:lang w:val="pt-BR"/>
-        </w:rPr>
-        <w:t>endif</w:t>
-      </w:r>
-      <w:proofErr w:type="spellEnd"/>
-      <w:r>
-        <w:rPr>
-          <w:rFonts w:asciiTheme="majorHAnsi" w:hAnsiTheme="majorHAnsi" w:cstheme="majorHAnsi"/>
-          <w:lang w:val="pt-BR"/>
-        </w:rPr>
-        <w:t xml:space="preserve"> %}</w:t>
+        <w:t>(Ping 50ms ≤ 150ms): {{ results | rejectattr('latency', 'equalto', '') | selectattr('latency', 'gt', 50) | selectattr('latency', 'le', 150) | list | length }}{% set warns = results | rejectattr('latency', 'equalto', '') | selectattr('latency', 'gt', 50) | selectattr('latency', 'le', 150) | map(attribute='host') | list %}{% if warns|length &gt; 0 %} ({{ warns | join(', ') }}){% endif %}</w:t>
       </w:r>
     </w:p>
     <w:p>
@@ -942,7 +142,6 @@
         </w:rPr>
         <w:t xml:space="preserve"> </w:t>
       </w:r>
-      <w:proofErr w:type="spellStart"/>
       <w:r>
         <w:rPr>
           <w:rFonts w:asciiTheme="majorHAnsi" w:hAnsiTheme="majorHAnsi" w:cstheme="majorHAnsi"/>
@@ -953,7 +152,6 @@
         </w:rPr>
         <w:t>Critical</w:t>
       </w:r>
-      <w:proofErr w:type="spellEnd"/>
       <w:r>
         <w:rPr>
           <w:rFonts w:asciiTheme="majorHAnsi" w:hAnsiTheme="majorHAnsi" w:cstheme="majorHAnsi"/>
@@ -967,511 +165,7 @@
           <w:rFonts w:asciiTheme="majorHAnsi" w:hAnsiTheme="majorHAnsi" w:cstheme="majorHAnsi"/>
           <w:lang w:val="pt-BR"/>
         </w:rPr>
-        <w:t xml:space="preserve">(Ping ≥ 150ms): </w:t>
-      </w:r>
-      <w:proofErr w:type="gramStart"/>
-      <w:r>
-        <w:rPr>
-          <w:rFonts w:asciiTheme="majorHAnsi" w:hAnsiTheme="majorHAnsi" w:cstheme="majorHAnsi"/>
-          <w:lang w:val="pt-BR"/>
-        </w:rPr>
-        <w:t xml:space="preserve">{{ </w:t>
-      </w:r>
-      <w:proofErr w:type="spellStart"/>
-      <w:r>
-        <w:rPr>
-          <w:rFonts w:asciiTheme="majorHAnsi" w:hAnsiTheme="majorHAnsi" w:cstheme="majorHAnsi"/>
-          <w:lang w:val="pt-BR"/>
-        </w:rPr>
-        <w:t>results</w:t>
-      </w:r>
-      <w:proofErr w:type="spellEnd"/>
-      <w:proofErr w:type="gramEnd"/>
-      <w:r>
-        <w:rPr>
-          <w:rFonts w:asciiTheme="majorHAnsi" w:hAnsiTheme="majorHAnsi" w:cstheme="majorHAnsi"/>
-          <w:lang w:val="pt-BR"/>
-        </w:rPr>
-        <w:t xml:space="preserve"> | </w:t>
-      </w:r>
-      <w:proofErr w:type="spellStart"/>
-      <w:proofErr w:type="gramStart"/>
-      <w:r>
-        <w:rPr>
-          <w:rFonts w:asciiTheme="majorHAnsi" w:hAnsiTheme="majorHAnsi" w:cstheme="majorHAnsi"/>
-          <w:lang w:val="pt-BR"/>
-        </w:rPr>
-        <w:t>rejectattr</w:t>
-      </w:r>
-      <w:proofErr w:type="spellEnd"/>
-      <w:r>
-        <w:rPr>
-          <w:rFonts w:asciiTheme="majorHAnsi" w:hAnsiTheme="majorHAnsi" w:cstheme="majorHAnsi"/>
-          <w:lang w:val="pt-BR"/>
-        </w:rPr>
-        <w:t>(</w:t>
-      </w:r>
-      <w:proofErr w:type="gramEnd"/>
-      <w:r>
-        <w:rPr>
-          <w:rFonts w:asciiTheme="majorHAnsi" w:hAnsiTheme="majorHAnsi" w:cstheme="majorHAnsi"/>
-          <w:lang w:val="pt-BR"/>
-        </w:rPr>
-        <w:t>'</w:t>
-      </w:r>
-      <w:proofErr w:type="spellStart"/>
-      <w:r>
-        <w:rPr>
-          <w:rFonts w:asciiTheme="majorHAnsi" w:hAnsiTheme="majorHAnsi" w:cstheme="majorHAnsi"/>
-          <w:lang w:val="pt-BR"/>
-        </w:rPr>
-        <w:t>latency</w:t>
-      </w:r>
-      <w:proofErr w:type="spellEnd"/>
-      <w:r>
-        <w:rPr>
-          <w:rFonts w:asciiTheme="majorHAnsi" w:hAnsiTheme="majorHAnsi" w:cstheme="majorHAnsi"/>
-          <w:lang w:val="pt-BR"/>
-        </w:rPr>
-        <w:t>', '</w:t>
-      </w:r>
-      <w:proofErr w:type="spellStart"/>
-      <w:r>
-        <w:rPr>
-          <w:rFonts w:asciiTheme="majorHAnsi" w:hAnsiTheme="majorHAnsi" w:cstheme="majorHAnsi"/>
-          <w:lang w:val="pt-BR"/>
-        </w:rPr>
-        <w:t>equalto</w:t>
-      </w:r>
-      <w:proofErr w:type="spellEnd"/>
-      <w:r>
-        <w:rPr>
-          <w:rFonts w:asciiTheme="majorHAnsi" w:hAnsiTheme="majorHAnsi" w:cstheme="majorHAnsi"/>
-          <w:lang w:val="pt-BR"/>
-        </w:rPr>
-        <w:t xml:space="preserve">', '') | </w:t>
-      </w:r>
-      <w:proofErr w:type="spellStart"/>
-      <w:proofErr w:type="gramStart"/>
-      <w:r>
-        <w:rPr>
-          <w:rFonts w:asciiTheme="majorHAnsi" w:hAnsiTheme="majorHAnsi" w:cstheme="majorHAnsi"/>
-          <w:lang w:val="pt-BR"/>
-        </w:rPr>
-        <w:t>selectattr</w:t>
-      </w:r>
-      <w:proofErr w:type="spellEnd"/>
-      <w:r>
-        <w:rPr>
-          <w:rFonts w:asciiTheme="majorHAnsi" w:hAnsiTheme="majorHAnsi" w:cstheme="majorHAnsi"/>
-          <w:lang w:val="pt-BR"/>
-        </w:rPr>
-        <w:t>(</w:t>
-      </w:r>
-      <w:proofErr w:type="gramEnd"/>
-      <w:r>
-        <w:rPr>
-          <w:rFonts w:asciiTheme="majorHAnsi" w:hAnsiTheme="majorHAnsi" w:cstheme="majorHAnsi"/>
-          <w:lang w:val="pt-BR"/>
-        </w:rPr>
-        <w:t>'</w:t>
-      </w:r>
-      <w:proofErr w:type="spellStart"/>
-      <w:r>
-        <w:rPr>
-          <w:rFonts w:asciiTheme="majorHAnsi" w:hAnsiTheme="majorHAnsi" w:cstheme="majorHAnsi"/>
-          <w:lang w:val="pt-BR"/>
-        </w:rPr>
-        <w:t>latency</w:t>
-      </w:r>
-      <w:proofErr w:type="spellEnd"/>
-      <w:r>
-        <w:rPr>
-          <w:rFonts w:asciiTheme="majorHAnsi" w:hAnsiTheme="majorHAnsi" w:cstheme="majorHAnsi"/>
-          <w:lang w:val="pt-BR"/>
-        </w:rPr>
-        <w:t>', '</w:t>
-      </w:r>
-      <w:proofErr w:type="spellStart"/>
-      <w:r>
-        <w:rPr>
-          <w:rFonts w:asciiTheme="majorHAnsi" w:hAnsiTheme="majorHAnsi" w:cstheme="majorHAnsi"/>
-          <w:lang w:val="pt-BR"/>
-        </w:rPr>
-        <w:t>gt</w:t>
-      </w:r>
-      <w:proofErr w:type="spellEnd"/>
-      <w:r>
-        <w:rPr>
-          <w:rFonts w:asciiTheme="majorHAnsi" w:hAnsiTheme="majorHAnsi" w:cstheme="majorHAnsi"/>
-          <w:lang w:val="pt-BR"/>
-        </w:rPr>
-        <w:t xml:space="preserve">', 150) | </w:t>
-      </w:r>
-      <w:proofErr w:type="spellStart"/>
-      <w:r>
-        <w:rPr>
-          <w:rFonts w:asciiTheme="majorHAnsi" w:hAnsiTheme="majorHAnsi" w:cstheme="majorHAnsi"/>
-          <w:lang w:val="pt-BR"/>
-        </w:rPr>
-        <w:t>list</w:t>
-      </w:r>
-      <w:proofErr w:type="spellEnd"/>
-      <w:r>
-        <w:rPr>
-          <w:rFonts w:asciiTheme="majorHAnsi" w:hAnsiTheme="majorHAnsi" w:cstheme="majorHAnsi"/>
-          <w:lang w:val="pt-BR"/>
-        </w:rPr>
-        <w:t xml:space="preserve"> | </w:t>
-      </w:r>
-      <w:proofErr w:type="spellStart"/>
-      <w:proofErr w:type="gramStart"/>
-      <w:r>
-        <w:rPr>
-          <w:rFonts w:asciiTheme="majorHAnsi" w:hAnsiTheme="majorHAnsi" w:cstheme="majorHAnsi"/>
-          <w:lang w:val="pt-BR"/>
-        </w:rPr>
-        <w:t>length</w:t>
-      </w:r>
-      <w:proofErr w:type="spellEnd"/>
-      <w:r>
-        <w:rPr>
-          <w:rFonts w:asciiTheme="majorHAnsi" w:hAnsiTheme="majorHAnsi" w:cstheme="majorHAnsi"/>
-          <w:lang w:val="pt-BR"/>
-        </w:rPr>
-        <w:t xml:space="preserve"> }}{</w:t>
-      </w:r>
-      <w:proofErr w:type="gramEnd"/>
-      <w:r>
-        <w:rPr>
-          <w:rFonts w:asciiTheme="majorHAnsi" w:hAnsiTheme="majorHAnsi" w:cstheme="majorHAnsi"/>
-          <w:lang w:val="pt-BR"/>
-        </w:rPr>
-        <w:t xml:space="preserve">% set </w:t>
-      </w:r>
-      <w:proofErr w:type="spellStart"/>
-      <w:r>
-        <w:rPr>
-          <w:rFonts w:asciiTheme="majorHAnsi" w:hAnsiTheme="majorHAnsi" w:cstheme="majorHAnsi"/>
-          <w:lang w:val="pt-BR"/>
-        </w:rPr>
-        <w:t>crits</w:t>
-      </w:r>
-      <w:proofErr w:type="spellEnd"/>
-      <w:r>
-        <w:rPr>
-          <w:rFonts w:asciiTheme="majorHAnsi" w:hAnsiTheme="majorHAnsi" w:cstheme="majorHAnsi"/>
-          <w:lang w:val="pt-BR"/>
-        </w:rPr>
-        <w:t xml:space="preserve"> = </w:t>
-      </w:r>
-      <w:proofErr w:type="spellStart"/>
-      <w:r>
-        <w:rPr>
-          <w:rFonts w:asciiTheme="majorHAnsi" w:hAnsiTheme="majorHAnsi" w:cstheme="majorHAnsi"/>
-          <w:lang w:val="pt-BR"/>
-        </w:rPr>
-        <w:t>results</w:t>
-      </w:r>
-      <w:proofErr w:type="spellEnd"/>
-      <w:r>
-        <w:rPr>
-          <w:rFonts w:asciiTheme="majorHAnsi" w:hAnsiTheme="majorHAnsi" w:cstheme="majorHAnsi"/>
-          <w:lang w:val="pt-BR"/>
-        </w:rPr>
-        <w:t xml:space="preserve"> | </w:t>
-      </w:r>
-      <w:proofErr w:type="spellStart"/>
-      <w:proofErr w:type="gramStart"/>
-      <w:r>
-        <w:rPr>
-          <w:rFonts w:asciiTheme="majorHAnsi" w:hAnsiTheme="majorHAnsi" w:cstheme="majorHAnsi"/>
-          <w:lang w:val="pt-BR"/>
-        </w:rPr>
-        <w:t>rejectattr</w:t>
-      </w:r>
-      <w:proofErr w:type="spellEnd"/>
-      <w:r>
-        <w:rPr>
-          <w:rFonts w:asciiTheme="majorHAnsi" w:hAnsiTheme="majorHAnsi" w:cstheme="majorHAnsi"/>
-          <w:lang w:val="pt-BR"/>
-        </w:rPr>
-        <w:t>(</w:t>
-      </w:r>
-      <w:proofErr w:type="gramEnd"/>
-      <w:r>
-        <w:rPr>
-          <w:rFonts w:asciiTheme="majorHAnsi" w:hAnsiTheme="majorHAnsi" w:cstheme="majorHAnsi"/>
-          <w:lang w:val="pt-BR"/>
-        </w:rPr>
-        <w:t>'</w:t>
-      </w:r>
-      <w:proofErr w:type="spellStart"/>
-      <w:r>
-        <w:rPr>
-          <w:rFonts w:asciiTheme="majorHAnsi" w:hAnsiTheme="majorHAnsi" w:cstheme="majorHAnsi"/>
-          <w:lang w:val="pt-BR"/>
-        </w:rPr>
-        <w:t>latency</w:t>
-      </w:r>
-      <w:proofErr w:type="spellEnd"/>
-      <w:r>
-        <w:rPr>
-          <w:rFonts w:asciiTheme="majorHAnsi" w:hAnsiTheme="majorHAnsi" w:cstheme="majorHAnsi"/>
-          <w:lang w:val="pt-BR"/>
-        </w:rPr>
-        <w:t>', '</w:t>
-      </w:r>
-      <w:proofErr w:type="spellStart"/>
-      <w:r>
-        <w:rPr>
-          <w:rFonts w:asciiTheme="majorHAnsi" w:hAnsiTheme="majorHAnsi" w:cstheme="majorHAnsi"/>
-          <w:lang w:val="pt-BR"/>
-        </w:rPr>
-        <w:t>equalto</w:t>
-      </w:r>
-      <w:proofErr w:type="spellEnd"/>
-      <w:r>
-        <w:rPr>
-          <w:rFonts w:asciiTheme="majorHAnsi" w:hAnsiTheme="majorHAnsi" w:cstheme="majorHAnsi"/>
-          <w:lang w:val="pt-BR"/>
-        </w:rPr>
-        <w:t xml:space="preserve">', '') | </w:t>
-      </w:r>
-      <w:proofErr w:type="spellStart"/>
-      <w:proofErr w:type="gramStart"/>
-      <w:r>
-        <w:rPr>
-          <w:rFonts w:asciiTheme="majorHAnsi" w:hAnsiTheme="majorHAnsi" w:cstheme="majorHAnsi"/>
-          <w:lang w:val="pt-BR"/>
-        </w:rPr>
-        <w:t>selectattr</w:t>
-      </w:r>
-      <w:proofErr w:type="spellEnd"/>
-      <w:r>
-        <w:rPr>
-          <w:rFonts w:asciiTheme="majorHAnsi" w:hAnsiTheme="majorHAnsi" w:cstheme="majorHAnsi"/>
-          <w:lang w:val="pt-BR"/>
-        </w:rPr>
-        <w:t>(</w:t>
-      </w:r>
-      <w:proofErr w:type="gramEnd"/>
-      <w:r>
-        <w:rPr>
-          <w:rFonts w:asciiTheme="majorHAnsi" w:hAnsiTheme="majorHAnsi" w:cstheme="majorHAnsi"/>
-          <w:lang w:val="pt-BR"/>
-        </w:rPr>
-        <w:t>'</w:t>
-      </w:r>
-      <w:proofErr w:type="spellStart"/>
-      <w:r>
-        <w:rPr>
-          <w:rFonts w:asciiTheme="majorHAnsi" w:hAnsiTheme="majorHAnsi" w:cstheme="majorHAnsi"/>
-          <w:lang w:val="pt-BR"/>
-        </w:rPr>
-        <w:t>latency</w:t>
-      </w:r>
-      <w:proofErr w:type="spellEnd"/>
-      <w:r>
-        <w:rPr>
-          <w:rFonts w:asciiTheme="majorHAnsi" w:hAnsiTheme="majorHAnsi" w:cstheme="majorHAnsi"/>
-          <w:lang w:val="pt-BR"/>
-        </w:rPr>
-        <w:t>', '</w:t>
-      </w:r>
-      <w:proofErr w:type="spellStart"/>
-      <w:r>
-        <w:rPr>
-          <w:rFonts w:asciiTheme="majorHAnsi" w:hAnsiTheme="majorHAnsi" w:cstheme="majorHAnsi"/>
-          <w:lang w:val="pt-BR"/>
-        </w:rPr>
-        <w:t>gt</w:t>
-      </w:r>
-      <w:proofErr w:type="spellEnd"/>
-      <w:r>
-        <w:rPr>
-          <w:rFonts w:asciiTheme="majorHAnsi" w:hAnsiTheme="majorHAnsi" w:cstheme="majorHAnsi"/>
-          <w:lang w:val="pt-BR"/>
-        </w:rPr>
-        <w:t xml:space="preserve">', 150) | </w:t>
-      </w:r>
-      <w:proofErr w:type="spellStart"/>
-      <w:r>
-        <w:rPr>
-          <w:rFonts w:asciiTheme="majorHAnsi" w:hAnsiTheme="majorHAnsi" w:cstheme="majorHAnsi"/>
-          <w:lang w:val="pt-BR"/>
-        </w:rPr>
-        <w:t>map</w:t>
-      </w:r>
-      <w:proofErr w:type="spellEnd"/>
-      <w:r>
-        <w:rPr>
-          <w:rFonts w:asciiTheme="majorHAnsi" w:hAnsiTheme="majorHAnsi" w:cstheme="majorHAnsi"/>
-          <w:lang w:val="pt-BR"/>
-        </w:rPr>
-        <w:t>(</w:t>
-      </w:r>
-      <w:proofErr w:type="spellStart"/>
-      <w:r>
-        <w:rPr>
-          <w:rFonts w:asciiTheme="majorHAnsi" w:hAnsiTheme="majorHAnsi" w:cstheme="majorHAnsi"/>
-          <w:lang w:val="pt-BR"/>
-        </w:rPr>
-        <w:t>attribute</w:t>
-      </w:r>
-      <w:proofErr w:type="spellEnd"/>
-      <w:r>
-        <w:rPr>
-          <w:rFonts w:asciiTheme="majorHAnsi" w:hAnsiTheme="majorHAnsi" w:cstheme="majorHAnsi"/>
-          <w:lang w:val="pt-BR"/>
-        </w:rPr>
-        <w:t xml:space="preserve">='host') | </w:t>
-      </w:r>
-      <w:proofErr w:type="spellStart"/>
-      <w:r>
-        <w:rPr>
-          <w:rFonts w:asciiTheme="majorHAnsi" w:hAnsiTheme="majorHAnsi" w:cstheme="majorHAnsi"/>
-          <w:lang w:val="pt-BR"/>
-        </w:rPr>
-        <w:t>list</w:t>
-      </w:r>
-      <w:proofErr w:type="spellEnd"/>
-      <w:r>
-        <w:rPr>
-          <w:rFonts w:asciiTheme="majorHAnsi" w:hAnsiTheme="majorHAnsi" w:cstheme="majorHAnsi"/>
-          <w:lang w:val="pt-BR"/>
-        </w:rPr>
-        <w:t xml:space="preserve"> </w:t>
-      </w:r>
-      <w:proofErr w:type="gramStart"/>
-      <w:r>
-        <w:rPr>
-          <w:rFonts w:asciiTheme="majorHAnsi" w:hAnsiTheme="majorHAnsi" w:cstheme="majorHAnsi"/>
-          <w:lang w:val="pt-BR"/>
-        </w:rPr>
-        <w:t>%}{</w:t>
-      </w:r>
-      <w:proofErr w:type="gramEnd"/>
-      <w:r>
-        <w:rPr>
-          <w:rFonts w:asciiTheme="majorHAnsi" w:hAnsiTheme="majorHAnsi" w:cstheme="majorHAnsi"/>
-          <w:lang w:val="pt-BR"/>
-        </w:rPr>
-        <w:t xml:space="preserve">% </w:t>
-      </w:r>
-      <w:proofErr w:type="spellStart"/>
-      <w:r>
-        <w:rPr>
-          <w:rFonts w:asciiTheme="majorHAnsi" w:hAnsiTheme="majorHAnsi" w:cstheme="majorHAnsi"/>
-          <w:lang w:val="pt-BR"/>
-        </w:rPr>
-        <w:t>if</w:t>
-      </w:r>
-      <w:proofErr w:type="spellEnd"/>
-      <w:r>
-        <w:rPr>
-          <w:rFonts w:asciiTheme="majorHAnsi" w:hAnsiTheme="majorHAnsi" w:cstheme="majorHAnsi"/>
-          <w:lang w:val="pt-BR"/>
-        </w:rPr>
-        <w:t xml:space="preserve"> </w:t>
-      </w:r>
-      <w:proofErr w:type="spellStart"/>
-      <w:r>
-        <w:rPr>
-          <w:rFonts w:asciiTheme="majorHAnsi" w:hAnsiTheme="majorHAnsi" w:cstheme="majorHAnsi"/>
-          <w:lang w:val="pt-BR"/>
-        </w:rPr>
-        <w:t>crits|length</w:t>
-      </w:r>
-      <w:proofErr w:type="spellEnd"/>
-      <w:r>
-        <w:rPr>
-          <w:rFonts w:asciiTheme="majorHAnsi" w:hAnsiTheme="majorHAnsi" w:cstheme="majorHAnsi"/>
-          <w:lang w:val="pt-BR"/>
-        </w:rPr>
-        <w:t xml:space="preserve"> &gt; 0 %} (</w:t>
-      </w:r>
-      <w:proofErr w:type="gramStart"/>
-      <w:r>
-        <w:rPr>
-          <w:rFonts w:asciiTheme="majorHAnsi" w:hAnsiTheme="majorHAnsi" w:cstheme="majorHAnsi"/>
-          <w:lang w:val="pt-BR"/>
-        </w:rPr>
-        <w:t xml:space="preserve">{{ </w:t>
-      </w:r>
-      <w:proofErr w:type="spellStart"/>
-      <w:r>
-        <w:rPr>
-          <w:rFonts w:asciiTheme="majorHAnsi" w:hAnsiTheme="majorHAnsi" w:cstheme="majorHAnsi"/>
-          <w:lang w:val="pt-BR"/>
-        </w:rPr>
-        <w:t>crits</w:t>
-      </w:r>
-      <w:proofErr w:type="spellEnd"/>
-      <w:proofErr w:type="gramEnd"/>
-      <w:r>
-        <w:rPr>
-          <w:rFonts w:asciiTheme="majorHAnsi" w:hAnsiTheme="majorHAnsi" w:cstheme="majorHAnsi"/>
-          <w:lang w:val="pt-BR"/>
-        </w:rPr>
-        <w:t xml:space="preserve"> | </w:t>
-      </w:r>
-      <w:proofErr w:type="spellStart"/>
-      <w:proofErr w:type="gramStart"/>
-      <w:r>
-        <w:rPr>
-          <w:rFonts w:asciiTheme="majorHAnsi" w:hAnsiTheme="majorHAnsi" w:cstheme="majorHAnsi"/>
-          <w:lang w:val="pt-BR"/>
-        </w:rPr>
-        <w:t>join</w:t>
-      </w:r>
-      <w:proofErr w:type="spellEnd"/>
-      <w:r>
-        <w:rPr>
-          <w:rFonts w:asciiTheme="majorHAnsi" w:hAnsiTheme="majorHAnsi" w:cstheme="majorHAnsi"/>
-          <w:lang w:val="pt-BR"/>
-        </w:rPr>
-        <w:t>(</w:t>
-      </w:r>
-      <w:proofErr w:type="gramEnd"/>
-      <w:r>
-        <w:rPr>
-          <w:rFonts w:asciiTheme="majorHAnsi" w:hAnsiTheme="majorHAnsi" w:cstheme="majorHAnsi"/>
-          <w:lang w:val="pt-BR"/>
-        </w:rPr>
-        <w:t>', '</w:t>
-      </w:r>
-      <w:proofErr w:type="gramStart"/>
-      <w:r>
-        <w:rPr>
-          <w:rFonts w:asciiTheme="majorHAnsi" w:hAnsiTheme="majorHAnsi" w:cstheme="majorHAnsi"/>
-          <w:lang w:val="pt-BR"/>
-        </w:rPr>
-        <w:t>) }}){</w:t>
-      </w:r>
-      <w:proofErr w:type="gramEnd"/>
-      <w:r>
-        <w:rPr>
-          <w:rFonts w:asciiTheme="majorHAnsi" w:hAnsiTheme="majorHAnsi" w:cstheme="majorHAnsi"/>
-          <w:lang w:val="pt-BR"/>
-        </w:rPr>
-        <w:t xml:space="preserve">% </w:t>
-      </w:r>
-      <w:proofErr w:type="spellStart"/>
-      <w:r>
-        <w:rPr>
-          <w:rFonts w:asciiTheme="majorHAnsi" w:hAnsiTheme="majorHAnsi" w:cstheme="majorHAnsi"/>
-          <w:lang w:val="pt-BR"/>
-        </w:rPr>
-        <w:t>endif</w:t>
-      </w:r>
-      <w:proofErr w:type="spellEnd"/>
-      <w:r>
-        <w:rPr>
-          <w:rFonts w:asciiTheme="majorHAnsi" w:hAnsiTheme="majorHAnsi" w:cstheme="majorHAnsi"/>
-          <w:lang w:val="pt-BR"/>
-        </w:rPr>
-        <w:t xml:space="preserve"> %}</w:t>
+        <w:t>(Ping ≥ 150ms): {{ results | rejectattr('latency', 'equalto', '') | selectattr('latency', 'gt', 150) | list | length }}{% set crits = results | rejectattr('latency', 'equalto', '') | selectattr('latency', 'gt', 150) | map(attribute='host') | list %}{% if crits|length &gt; 0 %} ({{ crits | join(', ') }}){% endif %}</w:t>
       </w:r>
     </w:p>
     <w:p>
@@ -1509,372 +203,7 @@
           <w:rFonts w:asciiTheme="majorHAnsi" w:hAnsiTheme="majorHAnsi" w:cstheme="majorHAnsi"/>
           <w:lang w:val="pt-BR"/>
         </w:rPr>
-        <w:t xml:space="preserve">: </w:t>
-      </w:r>
-      <w:proofErr w:type="gramStart"/>
-      <w:r>
-        <w:rPr>
-          <w:rFonts w:asciiTheme="majorHAnsi" w:hAnsiTheme="majorHAnsi" w:cstheme="majorHAnsi"/>
-          <w:lang w:val="pt-BR"/>
-        </w:rPr>
-        <w:t xml:space="preserve">{{ </w:t>
-      </w:r>
-      <w:proofErr w:type="spellStart"/>
-      <w:r>
-        <w:rPr>
-          <w:rFonts w:asciiTheme="majorHAnsi" w:hAnsiTheme="majorHAnsi" w:cstheme="majorHAnsi"/>
-          <w:lang w:val="pt-BR"/>
-        </w:rPr>
-        <w:t>results</w:t>
-      </w:r>
-      <w:proofErr w:type="spellEnd"/>
-      <w:proofErr w:type="gramEnd"/>
-      <w:r>
-        <w:rPr>
-          <w:rFonts w:asciiTheme="majorHAnsi" w:hAnsiTheme="majorHAnsi" w:cstheme="majorHAnsi"/>
-          <w:lang w:val="pt-BR"/>
-        </w:rPr>
-        <w:t xml:space="preserve"> | </w:t>
-      </w:r>
-      <w:proofErr w:type="spellStart"/>
-      <w:proofErr w:type="gramStart"/>
-      <w:r>
-        <w:rPr>
-          <w:rFonts w:asciiTheme="majorHAnsi" w:hAnsiTheme="majorHAnsi" w:cstheme="majorHAnsi"/>
-          <w:lang w:val="pt-BR"/>
-        </w:rPr>
-        <w:t>selectattr</w:t>
-      </w:r>
-      <w:proofErr w:type="spellEnd"/>
-      <w:r>
-        <w:rPr>
-          <w:rFonts w:asciiTheme="majorHAnsi" w:hAnsiTheme="majorHAnsi" w:cstheme="majorHAnsi"/>
-          <w:lang w:val="pt-BR"/>
-        </w:rPr>
-        <w:t>(</w:t>
-      </w:r>
-      <w:proofErr w:type="gramEnd"/>
-      <w:r>
-        <w:rPr>
-          <w:rFonts w:asciiTheme="majorHAnsi" w:hAnsiTheme="majorHAnsi" w:cstheme="majorHAnsi"/>
-          <w:lang w:val="pt-BR"/>
-        </w:rPr>
-        <w:t>'</w:t>
-      </w:r>
-      <w:proofErr w:type="spellStart"/>
-      <w:r>
-        <w:rPr>
-          <w:rFonts w:asciiTheme="majorHAnsi" w:hAnsiTheme="majorHAnsi" w:cstheme="majorHAnsi"/>
-          <w:lang w:val="pt-BR"/>
-        </w:rPr>
-        <w:t>latency</w:t>
-      </w:r>
-      <w:proofErr w:type="spellEnd"/>
-      <w:r>
-        <w:rPr>
-          <w:rFonts w:asciiTheme="majorHAnsi" w:hAnsiTheme="majorHAnsi" w:cstheme="majorHAnsi"/>
-          <w:lang w:val="pt-BR"/>
-        </w:rPr>
-        <w:t>', '</w:t>
-      </w:r>
-      <w:proofErr w:type="spellStart"/>
-      <w:r>
-        <w:rPr>
-          <w:rFonts w:asciiTheme="majorHAnsi" w:hAnsiTheme="majorHAnsi" w:cstheme="majorHAnsi"/>
-          <w:lang w:val="pt-BR"/>
-        </w:rPr>
-        <w:t>equalto</w:t>
-      </w:r>
-      <w:proofErr w:type="spellEnd"/>
-      <w:r>
-        <w:rPr>
-          <w:rFonts w:asciiTheme="majorHAnsi" w:hAnsiTheme="majorHAnsi" w:cstheme="majorHAnsi"/>
-          <w:lang w:val="pt-BR"/>
-        </w:rPr>
-        <w:t xml:space="preserve">', '') | </w:t>
-      </w:r>
-      <w:proofErr w:type="spellStart"/>
-      <w:r>
-        <w:rPr>
-          <w:rFonts w:asciiTheme="majorHAnsi" w:hAnsiTheme="majorHAnsi" w:cstheme="majorHAnsi"/>
-          <w:lang w:val="pt-BR"/>
-        </w:rPr>
-        <w:t>list</w:t>
-      </w:r>
-      <w:proofErr w:type="spellEnd"/>
-      <w:r>
-        <w:rPr>
-          <w:rFonts w:asciiTheme="majorHAnsi" w:hAnsiTheme="majorHAnsi" w:cstheme="majorHAnsi"/>
-          <w:lang w:val="pt-BR"/>
-        </w:rPr>
-        <w:t xml:space="preserve"> | </w:t>
-      </w:r>
-      <w:proofErr w:type="spellStart"/>
-      <w:proofErr w:type="gramStart"/>
-      <w:r>
-        <w:rPr>
-          <w:rFonts w:asciiTheme="majorHAnsi" w:hAnsiTheme="majorHAnsi" w:cstheme="majorHAnsi"/>
-          <w:lang w:val="pt-BR"/>
-        </w:rPr>
-        <w:t>length</w:t>
-      </w:r>
-      <w:proofErr w:type="spellEnd"/>
-      <w:r>
-        <w:rPr>
-          <w:rFonts w:asciiTheme="majorHAnsi" w:hAnsiTheme="majorHAnsi" w:cstheme="majorHAnsi"/>
-          <w:lang w:val="pt-BR"/>
-        </w:rPr>
-        <w:t xml:space="preserve"> }}{</w:t>
-      </w:r>
-      <w:proofErr w:type="gramEnd"/>
-      <w:r>
-        <w:rPr>
-          <w:rFonts w:asciiTheme="majorHAnsi" w:hAnsiTheme="majorHAnsi" w:cstheme="majorHAnsi"/>
-          <w:lang w:val="pt-BR"/>
-        </w:rPr>
-        <w:t xml:space="preserve">% set timeouts = </w:t>
-      </w:r>
-      <w:proofErr w:type="spellStart"/>
-      <w:r>
-        <w:rPr>
-          <w:rFonts w:asciiTheme="majorHAnsi" w:hAnsiTheme="majorHAnsi" w:cstheme="majorHAnsi"/>
-          <w:lang w:val="pt-BR"/>
-        </w:rPr>
-        <w:t>results</w:t>
-      </w:r>
-      <w:proofErr w:type="spellEnd"/>
-      <w:r>
-        <w:rPr>
-          <w:rFonts w:asciiTheme="majorHAnsi" w:hAnsiTheme="majorHAnsi" w:cstheme="majorHAnsi"/>
-          <w:lang w:val="pt-BR"/>
-        </w:rPr>
-        <w:t xml:space="preserve"> | </w:t>
-      </w:r>
-      <w:proofErr w:type="spellStart"/>
-      <w:proofErr w:type="gramStart"/>
-      <w:r>
-        <w:rPr>
-          <w:rFonts w:asciiTheme="majorHAnsi" w:hAnsiTheme="majorHAnsi" w:cstheme="majorHAnsi"/>
-          <w:lang w:val="pt-BR"/>
-        </w:rPr>
-        <w:t>selectattr</w:t>
-      </w:r>
-      <w:proofErr w:type="spellEnd"/>
-      <w:r>
-        <w:rPr>
-          <w:rFonts w:asciiTheme="majorHAnsi" w:hAnsiTheme="majorHAnsi" w:cstheme="majorHAnsi"/>
-          <w:lang w:val="pt-BR"/>
-        </w:rPr>
-        <w:t>(</w:t>
-      </w:r>
-      <w:proofErr w:type="gramEnd"/>
-      <w:r>
-        <w:rPr>
-          <w:rFonts w:asciiTheme="majorHAnsi" w:hAnsiTheme="majorHAnsi" w:cstheme="majorHAnsi"/>
-          <w:lang w:val="pt-BR"/>
-        </w:rPr>
-        <w:t>'</w:t>
-      </w:r>
-      <w:proofErr w:type="spellStart"/>
-      <w:r>
-        <w:rPr>
-          <w:rFonts w:asciiTheme="majorHAnsi" w:hAnsiTheme="majorHAnsi" w:cstheme="majorHAnsi"/>
-          <w:lang w:val="pt-BR"/>
-        </w:rPr>
-        <w:t>latency</w:t>
-      </w:r>
-      <w:proofErr w:type="spellEnd"/>
-      <w:r>
-        <w:rPr>
-          <w:rFonts w:asciiTheme="majorHAnsi" w:hAnsiTheme="majorHAnsi" w:cstheme="majorHAnsi"/>
-          <w:lang w:val="pt-BR"/>
-        </w:rPr>
-        <w:t>', '</w:t>
-      </w:r>
-      <w:proofErr w:type="spellStart"/>
-      <w:r>
-        <w:rPr>
-          <w:rFonts w:asciiTheme="majorHAnsi" w:hAnsiTheme="majorHAnsi" w:cstheme="majorHAnsi"/>
-          <w:lang w:val="pt-BR"/>
-        </w:rPr>
-        <w:t>equalto</w:t>
-      </w:r>
-      <w:proofErr w:type="spellEnd"/>
-      <w:r>
-        <w:rPr>
-          <w:rFonts w:asciiTheme="majorHAnsi" w:hAnsiTheme="majorHAnsi" w:cstheme="majorHAnsi"/>
-          <w:lang w:val="pt-BR"/>
-        </w:rPr>
-        <w:t xml:space="preserve">', '') | </w:t>
-      </w:r>
-      <w:proofErr w:type="spellStart"/>
-      <w:r>
-        <w:rPr>
-          <w:rFonts w:asciiTheme="majorHAnsi" w:hAnsiTheme="majorHAnsi" w:cstheme="majorHAnsi"/>
-          <w:lang w:val="pt-BR"/>
-        </w:rPr>
-        <w:t>map</w:t>
-      </w:r>
-      <w:proofErr w:type="spellEnd"/>
-      <w:r>
-        <w:rPr>
-          <w:rFonts w:asciiTheme="majorHAnsi" w:hAnsiTheme="majorHAnsi" w:cstheme="majorHAnsi"/>
-          <w:lang w:val="pt-BR"/>
-        </w:rPr>
-        <w:t>(</w:t>
-      </w:r>
-      <w:proofErr w:type="spellStart"/>
-      <w:r>
-        <w:rPr>
-          <w:rFonts w:asciiTheme="majorHAnsi" w:hAnsiTheme="majorHAnsi" w:cstheme="majorHAnsi"/>
-          <w:lang w:val="pt-BR"/>
-        </w:rPr>
-        <w:t>attribute</w:t>
-      </w:r>
-      <w:proofErr w:type="spellEnd"/>
-      <w:r>
-        <w:rPr>
-          <w:rFonts w:asciiTheme="majorHAnsi" w:hAnsiTheme="majorHAnsi" w:cstheme="majorHAnsi"/>
-          <w:lang w:val="pt-BR"/>
-        </w:rPr>
-        <w:t xml:space="preserve">='host') | </w:t>
-      </w:r>
-      <w:proofErr w:type="spellStart"/>
-      <w:r>
-        <w:rPr>
-          <w:rFonts w:asciiTheme="majorHAnsi" w:hAnsiTheme="majorHAnsi" w:cstheme="majorHAnsi"/>
-          <w:lang w:val="pt-BR"/>
-        </w:rPr>
-        <w:t>list</w:t>
-      </w:r>
-      <w:proofErr w:type="spellEnd"/>
-      <w:r>
-        <w:rPr>
-          <w:rFonts w:asciiTheme="majorHAnsi" w:hAnsiTheme="majorHAnsi" w:cstheme="majorHAnsi"/>
-          <w:lang w:val="pt-BR"/>
-        </w:rPr>
-        <w:t xml:space="preserve"> </w:t>
-      </w:r>
-      <w:proofErr w:type="gramStart"/>
-      <w:r>
-        <w:rPr>
-          <w:rFonts w:asciiTheme="majorHAnsi" w:hAnsiTheme="majorHAnsi" w:cstheme="majorHAnsi"/>
-          <w:lang w:val="pt-BR"/>
-        </w:rPr>
-        <w:t>%}{</w:t>
-      </w:r>
-      <w:proofErr w:type="gramEnd"/>
-      <w:r>
-        <w:rPr>
-          <w:rFonts w:asciiTheme="majorHAnsi" w:hAnsiTheme="majorHAnsi" w:cstheme="majorHAnsi"/>
-          <w:lang w:val="pt-BR"/>
-        </w:rPr>
-        <w:t xml:space="preserve">% </w:t>
-      </w:r>
-      <w:proofErr w:type="spellStart"/>
-      <w:r>
-        <w:rPr>
-          <w:rFonts w:asciiTheme="majorHAnsi" w:hAnsiTheme="majorHAnsi" w:cstheme="majorHAnsi"/>
-          <w:lang w:val="pt-BR"/>
-        </w:rPr>
-        <w:t>if</w:t>
-      </w:r>
-      <w:proofErr w:type="spellEnd"/>
-      <w:r>
-        <w:rPr>
-          <w:rFonts w:asciiTheme="majorHAnsi" w:hAnsiTheme="majorHAnsi" w:cstheme="majorHAnsi"/>
-          <w:lang w:val="pt-BR"/>
-        </w:rPr>
-        <w:t xml:space="preserve"> </w:t>
-      </w:r>
-      <w:proofErr w:type="spellStart"/>
-      <w:r>
-        <w:rPr>
-          <w:rFonts w:asciiTheme="majorHAnsi" w:hAnsiTheme="majorHAnsi" w:cstheme="majorHAnsi"/>
-          <w:lang w:val="pt-BR"/>
-        </w:rPr>
-        <w:t>timeouts|length</w:t>
-      </w:r>
-      <w:proofErr w:type="spellEnd"/>
-      <w:r>
-        <w:rPr>
-          <w:rFonts w:asciiTheme="majorHAnsi" w:hAnsiTheme="majorHAnsi" w:cstheme="majorHAnsi"/>
-          <w:lang w:val="pt-BR"/>
-        </w:rPr>
-        <w:t xml:space="preserve"> &gt; 0 %} (</w:t>
-      </w:r>
-      <w:proofErr w:type="gramStart"/>
-      <w:r>
-        <w:rPr>
-          <w:rFonts w:asciiTheme="majorHAnsi" w:hAnsiTheme="majorHAnsi" w:cstheme="majorHAnsi"/>
-          <w:lang w:val="pt-BR"/>
-        </w:rPr>
-        <w:t>{{ timeouts</w:t>
-      </w:r>
-      <w:proofErr w:type="gramEnd"/>
-      <w:r>
-        <w:rPr>
-          <w:rFonts w:asciiTheme="majorHAnsi" w:hAnsiTheme="majorHAnsi" w:cstheme="majorHAnsi"/>
-          <w:lang w:val="pt-BR"/>
-        </w:rPr>
-        <w:t xml:space="preserve"> | </w:t>
-      </w:r>
-      <w:proofErr w:type="spellStart"/>
-      <w:proofErr w:type="gramStart"/>
-      <w:r>
-        <w:rPr>
-          <w:rFonts w:asciiTheme="majorHAnsi" w:hAnsiTheme="majorHAnsi" w:cstheme="majorHAnsi"/>
-          <w:lang w:val="pt-BR"/>
-        </w:rPr>
-        <w:t>join</w:t>
-      </w:r>
-      <w:proofErr w:type="spellEnd"/>
-      <w:r>
-        <w:rPr>
-          <w:rFonts w:asciiTheme="majorHAnsi" w:hAnsiTheme="majorHAnsi" w:cstheme="majorHAnsi"/>
-          <w:lang w:val="pt-BR"/>
-        </w:rPr>
-        <w:t>(</w:t>
-      </w:r>
-      <w:proofErr w:type="gramEnd"/>
-      <w:r>
-        <w:rPr>
-          <w:rFonts w:asciiTheme="majorHAnsi" w:hAnsiTheme="majorHAnsi" w:cstheme="majorHAnsi"/>
-          <w:lang w:val="pt-BR"/>
-        </w:rPr>
-        <w:t>', '</w:t>
-      </w:r>
-      <w:proofErr w:type="gramStart"/>
-      <w:r>
-        <w:rPr>
-          <w:rFonts w:asciiTheme="majorHAnsi" w:hAnsiTheme="majorHAnsi" w:cstheme="majorHAnsi"/>
-          <w:lang w:val="pt-BR"/>
-        </w:rPr>
-        <w:t>) }}){</w:t>
-      </w:r>
-      <w:proofErr w:type="gramEnd"/>
-      <w:r>
-        <w:rPr>
-          <w:rFonts w:asciiTheme="majorHAnsi" w:hAnsiTheme="majorHAnsi" w:cstheme="majorHAnsi"/>
-          <w:lang w:val="pt-BR"/>
-        </w:rPr>
-        <w:t xml:space="preserve">% </w:t>
-      </w:r>
-      <w:proofErr w:type="spellStart"/>
-      <w:r>
-        <w:rPr>
-          <w:rFonts w:asciiTheme="majorHAnsi" w:hAnsiTheme="majorHAnsi" w:cstheme="majorHAnsi"/>
-          <w:lang w:val="pt-BR"/>
-        </w:rPr>
-        <w:t>endif</w:t>
-      </w:r>
-      <w:proofErr w:type="spellEnd"/>
-      <w:r>
-        <w:rPr>
-          <w:rFonts w:asciiTheme="majorHAnsi" w:hAnsiTheme="majorHAnsi" w:cstheme="majorHAnsi"/>
-          <w:lang w:val="pt-BR"/>
-        </w:rPr>
-        <w:t xml:space="preserve"> %}</w:t>
+        <w:t>: {{ results | selectattr('latency', 'equalto', '') | list | length }}{% set timeouts = results | selectattr('latency', 'equalto', '') | map(attribute='host') | list %}{% if timeouts|length &gt; 0 %} ({{ timeouts | join(', ') }}){% endif %}</w:t>
       </w:r>
     </w:p>
     <w:p>
@@ -1899,82 +228,15 @@
         <w:rPr>
           <w:rFonts w:asciiTheme="majorHAnsi" w:hAnsiTheme="majorHAnsi" w:cstheme="majorHAnsi"/>
         </w:rPr>
-        <w:t xml:space="preserve"> for </w:t>
+        <w:t xml:space="preserve"> for res in results %}</w:t>
       </w:r>
-      <w:proofErr w:type="gramStart"/>
-      <w:r>
-        <w:rPr>
-          <w:rFonts w:asciiTheme="majorHAnsi" w:hAnsiTheme="majorHAnsi" w:cstheme="majorHAnsi"/>
-        </w:rPr>
-        <w:t>res</w:t>
-      </w:r>
-      <w:proofErr w:type="gramEnd"/>
-      <w:r>
-        <w:rPr>
-          <w:rFonts w:asciiTheme="majorHAnsi" w:hAnsiTheme="majorHAnsi" w:cstheme="majorHAnsi"/>
-        </w:rPr>
-        <w:t xml:space="preserve"> in </w:t>
-      </w:r>
-      <w:proofErr w:type="gramStart"/>
-      <w:r>
-        <w:rPr>
-          <w:rFonts w:asciiTheme="majorHAnsi" w:hAnsiTheme="majorHAnsi" w:cstheme="majorHAnsi"/>
-        </w:rPr>
-        <w:t>results %}</w:t>
-      </w:r>
-      <w:proofErr w:type="gramEnd"/>
     </w:p>
     <w:p>
       <w:pPr>
         <w:pStyle w:val="Ttulo1"/>
       </w:pPr>
-      <w:proofErr w:type="gramStart"/>
       <w:r>
-        <w:t xml:space="preserve">{{ </w:t>
-      </w:r>
-      <w:proofErr w:type="spellStart"/>
-      <w:r>
-        <w:t>res</w:t>
-      </w:r>
-      <w:proofErr w:type="gramEnd"/>
-      <w:r>
-        <w:t>.rule_</w:t>
-      </w:r>
-      <w:proofErr w:type="gramStart"/>
-      <w:r>
-        <w:t>name</w:t>
-      </w:r>
-      <w:proofErr w:type="spellEnd"/>
-      <w:r>
-        <w:t xml:space="preserve"> }</w:t>
-      </w:r>
-      <w:proofErr w:type="gramEnd"/>
-      <w:r>
-        <w:t xml:space="preserve">}: </w:t>
-      </w:r>
-      <w:proofErr w:type="gramStart"/>
-      <w:r>
-        <w:t xml:space="preserve">{{ </w:t>
-      </w:r>
-      <w:proofErr w:type="spellStart"/>
-      <w:r>
-        <w:t>res</w:t>
-      </w:r>
-      <w:proofErr w:type="gramEnd"/>
-      <w:r>
-        <w:t>.</w:t>
-      </w:r>
-      <w:proofErr w:type="gramStart"/>
-      <w:r>
-        <w:t>host</w:t>
-      </w:r>
-      <w:proofErr w:type="spellEnd"/>
-      <w:r>
-        <w:t xml:space="preserve"> }</w:t>
-      </w:r>
-      <w:proofErr w:type="gramEnd"/>
-      <w:r>
-        <w:t>}</w:t>
+        <w:t>{{ res.rule_name }}: {{ res.host }}</w:t>
       </w:r>
     </w:p>
     <w:p/>
@@ -1989,286 +251,7 @@
         <w:rPr>
           <w:rFonts w:asciiTheme="majorHAnsi" w:hAnsiTheme="majorHAnsi" w:cstheme="majorHAnsi"/>
         </w:rPr>
-        <w:t xml:space="preserve">{%p if </w:t>
-      </w:r>
-      <w:proofErr w:type="spellStart"/>
-      <w:proofErr w:type="gramStart"/>
-      <w:r>
-        <w:rPr>
-          <w:rFonts w:asciiTheme="majorHAnsi" w:hAnsiTheme="majorHAnsi" w:cstheme="majorHAnsi"/>
-        </w:rPr>
-        <w:t>res.rule</w:t>
-      </w:r>
-      <w:proofErr w:type="gramEnd"/>
-      <w:r>
-        <w:rPr>
-          <w:rFonts w:asciiTheme="majorHAnsi" w:hAnsiTheme="majorHAnsi" w:cstheme="majorHAnsi"/>
-        </w:rPr>
-        <w:t>_name</w:t>
-      </w:r>
-      <w:proofErr w:type="spellEnd"/>
-      <w:r>
-        <w:rPr>
-          <w:rFonts w:asciiTheme="majorHAnsi" w:hAnsiTheme="majorHAnsi" w:cstheme="majorHAnsi"/>
-        </w:rPr>
-        <w:t xml:space="preserve"> in ['Switch', 'Access Point'</w:t>
-      </w:r>
-      <w:proofErr w:type="gramStart"/>
-      <w:r>
-        <w:rPr>
-          <w:rFonts w:asciiTheme="majorHAnsi" w:hAnsiTheme="majorHAnsi" w:cstheme="majorHAnsi"/>
-        </w:rPr>
-        <w:t>] %}</w:t>
-      </w:r>
-      <w:proofErr w:type="gramEnd"/>
-    </w:p>
-    <w:p>
-      <w:pPr>
-        <w:spacing w:after="0"/>
-        <w:rPr>
-          <w:rFonts w:asciiTheme="majorHAnsi" w:hAnsiTheme="majorHAnsi" w:cstheme="majorHAnsi"/>
-        </w:rPr>
-      </w:pPr>
-      <w:r>
-        <w:rPr>
-          <w:rFonts w:asciiTheme="majorHAnsi" w:hAnsiTheme="majorHAnsi" w:cstheme="majorHAnsi"/>
-        </w:rPr>
-        <w:t>{%</w:t>
-      </w:r>
-      <w:r>
-        <w:rPr>
-          <w:rFonts w:asciiTheme="majorHAnsi" w:hAnsiTheme="majorHAnsi" w:cstheme="majorHAnsi"/>
-        </w:rPr>
-        <w:t>p</w:t>
-      </w:r>
-      <w:r>
-        <w:rPr>
-          <w:rFonts w:asciiTheme="majorHAnsi" w:hAnsiTheme="majorHAnsi" w:cstheme="majorHAnsi"/>
-        </w:rPr>
-        <w:t xml:space="preserve"> if </w:t>
-      </w:r>
-      <w:proofErr w:type="spellStart"/>
-      <w:proofErr w:type="gramStart"/>
-      <w:r>
-        <w:rPr>
-          <w:rFonts w:asciiTheme="majorHAnsi" w:hAnsiTheme="majorHAnsi" w:cstheme="majorHAnsi"/>
-        </w:rPr>
-        <w:t>res.latency</w:t>
-      </w:r>
-      <w:proofErr w:type="spellEnd"/>
-      <w:proofErr w:type="gramEnd"/>
-      <w:r>
-        <w:rPr>
-          <w:rFonts w:asciiTheme="majorHAnsi" w:hAnsiTheme="majorHAnsi" w:cstheme="majorHAnsi"/>
-        </w:rPr>
-        <w:t xml:space="preserve"> %}</w:t>
-      </w:r>
-    </w:p>
-    <w:p>
-      <w:pPr>
-        <w:rPr>
-          <w:rFonts w:asciiTheme="majorHAnsi" w:hAnsiTheme="majorHAnsi" w:cstheme="majorHAnsi"/>
-        </w:rPr>
-      </w:pPr>
-      <w:r>
-        <w:rPr>
-          <w:rFonts w:asciiTheme="majorHAnsi" w:hAnsiTheme="majorHAnsi" w:cstheme="majorHAnsi"/>
-        </w:rPr>
-        <w:t xml:space="preserve">{% set ping = </w:t>
-      </w:r>
-      <w:proofErr w:type="spellStart"/>
-      <w:proofErr w:type="gramStart"/>
-      <w:r>
-        <w:rPr>
-          <w:rFonts w:asciiTheme="majorHAnsi" w:hAnsiTheme="majorHAnsi" w:cstheme="majorHAnsi"/>
-        </w:rPr>
-        <w:t>res.latency</w:t>
-      </w:r>
-      <w:proofErr w:type="gramEnd"/>
-      <w:r>
-        <w:rPr>
-          <w:rFonts w:asciiTheme="majorHAnsi" w:hAnsiTheme="majorHAnsi" w:cstheme="majorHAnsi"/>
-        </w:rPr>
-        <w:t>|int</w:t>
-      </w:r>
-      <w:proofErr w:type="spellEnd"/>
-      <w:r>
-        <w:rPr>
-          <w:rFonts w:asciiTheme="majorHAnsi" w:hAnsiTheme="majorHAnsi" w:cstheme="majorHAnsi"/>
-        </w:rPr>
-        <w:t xml:space="preserve"> </w:t>
-      </w:r>
-      <w:proofErr w:type="gramStart"/>
-      <w:r>
-        <w:rPr>
-          <w:rFonts w:asciiTheme="majorHAnsi" w:hAnsiTheme="majorHAnsi" w:cstheme="majorHAnsi"/>
-        </w:rPr>
-        <w:t>%}</w:t>
-      </w:r>
-      <w:proofErr w:type="spellStart"/>
-      <w:r>
-        <w:rPr>
-          <w:rFonts w:asciiTheme="majorHAnsi" w:hAnsiTheme="majorHAnsi" w:cstheme="majorHAnsi"/>
-        </w:rPr>
-        <w:t>Lat</w:t>
-      </w:r>
-      <w:r>
-        <w:rPr>
-          <w:rFonts w:asciiTheme="majorHAnsi" w:hAnsiTheme="majorHAnsi" w:cstheme="majorHAnsi"/>
-        </w:rPr>
-        <w:t>ência</w:t>
-      </w:r>
-      <w:proofErr w:type="spellEnd"/>
-      <w:proofErr w:type="gramEnd"/>
-      <w:r>
-        <w:rPr>
-          <w:rFonts w:asciiTheme="majorHAnsi" w:hAnsiTheme="majorHAnsi" w:cstheme="majorHAnsi"/>
-        </w:rPr>
-        <w:t xml:space="preserve">: </w:t>
-      </w:r>
-      <w:proofErr w:type="gramStart"/>
-      <w:r>
-        <w:rPr>
-          <w:rFonts w:asciiTheme="majorHAnsi" w:hAnsiTheme="majorHAnsi" w:cstheme="majorHAnsi"/>
-        </w:rPr>
-        <w:t>{{ ping</w:t>
-      </w:r>
-      <w:proofErr w:type="gramEnd"/>
-      <w:r>
-        <w:rPr>
-          <w:rFonts w:asciiTheme="majorHAnsi" w:hAnsiTheme="majorHAnsi" w:cstheme="majorHAnsi"/>
-        </w:rPr>
-        <w:t xml:space="preserve"> }}</w:t>
-      </w:r>
-      <w:proofErr w:type="spellStart"/>
-      <w:r>
-        <w:rPr>
-          <w:rFonts w:asciiTheme="majorHAnsi" w:hAnsiTheme="majorHAnsi" w:cstheme="majorHAnsi"/>
-        </w:rPr>
-        <w:t>ms</w:t>
-      </w:r>
-      <w:proofErr w:type="spellEnd"/>
-      <w:r>
-        <w:rPr>
-          <w:rFonts w:asciiTheme="majorHAnsi" w:hAnsiTheme="majorHAnsi" w:cstheme="majorHAnsi"/>
-        </w:rPr>
-        <w:t xml:space="preserve"> {% if ping &lt;= 50 </w:t>
-      </w:r>
-      <w:proofErr w:type="gramStart"/>
-      <w:r>
-        <w:rPr>
-          <w:rFonts w:asciiTheme="majorHAnsi" w:hAnsiTheme="majorHAnsi" w:cstheme="majorHAnsi"/>
-        </w:rPr>
-        <w:t>%}Ok</w:t>
-      </w:r>
-      <w:proofErr w:type="gramEnd"/>
-      <w:r>
-        <w:rPr>
-          <w:rFonts w:asciiTheme="majorHAnsi" w:hAnsiTheme="majorHAnsi" w:cstheme="majorHAnsi"/>
-        </w:rPr>
-        <w:t xml:space="preserve"> </w:t>
-      </w:r>
-      <w:proofErr w:type="gramStart"/>
-      <w:r>
-        <w:rPr>
-          <w:rFonts w:ascii="Segoe UI Emoji" w:hAnsi="Segoe UI Emoji" w:cs="Segoe UI Emoji"/>
-        </w:rPr>
-        <w:t>🟢</w:t>
-      </w:r>
-      <w:r>
-        <w:rPr>
-          <w:rFonts w:asciiTheme="majorHAnsi" w:hAnsiTheme="majorHAnsi" w:cstheme="majorHAnsi"/>
-        </w:rPr>
-        <w:t>{</w:t>
-      </w:r>
-      <w:proofErr w:type="gramEnd"/>
-      <w:r>
-        <w:rPr>
-          <w:rFonts w:asciiTheme="majorHAnsi" w:hAnsiTheme="majorHAnsi" w:cstheme="majorHAnsi"/>
-        </w:rPr>
-        <w:t xml:space="preserve">% </w:t>
-      </w:r>
-      <w:proofErr w:type="spellStart"/>
-      <w:r>
-        <w:rPr>
-          <w:rFonts w:asciiTheme="majorHAnsi" w:hAnsiTheme="majorHAnsi" w:cstheme="majorHAnsi"/>
-        </w:rPr>
-        <w:t>elif</w:t>
-      </w:r>
-      <w:proofErr w:type="spellEnd"/>
-      <w:r>
-        <w:rPr>
-          <w:rFonts w:asciiTheme="majorHAnsi" w:hAnsiTheme="majorHAnsi" w:cstheme="majorHAnsi"/>
-        </w:rPr>
-        <w:t xml:space="preserve"> ping &lt;= 150 </w:t>
-      </w:r>
-      <w:proofErr w:type="gramStart"/>
-      <w:r>
-        <w:rPr>
-          <w:rFonts w:asciiTheme="majorHAnsi" w:hAnsiTheme="majorHAnsi" w:cstheme="majorHAnsi"/>
-        </w:rPr>
-        <w:t>%}Warning</w:t>
-      </w:r>
-      <w:proofErr w:type="gramEnd"/>
-      <w:r>
-        <w:rPr>
-          <w:rFonts w:asciiTheme="majorHAnsi" w:hAnsiTheme="majorHAnsi" w:cstheme="majorHAnsi"/>
-        </w:rPr>
-        <w:t xml:space="preserve"> </w:t>
-      </w:r>
-      <w:proofErr w:type="gramStart"/>
-      <w:r>
-        <w:rPr>
-          <w:rFonts w:ascii="Segoe UI Emoji" w:hAnsi="Segoe UI Emoji" w:cs="Segoe UI Emoji"/>
-        </w:rPr>
-        <w:t>🟡</w:t>
-      </w:r>
-      <w:r>
-        <w:rPr>
-          <w:rFonts w:asciiTheme="majorHAnsi" w:hAnsiTheme="majorHAnsi" w:cstheme="majorHAnsi"/>
-        </w:rPr>
-        <w:t>{</w:t>
-      </w:r>
-      <w:proofErr w:type="gramEnd"/>
-      <w:r>
-        <w:rPr>
-          <w:rFonts w:asciiTheme="majorHAnsi" w:hAnsiTheme="majorHAnsi" w:cstheme="majorHAnsi"/>
-        </w:rPr>
-        <w:t xml:space="preserve">% else </w:t>
-      </w:r>
-      <w:proofErr w:type="gramStart"/>
-      <w:r>
-        <w:rPr>
-          <w:rFonts w:asciiTheme="majorHAnsi" w:hAnsiTheme="majorHAnsi" w:cstheme="majorHAnsi"/>
-        </w:rPr>
-        <w:t>%}Critical</w:t>
-      </w:r>
-      <w:proofErr w:type="gramEnd"/>
-      <w:r>
-        <w:rPr>
-          <w:rFonts w:asciiTheme="majorHAnsi" w:hAnsiTheme="majorHAnsi" w:cstheme="majorHAnsi"/>
-        </w:rPr>
-        <w:t xml:space="preserve"> </w:t>
-      </w:r>
-      <w:proofErr w:type="gramStart"/>
-      <w:r>
-        <w:rPr>
-          <w:rFonts w:ascii="Segoe UI Emoji" w:hAnsi="Segoe UI Emoji" w:cs="Segoe UI Emoji"/>
-        </w:rPr>
-        <w:t>🔴</w:t>
-      </w:r>
-      <w:r>
-        <w:rPr>
-          <w:rFonts w:asciiTheme="majorHAnsi" w:hAnsiTheme="majorHAnsi" w:cstheme="majorHAnsi"/>
-        </w:rPr>
-        <w:t>{</w:t>
-      </w:r>
-      <w:proofErr w:type="gramEnd"/>
-      <w:r>
-        <w:rPr>
-          <w:rFonts w:asciiTheme="majorHAnsi" w:hAnsiTheme="majorHAnsi" w:cstheme="majorHAnsi"/>
-        </w:rPr>
-        <w:t>% endif %})</w:t>
+        <w:t>{%p if res.rule_name in ['Switch', 'Access Point'] %}</w:t>
       </w:r>
     </w:p>
     <w:p>
@@ -2294,16 +277,95 @@
         <w:rPr>
           <w:rFonts w:asciiTheme="majorHAnsi" w:hAnsiTheme="majorHAnsi" w:cstheme="majorHAnsi"/>
         </w:rPr>
-        <w:t xml:space="preserve"> </w:t>
+        <w:t xml:space="preserve"> if res.latency %}</w:t>
       </w:r>
-      <w:proofErr w:type="gramStart"/>
+    </w:p>
+    <w:p>
+      <w:pPr>
+        <w:rPr>
+          <w:rFonts w:asciiTheme="majorHAnsi" w:hAnsiTheme="majorHAnsi" w:cstheme="majorHAnsi"/>
+        </w:rPr>
+      </w:pPr>
       <w:r>
         <w:rPr>
           <w:rFonts w:asciiTheme="majorHAnsi" w:hAnsiTheme="majorHAnsi" w:cstheme="majorHAnsi"/>
         </w:rPr>
-        <w:t>else %}</w:t>
+        <w:t>{% set ping = res.latency|int %}Lat</w:t>
       </w:r>
-      <w:proofErr w:type="gramEnd"/>
+      <w:r>
+        <w:rPr>
+          <w:rFonts w:asciiTheme="majorHAnsi" w:hAnsiTheme="majorHAnsi" w:cstheme="majorHAnsi"/>
+        </w:rPr>
+        <w:t>ência</w:t>
+      </w:r>
+      <w:r>
+        <w:rPr>
+          <w:rFonts w:asciiTheme="majorHAnsi" w:hAnsiTheme="majorHAnsi" w:cstheme="majorHAnsi"/>
+        </w:rPr>
+        <w:t xml:space="preserve">: {{ ping }}ms {% if ping &lt;= 50 %}Ok </w:t>
+      </w:r>
+      <w:r>
+        <w:rPr>
+          <w:rFonts w:ascii="Segoe UI Emoji" w:hAnsi="Segoe UI Emoji" w:cs="Segoe UI Emoji"/>
+        </w:rPr>
+        <w:t>🟢</w:t>
+      </w:r>
+      <w:r>
+        <w:rPr>
+          <w:rFonts w:asciiTheme="majorHAnsi" w:hAnsiTheme="majorHAnsi" w:cstheme="majorHAnsi"/>
+        </w:rPr>
+        <w:t xml:space="preserve">{% elif ping &lt;= 150 %}Warning </w:t>
+      </w:r>
+      <w:r>
+        <w:rPr>
+          <w:rFonts w:ascii="Segoe UI Emoji" w:hAnsi="Segoe UI Emoji" w:cs="Segoe UI Emoji"/>
+        </w:rPr>
+        <w:t>🟡</w:t>
+      </w:r>
+      <w:r>
+        <w:rPr>
+          <w:rFonts w:asciiTheme="majorHAnsi" w:hAnsiTheme="majorHAnsi" w:cstheme="majorHAnsi"/>
+        </w:rPr>
+        <w:t xml:space="preserve">{% else %}Critical </w:t>
+      </w:r>
+      <w:r>
+        <w:rPr>
+          <w:rFonts w:ascii="Segoe UI Emoji" w:hAnsi="Segoe UI Emoji" w:cs="Segoe UI Emoji"/>
+        </w:rPr>
+        <w:t>🔴</w:t>
+      </w:r>
+      <w:r>
+        <w:rPr>
+          <w:rFonts w:asciiTheme="majorHAnsi" w:hAnsiTheme="majorHAnsi" w:cstheme="majorHAnsi"/>
+        </w:rPr>
+        <w:t>{% endif %})</w:t>
+      </w:r>
+    </w:p>
+    <w:p>
+      <w:pPr>
+        <w:spacing w:after="0"/>
+        <w:rPr>
+          <w:rFonts w:asciiTheme="majorHAnsi" w:hAnsiTheme="majorHAnsi" w:cstheme="majorHAnsi"/>
+        </w:rPr>
+      </w:pPr>
+      <w:r>
+        <w:rPr>
+          <w:rFonts w:asciiTheme="majorHAnsi" w:hAnsiTheme="majorHAnsi" w:cstheme="majorHAnsi"/>
+        </w:rPr>
+        <w:t>{%</w:t>
+      </w:r>
+      <w:r>
+        <w:rPr>
+          <w:rFonts w:asciiTheme="majorHAnsi" w:hAnsiTheme="majorHAnsi" w:cstheme="majorHAnsi"/>
+        </w:rPr>
+        <w:t>p</w:t>
+      </w:r>
+      <w:r>
+        <w:rPr>
+          <w:rFonts w:asciiTheme="majorHAnsi" w:hAnsiTheme="majorHAnsi" w:cstheme="majorHAnsi"/>
+        </w:rPr>
+        <w:t xml:space="preserve"> else %}</w:t>
+      </w:r>
     </w:p>
     <w:p>
       <w:pPr>
@@ -2353,170 +415,7 @@
         <w:rPr>
           <w:rFonts w:asciiTheme="majorHAnsi" w:hAnsiTheme="majorHAnsi" w:cstheme="majorHAnsi"/>
         </w:rPr>
-        <w:t xml:space="preserve"> </w:t>
-      </w:r>
-      <w:proofErr w:type="gramStart"/>
-      <w:r>
-        <w:rPr>
-          <w:rFonts w:asciiTheme="majorHAnsi" w:hAnsiTheme="majorHAnsi" w:cstheme="majorHAnsi"/>
-        </w:rPr>
-        <w:t>endif %}</w:t>
-      </w:r>
-      <w:proofErr w:type="gramEnd"/>
-    </w:p>
-    <w:p>
-      <w:pPr>
-        <w:spacing w:after="0"/>
-        <w:rPr>
-          <w:rFonts w:asciiTheme="majorHAnsi" w:hAnsiTheme="majorHAnsi" w:cstheme="majorHAnsi"/>
-        </w:rPr>
-      </w:pPr>
-      <w:r>
-        <w:rPr>
-          <w:rFonts w:asciiTheme="majorHAnsi" w:hAnsiTheme="majorHAnsi" w:cstheme="majorHAnsi"/>
-        </w:rPr>
-        <w:t xml:space="preserve">{%p </w:t>
-      </w:r>
-      <w:proofErr w:type="spellStart"/>
-      <w:r>
-        <w:rPr>
-          <w:rFonts w:asciiTheme="majorHAnsi" w:hAnsiTheme="majorHAnsi" w:cstheme="majorHAnsi"/>
-        </w:rPr>
-        <w:t>elif</w:t>
-      </w:r>
-      <w:proofErr w:type="spellEnd"/>
-      <w:r>
-        <w:rPr>
-          <w:rFonts w:asciiTheme="majorHAnsi" w:hAnsiTheme="majorHAnsi" w:cstheme="majorHAnsi"/>
-        </w:rPr>
-        <w:t xml:space="preserve"> </w:t>
-      </w:r>
-      <w:proofErr w:type="spellStart"/>
-      <w:proofErr w:type="gramStart"/>
-      <w:r>
-        <w:rPr>
-          <w:rFonts w:asciiTheme="majorHAnsi" w:hAnsiTheme="majorHAnsi" w:cstheme="majorHAnsi"/>
-        </w:rPr>
-        <w:t>res.rule</w:t>
-      </w:r>
-      <w:proofErr w:type="gramEnd"/>
-      <w:r>
-        <w:rPr>
-          <w:rFonts w:asciiTheme="majorHAnsi" w:hAnsiTheme="majorHAnsi" w:cstheme="majorHAnsi"/>
-        </w:rPr>
-        <w:t>_name</w:t>
-      </w:r>
-      <w:proofErr w:type="spellEnd"/>
-      <w:r>
-        <w:rPr>
-          <w:rFonts w:asciiTheme="majorHAnsi" w:hAnsiTheme="majorHAnsi" w:cstheme="majorHAnsi"/>
-        </w:rPr>
-        <w:t xml:space="preserve"> == "FortiGate</w:t>
-      </w:r>
-      <w:proofErr w:type="gramStart"/>
-      <w:r>
-        <w:rPr>
-          <w:rFonts w:asciiTheme="majorHAnsi" w:hAnsiTheme="majorHAnsi" w:cstheme="majorHAnsi"/>
-        </w:rPr>
-        <w:t>" %}</w:t>
-      </w:r>
-      <w:proofErr w:type="gramEnd"/>
-    </w:p>
-    <w:p>
-      <w:pPr>
-        <w:spacing w:after="0"/>
-        <w:rPr>
-          <w:rFonts w:asciiTheme="majorHAnsi" w:hAnsiTheme="majorHAnsi" w:cstheme="majorHAnsi"/>
-        </w:rPr>
-      </w:pPr>
-      <w:r>
-        <w:rPr>
-          <w:rFonts w:asciiTheme="majorHAnsi" w:hAnsiTheme="majorHAnsi" w:cstheme="majorHAnsi"/>
-        </w:rPr>
-        <w:t>{%</w:t>
-      </w:r>
-      <w:r>
-        <w:rPr>
-          <w:rFonts w:asciiTheme="majorHAnsi" w:hAnsiTheme="majorHAnsi" w:cstheme="majorHAnsi"/>
-        </w:rPr>
-        <w:t>p</w:t>
-      </w:r>
-      <w:r>
-        <w:rPr>
-          <w:rFonts w:asciiTheme="majorHAnsi" w:hAnsiTheme="majorHAnsi" w:cstheme="majorHAnsi"/>
-        </w:rPr>
-        <w:t xml:space="preserve"> if </w:t>
-      </w:r>
-      <w:proofErr w:type="spellStart"/>
-      <w:proofErr w:type="gramStart"/>
-      <w:r>
-        <w:rPr>
-          <w:rFonts w:asciiTheme="majorHAnsi" w:hAnsiTheme="majorHAnsi" w:cstheme="majorHAnsi"/>
-        </w:rPr>
-        <w:t>res.error</w:t>
-      </w:r>
-      <w:proofErr w:type="spellEnd"/>
-      <w:proofErr w:type="gramEnd"/>
-      <w:r>
-        <w:rPr>
-          <w:rFonts w:asciiTheme="majorHAnsi" w:hAnsiTheme="majorHAnsi" w:cstheme="majorHAnsi"/>
-        </w:rPr>
-        <w:t xml:space="preserve"> %}</w:t>
-      </w:r>
-    </w:p>
-    <w:p>
-      <w:pPr>
-        <w:rPr>
-          <w:rFonts w:asciiTheme="majorHAnsi" w:hAnsiTheme="majorHAnsi" w:cstheme="majorHAnsi"/>
-        </w:rPr>
-      </w:pPr>
-      <w:r>
-        <w:rPr>
-          <w:rFonts w:asciiTheme="majorHAnsi" w:hAnsiTheme="majorHAnsi" w:cstheme="majorHAnsi"/>
-        </w:rPr>
-        <w:t xml:space="preserve">Erro: </w:t>
-      </w:r>
-      <w:proofErr w:type="gramStart"/>
-      <w:r>
-        <w:rPr>
-          <w:rFonts w:asciiTheme="majorHAnsi" w:hAnsiTheme="majorHAnsi" w:cstheme="majorHAnsi"/>
-        </w:rPr>
-        <w:t xml:space="preserve">{{ </w:t>
-      </w:r>
-      <w:proofErr w:type="spellStart"/>
-      <w:r>
-        <w:rPr>
-          <w:rFonts w:asciiTheme="majorHAnsi" w:hAnsiTheme="majorHAnsi" w:cstheme="majorHAnsi"/>
-        </w:rPr>
-        <w:t>res</w:t>
-      </w:r>
-      <w:proofErr w:type="gramEnd"/>
-      <w:r>
-        <w:rPr>
-          <w:rFonts w:asciiTheme="majorHAnsi" w:hAnsiTheme="majorHAnsi" w:cstheme="majorHAnsi"/>
-        </w:rPr>
-        <w:t>.</w:t>
-      </w:r>
-      <w:proofErr w:type="gramStart"/>
-      <w:r>
-        <w:rPr>
-          <w:rFonts w:asciiTheme="majorHAnsi" w:hAnsiTheme="majorHAnsi" w:cstheme="majorHAnsi"/>
-        </w:rPr>
-        <w:t>error</w:t>
-      </w:r>
-      <w:proofErr w:type="spellEnd"/>
-      <w:r>
-        <w:rPr>
-          <w:rFonts w:asciiTheme="majorHAnsi" w:hAnsiTheme="majorHAnsi" w:cstheme="majorHAnsi"/>
-        </w:rPr>
-        <w:t xml:space="preserve"> }</w:t>
-      </w:r>
-      <w:proofErr w:type="gramEnd"/>
-      <w:r>
-        <w:rPr>
-          <w:rFonts w:asciiTheme="majorHAnsi" w:hAnsiTheme="majorHAnsi" w:cstheme="majorHAnsi"/>
-        </w:rPr>
-        <w:t>}</w:t>
+        <w:t xml:space="preserve"> endif %}</w:t>
       </w:r>
     </w:p>
     <w:p>
@@ -2530,157 +429,7 @@
         <w:rPr>
           <w:rFonts w:asciiTheme="majorHAnsi" w:hAnsiTheme="majorHAnsi" w:cstheme="majorHAnsi"/>
         </w:rPr>
-        <w:t>{%</w:t>
-      </w:r>
-      <w:r>
-        <w:rPr>
-          <w:rFonts w:asciiTheme="majorHAnsi" w:hAnsiTheme="majorHAnsi" w:cstheme="majorHAnsi"/>
-        </w:rPr>
-        <w:t>p</w:t>
-      </w:r>
-      <w:r>
-        <w:rPr>
-          <w:rFonts w:asciiTheme="majorHAnsi" w:hAnsiTheme="majorHAnsi" w:cstheme="majorHAnsi"/>
-        </w:rPr>
-        <w:t xml:space="preserve"> </w:t>
-      </w:r>
-      <w:proofErr w:type="gramStart"/>
-      <w:r>
-        <w:rPr>
-          <w:rFonts w:asciiTheme="majorHAnsi" w:hAnsiTheme="majorHAnsi" w:cstheme="majorHAnsi"/>
-        </w:rPr>
-        <w:t>else %}</w:t>
-      </w:r>
-      <w:proofErr w:type="gramEnd"/>
-    </w:p>
-    <w:p>
-      <w:pPr>
-        <w:spacing w:after="0"/>
-        <w:rPr>
-          <w:rFonts w:asciiTheme="majorHAnsi" w:hAnsiTheme="majorHAnsi" w:cstheme="majorHAnsi"/>
-        </w:rPr>
-      </w:pPr>
-      <w:r>
-        <w:rPr>
-          <w:rFonts w:asciiTheme="majorHAnsi" w:hAnsiTheme="majorHAnsi" w:cstheme="majorHAnsi"/>
-        </w:rPr>
-        <w:t xml:space="preserve">{%p for </w:t>
-      </w:r>
-      <w:proofErr w:type="spellStart"/>
-      <w:r>
-        <w:rPr>
-          <w:rFonts w:asciiTheme="majorHAnsi" w:hAnsiTheme="majorHAnsi" w:cstheme="majorHAnsi"/>
-        </w:rPr>
-        <w:t>intf_key</w:t>
-      </w:r>
-      <w:proofErr w:type="spellEnd"/>
-      <w:r>
-        <w:rPr>
-          <w:rFonts w:asciiTheme="majorHAnsi" w:hAnsiTheme="majorHAnsi" w:cstheme="majorHAnsi"/>
-        </w:rPr>
-        <w:t xml:space="preserve">, </w:t>
-      </w:r>
-      <w:proofErr w:type="spellStart"/>
-      <w:r>
-        <w:rPr>
-          <w:rFonts w:asciiTheme="majorHAnsi" w:hAnsiTheme="majorHAnsi" w:cstheme="majorHAnsi"/>
-        </w:rPr>
-        <w:t>intf_data</w:t>
-      </w:r>
-      <w:proofErr w:type="spellEnd"/>
-      <w:r>
-        <w:rPr>
-          <w:rFonts w:asciiTheme="majorHAnsi" w:hAnsiTheme="majorHAnsi" w:cstheme="majorHAnsi"/>
-        </w:rPr>
-        <w:t xml:space="preserve"> in </w:t>
-      </w:r>
-      <w:proofErr w:type="spellStart"/>
-      <w:r>
-        <w:rPr>
-          <w:rFonts w:asciiTheme="majorHAnsi" w:hAnsiTheme="majorHAnsi" w:cstheme="majorHAnsi"/>
-        </w:rPr>
-        <w:t>res.wan_</w:t>
-      </w:r>
-      <w:proofErr w:type="gramStart"/>
-      <w:r>
-        <w:rPr>
-          <w:rFonts w:asciiTheme="majorHAnsi" w:hAnsiTheme="majorHAnsi" w:cstheme="majorHAnsi"/>
-        </w:rPr>
-        <w:t>status.items</w:t>
-      </w:r>
-      <w:proofErr w:type="spellEnd"/>
-      <w:proofErr w:type="gramEnd"/>
-      <w:r>
-        <w:rPr>
-          <w:rFonts w:asciiTheme="majorHAnsi" w:hAnsiTheme="majorHAnsi" w:cstheme="majorHAnsi"/>
-        </w:rPr>
-        <w:t>(</w:t>
-      </w:r>
-      <w:proofErr w:type="gramStart"/>
-      <w:r>
-        <w:rPr>
-          <w:rFonts w:asciiTheme="majorHAnsi" w:hAnsiTheme="majorHAnsi" w:cstheme="majorHAnsi"/>
-        </w:rPr>
-        <w:t>) %}</w:t>
-      </w:r>
-      <w:proofErr w:type="gramEnd"/>
-    </w:p>
-    <w:p>
-      <w:pPr>
-        <w:spacing w:after="0"/>
-        <w:rPr>
-          <w:rFonts w:asciiTheme="majorHAnsi" w:hAnsiTheme="majorHAnsi" w:cstheme="majorHAnsi"/>
-        </w:rPr>
-      </w:pPr>
-      <w:r>
-        <w:rPr>
-          <w:rFonts w:asciiTheme="majorHAnsi" w:hAnsiTheme="majorHAnsi" w:cstheme="majorHAnsi"/>
-        </w:rPr>
-        <w:t xml:space="preserve">{%p if </w:t>
-      </w:r>
-      <w:proofErr w:type="spellStart"/>
-      <w:r>
-        <w:rPr>
-          <w:rFonts w:asciiTheme="majorHAnsi" w:hAnsiTheme="majorHAnsi" w:cstheme="majorHAnsi"/>
-        </w:rPr>
-        <w:t>intf_</w:t>
-      </w:r>
-      <w:proofErr w:type="gramStart"/>
-      <w:r>
-        <w:rPr>
-          <w:rFonts w:asciiTheme="majorHAnsi" w:hAnsiTheme="majorHAnsi" w:cstheme="majorHAnsi"/>
-        </w:rPr>
-        <w:t>data.ip</w:t>
-      </w:r>
-      <w:proofErr w:type="spellEnd"/>
-      <w:proofErr w:type="gramEnd"/>
-      <w:r>
-        <w:rPr>
-          <w:rFonts w:asciiTheme="majorHAnsi" w:hAnsiTheme="majorHAnsi" w:cstheme="majorHAnsi"/>
-        </w:rPr>
-        <w:t xml:space="preserve"> or 'DOWN' not in </w:t>
-      </w:r>
-      <w:proofErr w:type="spellStart"/>
-      <w:r>
-        <w:rPr>
-          <w:rFonts w:asciiTheme="majorHAnsi" w:hAnsiTheme="majorHAnsi" w:cstheme="majorHAnsi"/>
-        </w:rPr>
-        <w:t>intf_</w:t>
-      </w:r>
-      <w:proofErr w:type="gramStart"/>
-      <w:r>
-        <w:rPr>
-          <w:rFonts w:asciiTheme="majorHAnsi" w:hAnsiTheme="majorHAnsi" w:cstheme="majorHAnsi"/>
-        </w:rPr>
-        <w:t>data.status</w:t>
-      </w:r>
-      <w:proofErr w:type="spellEnd"/>
-      <w:proofErr w:type="gramEnd"/>
-      <w:r>
-        <w:rPr>
-          <w:rFonts w:asciiTheme="majorHAnsi" w:hAnsiTheme="majorHAnsi" w:cstheme="majorHAnsi"/>
-        </w:rPr>
-        <w:t xml:space="preserve"> %}</w:t>
+        <w:t>{%p elif res.rule_name == "FortiGate" %}</w:t>
       </w:r>
     </w:p>
     <w:p>
@@ -2694,224 +443,32 @@
         <w:rPr>
           <w:rFonts w:asciiTheme="majorHAnsi" w:hAnsiTheme="majorHAnsi" w:cstheme="majorHAnsi"/>
         </w:rPr>
-        <w:lastRenderedPageBreak/>
-        <w:t xml:space="preserve">{% set </w:t>
-      </w:r>
-      <w:proofErr w:type="spellStart"/>
-      <w:r>
-        <w:rPr>
-          <w:rFonts w:asciiTheme="majorHAnsi" w:hAnsiTheme="majorHAnsi" w:cstheme="majorHAnsi"/>
-        </w:rPr>
-        <w:t>isp_map</w:t>
-      </w:r>
-      <w:proofErr w:type="spellEnd"/>
-      <w:r>
-        <w:rPr>
-          <w:rFonts w:asciiTheme="majorHAnsi" w:hAnsiTheme="majorHAnsi" w:cstheme="majorHAnsi"/>
-        </w:rPr>
-        <w:t xml:space="preserve"> </w:t>
-      </w:r>
-      <w:proofErr w:type="gramStart"/>
-      <w:r>
-        <w:rPr>
-          <w:rFonts w:asciiTheme="majorHAnsi" w:hAnsiTheme="majorHAnsi" w:cstheme="majorHAnsi"/>
-        </w:rPr>
-        <w:t>= {'</w:t>
-      </w:r>
-      <w:proofErr w:type="gramEnd"/>
-      <w:r>
-        <w:rPr>
-          <w:rFonts w:asciiTheme="majorHAnsi" w:hAnsiTheme="majorHAnsi" w:cstheme="majorHAnsi"/>
-        </w:rPr>
-        <w:t>WAN1': 'ISP1', 'WAN2': '</w:t>
-      </w:r>
-      <w:proofErr w:type="gramStart"/>
-      <w:r>
-        <w:rPr>
-          <w:rFonts w:asciiTheme="majorHAnsi" w:hAnsiTheme="majorHAnsi" w:cstheme="majorHAnsi"/>
-        </w:rPr>
-        <w:t>ISP2'}</w:t>
-      </w:r>
-      <w:proofErr w:type="gramEnd"/>
-      <w:r>
-        <w:rPr>
-          <w:rFonts w:asciiTheme="majorHAnsi" w:hAnsiTheme="majorHAnsi" w:cstheme="majorHAnsi"/>
-        </w:rPr>
-        <w:t xml:space="preserve"> </w:t>
-      </w:r>
-      <w:proofErr w:type="gramStart"/>
-      <w:r>
-        <w:rPr>
-          <w:rFonts w:asciiTheme="majorHAnsi" w:hAnsiTheme="majorHAnsi" w:cstheme="majorHAnsi"/>
-        </w:rPr>
-        <w:t>%}{</w:t>
-      </w:r>
-      <w:proofErr w:type="gramEnd"/>
-      <w:r>
-        <w:rPr>
-          <w:rFonts w:asciiTheme="majorHAnsi" w:hAnsiTheme="majorHAnsi" w:cstheme="majorHAnsi"/>
-        </w:rPr>
-        <w:t xml:space="preserve">% set </w:t>
-      </w:r>
-      <w:proofErr w:type="spellStart"/>
-      <w:r>
-        <w:rPr>
-          <w:rFonts w:asciiTheme="majorHAnsi" w:hAnsiTheme="majorHAnsi" w:cstheme="majorHAnsi"/>
-        </w:rPr>
-        <w:t>isp_name</w:t>
-      </w:r>
-      <w:proofErr w:type="spellEnd"/>
-      <w:r>
-        <w:rPr>
-          <w:rFonts w:asciiTheme="majorHAnsi" w:hAnsiTheme="majorHAnsi" w:cstheme="majorHAnsi"/>
-        </w:rPr>
-        <w:t xml:space="preserve"> = </w:t>
-      </w:r>
-      <w:proofErr w:type="spellStart"/>
-      <w:proofErr w:type="gramStart"/>
-      <w:r>
-        <w:rPr>
-          <w:rFonts w:asciiTheme="majorHAnsi" w:hAnsiTheme="majorHAnsi" w:cstheme="majorHAnsi"/>
-        </w:rPr>
-        <w:t>isp_map.get</w:t>
-      </w:r>
-      <w:proofErr w:type="spellEnd"/>
-      <w:r>
-        <w:rPr>
-          <w:rFonts w:asciiTheme="majorHAnsi" w:hAnsiTheme="majorHAnsi" w:cstheme="majorHAnsi"/>
-        </w:rPr>
-        <w:t>(</w:t>
-      </w:r>
-      <w:proofErr w:type="spellStart"/>
-      <w:proofErr w:type="gramEnd"/>
-      <w:r>
-        <w:rPr>
-          <w:rFonts w:asciiTheme="majorHAnsi" w:hAnsiTheme="majorHAnsi" w:cstheme="majorHAnsi"/>
-        </w:rPr>
-        <w:t>intf_key</w:t>
-      </w:r>
-      <w:proofErr w:type="spellEnd"/>
-      <w:r>
-        <w:rPr>
-          <w:rFonts w:asciiTheme="majorHAnsi" w:hAnsiTheme="majorHAnsi" w:cstheme="majorHAnsi"/>
-        </w:rPr>
-        <w:t xml:space="preserve">, </w:t>
-      </w:r>
-      <w:proofErr w:type="spellStart"/>
-      <w:r>
-        <w:rPr>
-          <w:rFonts w:asciiTheme="majorHAnsi" w:hAnsiTheme="majorHAnsi" w:cstheme="majorHAnsi"/>
-        </w:rPr>
-        <w:t>intf_key</w:t>
-      </w:r>
-      <w:proofErr w:type="spellEnd"/>
-      <w:r>
-        <w:rPr>
-          <w:rFonts w:asciiTheme="majorHAnsi" w:hAnsiTheme="majorHAnsi" w:cstheme="majorHAnsi"/>
-        </w:rPr>
-        <w:t xml:space="preserve">) </w:t>
-      </w:r>
-      <w:proofErr w:type="gramStart"/>
-      <w:r>
-        <w:rPr>
-          <w:rFonts w:asciiTheme="majorHAnsi" w:hAnsiTheme="majorHAnsi" w:cstheme="majorHAnsi"/>
-        </w:rPr>
-        <w:t>%}</w:t>
+        <w:t>{%</w:t>
       </w:r>
       <w:r>
         <w:rPr>
-          <w:rStyle w:val="Ttulo3Char"/>
-        </w:rPr>
-        <w:t xml:space="preserve">{{ </w:t>
-      </w:r>
-      <w:proofErr w:type="spellStart"/>
-      <w:r>
-        <w:rPr>
-          <w:rStyle w:val="Ttulo3Char"/>
-        </w:rPr>
-        <w:t>isp</w:t>
-      </w:r>
-      <w:proofErr w:type="gramEnd"/>
-      <w:r>
-        <w:rPr>
-          <w:rStyle w:val="Ttulo3Char"/>
-        </w:rPr>
-        <w:t>_</w:t>
-      </w:r>
-      <w:proofErr w:type="gramStart"/>
-      <w:r>
-        <w:rPr>
-          <w:rStyle w:val="Ttulo3Char"/>
-        </w:rPr>
-        <w:t>name</w:t>
-      </w:r>
-      <w:proofErr w:type="spellEnd"/>
-      <w:r>
-        <w:rPr>
-          <w:rStyle w:val="Ttulo3Char"/>
-        </w:rPr>
-        <w:t xml:space="preserve"> }</w:t>
-      </w:r>
-      <w:proofErr w:type="gramEnd"/>
-      <w:r>
-        <w:rPr>
-          <w:rStyle w:val="Ttulo3Char"/>
-        </w:rPr>
-        <w:t>}</w:t>
+          <w:rFonts w:asciiTheme="majorHAnsi" w:hAnsiTheme="majorHAnsi" w:cstheme="majorHAnsi"/>
+        </w:rPr>
+        <w:t>p</w:t>
       </w:r>
       <w:r>
         <w:rPr>
-          <w:rStyle w:val="Ttulo3Char"/>
-        </w:rPr>
-        <w:t xml:space="preserve"> Interface</w:t>
+          <w:rFonts w:asciiTheme="majorHAnsi" w:hAnsiTheme="majorHAnsi" w:cstheme="majorHAnsi"/>
+        </w:rPr>
+        <w:t xml:space="preserve"> if res.error %}</w:t>
       </w:r>
+    </w:p>
+    <w:p>
+      <w:pPr>
+        <w:rPr>
+          <w:rFonts w:asciiTheme="majorHAnsi" w:hAnsiTheme="majorHAnsi" w:cstheme="majorHAnsi"/>
+        </w:rPr>
+      </w:pPr>
       <w:r>
         <w:rPr>
-          <w:rStyle w:val="Ttulo3Char"/>
-        </w:rPr>
-        <w:t xml:space="preserve"> (</w:t>
-      </w:r>
-      <w:proofErr w:type="gramStart"/>
-      <w:r>
-        <w:rPr>
-          <w:rStyle w:val="Ttulo3Char"/>
-        </w:rPr>
-        <w:t xml:space="preserve">{{ </w:t>
-      </w:r>
-      <w:proofErr w:type="spellStart"/>
-      <w:r>
-        <w:rPr>
-          <w:rStyle w:val="Ttulo3Char"/>
-        </w:rPr>
-        <w:t>intf</w:t>
-      </w:r>
-      <w:proofErr w:type="gramEnd"/>
-      <w:r>
-        <w:rPr>
-          <w:rStyle w:val="Ttulo3Char"/>
-        </w:rPr>
-        <w:t>_</w:t>
-      </w:r>
-      <w:proofErr w:type="gramStart"/>
-      <w:r>
-        <w:rPr>
-          <w:rStyle w:val="Ttulo3Char"/>
-        </w:rPr>
-        <w:t>key</w:t>
-      </w:r>
-      <w:proofErr w:type="spellEnd"/>
-      <w:r>
-        <w:rPr>
-          <w:rStyle w:val="Ttulo3Char"/>
-        </w:rPr>
-        <w:t xml:space="preserve"> }</w:t>
-      </w:r>
-      <w:proofErr w:type="gramEnd"/>
-      <w:r>
-        <w:rPr>
-          <w:rStyle w:val="Ttulo3Char"/>
-        </w:rPr>
-        <w:t>})</w:t>
+          <w:rFonts w:asciiTheme="majorHAnsi" w:hAnsiTheme="majorHAnsi" w:cstheme="majorHAnsi"/>
+        </w:rPr>
+        <w:t>Erro: {{ res.error }}</w:t>
       </w:r>
     </w:p>
     <w:p>
@@ -2925,129 +482,112 @@
         <w:rPr>
           <w:rFonts w:asciiTheme="majorHAnsi" w:hAnsiTheme="majorHAnsi" w:cstheme="majorHAnsi"/>
         </w:rPr>
-        <w:t xml:space="preserve">{% if </w:t>
-      </w:r>
-      <w:proofErr w:type="spellStart"/>
-      <w:r>
-        <w:rPr>
-          <w:rFonts w:asciiTheme="majorHAnsi" w:hAnsiTheme="majorHAnsi" w:cstheme="majorHAnsi"/>
-        </w:rPr>
-        <w:t>intf_</w:t>
-      </w:r>
-      <w:proofErr w:type="gramStart"/>
-      <w:r>
-        <w:rPr>
-          <w:rFonts w:asciiTheme="majorHAnsi" w:hAnsiTheme="majorHAnsi" w:cstheme="majorHAnsi"/>
-        </w:rPr>
-        <w:t>data.ip</w:t>
-      </w:r>
-      <w:proofErr w:type="spellEnd"/>
-      <w:proofErr w:type="gramEnd"/>
-      <w:r>
-        <w:rPr>
-          <w:rFonts w:asciiTheme="majorHAnsi" w:hAnsiTheme="majorHAnsi" w:cstheme="majorHAnsi"/>
-        </w:rPr>
-        <w:t xml:space="preserve"> </w:t>
-      </w:r>
-      <w:proofErr w:type="gramStart"/>
-      <w:r>
-        <w:rPr>
-          <w:rFonts w:asciiTheme="majorHAnsi" w:hAnsiTheme="majorHAnsi" w:cstheme="majorHAnsi"/>
-        </w:rPr>
-        <w:t>%}</w:t>
-      </w:r>
-      <w:proofErr w:type="spellStart"/>
-      <w:r>
-        <w:rPr>
-          <w:rFonts w:asciiTheme="majorHAnsi" w:hAnsiTheme="majorHAnsi" w:cstheme="majorHAnsi"/>
-        </w:rPr>
-        <w:t>Endereço</w:t>
-      </w:r>
-      <w:proofErr w:type="spellEnd"/>
-      <w:proofErr w:type="gramEnd"/>
-      <w:r>
-        <w:rPr>
-          <w:rFonts w:asciiTheme="majorHAnsi" w:hAnsiTheme="majorHAnsi" w:cstheme="majorHAnsi"/>
-        </w:rPr>
-        <w:t xml:space="preserve"> IP: </w:t>
-      </w:r>
-      <w:proofErr w:type="gramStart"/>
-      <w:r>
-        <w:rPr>
-          <w:rFonts w:asciiTheme="majorHAnsi" w:hAnsiTheme="majorHAnsi" w:cstheme="majorHAnsi"/>
-        </w:rPr>
-        <w:t xml:space="preserve">{{ </w:t>
-      </w:r>
-      <w:proofErr w:type="spellStart"/>
-      <w:r>
-        <w:rPr>
-          <w:rFonts w:asciiTheme="majorHAnsi" w:hAnsiTheme="majorHAnsi" w:cstheme="majorHAnsi"/>
-        </w:rPr>
-        <w:t>intf</w:t>
-      </w:r>
-      <w:proofErr w:type="gramEnd"/>
-      <w:r>
-        <w:rPr>
-          <w:rFonts w:asciiTheme="majorHAnsi" w:hAnsiTheme="majorHAnsi" w:cstheme="majorHAnsi"/>
-        </w:rPr>
-        <w:t>_</w:t>
-      </w:r>
-      <w:proofErr w:type="gramStart"/>
-      <w:r>
-        <w:rPr>
-          <w:rFonts w:asciiTheme="majorHAnsi" w:hAnsiTheme="majorHAnsi" w:cstheme="majorHAnsi"/>
-        </w:rPr>
-        <w:t>data.ip</w:t>
-      </w:r>
-      <w:proofErr w:type="spellEnd"/>
-      <w:proofErr w:type="gramEnd"/>
-      <w:r>
-        <w:rPr>
-          <w:rFonts w:asciiTheme="majorHAnsi" w:hAnsiTheme="majorHAnsi" w:cstheme="majorHAnsi"/>
-        </w:rPr>
-        <w:t xml:space="preserve"> </w:t>
-      </w:r>
-      <w:proofErr w:type="gramStart"/>
-      <w:r>
-        <w:rPr>
-          <w:rFonts w:asciiTheme="majorHAnsi" w:hAnsiTheme="majorHAnsi" w:cstheme="majorHAnsi"/>
-        </w:rPr>
-        <w:t>}}{</w:t>
-      </w:r>
-      <w:proofErr w:type="gramEnd"/>
-      <w:r>
-        <w:rPr>
-          <w:rFonts w:asciiTheme="majorHAnsi" w:hAnsiTheme="majorHAnsi" w:cstheme="majorHAnsi"/>
-        </w:rPr>
-        <w:t xml:space="preserve">% endif %} </w:t>
+        <w:t>{%</w:t>
       </w:r>
       <w:r>
         <w:rPr>
           <w:rFonts w:asciiTheme="majorHAnsi" w:hAnsiTheme="majorHAnsi" w:cstheme="majorHAnsi"/>
         </w:rPr>
-        <w:t xml:space="preserve">{% if 'UP' in </w:t>
+        <w:t>p</w:t>
       </w:r>
-      <w:proofErr w:type="spellStart"/>
       <w:r>
         <w:rPr>
           <w:rFonts w:asciiTheme="majorHAnsi" w:hAnsiTheme="majorHAnsi" w:cstheme="majorHAnsi"/>
         </w:rPr>
-        <w:t>intf_</w:t>
+        <w:t xml:space="preserve"> else %}</w:t>
       </w:r>
-      <w:proofErr w:type="gramStart"/>
+    </w:p>
+    <w:p>
+      <w:pPr>
+        <w:spacing w:after="0"/>
+        <w:rPr>
+          <w:rFonts w:asciiTheme="majorHAnsi" w:hAnsiTheme="majorHAnsi" w:cstheme="majorHAnsi"/>
+        </w:rPr>
+      </w:pPr>
       <w:r>
         <w:rPr>
           <w:rFonts w:asciiTheme="majorHAnsi" w:hAnsiTheme="majorHAnsi" w:cstheme="majorHAnsi"/>
         </w:rPr>
-        <w:t>data.status</w:t>
+        <w:t>{%p for intf_key, intf_data in res.wan_status.items() %}</w:t>
       </w:r>
-      <w:proofErr w:type="spellEnd"/>
-      <w:proofErr w:type="gramEnd"/>
+    </w:p>
+    <w:p>
+      <w:pPr>
+        <w:spacing w:after="0"/>
+        <w:rPr>
+          <w:rFonts w:asciiTheme="majorHAnsi" w:hAnsiTheme="majorHAnsi" w:cstheme="majorHAnsi"/>
+        </w:rPr>
+      </w:pPr>
       <w:r>
         <w:rPr>
           <w:rFonts w:asciiTheme="majorHAnsi" w:hAnsiTheme="majorHAnsi" w:cstheme="majorHAnsi"/>
         </w:rPr>
-        <w:t xml:space="preserve"> %}</w:t>
+        <w:t>{%p if intf_data.ip or 'DOWN' not in intf_data.status %}</w:t>
+      </w:r>
+    </w:p>
+    <w:p>
+      <w:pPr>
+        <w:spacing w:after="0"/>
+        <w:rPr>
+          <w:rFonts w:asciiTheme="majorHAnsi" w:hAnsiTheme="majorHAnsi" w:cstheme="majorHAnsi"/>
+        </w:rPr>
+      </w:pPr>
+      <w:r>
+        <w:rPr>
+          <w:rFonts w:asciiTheme="majorHAnsi" w:hAnsiTheme="majorHAnsi" w:cstheme="majorHAnsi"/>
+        </w:rPr>
+        <w:lastRenderedPageBreak/>
+        <w:t>{% set isp_map = {'WAN1': 'ISP1', 'WAN2': 'ISP2'} %}{% set isp_name = isp_map.get(intf_key, intf_key) %}</w:t>
+      </w:r>
+      <w:r>
+        <w:rPr>
+          <w:rStyle w:val="Ttulo3Char"/>
+        </w:rPr>
+        <w:t>{{ isp_name }}</w:t>
+      </w:r>
+      <w:r>
+        <w:rPr>
+          <w:rStyle w:val="Ttulo3Char"/>
+        </w:rPr>
+        <w:t xml:space="preserve"> Interface</w:t>
+      </w:r>
+      <w:r>
+        <w:rPr>
+          <w:rStyle w:val="Ttulo3Char"/>
+        </w:rPr>
+        <w:t xml:space="preserve"> ({{ intf_key }})</w:t>
+      </w:r>
+    </w:p>
+    <w:p>
+      <w:pPr>
+        <w:spacing w:after="0"/>
+        <w:rPr>
+          <w:rFonts w:asciiTheme="majorHAnsi" w:hAnsiTheme="majorHAnsi" w:cstheme="majorHAnsi"/>
+        </w:rPr>
+      </w:pPr>
+      <w:r>
+        <w:rPr>
+          <w:rFonts w:asciiTheme="majorHAnsi" w:hAnsiTheme="majorHAnsi" w:cstheme="majorHAnsi"/>
+        </w:rPr>
+        <w:t>{% if intf_data.ip %}</w:t>
+      </w:r>
+      <w:r>
+        <w:rPr>
+          <w:rFonts w:asciiTheme="majorHAnsi" w:hAnsiTheme="majorHAnsi" w:cstheme="majorHAnsi"/>
+        </w:rPr>
+        <w:t xml:space="preserve">Endereço IP: </w:t>
+      </w:r>
+      <w:r>
+        <w:rPr>
+          <w:rFonts w:asciiTheme="majorHAnsi" w:hAnsiTheme="majorHAnsi" w:cstheme="majorHAnsi"/>
+        </w:rPr>
+        <w:t xml:space="preserve">{{ intf_data.ip }}{% endif %} </w:t>
+      </w:r>
+      <w:r>
+        <w:rPr>
+          <w:rFonts w:asciiTheme="majorHAnsi" w:hAnsiTheme="majorHAnsi" w:cstheme="majorHAnsi"/>
+        </w:rPr>
+        <w:t>{% if 'UP' in intf_data.status %}</w:t>
       </w:r>
       <w:r>
         <w:rPr>
@@ -3107,49 +647,13 @@
         <w:rPr>
           <w:rFonts w:asciiTheme="majorHAnsi" w:hAnsiTheme="majorHAnsi" w:cstheme="majorHAnsi"/>
         </w:rPr>
-        <w:t xml:space="preserve">{% endif </w:t>
-      </w:r>
-      <w:proofErr w:type="gramStart"/>
-      <w:r>
-        <w:rPr>
-          <w:rFonts w:asciiTheme="majorHAnsi" w:hAnsiTheme="majorHAnsi" w:cstheme="majorHAnsi"/>
-        </w:rPr>
-        <w:t>%}</w:t>
+        <w:t>{% endif %}</w:t>
       </w:r>
       <w:r>
         <w:rPr>
           <w:rFonts w:asciiTheme="majorHAnsi" w:hAnsiTheme="majorHAnsi" w:cstheme="majorHAnsi"/>
         </w:rPr>
-        <w:t>{</w:t>
-      </w:r>
-      <w:proofErr w:type="gramEnd"/>
-      <w:r>
-        <w:rPr>
-          <w:rFonts w:asciiTheme="majorHAnsi" w:hAnsiTheme="majorHAnsi" w:cstheme="majorHAnsi"/>
-        </w:rPr>
-        <w:t xml:space="preserve">% if 'DOWN' in </w:t>
-      </w:r>
-      <w:proofErr w:type="spellStart"/>
-      <w:r>
-        <w:rPr>
-          <w:rFonts w:asciiTheme="majorHAnsi" w:hAnsiTheme="majorHAnsi" w:cstheme="majorHAnsi"/>
-        </w:rPr>
-        <w:t>intf_</w:t>
-      </w:r>
-      <w:proofErr w:type="gramStart"/>
-      <w:r>
-        <w:rPr>
-          <w:rFonts w:asciiTheme="majorHAnsi" w:hAnsiTheme="majorHAnsi" w:cstheme="majorHAnsi"/>
-        </w:rPr>
-        <w:t>data.status</w:t>
-      </w:r>
-      <w:proofErr w:type="spellEnd"/>
-      <w:proofErr w:type="gramEnd"/>
-      <w:r>
-        <w:rPr>
-          <w:rFonts w:asciiTheme="majorHAnsi" w:hAnsiTheme="majorHAnsi" w:cstheme="majorHAnsi"/>
-        </w:rPr>
-        <w:t xml:space="preserve"> %}</w:t>
+        <w:t>{% if 'DOWN' in intf_data.status %}</w:t>
       </w:r>
       <w:r>
         <w:rPr>
@@ -3223,305 +727,7 @@
         <w:rPr>
           <w:rFonts w:asciiTheme="majorHAnsi" w:hAnsiTheme="majorHAnsi" w:cstheme="majorHAnsi"/>
         </w:rPr>
-        <w:t xml:space="preserve">{%p if </w:t>
-      </w:r>
-      <w:proofErr w:type="spellStart"/>
-      <w:r>
-        <w:rPr>
-          <w:rFonts w:asciiTheme="majorHAnsi" w:hAnsiTheme="majorHAnsi" w:cstheme="majorHAnsi"/>
-        </w:rPr>
-        <w:t>intf_</w:t>
-      </w:r>
-      <w:proofErr w:type="gramStart"/>
-      <w:r>
-        <w:rPr>
-          <w:rFonts w:asciiTheme="majorHAnsi" w:hAnsiTheme="majorHAnsi" w:cstheme="majorHAnsi"/>
-        </w:rPr>
-        <w:t>data.ping</w:t>
-      </w:r>
-      <w:proofErr w:type="gramEnd"/>
-      <w:r>
-        <w:rPr>
-          <w:rFonts w:asciiTheme="majorHAnsi" w:hAnsiTheme="majorHAnsi" w:cstheme="majorHAnsi"/>
-        </w:rPr>
-        <w:t>_</w:t>
-      </w:r>
-      <w:proofErr w:type="gramStart"/>
-      <w:r>
-        <w:rPr>
-          <w:rFonts w:asciiTheme="majorHAnsi" w:hAnsiTheme="majorHAnsi" w:cstheme="majorHAnsi"/>
-        </w:rPr>
-        <w:t>interface</w:t>
-      </w:r>
-      <w:proofErr w:type="spellEnd"/>
-      <w:r>
-        <w:rPr>
-          <w:rFonts w:asciiTheme="majorHAnsi" w:hAnsiTheme="majorHAnsi" w:cstheme="majorHAnsi"/>
-        </w:rPr>
-        <w:t xml:space="preserve"> %}</w:t>
-      </w:r>
-      <w:proofErr w:type="gramEnd"/>
-    </w:p>
-    <w:p>
-      <w:pPr>
-        <w:spacing w:after="0"/>
-        <w:rPr>
-          <w:rFonts w:asciiTheme="majorHAnsi" w:hAnsiTheme="majorHAnsi" w:cstheme="majorHAnsi"/>
-        </w:rPr>
-      </w:pPr>
-      <w:r>
-        <w:rPr>
-          <w:rFonts w:asciiTheme="majorHAnsi" w:hAnsiTheme="majorHAnsi" w:cstheme="majorHAnsi"/>
-        </w:rPr>
-        <w:t xml:space="preserve">{% if </w:t>
-      </w:r>
-      <w:proofErr w:type="spellStart"/>
-      <w:r>
-        <w:rPr>
-          <w:rFonts w:asciiTheme="majorHAnsi" w:hAnsiTheme="majorHAnsi" w:cstheme="majorHAnsi"/>
-        </w:rPr>
-        <w:t>intf_</w:t>
-      </w:r>
-      <w:proofErr w:type="gramStart"/>
-      <w:r>
-        <w:rPr>
-          <w:rFonts w:asciiTheme="majorHAnsi" w:hAnsiTheme="majorHAnsi" w:cstheme="majorHAnsi"/>
-        </w:rPr>
-        <w:t>data.latency</w:t>
-      </w:r>
-      <w:proofErr w:type="spellEnd"/>
-      <w:proofErr w:type="gramEnd"/>
-      <w:r>
-        <w:rPr>
-          <w:rFonts w:asciiTheme="majorHAnsi" w:hAnsiTheme="majorHAnsi" w:cstheme="majorHAnsi"/>
-        </w:rPr>
-        <w:t xml:space="preserve"> </w:t>
-      </w:r>
-      <w:proofErr w:type="gramStart"/>
-      <w:r>
-        <w:rPr>
-          <w:rFonts w:asciiTheme="majorHAnsi" w:hAnsiTheme="majorHAnsi" w:cstheme="majorHAnsi"/>
-        </w:rPr>
-        <w:t>%}</w:t>
-      </w:r>
-      <w:proofErr w:type="spellStart"/>
-      <w:r>
-        <w:rPr>
-          <w:rFonts w:asciiTheme="majorHAnsi" w:hAnsiTheme="majorHAnsi" w:cstheme="majorHAnsi"/>
-        </w:rPr>
-        <w:t>Latência</w:t>
-      </w:r>
-      <w:proofErr w:type="spellEnd"/>
-      <w:proofErr w:type="gramEnd"/>
-      <w:r>
-        <w:rPr>
-          <w:rFonts w:asciiTheme="majorHAnsi" w:hAnsiTheme="majorHAnsi" w:cstheme="majorHAnsi"/>
-        </w:rPr>
-        <w:t xml:space="preserve"> do Gateway (</w:t>
-      </w:r>
-      <w:proofErr w:type="gramStart"/>
-      <w:r>
-        <w:rPr>
-          <w:rFonts w:asciiTheme="majorHAnsi" w:hAnsiTheme="majorHAnsi" w:cstheme="majorHAnsi"/>
-        </w:rPr>
-        <w:t>{{ intf_data.gw</w:t>
-      </w:r>
-      <w:proofErr w:type="gramEnd"/>
-      <w:r>
-        <w:rPr>
-          <w:rFonts w:asciiTheme="majorHAnsi" w:hAnsiTheme="majorHAnsi" w:cstheme="majorHAnsi"/>
-        </w:rPr>
-        <w:t xml:space="preserve"> }}):</w:t>
-      </w:r>
-      <w:r>
-        <w:rPr>
-          <w:rFonts w:asciiTheme="majorHAnsi" w:hAnsiTheme="majorHAnsi" w:cstheme="majorHAnsi"/>
-        </w:rPr>
-        <w:t xml:space="preserve"> </w:t>
-      </w:r>
-      <w:r>
-        <w:rPr>
-          <w:rFonts w:asciiTheme="majorHAnsi" w:hAnsiTheme="majorHAnsi" w:cstheme="majorHAnsi"/>
-        </w:rPr>
-        <w:t>{% set ping = i</w:t>
-      </w:r>
-      <w:proofErr w:type="spellStart"/>
-      <w:r>
-        <w:rPr>
-          <w:rFonts w:asciiTheme="majorHAnsi" w:hAnsiTheme="majorHAnsi" w:cstheme="majorHAnsi"/>
-        </w:rPr>
-        <w:t>ntf_</w:t>
-      </w:r>
-      <w:proofErr w:type="gramStart"/>
-      <w:r>
-        <w:rPr>
-          <w:rFonts w:asciiTheme="majorHAnsi" w:hAnsiTheme="majorHAnsi" w:cstheme="majorHAnsi"/>
-        </w:rPr>
-        <w:t>data.latency</w:t>
-      </w:r>
-      <w:proofErr w:type="gramEnd"/>
-      <w:r>
-        <w:rPr>
-          <w:rFonts w:asciiTheme="majorHAnsi" w:hAnsiTheme="majorHAnsi" w:cstheme="majorHAnsi"/>
-        </w:rPr>
-        <w:t>|int</w:t>
-      </w:r>
-      <w:proofErr w:type="spellEnd"/>
-      <w:r>
-        <w:rPr>
-          <w:rFonts w:asciiTheme="majorHAnsi" w:hAnsiTheme="majorHAnsi" w:cstheme="majorHAnsi"/>
-        </w:rPr>
-        <w:t xml:space="preserve"> </w:t>
-      </w:r>
-      <w:proofErr w:type="gramStart"/>
-      <w:r>
-        <w:rPr>
-          <w:rFonts w:asciiTheme="majorHAnsi" w:hAnsiTheme="majorHAnsi" w:cstheme="majorHAnsi"/>
-        </w:rPr>
-        <w:t>%}{{ ping</w:t>
-      </w:r>
-      <w:proofErr w:type="gramEnd"/>
-      <w:r>
-        <w:rPr>
-          <w:rFonts w:asciiTheme="majorHAnsi" w:hAnsiTheme="majorHAnsi" w:cstheme="majorHAnsi"/>
-        </w:rPr>
-        <w:t xml:space="preserve"> }}</w:t>
-      </w:r>
-      <w:proofErr w:type="spellStart"/>
-      <w:r>
-        <w:rPr>
-          <w:rFonts w:asciiTheme="majorHAnsi" w:hAnsiTheme="majorHAnsi" w:cstheme="majorHAnsi"/>
-        </w:rPr>
-        <w:t>ms</w:t>
-      </w:r>
-      <w:proofErr w:type="spellEnd"/>
-      <w:r>
-        <w:rPr>
-          <w:rFonts w:asciiTheme="majorHAnsi" w:hAnsiTheme="majorHAnsi" w:cstheme="majorHAnsi"/>
-        </w:rPr>
-        <w:t xml:space="preserve"> {% if ping &lt;= 50 </w:t>
-      </w:r>
-      <w:proofErr w:type="gramStart"/>
-      <w:r>
-        <w:rPr>
-          <w:rFonts w:asciiTheme="majorHAnsi" w:hAnsiTheme="majorHAnsi" w:cstheme="majorHAnsi"/>
-        </w:rPr>
-        <w:t>%}</w:t>
-      </w:r>
-      <w:r>
-        <w:rPr>
-          <w:rFonts w:ascii="Segoe UI Emoji" w:hAnsi="Segoe UI Emoji" w:cs="Segoe UI Emoji"/>
-        </w:rPr>
-        <w:t>🟢</w:t>
-      </w:r>
-      <w:proofErr w:type="gramEnd"/>
-      <w:r>
-        <w:rPr>
-          <w:rFonts w:asciiTheme="majorHAnsi" w:hAnsiTheme="majorHAnsi" w:cstheme="majorHAnsi"/>
-        </w:rPr>
-        <w:t xml:space="preserve">{% </w:t>
-      </w:r>
-      <w:proofErr w:type="spellStart"/>
-      <w:r>
-        <w:rPr>
-          <w:rFonts w:asciiTheme="majorHAnsi" w:hAnsiTheme="majorHAnsi" w:cstheme="majorHAnsi"/>
-        </w:rPr>
-        <w:t>elif</w:t>
-      </w:r>
-      <w:proofErr w:type="spellEnd"/>
-      <w:r>
-        <w:rPr>
-          <w:rFonts w:asciiTheme="majorHAnsi" w:hAnsiTheme="majorHAnsi" w:cstheme="majorHAnsi"/>
-        </w:rPr>
-        <w:t xml:space="preserve"> ping &lt;= 150 </w:t>
-      </w:r>
-      <w:proofErr w:type="gramStart"/>
-      <w:r>
-        <w:rPr>
-          <w:rFonts w:asciiTheme="majorHAnsi" w:hAnsiTheme="majorHAnsi" w:cstheme="majorHAnsi"/>
-        </w:rPr>
-        <w:t>%}</w:t>
-      </w:r>
-      <w:r>
-        <w:rPr>
-          <w:rFonts w:ascii="Segoe UI Emoji" w:hAnsi="Segoe UI Emoji" w:cs="Segoe UI Emoji"/>
-        </w:rPr>
-        <w:t>🟡</w:t>
-      </w:r>
-      <w:proofErr w:type="gramEnd"/>
-      <w:r>
-        <w:rPr>
-          <w:rFonts w:asciiTheme="majorHAnsi" w:hAnsiTheme="majorHAnsi" w:cstheme="majorHAnsi"/>
-        </w:rPr>
-        <w:t xml:space="preserve">{% else </w:t>
-      </w:r>
-      <w:proofErr w:type="gramStart"/>
-      <w:r>
-        <w:rPr>
-          <w:rFonts w:asciiTheme="majorHAnsi" w:hAnsiTheme="majorHAnsi" w:cstheme="majorHAnsi"/>
-        </w:rPr>
-        <w:t>%}</w:t>
-      </w:r>
-      <w:r>
-        <w:rPr>
-          <w:rFonts w:ascii="Segoe UI Emoji" w:hAnsi="Segoe UI Emoji" w:cs="Segoe UI Emoji"/>
-        </w:rPr>
-        <w:t>🔴</w:t>
-      </w:r>
-      <w:proofErr w:type="gramEnd"/>
-      <w:r>
-        <w:rPr>
-          <w:rFonts w:asciiTheme="majorHAnsi" w:hAnsiTheme="majorHAnsi" w:cstheme="majorHAnsi"/>
-        </w:rPr>
-        <w:t xml:space="preserve">{% endif </w:t>
-      </w:r>
-      <w:proofErr w:type="gramStart"/>
-      <w:r>
-        <w:rPr>
-          <w:rFonts w:asciiTheme="majorHAnsi" w:hAnsiTheme="majorHAnsi" w:cstheme="majorHAnsi"/>
-        </w:rPr>
-        <w:t>%}{</w:t>
-      </w:r>
-      <w:proofErr w:type="gramEnd"/>
-      <w:r>
-        <w:rPr>
-          <w:rFonts w:asciiTheme="majorHAnsi" w:hAnsiTheme="majorHAnsi" w:cstheme="majorHAnsi"/>
-        </w:rPr>
-        <w:t xml:space="preserve">% else </w:t>
-      </w:r>
-      <w:proofErr w:type="gramStart"/>
-      <w:r>
-        <w:rPr>
-          <w:rFonts w:asciiTheme="majorHAnsi" w:hAnsiTheme="majorHAnsi" w:cstheme="majorHAnsi"/>
-        </w:rPr>
-        <w:t>%}Ping</w:t>
-      </w:r>
-      <w:proofErr w:type="gramEnd"/>
-      <w:r>
-        <w:rPr>
-          <w:rFonts w:asciiTheme="majorHAnsi" w:hAnsiTheme="majorHAnsi" w:cstheme="majorHAnsi"/>
-        </w:rPr>
-        <w:t xml:space="preserve"> Timeout </w:t>
-      </w:r>
-      <w:proofErr w:type="gramStart"/>
-      <w:r>
-        <w:rPr>
-          <w:rFonts w:ascii="Segoe UI Emoji" w:hAnsi="Segoe UI Emoji" w:cs="Segoe UI Emoji"/>
-        </w:rPr>
-        <w:t>❌</w:t>
-      </w:r>
-      <w:r>
-        <w:rPr>
-          <w:rFonts w:asciiTheme="majorHAnsi" w:hAnsiTheme="majorHAnsi" w:cstheme="majorHAnsi"/>
-        </w:rPr>
-        <w:t>{</w:t>
-      </w:r>
-      <w:proofErr w:type="gramEnd"/>
-      <w:r>
-        <w:rPr>
-          <w:rFonts w:asciiTheme="majorHAnsi" w:hAnsiTheme="majorHAnsi" w:cstheme="majorHAnsi"/>
-        </w:rPr>
-        <w:t>% endif %}</w:t>
+        <w:t>{%p if intf_data.ping_interface %}</w:t>
       </w:r>
     </w:p>
     <w:p>
@@ -3535,16 +741,100 @@
         <w:rPr>
           <w:rFonts w:asciiTheme="majorHAnsi" w:hAnsiTheme="majorHAnsi" w:cstheme="majorHAnsi"/>
         </w:rPr>
-        <w:t xml:space="preserve">{%p </w:t>
+        <w:t>{% if intf_data.latency %}</w:t>
       </w:r>
-      <w:proofErr w:type="gramStart"/>
       <w:r>
         <w:rPr>
           <w:rFonts w:asciiTheme="majorHAnsi" w:hAnsiTheme="majorHAnsi" w:cstheme="majorHAnsi"/>
         </w:rPr>
-        <w:t>endif %}</w:t>
+        <w:t>Latência (</w:t>
       </w:r>
-      <w:proofErr w:type="gramEnd"/>
+      <w:r>
+        <w:rPr>
+          <w:rFonts w:asciiTheme="majorHAnsi" w:hAnsiTheme="majorHAnsi" w:cstheme="majorHAnsi"/>
+        </w:rPr>
+        <w:t>{{ intf_data.ping_target_ip }}</w:t>
+      </w:r>
+      <w:r>
+        <w:rPr>
+          <w:rFonts w:asciiTheme="majorHAnsi" w:hAnsiTheme="majorHAnsi" w:cstheme="majorHAnsi"/>
+        </w:rPr>
+        <w:t>):</w:t>
+      </w:r>
+      <w:r>
+        <w:rPr>
+          <w:rFonts w:asciiTheme="majorHAnsi" w:hAnsiTheme="majorHAnsi" w:cstheme="majorHAnsi"/>
+        </w:rPr>
+        <w:t xml:space="preserve"> </w:t>
+      </w:r>
+      <w:r>
+        <w:rPr>
+          <w:rFonts w:asciiTheme="majorHAnsi" w:hAnsiTheme="majorHAnsi" w:cstheme="majorHAnsi"/>
+        </w:rPr>
+        <w:t>{% set ping = intf_data.latency|int %}{{ ping }}ms {% if ping &lt;= 50 %}</w:t>
+      </w:r>
+      <w:r>
+        <w:rPr>
+          <w:rFonts w:ascii="Segoe UI Emoji" w:hAnsi="Segoe UI Emoji" w:cs="Segoe UI Emoji"/>
+        </w:rPr>
+        <w:t>🟢</w:t>
+      </w:r>
+      <w:r>
+        <w:rPr>
+          <w:rFonts w:asciiTheme="majorHAnsi" w:hAnsiTheme="majorHAnsi" w:cstheme="majorHAnsi"/>
+        </w:rPr>
+        <w:t>{% elif ping &lt;= 150 %}</w:t>
+      </w:r>
+      <w:r>
+        <w:rPr>
+          <w:rFonts w:ascii="Segoe UI Emoji" w:hAnsi="Segoe UI Emoji" w:cs="Segoe UI Emoji"/>
+        </w:rPr>
+        <w:t>🟡</w:t>
+      </w:r>
+      <w:r>
+        <w:rPr>
+          <w:rFonts w:asciiTheme="majorHAnsi" w:hAnsiTheme="majorHAnsi" w:cstheme="majorHAnsi"/>
+        </w:rPr>
+        <w:t>{% else %}</w:t>
+      </w:r>
+      <w:r>
+        <w:rPr>
+          <w:rFonts w:ascii="Segoe UI Emoji" w:hAnsi="Segoe UI Emoji" w:cs="Segoe UI Emoji"/>
+        </w:rPr>
+        <w:t>🔴</w:t>
+      </w:r>
+      <w:r>
+        <w:rPr>
+          <w:rFonts w:asciiTheme="majorHAnsi" w:hAnsiTheme="majorHAnsi" w:cstheme="majorHAnsi"/>
+        </w:rPr>
+        <w:t xml:space="preserve">{% endif %}{% else %}Ping Timeout </w:t>
+      </w:r>
+      <w:r>
+        <w:rPr>
+          <w:rFonts w:ascii="Segoe UI Emoji" w:hAnsi="Segoe UI Emoji" w:cs="Segoe UI Emoji"/>
+        </w:rPr>
+        <w:t>❌</w:t>
+      </w:r>
+      <w:r>
+        <w:rPr>
+          <w:rFonts w:asciiTheme="majorHAnsi" w:hAnsiTheme="majorHAnsi" w:cstheme="majorHAnsi"/>
+        </w:rPr>
+        <w:t>{% endif %}</w:t>
+      </w:r>
+    </w:p>
+    <w:p>
+      <w:pPr>
+        <w:spacing w:after="0"/>
+        <w:rPr>
+          <w:rFonts w:asciiTheme="majorHAnsi" w:hAnsiTheme="majorHAnsi" w:cstheme="majorHAnsi"/>
+        </w:rPr>
+      </w:pPr>
+      <w:r>
+        <w:rPr>
+          <w:rFonts w:asciiTheme="majorHAnsi" w:hAnsiTheme="majorHAnsi" w:cstheme="majorHAnsi"/>
+        </w:rPr>
+        <w:t>{%p endif %}</w:t>
+      </w:r>
     </w:p>
     <w:p>
       <w:pPr>
@@ -3565,49 +855,13 @@
         <w:rPr>
           <w:rFonts w:asciiTheme="majorHAnsi" w:hAnsiTheme="majorHAnsi" w:cstheme="majorHAnsi"/>
         </w:rPr>
-        <w:t xml:space="preserve">{%p </w:t>
-      </w:r>
-      <w:proofErr w:type="gramStart"/>
-      <w:r>
-        <w:rPr>
-          <w:rFonts w:asciiTheme="majorHAnsi" w:hAnsiTheme="majorHAnsi" w:cstheme="majorHAnsi"/>
-        </w:rPr>
-        <w:t>endif %}</w:t>
+        <w:t>{%p endif %}</w:t>
       </w:r>
       <w:r>
         <w:rPr>
           <w:rFonts w:asciiTheme="majorHAnsi" w:hAnsiTheme="majorHAnsi" w:cstheme="majorHAnsi"/>
         </w:rPr>
-        <w:t xml:space="preserve"> {#</w:t>
-      </w:r>
-      <w:proofErr w:type="gramEnd"/>
-      <w:r>
-        <w:rPr>
-          <w:rFonts w:asciiTheme="majorHAnsi" w:hAnsiTheme="majorHAnsi" w:cstheme="majorHAnsi"/>
-        </w:rPr>
-        <w:t xml:space="preserve"> CLOSES: if </w:t>
-      </w:r>
-      <w:proofErr w:type="spellStart"/>
-      <w:r>
-        <w:rPr>
-          <w:rFonts w:asciiTheme="majorHAnsi" w:hAnsiTheme="majorHAnsi" w:cstheme="majorHAnsi"/>
-        </w:rPr>
-        <w:t>intf_</w:t>
-      </w:r>
-      <w:proofErr w:type="gramStart"/>
-      <w:r>
-        <w:rPr>
-          <w:rFonts w:asciiTheme="majorHAnsi" w:hAnsiTheme="majorHAnsi" w:cstheme="majorHAnsi"/>
-        </w:rPr>
-        <w:t>data.ip</w:t>
-      </w:r>
-      <w:proofErr w:type="spellEnd"/>
-      <w:proofErr w:type="gramEnd"/>
-      <w:r>
-        <w:rPr>
-          <w:rFonts w:asciiTheme="majorHAnsi" w:hAnsiTheme="majorHAnsi" w:cstheme="majorHAnsi"/>
-        </w:rPr>
-        <w:t xml:space="preserve"> #}</w:t>
+        <w:t xml:space="preserve"> {# CLOSES: if intf_data.ip #}</w:t>
       </w:r>
     </w:p>
     <w:p>
@@ -3621,49 +875,7 @@
         <w:rPr>
           <w:rFonts w:asciiTheme="majorHAnsi" w:hAnsiTheme="majorHAnsi" w:cstheme="majorHAnsi"/>
         </w:rPr>
-        <w:t xml:space="preserve">{%p </w:t>
-      </w:r>
-      <w:proofErr w:type="spellStart"/>
-      <w:r>
-        <w:rPr>
-          <w:rFonts w:asciiTheme="majorHAnsi" w:hAnsiTheme="majorHAnsi" w:cstheme="majorHAnsi"/>
-        </w:rPr>
-        <w:t>endfor</w:t>
-      </w:r>
-      <w:proofErr w:type="spellEnd"/>
-      <w:r>
-        <w:rPr>
-          <w:rFonts w:asciiTheme="majorHAnsi" w:hAnsiTheme="majorHAnsi" w:cstheme="majorHAnsi"/>
-        </w:rPr>
-        <w:t xml:space="preserve"> %} {# CLOSES: for </w:t>
-      </w:r>
-      <w:proofErr w:type="spellStart"/>
-      <w:r>
-        <w:rPr>
-          <w:rFonts w:asciiTheme="majorHAnsi" w:hAnsiTheme="majorHAnsi" w:cstheme="majorHAnsi"/>
-        </w:rPr>
-        <w:t>intf_key</w:t>
-      </w:r>
-      <w:proofErr w:type="spellEnd"/>
-      <w:r>
-        <w:rPr>
-          <w:rFonts w:asciiTheme="majorHAnsi" w:hAnsiTheme="majorHAnsi" w:cstheme="majorHAnsi"/>
-        </w:rPr>
-        <w:t xml:space="preserve">, </w:t>
-      </w:r>
-      <w:proofErr w:type="spellStart"/>
-      <w:r>
-        <w:rPr>
-          <w:rFonts w:asciiTheme="majorHAnsi" w:hAnsiTheme="majorHAnsi" w:cstheme="majorHAnsi"/>
-        </w:rPr>
-        <w:t>intf_data</w:t>
-      </w:r>
-      <w:proofErr w:type="spellEnd"/>
-      <w:r>
-        <w:rPr>
-          <w:rFonts w:asciiTheme="majorHAnsi" w:hAnsiTheme="majorHAnsi" w:cstheme="majorHAnsi"/>
-        </w:rPr>
-        <w:t xml:space="preserve"> #} </w:t>
+        <w:t xml:space="preserve">{%p endfor %} {# CLOSES: for intf_key, intf_data #} </w:t>
       </w:r>
     </w:p>
     <w:p>
@@ -3677,37 +889,7 @@
         <w:rPr>
           <w:rFonts w:asciiTheme="majorHAnsi" w:hAnsiTheme="majorHAnsi" w:cstheme="majorHAnsi"/>
         </w:rPr>
-        <w:t xml:space="preserve">{%p </w:t>
-      </w:r>
-      <w:proofErr w:type="gramStart"/>
-      <w:r>
-        <w:rPr>
-          <w:rFonts w:asciiTheme="majorHAnsi" w:hAnsiTheme="majorHAnsi" w:cstheme="majorHAnsi"/>
-        </w:rPr>
-        <w:t>endif %} {#</w:t>
-      </w:r>
-      <w:proofErr w:type="gramEnd"/>
-      <w:r>
-        <w:rPr>
-          <w:rFonts w:asciiTheme="majorHAnsi" w:hAnsiTheme="majorHAnsi" w:cstheme="majorHAnsi"/>
-        </w:rPr>
-        <w:t xml:space="preserve"> CLOSES: if </w:t>
-      </w:r>
-      <w:proofErr w:type="spellStart"/>
-      <w:proofErr w:type="gramStart"/>
-      <w:r>
-        <w:rPr>
-          <w:rFonts w:asciiTheme="majorHAnsi" w:hAnsiTheme="majorHAnsi" w:cstheme="majorHAnsi"/>
-        </w:rPr>
-        <w:t>res.error</w:t>
-      </w:r>
-      <w:proofErr w:type="spellEnd"/>
-      <w:proofErr w:type="gramEnd"/>
-      <w:r>
-        <w:rPr>
-          <w:rFonts w:asciiTheme="majorHAnsi" w:hAnsiTheme="majorHAnsi" w:cstheme="majorHAnsi"/>
-        </w:rPr>
-        <w:t xml:space="preserve"> #}</w:t>
+        <w:t>{%p endif %} {# CLOSES: if res.error #}</w:t>
       </w:r>
     </w:p>
     <w:p>
@@ -3721,158 +903,7 @@
         <w:rPr>
           <w:rFonts w:asciiTheme="majorHAnsi" w:hAnsiTheme="majorHAnsi" w:cstheme="majorHAnsi"/>
         </w:rPr>
-        <w:t xml:space="preserve">{%p </w:t>
-      </w:r>
-      <w:proofErr w:type="gramStart"/>
-      <w:r>
-        <w:rPr>
-          <w:rFonts w:asciiTheme="majorHAnsi" w:hAnsiTheme="majorHAnsi" w:cstheme="majorHAnsi"/>
-        </w:rPr>
-        <w:t>endif %} {#</w:t>
-      </w:r>
-      <w:proofErr w:type="gramEnd"/>
-      <w:r>
-        <w:rPr>
-          <w:rFonts w:asciiTheme="majorHAnsi" w:hAnsiTheme="majorHAnsi" w:cstheme="majorHAnsi"/>
-        </w:rPr>
-        <w:t xml:space="preserve"> CLOSES: if </w:t>
-      </w:r>
-      <w:proofErr w:type="spellStart"/>
-      <w:proofErr w:type="gramStart"/>
-      <w:r>
-        <w:rPr>
-          <w:rFonts w:asciiTheme="majorHAnsi" w:hAnsiTheme="majorHAnsi" w:cstheme="majorHAnsi"/>
-        </w:rPr>
-        <w:t>res.rule</w:t>
-      </w:r>
-      <w:proofErr w:type="gramEnd"/>
-      <w:r>
-        <w:rPr>
-          <w:rFonts w:asciiTheme="majorHAnsi" w:hAnsiTheme="majorHAnsi" w:cstheme="majorHAnsi"/>
-        </w:rPr>
-        <w:t>_name</w:t>
-      </w:r>
-      <w:proofErr w:type="spellEnd"/>
-      <w:r>
-        <w:rPr>
-          <w:rFonts w:asciiTheme="majorHAnsi" w:hAnsiTheme="majorHAnsi" w:cstheme="majorHAnsi"/>
-        </w:rPr>
-        <w:t xml:space="preserve"> in ['Switch', 'Access Point</w:t>
-      </w:r>
-      <w:proofErr w:type="gramStart"/>
-      <w:r>
-        <w:rPr>
-          <w:rFonts w:asciiTheme="majorHAnsi" w:hAnsiTheme="majorHAnsi" w:cstheme="majorHAnsi"/>
-        </w:rPr>
-        <w:t>'] #}</w:t>
-      </w:r>
-      <w:proofErr w:type="gramEnd"/>
-    </w:p>
-    <w:p>
-      <w:pPr>
-        <w:spacing w:after="0"/>
-        <w:rPr>
-          <w:rFonts w:asciiTheme="majorHAnsi" w:hAnsiTheme="majorHAnsi" w:cstheme="majorHAnsi"/>
-        </w:rPr>
-      </w:pPr>
-      <w:r>
-        <w:rPr>
-          <w:rFonts w:asciiTheme="majorHAnsi" w:hAnsiTheme="majorHAnsi" w:cstheme="majorHAnsi"/>
-        </w:rPr>
-        <w:t xml:space="preserve">{%p if </w:t>
-      </w:r>
-      <w:proofErr w:type="spellStart"/>
-      <w:proofErr w:type="gramStart"/>
-      <w:r>
-        <w:rPr>
-          <w:rFonts w:asciiTheme="majorHAnsi" w:hAnsiTheme="majorHAnsi" w:cstheme="majorHAnsi"/>
-        </w:rPr>
-        <w:t>res.screenshot</w:t>
-      </w:r>
-      <w:proofErr w:type="spellEnd"/>
-      <w:proofErr w:type="gramEnd"/>
-      <w:r>
-        <w:rPr>
-          <w:rFonts w:asciiTheme="majorHAnsi" w:hAnsiTheme="majorHAnsi" w:cstheme="majorHAnsi"/>
-        </w:rPr>
-        <w:t xml:space="preserve"> %}</w:t>
-      </w:r>
-    </w:p>
-    <w:p>
-      <w:pPr>
-        <w:rPr>
-          <w:rFonts w:asciiTheme="majorHAnsi" w:hAnsiTheme="majorHAnsi" w:cstheme="majorHAnsi"/>
-        </w:rPr>
-      </w:pPr>
-      <w:proofErr w:type="spellStart"/>
-      <w:r>
-        <w:rPr>
-          <w:rFonts w:asciiTheme="majorHAnsi" w:hAnsiTheme="majorHAnsi" w:cstheme="majorHAnsi"/>
-        </w:rPr>
-        <w:t>Evidência</w:t>
-      </w:r>
-      <w:proofErr w:type="spellEnd"/>
-      <w:r>
-        <w:rPr>
-          <w:rFonts w:asciiTheme="majorHAnsi" w:hAnsiTheme="majorHAnsi" w:cstheme="majorHAnsi"/>
-        </w:rPr>
-        <w:t xml:space="preserve"> (Screenshot):</w:t>
-      </w:r>
-    </w:p>
-    <w:p>
-      <w:pPr>
-        <w:rPr>
-          <w:rFonts w:asciiTheme="majorHAnsi" w:hAnsiTheme="majorHAnsi" w:cstheme="majorHAnsi"/>
-          <w:lang w:val="pt-BR"/>
-        </w:rPr>
-      </w:pPr>
-      <w:proofErr w:type="gramStart"/>
-      <w:r>
-        <w:rPr>
-          <w:rFonts w:asciiTheme="majorHAnsi" w:hAnsiTheme="majorHAnsi" w:cstheme="majorHAnsi"/>
-          <w:lang w:val="pt-BR"/>
-        </w:rPr>
-        <w:t xml:space="preserve">{{ </w:t>
-      </w:r>
-      <w:proofErr w:type="spellStart"/>
-      <w:r>
-        <w:rPr>
-          <w:rFonts w:asciiTheme="majorHAnsi" w:hAnsiTheme="majorHAnsi" w:cstheme="majorHAnsi"/>
-          <w:lang w:val="pt-BR"/>
-        </w:rPr>
-        <w:t>res</w:t>
-      </w:r>
-      <w:proofErr w:type="gramEnd"/>
-      <w:r>
-        <w:rPr>
-          <w:rFonts w:asciiTheme="majorHAnsi" w:hAnsiTheme="majorHAnsi" w:cstheme="majorHAnsi"/>
-          <w:lang w:val="pt-BR"/>
-        </w:rPr>
-        <w:t>.</w:t>
-      </w:r>
-      <w:proofErr w:type="gramStart"/>
-      <w:r>
-        <w:rPr>
-          <w:rFonts w:asciiTheme="majorHAnsi" w:hAnsiTheme="majorHAnsi" w:cstheme="majorHAnsi"/>
-          <w:lang w:val="pt-BR"/>
-        </w:rPr>
-        <w:t>screenshot</w:t>
-      </w:r>
-      <w:proofErr w:type="spellEnd"/>
-      <w:r>
-        <w:rPr>
-          <w:rFonts w:asciiTheme="majorHAnsi" w:hAnsiTheme="majorHAnsi" w:cstheme="majorHAnsi"/>
-          <w:lang w:val="pt-BR"/>
-        </w:rPr>
-        <w:t xml:space="preserve"> }</w:t>
-      </w:r>
-      <w:proofErr w:type="gramEnd"/>
-      <w:r>
-        <w:rPr>
-          <w:rFonts w:asciiTheme="majorHAnsi" w:hAnsiTheme="majorHAnsi" w:cstheme="majorHAnsi"/>
-          <w:lang w:val="pt-BR"/>
-        </w:rPr>
-        <w:t>}</w:t>
+        <w:t>{%p endif %} {# CLOSES: if res.rule_name in ['Switch', 'Access Point'] #}</w:t>
       </w:r>
     </w:p>
     <w:p>
@@ -3880,31 +911,57 @@
         <w:spacing w:after="0"/>
         <w:rPr>
           <w:rFonts w:asciiTheme="majorHAnsi" w:hAnsiTheme="majorHAnsi" w:cstheme="majorHAnsi"/>
-          <w:lang w:val="pt-BR"/>
         </w:rPr>
       </w:pPr>
       <w:r>
         <w:rPr>
           <w:rFonts w:asciiTheme="majorHAnsi" w:hAnsiTheme="majorHAnsi" w:cstheme="majorHAnsi"/>
-          <w:lang w:val="pt-BR"/>
-        </w:rPr>
-        <w:t xml:space="preserve">{%p </w:t>
+        </w:rPr>
+        <w:t>{%p if res.screenshot %}</w:t>
       </w:r>
-      <w:proofErr w:type="spellStart"/>
+    </w:p>
+    <w:p>
+      <w:pPr>
+        <w:rPr>
+          <w:rFonts w:asciiTheme="majorHAnsi" w:hAnsiTheme="majorHAnsi" w:cstheme="majorHAnsi"/>
+        </w:rPr>
+      </w:pPr>
       <w:r>
+        <w:rPr>
+          <w:rFonts w:asciiTheme="majorHAnsi" w:hAnsiTheme="majorHAnsi" w:cstheme="majorHAnsi"/>
+        </w:rPr>
+        <w:t>Evidência (Screenshot):</w:t>
+      </w:r>
+    </w:p>
+    <w:p>
+      <w:pPr>
         <w:rPr>
           <w:rFonts w:asciiTheme="majorHAnsi" w:hAnsiTheme="majorHAnsi" w:cstheme="majorHAnsi"/>
           <w:lang w:val="pt-BR"/>
         </w:rPr>
-        <w:t>else</w:t>
-      </w:r>
-      <w:proofErr w:type="spellEnd"/>
+      </w:pPr>
       <w:r>
         <w:rPr>
           <w:rFonts w:asciiTheme="majorHAnsi" w:hAnsiTheme="majorHAnsi" w:cstheme="majorHAnsi"/>
           <w:lang w:val="pt-BR"/>
         </w:rPr>
-        <w:t xml:space="preserve"> %}</w:t>
+        <w:t>{{ res.screenshot }}</w:t>
+      </w:r>
+    </w:p>
+    <w:p>
+      <w:pPr>
+        <w:spacing w:after="0"/>
+        <w:rPr>
+          <w:rFonts w:asciiTheme="majorHAnsi" w:hAnsiTheme="majorHAnsi" w:cstheme="majorHAnsi"/>
+          <w:lang w:val="pt-BR"/>
+        </w:rPr>
+      </w:pPr>
+      <w:r>
+        <w:rPr>
+          <w:rFonts w:asciiTheme="majorHAnsi" w:hAnsiTheme="majorHAnsi" w:cstheme="majorHAnsi"/>
+          <w:lang w:val="pt-BR"/>
+        </w:rPr>
+        <w:t>{%p else %}</w:t>
       </w:r>
     </w:p>
     <w:p>
@@ -3933,16 +990,8 @@
         <w:rPr>
           <w:rFonts w:asciiTheme="majorHAnsi" w:hAnsiTheme="majorHAnsi" w:cstheme="majorHAnsi"/>
         </w:rPr>
-        <w:t xml:space="preserve">{%p </w:t>
+        <w:t>{%p endif %}</w:t>
       </w:r>
-      <w:proofErr w:type="gramStart"/>
-      <w:r>
-        <w:rPr>
-          <w:rFonts w:asciiTheme="majorHAnsi" w:hAnsiTheme="majorHAnsi" w:cstheme="majorHAnsi"/>
-        </w:rPr>
-        <w:t>endif %}</w:t>
-      </w:r>
-      <w:proofErr w:type="gramEnd"/>
     </w:p>
     <w:p>
       <w:pPr>
@@ -3967,24 +1016,8 @@
         <w:rPr>
           <w:rFonts w:asciiTheme="majorHAnsi" w:hAnsiTheme="majorHAnsi" w:cstheme="majorHAnsi"/>
         </w:rPr>
-        <w:t xml:space="preserve"> </w:t>
+        <w:t xml:space="preserve"> endfor %}</w:t>
       </w:r>
-      <w:proofErr w:type="spellStart"/>
-      <w:proofErr w:type="gramStart"/>
-      <w:r>
-        <w:rPr>
-          <w:rFonts w:asciiTheme="majorHAnsi" w:hAnsiTheme="majorHAnsi" w:cstheme="majorHAnsi"/>
-        </w:rPr>
-        <w:t>endfor</w:t>
-      </w:r>
-      <w:proofErr w:type="spellEnd"/>
-      <w:r>
-        <w:rPr>
-          <w:rFonts w:asciiTheme="majorHAnsi" w:hAnsiTheme="majorHAnsi" w:cstheme="majorHAnsi"/>
-        </w:rPr>
-        <w:t xml:space="preserve"> %}</w:t>
-      </w:r>
-      <w:proofErr w:type="gramEnd"/>
     </w:p>
     <w:sectPr>
       <w:pgSz w:w="12240" w:h="15840"/>
@@ -4802,7 +1835,6 @@
   <w:style w:type="character" w:default="1" w:styleId="Fontepargpadro">
     <w:name w:val="Default Paragraph Font"/>
     <w:uiPriority w:val="1"/>
-    <w:semiHidden/>
     <w:unhideWhenUsed/>
   </w:style>
   <w:style w:type="table" w:default="1" w:styleId="Tabelanormal">

--- a/template_pt-BR.example.docx
+++ b/template_pt-BR.example.docx
@@ -1,6 +1,6 @@
 
 <file path=word/document.xml><?xml version="1.0" encoding="utf-8"?>
-<w:document xmlns:wpc="http://schemas.microsoft.com/office/word/2010/wordprocessingCanvas" xmlns:cx="http://schemas.microsoft.com/office/drawing/2014/chartex" xmlns:cx1="http://schemas.microsoft.com/office/drawing/2015/9/8/chartex" xmlns:cx2="http://schemas.microsoft.com/office/drawing/2015/10/21/chartex" xmlns:cx3="http://schemas.microsoft.com/office/drawing/2016/5/9/chartex" xmlns:cx4="http://schemas.microsoft.com/office/drawing/2016/5/10/chartex" xmlns:cx5="http://schemas.microsoft.com/office/drawing/2016/5/11/chartex" xmlns:cx6="http://schemas.microsoft.com/office/drawing/2016/5/12/chartex" xmlns:cx7="http://schemas.microsoft.com/office/drawing/2016/5/13/chartex" xmlns:cx8="http://schemas.microsoft.com/office/drawing/2016/5/14/chartex" xmlns:mc="http://schemas.openxmlformats.org/markup-compatibility/2006" xmlns:aink="http://schemas.microsoft.com/office/drawing/2016/ink" xmlns:am3d="http://schemas.microsoft.com/office/drawing/2017/model3d" xmlns:o="urn:schemas-microsoft-com:office:office" xmlns:oel="http://schemas.microsoft.com/office/2019/extlst" xmlns:r="http://schemas.openxmlformats.org/officeDocument/2006/relationships" xmlns:m="http://schemas.openxmlformats.org/officeDocument/2006/math" xmlns:v="urn:schemas-microsoft-com:vml" xmlns:wp14="http://schemas.microsoft.com/office/word/2010/wordprocessingDrawing" xmlns:wp="http://schemas.openxmlformats.org/drawingml/2006/wordprocessingDrawing" xmlns:w10="urn:schemas-microsoft-com:office:word" xmlns:w="http://schemas.openxmlformats.org/wordprocessingml/2006/main" xmlns:w14="http://schemas.microsoft.com/office/word/2010/wordml" xmlns:w15="http://schemas.microsoft.com/office/word/2012/wordml" xmlns:w16cex="http://schemas.microsoft.com/office/word/2018/wordml/cex" xmlns:w16cid="http://schemas.microsoft.com/office/word/2016/wordml/cid" xmlns:w16="http://schemas.microsoft.com/office/word/2018/wordml" xmlns:w16du="http://schemas.microsoft.com/office/word/2023/wordml/word16du" xmlns:w16sdtdh="http://schemas.microsoft.com/office/word/2020/wordml/sdtdatahash" xmlns:w16sdtfl="http://schemas.microsoft.com/office/word/2024/wordml/sdtformatlock" xmlns:w16se="http://schemas.microsoft.com/office/word/2015/wordml/symex" xmlns:wpg="http://schemas.microsoft.com/office/word/2010/wordprocessingGroup" xmlns:wpi="http://schemas.microsoft.com/office/word/2010/wordprocessingInk" xmlns:wne="http://schemas.microsoft.com/office/word/2006/wordml" xmlns:wps="http://schemas.microsoft.com/office/word/2010/wordprocessingShape" mc:Ignorable="w14 w15 w16se w16cid w16 w16cex w16sdtdh w16sdtfl w16du wp14">
+<w:document xmlns:wpc="http://schemas.microsoft.com/office/word/2010/wordprocessingCanvas" xmlns:cx="http://schemas.microsoft.com/office/drawing/2014/chartex" xmlns:cx1="http://schemas.microsoft.com/office/drawing/2015/9/8/chartex" xmlns:cx2="http://schemas.microsoft.com/office/drawing/2015/10/21/chartex" xmlns:cx3="http://schemas.microsoft.com/office/drawing/2016/5/9/chartex" xmlns:cx4="http://schemas.microsoft.com/office/drawing/2016/5/10/chartex" xmlns:cx5="http://schemas.microsoft.com/office/drawing/2016/5/11/chartex" xmlns:cx6="http://schemas.microsoft.com/office/drawing/2016/5/12/chartex" xmlns:cx7="http://schemas.microsoft.com/office/drawing/2016/5/13/chartex" xmlns:cx8="http://schemas.microsoft.com/office/drawing/2016/5/14/chartex" xmlns:mc="http://schemas.openxmlformats.org/markup-compatibility/2006" xmlns:m="http://schemas.openxmlformats.org/officeDocument/2006/math" xmlns:aink="http://schemas.microsoft.com/office/drawing/2016/ink" xmlns:am3d="http://schemas.microsoft.com/office/drawing/2017/model3d" xmlns:oel="http://schemas.microsoft.com/office/2019/extlst" xmlns:r="http://schemas.openxmlformats.org/officeDocument/2006/relationships" xmlns:wp14="http://schemas.microsoft.com/office/word/2010/wordprocessingDrawing" xmlns:wp="http://schemas.openxmlformats.org/drawingml/2006/wordprocessingDrawing" xmlns:wpg="http://schemas.microsoft.com/office/word/2010/wordprocessingGroup" xmlns:wpi="http://schemas.microsoft.com/office/word/2010/wordprocessingInk" xmlns:wps="http://schemas.microsoft.com/office/word/2010/wordprocessingShape" xmlns:o="urn:schemas-microsoft-com:office:office" xmlns:v="urn:schemas-microsoft-com:vml" xmlns:w10="urn:schemas-microsoft-com:office:word" xmlns:w="http://schemas.openxmlformats.org/wordprocessingml/2006/main" xmlns:w14="http://schemas.microsoft.com/office/word/2010/wordml" xmlns:w15="http://schemas.microsoft.com/office/word/2012/wordml" xmlns:w16cex="http://schemas.microsoft.com/office/word/2018/wordml/cex" xmlns:w16cid="http://schemas.microsoft.com/office/word/2016/wordml/cid" xmlns:w16="http://schemas.microsoft.com/office/word/2018/wordml" xmlns:w16sdtdh="http://schemas.microsoft.com/office/word/2020/wordml/sdtdatahash" xmlns:w16sdtfl="http://schemas.microsoft.com/office/word/2024/wordml/sdtformatlock" xmlns:w16se="http://schemas.microsoft.com/office/word/2015/wordml/symex" xmlns:w16du="http://schemas.microsoft.com/office/word/2023/wordml/word16du" xmlns:wne="http://schemas.microsoft.com/office/word/2006/wordml" mc:Ignorable="w14 w15 w16se w16cid w16 w16cex w16sdtdh w16sdtfl w16du wp14">
   <w:body>
     <w:p>
       <w:pPr>
@@ -73,7 +73,187 @@
           <w:rFonts w:asciiTheme="majorHAnsi" w:hAnsiTheme="majorHAnsi" w:cstheme="majorHAnsi"/>
           <w:lang w:val="pt-BR"/>
         </w:rPr>
-        <w:t xml:space="preserve"> (Ping ≤ 50ms): {{ results | rejectattr('latency', 'equalto', '') | selectattr('latency', 'le', 50) | list | length }}</w:t>
+        <w:t xml:space="preserve"> (Ping ≤ 50ms): </w:t>
+      </w:r>
+      <w:proofErr w:type="gramStart"/>
+      <w:r>
+        <w:rPr>
+          <w:rFonts w:asciiTheme="majorHAnsi" w:hAnsiTheme="majorHAnsi" w:cstheme="majorHAnsi"/>
+          <w:lang w:val="pt-BR"/>
+        </w:rPr>
+        <w:t xml:space="preserve">{{ </w:t>
+      </w:r>
+      <w:proofErr w:type="spellStart"/>
+      <w:r>
+        <w:rPr>
+          <w:rFonts w:asciiTheme="majorHAnsi" w:hAnsiTheme="majorHAnsi" w:cstheme="majorHAnsi"/>
+          <w:lang w:val="pt-BR"/>
+        </w:rPr>
+        <w:t>results</w:t>
+      </w:r>
+      <w:proofErr w:type="spellEnd"/>
+      <w:proofErr w:type="gramEnd"/>
+      <w:r>
+        <w:rPr>
+          <w:rFonts w:asciiTheme="majorHAnsi" w:hAnsiTheme="majorHAnsi" w:cstheme="majorHAnsi"/>
+          <w:lang w:val="pt-BR"/>
+        </w:rPr>
+        <w:t xml:space="preserve"> | </w:t>
+      </w:r>
+      <w:proofErr w:type="spellStart"/>
+      <w:proofErr w:type="gramStart"/>
+      <w:r>
+        <w:rPr>
+          <w:rFonts w:asciiTheme="majorHAnsi" w:hAnsiTheme="majorHAnsi" w:cstheme="majorHAnsi"/>
+          <w:lang w:val="pt-BR"/>
+        </w:rPr>
+        <w:t>rejectattr</w:t>
+      </w:r>
+      <w:proofErr w:type="spellEnd"/>
+      <w:r>
+        <w:rPr>
+          <w:rFonts w:asciiTheme="majorHAnsi" w:hAnsiTheme="majorHAnsi" w:cstheme="majorHAnsi"/>
+          <w:lang w:val="pt-BR"/>
+        </w:rPr>
+        <w:t>(</w:t>
+      </w:r>
+      <w:proofErr w:type="gramEnd"/>
+      <w:r>
+        <w:rPr>
+          <w:rFonts w:asciiTheme="majorHAnsi" w:hAnsiTheme="majorHAnsi" w:cstheme="majorHAnsi"/>
+          <w:lang w:val="pt-BR"/>
+        </w:rPr>
+        <w:t>'</w:t>
+      </w:r>
+      <w:proofErr w:type="spellStart"/>
+      <w:r>
+        <w:rPr>
+          <w:rFonts w:asciiTheme="majorHAnsi" w:hAnsiTheme="majorHAnsi" w:cstheme="majorHAnsi"/>
+          <w:lang w:val="pt-BR"/>
+        </w:rPr>
+        <w:t>latency</w:t>
+      </w:r>
+      <w:proofErr w:type="spellEnd"/>
+      <w:r>
+        <w:rPr>
+          <w:rFonts w:asciiTheme="majorHAnsi" w:hAnsiTheme="majorHAnsi" w:cstheme="majorHAnsi"/>
+          <w:lang w:val="pt-BR"/>
+        </w:rPr>
+        <w:t>', '</w:t>
+      </w:r>
+      <w:proofErr w:type="spellStart"/>
+      <w:r>
+        <w:rPr>
+          <w:rFonts w:asciiTheme="majorHAnsi" w:hAnsiTheme="majorHAnsi" w:cstheme="majorHAnsi"/>
+          <w:lang w:val="pt-BR"/>
+        </w:rPr>
+        <w:t>equalto</w:t>
+      </w:r>
+      <w:proofErr w:type="spellEnd"/>
+      <w:r>
+        <w:rPr>
+          <w:rFonts w:asciiTheme="majorHAnsi" w:hAnsiTheme="majorHAnsi" w:cstheme="majorHAnsi"/>
+          <w:lang w:val="pt-BR"/>
+        </w:rPr>
+        <w:t xml:space="preserve">', '') | </w:t>
+      </w:r>
+      <w:proofErr w:type="spellStart"/>
+      <w:proofErr w:type="gramStart"/>
+      <w:r>
+        <w:rPr>
+          <w:rFonts w:asciiTheme="majorHAnsi" w:hAnsiTheme="majorHAnsi" w:cstheme="majorHAnsi"/>
+          <w:lang w:val="pt-BR"/>
+        </w:rPr>
+        <w:t>selectattr</w:t>
+      </w:r>
+      <w:proofErr w:type="spellEnd"/>
+      <w:r>
+        <w:rPr>
+          <w:rFonts w:asciiTheme="majorHAnsi" w:hAnsiTheme="majorHAnsi" w:cstheme="majorHAnsi"/>
+          <w:lang w:val="pt-BR"/>
+        </w:rPr>
+        <w:t>(</w:t>
+      </w:r>
+      <w:proofErr w:type="gramEnd"/>
+      <w:r>
+        <w:rPr>
+          <w:rFonts w:asciiTheme="majorHAnsi" w:hAnsiTheme="majorHAnsi" w:cstheme="majorHAnsi"/>
+          <w:lang w:val="pt-BR"/>
+        </w:rPr>
+        <w:t>'</w:t>
+      </w:r>
+      <w:proofErr w:type="spellStart"/>
+      <w:r>
+        <w:rPr>
+          <w:rFonts w:asciiTheme="majorHAnsi" w:hAnsiTheme="majorHAnsi" w:cstheme="majorHAnsi"/>
+          <w:lang w:val="pt-BR"/>
+        </w:rPr>
+        <w:t>latency</w:t>
+      </w:r>
+      <w:proofErr w:type="spellEnd"/>
+      <w:r>
+        <w:rPr>
+          <w:rFonts w:asciiTheme="majorHAnsi" w:hAnsiTheme="majorHAnsi" w:cstheme="majorHAnsi"/>
+          <w:lang w:val="pt-BR"/>
+        </w:rPr>
+        <w:t>', '</w:t>
+      </w:r>
+      <w:proofErr w:type="spellStart"/>
+      <w:r>
+        <w:rPr>
+          <w:rFonts w:asciiTheme="majorHAnsi" w:hAnsiTheme="majorHAnsi" w:cstheme="majorHAnsi"/>
+          <w:lang w:val="pt-BR"/>
+        </w:rPr>
+        <w:t>le</w:t>
+      </w:r>
+      <w:proofErr w:type="spellEnd"/>
+      <w:r>
+        <w:rPr>
+          <w:rFonts w:asciiTheme="majorHAnsi" w:hAnsiTheme="majorHAnsi" w:cstheme="majorHAnsi"/>
+          <w:lang w:val="pt-BR"/>
+        </w:rPr>
+        <w:t xml:space="preserve">', 50) | </w:t>
+      </w:r>
+      <w:proofErr w:type="spellStart"/>
+      <w:r>
+        <w:rPr>
+          <w:rFonts w:asciiTheme="majorHAnsi" w:hAnsiTheme="majorHAnsi" w:cstheme="majorHAnsi"/>
+          <w:lang w:val="pt-BR"/>
+        </w:rPr>
+        <w:t>list</w:t>
+      </w:r>
+      <w:proofErr w:type="spellEnd"/>
+      <w:r>
+        <w:rPr>
+          <w:rFonts w:asciiTheme="majorHAnsi" w:hAnsiTheme="majorHAnsi" w:cstheme="majorHAnsi"/>
+          <w:lang w:val="pt-BR"/>
+        </w:rPr>
+        <w:t xml:space="preserve"> | </w:t>
+      </w:r>
+      <w:proofErr w:type="spellStart"/>
+      <w:proofErr w:type="gramStart"/>
+      <w:r>
+        <w:rPr>
+          <w:rFonts w:asciiTheme="majorHAnsi" w:hAnsiTheme="majorHAnsi" w:cstheme="majorHAnsi"/>
+          <w:lang w:val="pt-BR"/>
+        </w:rPr>
+        <w:t>length</w:t>
+      </w:r>
+      <w:proofErr w:type="spellEnd"/>
+      <w:r>
+        <w:rPr>
+          <w:rFonts w:asciiTheme="majorHAnsi" w:hAnsiTheme="majorHAnsi" w:cstheme="majorHAnsi"/>
+          <w:lang w:val="pt-BR"/>
+        </w:rPr>
+        <w:t xml:space="preserve"> }</w:t>
+      </w:r>
+      <w:proofErr w:type="gramEnd"/>
+      <w:r>
+        <w:rPr>
+          <w:rFonts w:asciiTheme="majorHAnsi" w:hAnsiTheme="majorHAnsi" w:cstheme="majorHAnsi"/>
+          <w:lang w:val="pt-BR"/>
+        </w:rPr>
+        <w:t>}</w:t>
       </w:r>
     </w:p>
     <w:p>
@@ -96,6 +276,7 @@
         </w:rPr>
         <w:t xml:space="preserve"> </w:t>
       </w:r>
+      <w:proofErr w:type="spellStart"/>
       <w:r>
         <w:rPr>
           <w:rFonts w:asciiTheme="majorHAnsi" w:hAnsiTheme="majorHAnsi" w:cstheme="majorHAnsi"/>
@@ -106,6 +287,7 @@
         </w:rPr>
         <w:t>Warning</w:t>
       </w:r>
+      <w:proofErr w:type="spellEnd"/>
       <w:r>
         <w:rPr>
           <w:rFonts w:asciiTheme="majorHAnsi" w:hAnsiTheme="majorHAnsi" w:cstheme="majorHAnsi"/>
@@ -119,7 +301,625 @@
           <w:rFonts w:asciiTheme="majorHAnsi" w:hAnsiTheme="majorHAnsi" w:cstheme="majorHAnsi"/>
           <w:lang w:val="pt-BR"/>
         </w:rPr>
-        <w:t>(Ping 50ms ≤ 150ms): {{ results | rejectattr('latency', 'equalto', '') | selectattr('latency', 'gt', 50) | selectattr('latency', 'le', 150) | list | length }}{% set warns = results | rejectattr('latency', 'equalto', '') | selectattr('latency', 'gt', 50) | selectattr('latency', 'le', 150) | map(attribute='host') | list %}{% if warns|length &gt; 0 %} ({{ warns | join(', ') }}){% endif %}</w:t>
+        <w:t xml:space="preserve">(Ping 50ms ≤ 150ms): </w:t>
+      </w:r>
+      <w:proofErr w:type="gramStart"/>
+      <w:r>
+        <w:rPr>
+          <w:rFonts w:asciiTheme="majorHAnsi" w:hAnsiTheme="majorHAnsi" w:cstheme="majorHAnsi"/>
+          <w:lang w:val="pt-BR"/>
+        </w:rPr>
+        <w:t xml:space="preserve">{{ </w:t>
+      </w:r>
+      <w:proofErr w:type="spellStart"/>
+      <w:r>
+        <w:rPr>
+          <w:rFonts w:asciiTheme="majorHAnsi" w:hAnsiTheme="majorHAnsi" w:cstheme="majorHAnsi"/>
+          <w:lang w:val="pt-BR"/>
+        </w:rPr>
+        <w:t>results</w:t>
+      </w:r>
+      <w:proofErr w:type="spellEnd"/>
+      <w:proofErr w:type="gramEnd"/>
+      <w:r>
+        <w:rPr>
+          <w:rFonts w:asciiTheme="majorHAnsi" w:hAnsiTheme="majorHAnsi" w:cstheme="majorHAnsi"/>
+          <w:lang w:val="pt-BR"/>
+        </w:rPr>
+        <w:t xml:space="preserve"> | </w:t>
+      </w:r>
+      <w:proofErr w:type="spellStart"/>
+      <w:proofErr w:type="gramStart"/>
+      <w:r>
+        <w:rPr>
+          <w:rFonts w:asciiTheme="majorHAnsi" w:hAnsiTheme="majorHAnsi" w:cstheme="majorHAnsi"/>
+          <w:lang w:val="pt-BR"/>
+        </w:rPr>
+        <w:t>rejectattr</w:t>
+      </w:r>
+      <w:proofErr w:type="spellEnd"/>
+      <w:r>
+        <w:rPr>
+          <w:rFonts w:asciiTheme="majorHAnsi" w:hAnsiTheme="majorHAnsi" w:cstheme="majorHAnsi"/>
+          <w:lang w:val="pt-BR"/>
+        </w:rPr>
+        <w:t>(</w:t>
+      </w:r>
+      <w:proofErr w:type="gramEnd"/>
+      <w:r>
+        <w:rPr>
+          <w:rFonts w:asciiTheme="majorHAnsi" w:hAnsiTheme="majorHAnsi" w:cstheme="majorHAnsi"/>
+          <w:lang w:val="pt-BR"/>
+        </w:rPr>
+        <w:t>'</w:t>
+      </w:r>
+      <w:proofErr w:type="spellStart"/>
+      <w:r>
+        <w:rPr>
+          <w:rFonts w:asciiTheme="majorHAnsi" w:hAnsiTheme="majorHAnsi" w:cstheme="majorHAnsi"/>
+          <w:lang w:val="pt-BR"/>
+        </w:rPr>
+        <w:t>latency</w:t>
+      </w:r>
+      <w:proofErr w:type="spellEnd"/>
+      <w:r>
+        <w:rPr>
+          <w:rFonts w:asciiTheme="majorHAnsi" w:hAnsiTheme="majorHAnsi" w:cstheme="majorHAnsi"/>
+          <w:lang w:val="pt-BR"/>
+        </w:rPr>
+        <w:t>', '</w:t>
+      </w:r>
+      <w:proofErr w:type="spellStart"/>
+      <w:r>
+        <w:rPr>
+          <w:rFonts w:asciiTheme="majorHAnsi" w:hAnsiTheme="majorHAnsi" w:cstheme="majorHAnsi"/>
+          <w:lang w:val="pt-BR"/>
+        </w:rPr>
+        <w:t>equalto</w:t>
+      </w:r>
+      <w:proofErr w:type="spellEnd"/>
+      <w:r>
+        <w:rPr>
+          <w:rFonts w:asciiTheme="majorHAnsi" w:hAnsiTheme="majorHAnsi" w:cstheme="majorHAnsi"/>
+          <w:lang w:val="pt-BR"/>
+        </w:rPr>
+        <w:t xml:space="preserve">', '') | </w:t>
+      </w:r>
+      <w:proofErr w:type="spellStart"/>
+      <w:proofErr w:type="gramStart"/>
+      <w:r>
+        <w:rPr>
+          <w:rFonts w:asciiTheme="majorHAnsi" w:hAnsiTheme="majorHAnsi" w:cstheme="majorHAnsi"/>
+          <w:lang w:val="pt-BR"/>
+        </w:rPr>
+        <w:t>selectattr</w:t>
+      </w:r>
+      <w:proofErr w:type="spellEnd"/>
+      <w:r>
+        <w:rPr>
+          <w:rFonts w:asciiTheme="majorHAnsi" w:hAnsiTheme="majorHAnsi" w:cstheme="majorHAnsi"/>
+          <w:lang w:val="pt-BR"/>
+        </w:rPr>
+        <w:t>(</w:t>
+      </w:r>
+      <w:proofErr w:type="gramEnd"/>
+      <w:r>
+        <w:rPr>
+          <w:rFonts w:asciiTheme="majorHAnsi" w:hAnsiTheme="majorHAnsi" w:cstheme="majorHAnsi"/>
+          <w:lang w:val="pt-BR"/>
+        </w:rPr>
+        <w:t>'</w:t>
+      </w:r>
+      <w:proofErr w:type="spellStart"/>
+      <w:r>
+        <w:rPr>
+          <w:rFonts w:asciiTheme="majorHAnsi" w:hAnsiTheme="majorHAnsi" w:cstheme="majorHAnsi"/>
+          <w:lang w:val="pt-BR"/>
+        </w:rPr>
+        <w:t>latency</w:t>
+      </w:r>
+      <w:proofErr w:type="spellEnd"/>
+      <w:r>
+        <w:rPr>
+          <w:rFonts w:asciiTheme="majorHAnsi" w:hAnsiTheme="majorHAnsi" w:cstheme="majorHAnsi"/>
+          <w:lang w:val="pt-BR"/>
+        </w:rPr>
+        <w:t>', '</w:t>
+      </w:r>
+      <w:proofErr w:type="spellStart"/>
+      <w:r>
+        <w:rPr>
+          <w:rFonts w:asciiTheme="majorHAnsi" w:hAnsiTheme="majorHAnsi" w:cstheme="majorHAnsi"/>
+          <w:lang w:val="pt-BR"/>
+        </w:rPr>
+        <w:t>gt</w:t>
+      </w:r>
+      <w:proofErr w:type="spellEnd"/>
+      <w:r>
+        <w:rPr>
+          <w:rFonts w:asciiTheme="majorHAnsi" w:hAnsiTheme="majorHAnsi" w:cstheme="majorHAnsi"/>
+          <w:lang w:val="pt-BR"/>
+        </w:rPr>
+        <w:t xml:space="preserve">', 50) | </w:t>
+      </w:r>
+      <w:proofErr w:type="spellStart"/>
+      <w:proofErr w:type="gramStart"/>
+      <w:r>
+        <w:rPr>
+          <w:rFonts w:asciiTheme="majorHAnsi" w:hAnsiTheme="majorHAnsi" w:cstheme="majorHAnsi"/>
+          <w:lang w:val="pt-BR"/>
+        </w:rPr>
+        <w:t>selectattr</w:t>
+      </w:r>
+      <w:proofErr w:type="spellEnd"/>
+      <w:r>
+        <w:rPr>
+          <w:rFonts w:asciiTheme="majorHAnsi" w:hAnsiTheme="majorHAnsi" w:cstheme="majorHAnsi"/>
+          <w:lang w:val="pt-BR"/>
+        </w:rPr>
+        <w:t>(</w:t>
+      </w:r>
+      <w:proofErr w:type="gramEnd"/>
+      <w:r>
+        <w:rPr>
+          <w:rFonts w:asciiTheme="majorHAnsi" w:hAnsiTheme="majorHAnsi" w:cstheme="majorHAnsi"/>
+          <w:lang w:val="pt-BR"/>
+        </w:rPr>
+        <w:t>'</w:t>
+      </w:r>
+      <w:proofErr w:type="spellStart"/>
+      <w:r>
+        <w:rPr>
+          <w:rFonts w:asciiTheme="majorHAnsi" w:hAnsiTheme="majorHAnsi" w:cstheme="majorHAnsi"/>
+          <w:lang w:val="pt-BR"/>
+        </w:rPr>
+        <w:t>latency</w:t>
+      </w:r>
+      <w:proofErr w:type="spellEnd"/>
+      <w:r>
+        <w:rPr>
+          <w:rFonts w:asciiTheme="majorHAnsi" w:hAnsiTheme="majorHAnsi" w:cstheme="majorHAnsi"/>
+          <w:lang w:val="pt-BR"/>
+        </w:rPr>
+        <w:t>', '</w:t>
+      </w:r>
+      <w:proofErr w:type="spellStart"/>
+      <w:r>
+        <w:rPr>
+          <w:rFonts w:asciiTheme="majorHAnsi" w:hAnsiTheme="majorHAnsi" w:cstheme="majorHAnsi"/>
+          <w:lang w:val="pt-BR"/>
+        </w:rPr>
+        <w:t>le</w:t>
+      </w:r>
+      <w:proofErr w:type="spellEnd"/>
+      <w:r>
+        <w:rPr>
+          <w:rFonts w:asciiTheme="majorHAnsi" w:hAnsiTheme="majorHAnsi" w:cstheme="majorHAnsi"/>
+          <w:lang w:val="pt-BR"/>
+        </w:rPr>
+        <w:t xml:space="preserve">', 150) | </w:t>
+      </w:r>
+      <w:proofErr w:type="spellStart"/>
+      <w:r>
+        <w:rPr>
+          <w:rFonts w:asciiTheme="majorHAnsi" w:hAnsiTheme="majorHAnsi" w:cstheme="majorHAnsi"/>
+          <w:lang w:val="pt-BR"/>
+        </w:rPr>
+        <w:t>list</w:t>
+      </w:r>
+      <w:proofErr w:type="spellEnd"/>
+      <w:r>
+        <w:rPr>
+          <w:rFonts w:asciiTheme="majorHAnsi" w:hAnsiTheme="majorHAnsi" w:cstheme="majorHAnsi"/>
+          <w:lang w:val="pt-BR"/>
+        </w:rPr>
+        <w:t xml:space="preserve"> | </w:t>
+      </w:r>
+      <w:proofErr w:type="spellStart"/>
+      <w:proofErr w:type="gramStart"/>
+      <w:r>
+        <w:rPr>
+          <w:rFonts w:asciiTheme="majorHAnsi" w:hAnsiTheme="majorHAnsi" w:cstheme="majorHAnsi"/>
+          <w:lang w:val="pt-BR"/>
+        </w:rPr>
+        <w:t>length</w:t>
+      </w:r>
+      <w:proofErr w:type="spellEnd"/>
+      <w:r>
+        <w:rPr>
+          <w:rFonts w:asciiTheme="majorHAnsi" w:hAnsiTheme="majorHAnsi" w:cstheme="majorHAnsi"/>
+          <w:lang w:val="pt-BR"/>
+        </w:rPr>
+        <w:t xml:space="preserve"> }}{</w:t>
+      </w:r>
+      <w:proofErr w:type="gramEnd"/>
+      <w:r>
+        <w:rPr>
+          <w:rFonts w:asciiTheme="majorHAnsi" w:hAnsiTheme="majorHAnsi" w:cstheme="majorHAnsi"/>
+          <w:lang w:val="pt-BR"/>
+        </w:rPr>
+        <w:t xml:space="preserve">% set </w:t>
+      </w:r>
+      <w:proofErr w:type="spellStart"/>
+      <w:r>
+        <w:rPr>
+          <w:rFonts w:asciiTheme="majorHAnsi" w:hAnsiTheme="majorHAnsi" w:cstheme="majorHAnsi"/>
+          <w:lang w:val="pt-BR"/>
+        </w:rPr>
+        <w:t>warns</w:t>
+      </w:r>
+      <w:proofErr w:type="spellEnd"/>
+      <w:r>
+        <w:rPr>
+          <w:rFonts w:asciiTheme="majorHAnsi" w:hAnsiTheme="majorHAnsi" w:cstheme="majorHAnsi"/>
+          <w:lang w:val="pt-BR"/>
+        </w:rPr>
+        <w:t xml:space="preserve"> = </w:t>
+      </w:r>
+      <w:proofErr w:type="spellStart"/>
+      <w:r>
+        <w:rPr>
+          <w:rFonts w:asciiTheme="majorHAnsi" w:hAnsiTheme="majorHAnsi" w:cstheme="majorHAnsi"/>
+          <w:lang w:val="pt-BR"/>
+        </w:rPr>
+        <w:t>results</w:t>
+      </w:r>
+      <w:proofErr w:type="spellEnd"/>
+      <w:r>
+        <w:rPr>
+          <w:rFonts w:asciiTheme="majorHAnsi" w:hAnsiTheme="majorHAnsi" w:cstheme="majorHAnsi"/>
+          <w:lang w:val="pt-BR"/>
+        </w:rPr>
+        <w:t xml:space="preserve"> | </w:t>
+      </w:r>
+      <w:proofErr w:type="spellStart"/>
+      <w:proofErr w:type="gramStart"/>
+      <w:r>
+        <w:rPr>
+          <w:rFonts w:asciiTheme="majorHAnsi" w:hAnsiTheme="majorHAnsi" w:cstheme="majorHAnsi"/>
+          <w:lang w:val="pt-BR"/>
+        </w:rPr>
+        <w:t>rejectattr</w:t>
+      </w:r>
+      <w:proofErr w:type="spellEnd"/>
+      <w:r>
+        <w:rPr>
+          <w:rFonts w:asciiTheme="majorHAnsi" w:hAnsiTheme="majorHAnsi" w:cstheme="majorHAnsi"/>
+          <w:lang w:val="pt-BR"/>
+        </w:rPr>
+        <w:t>(</w:t>
+      </w:r>
+      <w:proofErr w:type="gramEnd"/>
+      <w:r>
+        <w:rPr>
+          <w:rFonts w:asciiTheme="majorHAnsi" w:hAnsiTheme="majorHAnsi" w:cstheme="majorHAnsi"/>
+          <w:lang w:val="pt-BR"/>
+        </w:rPr>
+        <w:t>'</w:t>
+      </w:r>
+      <w:proofErr w:type="spellStart"/>
+      <w:r>
+        <w:rPr>
+          <w:rFonts w:asciiTheme="majorHAnsi" w:hAnsiTheme="majorHAnsi" w:cstheme="majorHAnsi"/>
+          <w:lang w:val="pt-BR"/>
+        </w:rPr>
+        <w:t>latency</w:t>
+      </w:r>
+      <w:proofErr w:type="spellEnd"/>
+      <w:r>
+        <w:rPr>
+          <w:rFonts w:asciiTheme="majorHAnsi" w:hAnsiTheme="majorHAnsi" w:cstheme="majorHAnsi"/>
+          <w:lang w:val="pt-BR"/>
+        </w:rPr>
+        <w:t>', '</w:t>
+      </w:r>
+      <w:proofErr w:type="spellStart"/>
+      <w:r>
+        <w:rPr>
+          <w:rFonts w:asciiTheme="majorHAnsi" w:hAnsiTheme="majorHAnsi" w:cstheme="majorHAnsi"/>
+          <w:lang w:val="pt-BR"/>
+        </w:rPr>
+        <w:t>equalto</w:t>
+      </w:r>
+      <w:proofErr w:type="spellEnd"/>
+      <w:r>
+        <w:rPr>
+          <w:rFonts w:asciiTheme="majorHAnsi" w:hAnsiTheme="majorHAnsi" w:cstheme="majorHAnsi"/>
+          <w:lang w:val="pt-BR"/>
+        </w:rPr>
+        <w:t xml:space="preserve">', '') | </w:t>
+      </w:r>
+      <w:proofErr w:type="spellStart"/>
+      <w:proofErr w:type="gramStart"/>
+      <w:r>
+        <w:rPr>
+          <w:rFonts w:asciiTheme="majorHAnsi" w:hAnsiTheme="majorHAnsi" w:cstheme="majorHAnsi"/>
+          <w:lang w:val="pt-BR"/>
+        </w:rPr>
+        <w:t>selectattr</w:t>
+      </w:r>
+      <w:proofErr w:type="spellEnd"/>
+      <w:r>
+        <w:rPr>
+          <w:rFonts w:asciiTheme="majorHAnsi" w:hAnsiTheme="majorHAnsi" w:cstheme="majorHAnsi"/>
+          <w:lang w:val="pt-BR"/>
+        </w:rPr>
+        <w:t>(</w:t>
+      </w:r>
+      <w:proofErr w:type="gramEnd"/>
+      <w:r>
+        <w:rPr>
+          <w:rFonts w:asciiTheme="majorHAnsi" w:hAnsiTheme="majorHAnsi" w:cstheme="majorHAnsi"/>
+          <w:lang w:val="pt-BR"/>
+        </w:rPr>
+        <w:t>'</w:t>
+      </w:r>
+      <w:proofErr w:type="spellStart"/>
+      <w:r>
+        <w:rPr>
+          <w:rFonts w:asciiTheme="majorHAnsi" w:hAnsiTheme="majorHAnsi" w:cstheme="majorHAnsi"/>
+          <w:lang w:val="pt-BR"/>
+        </w:rPr>
+        <w:t>latency</w:t>
+      </w:r>
+      <w:proofErr w:type="spellEnd"/>
+      <w:r>
+        <w:rPr>
+          <w:rFonts w:asciiTheme="majorHAnsi" w:hAnsiTheme="majorHAnsi" w:cstheme="majorHAnsi"/>
+          <w:lang w:val="pt-BR"/>
+        </w:rPr>
+        <w:t>', '</w:t>
+      </w:r>
+      <w:proofErr w:type="spellStart"/>
+      <w:r>
+        <w:rPr>
+          <w:rFonts w:asciiTheme="majorHAnsi" w:hAnsiTheme="majorHAnsi" w:cstheme="majorHAnsi"/>
+          <w:lang w:val="pt-BR"/>
+        </w:rPr>
+        <w:t>gt</w:t>
+      </w:r>
+      <w:proofErr w:type="spellEnd"/>
+      <w:r>
+        <w:rPr>
+          <w:rFonts w:asciiTheme="majorHAnsi" w:hAnsiTheme="majorHAnsi" w:cstheme="majorHAnsi"/>
+          <w:lang w:val="pt-BR"/>
+        </w:rPr>
+        <w:t xml:space="preserve">', 50) | </w:t>
+      </w:r>
+      <w:proofErr w:type="spellStart"/>
+      <w:proofErr w:type="gramStart"/>
+      <w:r>
+        <w:rPr>
+          <w:rFonts w:asciiTheme="majorHAnsi" w:hAnsiTheme="majorHAnsi" w:cstheme="majorHAnsi"/>
+          <w:lang w:val="pt-BR"/>
+        </w:rPr>
+        <w:t>selectattr</w:t>
+      </w:r>
+      <w:proofErr w:type="spellEnd"/>
+      <w:r>
+        <w:rPr>
+          <w:rFonts w:asciiTheme="majorHAnsi" w:hAnsiTheme="majorHAnsi" w:cstheme="majorHAnsi"/>
+          <w:lang w:val="pt-BR"/>
+        </w:rPr>
+        <w:t>(</w:t>
+      </w:r>
+      <w:proofErr w:type="gramEnd"/>
+      <w:r>
+        <w:rPr>
+          <w:rFonts w:asciiTheme="majorHAnsi" w:hAnsiTheme="majorHAnsi" w:cstheme="majorHAnsi"/>
+          <w:lang w:val="pt-BR"/>
+        </w:rPr>
+        <w:t>'</w:t>
+      </w:r>
+      <w:proofErr w:type="spellStart"/>
+      <w:r>
+        <w:rPr>
+          <w:rFonts w:asciiTheme="majorHAnsi" w:hAnsiTheme="majorHAnsi" w:cstheme="majorHAnsi"/>
+          <w:lang w:val="pt-BR"/>
+        </w:rPr>
+        <w:t>latency</w:t>
+      </w:r>
+      <w:proofErr w:type="spellEnd"/>
+      <w:r>
+        <w:rPr>
+          <w:rFonts w:asciiTheme="majorHAnsi" w:hAnsiTheme="majorHAnsi" w:cstheme="majorHAnsi"/>
+          <w:lang w:val="pt-BR"/>
+        </w:rPr>
+        <w:t>', '</w:t>
+      </w:r>
+      <w:proofErr w:type="spellStart"/>
+      <w:r>
+        <w:rPr>
+          <w:rFonts w:asciiTheme="majorHAnsi" w:hAnsiTheme="majorHAnsi" w:cstheme="majorHAnsi"/>
+          <w:lang w:val="pt-BR"/>
+        </w:rPr>
+        <w:t>le</w:t>
+      </w:r>
+      <w:proofErr w:type="spellEnd"/>
+      <w:r>
+        <w:rPr>
+          <w:rFonts w:asciiTheme="majorHAnsi" w:hAnsiTheme="majorHAnsi" w:cstheme="majorHAnsi"/>
+          <w:lang w:val="pt-BR"/>
+        </w:rPr>
+        <w:t xml:space="preserve">', 150) | </w:t>
+      </w:r>
+      <w:proofErr w:type="spellStart"/>
+      <w:r>
+        <w:rPr>
+          <w:rFonts w:asciiTheme="majorHAnsi" w:hAnsiTheme="majorHAnsi" w:cstheme="majorHAnsi"/>
+          <w:lang w:val="pt-BR"/>
+        </w:rPr>
+        <w:t>map</w:t>
+      </w:r>
+      <w:proofErr w:type="spellEnd"/>
+      <w:r>
+        <w:rPr>
+          <w:rFonts w:asciiTheme="majorHAnsi" w:hAnsiTheme="majorHAnsi" w:cstheme="majorHAnsi"/>
+          <w:lang w:val="pt-BR"/>
+        </w:rPr>
+        <w:t>(</w:t>
+      </w:r>
+      <w:proofErr w:type="spellStart"/>
+      <w:r>
+        <w:rPr>
+          <w:rFonts w:asciiTheme="majorHAnsi" w:hAnsiTheme="majorHAnsi" w:cstheme="majorHAnsi"/>
+          <w:lang w:val="pt-BR"/>
+        </w:rPr>
+        <w:t>attribute</w:t>
+      </w:r>
+      <w:proofErr w:type="spellEnd"/>
+      <w:r>
+        <w:rPr>
+          <w:rFonts w:asciiTheme="majorHAnsi" w:hAnsiTheme="majorHAnsi" w:cstheme="majorHAnsi"/>
+          <w:lang w:val="pt-BR"/>
+        </w:rPr>
+        <w:t xml:space="preserve">='host') | </w:t>
+      </w:r>
+      <w:proofErr w:type="spellStart"/>
+      <w:r>
+        <w:rPr>
+          <w:rFonts w:asciiTheme="majorHAnsi" w:hAnsiTheme="majorHAnsi" w:cstheme="majorHAnsi"/>
+          <w:lang w:val="pt-BR"/>
+        </w:rPr>
+        <w:t>list</w:t>
+      </w:r>
+      <w:proofErr w:type="spellEnd"/>
+      <w:r>
+        <w:rPr>
+          <w:rFonts w:asciiTheme="majorHAnsi" w:hAnsiTheme="majorHAnsi" w:cstheme="majorHAnsi"/>
+          <w:lang w:val="pt-BR"/>
+        </w:rPr>
+        <w:t xml:space="preserve"> </w:t>
+      </w:r>
+      <w:proofErr w:type="gramStart"/>
+      <w:r>
+        <w:rPr>
+          <w:rFonts w:asciiTheme="majorHAnsi" w:hAnsiTheme="majorHAnsi" w:cstheme="majorHAnsi"/>
+          <w:lang w:val="pt-BR"/>
+        </w:rPr>
+        <w:t>%}{</w:t>
+      </w:r>
+      <w:proofErr w:type="gramEnd"/>
+      <w:r>
+        <w:rPr>
+          <w:rFonts w:asciiTheme="majorHAnsi" w:hAnsiTheme="majorHAnsi" w:cstheme="majorHAnsi"/>
+          <w:lang w:val="pt-BR"/>
+        </w:rPr>
+        <w:t xml:space="preserve">% </w:t>
+      </w:r>
+      <w:proofErr w:type="spellStart"/>
+      <w:r>
+        <w:rPr>
+          <w:rFonts w:asciiTheme="majorHAnsi" w:hAnsiTheme="majorHAnsi" w:cstheme="majorHAnsi"/>
+          <w:lang w:val="pt-BR"/>
+        </w:rPr>
+        <w:t>if</w:t>
+      </w:r>
+      <w:proofErr w:type="spellEnd"/>
+      <w:r>
+        <w:rPr>
+          <w:rFonts w:asciiTheme="majorHAnsi" w:hAnsiTheme="majorHAnsi" w:cstheme="majorHAnsi"/>
+          <w:lang w:val="pt-BR"/>
+        </w:rPr>
+        <w:t xml:space="preserve"> </w:t>
+      </w:r>
+      <w:proofErr w:type="spellStart"/>
+      <w:r>
+        <w:rPr>
+          <w:rFonts w:asciiTheme="majorHAnsi" w:hAnsiTheme="majorHAnsi" w:cstheme="majorHAnsi"/>
+          <w:lang w:val="pt-BR"/>
+        </w:rPr>
+        <w:t>warns|length</w:t>
+      </w:r>
+      <w:proofErr w:type="spellEnd"/>
+      <w:r>
+        <w:rPr>
+          <w:rFonts w:asciiTheme="majorHAnsi" w:hAnsiTheme="majorHAnsi" w:cstheme="majorHAnsi"/>
+          <w:lang w:val="pt-BR"/>
+        </w:rPr>
+        <w:t xml:space="preserve"> &gt; 0 %} (</w:t>
+      </w:r>
+      <w:proofErr w:type="gramStart"/>
+      <w:r>
+        <w:rPr>
+          <w:rFonts w:asciiTheme="majorHAnsi" w:hAnsiTheme="majorHAnsi" w:cstheme="majorHAnsi"/>
+          <w:lang w:val="pt-BR"/>
+        </w:rPr>
+        <w:t xml:space="preserve">{{ </w:t>
+      </w:r>
+      <w:proofErr w:type="spellStart"/>
+      <w:r>
+        <w:rPr>
+          <w:rFonts w:asciiTheme="majorHAnsi" w:hAnsiTheme="majorHAnsi" w:cstheme="majorHAnsi"/>
+          <w:lang w:val="pt-BR"/>
+        </w:rPr>
+        <w:t>warns</w:t>
+      </w:r>
+      <w:proofErr w:type="spellEnd"/>
+      <w:proofErr w:type="gramEnd"/>
+      <w:r>
+        <w:rPr>
+          <w:rFonts w:asciiTheme="majorHAnsi" w:hAnsiTheme="majorHAnsi" w:cstheme="majorHAnsi"/>
+          <w:lang w:val="pt-BR"/>
+        </w:rPr>
+        <w:t xml:space="preserve"> | </w:t>
+      </w:r>
+      <w:proofErr w:type="spellStart"/>
+      <w:proofErr w:type="gramStart"/>
+      <w:r>
+        <w:rPr>
+          <w:rFonts w:asciiTheme="majorHAnsi" w:hAnsiTheme="majorHAnsi" w:cstheme="majorHAnsi"/>
+          <w:lang w:val="pt-BR"/>
+        </w:rPr>
+        <w:t>join</w:t>
+      </w:r>
+      <w:proofErr w:type="spellEnd"/>
+      <w:r>
+        <w:rPr>
+          <w:rFonts w:asciiTheme="majorHAnsi" w:hAnsiTheme="majorHAnsi" w:cstheme="majorHAnsi"/>
+          <w:lang w:val="pt-BR"/>
+        </w:rPr>
+        <w:t>(</w:t>
+      </w:r>
+      <w:proofErr w:type="gramEnd"/>
+      <w:r>
+        <w:rPr>
+          <w:rFonts w:asciiTheme="majorHAnsi" w:hAnsiTheme="majorHAnsi" w:cstheme="majorHAnsi"/>
+          <w:lang w:val="pt-BR"/>
+        </w:rPr>
+        <w:t>', '</w:t>
+      </w:r>
+      <w:proofErr w:type="gramStart"/>
+      <w:r>
+        <w:rPr>
+          <w:rFonts w:asciiTheme="majorHAnsi" w:hAnsiTheme="majorHAnsi" w:cstheme="majorHAnsi"/>
+          <w:lang w:val="pt-BR"/>
+        </w:rPr>
+        <w:t>) }}){</w:t>
+      </w:r>
+      <w:proofErr w:type="gramEnd"/>
+      <w:r>
+        <w:rPr>
+          <w:rFonts w:asciiTheme="majorHAnsi" w:hAnsiTheme="majorHAnsi" w:cstheme="majorHAnsi"/>
+          <w:lang w:val="pt-BR"/>
+        </w:rPr>
+        <w:t xml:space="preserve">% </w:t>
+      </w:r>
+      <w:proofErr w:type="spellStart"/>
+      <w:r>
+        <w:rPr>
+          <w:rFonts w:asciiTheme="majorHAnsi" w:hAnsiTheme="majorHAnsi" w:cstheme="majorHAnsi"/>
+          <w:lang w:val="pt-BR"/>
+        </w:rPr>
+        <w:t>endif</w:t>
+      </w:r>
+      <w:proofErr w:type="spellEnd"/>
+      <w:r>
+        <w:rPr>
+          <w:rFonts w:asciiTheme="majorHAnsi" w:hAnsiTheme="majorHAnsi" w:cstheme="majorHAnsi"/>
+          <w:lang w:val="pt-BR"/>
+        </w:rPr>
+        <w:t xml:space="preserve"> %}</w:t>
       </w:r>
     </w:p>
     <w:p>
@@ -142,6 +942,7 @@
         </w:rPr>
         <w:t xml:space="preserve"> </w:t>
       </w:r>
+      <w:proofErr w:type="spellStart"/>
       <w:r>
         <w:rPr>
           <w:rFonts w:asciiTheme="majorHAnsi" w:hAnsiTheme="majorHAnsi" w:cstheme="majorHAnsi"/>
@@ -152,6 +953,7 @@
         </w:rPr>
         <w:t>Critical</w:t>
       </w:r>
+      <w:proofErr w:type="spellEnd"/>
       <w:r>
         <w:rPr>
           <w:rFonts w:asciiTheme="majorHAnsi" w:hAnsiTheme="majorHAnsi" w:cstheme="majorHAnsi"/>
@@ -165,7 +967,511 @@
           <w:rFonts w:asciiTheme="majorHAnsi" w:hAnsiTheme="majorHAnsi" w:cstheme="majorHAnsi"/>
           <w:lang w:val="pt-BR"/>
         </w:rPr>
-        <w:t>(Ping ≥ 150ms): {{ results | rejectattr('latency', 'equalto', '') | selectattr('latency', 'gt', 150) | list | length }}{% set crits = results | rejectattr('latency', 'equalto', '') | selectattr('latency', 'gt', 150) | map(attribute='host') | list %}{% if crits|length &gt; 0 %} ({{ crits | join(', ') }}){% endif %}</w:t>
+        <w:t xml:space="preserve">(Ping ≥ 150ms): </w:t>
+      </w:r>
+      <w:proofErr w:type="gramStart"/>
+      <w:r>
+        <w:rPr>
+          <w:rFonts w:asciiTheme="majorHAnsi" w:hAnsiTheme="majorHAnsi" w:cstheme="majorHAnsi"/>
+          <w:lang w:val="pt-BR"/>
+        </w:rPr>
+        <w:t xml:space="preserve">{{ </w:t>
+      </w:r>
+      <w:proofErr w:type="spellStart"/>
+      <w:r>
+        <w:rPr>
+          <w:rFonts w:asciiTheme="majorHAnsi" w:hAnsiTheme="majorHAnsi" w:cstheme="majorHAnsi"/>
+          <w:lang w:val="pt-BR"/>
+        </w:rPr>
+        <w:t>results</w:t>
+      </w:r>
+      <w:proofErr w:type="spellEnd"/>
+      <w:proofErr w:type="gramEnd"/>
+      <w:r>
+        <w:rPr>
+          <w:rFonts w:asciiTheme="majorHAnsi" w:hAnsiTheme="majorHAnsi" w:cstheme="majorHAnsi"/>
+          <w:lang w:val="pt-BR"/>
+        </w:rPr>
+        <w:t xml:space="preserve"> | </w:t>
+      </w:r>
+      <w:proofErr w:type="spellStart"/>
+      <w:proofErr w:type="gramStart"/>
+      <w:r>
+        <w:rPr>
+          <w:rFonts w:asciiTheme="majorHAnsi" w:hAnsiTheme="majorHAnsi" w:cstheme="majorHAnsi"/>
+          <w:lang w:val="pt-BR"/>
+        </w:rPr>
+        <w:t>rejectattr</w:t>
+      </w:r>
+      <w:proofErr w:type="spellEnd"/>
+      <w:r>
+        <w:rPr>
+          <w:rFonts w:asciiTheme="majorHAnsi" w:hAnsiTheme="majorHAnsi" w:cstheme="majorHAnsi"/>
+          <w:lang w:val="pt-BR"/>
+        </w:rPr>
+        <w:t>(</w:t>
+      </w:r>
+      <w:proofErr w:type="gramEnd"/>
+      <w:r>
+        <w:rPr>
+          <w:rFonts w:asciiTheme="majorHAnsi" w:hAnsiTheme="majorHAnsi" w:cstheme="majorHAnsi"/>
+          <w:lang w:val="pt-BR"/>
+        </w:rPr>
+        <w:t>'</w:t>
+      </w:r>
+      <w:proofErr w:type="spellStart"/>
+      <w:r>
+        <w:rPr>
+          <w:rFonts w:asciiTheme="majorHAnsi" w:hAnsiTheme="majorHAnsi" w:cstheme="majorHAnsi"/>
+          <w:lang w:val="pt-BR"/>
+        </w:rPr>
+        <w:t>latency</w:t>
+      </w:r>
+      <w:proofErr w:type="spellEnd"/>
+      <w:r>
+        <w:rPr>
+          <w:rFonts w:asciiTheme="majorHAnsi" w:hAnsiTheme="majorHAnsi" w:cstheme="majorHAnsi"/>
+          <w:lang w:val="pt-BR"/>
+        </w:rPr>
+        <w:t>', '</w:t>
+      </w:r>
+      <w:proofErr w:type="spellStart"/>
+      <w:r>
+        <w:rPr>
+          <w:rFonts w:asciiTheme="majorHAnsi" w:hAnsiTheme="majorHAnsi" w:cstheme="majorHAnsi"/>
+          <w:lang w:val="pt-BR"/>
+        </w:rPr>
+        <w:t>equalto</w:t>
+      </w:r>
+      <w:proofErr w:type="spellEnd"/>
+      <w:r>
+        <w:rPr>
+          <w:rFonts w:asciiTheme="majorHAnsi" w:hAnsiTheme="majorHAnsi" w:cstheme="majorHAnsi"/>
+          <w:lang w:val="pt-BR"/>
+        </w:rPr>
+        <w:t xml:space="preserve">', '') | </w:t>
+      </w:r>
+      <w:proofErr w:type="spellStart"/>
+      <w:proofErr w:type="gramStart"/>
+      <w:r>
+        <w:rPr>
+          <w:rFonts w:asciiTheme="majorHAnsi" w:hAnsiTheme="majorHAnsi" w:cstheme="majorHAnsi"/>
+          <w:lang w:val="pt-BR"/>
+        </w:rPr>
+        <w:t>selectattr</w:t>
+      </w:r>
+      <w:proofErr w:type="spellEnd"/>
+      <w:r>
+        <w:rPr>
+          <w:rFonts w:asciiTheme="majorHAnsi" w:hAnsiTheme="majorHAnsi" w:cstheme="majorHAnsi"/>
+          <w:lang w:val="pt-BR"/>
+        </w:rPr>
+        <w:t>(</w:t>
+      </w:r>
+      <w:proofErr w:type="gramEnd"/>
+      <w:r>
+        <w:rPr>
+          <w:rFonts w:asciiTheme="majorHAnsi" w:hAnsiTheme="majorHAnsi" w:cstheme="majorHAnsi"/>
+          <w:lang w:val="pt-BR"/>
+        </w:rPr>
+        <w:t>'</w:t>
+      </w:r>
+      <w:proofErr w:type="spellStart"/>
+      <w:r>
+        <w:rPr>
+          <w:rFonts w:asciiTheme="majorHAnsi" w:hAnsiTheme="majorHAnsi" w:cstheme="majorHAnsi"/>
+          <w:lang w:val="pt-BR"/>
+        </w:rPr>
+        <w:t>latency</w:t>
+      </w:r>
+      <w:proofErr w:type="spellEnd"/>
+      <w:r>
+        <w:rPr>
+          <w:rFonts w:asciiTheme="majorHAnsi" w:hAnsiTheme="majorHAnsi" w:cstheme="majorHAnsi"/>
+          <w:lang w:val="pt-BR"/>
+        </w:rPr>
+        <w:t>', '</w:t>
+      </w:r>
+      <w:proofErr w:type="spellStart"/>
+      <w:r>
+        <w:rPr>
+          <w:rFonts w:asciiTheme="majorHAnsi" w:hAnsiTheme="majorHAnsi" w:cstheme="majorHAnsi"/>
+          <w:lang w:val="pt-BR"/>
+        </w:rPr>
+        <w:t>gt</w:t>
+      </w:r>
+      <w:proofErr w:type="spellEnd"/>
+      <w:r>
+        <w:rPr>
+          <w:rFonts w:asciiTheme="majorHAnsi" w:hAnsiTheme="majorHAnsi" w:cstheme="majorHAnsi"/>
+          <w:lang w:val="pt-BR"/>
+        </w:rPr>
+        <w:t xml:space="preserve">', 150) | </w:t>
+      </w:r>
+      <w:proofErr w:type="spellStart"/>
+      <w:r>
+        <w:rPr>
+          <w:rFonts w:asciiTheme="majorHAnsi" w:hAnsiTheme="majorHAnsi" w:cstheme="majorHAnsi"/>
+          <w:lang w:val="pt-BR"/>
+        </w:rPr>
+        <w:t>list</w:t>
+      </w:r>
+      <w:proofErr w:type="spellEnd"/>
+      <w:r>
+        <w:rPr>
+          <w:rFonts w:asciiTheme="majorHAnsi" w:hAnsiTheme="majorHAnsi" w:cstheme="majorHAnsi"/>
+          <w:lang w:val="pt-BR"/>
+        </w:rPr>
+        <w:t xml:space="preserve"> | </w:t>
+      </w:r>
+      <w:proofErr w:type="spellStart"/>
+      <w:proofErr w:type="gramStart"/>
+      <w:r>
+        <w:rPr>
+          <w:rFonts w:asciiTheme="majorHAnsi" w:hAnsiTheme="majorHAnsi" w:cstheme="majorHAnsi"/>
+          <w:lang w:val="pt-BR"/>
+        </w:rPr>
+        <w:t>length</w:t>
+      </w:r>
+      <w:proofErr w:type="spellEnd"/>
+      <w:r>
+        <w:rPr>
+          <w:rFonts w:asciiTheme="majorHAnsi" w:hAnsiTheme="majorHAnsi" w:cstheme="majorHAnsi"/>
+          <w:lang w:val="pt-BR"/>
+        </w:rPr>
+        <w:t xml:space="preserve"> }}{</w:t>
+      </w:r>
+      <w:proofErr w:type="gramEnd"/>
+      <w:r>
+        <w:rPr>
+          <w:rFonts w:asciiTheme="majorHAnsi" w:hAnsiTheme="majorHAnsi" w:cstheme="majorHAnsi"/>
+          <w:lang w:val="pt-BR"/>
+        </w:rPr>
+        <w:t xml:space="preserve">% set </w:t>
+      </w:r>
+      <w:proofErr w:type="spellStart"/>
+      <w:r>
+        <w:rPr>
+          <w:rFonts w:asciiTheme="majorHAnsi" w:hAnsiTheme="majorHAnsi" w:cstheme="majorHAnsi"/>
+          <w:lang w:val="pt-BR"/>
+        </w:rPr>
+        <w:t>crits</w:t>
+      </w:r>
+      <w:proofErr w:type="spellEnd"/>
+      <w:r>
+        <w:rPr>
+          <w:rFonts w:asciiTheme="majorHAnsi" w:hAnsiTheme="majorHAnsi" w:cstheme="majorHAnsi"/>
+          <w:lang w:val="pt-BR"/>
+        </w:rPr>
+        <w:t xml:space="preserve"> = </w:t>
+      </w:r>
+      <w:proofErr w:type="spellStart"/>
+      <w:r>
+        <w:rPr>
+          <w:rFonts w:asciiTheme="majorHAnsi" w:hAnsiTheme="majorHAnsi" w:cstheme="majorHAnsi"/>
+          <w:lang w:val="pt-BR"/>
+        </w:rPr>
+        <w:t>results</w:t>
+      </w:r>
+      <w:proofErr w:type="spellEnd"/>
+      <w:r>
+        <w:rPr>
+          <w:rFonts w:asciiTheme="majorHAnsi" w:hAnsiTheme="majorHAnsi" w:cstheme="majorHAnsi"/>
+          <w:lang w:val="pt-BR"/>
+        </w:rPr>
+        <w:t xml:space="preserve"> | </w:t>
+      </w:r>
+      <w:proofErr w:type="spellStart"/>
+      <w:proofErr w:type="gramStart"/>
+      <w:r>
+        <w:rPr>
+          <w:rFonts w:asciiTheme="majorHAnsi" w:hAnsiTheme="majorHAnsi" w:cstheme="majorHAnsi"/>
+          <w:lang w:val="pt-BR"/>
+        </w:rPr>
+        <w:t>rejectattr</w:t>
+      </w:r>
+      <w:proofErr w:type="spellEnd"/>
+      <w:r>
+        <w:rPr>
+          <w:rFonts w:asciiTheme="majorHAnsi" w:hAnsiTheme="majorHAnsi" w:cstheme="majorHAnsi"/>
+          <w:lang w:val="pt-BR"/>
+        </w:rPr>
+        <w:t>(</w:t>
+      </w:r>
+      <w:proofErr w:type="gramEnd"/>
+      <w:r>
+        <w:rPr>
+          <w:rFonts w:asciiTheme="majorHAnsi" w:hAnsiTheme="majorHAnsi" w:cstheme="majorHAnsi"/>
+          <w:lang w:val="pt-BR"/>
+        </w:rPr>
+        <w:t>'</w:t>
+      </w:r>
+      <w:proofErr w:type="spellStart"/>
+      <w:r>
+        <w:rPr>
+          <w:rFonts w:asciiTheme="majorHAnsi" w:hAnsiTheme="majorHAnsi" w:cstheme="majorHAnsi"/>
+          <w:lang w:val="pt-BR"/>
+        </w:rPr>
+        <w:t>latency</w:t>
+      </w:r>
+      <w:proofErr w:type="spellEnd"/>
+      <w:r>
+        <w:rPr>
+          <w:rFonts w:asciiTheme="majorHAnsi" w:hAnsiTheme="majorHAnsi" w:cstheme="majorHAnsi"/>
+          <w:lang w:val="pt-BR"/>
+        </w:rPr>
+        <w:t>', '</w:t>
+      </w:r>
+      <w:proofErr w:type="spellStart"/>
+      <w:r>
+        <w:rPr>
+          <w:rFonts w:asciiTheme="majorHAnsi" w:hAnsiTheme="majorHAnsi" w:cstheme="majorHAnsi"/>
+          <w:lang w:val="pt-BR"/>
+        </w:rPr>
+        <w:t>equalto</w:t>
+      </w:r>
+      <w:proofErr w:type="spellEnd"/>
+      <w:r>
+        <w:rPr>
+          <w:rFonts w:asciiTheme="majorHAnsi" w:hAnsiTheme="majorHAnsi" w:cstheme="majorHAnsi"/>
+          <w:lang w:val="pt-BR"/>
+        </w:rPr>
+        <w:t xml:space="preserve">', '') | </w:t>
+      </w:r>
+      <w:proofErr w:type="spellStart"/>
+      <w:proofErr w:type="gramStart"/>
+      <w:r>
+        <w:rPr>
+          <w:rFonts w:asciiTheme="majorHAnsi" w:hAnsiTheme="majorHAnsi" w:cstheme="majorHAnsi"/>
+          <w:lang w:val="pt-BR"/>
+        </w:rPr>
+        <w:t>selectattr</w:t>
+      </w:r>
+      <w:proofErr w:type="spellEnd"/>
+      <w:r>
+        <w:rPr>
+          <w:rFonts w:asciiTheme="majorHAnsi" w:hAnsiTheme="majorHAnsi" w:cstheme="majorHAnsi"/>
+          <w:lang w:val="pt-BR"/>
+        </w:rPr>
+        <w:t>(</w:t>
+      </w:r>
+      <w:proofErr w:type="gramEnd"/>
+      <w:r>
+        <w:rPr>
+          <w:rFonts w:asciiTheme="majorHAnsi" w:hAnsiTheme="majorHAnsi" w:cstheme="majorHAnsi"/>
+          <w:lang w:val="pt-BR"/>
+        </w:rPr>
+        <w:t>'</w:t>
+      </w:r>
+      <w:proofErr w:type="spellStart"/>
+      <w:r>
+        <w:rPr>
+          <w:rFonts w:asciiTheme="majorHAnsi" w:hAnsiTheme="majorHAnsi" w:cstheme="majorHAnsi"/>
+          <w:lang w:val="pt-BR"/>
+        </w:rPr>
+        <w:t>latency</w:t>
+      </w:r>
+      <w:proofErr w:type="spellEnd"/>
+      <w:r>
+        <w:rPr>
+          <w:rFonts w:asciiTheme="majorHAnsi" w:hAnsiTheme="majorHAnsi" w:cstheme="majorHAnsi"/>
+          <w:lang w:val="pt-BR"/>
+        </w:rPr>
+        <w:t>', '</w:t>
+      </w:r>
+      <w:proofErr w:type="spellStart"/>
+      <w:r>
+        <w:rPr>
+          <w:rFonts w:asciiTheme="majorHAnsi" w:hAnsiTheme="majorHAnsi" w:cstheme="majorHAnsi"/>
+          <w:lang w:val="pt-BR"/>
+        </w:rPr>
+        <w:t>gt</w:t>
+      </w:r>
+      <w:proofErr w:type="spellEnd"/>
+      <w:r>
+        <w:rPr>
+          <w:rFonts w:asciiTheme="majorHAnsi" w:hAnsiTheme="majorHAnsi" w:cstheme="majorHAnsi"/>
+          <w:lang w:val="pt-BR"/>
+        </w:rPr>
+        <w:t xml:space="preserve">', 150) | </w:t>
+      </w:r>
+      <w:proofErr w:type="spellStart"/>
+      <w:r>
+        <w:rPr>
+          <w:rFonts w:asciiTheme="majorHAnsi" w:hAnsiTheme="majorHAnsi" w:cstheme="majorHAnsi"/>
+          <w:lang w:val="pt-BR"/>
+        </w:rPr>
+        <w:t>map</w:t>
+      </w:r>
+      <w:proofErr w:type="spellEnd"/>
+      <w:r>
+        <w:rPr>
+          <w:rFonts w:asciiTheme="majorHAnsi" w:hAnsiTheme="majorHAnsi" w:cstheme="majorHAnsi"/>
+          <w:lang w:val="pt-BR"/>
+        </w:rPr>
+        <w:t>(</w:t>
+      </w:r>
+      <w:proofErr w:type="spellStart"/>
+      <w:r>
+        <w:rPr>
+          <w:rFonts w:asciiTheme="majorHAnsi" w:hAnsiTheme="majorHAnsi" w:cstheme="majorHAnsi"/>
+          <w:lang w:val="pt-BR"/>
+        </w:rPr>
+        <w:t>attribute</w:t>
+      </w:r>
+      <w:proofErr w:type="spellEnd"/>
+      <w:r>
+        <w:rPr>
+          <w:rFonts w:asciiTheme="majorHAnsi" w:hAnsiTheme="majorHAnsi" w:cstheme="majorHAnsi"/>
+          <w:lang w:val="pt-BR"/>
+        </w:rPr>
+        <w:t xml:space="preserve">='host') | </w:t>
+      </w:r>
+      <w:proofErr w:type="spellStart"/>
+      <w:r>
+        <w:rPr>
+          <w:rFonts w:asciiTheme="majorHAnsi" w:hAnsiTheme="majorHAnsi" w:cstheme="majorHAnsi"/>
+          <w:lang w:val="pt-BR"/>
+        </w:rPr>
+        <w:t>list</w:t>
+      </w:r>
+      <w:proofErr w:type="spellEnd"/>
+      <w:r>
+        <w:rPr>
+          <w:rFonts w:asciiTheme="majorHAnsi" w:hAnsiTheme="majorHAnsi" w:cstheme="majorHAnsi"/>
+          <w:lang w:val="pt-BR"/>
+        </w:rPr>
+        <w:t xml:space="preserve"> </w:t>
+      </w:r>
+      <w:proofErr w:type="gramStart"/>
+      <w:r>
+        <w:rPr>
+          <w:rFonts w:asciiTheme="majorHAnsi" w:hAnsiTheme="majorHAnsi" w:cstheme="majorHAnsi"/>
+          <w:lang w:val="pt-BR"/>
+        </w:rPr>
+        <w:t>%}{</w:t>
+      </w:r>
+      <w:proofErr w:type="gramEnd"/>
+      <w:r>
+        <w:rPr>
+          <w:rFonts w:asciiTheme="majorHAnsi" w:hAnsiTheme="majorHAnsi" w:cstheme="majorHAnsi"/>
+          <w:lang w:val="pt-BR"/>
+        </w:rPr>
+        <w:t xml:space="preserve">% </w:t>
+      </w:r>
+      <w:proofErr w:type="spellStart"/>
+      <w:r>
+        <w:rPr>
+          <w:rFonts w:asciiTheme="majorHAnsi" w:hAnsiTheme="majorHAnsi" w:cstheme="majorHAnsi"/>
+          <w:lang w:val="pt-BR"/>
+        </w:rPr>
+        <w:t>if</w:t>
+      </w:r>
+      <w:proofErr w:type="spellEnd"/>
+      <w:r>
+        <w:rPr>
+          <w:rFonts w:asciiTheme="majorHAnsi" w:hAnsiTheme="majorHAnsi" w:cstheme="majorHAnsi"/>
+          <w:lang w:val="pt-BR"/>
+        </w:rPr>
+        <w:t xml:space="preserve"> </w:t>
+      </w:r>
+      <w:proofErr w:type="spellStart"/>
+      <w:r>
+        <w:rPr>
+          <w:rFonts w:asciiTheme="majorHAnsi" w:hAnsiTheme="majorHAnsi" w:cstheme="majorHAnsi"/>
+          <w:lang w:val="pt-BR"/>
+        </w:rPr>
+        <w:t>crits|length</w:t>
+      </w:r>
+      <w:proofErr w:type="spellEnd"/>
+      <w:r>
+        <w:rPr>
+          <w:rFonts w:asciiTheme="majorHAnsi" w:hAnsiTheme="majorHAnsi" w:cstheme="majorHAnsi"/>
+          <w:lang w:val="pt-BR"/>
+        </w:rPr>
+        <w:t xml:space="preserve"> &gt; 0 %} (</w:t>
+      </w:r>
+      <w:proofErr w:type="gramStart"/>
+      <w:r>
+        <w:rPr>
+          <w:rFonts w:asciiTheme="majorHAnsi" w:hAnsiTheme="majorHAnsi" w:cstheme="majorHAnsi"/>
+          <w:lang w:val="pt-BR"/>
+        </w:rPr>
+        <w:t xml:space="preserve">{{ </w:t>
+      </w:r>
+      <w:proofErr w:type="spellStart"/>
+      <w:r>
+        <w:rPr>
+          <w:rFonts w:asciiTheme="majorHAnsi" w:hAnsiTheme="majorHAnsi" w:cstheme="majorHAnsi"/>
+          <w:lang w:val="pt-BR"/>
+        </w:rPr>
+        <w:t>crits</w:t>
+      </w:r>
+      <w:proofErr w:type="spellEnd"/>
+      <w:proofErr w:type="gramEnd"/>
+      <w:r>
+        <w:rPr>
+          <w:rFonts w:asciiTheme="majorHAnsi" w:hAnsiTheme="majorHAnsi" w:cstheme="majorHAnsi"/>
+          <w:lang w:val="pt-BR"/>
+        </w:rPr>
+        <w:t xml:space="preserve"> | </w:t>
+      </w:r>
+      <w:proofErr w:type="spellStart"/>
+      <w:proofErr w:type="gramStart"/>
+      <w:r>
+        <w:rPr>
+          <w:rFonts w:asciiTheme="majorHAnsi" w:hAnsiTheme="majorHAnsi" w:cstheme="majorHAnsi"/>
+          <w:lang w:val="pt-BR"/>
+        </w:rPr>
+        <w:t>join</w:t>
+      </w:r>
+      <w:proofErr w:type="spellEnd"/>
+      <w:r>
+        <w:rPr>
+          <w:rFonts w:asciiTheme="majorHAnsi" w:hAnsiTheme="majorHAnsi" w:cstheme="majorHAnsi"/>
+          <w:lang w:val="pt-BR"/>
+        </w:rPr>
+        <w:t>(</w:t>
+      </w:r>
+      <w:proofErr w:type="gramEnd"/>
+      <w:r>
+        <w:rPr>
+          <w:rFonts w:asciiTheme="majorHAnsi" w:hAnsiTheme="majorHAnsi" w:cstheme="majorHAnsi"/>
+          <w:lang w:val="pt-BR"/>
+        </w:rPr>
+        <w:t>', '</w:t>
+      </w:r>
+      <w:proofErr w:type="gramStart"/>
+      <w:r>
+        <w:rPr>
+          <w:rFonts w:asciiTheme="majorHAnsi" w:hAnsiTheme="majorHAnsi" w:cstheme="majorHAnsi"/>
+          <w:lang w:val="pt-BR"/>
+        </w:rPr>
+        <w:t>) }}){</w:t>
+      </w:r>
+      <w:proofErr w:type="gramEnd"/>
+      <w:r>
+        <w:rPr>
+          <w:rFonts w:asciiTheme="majorHAnsi" w:hAnsiTheme="majorHAnsi" w:cstheme="majorHAnsi"/>
+          <w:lang w:val="pt-BR"/>
+        </w:rPr>
+        <w:t xml:space="preserve">% </w:t>
+      </w:r>
+      <w:proofErr w:type="spellStart"/>
+      <w:r>
+        <w:rPr>
+          <w:rFonts w:asciiTheme="majorHAnsi" w:hAnsiTheme="majorHAnsi" w:cstheme="majorHAnsi"/>
+          <w:lang w:val="pt-BR"/>
+        </w:rPr>
+        <w:t>endif</w:t>
+      </w:r>
+      <w:proofErr w:type="spellEnd"/>
+      <w:r>
+        <w:rPr>
+          <w:rFonts w:asciiTheme="majorHAnsi" w:hAnsiTheme="majorHAnsi" w:cstheme="majorHAnsi"/>
+          <w:lang w:val="pt-BR"/>
+        </w:rPr>
+        <w:t xml:space="preserve"> %}</w:t>
       </w:r>
     </w:p>
     <w:p>
@@ -203,7 +1509,372 @@
           <w:rFonts w:asciiTheme="majorHAnsi" w:hAnsiTheme="majorHAnsi" w:cstheme="majorHAnsi"/>
           <w:lang w:val="pt-BR"/>
         </w:rPr>
-        <w:t>: {{ results | selectattr('latency', 'equalto', '') | list | length }}{% set timeouts = results | selectattr('latency', 'equalto', '') | map(attribute='host') | list %}{% if timeouts|length &gt; 0 %} ({{ timeouts | join(', ') }}){% endif %}</w:t>
+        <w:t xml:space="preserve">: </w:t>
+      </w:r>
+      <w:proofErr w:type="gramStart"/>
+      <w:r>
+        <w:rPr>
+          <w:rFonts w:asciiTheme="majorHAnsi" w:hAnsiTheme="majorHAnsi" w:cstheme="majorHAnsi"/>
+          <w:lang w:val="pt-BR"/>
+        </w:rPr>
+        <w:t xml:space="preserve">{{ </w:t>
+      </w:r>
+      <w:proofErr w:type="spellStart"/>
+      <w:r>
+        <w:rPr>
+          <w:rFonts w:asciiTheme="majorHAnsi" w:hAnsiTheme="majorHAnsi" w:cstheme="majorHAnsi"/>
+          <w:lang w:val="pt-BR"/>
+        </w:rPr>
+        <w:t>results</w:t>
+      </w:r>
+      <w:proofErr w:type="spellEnd"/>
+      <w:proofErr w:type="gramEnd"/>
+      <w:r>
+        <w:rPr>
+          <w:rFonts w:asciiTheme="majorHAnsi" w:hAnsiTheme="majorHAnsi" w:cstheme="majorHAnsi"/>
+          <w:lang w:val="pt-BR"/>
+        </w:rPr>
+        <w:t xml:space="preserve"> | </w:t>
+      </w:r>
+      <w:proofErr w:type="spellStart"/>
+      <w:proofErr w:type="gramStart"/>
+      <w:r>
+        <w:rPr>
+          <w:rFonts w:asciiTheme="majorHAnsi" w:hAnsiTheme="majorHAnsi" w:cstheme="majorHAnsi"/>
+          <w:lang w:val="pt-BR"/>
+        </w:rPr>
+        <w:t>selectattr</w:t>
+      </w:r>
+      <w:proofErr w:type="spellEnd"/>
+      <w:r>
+        <w:rPr>
+          <w:rFonts w:asciiTheme="majorHAnsi" w:hAnsiTheme="majorHAnsi" w:cstheme="majorHAnsi"/>
+          <w:lang w:val="pt-BR"/>
+        </w:rPr>
+        <w:t>(</w:t>
+      </w:r>
+      <w:proofErr w:type="gramEnd"/>
+      <w:r>
+        <w:rPr>
+          <w:rFonts w:asciiTheme="majorHAnsi" w:hAnsiTheme="majorHAnsi" w:cstheme="majorHAnsi"/>
+          <w:lang w:val="pt-BR"/>
+        </w:rPr>
+        <w:t>'</w:t>
+      </w:r>
+      <w:proofErr w:type="spellStart"/>
+      <w:r>
+        <w:rPr>
+          <w:rFonts w:asciiTheme="majorHAnsi" w:hAnsiTheme="majorHAnsi" w:cstheme="majorHAnsi"/>
+          <w:lang w:val="pt-BR"/>
+        </w:rPr>
+        <w:t>latency</w:t>
+      </w:r>
+      <w:proofErr w:type="spellEnd"/>
+      <w:r>
+        <w:rPr>
+          <w:rFonts w:asciiTheme="majorHAnsi" w:hAnsiTheme="majorHAnsi" w:cstheme="majorHAnsi"/>
+          <w:lang w:val="pt-BR"/>
+        </w:rPr>
+        <w:t>', '</w:t>
+      </w:r>
+      <w:proofErr w:type="spellStart"/>
+      <w:r>
+        <w:rPr>
+          <w:rFonts w:asciiTheme="majorHAnsi" w:hAnsiTheme="majorHAnsi" w:cstheme="majorHAnsi"/>
+          <w:lang w:val="pt-BR"/>
+        </w:rPr>
+        <w:t>equalto</w:t>
+      </w:r>
+      <w:proofErr w:type="spellEnd"/>
+      <w:r>
+        <w:rPr>
+          <w:rFonts w:asciiTheme="majorHAnsi" w:hAnsiTheme="majorHAnsi" w:cstheme="majorHAnsi"/>
+          <w:lang w:val="pt-BR"/>
+        </w:rPr>
+        <w:t xml:space="preserve">', '') | </w:t>
+      </w:r>
+      <w:proofErr w:type="spellStart"/>
+      <w:r>
+        <w:rPr>
+          <w:rFonts w:asciiTheme="majorHAnsi" w:hAnsiTheme="majorHAnsi" w:cstheme="majorHAnsi"/>
+          <w:lang w:val="pt-BR"/>
+        </w:rPr>
+        <w:t>list</w:t>
+      </w:r>
+      <w:proofErr w:type="spellEnd"/>
+      <w:r>
+        <w:rPr>
+          <w:rFonts w:asciiTheme="majorHAnsi" w:hAnsiTheme="majorHAnsi" w:cstheme="majorHAnsi"/>
+          <w:lang w:val="pt-BR"/>
+        </w:rPr>
+        <w:t xml:space="preserve"> | </w:t>
+      </w:r>
+      <w:proofErr w:type="spellStart"/>
+      <w:proofErr w:type="gramStart"/>
+      <w:r>
+        <w:rPr>
+          <w:rFonts w:asciiTheme="majorHAnsi" w:hAnsiTheme="majorHAnsi" w:cstheme="majorHAnsi"/>
+          <w:lang w:val="pt-BR"/>
+        </w:rPr>
+        <w:t>length</w:t>
+      </w:r>
+      <w:proofErr w:type="spellEnd"/>
+      <w:r>
+        <w:rPr>
+          <w:rFonts w:asciiTheme="majorHAnsi" w:hAnsiTheme="majorHAnsi" w:cstheme="majorHAnsi"/>
+          <w:lang w:val="pt-BR"/>
+        </w:rPr>
+        <w:t xml:space="preserve"> }}{</w:t>
+      </w:r>
+      <w:proofErr w:type="gramEnd"/>
+      <w:r>
+        <w:rPr>
+          <w:rFonts w:asciiTheme="majorHAnsi" w:hAnsiTheme="majorHAnsi" w:cstheme="majorHAnsi"/>
+          <w:lang w:val="pt-BR"/>
+        </w:rPr>
+        <w:t xml:space="preserve">% set timeouts = </w:t>
+      </w:r>
+      <w:proofErr w:type="spellStart"/>
+      <w:r>
+        <w:rPr>
+          <w:rFonts w:asciiTheme="majorHAnsi" w:hAnsiTheme="majorHAnsi" w:cstheme="majorHAnsi"/>
+          <w:lang w:val="pt-BR"/>
+        </w:rPr>
+        <w:t>results</w:t>
+      </w:r>
+      <w:proofErr w:type="spellEnd"/>
+      <w:r>
+        <w:rPr>
+          <w:rFonts w:asciiTheme="majorHAnsi" w:hAnsiTheme="majorHAnsi" w:cstheme="majorHAnsi"/>
+          <w:lang w:val="pt-BR"/>
+        </w:rPr>
+        <w:t xml:space="preserve"> | </w:t>
+      </w:r>
+      <w:proofErr w:type="spellStart"/>
+      <w:proofErr w:type="gramStart"/>
+      <w:r>
+        <w:rPr>
+          <w:rFonts w:asciiTheme="majorHAnsi" w:hAnsiTheme="majorHAnsi" w:cstheme="majorHAnsi"/>
+          <w:lang w:val="pt-BR"/>
+        </w:rPr>
+        <w:t>selectattr</w:t>
+      </w:r>
+      <w:proofErr w:type="spellEnd"/>
+      <w:r>
+        <w:rPr>
+          <w:rFonts w:asciiTheme="majorHAnsi" w:hAnsiTheme="majorHAnsi" w:cstheme="majorHAnsi"/>
+          <w:lang w:val="pt-BR"/>
+        </w:rPr>
+        <w:t>(</w:t>
+      </w:r>
+      <w:proofErr w:type="gramEnd"/>
+      <w:r>
+        <w:rPr>
+          <w:rFonts w:asciiTheme="majorHAnsi" w:hAnsiTheme="majorHAnsi" w:cstheme="majorHAnsi"/>
+          <w:lang w:val="pt-BR"/>
+        </w:rPr>
+        <w:t>'</w:t>
+      </w:r>
+      <w:proofErr w:type="spellStart"/>
+      <w:r>
+        <w:rPr>
+          <w:rFonts w:asciiTheme="majorHAnsi" w:hAnsiTheme="majorHAnsi" w:cstheme="majorHAnsi"/>
+          <w:lang w:val="pt-BR"/>
+        </w:rPr>
+        <w:t>latency</w:t>
+      </w:r>
+      <w:proofErr w:type="spellEnd"/>
+      <w:r>
+        <w:rPr>
+          <w:rFonts w:asciiTheme="majorHAnsi" w:hAnsiTheme="majorHAnsi" w:cstheme="majorHAnsi"/>
+          <w:lang w:val="pt-BR"/>
+        </w:rPr>
+        <w:t>', '</w:t>
+      </w:r>
+      <w:proofErr w:type="spellStart"/>
+      <w:r>
+        <w:rPr>
+          <w:rFonts w:asciiTheme="majorHAnsi" w:hAnsiTheme="majorHAnsi" w:cstheme="majorHAnsi"/>
+          <w:lang w:val="pt-BR"/>
+        </w:rPr>
+        <w:t>equalto</w:t>
+      </w:r>
+      <w:proofErr w:type="spellEnd"/>
+      <w:r>
+        <w:rPr>
+          <w:rFonts w:asciiTheme="majorHAnsi" w:hAnsiTheme="majorHAnsi" w:cstheme="majorHAnsi"/>
+          <w:lang w:val="pt-BR"/>
+        </w:rPr>
+        <w:t xml:space="preserve">', '') | </w:t>
+      </w:r>
+      <w:proofErr w:type="spellStart"/>
+      <w:r>
+        <w:rPr>
+          <w:rFonts w:asciiTheme="majorHAnsi" w:hAnsiTheme="majorHAnsi" w:cstheme="majorHAnsi"/>
+          <w:lang w:val="pt-BR"/>
+        </w:rPr>
+        <w:t>map</w:t>
+      </w:r>
+      <w:proofErr w:type="spellEnd"/>
+      <w:r>
+        <w:rPr>
+          <w:rFonts w:asciiTheme="majorHAnsi" w:hAnsiTheme="majorHAnsi" w:cstheme="majorHAnsi"/>
+          <w:lang w:val="pt-BR"/>
+        </w:rPr>
+        <w:t>(</w:t>
+      </w:r>
+      <w:proofErr w:type="spellStart"/>
+      <w:r>
+        <w:rPr>
+          <w:rFonts w:asciiTheme="majorHAnsi" w:hAnsiTheme="majorHAnsi" w:cstheme="majorHAnsi"/>
+          <w:lang w:val="pt-BR"/>
+        </w:rPr>
+        <w:t>attribute</w:t>
+      </w:r>
+      <w:proofErr w:type="spellEnd"/>
+      <w:r>
+        <w:rPr>
+          <w:rFonts w:asciiTheme="majorHAnsi" w:hAnsiTheme="majorHAnsi" w:cstheme="majorHAnsi"/>
+          <w:lang w:val="pt-BR"/>
+        </w:rPr>
+        <w:t xml:space="preserve">='host') | </w:t>
+      </w:r>
+      <w:proofErr w:type="spellStart"/>
+      <w:r>
+        <w:rPr>
+          <w:rFonts w:asciiTheme="majorHAnsi" w:hAnsiTheme="majorHAnsi" w:cstheme="majorHAnsi"/>
+          <w:lang w:val="pt-BR"/>
+        </w:rPr>
+        <w:t>list</w:t>
+      </w:r>
+      <w:proofErr w:type="spellEnd"/>
+      <w:r>
+        <w:rPr>
+          <w:rFonts w:asciiTheme="majorHAnsi" w:hAnsiTheme="majorHAnsi" w:cstheme="majorHAnsi"/>
+          <w:lang w:val="pt-BR"/>
+        </w:rPr>
+        <w:t xml:space="preserve"> </w:t>
+      </w:r>
+      <w:proofErr w:type="gramStart"/>
+      <w:r>
+        <w:rPr>
+          <w:rFonts w:asciiTheme="majorHAnsi" w:hAnsiTheme="majorHAnsi" w:cstheme="majorHAnsi"/>
+          <w:lang w:val="pt-BR"/>
+        </w:rPr>
+        <w:t>%}{</w:t>
+      </w:r>
+      <w:proofErr w:type="gramEnd"/>
+      <w:r>
+        <w:rPr>
+          <w:rFonts w:asciiTheme="majorHAnsi" w:hAnsiTheme="majorHAnsi" w:cstheme="majorHAnsi"/>
+          <w:lang w:val="pt-BR"/>
+        </w:rPr>
+        <w:t xml:space="preserve">% </w:t>
+      </w:r>
+      <w:proofErr w:type="spellStart"/>
+      <w:r>
+        <w:rPr>
+          <w:rFonts w:asciiTheme="majorHAnsi" w:hAnsiTheme="majorHAnsi" w:cstheme="majorHAnsi"/>
+          <w:lang w:val="pt-BR"/>
+        </w:rPr>
+        <w:t>if</w:t>
+      </w:r>
+      <w:proofErr w:type="spellEnd"/>
+      <w:r>
+        <w:rPr>
+          <w:rFonts w:asciiTheme="majorHAnsi" w:hAnsiTheme="majorHAnsi" w:cstheme="majorHAnsi"/>
+          <w:lang w:val="pt-BR"/>
+        </w:rPr>
+        <w:t xml:space="preserve"> </w:t>
+      </w:r>
+      <w:proofErr w:type="spellStart"/>
+      <w:r>
+        <w:rPr>
+          <w:rFonts w:asciiTheme="majorHAnsi" w:hAnsiTheme="majorHAnsi" w:cstheme="majorHAnsi"/>
+          <w:lang w:val="pt-BR"/>
+        </w:rPr>
+        <w:t>timeouts|length</w:t>
+      </w:r>
+      <w:proofErr w:type="spellEnd"/>
+      <w:r>
+        <w:rPr>
+          <w:rFonts w:asciiTheme="majorHAnsi" w:hAnsiTheme="majorHAnsi" w:cstheme="majorHAnsi"/>
+          <w:lang w:val="pt-BR"/>
+        </w:rPr>
+        <w:t xml:space="preserve"> &gt; 0 %} (</w:t>
+      </w:r>
+      <w:proofErr w:type="gramStart"/>
+      <w:r>
+        <w:rPr>
+          <w:rFonts w:asciiTheme="majorHAnsi" w:hAnsiTheme="majorHAnsi" w:cstheme="majorHAnsi"/>
+          <w:lang w:val="pt-BR"/>
+        </w:rPr>
+        <w:t>{{ timeouts</w:t>
+      </w:r>
+      <w:proofErr w:type="gramEnd"/>
+      <w:r>
+        <w:rPr>
+          <w:rFonts w:asciiTheme="majorHAnsi" w:hAnsiTheme="majorHAnsi" w:cstheme="majorHAnsi"/>
+          <w:lang w:val="pt-BR"/>
+        </w:rPr>
+        <w:t xml:space="preserve"> | </w:t>
+      </w:r>
+      <w:proofErr w:type="spellStart"/>
+      <w:proofErr w:type="gramStart"/>
+      <w:r>
+        <w:rPr>
+          <w:rFonts w:asciiTheme="majorHAnsi" w:hAnsiTheme="majorHAnsi" w:cstheme="majorHAnsi"/>
+          <w:lang w:val="pt-BR"/>
+        </w:rPr>
+        <w:t>join</w:t>
+      </w:r>
+      <w:proofErr w:type="spellEnd"/>
+      <w:r>
+        <w:rPr>
+          <w:rFonts w:asciiTheme="majorHAnsi" w:hAnsiTheme="majorHAnsi" w:cstheme="majorHAnsi"/>
+          <w:lang w:val="pt-BR"/>
+        </w:rPr>
+        <w:t>(</w:t>
+      </w:r>
+      <w:proofErr w:type="gramEnd"/>
+      <w:r>
+        <w:rPr>
+          <w:rFonts w:asciiTheme="majorHAnsi" w:hAnsiTheme="majorHAnsi" w:cstheme="majorHAnsi"/>
+          <w:lang w:val="pt-BR"/>
+        </w:rPr>
+        <w:t>', '</w:t>
+      </w:r>
+      <w:proofErr w:type="gramStart"/>
+      <w:r>
+        <w:rPr>
+          <w:rFonts w:asciiTheme="majorHAnsi" w:hAnsiTheme="majorHAnsi" w:cstheme="majorHAnsi"/>
+          <w:lang w:val="pt-BR"/>
+        </w:rPr>
+        <w:t>) }}){</w:t>
+      </w:r>
+      <w:proofErr w:type="gramEnd"/>
+      <w:r>
+        <w:rPr>
+          <w:rFonts w:asciiTheme="majorHAnsi" w:hAnsiTheme="majorHAnsi" w:cstheme="majorHAnsi"/>
+          <w:lang w:val="pt-BR"/>
+        </w:rPr>
+        <w:t xml:space="preserve">% </w:t>
+      </w:r>
+      <w:proofErr w:type="spellStart"/>
+      <w:r>
+        <w:rPr>
+          <w:rFonts w:asciiTheme="majorHAnsi" w:hAnsiTheme="majorHAnsi" w:cstheme="majorHAnsi"/>
+          <w:lang w:val="pt-BR"/>
+        </w:rPr>
+        <w:t>endif</w:t>
+      </w:r>
+      <w:proofErr w:type="spellEnd"/>
+      <w:r>
+        <w:rPr>
+          <w:rFonts w:asciiTheme="majorHAnsi" w:hAnsiTheme="majorHAnsi" w:cstheme="majorHAnsi"/>
+          <w:lang w:val="pt-BR"/>
+        </w:rPr>
+        <w:t xml:space="preserve"> %}</w:t>
       </w:r>
     </w:p>
     <w:p>
@@ -235,8 +1906,317 @@
       <w:pPr>
         <w:pStyle w:val="Ttulo1"/>
       </w:pPr>
-      <w:r>
-        <w:t>{{ res.rule_name }}: {{ res.host }}</w:t>
+      <w:proofErr w:type="gramStart"/>
+      <w:r>
+        <w:t xml:space="preserve">{{ </w:t>
+      </w:r>
+      <w:proofErr w:type="spellStart"/>
+      <w:r>
+        <w:t>res</w:t>
+      </w:r>
+      <w:proofErr w:type="gramEnd"/>
+      <w:r>
+        <w:t>.rule_</w:t>
+      </w:r>
+      <w:proofErr w:type="gramStart"/>
+      <w:r>
+        <w:t>name</w:t>
+      </w:r>
+      <w:proofErr w:type="spellEnd"/>
+      <w:r>
+        <w:t xml:space="preserve"> }</w:t>
+      </w:r>
+      <w:proofErr w:type="gramEnd"/>
+      <w:r>
+        <w:t xml:space="preserve">}: </w:t>
+      </w:r>
+      <w:proofErr w:type="gramStart"/>
+      <w:r>
+        <w:t xml:space="preserve">{{ </w:t>
+      </w:r>
+      <w:proofErr w:type="spellStart"/>
+      <w:r>
+        <w:t>res</w:t>
+      </w:r>
+      <w:proofErr w:type="gramEnd"/>
+      <w:r>
+        <w:t>.</w:t>
+      </w:r>
+      <w:proofErr w:type="gramStart"/>
+      <w:r>
+        <w:t>host</w:t>
+      </w:r>
+      <w:proofErr w:type="spellEnd"/>
+      <w:r>
+        <w:t xml:space="preserve"> }</w:t>
+      </w:r>
+      <w:proofErr w:type="gramEnd"/>
+      <w:r>
+        <w:t>}</w:t>
+      </w:r>
+    </w:p>
+    <w:p>
+      <w:pPr>
+        <w:spacing w:after="0"/>
+        <w:rPr>
+          <w:rFonts w:asciiTheme="majorHAnsi" w:hAnsiTheme="majorHAnsi" w:cstheme="majorHAnsi"/>
+        </w:rPr>
+      </w:pPr>
+      <w:r>
+        <w:rPr>
+          <w:rFonts w:asciiTheme="majorHAnsi" w:hAnsiTheme="majorHAnsi" w:cstheme="majorHAnsi"/>
+        </w:rPr>
+        <w:t xml:space="preserve">{%p if </w:t>
+      </w:r>
+      <w:proofErr w:type="spellStart"/>
+      <w:proofErr w:type="gramStart"/>
+      <w:r>
+        <w:rPr>
+          <w:rFonts w:asciiTheme="majorHAnsi" w:hAnsiTheme="majorHAnsi" w:cstheme="majorHAnsi"/>
+        </w:rPr>
+        <w:t>res.system</w:t>
+      </w:r>
+      <w:proofErr w:type="gramEnd"/>
+      <w:r>
+        <w:rPr>
+          <w:rFonts w:asciiTheme="majorHAnsi" w:hAnsiTheme="majorHAnsi" w:cstheme="majorHAnsi"/>
+        </w:rPr>
+        <w:t>_info</w:t>
+      </w:r>
+      <w:proofErr w:type="spellEnd"/>
+      <w:r>
+        <w:rPr>
+          <w:rFonts w:asciiTheme="majorHAnsi" w:hAnsiTheme="majorHAnsi" w:cstheme="majorHAnsi"/>
+        </w:rPr>
+        <w:t xml:space="preserve"> %}</w:t>
+      </w:r>
+    </w:p>
+    <w:p>
+      <w:pPr>
+        <w:spacing w:after="0"/>
+        <w:rPr>
+          <w:rFonts w:asciiTheme="majorHAnsi" w:hAnsiTheme="majorHAnsi" w:cstheme="majorHAnsi"/>
+        </w:rPr>
+      </w:pPr>
+      <w:r>
+        <w:rPr>
+          <w:rFonts w:asciiTheme="majorHAnsi" w:hAnsiTheme="majorHAnsi" w:cstheme="majorHAnsi"/>
+        </w:rPr>
+        <w:t xml:space="preserve">{% if </w:t>
+      </w:r>
+      <w:proofErr w:type="spellStart"/>
+      <w:r>
+        <w:rPr>
+          <w:rFonts w:asciiTheme="majorHAnsi" w:hAnsiTheme="majorHAnsi" w:cstheme="majorHAnsi"/>
+        </w:rPr>
+        <w:t>res.system_info.model</w:t>
+      </w:r>
+      <w:proofErr w:type="spellEnd"/>
+      <w:r>
+        <w:rPr>
+          <w:rFonts w:asciiTheme="majorHAnsi" w:hAnsiTheme="majorHAnsi" w:cstheme="majorHAnsi"/>
+        </w:rPr>
+        <w:t xml:space="preserve"> %}Model</w:t>
+      </w:r>
+      <w:r>
+        <w:rPr>
+          <w:rFonts w:asciiTheme="majorHAnsi" w:hAnsiTheme="majorHAnsi" w:cstheme="majorHAnsi"/>
+        </w:rPr>
+        <w:t>o</w:t>
+      </w:r>
+      <w:r>
+        <w:rPr>
+          <w:rFonts w:asciiTheme="majorHAnsi" w:hAnsiTheme="majorHAnsi" w:cstheme="majorHAnsi"/>
+        </w:rPr>
+        <w:t xml:space="preserve">: {{ </w:t>
+      </w:r>
+      <w:proofErr w:type="spellStart"/>
+      <w:r>
+        <w:rPr>
+          <w:rFonts w:asciiTheme="majorHAnsi" w:hAnsiTheme="majorHAnsi" w:cstheme="majorHAnsi"/>
+        </w:rPr>
+        <w:t>res.system_info.model</w:t>
+      </w:r>
+      <w:proofErr w:type="spellEnd"/>
+      <w:r>
+        <w:rPr>
+          <w:rFonts w:asciiTheme="majorHAnsi" w:hAnsiTheme="majorHAnsi" w:cstheme="majorHAnsi"/>
+        </w:rPr>
+        <w:t xml:space="preserve"> }} | {% endif %}{% if </w:t>
+      </w:r>
+      <w:proofErr w:type="spellStart"/>
+      <w:r>
+        <w:rPr>
+          <w:rFonts w:asciiTheme="majorHAnsi" w:hAnsiTheme="majorHAnsi" w:cstheme="majorHAnsi"/>
+        </w:rPr>
+        <w:t>res.system_info.serial_number</w:t>
+      </w:r>
+      <w:proofErr w:type="spellEnd"/>
+      <w:r>
+        <w:rPr>
+          <w:rFonts w:asciiTheme="majorHAnsi" w:hAnsiTheme="majorHAnsi" w:cstheme="majorHAnsi"/>
+        </w:rPr>
+        <w:t xml:space="preserve"> %}S/N: {{ </w:t>
+      </w:r>
+      <w:proofErr w:type="spellStart"/>
+      <w:r>
+        <w:rPr>
+          <w:rFonts w:asciiTheme="majorHAnsi" w:hAnsiTheme="majorHAnsi" w:cstheme="majorHAnsi"/>
+        </w:rPr>
+        <w:t>res.system_info.serial_number</w:t>
+      </w:r>
+      <w:proofErr w:type="spellEnd"/>
+      <w:r>
+        <w:rPr>
+          <w:rFonts w:asciiTheme="majorHAnsi" w:hAnsiTheme="majorHAnsi" w:cstheme="majorHAnsi"/>
+        </w:rPr>
+        <w:t xml:space="preserve"> }} | {% endif %}{% if </w:t>
+      </w:r>
+      <w:proofErr w:type="spellStart"/>
+      <w:r>
+        <w:rPr>
+          <w:rFonts w:asciiTheme="majorHAnsi" w:hAnsiTheme="majorHAnsi" w:cstheme="majorHAnsi"/>
+        </w:rPr>
+        <w:t>res.system_info.version</w:t>
+      </w:r>
+      <w:proofErr w:type="spellEnd"/>
+      <w:r>
+        <w:rPr>
+          <w:rFonts w:asciiTheme="majorHAnsi" w:hAnsiTheme="majorHAnsi" w:cstheme="majorHAnsi"/>
+        </w:rPr>
+        <w:t xml:space="preserve"> %}</w:t>
+      </w:r>
+      <w:proofErr w:type="spellStart"/>
+      <w:r>
+        <w:rPr>
+          <w:rFonts w:asciiTheme="majorHAnsi" w:hAnsiTheme="majorHAnsi" w:cstheme="majorHAnsi"/>
+        </w:rPr>
+        <w:t>Vers</w:t>
+      </w:r>
+      <w:r>
+        <w:rPr>
+          <w:rFonts w:asciiTheme="majorHAnsi" w:hAnsiTheme="majorHAnsi" w:cstheme="majorHAnsi"/>
+        </w:rPr>
+        <w:t>ão</w:t>
+      </w:r>
+      <w:proofErr w:type="spellEnd"/>
+      <w:r>
+        <w:rPr>
+          <w:rFonts w:asciiTheme="majorHAnsi" w:hAnsiTheme="majorHAnsi" w:cstheme="majorHAnsi"/>
+        </w:rPr>
+        <w:t xml:space="preserve">: {{ </w:t>
+      </w:r>
+      <w:proofErr w:type="spellStart"/>
+      <w:r>
+        <w:rPr>
+          <w:rFonts w:asciiTheme="majorHAnsi" w:hAnsiTheme="majorHAnsi" w:cstheme="majorHAnsi"/>
+        </w:rPr>
+        <w:t>res.system_info.version</w:t>
+      </w:r>
+      <w:proofErr w:type="spellEnd"/>
+      <w:r>
+        <w:rPr>
+          <w:rFonts w:asciiTheme="majorHAnsi" w:hAnsiTheme="majorHAnsi" w:cstheme="majorHAnsi"/>
+        </w:rPr>
+        <w:t xml:space="preserve"> }} | {% endif %}{% if </w:t>
+      </w:r>
+      <w:proofErr w:type="spellStart"/>
+      <w:r>
+        <w:rPr>
+          <w:rFonts w:asciiTheme="majorHAnsi" w:hAnsiTheme="majorHAnsi" w:cstheme="majorHAnsi"/>
+        </w:rPr>
+        <w:t>res.system_info.uptime</w:t>
+      </w:r>
+      <w:proofErr w:type="spellEnd"/>
+      <w:r>
+        <w:rPr>
+          <w:rFonts w:asciiTheme="majorHAnsi" w:hAnsiTheme="majorHAnsi" w:cstheme="majorHAnsi"/>
+        </w:rPr>
+        <w:t xml:space="preserve"> %}Uptime: {{ </w:t>
+      </w:r>
+      <w:proofErr w:type="spellStart"/>
+      <w:r>
+        <w:rPr>
+          <w:rFonts w:asciiTheme="majorHAnsi" w:hAnsiTheme="majorHAnsi" w:cstheme="majorHAnsi"/>
+        </w:rPr>
+        <w:t>res.system_info.uptime</w:t>
+      </w:r>
+      <w:proofErr w:type="spellEnd"/>
+      <w:r>
+        <w:rPr>
+          <w:rFonts w:asciiTheme="majorHAnsi" w:hAnsiTheme="majorHAnsi" w:cstheme="majorHAnsi"/>
+        </w:rPr>
+        <w:t xml:space="preserve"> }}{% endif %}{% if </w:t>
+      </w:r>
+      <w:proofErr w:type="spellStart"/>
+      <w:r>
+        <w:rPr>
+          <w:rFonts w:asciiTheme="majorHAnsi" w:hAnsiTheme="majorHAnsi" w:cstheme="majorHAnsi"/>
+        </w:rPr>
+        <w:t>res.system_info.cpu_util</w:t>
+      </w:r>
+      <w:proofErr w:type="spellEnd"/>
+      <w:r>
+        <w:rPr>
+          <w:rFonts w:asciiTheme="majorHAnsi" w:hAnsiTheme="majorHAnsi" w:cstheme="majorHAnsi"/>
+        </w:rPr>
+        <w:t xml:space="preserve"> %} | CPU: {{ </w:t>
+      </w:r>
+      <w:proofErr w:type="spellStart"/>
+      <w:r>
+        <w:rPr>
+          <w:rFonts w:asciiTheme="majorHAnsi" w:hAnsiTheme="majorHAnsi" w:cstheme="majorHAnsi"/>
+        </w:rPr>
+        <w:t>res.system_info.cpu_util</w:t>
+      </w:r>
+      <w:proofErr w:type="spellEnd"/>
+      <w:r>
+        <w:rPr>
+          <w:rFonts w:asciiTheme="majorHAnsi" w:hAnsiTheme="majorHAnsi" w:cstheme="majorHAnsi"/>
+        </w:rPr>
+        <w:t xml:space="preserve"> }}%{% endif %}{% if </w:t>
+      </w:r>
+      <w:proofErr w:type="spellStart"/>
+      <w:r>
+        <w:rPr>
+          <w:rFonts w:asciiTheme="majorHAnsi" w:hAnsiTheme="majorHAnsi" w:cstheme="majorHAnsi"/>
+        </w:rPr>
+        <w:t>res.system_info.memory_usage</w:t>
+      </w:r>
+      <w:proofErr w:type="spellEnd"/>
+      <w:r>
+        <w:rPr>
+          <w:rFonts w:asciiTheme="majorHAnsi" w:hAnsiTheme="majorHAnsi" w:cstheme="majorHAnsi"/>
+        </w:rPr>
+        <w:t xml:space="preserve"> %} | Mem: {{ </w:t>
+      </w:r>
+      <w:proofErr w:type="spellStart"/>
+      <w:r>
+        <w:rPr>
+          <w:rFonts w:asciiTheme="majorHAnsi" w:hAnsiTheme="majorHAnsi" w:cstheme="majorHAnsi"/>
+        </w:rPr>
+        <w:t>res.system_info.memory_usage</w:t>
+      </w:r>
+      <w:proofErr w:type="spellEnd"/>
+      <w:r>
+        <w:rPr>
+          <w:rFonts w:asciiTheme="majorHAnsi" w:hAnsiTheme="majorHAnsi" w:cstheme="majorHAnsi"/>
+        </w:rPr>
+        <w:t xml:space="preserve"> }}%{% endif %}</w:t>
+      </w:r>
+    </w:p>
+    <w:p>
+      <w:pPr>
+        <w:spacing w:after="0"/>
+        <w:rPr>
+          <w:rFonts w:asciiTheme="majorHAnsi" w:hAnsiTheme="majorHAnsi" w:cstheme="majorHAnsi"/>
+        </w:rPr>
+      </w:pPr>
+      <w:r>
+        <w:rPr>
+          <w:rFonts w:asciiTheme="majorHAnsi" w:hAnsiTheme="majorHAnsi" w:cstheme="majorHAnsi"/>
+        </w:rPr>
+        <w:t>{%p endif %}</w:t>
       </w:r>
     </w:p>
     <w:p/>
@@ -251,7 +2231,29 @@
         <w:rPr>
           <w:rFonts w:asciiTheme="majorHAnsi" w:hAnsiTheme="majorHAnsi" w:cstheme="majorHAnsi"/>
         </w:rPr>
-        <w:t>{%p if res.rule_name in ['Switch', 'Access Point'] %}</w:t>
+        <w:t xml:space="preserve">{%p if </w:t>
+      </w:r>
+      <w:proofErr w:type="spellStart"/>
+      <w:proofErr w:type="gramStart"/>
+      <w:r>
+        <w:rPr>
+          <w:rFonts w:asciiTheme="majorHAnsi" w:hAnsiTheme="majorHAnsi" w:cstheme="majorHAnsi"/>
+        </w:rPr>
+        <w:t>res.rule</w:t>
+      </w:r>
+      <w:proofErr w:type="gramEnd"/>
+      <w:r>
+        <w:rPr>
+          <w:rFonts w:asciiTheme="majorHAnsi" w:hAnsiTheme="majorHAnsi" w:cstheme="majorHAnsi"/>
+        </w:rPr>
+        <w:t>_name</w:t>
+      </w:r>
+      <w:proofErr w:type="spellEnd"/>
+      <w:r>
+        <w:rPr>
+          <w:rFonts w:asciiTheme="majorHAnsi" w:hAnsiTheme="majorHAnsi" w:cstheme="majorHAnsi"/>
+        </w:rPr>
+        <w:t xml:space="preserve"> in ['Switch', 'Access Point'] %}</w:t>
       </w:r>
     </w:p>
     <w:p>
@@ -277,7 +2279,23 @@
         <w:rPr>
           <w:rFonts w:asciiTheme="majorHAnsi" w:hAnsiTheme="majorHAnsi" w:cstheme="majorHAnsi"/>
         </w:rPr>
-        <w:t xml:space="preserve"> if res.latency %}</w:t>
+        <w:t xml:space="preserve"> if </w:t>
+      </w:r>
+      <w:proofErr w:type="spellStart"/>
+      <w:proofErr w:type="gramStart"/>
+      <w:r>
+        <w:rPr>
+          <w:rFonts w:asciiTheme="majorHAnsi" w:hAnsiTheme="majorHAnsi" w:cstheme="majorHAnsi"/>
+        </w:rPr>
+        <w:t>res.latency</w:t>
+      </w:r>
+      <w:proofErr w:type="spellEnd"/>
+      <w:proofErr w:type="gramEnd"/>
+      <w:r>
+        <w:rPr>
+          <w:rFonts w:asciiTheme="majorHAnsi" w:hAnsiTheme="majorHAnsi" w:cstheme="majorHAnsi"/>
+        </w:rPr>
+        <w:t xml:space="preserve"> %}</w:t>
       </w:r>
     </w:p>
     <w:p>
@@ -290,7 +2308,43 @@
         <w:rPr>
           <w:rFonts w:asciiTheme="majorHAnsi" w:hAnsiTheme="majorHAnsi" w:cstheme="majorHAnsi"/>
         </w:rPr>
-        <w:t>{% set ping = res.latency|int %}Lat</w:t>
+        <w:t xml:space="preserve">{% set ping = </w:t>
+      </w:r>
+      <w:proofErr w:type="spellStart"/>
+      <w:proofErr w:type="gramStart"/>
+      <w:r>
+        <w:rPr>
+          <w:rFonts w:asciiTheme="majorHAnsi" w:hAnsiTheme="majorHAnsi" w:cstheme="majorHAnsi"/>
+        </w:rPr>
+        <w:t>res.latency</w:t>
+      </w:r>
+      <w:proofErr w:type="gramEnd"/>
+      <w:r>
+        <w:rPr>
+          <w:rFonts w:asciiTheme="majorHAnsi" w:hAnsiTheme="majorHAnsi" w:cstheme="majorHAnsi"/>
+        </w:rPr>
+        <w:t>|int</w:t>
+      </w:r>
+      <w:proofErr w:type="spellEnd"/>
+      <w:r>
+        <w:rPr>
+          <w:rFonts w:asciiTheme="majorHAnsi" w:hAnsiTheme="majorHAnsi" w:cstheme="majorHAnsi"/>
+        </w:rPr>
+        <w:t xml:space="preserve"> </w:t>
+      </w:r>
+      <w:proofErr w:type="gramStart"/>
+      <w:r>
+        <w:rPr>
+          <w:rFonts w:asciiTheme="majorHAnsi" w:hAnsiTheme="majorHAnsi" w:cstheme="majorHAnsi"/>
+        </w:rPr>
+        <w:t>%}</w:t>
+      </w:r>
+      <w:proofErr w:type="spellStart"/>
+      <w:r>
+        <w:rPr>
+          <w:rFonts w:asciiTheme="majorHAnsi" w:hAnsiTheme="majorHAnsi" w:cstheme="majorHAnsi"/>
+        </w:rPr>
+        <w:t>Lat</w:t>
       </w:r>
       <w:r>
         <w:rPr>
@@ -298,12 +2352,57 @@
         </w:rPr>
         <w:t>ência</w:t>
       </w:r>
-      <w:r>
-        <w:rPr>
-          <w:rFonts w:asciiTheme="majorHAnsi" w:hAnsiTheme="majorHAnsi" w:cstheme="majorHAnsi"/>
-        </w:rPr>
-        <w:t xml:space="preserve">: {{ ping }}ms {% if ping &lt;= 50 %}Ok </w:t>
-      </w:r>
+      <w:proofErr w:type="spellEnd"/>
+      <w:proofErr w:type="gramEnd"/>
+      <w:r>
+        <w:rPr>
+          <w:rFonts w:asciiTheme="majorHAnsi" w:hAnsiTheme="majorHAnsi" w:cstheme="majorHAnsi"/>
+        </w:rPr>
+        <w:t xml:space="preserve">: </w:t>
+      </w:r>
+      <w:proofErr w:type="gramStart"/>
+      <w:r>
+        <w:rPr>
+          <w:rFonts w:asciiTheme="majorHAnsi" w:hAnsiTheme="majorHAnsi" w:cstheme="majorHAnsi"/>
+        </w:rPr>
+        <w:t>{{ ping</w:t>
+      </w:r>
+      <w:proofErr w:type="gramEnd"/>
+      <w:r>
+        <w:rPr>
+          <w:rFonts w:asciiTheme="majorHAnsi" w:hAnsiTheme="majorHAnsi" w:cstheme="majorHAnsi"/>
+        </w:rPr>
+        <w:t xml:space="preserve"> }}</w:t>
+      </w:r>
+      <w:proofErr w:type="spellStart"/>
+      <w:r>
+        <w:rPr>
+          <w:rFonts w:asciiTheme="majorHAnsi" w:hAnsiTheme="majorHAnsi" w:cstheme="majorHAnsi"/>
+        </w:rPr>
+        <w:t>ms</w:t>
+      </w:r>
+      <w:proofErr w:type="spellEnd"/>
+      <w:r>
+        <w:rPr>
+          <w:rFonts w:asciiTheme="majorHAnsi" w:hAnsiTheme="majorHAnsi" w:cstheme="majorHAnsi"/>
+        </w:rPr>
+        <w:t xml:space="preserve"> {% if ping &lt;= 50 </w:t>
+      </w:r>
+      <w:proofErr w:type="gramStart"/>
+      <w:r>
+        <w:rPr>
+          <w:rFonts w:asciiTheme="majorHAnsi" w:hAnsiTheme="majorHAnsi" w:cstheme="majorHAnsi"/>
+        </w:rPr>
+        <w:t>%}Ok</w:t>
+      </w:r>
+      <w:proofErr w:type="gramEnd"/>
+      <w:r>
+        <w:rPr>
+          <w:rFonts w:asciiTheme="majorHAnsi" w:hAnsiTheme="majorHAnsi" w:cstheme="majorHAnsi"/>
+        </w:rPr>
+        <w:t xml:space="preserve"> </w:t>
+      </w:r>
+      <w:proofErr w:type="gramStart"/>
       <w:r>
         <w:rPr>
           <w:rFonts w:ascii="Segoe UI Emoji" w:hAnsi="Segoe UI Emoji" w:cs="Segoe UI Emoji"/>
@@ -314,8 +2413,44 @@
         <w:rPr>
           <w:rFonts w:asciiTheme="majorHAnsi" w:hAnsiTheme="majorHAnsi" w:cstheme="majorHAnsi"/>
         </w:rPr>
-        <w:t xml:space="preserve">{% elif ping &lt;= 150 %}Warning </w:t>
-      </w:r>
+        <w:t>{</w:t>
+      </w:r>
+      <w:proofErr w:type="gramEnd"/>
+      <w:r>
+        <w:rPr>
+          <w:rFonts w:asciiTheme="majorHAnsi" w:hAnsiTheme="majorHAnsi" w:cstheme="majorHAnsi"/>
+        </w:rPr>
+        <w:t xml:space="preserve">% </w:t>
+      </w:r>
+      <w:proofErr w:type="spellStart"/>
+      <w:r>
+        <w:rPr>
+          <w:rFonts w:asciiTheme="majorHAnsi" w:hAnsiTheme="majorHAnsi" w:cstheme="majorHAnsi"/>
+        </w:rPr>
+        <w:t>elif</w:t>
+      </w:r>
+      <w:proofErr w:type="spellEnd"/>
+      <w:r>
+        <w:rPr>
+          <w:rFonts w:asciiTheme="majorHAnsi" w:hAnsiTheme="majorHAnsi" w:cstheme="majorHAnsi"/>
+        </w:rPr>
+        <w:t xml:space="preserve"> ping &lt;= 150 </w:t>
+      </w:r>
+      <w:proofErr w:type="gramStart"/>
+      <w:r>
+        <w:rPr>
+          <w:rFonts w:asciiTheme="majorHAnsi" w:hAnsiTheme="majorHAnsi" w:cstheme="majorHAnsi"/>
+        </w:rPr>
+        <w:t>%}Warning</w:t>
+      </w:r>
+      <w:proofErr w:type="gramEnd"/>
+      <w:r>
+        <w:rPr>
+          <w:rFonts w:asciiTheme="majorHAnsi" w:hAnsiTheme="majorHAnsi" w:cstheme="majorHAnsi"/>
+        </w:rPr>
+        <w:t xml:space="preserve"> </w:t>
+      </w:r>
+      <w:proofErr w:type="gramStart"/>
       <w:r>
         <w:rPr>
           <w:rFonts w:ascii="Segoe UI Emoji" w:hAnsi="Segoe UI Emoji" w:cs="Segoe UI Emoji"/>
@@ -326,8 +2461,30 @@
         <w:rPr>
           <w:rFonts w:asciiTheme="majorHAnsi" w:hAnsiTheme="majorHAnsi" w:cstheme="majorHAnsi"/>
         </w:rPr>
-        <w:t xml:space="preserve">{% else %}Critical </w:t>
-      </w:r>
+        <w:t>{</w:t>
+      </w:r>
+      <w:proofErr w:type="gramEnd"/>
+      <w:r>
+        <w:rPr>
+          <w:rFonts w:asciiTheme="majorHAnsi" w:hAnsiTheme="majorHAnsi" w:cstheme="majorHAnsi"/>
+        </w:rPr>
+        <w:t xml:space="preserve">% else </w:t>
+      </w:r>
+      <w:proofErr w:type="gramStart"/>
+      <w:r>
+        <w:rPr>
+          <w:rFonts w:asciiTheme="majorHAnsi" w:hAnsiTheme="majorHAnsi" w:cstheme="majorHAnsi"/>
+        </w:rPr>
+        <w:t>%}Critical</w:t>
+      </w:r>
+      <w:proofErr w:type="gramEnd"/>
+      <w:r>
+        <w:rPr>
+          <w:rFonts w:asciiTheme="majorHAnsi" w:hAnsiTheme="majorHAnsi" w:cstheme="majorHAnsi"/>
+        </w:rPr>
+        <w:t xml:space="preserve"> </w:t>
+      </w:r>
+      <w:proofErr w:type="gramStart"/>
       <w:r>
         <w:rPr>
           <w:rFonts w:ascii="Segoe UI Emoji" w:hAnsi="Segoe UI Emoji" w:cs="Segoe UI Emoji"/>
@@ -338,7 +2495,14 @@
         <w:rPr>
           <w:rFonts w:asciiTheme="majorHAnsi" w:hAnsiTheme="majorHAnsi" w:cstheme="majorHAnsi"/>
         </w:rPr>
-        <w:t>{% endif %})</w:t>
+        <w:t>{</w:t>
+      </w:r>
+      <w:proofErr w:type="gramEnd"/>
+      <w:r>
+        <w:rPr>
+          <w:rFonts w:asciiTheme="majorHAnsi" w:hAnsiTheme="majorHAnsi" w:cstheme="majorHAnsi"/>
+        </w:rPr>
+        <w:t>% endif %})</w:t>
       </w:r>
     </w:p>
     <w:p>
@@ -403,6 +2567,7 @@
         <w:rPr>
           <w:rFonts w:asciiTheme="majorHAnsi" w:hAnsiTheme="majorHAnsi" w:cstheme="majorHAnsi"/>
         </w:rPr>
+        <w:lastRenderedPageBreak/>
         <w:t>{%</w:t>
       </w:r>
       <w:r>
@@ -429,7 +2594,43 @@
         <w:rPr>
           <w:rFonts w:asciiTheme="majorHAnsi" w:hAnsiTheme="majorHAnsi" w:cstheme="majorHAnsi"/>
         </w:rPr>
-        <w:t>{%p elif res.rule_name == "FortiGate" %}</w:t>
+        <w:t xml:space="preserve">{%p </w:t>
+      </w:r>
+      <w:proofErr w:type="spellStart"/>
+      <w:r>
+        <w:rPr>
+          <w:rFonts w:asciiTheme="majorHAnsi" w:hAnsiTheme="majorHAnsi" w:cstheme="majorHAnsi"/>
+        </w:rPr>
+        <w:t>elif</w:t>
+      </w:r>
+      <w:proofErr w:type="spellEnd"/>
+      <w:r>
+        <w:rPr>
+          <w:rFonts w:asciiTheme="majorHAnsi" w:hAnsiTheme="majorHAnsi" w:cstheme="majorHAnsi"/>
+        </w:rPr>
+        <w:t xml:space="preserve"> </w:t>
+      </w:r>
+      <w:proofErr w:type="spellStart"/>
+      <w:proofErr w:type="gramStart"/>
+      <w:r>
+        <w:rPr>
+          <w:rFonts w:asciiTheme="majorHAnsi" w:hAnsiTheme="majorHAnsi" w:cstheme="majorHAnsi"/>
+        </w:rPr>
+        <w:t>res.rule</w:t>
+      </w:r>
+      <w:proofErr w:type="gramEnd"/>
+      <w:r>
+        <w:rPr>
+          <w:rFonts w:asciiTheme="majorHAnsi" w:hAnsiTheme="majorHAnsi" w:cstheme="majorHAnsi"/>
+        </w:rPr>
+        <w:t>_name</w:t>
+      </w:r>
+      <w:proofErr w:type="spellEnd"/>
+      <w:r>
+        <w:rPr>
+          <w:rFonts w:asciiTheme="majorHAnsi" w:hAnsiTheme="majorHAnsi" w:cstheme="majorHAnsi"/>
+        </w:rPr>
+        <w:t xml:space="preserve"> == "FortiGate" %}</w:t>
       </w:r>
     </w:p>
     <w:p>
@@ -455,7 +2656,23 @@
         <w:rPr>
           <w:rFonts w:asciiTheme="majorHAnsi" w:hAnsiTheme="majorHAnsi" w:cstheme="majorHAnsi"/>
         </w:rPr>
-        <w:t xml:space="preserve"> if res.error %}</w:t>
+        <w:t xml:space="preserve"> if </w:t>
+      </w:r>
+      <w:proofErr w:type="spellStart"/>
+      <w:proofErr w:type="gramStart"/>
+      <w:r>
+        <w:rPr>
+          <w:rFonts w:asciiTheme="majorHAnsi" w:hAnsiTheme="majorHAnsi" w:cstheme="majorHAnsi"/>
+        </w:rPr>
+        <w:t>res.error</w:t>
+      </w:r>
+      <w:proofErr w:type="spellEnd"/>
+      <w:proofErr w:type="gramEnd"/>
+      <w:r>
+        <w:rPr>
+          <w:rFonts w:asciiTheme="majorHAnsi" w:hAnsiTheme="majorHAnsi" w:cstheme="majorHAnsi"/>
+        </w:rPr>
+        <w:t xml:space="preserve"> %}</w:t>
       </w:r>
     </w:p>
     <w:p>
@@ -468,7 +2685,49 @@
         <w:rPr>
           <w:rFonts w:asciiTheme="majorHAnsi" w:hAnsiTheme="majorHAnsi" w:cstheme="majorHAnsi"/>
         </w:rPr>
-        <w:t>Erro: {{ res.error }}</w:t>
+        <w:t xml:space="preserve">Erro: </w:t>
+      </w:r>
+      <w:proofErr w:type="gramStart"/>
+      <w:r>
+        <w:rPr>
+          <w:rFonts w:asciiTheme="majorHAnsi" w:hAnsiTheme="majorHAnsi" w:cstheme="majorHAnsi"/>
+        </w:rPr>
+        <w:t xml:space="preserve">{{ </w:t>
+      </w:r>
+      <w:proofErr w:type="spellStart"/>
+      <w:r>
+        <w:rPr>
+          <w:rFonts w:asciiTheme="majorHAnsi" w:hAnsiTheme="majorHAnsi" w:cstheme="majorHAnsi"/>
+        </w:rPr>
+        <w:t>res</w:t>
+      </w:r>
+      <w:proofErr w:type="gramEnd"/>
+      <w:r>
+        <w:rPr>
+          <w:rFonts w:asciiTheme="majorHAnsi" w:hAnsiTheme="majorHAnsi" w:cstheme="majorHAnsi"/>
+        </w:rPr>
+        <w:t>.</w:t>
+      </w:r>
+      <w:proofErr w:type="gramStart"/>
+      <w:r>
+        <w:rPr>
+          <w:rFonts w:asciiTheme="majorHAnsi" w:hAnsiTheme="majorHAnsi" w:cstheme="majorHAnsi"/>
+        </w:rPr>
+        <w:t>error</w:t>
+      </w:r>
+      <w:proofErr w:type="spellEnd"/>
+      <w:r>
+        <w:rPr>
+          <w:rFonts w:asciiTheme="majorHAnsi" w:hAnsiTheme="majorHAnsi" w:cstheme="majorHAnsi"/>
+        </w:rPr>
+        <w:t xml:space="preserve"> }</w:t>
+      </w:r>
+      <w:proofErr w:type="gramEnd"/>
+      <w:r>
+        <w:rPr>
+          <w:rFonts w:asciiTheme="majorHAnsi" w:hAnsiTheme="majorHAnsi" w:cstheme="majorHAnsi"/>
+        </w:rPr>
+        <w:t>}</w:t>
       </w:r>
     </w:p>
     <w:p>
@@ -508,7 +2767,57 @@
         <w:rPr>
           <w:rFonts w:asciiTheme="majorHAnsi" w:hAnsiTheme="majorHAnsi" w:cstheme="majorHAnsi"/>
         </w:rPr>
-        <w:t>{%p for intf_key, intf_data in res.wan_status.items() %}</w:t>
+        <w:t xml:space="preserve">{%p for </w:t>
+      </w:r>
+      <w:proofErr w:type="spellStart"/>
+      <w:r>
+        <w:rPr>
+          <w:rFonts w:asciiTheme="majorHAnsi" w:hAnsiTheme="majorHAnsi" w:cstheme="majorHAnsi"/>
+        </w:rPr>
+        <w:t>intf_key</w:t>
+      </w:r>
+      <w:proofErr w:type="spellEnd"/>
+      <w:r>
+        <w:rPr>
+          <w:rFonts w:asciiTheme="majorHAnsi" w:hAnsiTheme="majorHAnsi" w:cstheme="majorHAnsi"/>
+        </w:rPr>
+        <w:t xml:space="preserve">, </w:t>
+      </w:r>
+      <w:proofErr w:type="spellStart"/>
+      <w:r>
+        <w:rPr>
+          <w:rFonts w:asciiTheme="majorHAnsi" w:hAnsiTheme="majorHAnsi" w:cstheme="majorHAnsi"/>
+        </w:rPr>
+        <w:t>intf_data</w:t>
+      </w:r>
+      <w:proofErr w:type="spellEnd"/>
+      <w:r>
+        <w:rPr>
+          <w:rFonts w:asciiTheme="majorHAnsi" w:hAnsiTheme="majorHAnsi" w:cstheme="majorHAnsi"/>
+        </w:rPr>
+        <w:t xml:space="preserve"> in </w:t>
+      </w:r>
+      <w:proofErr w:type="spellStart"/>
+      <w:r>
+        <w:rPr>
+          <w:rFonts w:asciiTheme="majorHAnsi" w:hAnsiTheme="majorHAnsi" w:cstheme="majorHAnsi"/>
+        </w:rPr>
+        <w:t>res.wan_</w:t>
+      </w:r>
+      <w:proofErr w:type="gramStart"/>
+      <w:r>
+        <w:rPr>
+          <w:rFonts w:asciiTheme="majorHAnsi" w:hAnsiTheme="majorHAnsi" w:cstheme="majorHAnsi"/>
+        </w:rPr>
+        <w:t>status.items</w:t>
+      </w:r>
+      <w:proofErr w:type="spellEnd"/>
+      <w:proofErr w:type="gramEnd"/>
+      <w:r>
+        <w:rPr>
+          <w:rFonts w:asciiTheme="majorHAnsi" w:hAnsiTheme="majorHAnsi" w:cstheme="majorHAnsi"/>
+        </w:rPr>
+        <w:t>() %}</w:t>
       </w:r>
     </w:p>
     <w:p>
@@ -522,7 +2831,51 @@
         <w:rPr>
           <w:rFonts w:asciiTheme="majorHAnsi" w:hAnsiTheme="majorHAnsi" w:cstheme="majorHAnsi"/>
         </w:rPr>
-        <w:t>{%p if intf_data.ip or 'DOWN' not in intf_data.status %}</w:t>
+        <w:t xml:space="preserve">{%p if </w:t>
+      </w:r>
+      <w:proofErr w:type="spellStart"/>
+      <w:r>
+        <w:rPr>
+          <w:rFonts w:asciiTheme="majorHAnsi" w:hAnsiTheme="majorHAnsi" w:cstheme="majorHAnsi"/>
+        </w:rPr>
+        <w:t>intf_</w:t>
+      </w:r>
+      <w:proofErr w:type="gramStart"/>
+      <w:r>
+        <w:rPr>
+          <w:rFonts w:asciiTheme="majorHAnsi" w:hAnsiTheme="majorHAnsi" w:cstheme="majorHAnsi"/>
+        </w:rPr>
+        <w:t>data.ip</w:t>
+      </w:r>
+      <w:proofErr w:type="spellEnd"/>
+      <w:proofErr w:type="gramEnd"/>
+      <w:r>
+        <w:rPr>
+          <w:rFonts w:asciiTheme="majorHAnsi" w:hAnsiTheme="majorHAnsi" w:cstheme="majorHAnsi"/>
+        </w:rPr>
+        <w:t xml:space="preserve"> or 'DOWN' not in </w:t>
+      </w:r>
+      <w:proofErr w:type="spellStart"/>
+      <w:r>
+        <w:rPr>
+          <w:rFonts w:asciiTheme="majorHAnsi" w:hAnsiTheme="majorHAnsi" w:cstheme="majorHAnsi"/>
+        </w:rPr>
+        <w:t>intf_</w:t>
+      </w:r>
+      <w:proofErr w:type="gramStart"/>
+      <w:r>
+        <w:rPr>
+          <w:rFonts w:asciiTheme="majorHAnsi" w:hAnsiTheme="majorHAnsi" w:cstheme="majorHAnsi"/>
+        </w:rPr>
+        <w:t>data.status</w:t>
+      </w:r>
+      <w:proofErr w:type="spellEnd"/>
+      <w:proofErr w:type="gramEnd"/>
+      <w:r>
+        <w:rPr>
+          <w:rFonts w:asciiTheme="majorHAnsi" w:hAnsiTheme="majorHAnsi" w:cstheme="majorHAnsi"/>
+        </w:rPr>
+        <w:t xml:space="preserve"> %}</w:t>
       </w:r>
     </w:p>
     <w:p>
@@ -536,26 +2889,195 @@
         <w:rPr>
           <w:rFonts w:asciiTheme="majorHAnsi" w:hAnsiTheme="majorHAnsi" w:cstheme="majorHAnsi"/>
         </w:rPr>
-        <w:lastRenderedPageBreak/>
-        <w:t>{% set isp_map = {'WAN1': 'ISP1', 'WAN2': 'ISP2'} %}{% set isp_name = isp_map.get(intf_key, intf_key) %}</w:t>
+        <w:t xml:space="preserve">{% set </w:t>
+      </w:r>
+      <w:proofErr w:type="spellStart"/>
+      <w:r>
+        <w:rPr>
+          <w:rFonts w:asciiTheme="majorHAnsi" w:hAnsiTheme="majorHAnsi" w:cstheme="majorHAnsi"/>
+        </w:rPr>
+        <w:t>isp_map</w:t>
+      </w:r>
+      <w:proofErr w:type="spellEnd"/>
+      <w:r>
+        <w:rPr>
+          <w:rFonts w:asciiTheme="majorHAnsi" w:hAnsiTheme="majorHAnsi" w:cstheme="majorHAnsi"/>
+        </w:rPr>
+        <w:t xml:space="preserve"> = {'WAN1': 'ISP1', 'WAN2': 'ISP2'} </w:t>
+      </w:r>
+      <w:proofErr w:type="gramStart"/>
+      <w:r>
+        <w:rPr>
+          <w:rFonts w:asciiTheme="majorHAnsi" w:hAnsiTheme="majorHAnsi" w:cstheme="majorHAnsi"/>
+        </w:rPr>
+        <w:t>%}{</w:t>
+      </w:r>
+      <w:proofErr w:type="gramEnd"/>
+      <w:r>
+        <w:rPr>
+          <w:rFonts w:asciiTheme="majorHAnsi" w:hAnsiTheme="majorHAnsi" w:cstheme="majorHAnsi"/>
+        </w:rPr>
+        <w:t xml:space="preserve">% set </w:t>
+      </w:r>
+      <w:proofErr w:type="spellStart"/>
+      <w:r>
+        <w:rPr>
+          <w:rFonts w:asciiTheme="majorHAnsi" w:hAnsiTheme="majorHAnsi" w:cstheme="majorHAnsi"/>
+        </w:rPr>
+        <w:t>isp_name</w:t>
+      </w:r>
+      <w:proofErr w:type="spellEnd"/>
+      <w:r>
+        <w:rPr>
+          <w:rFonts w:asciiTheme="majorHAnsi" w:hAnsiTheme="majorHAnsi" w:cstheme="majorHAnsi"/>
+        </w:rPr>
+        <w:t xml:space="preserve"> = </w:t>
+      </w:r>
+      <w:proofErr w:type="spellStart"/>
+      <w:proofErr w:type="gramStart"/>
+      <w:r>
+        <w:rPr>
+          <w:rFonts w:asciiTheme="majorHAnsi" w:hAnsiTheme="majorHAnsi" w:cstheme="majorHAnsi"/>
+        </w:rPr>
+        <w:t>isp_map.get</w:t>
+      </w:r>
+      <w:proofErr w:type="spellEnd"/>
+      <w:r>
+        <w:rPr>
+          <w:rFonts w:asciiTheme="majorHAnsi" w:hAnsiTheme="majorHAnsi" w:cstheme="majorHAnsi"/>
+        </w:rPr>
+        <w:t>(</w:t>
+      </w:r>
+      <w:proofErr w:type="spellStart"/>
+      <w:proofErr w:type="gramEnd"/>
+      <w:r>
+        <w:rPr>
+          <w:rFonts w:asciiTheme="majorHAnsi" w:hAnsiTheme="majorHAnsi" w:cstheme="majorHAnsi"/>
+        </w:rPr>
+        <w:t>intf_key</w:t>
+      </w:r>
+      <w:proofErr w:type="spellEnd"/>
+      <w:r>
+        <w:rPr>
+          <w:rFonts w:asciiTheme="majorHAnsi" w:hAnsiTheme="majorHAnsi" w:cstheme="majorHAnsi"/>
+        </w:rPr>
+        <w:t xml:space="preserve">, </w:t>
+      </w:r>
+      <w:proofErr w:type="spellStart"/>
+      <w:r>
+        <w:rPr>
+          <w:rFonts w:asciiTheme="majorHAnsi" w:hAnsiTheme="majorHAnsi" w:cstheme="majorHAnsi"/>
+        </w:rPr>
+        <w:t>intf_key</w:t>
+      </w:r>
+      <w:proofErr w:type="spellEnd"/>
+      <w:r>
+        <w:rPr>
+          <w:rFonts w:asciiTheme="majorHAnsi" w:hAnsiTheme="majorHAnsi" w:cstheme="majorHAnsi"/>
+        </w:rPr>
+        <w:t xml:space="preserve">) </w:t>
+      </w:r>
+      <w:proofErr w:type="gramStart"/>
+      <w:r>
+        <w:rPr>
+          <w:rFonts w:asciiTheme="majorHAnsi" w:hAnsiTheme="majorHAnsi" w:cstheme="majorHAnsi"/>
+        </w:rPr>
+        <w:t>%}</w:t>
       </w:r>
       <w:r>
         <w:rPr>
           <w:rStyle w:val="Ttulo3Char"/>
         </w:rPr>
-        <w:t>{{ isp_name }}</w:t>
-      </w:r>
+        <w:t xml:space="preserve">{{ </w:t>
+      </w:r>
+      <w:proofErr w:type="spellStart"/>
       <w:r>
         <w:rPr>
           <w:rStyle w:val="Ttulo3Char"/>
         </w:rPr>
+        <w:t>isp</w:t>
+      </w:r>
+      <w:proofErr w:type="gramEnd"/>
+      <w:r>
+        <w:rPr>
+          <w:rStyle w:val="Ttulo3Char"/>
+        </w:rPr>
+        <w:t>_</w:t>
+      </w:r>
+      <w:proofErr w:type="gramStart"/>
+      <w:r>
+        <w:rPr>
+          <w:rStyle w:val="Ttulo3Char"/>
+        </w:rPr>
+        <w:t>name</w:t>
+      </w:r>
+      <w:proofErr w:type="spellEnd"/>
+      <w:r>
+        <w:rPr>
+          <w:rStyle w:val="Ttulo3Char"/>
+        </w:rPr>
+        <w:t xml:space="preserve"> }</w:t>
+      </w:r>
+      <w:proofErr w:type="gramEnd"/>
+      <w:r>
+        <w:rPr>
+          <w:rStyle w:val="Ttulo3Char"/>
+        </w:rPr>
+        <w:t>}</w:t>
+      </w:r>
+      <w:r>
+        <w:rPr>
+          <w:rStyle w:val="Ttulo3Char"/>
+        </w:rPr>
         <w:t xml:space="preserve"> Interface</w:t>
       </w:r>
       <w:r>
         <w:rPr>
           <w:rStyle w:val="Ttulo3Char"/>
         </w:rPr>
-        <w:t xml:space="preserve"> ({{ intf_key }})</w:t>
+        <w:t xml:space="preserve"> (</w:t>
+      </w:r>
+      <w:proofErr w:type="gramStart"/>
+      <w:r>
+        <w:rPr>
+          <w:rStyle w:val="Ttulo3Char"/>
+        </w:rPr>
+        <w:t xml:space="preserve">{{ </w:t>
+      </w:r>
+      <w:proofErr w:type="spellStart"/>
+      <w:r>
+        <w:rPr>
+          <w:rStyle w:val="Ttulo3Char"/>
+        </w:rPr>
+        <w:t>intf</w:t>
+      </w:r>
+      <w:proofErr w:type="gramEnd"/>
+      <w:r>
+        <w:rPr>
+          <w:rStyle w:val="Ttulo3Char"/>
+        </w:rPr>
+        <w:t>_</w:t>
+      </w:r>
+      <w:proofErr w:type="gramStart"/>
+      <w:r>
+        <w:rPr>
+          <w:rStyle w:val="Ttulo3Char"/>
+        </w:rPr>
+        <w:t>key</w:t>
+      </w:r>
+      <w:proofErr w:type="spellEnd"/>
+      <w:r>
+        <w:rPr>
+          <w:rStyle w:val="Ttulo3Char"/>
+        </w:rPr>
+        <w:t xml:space="preserve"> }</w:t>
+      </w:r>
+      <w:proofErr w:type="gramEnd"/>
+      <w:r>
+        <w:rPr>
+          <w:rStyle w:val="Ttulo3Char"/>
+        </w:rPr>
+        <w:t>})</w:t>
       </w:r>
     </w:p>
     <w:p>
@@ -569,25 +3091,129 @@
         <w:rPr>
           <w:rFonts w:asciiTheme="majorHAnsi" w:hAnsiTheme="majorHAnsi" w:cstheme="majorHAnsi"/>
         </w:rPr>
-        <w:t>{% if intf_data.ip %}</w:t>
-      </w:r>
-      <w:r>
-        <w:rPr>
-          <w:rFonts w:asciiTheme="majorHAnsi" w:hAnsiTheme="majorHAnsi" w:cstheme="majorHAnsi"/>
-        </w:rPr>
-        <w:t xml:space="preserve">Endereço IP: </w:t>
-      </w:r>
-      <w:r>
-        <w:rPr>
-          <w:rFonts w:asciiTheme="majorHAnsi" w:hAnsiTheme="majorHAnsi" w:cstheme="majorHAnsi"/>
-        </w:rPr>
-        <w:t xml:space="preserve">{{ intf_data.ip }}{% endif %} </w:t>
-      </w:r>
-      <w:r>
-        <w:rPr>
-          <w:rFonts w:asciiTheme="majorHAnsi" w:hAnsiTheme="majorHAnsi" w:cstheme="majorHAnsi"/>
-        </w:rPr>
-        <w:t>{% if 'UP' in intf_data.status %}</w:t>
+        <w:t xml:space="preserve">{% if </w:t>
+      </w:r>
+      <w:proofErr w:type="spellStart"/>
+      <w:r>
+        <w:rPr>
+          <w:rFonts w:asciiTheme="majorHAnsi" w:hAnsiTheme="majorHAnsi" w:cstheme="majorHAnsi"/>
+        </w:rPr>
+        <w:t>intf_</w:t>
+      </w:r>
+      <w:proofErr w:type="gramStart"/>
+      <w:r>
+        <w:rPr>
+          <w:rFonts w:asciiTheme="majorHAnsi" w:hAnsiTheme="majorHAnsi" w:cstheme="majorHAnsi"/>
+        </w:rPr>
+        <w:t>data.ip</w:t>
+      </w:r>
+      <w:proofErr w:type="spellEnd"/>
+      <w:proofErr w:type="gramEnd"/>
+      <w:r>
+        <w:rPr>
+          <w:rFonts w:asciiTheme="majorHAnsi" w:hAnsiTheme="majorHAnsi" w:cstheme="majorHAnsi"/>
+        </w:rPr>
+        <w:t xml:space="preserve"> </w:t>
+      </w:r>
+      <w:proofErr w:type="gramStart"/>
+      <w:r>
+        <w:rPr>
+          <w:rFonts w:asciiTheme="majorHAnsi" w:hAnsiTheme="majorHAnsi" w:cstheme="majorHAnsi"/>
+        </w:rPr>
+        <w:t>%}</w:t>
+      </w:r>
+      <w:proofErr w:type="spellStart"/>
+      <w:r>
+        <w:rPr>
+          <w:rFonts w:asciiTheme="majorHAnsi" w:hAnsiTheme="majorHAnsi" w:cstheme="majorHAnsi"/>
+        </w:rPr>
+        <w:t>Endereço</w:t>
+      </w:r>
+      <w:proofErr w:type="spellEnd"/>
+      <w:proofErr w:type="gramEnd"/>
+      <w:r>
+        <w:rPr>
+          <w:rFonts w:asciiTheme="majorHAnsi" w:hAnsiTheme="majorHAnsi" w:cstheme="majorHAnsi"/>
+        </w:rPr>
+        <w:t xml:space="preserve"> IP: </w:t>
+      </w:r>
+      <w:proofErr w:type="gramStart"/>
+      <w:r>
+        <w:rPr>
+          <w:rFonts w:asciiTheme="majorHAnsi" w:hAnsiTheme="majorHAnsi" w:cstheme="majorHAnsi"/>
+        </w:rPr>
+        <w:t xml:space="preserve">{{ </w:t>
+      </w:r>
+      <w:proofErr w:type="spellStart"/>
+      <w:r>
+        <w:rPr>
+          <w:rFonts w:asciiTheme="majorHAnsi" w:hAnsiTheme="majorHAnsi" w:cstheme="majorHAnsi"/>
+        </w:rPr>
+        <w:t>intf</w:t>
+      </w:r>
+      <w:proofErr w:type="gramEnd"/>
+      <w:r>
+        <w:rPr>
+          <w:rFonts w:asciiTheme="majorHAnsi" w:hAnsiTheme="majorHAnsi" w:cstheme="majorHAnsi"/>
+        </w:rPr>
+        <w:t>_</w:t>
+      </w:r>
+      <w:proofErr w:type="gramStart"/>
+      <w:r>
+        <w:rPr>
+          <w:rFonts w:asciiTheme="majorHAnsi" w:hAnsiTheme="majorHAnsi" w:cstheme="majorHAnsi"/>
+        </w:rPr>
+        <w:t>data.ip</w:t>
+      </w:r>
+      <w:proofErr w:type="spellEnd"/>
+      <w:proofErr w:type="gramEnd"/>
+      <w:r>
+        <w:rPr>
+          <w:rFonts w:asciiTheme="majorHAnsi" w:hAnsiTheme="majorHAnsi" w:cstheme="majorHAnsi"/>
+        </w:rPr>
+        <w:t xml:space="preserve"> </w:t>
+      </w:r>
+      <w:proofErr w:type="gramStart"/>
+      <w:r>
+        <w:rPr>
+          <w:rFonts w:asciiTheme="majorHAnsi" w:hAnsiTheme="majorHAnsi" w:cstheme="majorHAnsi"/>
+        </w:rPr>
+        <w:t>}}{</w:t>
+      </w:r>
+      <w:proofErr w:type="gramEnd"/>
+      <w:r>
+        <w:rPr>
+          <w:rFonts w:asciiTheme="majorHAnsi" w:hAnsiTheme="majorHAnsi" w:cstheme="majorHAnsi"/>
+        </w:rPr>
+        <w:t xml:space="preserve">% endif %} </w:t>
+      </w:r>
+      <w:r>
+        <w:rPr>
+          <w:rFonts w:asciiTheme="majorHAnsi" w:hAnsiTheme="majorHAnsi" w:cstheme="majorHAnsi"/>
+        </w:rPr>
+        <w:t xml:space="preserve">{% if 'UP' in </w:t>
+      </w:r>
+      <w:proofErr w:type="spellStart"/>
+      <w:r>
+        <w:rPr>
+          <w:rFonts w:asciiTheme="majorHAnsi" w:hAnsiTheme="majorHAnsi" w:cstheme="majorHAnsi"/>
+        </w:rPr>
+        <w:t>intf_</w:t>
+      </w:r>
+      <w:proofErr w:type="gramStart"/>
+      <w:r>
+        <w:rPr>
+          <w:rFonts w:asciiTheme="majorHAnsi" w:hAnsiTheme="majorHAnsi" w:cstheme="majorHAnsi"/>
+        </w:rPr>
+        <w:t>data.status</w:t>
+      </w:r>
+      <w:proofErr w:type="spellEnd"/>
+      <w:proofErr w:type="gramEnd"/>
+      <w:r>
+        <w:rPr>
+          <w:rFonts w:asciiTheme="majorHAnsi" w:hAnsiTheme="majorHAnsi" w:cstheme="majorHAnsi"/>
+        </w:rPr>
+        <w:t xml:space="preserve"> %}</w:t>
       </w:r>
       <w:r>
         <w:rPr>
@@ -647,13 +3273,49 @@
         <w:rPr>
           <w:rFonts w:asciiTheme="majorHAnsi" w:hAnsiTheme="majorHAnsi" w:cstheme="majorHAnsi"/>
         </w:rPr>
-        <w:t>{% endif %}</w:t>
-      </w:r>
-      <w:r>
-        <w:rPr>
-          <w:rFonts w:asciiTheme="majorHAnsi" w:hAnsiTheme="majorHAnsi" w:cstheme="majorHAnsi"/>
-        </w:rPr>
-        <w:t>{% if 'DOWN' in intf_data.status %}</w:t>
+        <w:t xml:space="preserve">{% endif </w:t>
+      </w:r>
+      <w:proofErr w:type="gramStart"/>
+      <w:r>
+        <w:rPr>
+          <w:rFonts w:asciiTheme="majorHAnsi" w:hAnsiTheme="majorHAnsi" w:cstheme="majorHAnsi"/>
+        </w:rPr>
+        <w:t>%}</w:t>
+      </w:r>
+      <w:r>
+        <w:rPr>
+          <w:rFonts w:asciiTheme="majorHAnsi" w:hAnsiTheme="majorHAnsi" w:cstheme="majorHAnsi"/>
+        </w:rPr>
+        <w:t>{</w:t>
+      </w:r>
+      <w:proofErr w:type="gramEnd"/>
+      <w:r>
+        <w:rPr>
+          <w:rFonts w:asciiTheme="majorHAnsi" w:hAnsiTheme="majorHAnsi" w:cstheme="majorHAnsi"/>
+        </w:rPr>
+        <w:t xml:space="preserve">% if 'DOWN' in </w:t>
+      </w:r>
+      <w:proofErr w:type="spellStart"/>
+      <w:r>
+        <w:rPr>
+          <w:rFonts w:asciiTheme="majorHAnsi" w:hAnsiTheme="majorHAnsi" w:cstheme="majorHAnsi"/>
+        </w:rPr>
+        <w:t>intf_</w:t>
+      </w:r>
+      <w:proofErr w:type="gramStart"/>
+      <w:r>
+        <w:rPr>
+          <w:rFonts w:asciiTheme="majorHAnsi" w:hAnsiTheme="majorHAnsi" w:cstheme="majorHAnsi"/>
+        </w:rPr>
+        <w:t>data.status</w:t>
+      </w:r>
+      <w:proofErr w:type="spellEnd"/>
+      <w:proofErr w:type="gramEnd"/>
+      <w:r>
+        <w:rPr>
+          <w:rFonts w:asciiTheme="majorHAnsi" w:hAnsiTheme="majorHAnsi" w:cstheme="majorHAnsi"/>
+        </w:rPr>
+        <w:t xml:space="preserve"> %}</w:t>
       </w:r>
       <w:r>
         <w:rPr>
@@ -727,7 +3389,35 @@
         <w:rPr>
           <w:rFonts w:asciiTheme="majorHAnsi" w:hAnsiTheme="majorHAnsi" w:cstheme="majorHAnsi"/>
         </w:rPr>
-        <w:t>{%p if intf_data.ping_interface %}</w:t>
+        <w:t xml:space="preserve">{%p if </w:t>
+      </w:r>
+      <w:proofErr w:type="spellStart"/>
+      <w:r>
+        <w:rPr>
+          <w:rFonts w:asciiTheme="majorHAnsi" w:hAnsiTheme="majorHAnsi" w:cstheme="majorHAnsi"/>
+        </w:rPr>
+        <w:t>intf_</w:t>
+      </w:r>
+      <w:proofErr w:type="gramStart"/>
+      <w:r>
+        <w:rPr>
+          <w:rFonts w:asciiTheme="majorHAnsi" w:hAnsiTheme="majorHAnsi" w:cstheme="majorHAnsi"/>
+        </w:rPr>
+        <w:t>data.ping</w:t>
+      </w:r>
+      <w:proofErr w:type="gramEnd"/>
+      <w:r>
+        <w:rPr>
+          <w:rFonts w:asciiTheme="majorHAnsi" w:hAnsiTheme="majorHAnsi" w:cstheme="majorHAnsi"/>
+        </w:rPr>
+        <w:t>_interface</w:t>
+      </w:r>
+      <w:proofErr w:type="spellEnd"/>
+      <w:r>
+        <w:rPr>
+          <w:rFonts w:asciiTheme="majorHAnsi" w:hAnsiTheme="majorHAnsi" w:cstheme="majorHAnsi"/>
+        </w:rPr>
+        <w:t xml:space="preserve"> %}</w:t>
       </w:r>
     </w:p>
     <w:p>
@@ -741,19 +3431,107 @@
         <w:rPr>
           <w:rFonts w:asciiTheme="majorHAnsi" w:hAnsiTheme="majorHAnsi" w:cstheme="majorHAnsi"/>
         </w:rPr>
-        <w:t>{% if intf_data.latency %}</w:t>
-      </w:r>
-      <w:r>
-        <w:rPr>
-          <w:rFonts w:asciiTheme="majorHAnsi" w:hAnsiTheme="majorHAnsi" w:cstheme="majorHAnsi"/>
-        </w:rPr>
-        <w:t>Latência (</w:t>
-      </w:r>
-      <w:r>
-        <w:rPr>
-          <w:rFonts w:asciiTheme="majorHAnsi" w:hAnsiTheme="majorHAnsi" w:cstheme="majorHAnsi"/>
-        </w:rPr>
-        <w:t>{{ intf_data.ping_target_ip }}</w:t>
+        <w:t xml:space="preserve">{% if </w:t>
+      </w:r>
+      <w:proofErr w:type="spellStart"/>
+      <w:r>
+        <w:rPr>
+          <w:rFonts w:asciiTheme="majorHAnsi" w:hAnsiTheme="majorHAnsi" w:cstheme="majorHAnsi"/>
+        </w:rPr>
+        <w:t>intf_</w:t>
+      </w:r>
+      <w:proofErr w:type="gramStart"/>
+      <w:r>
+        <w:rPr>
+          <w:rFonts w:asciiTheme="majorHAnsi" w:hAnsiTheme="majorHAnsi" w:cstheme="majorHAnsi"/>
+        </w:rPr>
+        <w:t>data.latency</w:t>
+      </w:r>
+      <w:proofErr w:type="spellEnd"/>
+      <w:proofErr w:type="gramEnd"/>
+      <w:r>
+        <w:rPr>
+          <w:rFonts w:asciiTheme="majorHAnsi" w:hAnsiTheme="majorHAnsi" w:cstheme="majorHAnsi"/>
+        </w:rPr>
+        <w:t xml:space="preserve"> </w:t>
+      </w:r>
+      <w:proofErr w:type="gramStart"/>
+      <w:r>
+        <w:rPr>
+          <w:rFonts w:asciiTheme="majorHAnsi" w:hAnsiTheme="majorHAnsi" w:cstheme="majorHAnsi"/>
+        </w:rPr>
+        <w:t>%}</w:t>
+      </w:r>
+      <w:proofErr w:type="spellStart"/>
+      <w:r>
+        <w:rPr>
+          <w:rFonts w:asciiTheme="majorHAnsi" w:hAnsiTheme="majorHAnsi" w:cstheme="majorHAnsi"/>
+        </w:rPr>
+        <w:t>Latência</w:t>
+      </w:r>
+      <w:proofErr w:type="spellEnd"/>
+      <w:proofErr w:type="gramEnd"/>
+      <w:r>
+        <w:rPr>
+          <w:rFonts w:asciiTheme="majorHAnsi" w:hAnsiTheme="majorHAnsi" w:cstheme="majorHAnsi"/>
+        </w:rPr>
+        <w:t xml:space="preserve"> (</w:t>
+      </w:r>
+      <w:proofErr w:type="gramStart"/>
+      <w:r>
+        <w:rPr>
+          <w:rFonts w:asciiTheme="majorHAnsi" w:hAnsiTheme="majorHAnsi" w:cstheme="majorHAnsi"/>
+        </w:rPr>
+        <w:t xml:space="preserve">{{ </w:t>
+      </w:r>
+      <w:proofErr w:type="spellStart"/>
+      <w:r>
+        <w:rPr>
+          <w:rFonts w:asciiTheme="majorHAnsi" w:hAnsiTheme="majorHAnsi" w:cstheme="majorHAnsi"/>
+        </w:rPr>
+        <w:t>intf</w:t>
+      </w:r>
+      <w:proofErr w:type="gramEnd"/>
+      <w:r>
+        <w:rPr>
+          <w:rFonts w:asciiTheme="majorHAnsi" w:hAnsiTheme="majorHAnsi" w:cstheme="majorHAnsi"/>
+        </w:rPr>
+        <w:t>_</w:t>
+      </w:r>
+      <w:proofErr w:type="gramStart"/>
+      <w:r>
+        <w:rPr>
+          <w:rFonts w:asciiTheme="majorHAnsi" w:hAnsiTheme="majorHAnsi" w:cstheme="majorHAnsi"/>
+        </w:rPr>
+        <w:t>data.ping</w:t>
+      </w:r>
+      <w:proofErr w:type="gramEnd"/>
+      <w:r>
+        <w:rPr>
+          <w:rFonts w:asciiTheme="majorHAnsi" w:hAnsiTheme="majorHAnsi" w:cstheme="majorHAnsi"/>
+        </w:rPr>
+        <w:t>_target_</w:t>
+      </w:r>
+      <w:proofErr w:type="gramStart"/>
+      <w:r>
+        <w:rPr>
+          <w:rFonts w:asciiTheme="majorHAnsi" w:hAnsiTheme="majorHAnsi" w:cstheme="majorHAnsi"/>
+        </w:rPr>
+        <w:t>ip</w:t>
+      </w:r>
+      <w:proofErr w:type="spellEnd"/>
+      <w:r>
+        <w:rPr>
+          <w:rFonts w:asciiTheme="majorHAnsi" w:hAnsiTheme="majorHAnsi" w:cstheme="majorHAnsi"/>
+        </w:rPr>
+        <w:t xml:space="preserve"> }</w:t>
+      </w:r>
+      <w:proofErr w:type="gramEnd"/>
+      <w:r>
+        <w:rPr>
+          <w:rFonts w:asciiTheme="majorHAnsi" w:hAnsiTheme="majorHAnsi" w:cstheme="majorHAnsi"/>
+        </w:rPr>
+        <w:t>}</w:t>
       </w:r>
       <w:r>
         <w:rPr>
@@ -771,7 +3549,70 @@
         <w:rPr>
           <w:rFonts w:asciiTheme="majorHAnsi" w:hAnsiTheme="majorHAnsi" w:cstheme="majorHAnsi"/>
         </w:rPr>
-        <w:t>{% set ping = intf_data.latency|int %}{{ ping }}ms {% if ping &lt;= 50 %}</w:t>
+        <w:t xml:space="preserve">{% set ping = </w:t>
+      </w:r>
+      <w:proofErr w:type="spellStart"/>
+      <w:r>
+        <w:rPr>
+          <w:rFonts w:asciiTheme="majorHAnsi" w:hAnsiTheme="majorHAnsi" w:cstheme="majorHAnsi"/>
+        </w:rPr>
+        <w:t>intf_</w:t>
+      </w:r>
+      <w:proofErr w:type="gramStart"/>
+      <w:r>
+        <w:rPr>
+          <w:rFonts w:asciiTheme="majorHAnsi" w:hAnsiTheme="majorHAnsi" w:cstheme="majorHAnsi"/>
+        </w:rPr>
+        <w:t>data.latency</w:t>
+      </w:r>
+      <w:proofErr w:type="gramEnd"/>
+      <w:r>
+        <w:rPr>
+          <w:rFonts w:asciiTheme="majorHAnsi" w:hAnsiTheme="majorHAnsi" w:cstheme="majorHAnsi"/>
+        </w:rPr>
+        <w:t>|int</w:t>
+      </w:r>
+      <w:proofErr w:type="spellEnd"/>
+      <w:r>
+        <w:rPr>
+          <w:rFonts w:asciiTheme="majorHAnsi" w:hAnsiTheme="majorHAnsi" w:cstheme="majorHAnsi"/>
+        </w:rPr>
+        <w:t xml:space="preserve"> </w:t>
+      </w:r>
+      <w:proofErr w:type="gramStart"/>
+      <w:r>
+        <w:rPr>
+          <w:rFonts w:asciiTheme="majorHAnsi" w:hAnsiTheme="majorHAnsi" w:cstheme="majorHAnsi"/>
+        </w:rPr>
+        <w:t>%}{{ ping</w:t>
+      </w:r>
+      <w:proofErr w:type="gramEnd"/>
+      <w:r>
+        <w:rPr>
+          <w:rFonts w:asciiTheme="majorHAnsi" w:hAnsiTheme="majorHAnsi" w:cstheme="majorHAnsi"/>
+        </w:rPr>
+        <w:t xml:space="preserve"> }}</w:t>
+      </w:r>
+      <w:proofErr w:type="spellStart"/>
+      <w:r>
+        <w:rPr>
+          <w:rFonts w:asciiTheme="majorHAnsi" w:hAnsiTheme="majorHAnsi" w:cstheme="majorHAnsi"/>
+        </w:rPr>
+        <w:t>ms</w:t>
+      </w:r>
+      <w:proofErr w:type="spellEnd"/>
+      <w:r>
+        <w:rPr>
+          <w:rFonts w:asciiTheme="majorHAnsi" w:hAnsiTheme="majorHAnsi" w:cstheme="majorHAnsi"/>
+        </w:rPr>
+        <w:t xml:space="preserve"> {% if ping &lt;= 50 </w:t>
+      </w:r>
+      <w:proofErr w:type="gramStart"/>
+      <w:r>
+        <w:rPr>
+          <w:rFonts w:asciiTheme="majorHAnsi" w:hAnsiTheme="majorHAnsi" w:cstheme="majorHAnsi"/>
+        </w:rPr>
+        <w:t>%}</w:t>
       </w:r>
       <w:r>
         <w:rPr>
@@ -779,11 +3620,33 @@
         </w:rPr>
         <w:t>🟢</w:t>
       </w:r>
-      <w:r>
-        <w:rPr>
-          <w:rFonts w:asciiTheme="majorHAnsi" w:hAnsiTheme="majorHAnsi" w:cstheme="majorHAnsi"/>
-        </w:rPr>
-        <w:t>{% elif ping &lt;= 150 %}</w:t>
+      <w:proofErr w:type="gramEnd"/>
+      <w:r>
+        <w:rPr>
+          <w:rFonts w:asciiTheme="majorHAnsi" w:hAnsiTheme="majorHAnsi" w:cstheme="majorHAnsi"/>
+        </w:rPr>
+        <w:t xml:space="preserve">{% </w:t>
+      </w:r>
+      <w:proofErr w:type="spellStart"/>
+      <w:r>
+        <w:rPr>
+          <w:rFonts w:asciiTheme="majorHAnsi" w:hAnsiTheme="majorHAnsi" w:cstheme="majorHAnsi"/>
+        </w:rPr>
+        <w:t>elif</w:t>
+      </w:r>
+      <w:proofErr w:type="spellEnd"/>
+      <w:r>
+        <w:rPr>
+          <w:rFonts w:asciiTheme="majorHAnsi" w:hAnsiTheme="majorHAnsi" w:cstheme="majorHAnsi"/>
+        </w:rPr>
+        <w:t xml:space="preserve"> ping &lt;= 150 </w:t>
+      </w:r>
+      <w:proofErr w:type="gramStart"/>
+      <w:r>
+        <w:rPr>
+          <w:rFonts w:asciiTheme="majorHAnsi" w:hAnsiTheme="majorHAnsi" w:cstheme="majorHAnsi"/>
+        </w:rPr>
+        <w:t>%}</w:t>
       </w:r>
       <w:r>
         <w:rPr>
@@ -791,11 +3654,19 @@
         </w:rPr>
         <w:t>🟡</w:t>
       </w:r>
-      <w:r>
-        <w:rPr>
-          <w:rFonts w:asciiTheme="majorHAnsi" w:hAnsiTheme="majorHAnsi" w:cstheme="majorHAnsi"/>
-        </w:rPr>
-        <w:t>{% else %}</w:t>
+      <w:proofErr w:type="gramEnd"/>
+      <w:r>
+        <w:rPr>
+          <w:rFonts w:asciiTheme="majorHAnsi" w:hAnsiTheme="majorHAnsi" w:cstheme="majorHAnsi"/>
+        </w:rPr>
+        <w:t xml:space="preserve">{% else </w:t>
+      </w:r>
+      <w:proofErr w:type="gramStart"/>
+      <w:r>
+        <w:rPr>
+          <w:rFonts w:asciiTheme="majorHAnsi" w:hAnsiTheme="majorHAnsi" w:cstheme="majorHAnsi"/>
+        </w:rPr>
+        <w:t>%}</w:t>
       </w:r>
       <w:r>
         <w:rPr>
@@ -803,12 +3674,42 @@
         </w:rPr>
         <w:t>🔴</w:t>
       </w:r>
-      <w:r>
-        <w:rPr>
-          <w:rFonts w:asciiTheme="majorHAnsi" w:hAnsiTheme="majorHAnsi" w:cstheme="majorHAnsi"/>
-        </w:rPr>
-        <w:t xml:space="preserve">{% endif %}{% else %}Ping Timeout </w:t>
-      </w:r>
+      <w:proofErr w:type="gramEnd"/>
+      <w:r>
+        <w:rPr>
+          <w:rFonts w:asciiTheme="majorHAnsi" w:hAnsiTheme="majorHAnsi" w:cstheme="majorHAnsi"/>
+        </w:rPr>
+        <w:t xml:space="preserve">{% endif </w:t>
+      </w:r>
+      <w:proofErr w:type="gramStart"/>
+      <w:r>
+        <w:rPr>
+          <w:rFonts w:asciiTheme="majorHAnsi" w:hAnsiTheme="majorHAnsi" w:cstheme="majorHAnsi"/>
+        </w:rPr>
+        <w:t>%}{</w:t>
+      </w:r>
+      <w:proofErr w:type="gramEnd"/>
+      <w:r>
+        <w:rPr>
+          <w:rFonts w:asciiTheme="majorHAnsi" w:hAnsiTheme="majorHAnsi" w:cstheme="majorHAnsi"/>
+        </w:rPr>
+        <w:t xml:space="preserve">% else </w:t>
+      </w:r>
+      <w:proofErr w:type="gramStart"/>
+      <w:r>
+        <w:rPr>
+          <w:rFonts w:asciiTheme="majorHAnsi" w:hAnsiTheme="majorHAnsi" w:cstheme="majorHAnsi"/>
+        </w:rPr>
+        <w:t>%}Ping</w:t>
+      </w:r>
+      <w:proofErr w:type="gramEnd"/>
+      <w:r>
+        <w:rPr>
+          <w:rFonts w:asciiTheme="majorHAnsi" w:hAnsiTheme="majorHAnsi" w:cstheme="majorHAnsi"/>
+        </w:rPr>
+        <w:t xml:space="preserve"> Timeout </w:t>
+      </w:r>
+      <w:proofErr w:type="gramStart"/>
       <w:r>
         <w:rPr>
           <w:rFonts w:ascii="Segoe UI Emoji" w:hAnsi="Segoe UI Emoji" w:cs="Segoe UI Emoji"/>
@@ -819,7 +3720,14 @@
         <w:rPr>
           <w:rFonts w:asciiTheme="majorHAnsi" w:hAnsiTheme="majorHAnsi" w:cstheme="majorHAnsi"/>
         </w:rPr>
-        <w:t>{% endif %}</w:t>
+        <w:t>{</w:t>
+      </w:r>
+      <w:proofErr w:type="gramEnd"/>
+      <w:r>
+        <w:rPr>
+          <w:rFonts w:asciiTheme="majorHAnsi" w:hAnsiTheme="majorHAnsi" w:cstheme="majorHAnsi"/>
+        </w:rPr>
+        <w:t>% endif %}</w:t>
       </w:r>
     </w:p>
     <w:p>
@@ -861,7 +3769,29 @@
         <w:rPr>
           <w:rFonts w:asciiTheme="majorHAnsi" w:hAnsiTheme="majorHAnsi" w:cstheme="majorHAnsi"/>
         </w:rPr>
-        <w:t xml:space="preserve"> {# CLOSES: if intf_data.ip #}</w:t>
+        <w:t xml:space="preserve"> {# CLOSES: if </w:t>
+      </w:r>
+      <w:proofErr w:type="spellStart"/>
+      <w:r>
+        <w:rPr>
+          <w:rFonts w:asciiTheme="majorHAnsi" w:hAnsiTheme="majorHAnsi" w:cstheme="majorHAnsi"/>
+        </w:rPr>
+        <w:t>intf_</w:t>
+      </w:r>
+      <w:proofErr w:type="gramStart"/>
+      <w:r>
+        <w:rPr>
+          <w:rFonts w:asciiTheme="majorHAnsi" w:hAnsiTheme="majorHAnsi" w:cstheme="majorHAnsi"/>
+        </w:rPr>
+        <w:t>data.ip</w:t>
+      </w:r>
+      <w:proofErr w:type="spellEnd"/>
+      <w:proofErr w:type="gramEnd"/>
+      <w:r>
+        <w:rPr>
+          <w:rFonts w:asciiTheme="majorHAnsi" w:hAnsiTheme="majorHAnsi" w:cstheme="majorHAnsi"/>
+        </w:rPr>
+        <w:t xml:space="preserve"> #}</w:t>
       </w:r>
     </w:p>
     <w:p>
@@ -875,7 +3805,49 @@
         <w:rPr>
           <w:rFonts w:asciiTheme="majorHAnsi" w:hAnsiTheme="majorHAnsi" w:cstheme="majorHAnsi"/>
         </w:rPr>
-        <w:t xml:space="preserve">{%p endfor %} {# CLOSES: for intf_key, intf_data #} </w:t>
+        <w:t xml:space="preserve">{%p </w:t>
+      </w:r>
+      <w:proofErr w:type="spellStart"/>
+      <w:r>
+        <w:rPr>
+          <w:rFonts w:asciiTheme="majorHAnsi" w:hAnsiTheme="majorHAnsi" w:cstheme="majorHAnsi"/>
+        </w:rPr>
+        <w:t>endfor</w:t>
+      </w:r>
+      <w:proofErr w:type="spellEnd"/>
+      <w:r>
+        <w:rPr>
+          <w:rFonts w:asciiTheme="majorHAnsi" w:hAnsiTheme="majorHAnsi" w:cstheme="majorHAnsi"/>
+        </w:rPr>
+        <w:t xml:space="preserve"> %} {# CLOSES: for </w:t>
+      </w:r>
+      <w:proofErr w:type="spellStart"/>
+      <w:r>
+        <w:rPr>
+          <w:rFonts w:asciiTheme="majorHAnsi" w:hAnsiTheme="majorHAnsi" w:cstheme="majorHAnsi"/>
+        </w:rPr>
+        <w:t>intf_key</w:t>
+      </w:r>
+      <w:proofErr w:type="spellEnd"/>
+      <w:r>
+        <w:rPr>
+          <w:rFonts w:asciiTheme="majorHAnsi" w:hAnsiTheme="majorHAnsi" w:cstheme="majorHAnsi"/>
+        </w:rPr>
+        <w:t xml:space="preserve">, </w:t>
+      </w:r>
+      <w:proofErr w:type="spellStart"/>
+      <w:r>
+        <w:rPr>
+          <w:rFonts w:asciiTheme="majorHAnsi" w:hAnsiTheme="majorHAnsi" w:cstheme="majorHAnsi"/>
+        </w:rPr>
+        <w:t>intf_data</w:t>
+      </w:r>
+      <w:proofErr w:type="spellEnd"/>
+      <w:r>
+        <w:rPr>
+          <w:rFonts w:asciiTheme="majorHAnsi" w:hAnsiTheme="majorHAnsi" w:cstheme="majorHAnsi"/>
+        </w:rPr>
+        <w:t xml:space="preserve"> #} </w:t>
       </w:r>
     </w:p>
     <w:p>
@@ -889,7 +3861,23 @@
         <w:rPr>
           <w:rFonts w:asciiTheme="majorHAnsi" w:hAnsiTheme="majorHAnsi" w:cstheme="majorHAnsi"/>
         </w:rPr>
-        <w:t>{%p endif %} {# CLOSES: if res.error #}</w:t>
+        <w:t xml:space="preserve">{%p endif %} {# CLOSES: if </w:t>
+      </w:r>
+      <w:proofErr w:type="spellStart"/>
+      <w:proofErr w:type="gramStart"/>
+      <w:r>
+        <w:rPr>
+          <w:rFonts w:asciiTheme="majorHAnsi" w:hAnsiTheme="majorHAnsi" w:cstheme="majorHAnsi"/>
+        </w:rPr>
+        <w:t>res.error</w:t>
+      </w:r>
+      <w:proofErr w:type="spellEnd"/>
+      <w:proofErr w:type="gramEnd"/>
+      <w:r>
+        <w:rPr>
+          <w:rFonts w:asciiTheme="majorHAnsi" w:hAnsiTheme="majorHAnsi" w:cstheme="majorHAnsi"/>
+        </w:rPr>
+        <w:t xml:space="preserve"> #}</w:t>
       </w:r>
     </w:p>
     <w:p>
@@ -903,7 +3891,29 @@
         <w:rPr>
           <w:rFonts w:asciiTheme="majorHAnsi" w:hAnsiTheme="majorHAnsi" w:cstheme="majorHAnsi"/>
         </w:rPr>
-        <w:t>{%p endif %} {# CLOSES: if res.rule_name in ['Switch', 'Access Point'] #}</w:t>
+        <w:t xml:space="preserve">{%p endif %} {# CLOSES: if </w:t>
+      </w:r>
+      <w:proofErr w:type="spellStart"/>
+      <w:proofErr w:type="gramStart"/>
+      <w:r>
+        <w:rPr>
+          <w:rFonts w:asciiTheme="majorHAnsi" w:hAnsiTheme="majorHAnsi" w:cstheme="majorHAnsi"/>
+        </w:rPr>
+        <w:t>res.rule</w:t>
+      </w:r>
+      <w:proofErr w:type="gramEnd"/>
+      <w:r>
+        <w:rPr>
+          <w:rFonts w:asciiTheme="majorHAnsi" w:hAnsiTheme="majorHAnsi" w:cstheme="majorHAnsi"/>
+        </w:rPr>
+        <w:t>_name</w:t>
+      </w:r>
+      <w:proofErr w:type="spellEnd"/>
+      <w:r>
+        <w:rPr>
+          <w:rFonts w:asciiTheme="majorHAnsi" w:hAnsiTheme="majorHAnsi" w:cstheme="majorHAnsi"/>
+        </w:rPr>
+        <w:t xml:space="preserve"> in ['Switch', 'Access Point'] #}</w:t>
       </w:r>
     </w:p>
     <w:p>
@@ -917,7 +3927,23 @@
         <w:rPr>
           <w:rFonts w:asciiTheme="majorHAnsi" w:hAnsiTheme="majorHAnsi" w:cstheme="majorHAnsi"/>
         </w:rPr>
-        <w:t>{%p if res.screenshot %}</w:t>
+        <w:t xml:space="preserve">{%p if </w:t>
+      </w:r>
+      <w:proofErr w:type="spellStart"/>
+      <w:proofErr w:type="gramStart"/>
+      <w:r>
+        <w:rPr>
+          <w:rFonts w:asciiTheme="majorHAnsi" w:hAnsiTheme="majorHAnsi" w:cstheme="majorHAnsi"/>
+        </w:rPr>
+        <w:t>res.screenshot</w:t>
+      </w:r>
+      <w:proofErr w:type="spellEnd"/>
+      <w:proofErr w:type="gramEnd"/>
+      <w:r>
+        <w:rPr>
+          <w:rFonts w:asciiTheme="majorHAnsi" w:hAnsiTheme="majorHAnsi" w:cstheme="majorHAnsi"/>
+        </w:rPr>
+        <w:t xml:space="preserve"> %}</w:t>
       </w:r>
     </w:p>
     <w:p>
@@ -926,11 +3952,19 @@
           <w:rFonts w:asciiTheme="majorHAnsi" w:hAnsiTheme="majorHAnsi" w:cstheme="majorHAnsi"/>
         </w:rPr>
       </w:pPr>
-      <w:r>
-        <w:rPr>
-          <w:rFonts w:asciiTheme="majorHAnsi" w:hAnsiTheme="majorHAnsi" w:cstheme="majorHAnsi"/>
-        </w:rPr>
-        <w:t>Evidência (Screenshot):</w:t>
+      <w:proofErr w:type="spellStart"/>
+      <w:r>
+        <w:rPr>
+          <w:rFonts w:asciiTheme="majorHAnsi" w:hAnsiTheme="majorHAnsi" w:cstheme="majorHAnsi"/>
+        </w:rPr>
+        <w:t>Evidência</w:t>
+      </w:r>
+      <w:proofErr w:type="spellEnd"/>
+      <w:r>
+        <w:rPr>
+          <w:rFonts w:asciiTheme="majorHAnsi" w:hAnsiTheme="majorHAnsi" w:cstheme="majorHAnsi"/>
+        </w:rPr>
+        <w:t xml:space="preserve"> (Screenshot):</w:t>
       </w:r>
     </w:p>
     <w:p>
@@ -940,12 +3974,53 @@
           <w:lang w:val="pt-BR"/>
         </w:rPr>
       </w:pPr>
-      <w:r>
-        <w:rPr>
-          <w:rFonts w:asciiTheme="majorHAnsi" w:hAnsiTheme="majorHAnsi" w:cstheme="majorHAnsi"/>
-          <w:lang w:val="pt-BR"/>
-        </w:rPr>
-        <w:t>{{ res.screenshot }}</w:t>
+      <w:proofErr w:type="gramStart"/>
+      <w:r>
+        <w:rPr>
+          <w:rFonts w:asciiTheme="majorHAnsi" w:hAnsiTheme="majorHAnsi" w:cstheme="majorHAnsi"/>
+          <w:lang w:val="pt-BR"/>
+        </w:rPr>
+        <w:t xml:space="preserve">{{ </w:t>
+      </w:r>
+      <w:proofErr w:type="spellStart"/>
+      <w:r>
+        <w:rPr>
+          <w:rFonts w:asciiTheme="majorHAnsi" w:hAnsiTheme="majorHAnsi" w:cstheme="majorHAnsi"/>
+          <w:lang w:val="pt-BR"/>
+        </w:rPr>
+        <w:t>res</w:t>
+      </w:r>
+      <w:proofErr w:type="gramEnd"/>
+      <w:r>
+        <w:rPr>
+          <w:rFonts w:asciiTheme="majorHAnsi" w:hAnsiTheme="majorHAnsi" w:cstheme="majorHAnsi"/>
+          <w:lang w:val="pt-BR"/>
+        </w:rPr>
+        <w:t>.</w:t>
+      </w:r>
+      <w:proofErr w:type="gramStart"/>
+      <w:r>
+        <w:rPr>
+          <w:rFonts w:asciiTheme="majorHAnsi" w:hAnsiTheme="majorHAnsi" w:cstheme="majorHAnsi"/>
+          <w:lang w:val="pt-BR"/>
+        </w:rPr>
+        <w:t>screenshot</w:t>
+      </w:r>
+      <w:proofErr w:type="spellEnd"/>
+      <w:r>
+        <w:rPr>
+          <w:rFonts w:asciiTheme="majorHAnsi" w:hAnsiTheme="majorHAnsi" w:cstheme="majorHAnsi"/>
+          <w:lang w:val="pt-BR"/>
+        </w:rPr>
+        <w:t xml:space="preserve"> }</w:t>
+      </w:r>
+      <w:proofErr w:type="gramEnd"/>
+      <w:r>
+        <w:rPr>
+          <w:rFonts w:asciiTheme="majorHAnsi" w:hAnsiTheme="majorHAnsi" w:cstheme="majorHAnsi"/>
+          <w:lang w:val="pt-BR"/>
+        </w:rPr>
+        <w:t>}</w:t>
       </w:r>
     </w:p>
     <w:p>
@@ -961,7 +4036,23 @@
           <w:rFonts w:asciiTheme="majorHAnsi" w:hAnsiTheme="majorHAnsi" w:cstheme="majorHAnsi"/>
           <w:lang w:val="pt-BR"/>
         </w:rPr>
-        <w:t>{%p else %}</w:t>
+        <w:t xml:space="preserve">{%p </w:t>
+      </w:r>
+      <w:proofErr w:type="spellStart"/>
+      <w:r>
+        <w:rPr>
+          <w:rFonts w:asciiTheme="majorHAnsi" w:hAnsiTheme="majorHAnsi" w:cstheme="majorHAnsi"/>
+          <w:lang w:val="pt-BR"/>
+        </w:rPr>
+        <w:t>else</w:t>
+      </w:r>
+      <w:proofErr w:type="spellEnd"/>
+      <w:r>
+        <w:rPr>
+          <w:rFonts w:asciiTheme="majorHAnsi" w:hAnsiTheme="majorHAnsi" w:cstheme="majorHAnsi"/>
+          <w:lang w:val="pt-BR"/>
+        </w:rPr>
+        <w:t xml:space="preserve"> %}</w:t>
       </w:r>
     </w:p>
     <w:p>
@@ -1016,7 +4107,21 @@
         <w:rPr>
           <w:rFonts w:asciiTheme="majorHAnsi" w:hAnsiTheme="majorHAnsi" w:cstheme="majorHAnsi"/>
         </w:rPr>
-        <w:t xml:space="preserve"> endfor %}</w:t>
+        <w:t xml:space="preserve"> </w:t>
+      </w:r>
+      <w:proofErr w:type="spellStart"/>
+      <w:r>
+        <w:rPr>
+          <w:rFonts w:asciiTheme="majorHAnsi" w:hAnsiTheme="majorHAnsi" w:cstheme="majorHAnsi"/>
+        </w:rPr>
+        <w:t>endfor</w:t>
+      </w:r>
+      <w:proofErr w:type="spellEnd"/>
+      <w:r>
+        <w:rPr>
+          <w:rFonts w:asciiTheme="majorHAnsi" w:hAnsiTheme="majorHAnsi" w:cstheme="majorHAnsi"/>
+        </w:rPr>
+        <w:t xml:space="preserve"> %}</w:t>
       </w:r>
     </w:p>
     <w:sectPr>
@@ -1030,7 +4135,7 @@
 </file>
 
 <file path=word/numbering.xml><?xml version="1.0" encoding="utf-8"?>
-<w:numbering xmlns:wpc="http://schemas.microsoft.com/office/word/2010/wordprocessingCanvas" xmlns:cx="http://schemas.microsoft.com/office/drawing/2014/chartex" xmlns:cx1="http://schemas.microsoft.com/office/drawing/2015/9/8/chartex" xmlns:cx2="http://schemas.microsoft.com/office/drawing/2015/10/21/chartex" xmlns:cx3="http://schemas.microsoft.com/office/drawing/2016/5/9/chartex" xmlns:cx4="http://schemas.microsoft.com/office/drawing/2016/5/10/chartex" xmlns:cx5="http://schemas.microsoft.com/office/drawing/2016/5/11/chartex" xmlns:cx6="http://schemas.microsoft.com/office/drawing/2016/5/12/chartex" xmlns:cx7="http://schemas.microsoft.com/office/drawing/2016/5/13/chartex" xmlns:cx8="http://schemas.microsoft.com/office/drawing/2016/5/14/chartex" xmlns:mc="http://schemas.openxmlformats.org/markup-compatibility/2006" xmlns:aink="http://schemas.microsoft.com/office/drawing/2016/ink" xmlns:am3d="http://schemas.microsoft.com/office/drawing/2017/model3d" xmlns:o="urn:schemas-microsoft-com:office:office" xmlns:oel="http://schemas.microsoft.com/office/2019/extlst" xmlns:r="http://schemas.openxmlformats.org/officeDocument/2006/relationships" xmlns:m="http://schemas.openxmlformats.org/officeDocument/2006/math" xmlns:v="urn:schemas-microsoft-com:vml" xmlns:wp14="http://schemas.microsoft.com/office/word/2010/wordprocessingDrawing" xmlns:wp="http://schemas.openxmlformats.org/drawingml/2006/wordprocessingDrawing" xmlns:w10="urn:schemas-microsoft-com:office:word" xmlns:w="http://schemas.openxmlformats.org/wordprocessingml/2006/main" xmlns:w14="http://schemas.microsoft.com/office/word/2010/wordml" xmlns:w15="http://schemas.microsoft.com/office/word/2012/wordml" xmlns:w16cex="http://schemas.microsoft.com/office/word/2018/wordml/cex" xmlns:w16cid="http://schemas.microsoft.com/office/word/2016/wordml/cid" xmlns:w16="http://schemas.microsoft.com/office/word/2018/wordml" xmlns:w16du="http://schemas.microsoft.com/office/word/2023/wordml/word16du" xmlns:w16sdtdh="http://schemas.microsoft.com/office/word/2020/wordml/sdtdatahash" xmlns:w16sdtfl="http://schemas.microsoft.com/office/word/2024/wordml/sdtformatlock" xmlns:w16se="http://schemas.microsoft.com/office/word/2015/wordml/symex" xmlns:wpg="http://schemas.microsoft.com/office/word/2010/wordprocessingGroup" xmlns:wpi="http://schemas.microsoft.com/office/word/2010/wordprocessingInk" xmlns:wne="http://schemas.microsoft.com/office/word/2006/wordml" xmlns:wps="http://schemas.microsoft.com/office/word/2010/wordprocessingShape" mc:Ignorable="w14 w15 w16se w16cid w16 w16cex w16sdtdh w16sdtfl w16du wp14">
+<w:numbering xmlns:wpc="http://schemas.microsoft.com/office/word/2010/wordprocessingCanvas" xmlns:cx="http://schemas.microsoft.com/office/drawing/2014/chartex" xmlns:cx1="http://schemas.microsoft.com/office/drawing/2015/9/8/chartex" xmlns:cx2="http://schemas.microsoft.com/office/drawing/2015/10/21/chartex" xmlns:cx3="http://schemas.microsoft.com/office/drawing/2016/5/9/chartex" xmlns:cx4="http://schemas.microsoft.com/office/drawing/2016/5/10/chartex" xmlns:cx5="http://schemas.microsoft.com/office/drawing/2016/5/11/chartex" xmlns:cx6="http://schemas.microsoft.com/office/drawing/2016/5/12/chartex" xmlns:cx7="http://schemas.microsoft.com/office/drawing/2016/5/13/chartex" xmlns:cx8="http://schemas.microsoft.com/office/drawing/2016/5/14/chartex" xmlns:mc="http://schemas.openxmlformats.org/markup-compatibility/2006" xmlns:m="http://schemas.openxmlformats.org/officeDocument/2006/math" xmlns:aink="http://schemas.microsoft.com/office/drawing/2016/ink" xmlns:am3d="http://schemas.microsoft.com/office/drawing/2017/model3d" xmlns:oel="http://schemas.microsoft.com/office/2019/extlst" xmlns:r="http://schemas.openxmlformats.org/officeDocument/2006/relationships" xmlns:wp14="http://schemas.microsoft.com/office/word/2010/wordprocessingDrawing" xmlns:wp="http://schemas.openxmlformats.org/drawingml/2006/wordprocessingDrawing" xmlns:wpg="http://schemas.microsoft.com/office/word/2010/wordprocessingGroup" xmlns:wpi="http://schemas.microsoft.com/office/word/2010/wordprocessingInk" xmlns:wps="http://schemas.microsoft.com/office/word/2010/wordprocessingShape" xmlns:o="urn:schemas-microsoft-com:office:office" xmlns:v="urn:schemas-microsoft-com:vml" xmlns:w10="urn:schemas-microsoft-com:office:word" xmlns:w="http://schemas.openxmlformats.org/wordprocessingml/2006/main" xmlns:w14="http://schemas.microsoft.com/office/word/2010/wordml" xmlns:w15="http://schemas.microsoft.com/office/word/2012/wordml" xmlns:w16cex="http://schemas.microsoft.com/office/word/2018/wordml/cex" xmlns:w16cid="http://schemas.microsoft.com/office/word/2016/wordml/cid" xmlns:w16="http://schemas.microsoft.com/office/word/2018/wordml" xmlns:w16sdtdh="http://schemas.microsoft.com/office/word/2020/wordml/sdtdatahash" xmlns:w16sdtfl="http://schemas.microsoft.com/office/word/2024/wordml/sdtformatlock" xmlns:w16se="http://schemas.microsoft.com/office/word/2015/wordml/symex" xmlns:w16du="http://schemas.microsoft.com/office/word/2023/wordml/word16du" xmlns:wne="http://schemas.microsoft.com/office/word/2006/wordml" mc:Ignorable="w14 w15 w16se w16cid w16 w16cex w16sdtdh w16sdtfl w16du wp14">
   <w:abstractNum w:abstractNumId="0" w15:restartNumberingAfterBreak="0">
     <w:nsid w:val="FFFFFF7C"/>
     <w:multiLevelType w:val="singleLevel"/>
@@ -1233,7 +4338,7 @@
 </file>
 
 <file path=word/styles.xml><?xml version="1.0" encoding="utf-8"?>
-<w:styles xmlns:mc="http://schemas.openxmlformats.org/markup-compatibility/2006" xmlns:r="http://schemas.openxmlformats.org/officeDocument/2006/relationships" xmlns:w="http://schemas.openxmlformats.org/wordprocessingml/2006/main" xmlns:w14="http://schemas.microsoft.com/office/word/2010/wordml" xmlns:w15="http://schemas.microsoft.com/office/word/2012/wordml" xmlns:w16cex="http://schemas.microsoft.com/office/word/2018/wordml/cex" xmlns:w16cid="http://schemas.microsoft.com/office/word/2016/wordml/cid" xmlns:w16="http://schemas.microsoft.com/office/word/2018/wordml" xmlns:w16du="http://schemas.microsoft.com/office/word/2023/wordml/word16du" xmlns:w16sdtdh="http://schemas.microsoft.com/office/word/2020/wordml/sdtdatahash" xmlns:w16sdtfl="http://schemas.microsoft.com/office/word/2024/wordml/sdtformatlock" xmlns:w16se="http://schemas.microsoft.com/office/word/2015/wordml/symex" mc:Ignorable="w14 w15 w16se w16cid w16 w16cex w16sdtdh w16sdtfl w16du">
+<w:styles xmlns:mc="http://schemas.openxmlformats.org/markup-compatibility/2006" xmlns:r="http://schemas.openxmlformats.org/officeDocument/2006/relationships" xmlns:w="http://schemas.openxmlformats.org/wordprocessingml/2006/main" xmlns:w14="http://schemas.microsoft.com/office/word/2010/wordml" xmlns:w15="http://schemas.microsoft.com/office/word/2012/wordml" xmlns:w16cex="http://schemas.microsoft.com/office/word/2018/wordml/cex" xmlns:w16cid="http://schemas.microsoft.com/office/word/2016/wordml/cid" xmlns:w16="http://schemas.microsoft.com/office/word/2018/wordml" xmlns:w16sdtdh="http://schemas.microsoft.com/office/word/2020/wordml/sdtdatahash" xmlns:w16sdtfl="http://schemas.microsoft.com/office/word/2024/wordml/sdtformatlock" xmlns:w16se="http://schemas.microsoft.com/office/word/2015/wordml/symex" xmlns:w16du="http://schemas.microsoft.com/office/word/2023/wordml/word16du" mc:Ignorable="w14 w15 w16se w16cid w16 w16cex w16sdtdh w16sdtfl w16du">
   <w:docDefaults>
     <w:rPrDefault>
       <w:rPr>
@@ -1835,6 +4940,7 @@
   <w:style w:type="character" w:default="1" w:styleId="Fontepargpadro">
     <w:name w:val="Default Paragraph Font"/>
     <w:uiPriority w:val="1"/>
+    <w:semiHidden/>
     <w:unhideWhenUsed/>
   </w:style>
   <w:style w:type="table" w:default="1" w:styleId="Tabelanormal">
